--- a/docs/deliverables/out/Technical_Document.docx
+++ b/docs/deliverables/out/Technical_Document.docx
@@ -996,7 +996,7 @@
       </w:r>
       <w:r>
         <w:rPr/>
-        <w:t>No model output alone can create a commitment, borrow or move money in this system.</w:t>
+        <w:t>No model output alone can create a commitment, borrow or move money in this system. Every operation is built by code from a verifier verdict and gated by the executor. One live-mode weakness, where the model's contingency label can change a verdict, is disclosed as finding F-04 in section 04.</w:t>
       </w:r>
     </w:p>
     <w:p>

--- a/docs/deliverables/out/Technical_Document.docx
+++ b/docs/deliverables/out/Technical_Document.docx
@@ -315,6 +315,9 @@
     <w:p>
       <w:pPr>
         <w:pStyle w:val="ListBullet2"/>
+        <w:tabs>
+          <w:tab w:pos="792" w:val="left"/>
+        </w:tabs>
         <w:ind w:left="792" w:hanging="288"/>
       </w:pPr>
       <w:r>
@@ -335,6 +338,9 @@
     <w:p>
       <w:pPr>
         <w:pStyle w:val="ListBullet2"/>
+        <w:tabs>
+          <w:tab w:pos="792" w:val="left"/>
+        </w:tabs>
         <w:ind w:left="792" w:hanging="288"/>
       </w:pPr>
       <w:r>
@@ -375,6 +381,9 @@
     <w:p>
       <w:pPr>
         <w:pStyle w:val="ListBullet2"/>
+        <w:tabs>
+          <w:tab w:pos="792" w:val="left"/>
+        </w:tabs>
         <w:ind w:left="792" w:hanging="288"/>
       </w:pPr>
       <w:r>
@@ -424,6 +433,9 @@
     <w:p>
       <w:pPr>
         <w:pStyle w:val="ListBullet2"/>
+        <w:tabs>
+          <w:tab w:pos="792" w:val="left"/>
+        </w:tabs>
         <w:ind w:left="792" w:hanging="288"/>
       </w:pPr>
       <w:r>
@@ -440,6 +452,9 @@
     <w:p>
       <w:pPr>
         <w:pStyle w:val="ListBullet2"/>
+        <w:tabs>
+          <w:tab w:pos="792" w:val="left"/>
+        </w:tabs>
         <w:ind w:left="792" w:hanging="288"/>
       </w:pPr>
       <w:r>
@@ -486,6 +501,9 @@
     <w:p>
       <w:pPr>
         <w:pStyle w:val="ListBullet2"/>
+        <w:tabs>
+          <w:tab w:pos="792" w:val="left"/>
+        </w:tabs>
         <w:ind w:left="792" w:hanging="288"/>
       </w:pPr>
       <w:r>
@@ -512,6 +530,9 @@
     <w:p>
       <w:pPr>
         <w:pStyle w:val="ListBullet2"/>
+        <w:tabs>
+          <w:tab w:pos="792" w:val="left"/>
+        </w:tabs>
         <w:ind w:left="792" w:hanging="288"/>
       </w:pPr>
       <w:r>
@@ -538,6 +559,9 @@
     <w:p>
       <w:pPr>
         <w:pStyle w:val="ListBullet2"/>
+        <w:tabs>
+          <w:tab w:pos="792" w:val="left"/>
+        </w:tabs>
         <w:ind w:left="792" w:hanging="288"/>
       </w:pPr>
       <w:r>
@@ -988,11 +1012,10 @@
     </w:p>
     <w:p>
       <w:pPr>
-        <w:ind w:left="720" w:hanging="360"/>
+        <w:ind w:left="720" w:hanging="288"/>
       </w:pPr>
       <w:r>
-        <w:t>1.</w:t>
-        <w:tab/>
+        <w:t xml:space="preserve">1. </w:t>
       </w:r>
       <w:r>
         <w:rPr/>
@@ -1001,11 +1024,10 @@
     </w:p>
     <w:p>
       <w:pPr>
-        <w:ind w:left="720" w:hanging="360"/>
+        <w:ind w:left="720" w:hanging="288"/>
       </w:pPr>
       <w:r>
-        <w:t>2.</w:t>
-        <w:tab/>
+        <w:t xml:space="preserve">2. </w:t>
       </w:r>
       <w:r>
         <w:rPr/>
@@ -1014,11 +1036,10 @@
     </w:p>
     <w:p>
       <w:pPr>
-        <w:ind w:left="720" w:hanging="360"/>
+        <w:ind w:left="720" w:hanging="288"/>
       </w:pPr>
       <w:r>
-        <w:t>3.</w:t>
-        <w:tab/>
+        <w:t xml:space="preserve">3. </w:t>
       </w:r>
       <w:r>
         <w:rPr/>
@@ -1027,11 +1048,10 @@
     </w:p>
     <w:p>
       <w:pPr>
-        <w:ind w:left="720" w:hanging="360"/>
+        <w:ind w:left="720" w:hanging="288"/>
       </w:pPr>
       <w:r>
-        <w:t>4.</w:t>
-        <w:tab/>
+        <w:t xml:space="preserve">4. </w:t>
       </w:r>
       <w:r>
         <w:rPr/>
@@ -1040,11 +1060,10 @@
     </w:p>
     <w:p>
       <w:pPr>
-        <w:ind w:left="720" w:hanging="360"/>
+        <w:ind w:left="720" w:hanging="288"/>
       </w:pPr>
       <w:r>
-        <w:t>5.</w:t>
-        <w:tab/>
+        <w:t xml:space="preserve">5. </w:t>
       </w:r>
       <w:r>
         <w:rPr/>
@@ -1208,7 +1227,7 @@
           <w:rFonts w:ascii="Courier New" w:hAnsi="Courier New" w:eastAsia="Courier New"/>
           <w:sz w:val="14"/>
         </w:rPr>
-        <w:t xml:space="preserve"> | + rules grammar| or abstain      |  -&gt; Verdict + formulas + counters   |      |</w:t>
+        <w:t xml:space="preserve"> | + rules gram. | or abstain       |  -&gt; Verdict + formulas + counters   |      |</w:t>
         <w:br/>
       </w:r>
       <w:r>
@@ -2239,11 +2258,10 @@
     </w:p>
     <w:p>
       <w:pPr>
-        <w:ind w:left="720" w:hanging="360"/>
+        <w:ind w:left="720" w:hanging="288"/>
       </w:pPr>
       <w:r>
-        <w:t>1.</w:t>
-        <w:tab/>
+        <w:t xml:space="preserve">1. </w:t>
       </w:r>
       <w:r>
         <w:rPr/>
@@ -2274,11 +2292,10 @@
     </w:p>
     <w:p>
       <w:pPr>
-        <w:ind w:left="720" w:hanging="360"/>
+        <w:ind w:left="720" w:hanging="288"/>
       </w:pPr>
       <w:r>
-        <w:t>2.</w:t>
-        <w:tab/>
+        <w:t xml:space="preserve">2. </w:t>
       </w:r>
       <w:r>
         <w:rPr/>
@@ -2287,11 +2304,10 @@
     </w:p>
     <w:p>
       <w:pPr>
-        <w:ind w:left="720" w:hanging="360"/>
+        <w:ind w:left="720" w:hanging="288"/>
       </w:pPr>
       <w:r>
-        <w:t>3.</w:t>
-        <w:tab/>
+        <w:t xml:space="preserve">3. </w:t>
       </w:r>
       <w:r>
         <w:rPr/>
@@ -2300,11 +2316,10 @@
     </w:p>
     <w:p>
       <w:pPr>
-        <w:ind w:left="720" w:hanging="360"/>
+        <w:ind w:left="720" w:hanging="288"/>
       </w:pPr>
       <w:r>
-        <w:t>4.</w:t>
-        <w:tab/>
+        <w:t xml:space="preserve">4. </w:t>
       </w:r>
       <w:r>
         <w:rPr/>
@@ -2313,11 +2328,10 @@
     </w:p>
     <w:p>
       <w:pPr>
-        <w:ind w:left="720" w:hanging="360"/>
+        <w:ind w:left="720" w:hanging="288"/>
       </w:pPr>
       <w:r>
-        <w:t>5.</w:t>
-        <w:tab/>
+        <w:t xml:space="preserve">5. </w:t>
       </w:r>
       <w:r>
         <w:rPr/>
@@ -2326,11 +2340,10 @@
     </w:p>
     <w:p>
       <w:pPr>
-        <w:ind w:left="720" w:hanging="360"/>
+        <w:ind w:left="720" w:hanging="288"/>
       </w:pPr>
       <w:r>
-        <w:t>6.</w:t>
-        <w:tab/>
+        <w:t xml:space="preserve">6. </w:t>
       </w:r>
       <w:r>
         <w:rPr/>
@@ -2339,11 +2352,10 @@
     </w:p>
     <w:p>
       <w:pPr>
-        <w:ind w:left="720" w:hanging="360"/>
+        <w:ind w:left="720" w:hanging="288"/>
       </w:pPr>
       <w:r>
-        <w:t>7.</w:t>
-        <w:tab/>
+        <w:t xml:space="preserve">7. </w:t>
       </w:r>
       <w:r>
         <w:rPr/>
@@ -3120,6 +3132,9 @@
     <w:p>
       <w:pPr>
         <w:pStyle w:val="ListBullet2"/>
+        <w:tabs>
+          <w:tab w:pos="792" w:val="left"/>
+        </w:tabs>
         <w:ind w:left="792" w:hanging="288"/>
       </w:pPr>
       <w:r>
@@ -3130,6 +3145,9 @@
     <w:p>
       <w:pPr>
         <w:pStyle w:val="ListBullet2"/>
+        <w:tabs>
+          <w:tab w:pos="792" w:val="left"/>
+        </w:tabs>
         <w:ind w:left="792" w:hanging="288"/>
       </w:pPr>
       <w:r>
@@ -3140,6 +3158,9 @@
     <w:p>
       <w:pPr>
         <w:pStyle w:val="ListBullet2"/>
+        <w:tabs>
+          <w:tab w:pos="792" w:val="left"/>
+        </w:tabs>
         <w:ind w:left="792" w:hanging="288"/>
       </w:pPr>
       <w:r>
@@ -3150,6 +3171,9 @@
     <w:p>
       <w:pPr>
         <w:pStyle w:val="ListBullet2"/>
+        <w:tabs>
+          <w:tab w:pos="792" w:val="left"/>
+        </w:tabs>
         <w:ind w:left="792" w:hanging="288"/>
       </w:pPr>
       <w:r>
@@ -3185,6 +3209,9 @@
     <w:p>
       <w:pPr>
         <w:pStyle w:val="ListBullet2"/>
+        <w:tabs>
+          <w:tab w:pos="792" w:val="left"/>
+        </w:tabs>
         <w:ind w:left="792" w:hanging="288"/>
       </w:pPr>
       <w:r>
@@ -3202,6 +3229,9 @@
     <w:p>
       <w:pPr>
         <w:pStyle w:val="ListBullet2"/>
+        <w:tabs>
+          <w:tab w:pos="792" w:val="left"/>
+        </w:tabs>
         <w:ind w:left="792" w:hanging="288"/>
       </w:pPr>
       <w:r>
@@ -3229,6 +3259,9 @@
     <w:p>
       <w:pPr>
         <w:pStyle w:val="ListBullet2"/>
+        <w:tabs>
+          <w:tab w:pos="792" w:val="left"/>
+        </w:tabs>
         <w:ind w:left="792" w:hanging="288"/>
       </w:pPr>
       <w:r>
@@ -3246,6 +3279,9 @@
     <w:p>
       <w:pPr>
         <w:pStyle w:val="ListBullet2"/>
+        <w:tabs>
+          <w:tab w:pos="792" w:val="left"/>
+        </w:tabs>
         <w:ind w:left="792" w:hanging="288"/>
       </w:pPr>
       <w:r>
@@ -3263,6 +3299,9 @@
     <w:p>
       <w:pPr>
         <w:pStyle w:val="ListBullet2"/>
+        <w:tabs>
+          <w:tab w:pos="792" w:val="left"/>
+        </w:tabs>
         <w:ind w:left="792" w:hanging="288"/>
       </w:pPr>
       <w:r>
@@ -3280,6 +3319,9 @@
     <w:p>
       <w:pPr>
         <w:pStyle w:val="ListBullet2"/>
+        <w:tabs>
+          <w:tab w:pos="792" w:val="left"/>
+        </w:tabs>
         <w:ind w:left="792" w:hanging="288"/>
       </w:pPr>
       <w:r>
@@ -3297,6 +3339,9 @@
     <w:p>
       <w:pPr>
         <w:pStyle w:val="ListBullet2"/>
+        <w:tabs>
+          <w:tab w:pos="792" w:val="left"/>
+        </w:tabs>
         <w:ind w:left="792" w:hanging="288"/>
       </w:pPr>
       <w:r>
@@ -3921,6 +3966,9 @@
     <w:p>
       <w:pPr>
         <w:pStyle w:val="ListBullet2"/>
+        <w:tabs>
+          <w:tab w:pos="792" w:val="left"/>
+        </w:tabs>
         <w:ind w:left="792" w:hanging="288"/>
       </w:pPr>
       <w:r>
@@ -3931,6 +3979,9 @@
     <w:p>
       <w:pPr>
         <w:pStyle w:val="ListBullet2"/>
+        <w:tabs>
+          <w:tab w:pos="792" w:val="left"/>
+        </w:tabs>
         <w:ind w:left="792" w:hanging="288"/>
       </w:pPr>
       <w:r>
@@ -3951,6 +4002,9 @@
     <w:p>
       <w:pPr>
         <w:pStyle w:val="ListBullet2"/>
+        <w:tabs>
+          <w:tab w:pos="792" w:val="left"/>
+        </w:tabs>
         <w:ind w:left="792" w:hanging="288"/>
       </w:pPr>
       <w:r>
@@ -3973,6 +4027,9 @@
     <w:p>
       <w:pPr>
         <w:pStyle w:val="ListBullet2"/>
+        <w:tabs>
+          <w:tab w:pos="792" w:val="left"/>
+        </w:tabs>
         <w:ind w:left="792" w:hanging="288"/>
       </w:pPr>
       <w:r>
@@ -3989,6 +4046,9 @@
     <w:p>
       <w:pPr>
         <w:pStyle w:val="ListBullet2"/>
+        <w:tabs>
+          <w:tab w:pos="792" w:val="left"/>
+        </w:tabs>
         <w:ind w:left="792" w:hanging="288"/>
       </w:pPr>
       <w:r>
@@ -4005,6 +4065,9 @@
     <w:p>
       <w:pPr>
         <w:pStyle w:val="ListBullet2"/>
+        <w:tabs>
+          <w:tab w:pos="792" w:val="left"/>
+        </w:tabs>
         <w:ind w:left="792" w:hanging="288"/>
       </w:pPr>
       <w:r>
@@ -4021,6 +4084,9 @@
     <w:p>
       <w:pPr>
         <w:pStyle w:val="ListBullet2"/>
+        <w:tabs>
+          <w:tab w:pos="792" w:val="left"/>
+        </w:tabs>
         <w:ind w:left="792" w:hanging="288"/>
       </w:pPr>
       <w:r>
@@ -4037,6 +4103,9 @@
     <w:p>
       <w:pPr>
         <w:pStyle w:val="ListBullet2"/>
+        <w:tabs>
+          <w:tab w:pos="792" w:val="left"/>
+        </w:tabs>
         <w:ind w:left="792" w:hanging="288"/>
       </w:pPr>
       <w:r>
@@ -4073,6 +4142,9 @@
     <w:p>
       <w:pPr>
         <w:pStyle w:val="ListBullet2"/>
+        <w:tabs>
+          <w:tab w:pos="792" w:val="left"/>
+        </w:tabs>
         <w:ind w:left="792" w:hanging="288"/>
       </w:pPr>
       <w:r>
@@ -4111,6 +4183,9 @@
     <w:p>
       <w:pPr>
         <w:pStyle w:val="ListBullet2"/>
+        <w:tabs>
+          <w:tab w:pos="792" w:val="left"/>
+        </w:tabs>
         <w:ind w:left="792" w:hanging="288"/>
       </w:pPr>
       <w:r>
@@ -4138,6 +4213,9 @@
     <w:p>
       <w:pPr>
         <w:pStyle w:val="ListBullet2"/>
+        <w:tabs>
+          <w:tab w:pos="792" w:val="left"/>
+        </w:tabs>
         <w:ind w:left="792" w:hanging="288"/>
       </w:pPr>
       <w:r>
@@ -4154,6 +4232,9 @@
     <w:p>
       <w:pPr>
         <w:pStyle w:val="ListBullet2"/>
+        <w:tabs>
+          <w:tab w:pos="792" w:val="left"/>
+        </w:tabs>
         <w:ind w:left="792" w:hanging="288"/>
       </w:pPr>
       <w:r>
@@ -4224,6 +4305,9 @@
     <w:p>
       <w:pPr>
         <w:pStyle w:val="ListBullet2"/>
+        <w:tabs>
+          <w:tab w:pos="792" w:val="left"/>
+        </w:tabs>
         <w:ind w:left="792" w:hanging="288"/>
       </w:pPr>
       <w:r>
@@ -4245,6 +4329,9 @@
     <w:p>
       <w:pPr>
         <w:pStyle w:val="ListBullet2"/>
+        <w:tabs>
+          <w:tab w:pos="792" w:val="left"/>
+        </w:tabs>
         <w:ind w:left="792" w:hanging="288"/>
       </w:pPr>
       <w:r>
@@ -4261,6 +4348,9 @@
     <w:p>
       <w:pPr>
         <w:pStyle w:val="ListBullet2"/>
+        <w:tabs>
+          <w:tab w:pos="792" w:val="left"/>
+        </w:tabs>
         <w:ind w:left="792" w:hanging="288"/>
       </w:pPr>
       <w:r>
@@ -4271,6 +4361,9 @@
     <w:p>
       <w:pPr>
         <w:pStyle w:val="ListBullet2"/>
+        <w:tabs>
+          <w:tab w:pos="792" w:val="left"/>
+        </w:tabs>
         <w:ind w:left="792" w:hanging="288"/>
       </w:pPr>
       <w:r>
@@ -4291,6 +4384,9 @@
     <w:p>
       <w:pPr>
         <w:pStyle w:val="ListBullet2"/>
+        <w:tabs>
+          <w:tab w:pos="792" w:val="left"/>
+        </w:tabs>
         <w:ind w:left="792" w:hanging="288"/>
       </w:pPr>
       <w:r>
@@ -4379,6 +4475,9 @@
     <w:p>
       <w:pPr>
         <w:pStyle w:val="ListBullet2"/>
+        <w:tabs>
+          <w:tab w:pos="792" w:val="left"/>
+        </w:tabs>
         <w:ind w:left="792" w:hanging="288"/>
       </w:pPr>
       <w:r>
@@ -4389,6 +4488,9 @@
     <w:p>
       <w:pPr>
         <w:pStyle w:val="ListBullet2"/>
+        <w:tabs>
+          <w:tab w:pos="792" w:val="left"/>
+        </w:tabs>
         <w:ind w:left="792" w:hanging="288"/>
       </w:pPr>
       <w:r>
@@ -4399,6 +4501,9 @@
     <w:p>
       <w:pPr>
         <w:pStyle w:val="ListBullet2"/>
+        <w:tabs>
+          <w:tab w:pos="792" w:val="left"/>
+        </w:tabs>
         <w:ind w:left="792" w:hanging="288"/>
       </w:pPr>
       <w:r>
@@ -4409,6 +4514,9 @@
     <w:p>
       <w:pPr>
         <w:pStyle w:val="ListBullet2"/>
+        <w:tabs>
+          <w:tab w:pos="792" w:val="left"/>
+        </w:tabs>
         <w:ind w:left="792" w:hanging="288"/>
       </w:pPr>
       <w:r>
@@ -4479,6 +4587,9 @@
     <w:p>
       <w:pPr>
         <w:pStyle w:val="ListBullet2"/>
+        <w:tabs>
+          <w:tab w:pos="792" w:val="left"/>
+        </w:tabs>
         <w:ind w:left="792" w:hanging="288"/>
       </w:pPr>
       <w:r>
@@ -4515,6 +4626,9 @@
     <w:p>
       <w:pPr>
         <w:pStyle w:val="ListBullet2"/>
+        <w:tabs>
+          <w:tab w:pos="792" w:val="left"/>
+        </w:tabs>
         <w:ind w:left="792" w:hanging="288"/>
       </w:pPr>
       <w:r>
@@ -4577,6 +4691,9 @@
     <w:p>
       <w:pPr>
         <w:pStyle w:val="ListBullet2"/>
+        <w:tabs>
+          <w:tab w:pos="792" w:val="left"/>
+        </w:tabs>
         <w:ind w:left="792" w:hanging="288"/>
       </w:pPr>
       <w:r>
@@ -4594,6 +4711,9 @@
     <w:p>
       <w:pPr>
         <w:pStyle w:val="ListBullet2"/>
+        <w:tabs>
+          <w:tab w:pos="792" w:val="left"/>
+        </w:tabs>
         <w:ind w:left="792" w:hanging="288"/>
       </w:pPr>
       <w:r>
@@ -4611,6 +4731,9 @@
     <w:p>
       <w:pPr>
         <w:pStyle w:val="ListBullet2"/>
+        <w:tabs>
+          <w:tab w:pos="792" w:val="left"/>
+        </w:tabs>
         <w:ind w:left="792" w:hanging="288"/>
       </w:pPr>
       <w:r>
@@ -4627,6 +4750,9 @@
     <w:p>
       <w:pPr>
         <w:pStyle w:val="ListBullet2"/>
+        <w:tabs>
+          <w:tab w:pos="792" w:val="left"/>
+        </w:tabs>
         <w:ind w:left="792" w:hanging="288"/>
       </w:pPr>
       <w:r>
@@ -4728,11 +4854,10 @@
     </w:p>
     <w:p>
       <w:pPr>
-        <w:ind w:left="720" w:hanging="360"/>
+        <w:ind w:left="720" w:hanging="288"/>
       </w:pPr>
       <w:r>
-        <w:t>1.</w:t>
-        <w:tab/>
+        <w:t xml:space="preserve">1. </w:t>
       </w:r>
       <w:r>
         <w:rPr/>
@@ -4741,11 +4866,10 @@
     </w:p>
     <w:p>
       <w:pPr>
-        <w:ind w:left="720" w:hanging="360"/>
+        <w:ind w:left="720" w:hanging="288"/>
       </w:pPr>
       <w:r>
-        <w:t>2.</w:t>
-        <w:tab/>
+        <w:t xml:space="preserve">2. </w:t>
       </w:r>
       <w:r>
         <w:rPr/>
@@ -4787,11 +4911,10 @@
     </w:p>
     <w:p>
       <w:pPr>
-        <w:ind w:left="720" w:hanging="360"/>
+        <w:ind w:left="720" w:hanging="288"/>
       </w:pPr>
       <w:r>
-        <w:t>3.</w:t>
-        <w:tab/>
+        <w:t xml:space="preserve">3. </w:t>
       </w:r>
       <w:r>
         <w:rPr/>
@@ -4800,11 +4923,10 @@
     </w:p>
     <w:p>
       <w:pPr>
-        <w:ind w:left="720" w:hanging="360"/>
+        <w:ind w:left="720" w:hanging="288"/>
       </w:pPr>
       <w:r>
-        <w:t>4.</w:t>
-        <w:tab/>
+        <w:t xml:space="preserve">4. </w:t>
       </w:r>
       <w:r>
         <w:rPr/>
@@ -4813,11 +4935,10 @@
     </w:p>
     <w:p>
       <w:pPr>
-        <w:ind w:left="720" w:hanging="360"/>
+        <w:ind w:left="720" w:hanging="288"/>
       </w:pPr>
       <w:r>
-        <w:t>5.</w:t>
-        <w:tab/>
+        <w:t xml:space="preserve">5. </w:t>
       </w:r>
       <w:r>
         <w:rPr/>
@@ -4826,11 +4947,10 @@
     </w:p>
     <w:p>
       <w:pPr>
-        <w:ind w:left="720" w:hanging="360"/>
+        <w:ind w:left="720" w:hanging="288"/>
       </w:pPr>
       <w:r>
-        <w:t>6.</w:t>
-        <w:tab/>
+        <w:t xml:space="preserve">6. </w:t>
       </w:r>
       <w:r>
         <w:rPr/>
@@ -4932,6 +5052,9 @@
     <w:p>
       <w:pPr>
         <w:pStyle w:val="ListBullet2"/>
+        <w:tabs>
+          <w:tab w:pos="792" w:val="left"/>
+        </w:tabs>
         <w:ind w:left="792" w:hanging="288"/>
       </w:pPr>
       <w:r>
@@ -4998,6 +5121,9 @@
     <w:p>
       <w:pPr>
         <w:pStyle w:val="ListBullet2"/>
+        <w:tabs>
+          <w:tab w:pos="792" w:val="left"/>
+        </w:tabs>
         <w:ind w:left="792" w:hanging="288"/>
       </w:pPr>
       <w:r>
@@ -5034,6 +5160,9 @@
     <w:p>
       <w:pPr>
         <w:pStyle w:val="ListBullet2"/>
+        <w:tabs>
+          <w:tab w:pos="792" w:val="left"/>
+        </w:tabs>
         <w:ind w:left="792" w:hanging="288"/>
       </w:pPr>
       <w:r>
@@ -5044,6 +5173,9 @@
     <w:p>
       <w:pPr>
         <w:pStyle w:val="ListBullet2"/>
+        <w:tabs>
+          <w:tab w:pos="792" w:val="left"/>
+        </w:tabs>
         <w:ind w:left="792" w:hanging="288"/>
       </w:pPr>
       <w:r>
@@ -5696,6 +5828,9 @@
     <w:p>
       <w:pPr>
         <w:pStyle w:val="ListBullet2"/>
+        <w:tabs>
+          <w:tab w:pos="792" w:val="left"/>
+        </w:tabs>
         <w:ind w:left="792" w:hanging="288"/>
       </w:pPr>
       <w:r>
@@ -5727,6 +5862,9 @@
     <w:p>
       <w:pPr>
         <w:pStyle w:val="ListBullet2"/>
+        <w:tabs>
+          <w:tab w:pos="792" w:val="left"/>
+        </w:tabs>
         <w:ind w:left="792" w:hanging="288"/>
       </w:pPr>
       <w:r>
@@ -5748,6 +5886,9 @@
     <w:p>
       <w:pPr>
         <w:pStyle w:val="ListBullet2"/>
+        <w:tabs>
+          <w:tab w:pos="792" w:val="left"/>
+        </w:tabs>
         <w:ind w:left="792" w:hanging="288"/>
       </w:pPr>
       <w:r>
@@ -5769,6 +5910,9 @@
     <w:p>
       <w:pPr>
         <w:pStyle w:val="ListBullet2"/>
+        <w:tabs>
+          <w:tab w:pos="792" w:val="left"/>
+        </w:tabs>
         <w:ind w:left="792" w:hanging="288"/>
       </w:pPr>
       <w:r>
@@ -5790,6 +5934,9 @@
     <w:p>
       <w:pPr>
         <w:pStyle w:val="ListBullet2"/>
+        <w:tabs>
+          <w:tab w:pos="792" w:val="left"/>
+        </w:tabs>
         <w:ind w:left="792" w:hanging="288"/>
       </w:pPr>
       <w:r>
@@ -6061,11 +6208,10 @@
     </w:p>
     <w:p>
       <w:pPr>
-        <w:ind w:left="720" w:hanging="360"/>
+        <w:ind w:left="720" w:hanging="288"/>
       </w:pPr>
       <w:r>
-        <w:t>1.</w:t>
-        <w:tab/>
+        <w:t xml:space="preserve">1. </w:t>
       </w:r>
       <w:r>
         <w:rPr/>
@@ -6085,11 +6231,10 @@
     </w:p>
     <w:p>
       <w:pPr>
-        <w:ind w:left="720" w:hanging="360"/>
+        <w:ind w:left="720" w:hanging="288"/>
       </w:pPr>
       <w:r>
-        <w:t>2.</w:t>
-        <w:tab/>
+        <w:t xml:space="preserve">2. </w:t>
       </w:r>
       <w:r>
         <w:rPr/>
@@ -6120,11 +6265,10 @@
     </w:p>
     <w:p>
       <w:pPr>
-        <w:ind w:left="720" w:hanging="360"/>
+        <w:ind w:left="720" w:hanging="288"/>
       </w:pPr>
       <w:r>
-        <w:t>3.</w:t>
-        <w:tab/>
+        <w:t xml:space="preserve">3. </w:t>
       </w:r>
       <w:r>
         <w:rPr/>
@@ -6133,11 +6277,10 @@
     </w:p>
     <w:p>
       <w:pPr>
-        <w:ind w:left="720" w:hanging="360"/>
+        <w:ind w:left="720" w:hanging="288"/>
       </w:pPr>
       <w:r>
-        <w:t>4.</w:t>
-        <w:tab/>
+        <w:t xml:space="preserve">4. </w:t>
       </w:r>
       <w:r>
         <w:rPr/>
@@ -6146,11 +6289,10 @@
     </w:p>
     <w:p>
       <w:pPr>
-        <w:ind w:left="720" w:hanging="360"/>
+        <w:ind w:left="720" w:hanging="288"/>
       </w:pPr>
       <w:r>
-        <w:t>5.</w:t>
-        <w:tab/>
+        <w:t xml:space="preserve">5. </w:t>
       </w:r>
       <w:r>
         <w:rPr/>
@@ -6159,11 +6301,10 @@
     </w:p>
     <w:p>
       <w:pPr>
-        <w:ind w:left="720" w:hanging="360"/>
+        <w:ind w:left="720" w:hanging="288"/>
       </w:pPr>
       <w:r>
-        <w:t>6.</w:t>
-        <w:tab/>
+        <w:t xml:space="preserve">6. </w:t>
       </w:r>
       <w:r>
         <w:rPr/>
@@ -6172,11 +6313,10 @@
     </w:p>
     <w:p>
       <w:pPr>
-        <w:ind w:left="720" w:hanging="360"/>
+        <w:ind w:left="720" w:hanging="288"/>
       </w:pPr>
       <w:r>
-        <w:t>7.</w:t>
-        <w:tab/>
+        <w:t xml:space="preserve">7. </w:t>
       </w:r>
       <w:r>
         <w:rPr/>
@@ -6185,11 +6325,10 @@
     </w:p>
     <w:p>
       <w:pPr>
-        <w:ind w:left="720" w:hanging="360"/>
+        <w:ind w:left="720" w:hanging="288"/>
       </w:pPr>
       <w:r>
-        <w:t>8.</w:t>
-        <w:tab/>
+        <w:t xml:space="preserve">8. </w:t>
       </w:r>
       <w:r>
         <w:rPr/>
@@ -6273,6 +6412,9 @@
     <w:p>
       <w:pPr>
         <w:pStyle w:val="ListBullet2"/>
+        <w:tabs>
+          <w:tab w:pos="792" w:val="left"/>
+        </w:tabs>
         <w:ind w:left="792" w:hanging="288"/>
       </w:pPr>
       <w:r>
@@ -6294,6 +6436,9 @@
     <w:p>
       <w:pPr>
         <w:pStyle w:val="ListBullet2"/>
+        <w:tabs>
+          <w:tab w:pos="792" w:val="left"/>
+        </w:tabs>
         <w:ind w:left="792" w:hanging="288"/>
       </w:pPr>
       <w:r>
@@ -6359,6 +6504,9 @@
     <w:p>
       <w:pPr>
         <w:pStyle w:val="ListBullet2"/>
+        <w:tabs>
+          <w:tab w:pos="792" w:val="left"/>
+        </w:tabs>
         <w:ind w:left="792" w:hanging="288"/>
       </w:pPr>
       <w:r>
@@ -6380,6 +6528,9 @@
     <w:p>
       <w:pPr>
         <w:pStyle w:val="ListBullet2"/>
+        <w:tabs>
+          <w:tab w:pos="792" w:val="left"/>
+        </w:tabs>
         <w:ind w:left="792" w:hanging="288"/>
       </w:pPr>
       <w:r>
@@ -6390,6 +6541,9 @@
     <w:p>
       <w:pPr>
         <w:pStyle w:val="ListBullet2"/>
+        <w:tabs>
+          <w:tab w:pos="792" w:val="left"/>
+        </w:tabs>
         <w:ind w:left="792" w:hanging="288"/>
       </w:pPr>
       <w:r>
@@ -6420,6 +6574,9 @@
     <w:p>
       <w:pPr>
         <w:pStyle w:val="ListBullet2"/>
+        <w:tabs>
+          <w:tab w:pos="792" w:val="left"/>
+        </w:tabs>
         <w:ind w:left="792" w:hanging="288"/>
       </w:pPr>
       <w:r>
@@ -6430,6 +6587,9 @@
     <w:p>
       <w:pPr>
         <w:pStyle w:val="ListBullet2"/>
+        <w:tabs>
+          <w:tab w:pos="792" w:val="left"/>
+        </w:tabs>
         <w:ind w:left="792" w:hanging="288"/>
       </w:pPr>
       <w:r>
@@ -6440,6 +6600,9 @@
     <w:p>
       <w:pPr>
         <w:pStyle w:val="ListBullet2"/>
+        <w:tabs>
+          <w:tab w:pos="792" w:val="left"/>
+        </w:tabs>
         <w:ind w:left="792" w:hanging="288"/>
       </w:pPr>
       <w:r>
@@ -6450,6 +6613,9 @@
     <w:p>
       <w:pPr>
         <w:pStyle w:val="ListBullet2"/>
+        <w:tabs>
+          <w:tab w:pos="792" w:val="left"/>
+        </w:tabs>
         <w:ind w:left="792" w:hanging="288"/>
       </w:pPr>
       <w:r>
@@ -6526,6 +6692,9 @@
     <w:p>
       <w:pPr>
         <w:pStyle w:val="ListBullet2"/>
+        <w:tabs>
+          <w:tab w:pos="792" w:val="left"/>
+        </w:tabs>
         <w:ind w:left="792" w:hanging="288"/>
       </w:pPr>
       <w:r>
@@ -6931,6 +7100,9 @@
     <w:p>
       <w:pPr>
         <w:pStyle w:val="ListBullet2"/>
+        <w:tabs>
+          <w:tab w:pos="792" w:val="left"/>
+        </w:tabs>
         <w:ind w:left="792" w:hanging="288"/>
       </w:pPr>
       <w:r>
@@ -6947,6 +7119,9 @@
     <w:p>
       <w:pPr>
         <w:pStyle w:val="ListBullet2"/>
+        <w:tabs>
+          <w:tab w:pos="792" w:val="left"/>
+        </w:tabs>
         <w:ind w:left="792" w:hanging="288"/>
       </w:pPr>
       <w:r>
@@ -6973,6 +7148,9 @@
     <w:p>
       <w:pPr>
         <w:pStyle w:val="ListBullet2"/>
+        <w:tabs>
+          <w:tab w:pos="792" w:val="left"/>
+        </w:tabs>
         <w:ind w:left="792" w:hanging="288"/>
       </w:pPr>
       <w:r>
@@ -6983,6 +7161,9 @@
     <w:p>
       <w:pPr>
         <w:pStyle w:val="ListBullet3"/>
+        <w:tabs>
+          <w:tab w:pos="1152" w:val="left"/>
+        </w:tabs>
         <w:ind w:left="1152" w:hanging="288"/>
       </w:pPr>
       <w:r>
@@ -6993,6 +7174,9 @@
     <w:p>
       <w:pPr>
         <w:pStyle w:val="ListBullet3"/>
+        <w:tabs>
+          <w:tab w:pos="1152" w:val="left"/>
+        </w:tabs>
         <w:ind w:left="1152" w:hanging="288"/>
       </w:pPr>
       <w:r>
@@ -7003,6 +7187,9 @@
     <w:p>
       <w:pPr>
         <w:pStyle w:val="ListBullet3"/>
+        <w:tabs>
+          <w:tab w:pos="1152" w:val="left"/>
+        </w:tabs>
         <w:ind w:left="1152" w:hanging="288"/>
       </w:pPr>
       <w:r>
@@ -7013,6 +7200,9 @@
     <w:p>
       <w:pPr>
         <w:pStyle w:val="ListBullet3"/>
+        <w:tabs>
+          <w:tab w:pos="1152" w:val="left"/>
+        </w:tabs>
         <w:ind w:left="1152" w:hanging="288"/>
       </w:pPr>
       <w:r>
@@ -7054,6 +7244,9 @@
     <w:p>
       <w:pPr>
         <w:pStyle w:val="ListBullet2"/>
+        <w:tabs>
+          <w:tab w:pos="792" w:val="left"/>
+        </w:tabs>
         <w:ind w:left="792" w:hanging="288"/>
       </w:pPr>
       <w:r>
@@ -7075,6 +7268,9 @@
     <w:p>
       <w:pPr>
         <w:pStyle w:val="ListBullet2"/>
+        <w:tabs>
+          <w:tab w:pos="792" w:val="left"/>
+        </w:tabs>
         <w:ind w:left="792" w:hanging="288"/>
       </w:pPr>
       <w:r>
@@ -7096,6 +7292,9 @@
     <w:p>
       <w:pPr>
         <w:pStyle w:val="ListBullet2"/>
+        <w:tabs>
+          <w:tab w:pos="792" w:val="left"/>
+        </w:tabs>
         <w:ind w:left="792" w:hanging="288"/>
       </w:pPr>
       <w:r>
@@ -7117,6 +7316,9 @@
     <w:p>
       <w:pPr>
         <w:pStyle w:val="ListBullet2"/>
+        <w:tabs>
+          <w:tab w:pos="792" w:val="left"/>
+        </w:tabs>
         <w:ind w:left="792" w:hanging="288"/>
       </w:pPr>
       <w:r>
@@ -7183,11 +7385,10 @@
     </w:p>
     <w:p>
       <w:pPr>
-        <w:ind w:left="720" w:hanging="360"/>
+        <w:ind w:left="720" w:hanging="288"/>
       </w:pPr>
       <w:r>
-        <w:t>1.</w:t>
-        <w:tab/>
+        <w:t xml:space="preserve">1. </w:t>
       </w:r>
       <w:r>
         <w:rPr/>
@@ -7284,11 +7485,10 @@
     </w:p>
     <w:p>
       <w:pPr>
-        <w:ind w:left="720" w:hanging="360"/>
+        <w:ind w:left="720" w:hanging="288"/>
       </w:pPr>
       <w:r>
-        <w:t>2.</w:t>
-        <w:tab/>
+        <w:t xml:space="preserve">2. </w:t>
       </w:r>
       <w:r>
         <w:rPr/>
@@ -7308,11 +7508,10 @@
     </w:p>
     <w:p>
       <w:pPr>
-        <w:ind w:left="720" w:hanging="360"/>
+        <w:ind w:left="720" w:hanging="288"/>
       </w:pPr>
       <w:r>
-        <w:t>3.</w:t>
-        <w:tab/>
+        <w:t xml:space="preserve">3. </w:t>
       </w:r>
       <w:r>
         <w:rPr/>
@@ -8044,6 +8243,9 @@
     <w:p>
       <w:pPr>
         <w:pStyle w:val="ListBullet2"/>
+        <w:tabs>
+          <w:tab w:pos="792" w:val="left"/>
+        </w:tabs>
         <w:ind w:left="792" w:hanging="288"/>
       </w:pPr>
       <w:r>
@@ -8054,6 +8256,9 @@
     <w:p>
       <w:pPr>
         <w:pStyle w:val="ListBullet2"/>
+        <w:tabs>
+          <w:tab w:pos="792" w:val="left"/>
+        </w:tabs>
         <w:ind w:left="792" w:hanging="288"/>
       </w:pPr>
       <w:r>
@@ -8106,6 +8311,9 @@
     <w:p>
       <w:pPr>
         <w:pStyle w:val="ListBullet2"/>
+        <w:tabs>
+          <w:tab w:pos="792" w:val="left"/>
+        </w:tabs>
         <w:ind w:left="792" w:hanging="288"/>
       </w:pPr>
       <w:r>
@@ -8122,6 +8330,9 @@
     <w:p>
       <w:pPr>
         <w:pStyle w:val="ListBullet2"/>
+        <w:tabs>
+          <w:tab w:pos="792" w:val="left"/>
+        </w:tabs>
         <w:ind w:left="792" w:hanging="288"/>
       </w:pPr>
       <w:r>
@@ -8138,6 +8349,9 @@
     <w:p>
       <w:pPr>
         <w:pStyle w:val="ListBullet2"/>
+        <w:tabs>
+          <w:tab w:pos="792" w:val="left"/>
+        </w:tabs>
         <w:ind w:left="792" w:hanging="288"/>
       </w:pPr>
       <w:r>
@@ -8154,6 +8368,9 @@
     <w:p>
       <w:pPr>
         <w:pStyle w:val="ListBullet2"/>
+        <w:tabs>
+          <w:tab w:pos="792" w:val="left"/>
+        </w:tabs>
         <w:ind w:left="792" w:hanging="288"/>
       </w:pPr>
       <w:r>
@@ -8170,6 +8387,9 @@
     <w:p>
       <w:pPr>
         <w:pStyle w:val="ListBullet2"/>
+        <w:tabs>
+          <w:tab w:pos="792" w:val="left"/>
+        </w:tabs>
         <w:ind w:left="792" w:hanging="288"/>
       </w:pPr>
       <w:r>
@@ -8197,6 +8417,9 @@
     <w:p>
       <w:pPr>
         <w:pStyle w:val="ListBullet2"/>
+        <w:tabs>
+          <w:tab w:pos="792" w:val="left"/>
+        </w:tabs>
         <w:ind w:left="792" w:hanging="288"/>
       </w:pPr>
       <w:r>
@@ -8213,6 +8436,9 @@
     <w:p>
       <w:pPr>
         <w:pStyle w:val="ListBullet2"/>
+        <w:tabs>
+          <w:tab w:pos="792" w:val="left"/>
+        </w:tabs>
         <w:ind w:left="792" w:hanging="288"/>
       </w:pPr>
       <w:r>

--- a/docs/deliverables/out/Technical_Document.docx
+++ b/docs/deliverables/out/Technical_Document.docx
@@ -410,7 +410,7 @@
       </w:r>
       <w:r>
         <w:rPr/>
-        <w:t>. Two informal SME conversations contradicted one of our assumed pain points (that the owner phones the bank when cash looks low), so we do not claim it. [TEAM: add any validated user interviews, or leave this as stated.]</w:t>
+        <w:t>. Two real SME interviews contradicted one of our assumed pain points (that the owner phones the bank when cash looks low), so we do not claim it. [TEAM: add any validated user interviews, or leave this as stated.]</w:t>
       </w:r>
     </w:p>
     <w:p>

--- a/docs/deliverables/out/Technical_Document.docx
+++ b/docs/deliverables/out/Technical_Document.docx
@@ -517,6 +517,62 @@
       <w:r>
         <w:rPr/>
         <w:t xml:space="preserve"> Inside three permission tiers, it counters and rejects offers, accepts the one kind of offer it can prove it has read completely, records commitments, draws and repays committed facilities, and submits invoices for financing. Everything else waits for the owner. Every action is a typed operation in an append-only, hash-chained log.</w:t>
+      </w:r>
+    </w:p>
+    <w:p>
+      <w:r>
+        <w:rPr>
+          <w:b/>
+        </w:rPr>
+        <w:t>The agent stays on duty after the decision.</w:t>
+      </w:r>
+      <w:r>
+        <w:rPr/>
+        <w:t xml:space="preserve"> The books are current: every accepted commitment changes every later projection, and a simulated clock (</w:t>
+      </w:r>
+      <w:r>
+        <w:rPr>
+          <w:rFonts w:ascii="Courier New" w:hAnsi="Courier New"/>
+          <w:sz w:val="18"/>
+        </w:rPr>
+        <w:t>POST /clock/advance</w:t>
+      </w:r>
+      <w:r>
+        <w:rPr/>
+        <w:t>) moves the books forward day by day. Receipts come only from the bank feed, so a payment the buyer promised and did not make is visible. Partial settlement is recorded (a partial payment leaves the residual open). Reconciliation reports each promised early payment as AWAITED, RECEIVED, LAPSED or SETTLED_OTHERWISE. An alert can carry a typed cure that the owner runs with one call (</w:t>
+      </w:r>
+      <w:r>
+        <w:rPr>
+          <w:rFonts w:ascii="Courier New" w:hAnsi="Courier New"/>
+          <w:sz w:val="18"/>
+        </w:rPr>
+        <w:t>POST /alerts/{id}/act</w:t>
+      </w:r>
+      <w:r>
+        <w:rPr/>
+        <w:t>). In chat the agent speaks first (</w:t>
+      </w:r>
+      <w:r>
+        <w:rPr>
+          <w:rFonts w:ascii="Courier New" w:hAnsi="Courier New"/>
+          <w:sz w:val="18"/>
+        </w:rPr>
+        <w:t>POST /nl/opener</w:t>
+      </w:r>
+      <w:r>
+        <w:rPr/>
+        <w:t>): it says what needs the owner, proposes a cure inside the mandate with its cost and effective annual rate, and runs it only when the owner replies with a direct "go ahead". When a drawn credit line can be repaid and cash stays above the floor, it proposes the repayment too. On the golden books the path is: the deal on Counter A, the agreed early payment of ¥210,098.85 on day 2, the clock to day 34 with ¥208,100.00 still unpaid, the opener (a ¥200,000.00 advance on invoice RI:BUYER-1:2, cost ¥1,782.19, 25.0% a year for 13 days, flagged as above the 15% cap), "go ahead", the late residual on day 36, the financed invoice paid on day 47 and its advance repaid, the proposal to repay the ¥149,901.15 line draw, reconciliation, and a ledger of 12 hash-chained entries (</w:t>
+      </w:r>
+      <w:r>
+        <w:rPr>
+          <w:rFonts w:ascii="Courier New" w:hAnsi="Courier New"/>
+          <w:sz w:val="18"/>
+        </w:rPr>
+        <w:t>scripts/demo_run.py</w:t>
+      </w:r>
+      <w:r>
+        <w:rPr/>
+        <w:t>, 1 Oct 2026).</w:t>
       </w:r>
     </w:p>
     <w:p>
@@ -2346,7 +2402,20 @@
                 <w:rFonts w:ascii="Courier New" w:hAnsi="Courier New"/>
                 <w:sz w:val="18"/>
               </w:rPr>
-              <w:t>persistence/</w:t>
+              <w:t>books/</w:t>
+            </w:r>
+            <w:r>
+              <w:rPr>
+                <w:sz w:val="18"/>
+              </w:rPr>
+              <w:t xml:space="preserve">, </w:t>
+            </w:r>
+            <w:r>
+              <w:rPr>
+                <w:rFonts w:ascii="Courier New" w:hAnsi="Courier New"/>
+                <w:sz w:val="18"/>
+              </w:rPr>
+              <w:t>clock/</w:t>
             </w:r>
           </w:p>
         </w:tc>
@@ -2357,61 +2426,42 @@
           <w:p>
             <w:r>
               <w:rPr>
-                <w:sz w:val="18"/>
-              </w:rPr>
-              <w:t>SQLAlchemy tables, Alembic migrations (</w:t>
-            </w:r>
-            <w:r>
-              <w:rPr>
                 <w:rFonts w:ascii="Courier New" w:hAnsi="Courier New"/>
                 <w:sz w:val="18"/>
               </w:rPr>
-              <w:t>0001_initial</w:t>
-            </w:r>
-            <w:r>
-              <w:rPr>
-                <w:sz w:val="18"/>
-              </w:rPr>
-              <w:t xml:space="preserve">, </w:t>
+              <w:t>books.current_books</w:t>
+            </w:r>
+            <w:r>
+              <w:rPr>
+                <w:sz w:val="18"/>
+              </w:rPr>
+              <w:t xml:space="preserve"> is the one set of current books: the state today plus the live obligations of accepted commitments. Every projection in every module runs on it (ADR-0006). </w:t>
             </w:r>
             <w:r>
               <w:rPr>
                 <w:rFonts w:ascii="Courier New" w:hAnsi="Courier New"/>
                 <w:sz w:val="18"/>
               </w:rPr>
-              <w:t>0002_enable_rls</w:t>
-            </w:r>
-            <w:r>
-              <w:rPr>
-                <w:sz w:val="18"/>
-              </w:rPr>
-              <w:t xml:space="preserve">, </w:t>
+              <w:t>Runtime.advance_to</w:t>
+            </w:r>
+            <w:r>
+              <w:rPr>
+                <w:sz w:val="18"/>
+              </w:rPr>
+              <w:t xml:space="preserve"> is the only way time moves: it posts the day's scheduled flows, expires lapsed commitments and logs one </w:t>
             </w:r>
             <w:r>
               <w:rPr>
                 <w:rFonts w:ascii="Courier New" w:hAnsi="Courier New"/>
                 <w:sz w:val="18"/>
               </w:rPr>
-              <w:t>0003_append_only_triggers</w:t>
-            </w:r>
-            <w:r>
-              <w:rPr>
-                <w:sz w:val="18"/>
-              </w:rPr>
-              <w:t xml:space="preserve">) and </w:t>
-            </w:r>
-            <w:r>
-              <w:rPr>
-                <w:rFonts w:ascii="Courier New" w:hAnsi="Courier New"/>
-                <w:sz w:val="18"/>
-              </w:rPr>
-              <w:t>LedgerStore</w:t>
-            </w:r>
-            <w:r>
-              <w:rPr>
-                <w:sz w:val="18"/>
-              </w:rPr>
-              <w:t xml:space="preserve"> (SQL and in-memory). The operations log is append-only and hash-chained.</w:t>
+              <w:t>ADVANCE_CLOCK</w:t>
+            </w:r>
+            <w:r>
+              <w:rPr>
+                <w:sz w:val="18"/>
+              </w:rPr>
+              <w:t xml:space="preserve"> entry on the chain. It never records a receipt.</w:t>
             </w:r>
           </w:p>
         </w:tc>
@@ -2424,7 +2474,7 @@
               <w:rPr>
                 <w:sz w:val="18"/>
               </w:rPr>
-              <w:t>Trusted</w:t>
+              <w:t>Trusted, deterministic</w:t>
             </w:r>
           </w:p>
         </w:tc>
@@ -2440,7 +2490,7 @@
                 <w:rFonts w:ascii="Courier New" w:hAnsi="Courier New"/>
                 <w:sz w:val="18"/>
               </w:rPr>
-              <w:t>counterparties/</w:t>
+              <w:t>persistence/</w:t>
             </w:r>
           </w:p>
         </w:tc>
@@ -2453,7 +2503,59 @@
               <w:rPr>
                 <w:sz w:val="18"/>
               </w:rPr>
-              <w:t>A deterministic buyer kernel with a hidden reservation, mock lenders, and a template verbaliser</w:t>
+              <w:t>SQLAlchemy tables, Alembic migrations (</w:t>
+            </w:r>
+            <w:r>
+              <w:rPr>
+                <w:rFonts w:ascii="Courier New" w:hAnsi="Courier New"/>
+                <w:sz w:val="18"/>
+              </w:rPr>
+              <w:t>0001_initial</w:t>
+            </w:r>
+            <w:r>
+              <w:rPr>
+                <w:sz w:val="18"/>
+              </w:rPr>
+              <w:t xml:space="preserve">, </w:t>
+            </w:r>
+            <w:r>
+              <w:rPr>
+                <w:rFonts w:ascii="Courier New" w:hAnsi="Courier New"/>
+                <w:sz w:val="18"/>
+              </w:rPr>
+              <w:t>0002_enable_rls</w:t>
+            </w:r>
+            <w:r>
+              <w:rPr>
+                <w:sz w:val="18"/>
+              </w:rPr>
+              <w:t xml:space="preserve">, </w:t>
+            </w:r>
+            <w:r>
+              <w:rPr>
+                <w:rFonts w:ascii="Courier New" w:hAnsi="Courier New"/>
+                <w:sz w:val="18"/>
+              </w:rPr>
+              <w:t>0003_append_only_triggers</w:t>
+            </w:r>
+            <w:r>
+              <w:rPr>
+                <w:sz w:val="18"/>
+              </w:rPr>
+              <w:t xml:space="preserve">) and </w:t>
+            </w:r>
+            <w:r>
+              <w:rPr>
+                <w:rFonts w:ascii="Courier New" w:hAnsi="Courier New"/>
+                <w:sz w:val="18"/>
+              </w:rPr>
+              <w:t>LedgerStore</w:t>
+            </w:r>
+            <w:r>
+              <w:rPr>
+                <w:sz w:val="18"/>
+              </w:rPr>
+              <w:t xml:space="preserve"> (SQL and in-memory). The operations log is append-only and hash-chained.</w:t>
             </w:r>
           </w:p>
         </w:tc>
@@ -2466,7 +2568,7 @@
               <w:rPr>
                 <w:sz w:val="18"/>
               </w:rPr>
-              <w:t>Separate fixtures; can refuse</w:t>
+              <w:t>Trusted</w:t>
             </w:r>
           </w:p>
         </w:tc>
@@ -2482,7 +2584,7 @@
                 <w:rFonts w:ascii="Courier New" w:hAnsi="Courier New"/>
                 <w:sz w:val="18"/>
               </w:rPr>
-              <w:t>egress/</w:t>
+              <w:t>counterparties/</w:t>
             </w:r>
           </w:p>
         </w:tc>
@@ -2495,7 +2597,7 @@
               <w:rPr>
                 <w:sz w:val="18"/>
               </w:rPr>
-              <w:t>Scans every outbound text for protected values and planted canaries, and blocks the whole message on a hit</w:t>
+              <w:t>A deterministic buyer kernel with a hidden reservation, mock lenders, and a template verbaliser</w:t>
             </w:r>
           </w:p>
         </w:tc>
@@ -2508,7 +2610,7 @@
               <w:rPr>
                 <w:sz w:val="18"/>
               </w:rPr>
-              <w:t>Trusted, last step</w:t>
+              <w:t>Separate fixtures; can refuse</w:t>
             </w:r>
           </w:p>
         </w:tc>
@@ -2524,7 +2626,7 @@
                 <w:rFonts w:ascii="Courier New" w:hAnsi="Courier New"/>
                 <w:sz w:val="18"/>
               </w:rPr>
-              <w:t>nl/</w:t>
+              <w:t>egress/</w:t>
             </w:r>
           </w:p>
         </w:tc>
@@ -2535,16 +2637,9 @@
           <w:p>
             <w:r>
               <w:rPr>
-                <w:rFonts w:ascii="Courier New" w:hAnsi="Courier New"/>
-                <w:sz w:val="18"/>
-              </w:rPr>
-              <w:t>/nl</w:t>
-            </w:r>
-            <w:r>
-              <w:rPr>
-                <w:sz w:val="18"/>
-              </w:rPr>
-              <w:t xml:space="preserve"> harness: natural-language request → intent and typed slots → verifier → typed operations; multi-turn sessions with clarification, correction and fallback</w:t>
+                <w:sz w:val="18"/>
+              </w:rPr>
+              <w:t>Scans every outbound text for protected values and planted canaries, and blocks the whole message on a hit</w:t>
             </w:r>
           </w:p>
         </w:tc>
@@ -2557,7 +2652,7 @@
               <w:rPr>
                 <w:sz w:val="18"/>
               </w:rPr>
-              <w:t>Trusted orchestration; never skips the verifier</w:t>
+              <w:t>Trusted, last step</w:t>
             </w:r>
           </w:p>
         </w:tc>
@@ -2573,7 +2668,7 @@
                 <w:rFonts w:ascii="Courier New" w:hAnsi="Courier New"/>
                 <w:sz w:val="18"/>
               </w:rPr>
-              <w:t>security/</w:t>
+              <w:t>nl/</w:t>
             </w:r>
           </w:p>
         </w:tc>
@@ -2584,9 +2679,16 @@
           <w:p>
             <w:r>
               <w:rPr>
-                <w:sz w:val="18"/>
-              </w:rPr>
-              <w:t>Attack catalogue runner, security-event helpers, refusal templates</w:t>
+                <w:rFonts w:ascii="Courier New" w:hAnsi="Courier New"/>
+                <w:sz w:val="18"/>
+              </w:rPr>
+              <w:t>/nl</w:t>
+            </w:r>
+            <w:r>
+              <w:rPr>
+                <w:sz w:val="18"/>
+              </w:rPr>
+              <w:t xml:space="preserve"> harness: natural-language request → intent and typed slots → verifier → typed operations; multi-turn sessions with clarification, correction and a nearest-capability fallback. A counterparty's response carries the reply and the session id only. A session is bound to the credential that opened it.</w:t>
             </w:r>
           </w:p>
         </w:tc>
@@ -2599,7 +2701,7 @@
               <w:rPr>
                 <w:sz w:val="18"/>
               </w:rPr>
-              <w:t>Test and audit</w:t>
+              <w:t>Trusted orchestration; never skips the verifier</w:t>
             </w:r>
           </w:p>
         </w:tc>
@@ -2615,46 +2717,7 @@
                 <w:rFonts w:ascii="Courier New" w:hAnsi="Courier New"/>
                 <w:sz w:val="18"/>
               </w:rPr>
-              <w:t>capex/</w:t>
-            </w:r>
-            <w:r>
-              <w:rPr>
-                <w:sz w:val="18"/>
-              </w:rPr>
-              <w:t xml:space="preserve">, </w:t>
-            </w:r>
-            <w:r>
-              <w:rPr>
-                <w:rFonts w:ascii="Courier New" w:hAnsi="Courier New"/>
-                <w:sz w:val="18"/>
-              </w:rPr>
-              <w:t>borrower_file/</w:t>
-            </w:r>
-            <w:r>
-              <w:rPr>
-                <w:sz w:val="18"/>
-              </w:rPr>
-              <w:t xml:space="preserve">, </w:t>
-            </w:r>
-            <w:r>
-              <w:rPr>
-                <w:rFonts w:ascii="Courier New" w:hAnsi="Courier New"/>
-                <w:sz w:val="18"/>
-              </w:rPr>
-              <w:t>alerts/</w:t>
-            </w:r>
-            <w:r>
-              <w:rPr>
-                <w:sz w:val="18"/>
-              </w:rPr>
-              <w:t xml:space="preserve">, </w:t>
-            </w:r>
-            <w:r>
-              <w:rPr>
-                <w:rFonts w:ascii="Courier New" w:hAnsi="Courier New"/>
-                <w:sz w:val="18"/>
-              </w:rPr>
-              <w:t>whatif/</w:t>
+              <w:t>security/</w:t>
             </w:r>
           </w:p>
         </w:tc>
@@ -2667,7 +2730,7 @@
               <w:rPr>
                 <w:sz w:val="18"/>
               </w:rPr>
-              <w:t>Capex NPV and financing structures; a lender-ready borrower file built from verified state (HTML/DOCX, neutral styling); cash alerts and receipt reconciliation; a read-only what-if sandbox</w:t>
+              <w:t>Attack catalogue runner, security-event helpers, refusal templates</w:t>
             </w:r>
           </w:p>
         </w:tc>
@@ -2680,7 +2743,7 @@
               <w:rPr>
                 <w:sz w:val="18"/>
               </w:rPr>
-              <w:t>Trusted, deterministic</w:t>
+              <w:t>Test and audit</w:t>
             </w:r>
           </w:p>
         </w:tc>
@@ -2696,7 +2759,46 @@
                 <w:rFonts w:ascii="Courier New" w:hAnsi="Courier New"/>
                 <w:sz w:val="18"/>
               </w:rPr>
-              <w:t>api/</w:t>
+              <w:t>capex/</w:t>
+            </w:r>
+            <w:r>
+              <w:rPr>
+                <w:sz w:val="18"/>
+              </w:rPr>
+              <w:t xml:space="preserve">, </w:t>
+            </w:r>
+            <w:r>
+              <w:rPr>
+                <w:rFonts w:ascii="Courier New" w:hAnsi="Courier New"/>
+                <w:sz w:val="18"/>
+              </w:rPr>
+              <w:t>borrower_file/</w:t>
+            </w:r>
+            <w:r>
+              <w:rPr>
+                <w:sz w:val="18"/>
+              </w:rPr>
+              <w:t xml:space="preserve">, </w:t>
+            </w:r>
+            <w:r>
+              <w:rPr>
+                <w:rFonts w:ascii="Courier New" w:hAnsi="Courier New"/>
+                <w:sz w:val="18"/>
+              </w:rPr>
+              <w:t>alerts/</w:t>
+            </w:r>
+            <w:r>
+              <w:rPr>
+                <w:sz w:val="18"/>
+              </w:rPr>
+              <w:t xml:space="preserve">, </w:t>
+            </w:r>
+            <w:r>
+              <w:rPr>
+                <w:rFonts w:ascii="Courier New" w:hAnsi="Courier New"/>
+                <w:sz w:val="18"/>
+              </w:rPr>
+              <w:t>whatif/</w:t>
             </w:r>
           </w:p>
         </w:tc>
@@ -2709,7 +2811,7 @@
               <w:rPr>
                 <w:sz w:val="18"/>
               </w:rPr>
-              <w:t>FastAPI routers, dependency wiring and authentication (owner token, agent key, bank-feed key)</w:t>
+              <w:t>Capex NPV and financing structures; a lender-ready borrower file built from verified state (HTML/DOCX, neutral styling); cash alerts, each with a typed cure, and receipt reconciliation including promised early payments; a read-only what-if sandbox. All of them read current books.</w:t>
             </w:r>
           </w:p>
         </w:tc>
@@ -2722,7 +2824,7 @@
               <w:rPr>
                 <w:sz w:val="18"/>
               </w:rPr>
-              <w:t>Trust boundary</w:t>
+              <w:t>Trusted, deterministic</w:t>
             </w:r>
           </w:p>
         </w:tc>
@@ -2738,7 +2840,7 @@
                 <w:rFonts w:ascii="Courier New" w:hAnsi="Courier New"/>
                 <w:sz w:val="18"/>
               </w:rPr>
-              <w:t>apps/web</w:t>
+              <w:t>api/</w:t>
             </w:r>
           </w:p>
         </w:tc>
@@ -2751,7 +2853,62 @@
               <w:rPr>
                 <w:sz w:val="18"/>
               </w:rPr>
-              <w:t xml:space="preserve">Next.js screens: Mandate, Inbox, Trajectory, Funding, Verdict, Capex, Ledger, Approvals, Security, Evidence, Alerts, Reconciliation and What-if; a </w:t>
+              <w:t>FastAPI routers, dependency wiring and authentication (owner token, agent key, bank-feed key)</w:t>
+            </w:r>
+          </w:p>
+        </w:tc>
+        <w:tc>
+          <w:tcPr>
+            <w:tcW w:type="dxa" w:w="3293"/>
+          </w:tcPr>
+          <w:p>
+            <w:r>
+              <w:rPr>
+                <w:sz w:val="18"/>
+              </w:rPr>
+              <w:t>Trust boundary</w:t>
+            </w:r>
+          </w:p>
+        </w:tc>
+      </w:tr>
+      <w:tr>
+        <w:tc>
+          <w:tcPr>
+            <w:tcW w:type="dxa" w:w="3293"/>
+          </w:tcPr>
+          <w:p>
+            <w:r>
+              <w:rPr>
+                <w:rFonts w:ascii="Courier New" w:hAnsi="Courier New"/>
+                <w:sz w:val="18"/>
+              </w:rPr>
+              <w:t>apps/web</w:t>
+            </w:r>
+          </w:p>
+        </w:tc>
+        <w:tc>
+          <w:tcPr>
+            <w:tcW w:type="dxa" w:w="3293"/>
+          </w:tcPr>
+          <w:p>
+            <w:r>
+              <w:rPr>
+                <w:sz w:val="18"/>
+              </w:rPr>
+              <w:t xml:space="preserve">Next.js screens: the owner home at </w:t>
+            </w:r>
+            <w:r>
+              <w:rPr>
+                <w:rFonts w:ascii="Courier New" w:hAnsi="Courier New"/>
+                <w:sz w:val="18"/>
+              </w:rPr>
+              <w:t>/</w:t>
+            </w:r>
+            <w:r>
+              <w:rPr>
+                <w:sz w:val="18"/>
+              </w:rPr>
+              <w:t xml:space="preserve"> (the day and a demo clock control, the agent's opener with a Go ahead button, position, approvals waiting, alerts with "Let the agent fix this", recent agent actions), Mandate, Inbox, Trajectory, Funding, Verdict (with the autonomy-proof panel, also shown in chat), Capex, Ledger, Approvals (an approval card for each queued item: the operation, the reason and the terms), Security, Evidence, Alerts, Reconciliation and What-if; a </w:t>
             </w:r>
             <w:r>
               <w:rPr>
@@ -3358,6 +3515,93 @@
               </w:rPr>
               <w:t>POST /nl</w:t>
             </w:r>
+            <w:r>
+              <w:rPr>
+                <w:sz w:val="18"/>
+              </w:rPr>
+              <w:t xml:space="preserve">; the agent's opener </w:t>
+            </w:r>
+            <w:r>
+              <w:rPr>
+                <w:rFonts w:ascii="Courier New" w:hAnsi="Courier New"/>
+                <w:sz w:val="18"/>
+              </w:rPr>
+              <w:t>POST /nl/opener</w:t>
+            </w:r>
+            <w:r>
+              <w:rPr>
+                <w:sz w:val="18"/>
+              </w:rPr>
+              <w:t xml:space="preserve"> (owner)</w:t>
+            </w:r>
+          </w:p>
+        </w:tc>
+      </w:tr>
+      <w:tr>
+        <w:tc>
+          <w:tcPr>
+            <w:tcW w:type="dxa" w:w="4939"/>
+          </w:tcPr>
+          <w:p>
+            <w:r>
+              <w:rPr>
+                <w:sz w:val="18"/>
+              </w:rPr>
+              <w:t>Clock, alerts and reconciliation</w:t>
+            </w:r>
+          </w:p>
+        </w:tc>
+        <w:tc>
+          <w:tcPr>
+            <w:tcW w:type="dxa" w:w="4939"/>
+          </w:tcPr>
+          <w:p>
+            <w:r>
+              <w:rPr>
+                <w:rFonts w:ascii="Courier New" w:hAnsi="Courier New"/>
+                <w:sz w:val="18"/>
+              </w:rPr>
+              <w:t>POST /clock/advance</w:t>
+            </w:r>
+            <w:r>
+              <w:rPr>
+                <w:sz w:val="18"/>
+              </w:rPr>
+              <w:t xml:space="preserve"> (owner token or bank-feed key); </w:t>
+            </w:r>
+            <w:r>
+              <w:rPr>
+                <w:rFonts w:ascii="Courier New" w:hAnsi="Courier New"/>
+                <w:sz w:val="18"/>
+              </w:rPr>
+              <w:t>GET /alerts</w:t>
+            </w:r>
+            <w:r>
+              <w:rPr>
+                <w:sz w:val="18"/>
+              </w:rPr>
+              <w:t xml:space="preserve">; </w:t>
+            </w:r>
+            <w:r>
+              <w:rPr>
+                <w:rFonts w:ascii="Courier New" w:hAnsi="Courier New"/>
+                <w:sz w:val="18"/>
+              </w:rPr>
+              <w:t>POST /alerts/{id}/act</w:t>
+            </w:r>
+            <w:r>
+              <w:rPr>
+                <w:sz w:val="18"/>
+              </w:rPr>
+              <w:t xml:space="preserve"> (runs the alert's cure as the agent; the executor decides the tier); </w:t>
+            </w:r>
+            <w:r>
+              <w:rPr>
+                <w:rFonts w:ascii="Courier New" w:hAnsi="Courier New"/>
+                <w:sz w:val="18"/>
+              </w:rPr>
+              <w:t>GET /reconciliation</w:t>
+            </w:r>
           </w:p>
         </w:tc>
       </w:tr>
@@ -3724,7 +3968,7 @@
       </w:pPr>
       <w:r>
         <w:rPr/>
-        <w:t>DRAW_FACILITY, REPAY_FACILITY, SUBMIT_INVOICE_FOR_FINANCING and RECEIVE_PAYMENT;</w:t>
+        <w:t>DRAW_FACILITY, REPAY_FACILITY, SUBMIT_INVOICE_FOR_FINANCING and RECEIVE_PAYMENT (and, written by the clock as SYSTEM, one ADVANCE_CLOCK entry per move of time);</w:t>
       </w:r>
     </w:p>
     <w:p>
@@ -3947,7 +4191,29 @@
       </w:r>
       <w:r>
         <w:rPr/>
-        <w:t>: 122 attacks.</w:t>
+        <w:t xml:space="preserve">: 122 attacks through the API; the 60 chat attacks are run through </w:t>
+      </w:r>
+      <w:r>
+        <w:rPr>
+          <w:rFonts w:ascii="Courier New" w:hAnsi="Courier New"/>
+          <w:sz w:val="18"/>
+        </w:rPr>
+        <w:t>/nl</w:t>
+      </w:r>
+      <w:r>
+        <w:rPr/>
+        <w:t xml:space="preserve"> by the same runner (</w:t>
+      </w:r>
+      <w:r>
+        <w:rPr>
+          <w:rFonts w:ascii="Courier New" w:hAnsi="Courier New"/>
+          <w:sz w:val="18"/>
+        </w:rPr>
+        <w:t>app.security.attacks</w:t>
+      </w:r>
+      <w:r>
+        <w:rPr/>
+        <w:t>).</w:t>
       </w:r>
     </w:p>
     <w:p>
@@ -3967,7 +4233,7 @@
       </w:r>
       <w:r>
         <w:rPr/>
-        <w:t xml:space="preserve">: 37 scripted </w:t>
+        <w:t xml:space="preserve">: 46 scripted </w:t>
       </w:r>
       <w:r>
         <w:rPr>
@@ -3979,6 +4245,26 @@
       <w:r>
         <w:rPr/>
         <w:t xml:space="preserve"> tasks.</w:t>
+      </w:r>
+    </w:p>
+    <w:p>
+      <w:pPr>
+        <w:pStyle w:val="ListBullet2"/>
+        <w:tabs>
+          <w:tab w:pos="792" w:val="left"/>
+        </w:tabs>
+        <w:ind w:left="792" w:hanging="288"/>
+      </w:pPr>
+      <w:r>
+        <w:rPr>
+          <w:rFonts w:ascii="Courier New" w:hAnsi="Courier New"/>
+          <w:sz w:val="18"/>
+        </w:rPr>
+        <w:t>fixtures/scenarios/golden_sme.events.json</w:t>
+      </w:r>
+      <w:r>
+        <w:rPr/>
+        <w:t>: dated events the clock applies. On day 25 the scenario adds the month-2 payroll of ¥200,000 (due day 42); it does not exist on day 0, so day-0 golden values are unchanged.</w:t>
       </w:r>
     </w:p>
     <w:p>
@@ -4608,7 +4894,7 @@
       </w:pPr>
       <w:r>
         <w:rPr/>
-        <w:t>A deterministic rules parser (zh + en lexicon) maps each request to one of 13 intents: EVALUATE_OFFER, NEGOTIATE, ACCELERATE_RECEIPT, FUND_GAP, REPAY_FACILITY, SHOW_STATUS, EXPLAIN, WHAT_IF, APPROVE, REJECT, COUNTERPARTY_MESSAGE, OUT_OF_SCOPE and AMBIGUOUS. It fills typed slots; every id is checked against the registry.</w:t>
+        <w:t>A deterministic rules parser (zh + en lexicon) maps each request to one of 19 intents: EVALUATE_OFFER, NEGOTIATE, ACCELERATE_RECEIPT, FUND_GAP, REPAY_FACILITY, SHOW_STATUS, SHOW_ALERTS, COMPARE_FINANCING, RECONCILE, SHOW_RATIOS, CAPEX, BORROWER_FILE, EXPLAIN, WHAT_IF, APPROVE, REJECT, COUNTERPARTY_MESSAGE, OUT_OF_SCOPE and AMBIGUOUS. It fills typed slots; every id is checked against the registry. Chat therefore reaches the built modules: the financing comparison, alerts, reconciliation, covenant ratios, capex and the borrower file. COMPARE_FINANCING, RECONCILE, SHOW_RATIOS, CAPEX and BORROWER_FILE need the owner token; a caller with only the agent key is told the owner must sign in. A request that matches no intent gets the nearest capability and what the agent can do, not a flat refusal.</w:t>
       </w:r>
     </w:p>
     <w:p>
@@ -4621,17 +4907,7 @@
       </w:pPr>
       <w:r>
         <w:rPr/>
-        <w:t xml:space="preserve">Only when the rules find nothing is an optional LLM classifier consulted (cache mode by default). It may only </w:t>
-      </w:r>
-      <w:r>
-        <w:rPr>
-          <w:i/>
-        </w:rPr>
-        <w:t>choose</w:t>
-      </w:r>
-      <w:r>
-        <w:rPr/>
-        <w:t xml:space="preserve"> an intent from a closed list and fill a strict slot schema. APPROVE, REJECT and COUNTERPARTY_MESSAGE are not in its vocabulary, and a canary in its output discards the answer.</w:t>
+        <w:t>Approvals and go-aheads count only as short, direct instructions (at most 80 characters, no counterparty name, no forwarding marks). Quoted or pasted text never becomes an instruction or an approval id, and a chat session is bound to the credential that opened it.</w:t>
       </w:r>
     </w:p>
     <w:p>
@@ -4644,19 +4920,17 @@
       </w:pPr>
       <w:r>
         <w:rPr/>
-        <w:t>The actor comes from authentication, never from text. A request from a COUNTERPARTY is never parsed for intents: it is compiled and verified as an inbound message, and it can never execute anything.</w:t>
-      </w:r>
-    </w:p>
-    <w:p>
-      <w:r>
-        <w:rPr>
-          <w:b/>
-        </w:rPr>
-        <w:t>Planning.</w:t>
-      </w:r>
-      <w:r>
-        <w:rPr/>
-        <w:t xml:space="preserve"> A plan is a list of typed steps built by code from a verdict or a router plan:</w:t>
+        <w:t xml:space="preserve">Only when the rules find nothing is an optional LLM classifier consulted (cache mode by default). It may only </w:t>
+      </w:r>
+      <w:r>
+        <w:rPr>
+          <w:i/>
+        </w:rPr>
+        <w:t>choose</w:t>
+      </w:r>
+      <w:r>
+        <w:rPr/>
+        <w:t xml:space="preserve"> an intent from a closed list and fill a strict slot schema. APPROVE, REJECT and COUNTERPARTY_MESSAGE are not in its vocabulary, and a canary in its output discards the answer.</w:t>
       </w:r>
     </w:p>
     <w:p>
@@ -4668,14 +4942,20 @@
         <w:ind w:left="792" w:hanging="288"/>
       </w:pPr>
       <w:r>
-        <w:rPr>
-          <w:i/>
-        </w:rPr>
-        <w:t>Goal to plan</w:t>
-      </w:r>
-      <w:r>
-        <w:rPr/>
-        <w:t xml:space="preserve"> (worked example 12): "Get paid early on the Foshan invoice without giving anything away next quarter" becomes an early-pay counter at 0.85% with zero forward concession, and a fallback to invoice financing if the buyer refuses.</w:t>
+        <w:rPr/>
+        <w:t>The actor comes from authentication, never from text. A request from a COUNTERPARTY is never parsed for intents: it is compiled and verified as an inbound message, and it can never execute anything.</w:t>
+      </w:r>
+    </w:p>
+    <w:p>
+      <w:r>
+        <w:rPr>
+          <w:b/>
+        </w:rPr>
+        <w:t>Planning.</w:t>
+      </w:r>
+      <w:r>
+        <w:rPr/>
+        <w:t xml:space="preserve"> A plan is a list of typed steps built by code from a verdict or a router plan:</w:t>
       </w:r>
     </w:p>
     <w:p>
@@ -4690,11 +4970,11 @@
         <w:rPr>
           <w:i/>
         </w:rPr>
-        <w:t>Multi-step funding</w:t>
-      </w:r>
-      <w:r>
-        <w:rPr/>
-        <w:t>: draw the line, finance an invoice, repay on receipt.</w:t>
+        <w:t>Goal to plan</w:t>
+      </w:r>
+      <w:r>
+        <w:rPr/>
+        <w:t xml:space="preserve"> (worked example 12): "Get paid early on the Foshan invoice without giving anything away next quarter" becomes an early-pay counter at 0.85% with zero forward concession, and a fallback to invoice financing if the buyer refuses.</w:t>
       </w:r>
     </w:p>
     <w:p>
@@ -4709,11 +4989,11 @@
         <w:rPr>
           <w:i/>
         </w:rPr>
-        <w:t>Clarification</w:t>
-      </w:r>
-      <w:r>
-        <w:rPr/>
-        <w:t>: "fund it" with two open gaps asks which one; an offer with no sender asks which buyer.</w:t>
+        <w:t>Multi-step funding</w:t>
+      </w:r>
+      <w:r>
+        <w:rPr/>
+        <w:t>: draw the line, finance an invoice, repay on receipt.</w:t>
       </w:r>
     </w:p>
     <w:p>
@@ -4728,11 +5008,11 @@
         <w:rPr>
           <w:i/>
         </w:rPr>
-        <w:t>Correction</w:t>
-      </w:r>
-      <w:r>
-        <w:rPr/>
-        <w:t>: "make it 0.8%" amends the pending plan; "1%" is refused because it is above the 0.88% break-even; "switch to invoice financing" swaps the source.</w:t>
+        <w:t>Clarification</w:t>
+      </w:r>
+      <w:r>
+        <w:rPr/>
+        <w:t>: "fund it" with two open gaps asks which one; an offer with no sender asks which buyer.</w:t>
       </w:r>
     </w:p>
     <w:p>
@@ -4747,31 +5027,11 @@
         <w:rPr>
           <w:i/>
         </w:rPr>
-        <w:t>Out of scope</w:t>
-      </w:r>
-      <w:r>
-        <w:rPr/>
-        <w:t>: a polite refusal plus the list of what the agent can do.</w:t>
-      </w:r>
-    </w:p>
-    <w:p>
-      <w:r>
-        <w:rPr>
-          <w:b/>
-        </w:rPr>
-        <w:t>Tool use.</w:t>
-      </w:r>
-      <w:r>
-        <w:rPr/>
-        <w:t xml:space="preserve"> Handlers call module functions (compile, evaluate, plan, negotiate), then send typed operations to the executor. Every operation carries an idempotency key derived from the session, turn and step. No handler can skip the verifier or build an operation from model output (Invariant 1).</w:t>
-      </w:r>
-    </w:p>
-    <w:p>
-      <w:r>
-        <w:rPr>
-          <w:b/>
-        </w:rPr>
-        <w:t>State management.</w:t>
+        <w:t>Correction</w:t>
+      </w:r>
+      <w:r>
+        <w:rPr/>
+        <w:t>: "make it 0.8%" amends the pending plan; "1%" is refused because it is above the 0.88% break-even; "switch to invoice financing" swaps the source.</w:t>
       </w:r>
     </w:p>
     <w:p>
@@ -4786,33 +5046,11 @@
         <w:rPr>
           <w:i/>
         </w:rPr>
-        <w:t>Session state</w:t>
-      </w:r>
-      <w:r>
-        <w:rPr/>
-        <w:t xml:space="preserve"> (</w:t>
-      </w:r>
-      <w:r>
-        <w:rPr>
-          <w:rFonts w:ascii="Courier New" w:hAnsi="Courier New"/>
-          <w:sz w:val="18"/>
-        </w:rPr>
-        <w:t>nl/sessions.py</w:t>
-      </w:r>
-      <w:r>
-        <w:rPr/>
-        <w:t xml:space="preserve">) holds only typed references: the last offer and verdict ids, a pending plan awaiting confirmation or correction, a pending clarification, and the operations each </w:t>
-      </w:r>
-      <w:r>
-        <w:rPr>
-          <w:rFonts w:ascii="Courier New" w:hAnsi="Courier New"/>
-          <w:sz w:val="18"/>
-        </w:rPr>
-        <w:t>request_id</w:t>
-      </w:r>
-      <w:r>
-        <w:rPr/>
-        <w:t xml:space="preserve"> produced. A retried request is replayed, not re-planned. Sessions expire after 30 minutes.</w:t>
+        <w:t>Out of scope</w:t>
+      </w:r>
+      <w:r>
+        <w:rPr/>
+        <w:t>: the nearest capability and the list of what the agent can do.</w:t>
       </w:r>
     </w:p>
     <w:p>
@@ -4827,22 +5065,31 @@
         <w:rPr>
           <w:i/>
         </w:rPr>
-        <w:t>Financial state</w:t>
-      </w:r>
-      <w:r>
-        <w:rPr/>
-        <w:t xml:space="preserve"> is a frozen </w:t>
-      </w:r>
-      <w:r>
-        <w:rPr>
-          <w:rFonts w:ascii="Courier New" w:hAnsi="Courier New"/>
-          <w:sz w:val="18"/>
-        </w:rPr>
-        <w:t>FinancialState</w:t>
-      </w:r>
-      <w:r>
-        <w:rPr/>
-        <w:t xml:space="preserve"> plus the operations log. Contracts are immutable; a state change builds a new model.</w:t>
+        <w:t>Proactive re-plan.</w:t>
+      </w:r>
+      <w:r>
+        <w:rPr/>
+        <w:t xml:space="preserve"> After the clock or the bank feed moves the books, the opener names what needs the owner (a late receipt, a reserve breach ahead, a drawn line that can be repaid), proposes a cure and its cost, and waits. The alert's cure is found on current books by a greedy search and priced as the executor will charge it. It runs only on the owner's click or a direct "go ahead", it is submitted as the AGENT, and the executor decides the tier. No cure is offered when the mandate forbids new borrowing. The repay proposal is never made while a reserve breach is open.</w:t>
+      </w:r>
+    </w:p>
+    <w:p>
+      <w:r>
+        <w:rPr>
+          <w:b/>
+        </w:rPr>
+        <w:t>Tool use.</w:t>
+      </w:r>
+      <w:r>
+        <w:rPr/>
+        <w:t xml:space="preserve"> Handlers call module functions (compile, evaluate, plan, negotiate), then send typed operations to the executor. Every operation carries an idempotency key derived from the session, turn and step. No handler can skip the verifier or build an operation from model output (Invariant 1).</w:t>
+      </w:r>
+    </w:p>
+    <w:p>
+      <w:r>
+        <w:rPr>
+          <w:b/>
+        </w:rPr>
+        <w:t>State management.</w:t>
       </w:r>
     </w:p>
     <w:p>
@@ -4857,11 +5104,33 @@
         <w:rPr>
           <w:i/>
         </w:rPr>
-        <w:t>Time</w:t>
-      </w:r>
-      <w:r>
-        <w:rPr/>
-        <w:t xml:space="preserve"> is an integer simulated day. A simulated clock drives expiry, and the executor refuses backdated or future-dated operations.</w:t>
+        <w:t>Session state</w:t>
+      </w:r>
+      <w:r>
+        <w:rPr/>
+        <w:t xml:space="preserve"> (</w:t>
+      </w:r>
+      <w:r>
+        <w:rPr>
+          <w:rFonts w:ascii="Courier New" w:hAnsi="Courier New"/>
+          <w:sz w:val="18"/>
+        </w:rPr>
+        <w:t>nl/sessions.py</w:t>
+      </w:r>
+      <w:r>
+        <w:rPr/>
+        <w:t xml:space="preserve">) holds only typed references: the last offer and verdict ids, a pending plan awaiting confirmation or correction, a pending clarification, and the operations each </w:t>
+      </w:r>
+      <w:r>
+        <w:rPr>
+          <w:rFonts w:ascii="Courier New" w:hAnsi="Courier New"/>
+          <w:sz w:val="18"/>
+        </w:rPr>
+        <w:t>request_id</w:t>
+      </w:r>
+      <w:r>
+        <w:rPr/>
+        <w:t xml:space="preserve"> produced. A retried request is replayed, not re-planned. Sessions expire after 30 minutes.</w:t>
       </w:r>
     </w:p>
     <w:p>
@@ -4876,65 +5145,22 @@
         <w:rPr>
           <w:i/>
         </w:rPr>
-        <w:t>Commitments</w:t>
-      </w:r>
-      <w:r>
-        <w:rPr/>
-        <w:t xml:space="preserve"> follow a lifecycle state machine with a nonce, an expiry and a terms hash.</w:t>
-      </w:r>
-    </w:p>
-    <w:p>
-      <w:pPr>
-        <w:pStyle w:val="ListBullet"/>
-        <w:spacing w:after="100"/>
-      </w:pPr>
-      <w:r>
-        <w:t>Core algorithms and evaluation approach</w:t>
-      </w:r>
-    </w:p>
-    <w:p>
-      <w:r>
-        <w:rPr>
-          <w:b/>
-        </w:rPr>
-        <w:t>1. Trajectory recursion (</w:t>
-      </w:r>
-      <w:r>
-        <w:rPr>
-          <w:rFonts w:ascii="Courier New" w:hAnsi="Courier New"/>
-          <w:b/>
-          <w:sz w:val="18"/>
-        </w:rPr>
-        <w:t>financial/</w:t>
-      </w:r>
-      <w:r>
-        <w:rPr>
-          <w:b/>
-        </w:rPr>
-        <w:t>).</w:t>
-      </w:r>
-      <w:r>
-        <w:rPr/>
-        <w:t xml:space="preserve"> For each day </w:t>
-      </w:r>
-      <w:r>
-        <w:rPr>
-          <w:i/>
-        </w:rPr>
-        <w:t>t</w:t>
-      </w:r>
-      <w:r>
-        <w:rPr/>
-        <w:t xml:space="preserve"> of the horizon:</w:t>
-      </w:r>
-    </w:p>
-    <w:p>
+        <w:t>Financial state</w:t>
+      </w:r>
+      <w:r>
+        <w:rPr/>
+        <w:t xml:space="preserve"> is a frozen </w:t>
+      </w:r>
       <w:r>
         <w:rPr>
           <w:rFonts w:ascii="Courier New" w:hAnsi="Courier New"/>
           <w:sz w:val="18"/>
         </w:rPr>
-        <w:t>closing(t) = opening(t) + Σ inflows(t) − Σ scheduled outflows(t) − Σ interest, fees and repayments(t)</w:t>
+        <w:t>FinancialState</w:t>
+      </w:r>
+      <w:r>
+        <w:rPr/>
+        <w:t xml:space="preserve"> plus the operations log. Contracts are immutable; a state change builds a new model.</w:t>
       </w:r>
     </w:p>
     <w:p>
@@ -4946,19 +5172,47 @@
         <w:ind w:left="792" w:hanging="288"/>
       </w:pPr>
       <w:r>
-        <w:rPr/>
-        <w:t xml:space="preserve">Within a day, inflows come first (receipts, early receipts, draws, advances), then scheduled outflows, then interest, fees and repayments. </w:t>
+        <w:rPr>
+          <w:i/>
+        </w:rPr>
+        <w:t>Time</w:t>
+      </w:r>
+      <w:r>
+        <w:rPr/>
+        <w:t xml:space="preserve"> is an integer simulated day. </w:t>
       </w:r>
       <w:r>
         <w:rPr>
           <w:rFonts w:ascii="Courier New" w:hAnsi="Courier New"/>
           <w:sz w:val="18"/>
         </w:rPr>
-        <w:t>closing(t)</w:t>
-      </w:r>
-      <w:r>
-        <w:rPr/>
-        <w:t xml:space="preserve"> is tested against the floor.</w:t>
+        <w:t>Runtime.advance_to</w:t>
+      </w:r>
+      <w:r>
+        <w:rPr/>
+        <w:t xml:space="preserve"> moves it: it posts the day's scheduled flows, turns recurring invoices into receivables, expires lapsed commitments and logs </w:t>
+      </w:r>
+      <w:r>
+        <w:rPr>
+          <w:rFonts w:ascii="Courier New" w:hAnsi="Courier New"/>
+          <w:sz w:val="18"/>
+        </w:rPr>
+        <w:t>ADVANCE_CLOCK</w:t>
+      </w:r>
+      <w:r>
+        <w:rPr/>
+        <w:t xml:space="preserve">. Days stay absolute and the books close every day before </w:t>
+      </w:r>
+      <w:r>
+        <w:rPr>
+          <w:rFonts w:ascii="Courier New" w:hAnsi="Courier New"/>
+          <w:sz w:val="18"/>
+        </w:rPr>
+        <w:t>as_of_day</w:t>
+      </w:r>
+      <w:r>
+        <w:rPr/>
+        <w:t>. The executor refuses backdated or future-dated operations.</w:t>
       </w:r>
     </w:p>
     <w:p>
@@ -4971,13 +5225,24 @@
       </w:pPr>
       <w:r>
         <w:rPr>
-          <w:b/>
-        </w:rPr>
-        <w:t>Conservative mode decides:</w:t>
-      </w:r>
-      <w:r>
-        <w:rPr/>
-        <w:t xml:space="preserve"> unconfirmed inflows are ignored, only COMMITTED facilities can be drawn (PENDING and NOT_APPLIED count as zero), and contingent concessions count at their maximum. Expected mode is shown beside it and never used for a hard constraint.</w:t>
+          <w:i/>
+        </w:rPr>
+        <w:t>Current books</w:t>
+      </w:r>
+      <w:r>
+        <w:rPr/>
+        <w:t xml:space="preserve"> (ADR-0006). The store holds the position today; commitments hold the agreed changes not yet realised; </w:t>
+      </w:r>
+      <w:r>
+        <w:rPr>
+          <w:rFonts w:ascii="Courier New" w:hAnsi="Courier New"/>
+          <w:sz w:val="18"/>
+        </w:rPr>
+        <w:t>books.current_books</w:t>
+      </w:r>
+      <w:r>
+        <w:rPr/>
+        <w:t xml:space="preserve"> joins them, and every projection runs on that. An early payment the buyer did not make by its day drops out of the books and is reported as LAPSED.</w:t>
       </w:r>
     </w:p>
     <w:p>
@@ -4989,8 +5254,25 @@
         <w:ind w:left="792" w:hanging="288"/>
       </w:pPr>
       <w:r>
-        <w:rPr/>
-        <w:t>Forward concessions go to a separate forward-concession ledger, valued over the concession horizon at the marginal cost of funds.</w:t>
+        <w:rPr>
+          <w:i/>
+        </w:rPr>
+        <w:t>Settlement.</w:t>
+      </w:r>
+      <w:r>
+        <w:rPr/>
+        <w:t xml:space="preserve"> </w:t>
+      </w:r>
+      <w:r>
+        <w:rPr>
+          <w:rFonts w:ascii="Courier New" w:hAnsi="Courier New"/>
+          <w:sz w:val="18"/>
+        </w:rPr>
+        <w:t>Receivable.settled_fen</w:t>
+      </w:r>
+      <w:r>
+        <w:rPr/>
+        <w:t xml:space="preserve"> records partial payment. A receipt equal to the agreed early-payment net settles the covered face and fulfils the commitment; any other receipt settles what it pays and leaves the residual open on its original day. A financed invoice repays its whole advance, interest and fee on its first receipt. An overdue financed invoice repays its advance in the projection (recourse).</w:t>
       </w:r>
     </w:p>
     <w:p>
@@ -5002,18 +5284,36 @@
         <w:ind w:left="792" w:hanging="288"/>
       </w:pPr>
       <w:r>
-        <w:rPr/>
-        <w:t xml:space="preserve">Month </w:t>
-      </w:r>
-      <w:r>
         <w:rPr>
           <w:i/>
         </w:rPr>
-        <w:t>m</w:t>
-      </w:r>
-      <w:r>
-        <w:rPr/>
-        <w:t xml:space="preserve"> covers days 30(m−1)+1 to 30m and carries EBITDA, debt service and total debt for the covenants. The horizon always runs past the last repayment.</w:t>
+        <w:t>Re-verification at commitment.</w:t>
+      </w:r>
+      <w:r>
+        <w:rPr/>
+        <w:t xml:space="preserve"> A verdict is not standing authority. At accept and at approval the executor checks, on the state and mandate of that moment: the named receivables are open with enough face, no other live commitment holds the same invoice, the concession caps still hold, and, if the state version has changed, that the obligations still verify on current books. Otherwise the operation is refused (</w:t>
+      </w:r>
+      <w:r>
+        <w:rPr>
+          <w:rFonts w:ascii="Courier New" w:hAnsi="Courier New"/>
+          <w:sz w:val="18"/>
+        </w:rPr>
+        <w:t>STALE_VERDICT</w:t>
+      </w:r>
+      <w:r>
+        <w:rPr/>
+        <w:t xml:space="preserve"> or </w:t>
+      </w:r>
+      <w:r>
+        <w:rPr>
+          <w:rFonts w:ascii="Courier New" w:hAnsi="Courier New"/>
+          <w:sz w:val="18"/>
+        </w:rPr>
+        <w:t>CONFLICTING_COMMITMENT</w:t>
+      </w:r>
+      <w:r>
+        <w:rPr/>
+        <w:t>).</w:t>
       </w:r>
     </w:p>
     <w:p>
@@ -5025,60 +5325,23 @@
         <w:ind w:left="792" w:hanging="288"/>
       </w:pPr>
       <w:r>
-        <w:rPr/>
-        <w:t>Everything is integer fen. Interest is Actual/365 simple; invoice financing bills whole 30-day periods; each posting is rounded once, half-up (ADR-0002).</w:t>
+        <w:rPr>
+          <w:i/>
+        </w:rPr>
+        <w:t>Commitments</w:t>
+      </w:r>
+      <w:r>
+        <w:rPr/>
+        <w:t xml:space="preserve"> follow a lifecycle state machine with a nonce, an expiry and a terms hash.</w:t>
       </w:r>
     </w:p>
     <w:p>
-      <w:r>
-        <w:rPr>
-          <w:i/>
-        </w:rPr>
-        <w:t>Golden check.</w:t>
-      </w:r>
-      <w:r>
-        <w:rPr/>
-        <w:t xml:space="preserve"> With the full EX01 package accepted and no new funding, cash is </w:t>
-      </w:r>
-      <w:r>
-        <w:rPr>
-          <w:b/>
-        </w:rPr>
-        <w:t>¥354,960</w:t>
-      </w:r>
-      <w:r>
-        <w:rPr/>
-        <w:t xml:space="preserve"> after day 20 and </w:t>
-      </w:r>
-      <w:r>
-        <w:rPr>
-          <w:b/>
-        </w:rPr>
-        <w:t>¥254,960</w:t>
-      </w:r>
-      <w:r>
-        <w:rPr/>
-        <w:t xml:space="preserve"> on day 47: a </w:t>
-      </w:r>
-      <w:r>
-        <w:rPr>
-          <w:b/>
-        </w:rPr>
-        <w:t>¥45,040</w:t>
-      </w:r>
-      <w:r>
-        <w:rPr/>
-        <w:t xml:space="preserve"> shortfall against the ¥300,000 floor. The committed marginal source cures it for </w:t>
-      </w:r>
-      <w:r>
-        <w:rPr>
-          <w:b/>
-        </w:rPr>
-        <w:t>¥802.70</w:t>
-      </w:r>
-      <w:r>
-        <w:rPr/>
-        <w:t>.</w:t>
+      <w:pPr>
+        <w:pStyle w:val="ListBullet"/>
+        <w:spacing w:after="100"/>
+      </w:pPr>
+      <w:r>
+        <w:t>Core algorithms and evaluation approach</w:t>
       </w:r>
     </w:p>
     <w:p>
@@ -5086,7 +5349,7 @@
         <w:rPr>
           <w:b/>
         </w:rPr>
-        <w:t>2. Funding router (</w:t>
+        <w:t>1. Trajectory recursion (</w:t>
       </w:r>
       <w:r>
         <w:rPr>
@@ -5094,7 +5357,7 @@
           <w:b/>
           <w:sz w:val="18"/>
         </w:rPr>
-        <w:t>funding/search.py</w:t>
+        <w:t>financial/</w:t>
       </w:r>
       <w:r>
         <w:rPr>
@@ -5104,7 +5367,26 @@
       </w:r>
       <w:r>
         <w:rPr/>
-        <w:t xml:space="preserve"> Each candidate is a list of funding actions run through the same engine. Its cost is whatever that trajectory posts (interest, fees and discounts, net of what the offer alone posts), so the router never computes cash itself.</w:t>
+        <w:t xml:space="preserve"> For each day </w:t>
+      </w:r>
+      <w:r>
+        <w:rPr>
+          <w:i/>
+        </w:rPr>
+        <w:t>t</w:t>
+      </w:r>
+      <w:r>
+        <w:rPr/>
+        <w:t xml:space="preserve"> of the horizon:</w:t>
+      </w:r>
+    </w:p>
+    <w:p>
+      <w:r>
+        <w:rPr>
+          <w:rFonts w:ascii="Courier New" w:hAnsi="Courier New"/>
+          <w:sz w:val="18"/>
+        </w:rPr>
+        <w:t>closing(t) = opening(t) + Σ inflows(t) − Σ scheduled outflows(t) − Σ interest, fees and repayments(t)</w:t>
       </w:r>
     </w:p>
     <w:p>
@@ -5116,14 +5398,19 @@
         <w:ind w:left="792" w:hanging="288"/>
       </w:pPr>
       <w:r>
-        <w:rPr>
-          <w:b/>
-        </w:rPr>
-        <w:t>Admissible</w:t>
-      </w:r>
-      <w:r>
-        <w:rPr/>
-        <w:t xml:space="preserve"> only if closing cash stays at or above the floor every day, no covenant is violated, every source's all-in rate is within the mandate's maximum APR, and new borrowing is allowed.</w:t>
+        <w:rPr/>
+        <w:t xml:space="preserve">Within a day, inflows come first (receipts, early receipts, draws, advances), then scheduled outflows, then interest, fees and repayments. </w:t>
+      </w:r>
+      <w:r>
+        <w:rPr>
+          <w:rFonts w:ascii="Courier New" w:hAnsi="Courier New"/>
+          <w:sz w:val="18"/>
+        </w:rPr>
+        <w:t>closing(t)</w:t>
+      </w:r>
+      <w:r>
+        <w:rPr/>
+        <w:t xml:space="preserve"> is tested against the floor.</w:t>
       </w:r>
     </w:p>
     <w:p>
@@ -5138,21 +5425,11 @@
         <w:rPr>
           <w:b/>
         </w:rPr>
-        <w:t>Timing.</w:t>
-      </w:r>
-      <w:r>
-        <w:rPr/>
-        <w:t xml:space="preserve"> Every source is requested on day 0 and lands after its lead time (ADR-0003). The search is over amounts, not dates, on a </w:t>
-      </w:r>
-      <w:r>
-        <w:rPr>
-          <w:b/>
-        </w:rPr>
-        <w:t>¥10,000 grid</w:t>
-      </w:r>
-      <w:r>
-        <w:rPr/>
-        <w:t>: single-source fills, then pairs (a grid over the first source, the second filling the residual), then triples.</w:t>
+        <w:t>Conservative mode decides:</w:t>
+      </w:r>
+      <w:r>
+        <w:rPr/>
+        <w:t xml:space="preserve"> unconfirmed inflows are ignored, only COMMITTED facilities can be drawn (PENDING and NOT_APPLIED count as zero), and contingent concessions count at their maximum. Expected mode is shown beside it and never used for a hard constraint.</w:t>
       </w:r>
     </w:p>
     <w:p>
@@ -5164,14 +5441,8 @@
         <w:ind w:left="792" w:hanging="288"/>
       </w:pPr>
       <w:r>
-        <w:rPr>
-          <w:b/>
-        </w:rPr>
-        <w:t>Repayment on any receipt day.</w:t>
-      </w:r>
-      <w:r>
-        <w:rPr/>
-        <w:t xml:space="preserve"> A bullet line may be repaid on any receipt day after the gap opens on which cash stays at or above the floor, not only on the day the unfunded baseline recovers (ADR-0003 addendum; evaluation finding EV-06).</w:t>
+        <w:rPr/>
+        <w:t>Forward concessions go to a separate forward-concession ledger, valued over the concession horizon at the marginal cost of funds.</w:t>
       </w:r>
     </w:p>
     <w:p>
@@ -5183,25 +5454,18 @@
         <w:ind w:left="792" w:hanging="288"/>
       </w:pPr>
       <w:r>
-        <w:rPr>
-          <w:b/>
-        </w:rPr>
-        <w:t>¥1,000 minimum action</w:t>
-      </w:r>
-      <w:r>
-        <w:rPr/>
-        <w:t xml:space="preserve"> (</w:t>
-      </w:r>
-      <w:r>
-        <w:rPr>
-          <w:rFonts w:ascii="Courier New" w:hAnsi="Courier New"/>
-          <w:sz w:val="18"/>
-        </w:rPr>
-        <w:t>MIN_ACTION_FEN</w:t>
-      </w:r>
-      <w:r>
-        <w:rPr/>
-        <w:t>). No draw, advance, early payment or bill discount is smaller; a smaller residual is rounded up, and a source with less than ¥1,000 available is not used. This removed plans such as a 1-fen early payment for a 1-fen shortfall (EV-11).</w:t>
+        <w:rPr/>
+        <w:t xml:space="preserve">Month </w:t>
+      </w:r>
+      <w:r>
+        <w:rPr>
+          <w:i/>
+        </w:rPr>
+        <w:t>m</w:t>
+      </w:r>
+      <w:r>
+        <w:rPr/>
+        <w:t xml:space="preserve"> covers days 30(m−1)+1 to 30m and carries EBITDA, debt service and total debt for the covenants. The horizon always runs past the last repayment.</w:t>
       </w:r>
     </w:p>
     <w:p>
@@ -5213,36 +5477,86 @@
         <w:ind w:left="792" w:hanging="288"/>
       </w:pPr>
       <w:r>
+        <w:rPr/>
+        <w:t>Everything is integer fen. Interest is Actual/365 simple; invoice financing bills whole 30-day periods; each posting is rounded once, half-up (ADR-0002).</w:t>
+      </w:r>
+    </w:p>
+    <w:p>
+      <w:r>
+        <w:rPr>
+          <w:i/>
+        </w:rPr>
+        <w:t>Golden check.</w:t>
+      </w:r>
+      <w:r>
+        <w:rPr/>
+        <w:t xml:space="preserve"> With the full EX01 package accepted and no new funding, cash is </w:t>
+      </w:r>
+      <w:r>
         <w:rPr>
           <w:b/>
         </w:rPr>
-        <w:t>Cash-path fast check.</w:t>
-      </w:r>
-      <w:r>
-        <w:rPr/>
-        <w:t xml:space="preserve"> The search steers on </w:t>
+        <w:t>¥354,960</w:t>
+      </w:r>
+      <w:r>
+        <w:rPr/>
+        <w:t xml:space="preserve"> after day 20 and </w:t>
+      </w:r>
+      <w:r>
+        <w:rPr>
+          <w:b/>
+        </w:rPr>
+        <w:t>¥254,960</w:t>
+      </w:r>
+      <w:r>
+        <w:rPr/>
+        <w:t xml:space="preserve"> on day 47: a </w:t>
+      </w:r>
+      <w:r>
+        <w:rPr>
+          <w:b/>
+        </w:rPr>
+        <w:t>¥45,040</w:t>
+      </w:r>
+      <w:r>
+        <w:rPr/>
+        <w:t xml:space="preserve"> shortfall against the ¥300,000 floor. The committed marginal source cures it for </w:t>
+      </w:r>
+      <w:r>
+        <w:rPr>
+          <w:b/>
+        </w:rPr>
+        <w:t>¥802.70</w:t>
+      </w:r>
+      <w:r>
+        <w:rPr/>
+        <w:t>.</w:t>
+      </w:r>
+    </w:p>
+    <w:p>
+      <w:r>
+        <w:rPr>
+          <w:b/>
+        </w:rPr>
+        <w:t>2. Funding router (</w:t>
       </w:r>
       <w:r>
         <w:rPr>
           <w:rFonts w:ascii="Courier New" w:hAnsi="Courier New"/>
+          <w:b/>
           <w:sz w:val="18"/>
         </w:rPr>
-        <w:t>financial.project_cash</w:t>
-      </w:r>
-      <w:r>
-        <w:rPr/>
-        <w:t xml:space="preserve">, which books exactly the postings the full projection books and returns the same closing cash, peak debt and posted costs without building the display trajectory. A probe that breaches the floor, exceeds the APR cap or borrows against the mandate is discarded at once. Any probe that could become the best plan is re-run through the full projection and </w:t>
-      </w:r>
-      <w:r>
-        <w:rPr>
-          <w:rFonts w:ascii="Courier New" w:hAnsi="Courier New"/>
-          <w:sz w:val="18"/>
-        </w:rPr>
-        <w:t>covenants.evaluate</w:t>
-      </w:r>
-      <w:r>
-        <w:rPr/>
-        <w:t xml:space="preserve"> before it is accepted, so the chosen plan is the one a full evaluation of every candidate would choose.</w:t>
+        <w:t>funding/search.py</w:t>
+      </w:r>
+      <w:r>
+        <w:rPr>
+          <w:b/>
+        </w:rPr>
+        <w:t>).</w:t>
+      </w:r>
+      <w:r>
+        <w:rPr/>
+        <w:t xml:space="preserve"> Each candidate is a list of funding actions run through the same engine. Its cost is whatever that trajectory posts (interest, fees and discounts, net of what the offer alone posts), so the router never computes cash itself.</w:t>
       </w:r>
     </w:p>
     <w:p>
@@ -5257,11 +5571,11 @@
         <w:rPr>
           <w:b/>
         </w:rPr>
-        <w:t>Display-only expected search</w:t>
-      </w:r>
-      <w:r>
-        <w:rPr/>
-        <w:t xml:space="preserve"> is capped at 2,000 candidates, and its label says so. The committed search, which decides, is never capped.</w:t>
+        <w:t>Admissible</w:t>
+      </w:r>
+      <w:r>
+        <w:rPr/>
+        <w:t xml:space="preserve"> only if closing cash stays at or above the floor every day, no covenant is violated, every source's all-in rate is within the mandate's maximum APR, and new borrowing is allowed.</w:t>
       </w:r>
     </w:p>
     <w:p>
@@ -5276,71 +5590,21 @@
         <w:rPr>
           <w:b/>
         </w:rPr>
-        <w:t>Golden result.</w:t>
-      </w:r>
-      <w:r>
-        <w:rPr/>
-        <w:t xml:space="preserve"> On the golden gap of </w:t>
+        <w:t>Timing.</w:t>
+      </w:r>
+      <w:r>
+        <w:rPr/>
+        <w:t xml:space="preserve"> Every source is requested on day 0 and lands after its lead time (ADR-0003). The search is over amounts, not dates, on a </w:t>
       </w:r>
       <w:r>
         <w:rPr>
           <w:b/>
         </w:rPr>
-        <w:t>¥360,000</w:t>
-      </w:r>
-      <w:r>
-        <w:rPr/>
-        <w:t xml:space="preserve"> before day 32, it selects the credit line (¥150,000, interest </w:t>
-      </w:r>
-      <w:r>
-        <w:rPr>
-          <w:b/>
-        </w:rPr>
-        <w:t>¥841.64</w:t>
-      </w:r>
-      <w:r>
-        <w:rPr/>
-        <w:t xml:space="preserve">) plus invoice financing (¥210,000, </w:t>
-      </w:r>
-      <w:r>
-        <w:rPr>
-          <w:b/>
-        </w:rPr>
-        <w:t>¥1,871.30</w:t>
-      </w:r>
-      <w:r>
-        <w:rPr/>
-        <w:t xml:space="preserve">): </w:t>
-      </w:r>
-      <w:r>
-        <w:rPr>
-          <w:b/>
-        </w:rPr>
-        <w:t>¥2,712.94</w:t>
-      </w:r>
-      <w:r>
-        <w:rPr/>
-        <w:t xml:space="preserve"> in total. Taking the buyer's 1.2% discount would cost </w:t>
-      </w:r>
-      <w:r>
-        <w:rPr>
-          <w:b/>
-        </w:rPr>
-        <w:t>¥5,040.00</w:t>
-      </w:r>
-      <w:r>
-        <w:rPr/>
-        <w:t xml:space="preserve">, and the v1 optimum (line plus partial early pay) </w:t>
-      </w:r>
-      <w:r>
-        <w:rPr>
-          <w:b/>
-        </w:rPr>
-        <w:t>¥3,392.25</w:t>
-      </w:r>
-      <w:r>
-        <w:rPr/>
-        <w:t>. The guaranteed loan is inadmissible because it is not committed and lands on day 21, after payroll on day 12.</w:t>
+        <w:t>¥10,000 grid</w:t>
+      </w:r>
+      <w:r>
+        <w:rPr/>
+        <w:t>: single-source fills, then pairs (a grid over the first source, the second filling the residual), then triples.</w:t>
       </w:r>
     </w:p>
     <w:p>
@@ -5355,32 +5619,11 @@
         <w:rPr>
           <w:b/>
         </w:rPr>
-        <w:t>Optimality.</w:t>
-      </w:r>
-      <w:r>
-        <w:rPr/>
-        <w:t xml:space="preserve"> Against an exhaustive brute force over every usable committed lever (up to three, ¥5,000 grid for pairs, ¥10,000 for triples, the last lever filled to the fen) on 26 scenarios (10 designed and 16 seeded random), the router is within ¥1 of the brute-force optimum on </w:t>
-      </w:r>
-      <w:r>
-        <w:rPr>
-          <w:b/>
-        </w:rPr>
-        <w:t>26/26</w:t>
-      </w:r>
-      <w:r>
-        <w:rPr/>
-        <w:t xml:space="preserve"> (</w:t>
-      </w:r>
-      <w:r>
-        <w:rPr>
-          <w:rFonts w:ascii="Courier New" w:hAnsi="Courier New"/>
-          <w:sz w:val="18"/>
-        </w:rPr>
-        <w:t>latest_report.md</w:t>
-      </w:r>
-      <w:r>
-        <w:rPr/>
-        <w:t>, section 3).</w:t>
+        <w:t>Repayment on any receipt day.</w:t>
+      </w:r>
+      <w:r>
+        <w:rPr/>
+        <w:t xml:space="preserve"> A bullet line may be repaid on any receipt day after the gap opens on which cash stays at or above the floor, not only on the day the unfunded baseline recovers (ADR-0003 addendum; evaluation finding EV-06).</w:t>
       </w:r>
     </w:p>
     <w:p>
@@ -5395,31 +5638,22 @@
         <w:rPr>
           <w:b/>
         </w:rPr>
-        <w:t>Marginal cost of funds:</w:t>
-      </w:r>
-      <w:r>
-        <w:rPr/>
-        <w:t xml:space="preserve"> the all-in annual rate of the cheapest COMMITTED, owner-approved source able to carry a </w:t>
-      </w:r>
-      <w:r>
-        <w:rPr>
-          <w:i/>
-        </w:rPr>
-        <w:t>permanent</w:t>
-      </w:r>
-      <w:r>
-        <w:rPr/>
-        <w:t xml:space="preserve"> need. Clean-down excludes the line, so it is invoice financing at </w:t>
-      </w:r>
-      <w:r>
-        <w:rPr>
-          <w:b/>
-        </w:rPr>
-        <w:t>10.8417%</w:t>
-      </w:r>
-      <w:r>
-        <w:rPr/>
-        <w:t>.</w:t>
+        <w:t>¥1,000 minimum action</w:t>
+      </w:r>
+      <w:r>
+        <w:rPr/>
+        <w:t xml:space="preserve"> (</w:t>
+      </w:r>
+      <w:r>
+        <w:rPr>
+          <w:rFonts w:ascii="Courier New" w:hAnsi="Courier New"/>
+          <w:sz w:val="18"/>
+        </w:rPr>
+        <w:t>MIN_ACTION_FEN</w:t>
+      </w:r>
+      <w:r>
+        <w:rPr/>
+        <w:t>). No draw, advance, early payment or bill discount is smaller; a smaller residual is rounded up, and a source with less than ¥1,000 available is not used. This removed plans such as a 1-fen early payment for a 1-fen shortfall (EV-11).</w:t>
       </w:r>
     </w:p>
     <w:p>
@@ -5434,57 +5668,33 @@
         <w:rPr>
           <w:b/>
         </w:rPr>
-        <w:t>Break-even early-pay discount:</w:t>
-      </w:r>
-      <w:r>
-        <w:rPr/>
-        <w:t xml:space="preserve"> a discount </w:t>
-      </w:r>
-      <w:r>
-        <w:rPr>
-          <w:i/>
-        </w:rPr>
-        <w:t>d</w:t>
-      </w:r>
-      <w:r>
-        <w:rPr/>
-        <w:t xml:space="preserve"> is cheaper than the marginal source only if d/(1−d) &lt; c, where c is that source's cost share for 30 days. So d = c/(1+c): </w:t>
-      </w:r>
-      <w:r>
-        <w:rPr>
-          <w:b/>
-        </w:rPr>
-        <w:t>0.8832%</w:t>
-      </w:r>
-      <w:r>
-        <w:rPr/>
-        <w:t xml:space="preserve"> exactly, shown as 0.88%.</w:t>
-      </w:r>
-    </w:p>
-    <w:p>
-      <w:r>
-        <w:rPr>
-          <w:b/>
-        </w:rPr>
-        <w:t>3. Covenant tests (</w:t>
+        <w:t>Cash-path fast check.</w:t>
+      </w:r>
+      <w:r>
+        <w:rPr/>
+        <w:t xml:space="preserve"> The search steers on </w:t>
       </w:r>
       <w:r>
         <w:rPr>
           <w:rFonts w:ascii="Courier New" w:hAnsi="Courier New"/>
-          <w:b/>
           <w:sz w:val="18"/>
         </w:rPr>
-        <w:t>covenants/</w:t>
-      </w:r>
-      <w:r>
-        <w:rPr>
-          <w:b/>
-        </w:rPr>
-        <w:t>).</w:t>
-      </w:r>
-      <w:r>
-        <w:rPr/>
-        <w:t xml:space="preserve"> Evaluated exactly, per facility definition, every projected month:</w:t>
+        <w:t>financial.project_cash</w:t>
+      </w:r>
+      <w:r>
+        <w:rPr/>
+        <w:t xml:space="preserve">, which books exactly the postings the full projection books and returns the same closing cash, peak debt and posted costs without building the display trajectory. A probe that breaches the floor, exceeds the APR cap or borrows against the mandate is discarded at once. Any probe that could become the best plan is re-run through the full projection and </w:t>
+      </w:r>
+      <w:r>
+        <w:rPr>
+          <w:rFonts w:ascii="Courier New" w:hAnsi="Courier New"/>
+          <w:sz w:val="18"/>
+        </w:rPr>
+        <w:t>covenants.evaluate</w:t>
+      </w:r>
+      <w:r>
+        <w:rPr/>
+        <w:t xml:space="preserve"> before it is accepted, so the chosen plan is the one a full evaluation of every candidate would choose.</w:t>
       </w:r>
     </w:p>
     <w:p>
@@ -5497,14 +5707,13 @@
       </w:pPr>
       <w:r>
         <w:rPr>
-          <w:rFonts w:ascii="Courier New" w:hAnsi="Courier New"/>
-          <w:sz w:val="18"/>
-        </w:rPr>
-        <w:t>DSCR = monthly EBITDA / monthly debt service</w:t>
-      </w:r>
-      <w:r>
-        <w:rPr/>
-        <w:t>. Debt service is existing service plus interest and fees on facilities that count, plus scheduled amortisation.</w:t>
+          <w:b/>
+        </w:rPr>
+        <w:t>Display-only expected search</w:t>
+      </w:r>
+      <w:r>
+        <w:rPr/>
+        <w:t xml:space="preserve"> is capped at 2,000 candidates, and its label says so. The committed search, which decides, is never capped.</w:t>
       </w:r>
     </w:p>
     <w:p>
@@ -5517,14 +5726,73 @@
       </w:pPr>
       <w:r>
         <w:rPr>
-          <w:rFonts w:ascii="Courier New" w:hAnsi="Courier New"/>
-          <w:sz w:val="18"/>
-        </w:rPr>
-        <w:t>Leverage = total debt / (12 × monthly EBITDA)</w:t>
-      </w:r>
-      <w:r>
-        <w:rPr/>
-        <w:t>.</w:t>
+          <w:b/>
+        </w:rPr>
+        <w:t>Golden result.</w:t>
+      </w:r>
+      <w:r>
+        <w:rPr/>
+        <w:t xml:space="preserve"> On the golden gap of </w:t>
+      </w:r>
+      <w:r>
+        <w:rPr>
+          <w:b/>
+        </w:rPr>
+        <w:t>¥360,000</w:t>
+      </w:r>
+      <w:r>
+        <w:rPr/>
+        <w:t xml:space="preserve"> before day 32, it selects the credit line (¥150,000, interest </w:t>
+      </w:r>
+      <w:r>
+        <w:rPr>
+          <w:b/>
+        </w:rPr>
+        <w:t>¥841.64</w:t>
+      </w:r>
+      <w:r>
+        <w:rPr/>
+        <w:t xml:space="preserve">) plus invoice financing (¥210,000, </w:t>
+      </w:r>
+      <w:r>
+        <w:rPr>
+          <w:b/>
+        </w:rPr>
+        <w:t>¥1,871.30</w:t>
+      </w:r>
+      <w:r>
+        <w:rPr/>
+        <w:t xml:space="preserve">): </w:t>
+      </w:r>
+      <w:r>
+        <w:rPr>
+          <w:b/>
+        </w:rPr>
+        <w:t>¥2,712.94</w:t>
+      </w:r>
+      <w:r>
+        <w:rPr/>
+        <w:t xml:space="preserve"> in total. Taking the buyer's 1.2% discount would cost </w:t>
+      </w:r>
+      <w:r>
+        <w:rPr>
+          <w:b/>
+        </w:rPr>
+        <w:t>¥5,040.00</w:t>
+      </w:r>
+      <w:r>
+        <w:rPr/>
+        <w:t xml:space="preserve">, and the v1 optimum (line plus partial early pay) </w:t>
+      </w:r>
+      <w:r>
+        <w:rPr>
+          <w:b/>
+        </w:rPr>
+        <w:t>¥3,392.25</w:t>
+      </w:r>
+      <w:r>
+        <w:rPr/>
+        <w:t>. The guaranteed loan is inadmissible because it is not committed and lands on day 21, after payroll on day 12.</w:t>
       </w:r>
     </w:p>
     <w:p>
@@ -5539,11 +5807,32 @@
         <w:rPr>
           <w:b/>
         </w:rPr>
-        <w:t>Clean-down:</w:t>
-      </w:r>
-      <w:r>
-        <w:rPr/>
-        <w:t xml:space="preserve"> the longest run of consecutive zero-balance days on a credit line must reach the facility's clean-down length.</w:t>
+        <w:t>Optimality.</w:t>
+      </w:r>
+      <w:r>
+        <w:rPr/>
+        <w:t xml:space="preserve"> Against an exhaustive brute force over every usable committed lever (up to three, ¥5,000 grid for pairs, ¥10,000 for triples, the last lever filled to the fen) on 26 scenarios (10 designed and 16 seeded random), the router is within ¥1 of the brute-force optimum on </w:t>
+      </w:r>
+      <w:r>
+        <w:rPr>
+          <w:b/>
+        </w:rPr>
+        <w:t>26/26</w:t>
+      </w:r>
+      <w:r>
+        <w:rPr/>
+        <w:t xml:space="preserve"> (</w:t>
+      </w:r>
+      <w:r>
+        <w:rPr>
+          <w:rFonts w:ascii="Courier New" w:hAnsi="Courier New"/>
+          <w:sz w:val="18"/>
+        </w:rPr>
+        <w:t>latest_report.md</w:t>
+      </w:r>
+      <w:r>
+        <w:rPr/>
+        <w:t>, section 3).</w:t>
       </w:r>
     </w:p>
     <w:p>
@@ -5555,6 +5844,261 @@
         <w:ind w:left="792" w:hanging="288"/>
       </w:pPr>
       <w:r>
+        <w:rPr>
+          <w:b/>
+        </w:rPr>
+        <w:t>Marginal cost of funds:</w:t>
+      </w:r>
+      <w:r>
+        <w:rPr/>
+        <w:t xml:space="preserve"> the all-in annual rate of the cheapest COMMITTED, owner-approved source able to carry a </w:t>
+      </w:r>
+      <w:r>
+        <w:rPr>
+          <w:i/>
+        </w:rPr>
+        <w:t>permanent</w:t>
+      </w:r>
+      <w:r>
+        <w:rPr/>
+        <w:t xml:space="preserve"> need. Clean-down excludes the line, so it is invoice financing at </w:t>
+      </w:r>
+      <w:r>
+        <w:rPr>
+          <w:b/>
+        </w:rPr>
+        <w:t>10.8417%</w:t>
+      </w:r>
+      <w:r>
+        <w:rPr/>
+        <w:t>.</w:t>
+      </w:r>
+    </w:p>
+    <w:p>
+      <w:pPr>
+        <w:pStyle w:val="ListBullet2"/>
+        <w:tabs>
+          <w:tab w:pos="792" w:val="left"/>
+        </w:tabs>
+        <w:ind w:left="792" w:hanging="288"/>
+      </w:pPr>
+      <w:r>
+        <w:rPr>
+          <w:b/>
+        </w:rPr>
+        <w:t>Break-even early-pay discount:</w:t>
+      </w:r>
+      <w:r>
+        <w:rPr/>
+        <w:t xml:space="preserve"> a discount </w:t>
+      </w:r>
+      <w:r>
+        <w:rPr>
+          <w:i/>
+        </w:rPr>
+        <w:t>d</w:t>
+      </w:r>
+      <w:r>
+        <w:rPr/>
+        <w:t xml:space="preserve"> is cheaper than the marginal source only if d/(1−d) &lt; c, where c is that source's cost share for 30 days. So d = c/(1+c): </w:t>
+      </w:r>
+      <w:r>
+        <w:rPr>
+          <w:b/>
+        </w:rPr>
+        <w:t>0.8832%</w:t>
+      </w:r>
+      <w:r>
+        <w:rPr/>
+        <w:t xml:space="preserve"> exactly, shown as 0.88%. For an early payment </w:t>
+      </w:r>
+      <w:r>
+        <w:rPr>
+          <w:i/>
+        </w:rPr>
+        <w:t>n</w:t>
+      </w:r>
+      <w:r>
+        <w:rPr/>
+        <w:t xml:space="preserve"> days before the due day the cost share is taken for those days (invoice financing is billed in whole 30-day periods, other sources at rate × n/365), so a 90-day-early discount has a higher limit (2.60% on the golden books, ADR-0007).</w:t>
+      </w:r>
+    </w:p>
+    <w:p>
+      <w:pPr>
+        <w:pStyle w:val="ListBullet2"/>
+        <w:tabs>
+          <w:tab w:pos="792" w:val="left"/>
+        </w:tabs>
+        <w:ind w:left="792" w:hanging="288"/>
+      </w:pPr>
+      <w:r>
+        <w:rPr>
+          <w:b/>
+        </w:rPr>
+        <w:t>The early-payment rule (ADR-0007).</w:t>
+      </w:r>
+      <w:r>
+        <w:rPr/>
+        <w:t xml:space="preserve"> An early-payment discount is acceptable only if it passes three tests in order. (1) It is below the break-even for its actual days early. (2) The cash is needed: if nothing needs funding without the offer and taking it raises total cost, it fails (</w:t>
+      </w:r>
+      <w:r>
+        <w:rPr>
+          <w:rFonts w:ascii="Courier New" w:hAnsi="Courier New"/>
+          <w:sz w:val="18"/>
+        </w:rPr>
+        <w:t>EARLY_PAY_NOT_NEEDED</w:t>
+      </w:r>
+      <w:r>
+        <w:rPr/>
+        <w:t>). (3) It costs less than the router's plan without it (</w:t>
+      </w:r>
+      <w:r>
+        <w:rPr>
+          <w:rFonts w:ascii="Courier New" w:hAnsi="Courier New"/>
+          <w:sz w:val="18"/>
+        </w:rPr>
+        <w:t>EARLY_PAY_DEARER_THAN_PLAN</w:t>
+      </w:r>
+      <w:r>
+        <w:rPr/>
+        <w:t xml:space="preserve">; the two total costs are shown). The router always prices the buyer's early-payment facility at its standing rate, never at an offer's own rate. On the golden books, a whole-invoice early payment 30 days early at 0.65% to 0.88% is now </w:t>
+      </w:r>
+      <w:r>
+        <w:rPr>
+          <w:b/>
+        </w:rPr>
+        <w:t>countered</w:t>
+      </w:r>
+      <w:r>
+        <w:rPr/>
+        <w:t>, not accepted: at 0.65% it costs ¥2,730.00 against the plan's ¥2,712.94, while 0.64% costs ¥2,688.00 and is accepted. The 0.8832% break-even is still the first screen and the figure shown to the owner. A known conservative convention: an invoice under an early-payment commitment cannot also be financed, which can refuse a cheap early payment a few days before the due day but never accepts one wrongly.</w:t>
+      </w:r>
+    </w:p>
+    <w:p>
+      <w:r>
+        <w:rPr>
+          <w:b/>
+        </w:rPr>
+        <w:t>3. Covenant tests (</w:t>
+      </w:r>
+      <w:r>
+        <w:rPr>
+          <w:rFonts w:ascii="Courier New" w:hAnsi="Courier New"/>
+          <w:b/>
+          <w:sz w:val="18"/>
+        </w:rPr>
+        <w:t>covenants/</w:t>
+      </w:r>
+      <w:r>
+        <w:rPr>
+          <w:b/>
+        </w:rPr>
+        <w:t>).</w:t>
+      </w:r>
+      <w:r>
+        <w:rPr/>
+        <w:t xml:space="preserve"> Evaluated exactly, per facility definition, every projected month:</w:t>
+      </w:r>
+    </w:p>
+    <w:p>
+      <w:pPr>
+        <w:pStyle w:val="ListBullet2"/>
+        <w:tabs>
+          <w:tab w:pos="792" w:val="left"/>
+        </w:tabs>
+        <w:ind w:left="792" w:hanging="288"/>
+      </w:pPr>
+      <w:r>
+        <w:rPr>
+          <w:rFonts w:ascii="Courier New" w:hAnsi="Courier New"/>
+          <w:sz w:val="18"/>
+        </w:rPr>
+        <w:t>DSCR = monthly EBITDA / monthly debt service</w:t>
+      </w:r>
+      <w:r>
+        <w:rPr/>
+        <w:t xml:space="preserve">. Debt service is existing service plus interest and fees on facilities that count, plus scheduled amortisation. A bullet term loan is serviced on a level basis (ADR-0008): its principal, interest and fees are spread evenly over the months of its term, so it cannot look safe until the month it is repaid. A revolving credit line is never spread, and cash is untouched. Hand-calculated case: the ¥500,000 12-month government-guaranteed loan at 5% adds ¥43,721.46 a month, so DSCR is </w:t>
+      </w:r>
+      <w:r>
+        <w:rPr>
+          <w:b/>
+        </w:rPr>
+        <w:t>1.014×</w:t>
+      </w:r>
+      <w:r>
+        <w:rPr/>
+        <w:t xml:space="preserve"> in every month of its term and fails the 1.25× covenant (</w:t>
+      </w:r>
+      <w:r>
+        <w:rPr>
+          <w:rFonts w:ascii="Courier New" w:hAnsi="Courier New"/>
+          <w:sz w:val="18"/>
+        </w:rPr>
+        <w:t>DSCR_BREACH</w:t>
+      </w:r>
+      <w:r>
+        <w:rPr/>
+        <w:t xml:space="preserve">); before ADR-0008 it showed 2.00×. A ¥360,000 request on the same facility, as in the borrower file, shows </w:t>
+      </w:r>
+      <w:r>
+        <w:rPr>
+          <w:b/>
+        </w:rPr>
+        <w:t>1.18×</w:t>
+      </w:r>
+      <w:r>
+        <w:rPr/>
+        <w:t xml:space="preserve"> in month 1, 0.07× below the covenant, and the file reports that shortfall.</w:t>
+      </w:r>
+    </w:p>
+    <w:p>
+      <w:pPr>
+        <w:pStyle w:val="ListBullet2"/>
+        <w:tabs>
+          <w:tab w:pos="792" w:val="left"/>
+        </w:tabs>
+        <w:ind w:left="792" w:hanging="288"/>
+      </w:pPr>
+      <w:r>
+        <w:rPr>
+          <w:rFonts w:ascii="Courier New" w:hAnsi="Courier New"/>
+          <w:sz w:val="18"/>
+        </w:rPr>
+        <w:t>Leverage = total debt / (12 × monthly EBITDA)</w:t>
+      </w:r>
+      <w:r>
+        <w:rPr/>
+        <w:t>.</w:t>
+      </w:r>
+    </w:p>
+    <w:p>
+      <w:pPr>
+        <w:pStyle w:val="ListBullet2"/>
+        <w:tabs>
+          <w:tab w:pos="792" w:val="left"/>
+        </w:tabs>
+        <w:ind w:left="792" w:hanging="288"/>
+      </w:pPr>
+      <w:r>
+        <w:rPr>
+          <w:b/>
+        </w:rPr>
+        <w:t>Clean-down:</w:t>
+      </w:r>
+      <w:r>
+        <w:rPr/>
+        <w:t xml:space="preserve"> the longest run of consecutive zero-balance days on a credit line must reach the facility's clean-down length.</w:t>
+      </w:r>
+    </w:p>
+    <w:p>
+      <w:pPr>
+        <w:pStyle w:val="ListBullet2"/>
+        <w:tabs>
+          <w:tab w:pos="792" w:val="left"/>
+        </w:tabs>
+        <w:ind w:left="792" w:hanging="288"/>
+      </w:pPr>
+      <w:r>
         <w:rPr/>
         <w:t xml:space="preserve">Golden values: DSCR </w:t>
       </w:r>
@@ -5842,7 +6386,29 @@
       </w:r>
       <w:r>
         <w:rPr/>
-        <w:t xml:space="preserve"> priced below break-even, never an acceptance.</w:t>
+        <w:t xml:space="preserve"> priced below break-even, never an acceptance. The break-even is taken for the actual days early. Two more pricing faults follow the same path (ADR-0007): </w:t>
+      </w:r>
+      <w:r>
+        <w:rPr>
+          <w:rFonts w:ascii="Courier New" w:hAnsi="Courier New"/>
+          <w:sz w:val="18"/>
+        </w:rPr>
+        <w:t>EARLY_PAY_NOT_NEEDED</w:t>
+      </w:r>
+      <w:r>
+        <w:rPr/>
+        <w:t xml:space="preserve"> when the cash is not needed, and </w:t>
+      </w:r>
+      <w:r>
+        <w:rPr>
+          <w:rFonts w:ascii="Courier New" w:hAnsi="Courier New"/>
+          <w:sz w:val="18"/>
+        </w:rPr>
+        <w:t>EARLY_PAY_DEARER_THAN_PLAN</w:t>
+      </w:r>
+      <w:r>
+        <w:rPr/>
+        <w:t xml:space="preserve"> when the router's plan without the offer costs less. None of the three is a security event.</w:t>
       </w:r>
     </w:p>
     <w:p>
@@ -5891,7 +6457,7 @@
       </w:pPr>
       <w:r>
         <w:rPr/>
-        <w:t>the package is a pure early-pay discount on a named invoice, strictly below the exact break-even;</w:t>
+        <w:t>the package is a pure early-pay discount on a named invoice that passes all three early-payment tests: strictly below the exact break-even for its days early, the cash is needed, and it is cheaper than the router's plan without it;</w:t>
       </w:r>
     </w:p>
     <w:p>
@@ -5978,6 +6544,12 @@
     <w:p>
       <w:r>
         <w:rPr/>
+        <w:t>The coverage proof fails closed on unread words: a word inside an obligation's own source span is not exempt from the filler list, and any sentence the proof cannot account for sends the offer to the owner. The reply restates the typed terms; it never says "Agreed as proposed".</w:t>
+      </w:r>
+    </w:p>
+    <w:p>
+      <w:r>
+        <w:rPr/>
         <w:t xml:space="preserve">Every violation carries a code, the day or month, the observed value, the limit, a </w:t>
       </w:r>
       <w:r>
@@ -6042,7 +6614,17 @@
       </w:r>
       <w:r>
         <w:rPr/>
-        <w:t xml:space="preserve"> (1.2% against the 0.88% break-even). Covenants hold: DSCR 1.92×, leverage 1.72×.</w:t>
+        <w:t xml:space="preserve"> (1.2% against the 0.88% break-even); </w:t>
+      </w:r>
+      <w:r>
+        <w:rPr>
+          <w:b/>
+        </w:rPr>
+        <w:t>EARLY_PAY_DEARER_THAN_PLAN</w:t>
+      </w:r>
+      <w:r>
+        <w:rPr/>
+        <w:t xml:space="preserve"> (the package costs ¥5,529.64 against a plan without the early payment at ¥2,870.95; read from the API on 1 Oct 2026). Covenants hold: DSCR 1.92×, leverage 1.72×.</w:t>
       </w:r>
     </w:p>
     <w:p>
@@ -6089,11 +6671,11 @@
         <w:rPr>
           <w:b/>
         </w:rPr>
-        <w:t>¥211,800</w:t>
-      </w:r>
-      <w:r>
-        <w:rPr/>
-        <w:t xml:space="preserve"> of face at the largest whole-5 bp rate below break-even, </w:t>
+        <w:t>¥211,900</w:t>
+      </w:r>
+      <w:r>
+        <w:rPr/>
+        <w:t xml:space="preserve"> of face (the exact gross-up ¥211,800.30 rounded up to a whole ¥100, so it nets at least the gap) at the largest whole-5 bp rate below break-even, </w:t>
       </w:r>
       <w:r>
         <w:rPr>
@@ -6109,31 +6691,31 @@
         <w:rPr>
           <w:b/>
         </w:rPr>
-        <w:t>¥1,800.30</w:t>
-      </w:r>
-      <w:r>
-        <w:rPr/>
-        <w:t xml:space="preserve"> plus line interest of </w:t>
+        <w:t>¥1,801.15</w:t>
+      </w:r>
+      <w:r>
+        <w:rPr/>
+        <w:t xml:space="preserve"> plus the cost of funding the rest of the gap on the committed line (¥149,901.15, </w:t>
       </w:r>
       <w:r>
         <w:rPr>
           <w:b/>
         </w:rPr>
-        <w:t>¥841.64</w:t>
-      </w:r>
-      <w:r>
-        <w:rPr/>
-        <w:t xml:space="preserve">: </w:t>
+        <w:t>¥841.09</w:t>
+      </w:r>
+      <w:r>
+        <w:rPr/>
+        <w:t xml:space="preserve">): </w:t>
       </w:r>
       <w:r>
         <w:rPr>
           <w:b/>
         </w:rPr>
-        <w:t>¥2,641.94</w:t>
-      </w:r>
-      <w:r>
-        <w:rPr/>
-        <w:t>. It books no forward concession.</w:t>
+        <w:t>¥2,642.24</w:t>
+      </w:r>
+      <w:r>
+        <w:rPr/>
+        <w:t>. The router must keep the cash floor on books that include the counter, otherwise no early-pay counter is offered. It is also offered only when its total cost is below the standing plan's (¥2,642.24 against ¥2,712.94, ADR-0007). It books no forward concession.</w:t>
       </w:r>
     </w:p>
     <w:p>
@@ -7415,21 +7997,21 @@
         <w:rPr>
           <w:b/>
         </w:rPr>
-        <w:t>What we claim:</w:t>
-      </w:r>
-      <w:r>
-        <w:rPr/>
-        <w:t xml:space="preserve"> across every set and both compiler paths, </w:t>
+        <w:t>What we claim (the guarantee):</w:t>
+      </w:r>
+      <w:r>
+        <w:rPr/>
+        <w:t xml:space="preserve"> across every held-out set and both compiler paths, </w:t>
       </w:r>
       <w:r>
         <w:rPr>
           <w:b/>
         </w:rPr>
-        <w:t>no misread message was accepted without the owner</w:t>
-      </w:r>
-      <w:r>
-        <w:rPr/>
-        <w:t xml:space="preserve"> after ADR-0005. Free-text understanding is still imperfect: about 1 in 3 messages is not decided the way a human would on first reading. Those cases fall to the owner's queue, a counter or a clarification, never to an unauthorised commitment. Most good early-pay offers also wait for the owner, because they mention a settlement date that the compiler does not read into the terms.</w:t>
+        <w:t>0 wrong autonomous accepts</w:t>
+      </w:r>
+      <w:r>
+        <w:rPr/>
+        <w:t xml:space="preserve"> after ADR-0005 (rows above). Text the compiler cannot fully account for fails closed: it goes to the owner's queue, a counter or a clarification, never to an unauthorised commitment.</w:t>
       </w:r>
     </w:p>
     <w:p>
@@ -7444,21 +8026,11 @@
         <w:rPr>
           <w:b/>
         </w:rPr>
-        <w:t>What we don't claim:</w:t>
-      </w:r>
-      <w:r>
-        <w:rPr/>
-        <w:t xml:space="preserve"> a compiler accuracy figure from a set it was tuned on. The only untuned figure is the first held-out-3 row. The material-error target (≤ 5%) and the zero-silent-error target are </w:t>
-      </w:r>
-      <w:r>
-        <w:rPr>
-          <w:b/>
-        </w:rPr>
-        <w:t>not met</w:t>
-      </w:r>
-      <w:r>
-        <w:rPr/>
-        <w:t xml:space="preserve"> on held-out 3 by either path.</w:t>
+        <w:t>What we report beside it (the misses, unchanged):</w:t>
+      </w:r>
+      <w:r>
+        <w:rPr/>
+        <w:t xml:space="preserve"> free-text understanding is still imperfect. About 1 in 3 messages is not decided the way a human would on first reading (verdict agreement 52% on the first held-out-3 run, 73% rules and 67% live DeepSeek after round 3). Most good early-pay offers also wait for the owner, because they mention a settlement date that the compiler does not read into the terms.</w:t>
       </w:r>
     </w:p>
     <w:p>
@@ -7473,6 +8045,35 @@
         <w:rPr>
           <w:b/>
         </w:rPr>
+        <w:t>What we don't claim:</w:t>
+      </w:r>
+      <w:r>
+        <w:rPr/>
+        <w:t xml:space="preserve"> a compiler accuracy figure from a set it was tuned on. The only untuned figure is the first held-out-3 row. The material-error target (≤ 5%) and the zero-silent-error target are </w:t>
+      </w:r>
+      <w:r>
+        <w:rPr>
+          <w:b/>
+        </w:rPr>
+        <w:t>not met</w:t>
+      </w:r>
+      <w:r>
+        <w:rPr/>
+        <w:t xml:space="preserve"> on held-out 3 by either path.</w:t>
+      </w:r>
+    </w:p>
+    <w:p>
+      <w:pPr>
+        <w:pStyle w:val="ListBullet2"/>
+        <w:tabs>
+          <w:tab w:pos="792" w:val="left"/>
+        </w:tabs>
+        <w:ind w:left="792" w:hanging="288"/>
+      </w:pPr>
+      <w:r>
+        <w:rPr>
+          <w:b/>
+        </w:rPr>
         <w:t>The first held-out-3 run is how we found ADR-0005.</w:t>
       </w:r>
       <w:r>
@@ -7496,7 +8097,7 @@
         <w:rPr>
           <w:b/>
         </w:rPr>
-        <w:t>Full offline evaluation at this commit</w:t>
+        <w:t>Full offline evaluation</w:t>
       </w:r>
       <w:r>
         <w:rPr/>
@@ -7511,7 +8112,29 @@
       </w:r>
       <w:r>
         <w:rPr/>
-        <w:t>; spec v2 §14 gates):</w:t>
+        <w:t xml:space="preserve">; spec v2 §14 gates). [TEAM: rerun </w:t>
+      </w:r>
+      <w:r>
+        <w:rPr>
+          <w:rFonts w:ascii="Courier New" w:hAnsi="Courier New"/>
+          <w:sz w:val="18"/>
+        </w:rPr>
+        <w:t>scripts/evaluate.py</w:t>
+      </w:r>
+      <w:r>
+        <w:rPr/>
+        <w:t xml:space="preserve"> at the submitted commit and update this table. Rows E2, E3, E5, E9, E10 and the latency paragraph below are from the run of 1 Oct 2026 at </w:t>
+      </w:r>
+      <w:r>
+        <w:rPr>
+          <w:rFonts w:ascii="Courier New" w:hAnsi="Courier New"/>
+          <w:sz w:val="18"/>
+        </w:rPr>
+        <w:t>3dea6ca</w:t>
+      </w:r>
+      <w:r>
+        <w:rPr/>
+        <w:t>, before that day's changes to the early-payment rule and the DSCR rule; row E7 is updated to the 1 Oct figures.]</w:t>
       </w:r>
     </w:p>
     <w:tbl>
@@ -7814,7 +8437,7 @@
                 <w:b/>
                 <w:sz w:val="18"/>
               </w:rPr>
-              <w:t>37/37</w:t>
+              <w:t>46/46</w:t>
             </w:r>
             <w:r>
               <w:rPr>
@@ -7827,7 +8450,13 @@
                 <w:b/>
                 <w:sz w:val="18"/>
               </w:rPr>
-              <w:t>0/122</w:t>
+              <w:t>0/182</w:t>
+            </w:r>
+            <w:r>
+              <w:rPr>
+                <w:sz w:val="18"/>
+              </w:rPr>
+              <w:t xml:space="preserve"> (122 through the API, 60 through chat)</w:t>
             </w:r>
           </w:p>
         </w:tc>
@@ -8517,7 +9146,7 @@
               <w:rPr>
                 <w:sz w:val="18"/>
               </w:rPr>
-              <w:t xml:space="preserve"> (Tier 1); the same receipt from the agent or a counterparty is Tier 2</w:t>
+              <w:t xml:space="preserve"> (Tier 1); the same receipt from the agent or a counterparty is Tier 2. It can also advance the simulated clock</w:t>
             </w:r>
           </w:p>
         </w:tc>
@@ -8571,7 +9200,7 @@
               <w:rPr>
                 <w:sz w:val="18"/>
               </w:rPr>
-              <w:t xml:space="preserve"> as COUNTERPARTY, which compiles and verifies but never executes</w:t>
+              <w:t xml:space="preserve"> as COUNTERPARTY, which compiles and verifies but never executes, and answers with a reply and a session id only</w:t>
             </w:r>
           </w:p>
         </w:tc>
@@ -8849,7 +9478,7 @@
               <w:rPr>
                 <w:sz w:val="18"/>
               </w:rPr>
-              <w:t xml:space="preserve"> when it is a pure early-pay discount on a named invoice, strictly below the exact break-even, with the ADR-0005 coverage proof and a stated whole-invoice amount. Counter or reject within the mandate; record a commitment of that same early-pay kind; draw on or repay a COMMITTED, owner-approved facility within its limit; submit an eligible invoice to the onboarded financing facility; record a receipt from the bank feed or the owner</w:t>
+              <w:t xml:space="preserve"> when it is a pure early-pay discount on a named invoice, strictly below the exact break-even and passing the other two early-payment tests (cash needed, cheaper than the plan), with the ADR-0005 coverage proof and a stated whole-invoice amount. Counter or reject within the mandate; record a commitment of that same early-pay kind; draw on or repay a COMMITTED, owner-approved facility within its limit; submit an eligible invoice to the onboarded financing facility; record a receipt from the bank feed or the owner</w:t>
             </w:r>
           </w:p>
         </w:tc>
@@ -8967,7 +9596,7 @@
     <w:p>
       <w:r>
         <w:rPr/>
-        <w:t>An early-pay discount at or above break-even is neither Tier 1 nor Tier 2: it is a COUNTER (</w:t>
+        <w:t>An early-pay discount that fails any of the three early-payment tests (at or above break-even, cash not needed, or dearer than the router's plan) is neither Tier 1 nor Tier 2: it is a COUNTER (</w:t>
       </w:r>
       <w:r>
         <w:rPr>
@@ -8975,6 +9604,28 @@
           <w:sz w:val="18"/>
         </w:rPr>
         <w:t>DISCOUNT_ABOVE_BREAK_EVEN</w:t>
+      </w:r>
+      <w:r>
+        <w:rPr/>
+        <w:t xml:space="preserve">, </w:t>
+      </w:r>
+      <w:r>
+        <w:rPr>
+          <w:rFonts w:ascii="Courier New" w:hAnsi="Courier New"/>
+          <w:sz w:val="18"/>
+        </w:rPr>
+        <w:t>EARLY_PAY_NOT_NEEDED</w:t>
+      </w:r>
+      <w:r>
+        <w:rPr/>
+        <w:t xml:space="preserve">, </w:t>
+      </w:r>
+      <w:r>
+        <w:rPr>
+          <w:rFonts w:ascii="Courier New" w:hAnsi="Courier New"/>
+          <w:sz w:val="18"/>
+        </w:rPr>
+        <w:t>EARLY_PAY_DEARER_THAN_PLAN</w:t>
       </w:r>
       <w:r>
         <w:rPr/>
@@ -9107,7 +9758,29 @@
       </w:r>
       <w:r>
         <w:rPr/>
-        <w:t>for acceptances, the commitment must exist and be unrevoked, the nonce must be single-use and match, the commitment must not be expired, the terms hash and mandate version must match, and a verifier verdict must back the terms;</w:t>
+        <w:t>for acceptances, the commitment must exist and be unrevoked, the nonce must be single-use and match, the commitment must not be expired, the terms hash and mandate version must match, and a verifier verdict must back the terms. The verdict is then re-verified at that moment (ADR-0006): the named receivables are still open, no other live commitment holds the same invoice, the concession caps still hold, and, if the state has changed since the verdict, the obligations still verify on current books (</w:t>
+      </w:r>
+      <w:r>
+        <w:rPr>
+          <w:rFonts w:ascii="Courier New" w:hAnsi="Courier New"/>
+          <w:sz w:val="18"/>
+        </w:rPr>
+        <w:t>STALE_VERDICT</w:t>
+      </w:r>
+      <w:r>
+        <w:rPr/>
+        <w:t xml:space="preserve">, </w:t>
+      </w:r>
+      <w:r>
+        <w:rPr>
+          <w:rFonts w:ascii="Courier New" w:hAnsi="Courier New"/>
+          <w:sz w:val="18"/>
+        </w:rPr>
+        <w:t>CONFLICTING_COMMITMENT</w:t>
+      </w:r>
+      <w:r>
+        <w:rPr/>
+        <w:t>);</w:t>
       </w:r>
     </w:p>
     <w:p>
@@ -9407,27 +10080,7 @@
       </w:r>
       <w:r>
         <w:rPr/>
-        <w:t xml:space="preserve"> A message the compiler cannot fully account for can no longer be accepted without the owner (ADR-0005).</w:t>
-      </w:r>
-    </w:p>
-    <w:p>
-      <w:r>
-        <w:rPr>
-          <w:b/>
-        </w:rPr>
-        <w:t>Privilege escalation.</w:t>
-      </w:r>
-      <w:r>
-        <w:rPr/>
-        <w:t xml:space="preserve"> Tiers are enforced by code, never by prompts. The executor trusts no caller-supplied tier, actor or approval. Self-approval, circuit resets by the agent, forged or edited mandates, reused or guessed nonces and backdated operations are all refused and logged.</w:t>
-      </w:r>
-    </w:p>
-    <w:p>
-      <w:r>
-        <w:rPr>
-          <w:b/>
-        </w:rPr>
-        <w:t>Privacy leakage.</w:t>
+        <w:t xml:space="preserve"> A message the compiler cannot fully account for can no longer be accepted without the owner (ADR-0005), and the coverage proof fails closed on unread words.</w:t>
       </w:r>
     </w:p>
     <w:p>
@@ -9439,8 +10092,45 @@
         <w:ind w:left="792" w:hanging="288"/>
       </w:pPr>
       <w:r>
-        <w:rPr/>
-        <w:t>The compiler never sees the mandate, state, funding menu or reservations.</w:t>
+        <w:rPr>
+          <w:b/>
+        </w:rPr>
+        <w:t>The chat endpoint is inside the boundary.</w:t>
+      </w:r>
+      <w:r>
+        <w:rPr/>
+        <w:t xml:space="preserve"> The attack suite also drives </w:t>
+      </w:r>
+      <w:r>
+        <w:rPr>
+          <w:rFonts w:ascii="Courier New" w:hAnsi="Courier New"/>
+          <w:sz w:val="18"/>
+        </w:rPr>
+        <w:t>/nl</w:t>
+      </w:r>
+      <w:r>
+        <w:rPr/>
+        <w:t xml:space="preserve"> as the owner, as a buyer and as a holder of the agent key. A buyer's chat response carries the reply and the session id and nothing else: no verdict, plan, operation or protected value. Text pasted or quoted into the owner's chat never becomes an instruction or an approval id. A chat session is bound to the credential that opened it, so a different credential cannot continue it. An approval, decline or "go ahead" counts only as a short direct instruction (at most 80 characters, no counterparty name, no forwarding marks). The security scoreboard is computed from the run data, not asserted. Found by this suite and fixed the same day: text pasted without quote marks ("Attachment:", "&gt; …", "Forwarded message") could approve a queued item, and an agent-key holder could say "go ahead" inside the owner's session.</w:t>
+      </w:r>
+    </w:p>
+    <w:p>
+      <w:r>
+        <w:rPr>
+          <w:b/>
+        </w:rPr>
+        <w:t>Privilege escalation.</w:t>
+      </w:r>
+      <w:r>
+        <w:rPr/>
+        <w:t xml:space="preserve"> Tiers are enforced by code, never by prompts. The executor trusts no caller-supplied tier, actor or approval. Self-approval, circuit resets by the agent, forged or edited mandates, reused or guessed nonces and backdated operations are all refused and logged.</w:t>
+      </w:r>
+    </w:p>
+    <w:p>
+      <w:r>
+        <w:rPr>
+          <w:b/>
+        </w:rPr>
+        <w:t>Privacy leakage.</w:t>
       </w:r>
     </w:p>
     <w:p>
@@ -9453,7 +10143,7 @@
       </w:pPr>
       <w:r>
         <w:rPr/>
-        <w:t>Outbound text is template-filled from an allow-list. Data requests get one fixed reply that discloses nothing.</w:t>
+        <w:t>The compiler never sees the mandate, state, funding menu or reservations.</w:t>
       </w:r>
     </w:p>
     <w:p>
@@ -9466,7 +10156,7 @@
       </w:pPr>
       <w:r>
         <w:rPr/>
-        <w:t>The deterministic egress guard scans every outbound text for protected values in their usual forms (¥, k, 万, Chinese and 大写 numerals, English number words, percentages, ratios, company names and role aliases) and for four planted canaries. It blocks the whole message on a hit.</w:t>
+        <w:t>Outbound text is template-filled from an allow-list. Data requests get one fixed reply that discloses nothing.</w:t>
       </w:r>
     </w:p>
     <w:p>
@@ -9479,73 +10169,7 @@
       </w:pPr>
       <w:r>
         <w:rPr/>
-        <w:t>Read routes (</w:t>
-      </w:r>
-      <w:r>
-        <w:rPr>
-          <w:rFonts w:ascii="Courier New" w:hAnsi="Courier New"/>
-          <w:sz w:val="18"/>
-        </w:rPr>
-        <w:t>/state</w:t>
-      </w:r>
-      <w:r>
-        <w:rPr/>
-        <w:t xml:space="preserve">, </w:t>
-      </w:r>
-      <w:r>
-        <w:rPr>
-          <w:rFonts w:ascii="Courier New" w:hAnsi="Courier New"/>
-          <w:sz w:val="18"/>
-        </w:rPr>
-        <w:t>/mandate</w:t>
-      </w:r>
-      <w:r>
-        <w:rPr/>
-        <w:t xml:space="preserve">, </w:t>
-      </w:r>
-      <w:r>
-        <w:rPr>
-          <w:rFonts w:ascii="Courier New" w:hAnsi="Courier New"/>
-          <w:sz w:val="18"/>
-        </w:rPr>
-        <w:t>/trajectory</w:t>
-      </w:r>
-      <w:r>
-        <w:rPr/>
-        <w:t xml:space="preserve">, </w:t>
-      </w:r>
-      <w:r>
-        <w:rPr>
-          <w:rFonts w:ascii="Courier New" w:hAnsi="Courier New"/>
-          <w:sz w:val="18"/>
-        </w:rPr>
-        <w:t>/ledger</w:t>
-      </w:r>
-      <w:r>
-        <w:rPr/>
-        <w:t xml:space="preserve">, </w:t>
-      </w:r>
-      <w:r>
-        <w:rPr>
-          <w:rFonts w:ascii="Courier New" w:hAnsi="Courier New"/>
-          <w:sz w:val="18"/>
-        </w:rPr>
-        <w:t>/audit</w:t>
-      </w:r>
-      <w:r>
-        <w:rPr/>
-        <w:t xml:space="preserve">, </w:t>
-      </w:r>
-      <w:r>
-        <w:rPr>
-          <w:rFonts w:ascii="Courier New" w:hAnsi="Courier New"/>
-          <w:sz w:val="18"/>
-        </w:rPr>
-        <w:t>/evidence</w:t>
-      </w:r>
-      <w:r>
-        <w:rPr/>
-        <w:t>) require the owner token.</w:t>
+        <w:t>The deterministic egress guard scans every outbound text for protected values in their usual forms (¥, k, 万, Chinese and 大写 numerals, English number words, percentages, ratios, company names and role aliases) and for four planted canaries. It blocks the whole message on a hit.</w:t>
       </w:r>
     </w:p>
     <w:p>
@@ -9558,15 +10182,240 @@
       </w:pPr>
       <w:r>
         <w:rPr/>
-        <w:t>Cache mode sends nothing off the machine. In live mode only the inbound documents and the schema leave it.</w:t>
+        <w:t>Read routes (</w:t>
+      </w:r>
+      <w:r>
+        <w:rPr>
+          <w:rFonts w:ascii="Courier New" w:hAnsi="Courier New"/>
+          <w:sz w:val="18"/>
+        </w:rPr>
+        <w:t>/state</w:t>
+      </w:r>
+      <w:r>
+        <w:rPr/>
+        <w:t xml:space="preserve">, </w:t>
+      </w:r>
+      <w:r>
+        <w:rPr>
+          <w:rFonts w:ascii="Courier New" w:hAnsi="Courier New"/>
+          <w:sz w:val="18"/>
+        </w:rPr>
+        <w:t>/mandate</w:t>
+      </w:r>
+      <w:r>
+        <w:rPr/>
+        <w:t xml:space="preserve">, </w:t>
+      </w:r>
+      <w:r>
+        <w:rPr>
+          <w:rFonts w:ascii="Courier New" w:hAnsi="Courier New"/>
+          <w:sz w:val="18"/>
+        </w:rPr>
+        <w:t>/trajectory</w:t>
+      </w:r>
+      <w:r>
+        <w:rPr/>
+        <w:t xml:space="preserve">, </w:t>
+      </w:r>
+      <w:r>
+        <w:rPr>
+          <w:rFonts w:ascii="Courier New" w:hAnsi="Courier New"/>
+          <w:sz w:val="18"/>
+        </w:rPr>
+        <w:t>/ledger</w:t>
+      </w:r>
+      <w:r>
+        <w:rPr/>
+        <w:t xml:space="preserve">, </w:t>
+      </w:r>
+      <w:r>
+        <w:rPr>
+          <w:rFonts w:ascii="Courier New" w:hAnsi="Courier New"/>
+          <w:sz w:val="18"/>
+        </w:rPr>
+        <w:t>/audit</w:t>
+      </w:r>
+      <w:r>
+        <w:rPr/>
+        <w:t xml:space="preserve">, </w:t>
+      </w:r>
+      <w:r>
+        <w:rPr>
+          <w:rFonts w:ascii="Courier New" w:hAnsi="Courier New"/>
+          <w:sz w:val="18"/>
+        </w:rPr>
+        <w:t>/evidence</w:t>
+      </w:r>
+      <w:r>
+        <w:rPr/>
+        <w:t>) require the owner token.</w:t>
       </w:r>
     </w:p>
     <w:p>
+      <w:pPr>
+        <w:pStyle w:val="ListBullet2"/>
+        <w:tabs>
+          <w:tab w:pos="792" w:val="left"/>
+        </w:tabs>
+        <w:ind w:left="792" w:hanging="288"/>
+      </w:pPr>
+      <w:r>
+        <w:rPr/>
+        <w:t>Cache mode sends nothing off the machine. In live mode only the inbound documents and the schema leave it.</w:t>
+      </w:r>
+    </w:p>
+    <w:p>
       <w:r>
         <w:rPr>
           <w:b/>
         </w:rPr>
-        <w:t>Measured results</w:t>
+        <w:t>Compliance, in brief</w:t>
+      </w:r>
+      <w:r>
+        <w:rPr/>
+        <w:t xml:space="preserve"> (the full statements are in the Security Self-Assessment, section 03).</w:t>
+      </w:r>
+    </w:p>
+    <w:p>
+      <w:pPr>
+        <w:pStyle w:val="ListBullet2"/>
+        <w:tabs>
+          <w:tab w:pos="792" w:val="left"/>
+        </w:tabs>
+        <w:ind w:left="792" w:hanging="288"/>
+      </w:pPr>
+      <w:r>
+        <w:rPr>
+          <w:b/>
+        </w:rPr>
+        <w:t>Data flows.</w:t>
+      </w:r>
+      <w:r>
+        <w:rPr/>
+        <w:t xml:space="preserve"> In live mode (opt-in) a buyer's message and attached documents go to the configured model provider (DeepSeek or Anthropic) for extraction only. The model never receives the mandate, the floor, facility limits or other buyers' terms. In the default cache mode nothing leaves the machine. A real buyer document can contain personal information (for example an individual's name, phone number or bank account). Sending it to a provider outside mainland China would be a cross-border transfer of personal information under China's PIPL, and a deployer would need a legal basis and, where required, a security assessment or standard contract before any production use with real documents. That is an obligation on the deployer, not legal advice, and we do not claim compliance.</w:t>
+      </w:r>
+    </w:p>
+    <w:p>
+      <w:pPr>
+        <w:pStyle w:val="ListBullet2"/>
+        <w:tabs>
+          <w:tab w:pos="792" w:val="left"/>
+        </w:tabs>
+        <w:ind w:left="792" w:hanging="288"/>
+      </w:pPr>
+      <w:r>
+        <w:rPr>
+          <w:b/>
+        </w:rPr>
+        <w:t>Synthetic data only.</w:t>
+      </w:r>
+      <w:r>
+        <w:rPr/>
+        <w:t xml:space="preserve"> The demo, the tests and every evaluation use synthetic fixtures.</w:t>
+      </w:r>
+    </w:p>
+    <w:p>
+      <w:pPr>
+        <w:pStyle w:val="ListBullet2"/>
+        <w:tabs>
+          <w:tab w:pos="792" w:val="left"/>
+        </w:tabs>
+        <w:ind w:left="792" w:hanging="288"/>
+      </w:pPr>
+      <w:r>
+        <w:rPr>
+          <w:b/>
+        </w:rPr>
+        <w:t>AI-generated content.</w:t>
+      </w:r>
+      <w:r>
+        <w:rPr/>
+        <w:t xml:space="preserve"> Outbound text to a counterparty is template-filled from typed fields, not free model prose. The web UI does not yet label the agent's replies as AI-generated, for reference. That is a gap we list in the Security Self-Assessment.</w:t>
+      </w:r>
+    </w:p>
+    <w:p>
+      <w:pPr>
+        <w:pStyle w:val="ListBullet2"/>
+        <w:tabs>
+          <w:tab w:pos="792" w:val="left"/>
+        </w:tabs>
+        <w:ind w:left="792" w:hanging="288"/>
+      </w:pPr>
+      <w:r>
+        <w:rPr>
+          <w:b/>
+        </w:rPr>
+        <w:t>Decision support, not advice.</w:t>
+      </w:r>
+      <w:r>
+        <w:rPr/>
+        <w:t xml:space="preserve"> The agent acts only inside an owner-signed mandate. Tier 2 needs the owner and Tier 3 is never executed. It is not a licensed lender, broker or adviser, and it executes no real payment: every facility and the bank feed are simulated.</w:t>
+      </w:r>
+    </w:p>
+    <w:p>
+      <w:pPr>
+        <w:pStyle w:val="ListBullet2"/>
+        <w:tabs>
+          <w:tab w:pos="792" w:val="left"/>
+        </w:tabs>
+        <w:ind w:left="792" w:hanging="288"/>
+      </w:pPr>
+      <w:r>
+        <w:rPr>
+          <w:b/>
+        </w:rPr>
+        <w:t>Audit trail.</w:t>
+      </w:r>
+      <w:r>
+        <w:rPr/>
+        <w:t xml:space="preserve"> Every operation, refusals included, is in a hash-chained log. The chain head is not anchored outside the system, so a full rewrite of the log would verify as valid (audit finding S8, open).</w:t>
+      </w:r>
+    </w:p>
+    <w:p>
+      <w:pPr>
+        <w:pStyle w:val="ListBullet2"/>
+        <w:tabs>
+          <w:tab w:pos="792" w:val="left"/>
+        </w:tabs>
+        <w:ind w:left="792" w:hanging="288"/>
+      </w:pPr>
+      <w:r>
+        <w:rPr>
+          <w:b/>
+        </w:rPr>
+        <w:t>Licence.</w:t>
+      </w:r>
+      <w:r>
+        <w:rPr/>
+        <w:t xml:space="preserve"> [TEAM: licence to be chosen by the owner]</w:t>
+      </w:r>
+    </w:p>
+    <w:p>
+      <w:r>
+        <w:rPr>
+          <w:b/>
+        </w:rPr>
+        <w:t>Measured results.</w:t>
+      </w:r>
+      <w:r>
+        <w:rPr/>
+        <w:t xml:space="preserve"> The suite now holds </w:t>
+      </w:r>
+      <w:r>
+        <w:rPr>
+          <w:b/>
+        </w:rPr>
+        <w:t>182 attacks: 122 through the API and 60 through chat</w:t>
+      </w:r>
+      <w:r>
+        <w:rPr/>
+        <w:t xml:space="preserve"> (20 as the owner, 32 as a buyer, 8 as a holder of the agent key without the owner token). </w:t>
+      </w:r>
+      <w:r>
+        <w:rPr>
+          <w:b/>
+        </w:rPr>
+        <w:t>0 of the 182 caused harm</w:t>
       </w:r>
       <w:r>
         <w:rPr/>
@@ -9577,11 +10426,11 @@
           <w:rFonts w:ascii="Courier New" w:hAnsi="Courier New"/>
           <w:sz w:val="18"/>
         </w:rPr>
-        <w:t>services/api/evals/security/latest_report.md</w:t>
-      </w:r>
-      <w:r>
-        <w:rPr/>
-        <w:t xml:space="preserve">, regenerated at this commit; 122 attacks, each on a fresh runtime through the real FastAPI routes, </w:t>
+        <w:t>python -m app.security.attacks --report</w:t>
+      </w:r>
+      <w:r>
+        <w:rPr/>
+        <w:t xml:space="preserve">, 1 Oct 2026). Each attack runs on a fresh runtime through the real FastAPI routes, </w:t>
       </w:r>
       <w:r>
         <w:rPr>
@@ -9592,18 +10441,40 @@
       </w:r>
       <w:r>
         <w:rPr/>
-        <w:t xml:space="preserve">, the deployment's credentials with </w:t>
+        <w:t xml:space="preserve">. The table below is the 122 API attacks as in </w:t>
       </w:r>
       <w:r>
         <w:rPr>
           <w:rFonts w:ascii="Courier New" w:hAnsi="Courier New"/>
           <w:sz w:val="18"/>
         </w:rPr>
+        <w:t>services/api/evals/security/latest_report.md</w:t>
+      </w:r>
+      <w:r>
+        <w:rPr/>
+        <w:t xml:space="preserve">, with the deployment's credentials and </w:t>
+      </w:r>
+      <w:r>
+        <w:rPr>
+          <w:rFonts w:ascii="Courier New" w:hAnsi="Courier New"/>
+          <w:sz w:val="18"/>
+        </w:rPr>
         <w:t>DEMO_MODE=0</w:t>
       </w:r>
       <w:r>
         <w:rPr/>
-        <w:t>):</w:t>
+        <w:t xml:space="preserve">. Of the 60 chat attacks, 54 were detected (an event or a refusal code) and 6 changed nothing but raised neither: the agent key asking to reset the circuit breaker or to revoke a commitment, the agent key saying "go ahead" inside the owner's session, the owner token reusing a counterparty's session id, and a bare "yes" in a fresh owner or agent session with an approval pending. [TEAM: </w:t>
+      </w:r>
+      <w:r>
+        <w:rPr>
+          <w:rFonts w:ascii="Courier New" w:hAnsi="Courier New"/>
+          <w:sz w:val="18"/>
+        </w:rPr>
+        <w:t>latest_report.md</w:t>
+      </w:r>
+      <w:r>
+        <w:rPr/>
+        <w:t xml:space="preserve"> is regenerated for the 122 API attacks only; refresh the evidence at the submitted commit.]</w:t>
       </w:r>
     </w:p>
     <w:tbl>
@@ -10040,33 +10911,14 @@
         <w:ind w:left="792" w:hanging="288"/>
       </w:pPr>
       <w:r>
-        <w:rPr/>
-        <w:t>The full risk register, including the open risks (single-operator key custody, the Tier-1 blast radius, no channel authentication, and the three compiler risks of section 03), is in the Security Self-Assessment.</w:t>
-      </w:r>
-    </w:p>
-    <w:p>
-      <w:pPr>
-        <w:pStyle w:val="Heading1"/>
-      </w:pPr>
-      <w:r>
-        <w:t>05 Deployment and Testing</w:t>
-      </w:r>
-    </w:p>
-    <w:p>
-      <w:pPr>
-        <w:pStyle w:val="ListBullet"/>
-        <w:spacing w:after="100"/>
-      </w:pPr>
-      <w:r>
-        <w:t>Environment, deployment instructions, test cases and known limitations</w:t>
-      </w:r>
-    </w:p>
-    <w:p>
-      <w:r>
         <w:rPr>
           <w:b/>
         </w:rPr>
-        <w:t>Environment.</w:t>
+        <w:t>Open medium items from the chat attacks.</w:t>
+      </w:r>
+      <w:r>
+        <w:rPr/>
+        <w:t xml:space="preserve"> (S5) A buyer who probes the chat can find the accept/counter threshold to 1 bp in 12 messages, with no throttle, and each accepted probe queues its own owner approval; it is now at 0.64% / 0.65% on the golden books. (S9) The agent key can read cash, floor and headroom through the chat status reply, although the read routes are owner-only; the newer read intents already need the owner token. (S10) "Go ahead" re-plans at confirm time and is not bound to the plan that was shown. None caused harm in the suite; all are listed as known limitations.</w:t>
       </w:r>
     </w:p>
     <w:p>
@@ -10079,18 +10931,32 @@
       </w:pPr>
       <w:r>
         <w:rPr/>
-        <w:t xml:space="preserve">API: Python 3.12 with </w:t>
-      </w:r>
-      <w:r>
-        <w:rPr>
-          <w:rFonts w:ascii="Courier New" w:hAnsi="Courier New"/>
-          <w:sz w:val="18"/>
-        </w:rPr>
-        <w:t>uv</w:t>
-      </w:r>
-      <w:r>
-        <w:rPr/>
-        <w:t>; SQLite for local development and tests; PostgreSQL 16 in Docker Compose, or Supabase (Singapore) with RLS.</w:t>
+        <w:t>The full risk register, including the open risks (single-operator key custody, the Tier-1 blast radius, no channel authentication, and the three compiler risks of section 03), is in the Security Self-Assessment.</w:t>
+      </w:r>
+    </w:p>
+    <w:p>
+      <w:pPr>
+        <w:pStyle w:val="Heading1"/>
+      </w:pPr>
+      <w:r>
+        <w:t>05 Deployment and Testing</w:t>
+      </w:r>
+    </w:p>
+    <w:p>
+      <w:pPr>
+        <w:pStyle w:val="ListBullet"/>
+        <w:spacing w:after="100"/>
+      </w:pPr>
+      <w:r>
+        <w:t>Environment, deployment instructions, test cases and known limitations</w:t>
+      </w:r>
+    </w:p>
+    <w:p>
+      <w:r>
+        <w:rPr>
+          <w:b/>
+        </w:rPr>
+        <w:t>Environment.</w:t>
       </w:r>
     </w:p>
     <w:p>
@@ -10103,18 +10969,18 @@
       </w:pPr>
       <w:r>
         <w:rPr/>
-        <w:t xml:space="preserve">Web: Node with </w:t>
+        <w:t xml:space="preserve">API: Python 3.12 with </w:t>
       </w:r>
       <w:r>
         <w:rPr>
           <w:rFonts w:ascii="Courier New" w:hAnsi="Courier New"/>
           <w:sz w:val="18"/>
         </w:rPr>
-        <w:t>pnpm</w:t>
-      </w:r>
-      <w:r>
-        <w:rPr/>
-        <w:t>.</w:t>
+        <w:t>uv</w:t>
+      </w:r>
+      <w:r>
+        <w:rPr/>
+        <w:t>; SQLite for local development and tests; PostgreSQL 16 in Docker Compose, or Supabase (Singapore) with RLS.</w:t>
       </w:r>
     </w:p>
     <w:p>
@@ -10127,18 +10993,18 @@
       </w:pPr>
       <w:r>
         <w:rPr/>
-        <w:t xml:space="preserve">The default </w:t>
+        <w:t xml:space="preserve">Web: Node with </w:t>
       </w:r>
       <w:r>
         <w:rPr>
           <w:rFonts w:ascii="Courier New" w:hAnsi="Courier New"/>
           <w:sz w:val="18"/>
         </w:rPr>
-        <w:t>LLM_MODE=cache</w:t>
-      </w:r>
-      <w:r>
-        <w:rPr/>
-        <w:t xml:space="preserve"> needs no network or API key.</w:t>
+        <w:t>pnpm</w:t>
+      </w:r>
+      <w:r>
+        <w:rPr/>
+        <w:t>.</w:t>
       </w:r>
     </w:p>
     <w:p>
@@ -10151,6 +11017,30 @@
       </w:pPr>
       <w:r>
         <w:rPr/>
+        <w:t xml:space="preserve">The default </w:t>
+      </w:r>
+      <w:r>
+        <w:rPr>
+          <w:rFonts w:ascii="Courier New" w:hAnsi="Courier New"/>
+          <w:sz w:val="18"/>
+        </w:rPr>
+        <w:t>LLM_MODE=cache</w:t>
+      </w:r>
+      <w:r>
+        <w:rPr/>
+        <w:t xml:space="preserve"> needs no network or API key.</w:t>
+      </w:r>
+    </w:p>
+    <w:p>
+      <w:pPr>
+        <w:pStyle w:val="ListBullet2"/>
+        <w:tabs>
+          <w:tab w:pos="792" w:val="left"/>
+        </w:tabs>
+        <w:ind w:left="792" w:hanging="288"/>
+      </w:pPr>
+      <w:r>
+        <w:rPr/>
         <w:t>Target deployment: one Docker Compose stack (web, api and postgres) on one VM in Hong Kong or Singapore. [TEAM: confirm the VM, its URL and a reachability test from mainland China.]</w:t>
       </w:r>
     </w:p>
@@ -10200,7 +11090,7 @@
           <w:rFonts w:ascii="Courier New" w:hAnsi="Courier New" w:eastAsia="Courier New"/>
           <w:sz w:val="14"/>
         </w:rPr>
-        <w:t>python3 scripts/run_scenarios.py --inproc                               # the 37 scripted /nl tasks and their evidence</w:t>
+        <w:t>python3 scripts/run_scenarios.py --inproc                               # the 46 scripted /nl tasks and their evidence</w:t>
         <w:br/>
       </w:r>
       <w:r>
@@ -10477,11 +11367,11 @@
         <w:rPr>
           <w:b/>
         </w:rPr>
-        <w:t>3,573</w:t>
-      </w:r>
-      <w:r>
-        <w:rPr/>
-        <w:t xml:space="preserve"> API tests:</w:t>
+        <w:t>4,070</w:t>
+      </w:r>
+      <w:r>
+        <w:rPr/>
+        <w:t xml:space="preserve"> API tests (1 Oct 2026):</w:t>
       </w:r>
     </w:p>
     <w:tbl>
@@ -10597,7 +11487,7 @@
               <w:rPr>
                 <w:sz w:val="18"/>
               </w:rPr>
-              <w:t>mandate</w:t>
+              <w:t>persistence</w:t>
             </w:r>
           </w:p>
         </w:tc>
@@ -10610,7 +11500,7 @@
               <w:rPr>
                 <w:sz w:val="18"/>
               </w:rPr>
-              <w:t>73</w:t>
+              <w:t>80</w:t>
             </w:r>
           </w:p>
         </w:tc>
@@ -10664,7 +11554,7 @@
               <w:rPr>
                 <w:sz w:val="18"/>
               </w:rPr>
-              <w:t>61</w:t>
+              <w:t>78</w:t>
             </w:r>
           </w:p>
         </w:tc>
@@ -10692,7 +11582,7 @@
               <w:rPr>
                 <w:sz w:val="18"/>
               </w:rPr>
-              <w:t>513</w:t>
+              <w:t>559</w:t>
             </w:r>
           </w:p>
         </w:tc>
@@ -10705,7 +11595,7 @@
               <w:rPr>
                 <w:sz w:val="18"/>
               </w:rPr>
-              <w:t>what-if</w:t>
+              <w:t>mandate</w:t>
             </w:r>
           </w:p>
         </w:tc>
@@ -10718,7 +11608,7 @@
               <w:rPr>
                 <w:sz w:val="18"/>
               </w:rPr>
-              <w:t>44</w:t>
+              <w:t>73</w:t>
             </w:r>
           </w:p>
         </w:tc>
@@ -10733,7 +11623,7 @@
               <w:rPr>
                 <w:sz w:val="18"/>
               </w:rPr>
-              <w:t>operations (executor)</w:t>
+              <w:t>nl harness</w:t>
             </w:r>
           </w:p>
         </w:tc>
@@ -10746,7 +11636,7 @@
               <w:rPr>
                 <w:sz w:val="18"/>
               </w:rPr>
-              <w:t>220</w:t>
+              <w:t>367</w:t>
             </w:r>
           </w:p>
         </w:tc>
@@ -10759,7 +11649,7 @@
               <w:rPr>
                 <w:sz w:val="18"/>
               </w:rPr>
-              <w:t>covenants</w:t>
+              <w:t>alerts</w:t>
             </w:r>
           </w:p>
         </w:tc>
@@ -10772,7 +11662,7 @@
               <w:rPr>
                 <w:sz w:val="18"/>
               </w:rPr>
-              <w:t>32</w:t>
+              <w:t>55</w:t>
             </w:r>
           </w:p>
         </w:tc>
@@ -10787,7 +11677,7 @@
               <w:rPr>
                 <w:sz w:val="18"/>
               </w:rPr>
-              <w:t>nl harness</w:t>
+              <w:t>operations (executor)</w:t>
             </w:r>
           </w:p>
         </w:tc>
@@ -10800,7 +11690,7 @@
               <w:rPr>
                 <w:sz w:val="18"/>
               </w:rPr>
-              <w:t>217</w:t>
+              <w:t>281</w:t>
             </w:r>
           </w:p>
         </w:tc>
@@ -10813,7 +11703,7 @@
               <w:rPr>
                 <w:sz w:val="18"/>
               </w:rPr>
-              <w:t>api</w:t>
+              <w:t>what-if</w:t>
             </w:r>
           </w:p>
         </w:tc>
@@ -10826,7 +11716,7 @@
               <w:rPr>
                 <w:sz w:val="18"/>
               </w:rPr>
-              <w:t>23</w:t>
+              <w:t>44</w:t>
             </w:r>
           </w:p>
         </w:tc>
@@ -10841,7 +11731,7 @@
               <w:rPr>
                 <w:sz w:val="18"/>
               </w:rPr>
-              <w:t>verifier</w:t>
+              <w:t>security (attacks, fuzzers, metrics)</w:t>
             </w:r>
           </w:p>
         </w:tc>
@@ -10854,7 +11744,7 @@
               <w:rPr>
                 <w:sz w:val="18"/>
               </w:rPr>
-              <w:t>133</w:t>
+              <w:t>204</w:t>
             </w:r>
           </w:p>
         </w:tc>
@@ -10867,7 +11757,7 @@
               <w:rPr>
                 <w:sz w:val="18"/>
               </w:rPr>
-              <w:t>capex</w:t>
+              <w:t>books</w:t>
             </w:r>
           </w:p>
         </w:tc>
@@ -10880,7 +11770,7 @@
               <w:rPr>
                 <w:sz w:val="18"/>
               </w:rPr>
-              <w:t>22</w:t>
+              <w:t>35</w:t>
             </w:r>
           </w:p>
         </w:tc>
@@ -10895,7 +11785,7 @@
               <w:rPr>
                 <w:sz w:val="18"/>
               </w:rPr>
-              <w:t>security (122 attacks + fuzzers + metrics)</w:t>
+              <w:t>verifier</w:t>
             </w:r>
           </w:p>
         </w:tc>
@@ -10908,7 +11798,7 @@
               <w:rPr>
                 <w:sz w:val="18"/>
               </w:rPr>
-              <w:t>128</w:t>
+              <w:t>190</w:t>
             </w:r>
           </w:p>
         </w:tc>
@@ -10921,7 +11811,7 @@
               <w:rPr>
                 <w:sz w:val="18"/>
               </w:rPr>
-              <w:t>borrower file</w:t>
+              <w:t>api</w:t>
             </w:r>
           </w:p>
         </w:tc>
@@ -10934,7 +11824,7 @@
               <w:rPr>
                 <w:sz w:val="18"/>
               </w:rPr>
-              <w:t>19</w:t>
+              <w:t>35</w:t>
             </w:r>
           </w:p>
         </w:tc>
@@ -10975,7 +11865,7 @@
               <w:rPr>
                 <w:sz w:val="18"/>
               </w:rPr>
-              <w:t>alerts</w:t>
+              <w:t>covenants</w:t>
             </w:r>
           </w:p>
         </w:tc>
@@ -10988,7 +11878,7 @@
               <w:rPr>
                 <w:sz w:val="18"/>
               </w:rPr>
-              <w:t>19</w:t>
+              <w:t>32</w:t>
             </w:r>
           </w:p>
         </w:tc>
@@ -11029,7 +11919,7 @@
               <w:rPr>
                 <w:sz w:val="18"/>
               </w:rPr>
-              <w:t>evaluation harness</w:t>
+              <w:t>capex</w:t>
             </w:r>
           </w:p>
         </w:tc>
@@ -11042,7 +11932,7 @@
               <w:rPr>
                 <w:sz w:val="18"/>
               </w:rPr>
-              <w:t>18</w:t>
+              <w:t>22</w:t>
             </w:r>
           </w:p>
         </w:tc>
@@ -11057,7 +11947,7 @@
               <w:rPr>
                 <w:sz w:val="18"/>
               </w:rPr>
-              <w:t>persistence</w:t>
+              <w:t>borrower file</w:t>
             </w:r>
           </w:p>
         </w:tc>
@@ -11070,7 +11960,7 @@
               <w:rPr>
                 <w:sz w:val="18"/>
               </w:rPr>
-              <w:t>78</w:t>
+              <w:t>19</w:t>
             </w:r>
           </w:p>
         </w:tc>
@@ -11083,7 +11973,7 @@
               <w:rPr>
                 <w:sz w:val="18"/>
               </w:rPr>
-              <w:t>money and fixtures</w:t>
+              <w:t>evaluation harness</w:t>
             </w:r>
           </w:p>
         </w:tc>
@@ -11096,7 +11986,61 @@
               <w:rPr>
                 <w:sz w:val="18"/>
               </w:rPr>
+              <w:t>18</w:t>
+            </w:r>
+          </w:p>
+        </w:tc>
+      </w:tr>
+      <w:tr>
+        <w:tc>
+          <w:tcPr>
+            <w:tcW w:type="dxa" w:w="2469"/>
+          </w:tcPr>
+          <w:p>
+            <w:r>
+              <w:rPr>
+                <w:sz w:val="18"/>
+              </w:rPr>
+              <w:t>money and fixtures</w:t>
+            </w:r>
+          </w:p>
+        </w:tc>
+        <w:tc>
+          <w:tcPr>
+            <w:tcW w:type="dxa" w:w="2469"/>
+          </w:tcPr>
+          <w:p>
+            <w:r>
+              <w:rPr>
+                <w:sz w:val="18"/>
+              </w:rPr>
               <w:t>11</w:t>
+            </w:r>
+          </w:p>
+        </w:tc>
+        <w:tc>
+          <w:tcPr>
+            <w:tcW w:type="dxa" w:w="2469"/>
+          </w:tcPr>
+          <w:p>
+            <w:r>
+              <w:rPr>
+                <w:sz w:val="18"/>
+              </w:rPr>
+              <w:t>clock</w:t>
+            </w:r>
+          </w:p>
+        </w:tc>
+        <w:tc>
+          <w:tcPr>
+            <w:tcW w:type="dxa" w:w="2469"/>
+          </w:tcPr>
+          <w:p>
+            <w:r>
+              <w:rPr>
+                <w:sz w:val="18"/>
+              </w:rPr>
+              <w:t>5</w:t>
             </w:r>
           </w:p>
         </w:tc>
@@ -11112,7 +12056,7 @@
         <w:rPr>
           <w:b/>
         </w:rPr>
-        <w:t>Latest full run at this commit</w:t>
+        <w:t>Latest full run</w:t>
       </w:r>
       <w:r>
         <w:rPr/>
@@ -11123,32 +12067,43 @@
           <w:rFonts w:ascii="Courier New" w:hAnsi="Courier New"/>
           <w:sz w:val="18"/>
         </w:rPr>
-        <w:t>uv run pytest</w:t>
-      </w:r>
-      <w:r>
-        <w:rPr/>
-        <w:t xml:space="preserve">, 1 Oct 2026): </w:t>
+        <w:t>SKIP_PERF_BENCH=1 uv run pytest</w:t>
+      </w:r>
+      <w:r>
+        <w:rPr/>
+        <w:t xml:space="preserve">, Windows, 1 Oct 2026): </w:t>
       </w:r>
       <w:r>
         <w:rPr>
           <w:b/>
         </w:rPr>
-        <w:t>3,556 passed, 17 skipped, 0 failed</w:t>
-      </w:r>
-      <w:r>
-        <w:rPr/>
-        <w:t xml:space="preserve">, in 154 s. Sixteen of the skips are exhaustive router differential cases that run only with </w:t>
+        <w:t>4,044 passed, 26 skipped, 0 failed</w:t>
+      </w:r>
+      <w:r>
+        <w:rPr/>
+        <w:t>, in 339 s. The 26 skips are 7 router latency benchmarks (</w:t>
       </w:r>
       <w:r>
         <w:rPr>
           <w:rFonts w:ascii="Courier New" w:hAnsi="Courier New"/>
           <w:sz w:val="18"/>
         </w:rPr>
+        <w:t>SKIP_PERF_BENCH=1</w:t>
+      </w:r>
+      <w:r>
+        <w:rPr/>
+        <w:t xml:space="preserve">; their targets were set on another machine), 18 exhaustive router differential cases that run only with </w:t>
+      </w:r>
+      <w:r>
+        <w:rPr>
+          <w:rFonts w:ascii="Courier New" w:hAnsi="Courier New"/>
+          <w:sz w:val="18"/>
+        </w:rPr>
         <w:t>ROUTER_DIFF_FULL=1</w:t>
       </w:r>
       <w:r>
         <w:rPr/>
-        <w:t>; the seventeenth is the SQL variant of a corrupted-row test, which the attack catalogue covers (FR-12c).</w:t>
+        <w:t>, and the SQL variant of a corrupted-row test, which the attack catalogue covers (FR-12c). The run uses the recorded-output cache and an in-memory store; live-model mode was not tested.</w:t>
       </w:r>
     </w:p>
     <w:p>
@@ -11171,7 +12126,17 @@
       </w:r>
       <w:r>
         <w:rPr/>
-        <w:t xml:space="preserve">, same commit): </w:t>
+        <w:t xml:space="preserve">, 1 Oct 2026): the mock-mode Playwright run passes </w:t>
+      </w:r>
+      <w:r>
+        <w:rPr>
+          <w:b/>
+        </w:rPr>
+        <w:t>29 tests</w:t>
+      </w:r>
+      <w:r>
+        <w:rPr/>
+        <w:t xml:space="preserve">. It covers the demo walk with the golden numbers, the owner home, the chat panel, owner sign-in, the Tier-2 approval queue, and the adapter contract. [TEAM: rerun </w:t>
       </w:r>
       <w:r>
         <w:rPr>
@@ -11193,7 +12158,7 @@
       </w:r>
       <w:r>
         <w:rPr/>
-        <w:t xml:space="preserve"> and </w:t>
+        <w:t xml:space="preserve">, </w:t>
       </w:r>
       <w:r>
         <w:rPr>
@@ -11204,7 +12169,7 @@
       </w:r>
       <w:r>
         <w:rPr/>
-        <w:t xml:space="preserve"> pass; </w:t>
+        <w:t xml:space="preserve">, </w:t>
       </w:r>
       <w:r>
         <w:rPr>
@@ -11215,83 +12180,62 @@
       </w:r>
       <w:r>
         <w:rPr/>
-        <w:t xml:space="preserve"> passes 4/4 (the mock data matches </w:t>
+        <w:t xml:space="preserve"> and the live e2e project at the submitted commit; the earlier counts (unit 4/4, 46 Playwright tests with 1 skipped) predate this run and the live project's known stale expectations are being fixed.]</w:t>
+      </w:r>
+    </w:p>
+    <w:p>
+      <w:r>
+        <w:rPr>
+          <w:b/>
+        </w:rPr>
+        <w:t>Scripted tasks and evidence.</w:t>
+      </w:r>
+      <w:r>
+        <w:rPr/>
+        <w:t xml:space="preserve"> </w:t>
       </w:r>
       <w:r>
         <w:rPr>
           <w:rFonts w:ascii="Courier New" w:hAnsi="Courier New"/>
           <w:sz w:val="18"/>
         </w:rPr>
-        <w:t>golden_values.json</w:t>
-      </w:r>
-      <w:r>
-        <w:rPr/>
-        <w:t xml:space="preserve">); </w:t>
+        <w:t>scripts/run_scenarios.py --inproc</w:t>
+      </w:r>
+      <w:r>
+        <w:rPr/>
+        <w:t xml:space="preserve"> passes </w:t>
+      </w:r>
+      <w:r>
+        <w:rPr>
+          <w:b/>
+        </w:rPr>
+        <w:t>46/46</w:t>
+      </w:r>
+      <w:r>
+        <w:rPr/>
+        <w:t xml:space="preserve"> tasks (79 </w:t>
       </w:r>
       <w:r>
         <w:rPr>
           <w:rFonts w:ascii="Courier New" w:hAnsi="Courier New"/>
           <w:sz w:val="18"/>
         </w:rPr>
-        <w:t>pnpm test:e2e</w:t>
-      </w:r>
-      <w:r>
-        <w:rPr/>
-        <w:t xml:space="preserve"> passes </w:t>
-      </w:r>
-      <w:r>
-        <w:rPr>
-          <w:b/>
-        </w:rPr>
-        <w:t>46 Playwright tests, 1 skipped</w:t>
-      </w:r>
-      <w:r>
-        <w:rPr/>
-        <w:t xml:space="preserve"> (a network-failure test that needs live mode and runs there). The live project starts the real API (in-memory store, recorded LLM cache) and covers the demo walk with the golden numbers, the chat panel, owner sign-in, the Tier-2 approval queue, borrower-file downloads and the adapter contract.</w:t>
-      </w:r>
-    </w:p>
-    <w:p>
-      <w:r>
-        <w:rPr>
-          <w:b/>
-        </w:rPr>
-        <w:t>Scripted tasks and evidence.</w:t>
-      </w:r>
-      <w:r>
-        <w:rPr/>
-        <w:t xml:space="preserve"> </w:t>
+        <w:t>/nl</w:t>
+      </w:r>
+      <w:r>
+        <w:rPr/>
+        <w:t xml:space="preserve"> turns, 1 Oct 2026); all 46 evidence chains verify with </w:t>
       </w:r>
       <w:r>
         <w:rPr>
           <w:rFonts w:ascii="Courier New" w:hAnsi="Courier New"/>
           <w:sz w:val="18"/>
         </w:rPr>
-        <w:t>scripts/run_scenarios.py --inproc</w:t>
-      </w:r>
-      <w:r>
-        <w:rPr/>
-        <w:t xml:space="preserve"> passes </w:t>
-      </w:r>
-      <w:r>
-        <w:rPr>
-          <w:b/>
-        </w:rPr>
-        <w:t>37/37</w:t>
-      </w:r>
-      <w:r>
-        <w:rPr/>
-        <w:t xml:space="preserve"> tasks (69 </w:t>
-      </w:r>
-      <w:r>
-        <w:rPr>
-          <w:rFonts w:ascii="Courier New" w:hAnsi="Courier New"/>
-          <w:sz w:val="18"/>
-        </w:rPr>
-        <w:t>/nl</w:t>
-      </w:r>
-      <w:r>
-        <w:rPr/>
-        <w:t xml:space="preserve"> turns); all 37 evidence chains verify, and a second run reproduced every head hash. Details are in the Execution Evidence document.</w:t>
+        <w:t>scripts/verify_evidence.py</w:t>
+      </w:r>
+      <w:r>
+        <w:rPr/>
+        <w:t>. The nine added tasks cover the financing comparison (en and zh), reconciliation, covenant ratios (en and zh), a capex case, the borrower file, the nearest-capability fallback, and the agent key being told to ask the owner. Details are in the Execution Evidence document.</w:t>
       </w:r>
     </w:p>
     <w:p>
@@ -11405,7 +12349,7 @@
       </w:r>
       <w:r>
         <w:rPr/>
-        <w:t xml:space="preserve"> (Security Self-Assessment, section 04): single-operator key custody (R-2), the Tier-1 blast radius of a compromised agent (R-3), no channel authentication (R-4), the trusted in-process actor (R-5). The Postgres append-only triggers have not run against a live Postgres in CI (F-11), and </w:t>
+        <w:t xml:space="preserve"> (Security Self-Assessment, section 04): single-operator key custody (R-2), the Tier-1 blast radius of a compromised agent (R-3), no channel authentication (R-4), the trusted in-process actor (R-5), and the medium items found through chat (threshold probing S5, the agent key reading status and alerts through chat S9, "go ahead" not bound to the plan shown S10). The hash-chain head is not anchored outside the system (audit S8). The Postgres append-only triggers have not run against a live Postgres in CI (F-11), and </w:t>
       </w:r>
       <w:r>
         <w:rPr>
@@ -11473,18 +12417,7 @@
       </w:r>
       <w:r>
         <w:rPr/>
-        <w:t xml:space="preserve"> capex is not an </w:t>
-      </w:r>
-      <w:r>
-        <w:rPr>
-          <w:rFonts w:ascii="Courier New" w:hAnsi="Courier New"/>
-          <w:sz w:val="18"/>
-        </w:rPr>
-        <w:t>/nl</w:t>
-      </w:r>
-      <w:r>
-        <w:rPr/>
-        <w:t xml:space="preserve"> intent, and the after-signing extension (statutory due dates, late interest, receivable confirmation) is feature-flagged off.</w:t>
+        <w:t xml:space="preserve"> the after-signing extension (statutory due dates, late interest, receivable confirmation) is feature-flagged off. The simulated clock, the bank feed and every receipt are simulated; no real payment is made or recorded.</w:t>
       </w:r>
     </w:p>
     <w:p>
@@ -11499,11 +12432,109 @@
         <w:rPr>
           <w:b/>
         </w:rPr>
+        <w:t>Covenants on bullet loans.</w:t>
+      </w:r>
+      <w:r>
+        <w:rPr/>
+        <w:t xml:space="preserve"> A bullet term loan is serviced on a level basis for DSCR (ADR-0008). The ¥500,000 12-month guaranteed loan therefore shows 1.014× and fails the 1.25× covenant. A bullet balance already drawn when a projection starts is treated as arriving today and spread over a full term, and a loan repaid early keeps its total interest spread over the whole term; both overstate service and are left as conservative.</w:t>
+      </w:r>
+    </w:p>
+    <w:p>
+      <w:pPr>
+        <w:pStyle w:val="ListBullet2"/>
+        <w:tabs>
+          <w:tab w:pos="792" w:val="left"/>
+        </w:tabs>
+        <w:ind w:left="792" w:hanging="288"/>
+      </w:pPr>
+      <w:r>
+        <w:rPr>
+          <w:b/>
+        </w:rPr>
+        <w:t>Early-payment rule.</w:t>
+      </w:r>
+      <w:r>
+        <w:rPr/>
+        <w:t xml:space="preserve"> An invoice under an early-payment commitment cannot also be financed (conservative: it can refuse a cheap early payment a few days before the due day, never accept one wrongly). The alert cure search is greedy and can miss a cure that needs more than one invoice. An over-cap Tier-2 offer is queued as pending and is refused only when the owner approves it. Reconciliation reuses </w:t>
+      </w:r>
+      <w:r>
+        <w:rPr>
+          <w:rFonts w:ascii="Courier New" w:hAnsi="Courier New"/>
+          <w:sz w:val="18"/>
+        </w:rPr>
+        <w:t>SHORT_PAYMENT</w:t>
+      </w:r>
+      <w:r>
+        <w:rPr/>
+        <w:t xml:space="preserve"> for a partial payment.</w:t>
+      </w:r>
+    </w:p>
+    <w:p>
+      <w:pPr>
+        <w:pStyle w:val="ListBullet2"/>
+        <w:tabs>
+          <w:tab w:pos="792" w:val="left"/>
+        </w:tabs>
+        <w:ind w:left="792" w:hanging="288"/>
+      </w:pPr>
+      <w:r>
+        <w:rPr>
+          <w:b/>
+        </w:rPr>
+        <w:t>Cost of a cure is shown, not gated.</w:t>
+      </w:r>
+      <w:r>
+        <w:rPr/>
+        <w:t xml:space="preserve"> The day-34 advance of ¥200,000 costs ¥1,782.19, about 25.0% a year for 13 days, above the mandate's 15% yearly cap because invoice financing is billed in whole 30-day periods. The opener says so and leaves the decision to the owner; nothing is blocked. [TEAM: the owner decides whether the cap should gate invoice financing on its effective annual rate (tracker row D5).]</w:t>
+      </w:r>
+    </w:p>
+    <w:p>
+      <w:pPr>
+        <w:pStyle w:val="ListBullet2"/>
+        <w:tabs>
+          <w:tab w:pos="792" w:val="left"/>
+        </w:tabs>
+        <w:ind w:left="792" w:hanging="288"/>
+      </w:pPr>
+      <w:r>
+        <w:rPr>
+          <w:b/>
+        </w:rPr>
+        <w:t>Annualised cost.</w:t>
+      </w:r>
+      <w:r>
+        <w:rPr/>
+        <w:t xml:space="preserve"> The API returns the annualised cost of each discount on owner verdicts (</w:t>
+      </w:r>
+      <w:r>
+        <w:rPr>
+          <w:rFonts w:ascii="Courier New" w:hAnsi="Courier New"/>
+          <w:sz w:val="18"/>
+        </w:rPr>
+        <w:t>annualised</w:t>
+      </w:r>
+      <w:r>
+        <w:rPr/>
+        <w:t>); the web UI does not show a column for it yet.</w:t>
+      </w:r>
+    </w:p>
+    <w:p>
+      <w:pPr>
+        <w:pStyle w:val="ListBullet2"/>
+        <w:tabs>
+          <w:tab w:pos="792" w:val="left"/>
+        </w:tabs>
+        <w:ind w:left="792" w:hanging="288"/>
+      </w:pPr>
+      <w:r>
+        <w:rPr>
+          <w:b/>
+        </w:rPr>
         <w:t>Live mode is opt-in and less tested.</w:t>
       </w:r>
       <w:r>
         <w:rPr/>
-        <w:t xml:space="preserve"> The demo, the evidence and the evaluation tables use cache mode; the only live accuracy run is the DeepSeek held-out-3 row.</w:t>
+        <w:t xml:space="preserve"> The demo, the evidence and the evaluation tables use cache mode (recorded model outputs, an in-memory store); the only live accuracy run is the DeepSeek held-out-3 row. Live-model mode was not exercised for the 1 Oct 2026 changes (the clock, the opener, the new chat intents).</w:t>
       </w:r>
     </w:p>
     <w:sectPr>

--- a/docs/deliverables/out/Technical_Document.docx
+++ b/docs/deliverables/out/Technical_Document.docx
@@ -12515,7 +12515,7 @@
       </w:r>
       <w:r>
         <w:rPr/>
-        <w:t>); the web UI does not show a column for it yet.</w:t>
+        <w:t>), and the verdict page, each counter card and the chat show it next to the discount with the committed sources' yearly rates for comparison.</w:t>
       </w:r>
     </w:p>
     <w:p>

--- a/docs/deliverables/out/Technical_Document.docx
+++ b/docs/deliverables/out/Technical_Document.docx
@@ -156,7 +156,7 @@
     <w:p>
       <w:r>
         <w:rPr/>
-        <w:t xml:space="preserve">TermsLedger is an agent owned by a small supplier. It manages both of the supplier's debt books under limits the owner has signed. </w:t>
+        <w:t xml:space="preserve">TermsLedger is a simulation of an agent owned by a small supplier: lenders, the buyer and the bank feed are simulated, and it makes no claim of bank-covenant compliance. It manages both of the supplier's debt books under limits the owner has signed. </w:t>
       </w:r>
       <w:r>
         <w:rPr>
@@ -361,7 +361,7 @@
         <w:rPr>
           <w:b/>
         </w:rPr>
-        <w:t>¥207,123.29</w:t>
+        <w:t>¥210,000.00</w:t>
       </w:r>
       <w:r>
         <w:rPr/>
@@ -404,11 +404,11 @@
         <w:rPr>
           <w:b/>
         </w:rPr>
-        <w:t>¥22,455.62 a year</w:t>
-      </w:r>
-      <w:r>
-        <w:rPr/>
-        <w:t>;</w:t>
+        <w:t>¥24,326.92</w:t>
+      </w:r>
+      <w:r>
+        <w:rPr/>
+        <w:t xml:space="preserve"> over the 13 invoices dated inside a 365-day window (a monthly service of ¥1,897.29);</w:t>
       </w:r>
     </w:p>
     <w:p>
@@ -561,7 +561,7 @@
       </w:r>
       <w:r>
         <w:rPr/>
-        <w:t>): it says what needs the owner, proposes a cure inside the mandate with its cost and effective annual rate, and runs it only when the owner replies with a direct "go ahead". When a drawn credit line can be repaid and cash stays above the floor, it proposes the repayment too. On the golden books the path is: the deal on Counter A, the agreed early payment of ¥210,098.85 on day 2, the clock to day 34 with ¥208,100.00 still unpaid, the opener (a ¥200,000.00 advance on invoice RI:BUYER-1:2, cost ¥1,782.19, 25.0% a year for 13 days, flagged as above the 15% cap), "go ahead", the late residual on day 36, the financed invoice paid on day 47 and its advance repaid, the proposal to repay the ¥149,901.15 line draw, reconciliation, and a ledger of 12 hash-chained entries (</w:t>
+        <w:t>): it says what needs the owner, proposes a cure inside the mandate with its cost, effective annual rate and the day the cash lands, and runs it only when the owner replies with a direct "go ahead", as exactly the operations shown. A cure whose effective annual cost is above the mandate's ceiling is queued for the owner (Tier 2), and runs only when the owner approves it as a second step. When a drawn credit line can be repaid and cash stays above the floor, the agent proposes the repayment too. On the golden books the path is: the deal on Counter A, the agreed early payment of ¥210,098.85 on day 2, the clock to day 34 with ¥208,100.00 still unpaid, the opener (a ¥200,000.00 advance on invoice RI:BUYER-1:2, cost ¥1,782.19, 32.5% a year for the 10 days from landing to the due day, above the 15% ceiling), "go ahead" (queued as APR-000001, nothing runs), "approve APR-000001" (the advance runs; its cash lands on day 37), the late residual on day 36, the financed invoice paid on day 47 and its advance repaid from the receipt, the proposal to repay the ¥149,901.15 line draw, reconciliation, and a ledger of 14 hash-chained entries (</w:t>
       </w:r>
       <w:r>
         <w:rPr>
@@ -572,7 +572,7 @@
       </w:r>
       <w:r>
         <w:rPr/>
-        <w:t>, 1 Oct 2026).</w:t>
+        <w:t>, 3 Oct 2026).</w:t>
       </w:r>
     </w:p>
     <w:p>
@@ -1193,7 +1193,7 @@
     <w:p>
       <w:r>
         <w:rPr/>
-        <w:t>We do not claim "first", "best loan", "proof", "atomic", "financial advice", "bank-grade" or "cannot be fooled". TermsLedger is decision support under the owner's own limits; the owner decides and signs, and the agent never applies for, signs or guarantees a loan.</w:t>
+        <w:t>We do not claim "first", "best loan", "proof", "atomic", "financial advice", "bank-grade", "safe by construction", "cannot be fooled" or compliance with any bank's covenants. The checks screen the obligations that were entered, not the whole business; a plan is the cheapest within the bounded search; the bullet-loan DSCR is a reserve-coverage reading; the hash chain is internally checkable only. TermsLedger is decision support under the owner's own limits; the owner decides and signs, and the agent never applies for, signs or guarantees a loan.</w:t>
       </w:r>
     </w:p>
     <w:p>
@@ -2331,7 +2331,20 @@
               <w:rPr>
                 <w:sz w:val="18"/>
               </w:rPr>
-              <w:t xml:space="preserve"> writer of commitments and operations. It computes the tier itself.</w:t>
+              <w:t xml:space="preserve"> writer of commitments and operations. It computes the tier itself and runs every draw, advance and repayment through admission (</w:t>
+            </w:r>
+            <w:r>
+              <w:rPr>
+                <w:rFonts w:ascii="Courier New" w:hAnsi="Courier New"/>
+                <w:sz w:val="18"/>
+              </w:rPr>
+              <w:t>funding/admission.py</w:t>
+            </w:r>
+            <w:r>
+              <w:rPr>
+                <w:sz w:val="18"/>
+              </w:rPr>
+              <w:t>: the planner's engine and predicates on today's books), whoever asks.</w:t>
             </w:r>
           </w:p>
         </w:tc>
@@ -2435,7 +2448,7 @@
               <w:rPr>
                 <w:sz w:val="18"/>
               </w:rPr>
-              <w:t xml:space="preserve"> is the one set of current books: the state today plus the live obligations of accepted commitments. Every projection in every module runs on it (ADR-0006). </w:t>
+              <w:t xml:space="preserve"> is the one set of current books: the state today plus the live obligations of accepted commitments. Every projection in every module runs on it (ADR-0006). Accepted terms and prices are written onto the invoices once, with a scope fixed at acceptance (ADR-0009), and every draw or advance is a dated funding lot whose cash lands after the lead time (ADR-0010). </w:t>
             </w:r>
             <w:r>
               <w:rPr>
@@ -2448,7 +2461,7 @@
               <w:rPr>
                 <w:sz w:val="18"/>
               </w:rPr>
-              <w:t xml:space="preserve"> is the only way time moves: it posts the day's scheduled flows, expires lapsed commitments and logs one </w:t>
+              <w:t xml:space="preserve"> is the only way time moves: it posts the day's scheduled flows, lands funding, posts loan instalments and maturities, expires lapsed commitments and logs one </w:t>
             </w:r>
             <w:r>
               <w:rPr>
@@ -2461,7 +2474,7 @@
               <w:rPr>
                 <w:sz w:val="18"/>
               </w:rPr>
-              <w:t xml:space="preserve"> entry on the chain. It never records a receipt.</w:t>
+              <w:t xml:space="preserve"> entry on the chain. It never records a receipt and never repays a credit line.</w:t>
             </w:r>
           </w:p>
         </w:tc>
@@ -2688,7 +2701,33 @@
               <w:rPr>
                 <w:sz w:val="18"/>
               </w:rPr>
-              <w:t xml:space="preserve"> harness: natural-language request → intent and typed slots → verifier → typed operations; multi-turn sessions with clarification, correction and a nearest-capability fallback. A counterparty's response carries the reply and the session id only. A session is bound to the credential that opened it.</w:t>
+              <w:t xml:space="preserve"> harness: natural-language request → intent and typed slots → verifier → typed operations; multi-turn sessions with clarification, correction and a nearest-capability fallback. A counterparty's response carries the reply and the session id only, and the counterparty is whoever its </w:t>
+            </w:r>
+            <w:r>
+              <w:rPr>
+                <w:rFonts w:ascii="Courier New" w:hAnsi="Courier New"/>
+                <w:sz w:val="18"/>
+              </w:rPr>
+              <w:t>X-Counterparty-Key</w:t>
+            </w:r>
+            <w:r>
+              <w:rPr>
+                <w:sz w:val="18"/>
+              </w:rPr>
+              <w:t xml:space="preserve"> names (no key: a proposal only). A session is bound to the credential that opened it. Free text executes only as a closed affirmative command (</w:t>
+            </w:r>
+            <w:r>
+              <w:rPr>
+                <w:rFonts w:ascii="Courier New" w:hAnsi="Courier New"/>
+                <w:sz w:val="18"/>
+              </w:rPr>
+              <w:t>consent.py</w:t>
+            </w:r>
+            <w:r>
+              <w:rPr>
+                <w:sz w:val="18"/>
+              </w:rPr>
+              <w:t>); plans are proposed first and "go ahead" runs the exact operations shown.</w:t>
             </w:r>
           </w:p>
         </w:tc>
@@ -3519,7 +3558,20 @@
               <w:rPr>
                 <w:sz w:val="18"/>
               </w:rPr>
-              <w:t xml:space="preserve">; the agent's opener </w:t>
+              <w:t xml:space="preserve"> (a buyer sends </w:t>
+            </w:r>
+            <w:r>
+              <w:rPr>
+                <w:rFonts w:ascii="Courier New" w:hAnsi="Courier New"/>
+                <w:sz w:val="18"/>
+              </w:rPr>
+              <w:t>X-Counterparty-Key</w:t>
+            </w:r>
+            <w:r>
+              <w:rPr>
+                <w:sz w:val="18"/>
+              </w:rPr>
+              <w:t xml:space="preserve">); the agent's opener </w:t>
             </w:r>
             <w:r>
               <w:rPr>
@@ -4191,7 +4243,7 @@
       </w:r>
       <w:r>
         <w:rPr/>
-        <w:t xml:space="preserve">: 122 attacks through the API; the 60 chat attacks are run through </w:t>
+        <w:t xml:space="preserve">: 122 attacks through the API; the 133 chat attacks are run through </w:t>
       </w:r>
       <w:r>
         <w:rPr>
@@ -4906,8 +4958,14 @@
         <w:ind w:left="792" w:hanging="288"/>
       </w:pPr>
       <w:r>
-        <w:rPr/>
-        <w:t>Approvals and go-aheads count only as short, direct instructions (at most 80 characters, no counterparty name, no forwarding marks). Quoted or pasted text never becomes an instruction or an approval id, and a chat session is bound to the credential that opened it.</w:t>
+        <w:rPr>
+          <w:b/>
+        </w:rPr>
+        <w:t>Consent grammar.</w:t>
+      </w:r>
+      <w:r>
+        <w:rPr/>
+        <w:t xml:space="preserve"> A financial instruction executes only when the whole message is one closed affirmative command with exactly one RMB amount; negation, a question, a condition, a future time, a foreign currency, an unreadable amount, a rider and quoted or pasted text execute nothing (English and Chinese). An approval id is decided only by an exact decision sentence; a pending plan is confirmed only by a short affirmative. Quoted or pasted text never becomes an instruction or an approval id, and a chat session is bound to the credential that opened it.</w:t>
       </w:r>
     </w:p>
     <w:p>
@@ -4919,18 +4977,14 @@
         <w:ind w:left="792" w:hanging="288"/>
       </w:pPr>
       <w:r>
-        <w:rPr/>
-        <w:t xml:space="preserve">Only when the rules find nothing is an optional LLM classifier consulted (cache mode by default). It may only </w:t>
-      </w:r>
-      <w:r>
-        <w:rPr>
-          <w:i/>
-        </w:rPr>
-        <w:t>choose</w:t>
-      </w:r>
-      <w:r>
-        <w:rPr/>
-        <w:t xml:space="preserve"> an intent from a closed list and fill a strict slot schema. APPROVE, REJECT and COUNTERPARTY_MESSAGE are not in its vocabulary, and a canary in its output discards the answer.</w:t>
+        <w:rPr>
+          <w:b/>
+        </w:rPr>
+        <w:t>Propose, then confirm.</w:t>
+      </w:r>
+      <w:r>
+        <w:rPr/>
+        <w:t xml:space="preserve"> A plan is stored with the exact typed operations shown, the quoted cost and the books it was built on. "Go ahead" runs those operations, or shows a new proposal when the books moved to a dearer or different plan; a new day or a changed mandate voids it.</w:t>
       </w:r>
     </w:p>
     <w:p>
@@ -4943,19 +4997,17 @@
       </w:pPr>
       <w:r>
         <w:rPr/>
-        <w:t>The actor comes from authentication, never from text. A request from a COUNTERPARTY is never parsed for intents: it is compiled and verified as an inbound message, and it can never execute anything.</w:t>
-      </w:r>
-    </w:p>
-    <w:p>
-      <w:r>
-        <w:rPr>
-          <w:b/>
-        </w:rPr>
-        <w:t>Planning.</w:t>
-      </w:r>
-      <w:r>
-        <w:rPr/>
-        <w:t xml:space="preserve"> A plan is a list of typed steps built by code from a verdict or a router plan:</w:t>
+        <w:t xml:space="preserve">Only when the rules find nothing is an optional LLM classifier consulted (cache mode by default). It may only </w:t>
+      </w:r>
+      <w:r>
+        <w:rPr>
+          <w:i/>
+        </w:rPr>
+        <w:t>choose</w:t>
+      </w:r>
+      <w:r>
+        <w:rPr/>
+        <w:t xml:space="preserve"> an intent from a closed list and fill a strict slot schema. APPROVE, REJECT and COUNTERPARTY_MESSAGE are not in its vocabulary, and a canary in its output discards the answer.</w:t>
       </w:r>
     </w:p>
     <w:p>
@@ -4967,14 +5019,20 @@
         <w:ind w:left="792" w:hanging="288"/>
       </w:pPr>
       <w:r>
-        <w:rPr>
-          <w:i/>
-        </w:rPr>
-        <w:t>Goal to plan</w:t>
-      </w:r>
-      <w:r>
-        <w:rPr/>
-        <w:t xml:space="preserve"> (worked example 12): "Get paid early on the Foshan invoice without giving anything away next quarter" becomes an early-pay counter at 0.85% with zero forward concession, and a fallback to invoice financing if the buyer refuses.</w:t>
+        <w:rPr/>
+        <w:t>The actor comes from authentication, never from text. A request from a COUNTERPARTY is never parsed for intents: it is compiled and verified as an inbound message, and it can never execute anything. The counterparty is whoever its channel key names; a message with no key is a proposal only.</w:t>
+      </w:r>
+    </w:p>
+    <w:p>
+      <w:r>
+        <w:rPr>
+          <w:b/>
+        </w:rPr>
+        <w:t>Planning.</w:t>
+      </w:r>
+      <w:r>
+        <w:rPr/>
+        <w:t xml:space="preserve"> A plan is a list of typed steps built by code from a verdict or a router plan:</w:t>
       </w:r>
     </w:p>
     <w:p>
@@ -4989,11 +5047,11 @@
         <w:rPr>
           <w:i/>
         </w:rPr>
-        <w:t>Multi-step funding</w:t>
-      </w:r>
-      <w:r>
-        <w:rPr/>
-        <w:t>: draw the line, finance an invoice, repay on receipt.</w:t>
+        <w:t>Goal to plan</w:t>
+      </w:r>
+      <w:r>
+        <w:rPr/>
+        <w:t xml:space="preserve"> (worked example 12): "Get paid early on the Foshan invoice without giving anything away next quarter" becomes an early-pay counter at 0.85% with zero forward concession, and a fallback to invoice financing if the buyer refuses.</w:t>
       </w:r>
     </w:p>
     <w:p>
@@ -5008,11 +5066,11 @@
         <w:rPr>
           <w:i/>
         </w:rPr>
-        <w:t>Clarification</w:t>
-      </w:r>
-      <w:r>
-        <w:rPr/>
-        <w:t>: "fund it" with two open gaps asks which one; an offer with no sender asks which buyer.</w:t>
+        <w:t>Multi-step funding</w:t>
+      </w:r>
+      <w:r>
+        <w:rPr/>
+        <w:t>: draw the line, finance an invoice, repay on receipt.</w:t>
       </w:r>
     </w:p>
     <w:p>
@@ -5027,11 +5085,11 @@
         <w:rPr>
           <w:i/>
         </w:rPr>
-        <w:t>Correction</w:t>
-      </w:r>
-      <w:r>
-        <w:rPr/>
-        <w:t>: "make it 0.8%" amends the pending plan; "1%" is refused because it is above the 0.88% break-even; "switch to invoice financing" swaps the source.</w:t>
+        <w:t>Clarification</w:t>
+      </w:r>
+      <w:r>
+        <w:rPr/>
+        <w:t>: "fund it" with two open gaps asks which one; an offer with no sender asks which buyer.</w:t>
       </w:r>
     </w:p>
     <w:p>
@@ -5046,11 +5104,11 @@
         <w:rPr>
           <w:i/>
         </w:rPr>
-        <w:t>Out of scope</w:t>
-      </w:r>
-      <w:r>
-        <w:rPr/>
-        <w:t>: the nearest capability and the list of what the agent can do.</w:t>
+        <w:t>Correction</w:t>
+      </w:r>
+      <w:r>
+        <w:rPr/>
+        <w:t>: "make it 0.8%" amends the pending plan; "1%" is refused because it is above the 0.88% break-even; "switch to invoice financing" swaps the source.</w:t>
       </w:r>
     </w:p>
     <w:p>
@@ -5065,31 +5123,11 @@
         <w:rPr>
           <w:i/>
         </w:rPr>
-        <w:t>Proactive re-plan.</w:t>
-      </w:r>
-      <w:r>
-        <w:rPr/>
-        <w:t xml:space="preserve"> After the clock or the bank feed moves the books, the opener names what needs the owner (a late receipt, a reserve breach ahead, a drawn line that can be repaid), proposes a cure and its cost, and waits. The alert's cure is found on current books by a greedy search and priced as the executor will charge it. It runs only on the owner's click or a direct "go ahead", it is submitted as the AGENT, and the executor decides the tier. No cure is offered when the mandate forbids new borrowing. The repay proposal is never made while a reserve breach is open.</w:t>
-      </w:r>
-    </w:p>
-    <w:p>
-      <w:r>
-        <w:rPr>
-          <w:b/>
-        </w:rPr>
-        <w:t>Tool use.</w:t>
-      </w:r>
-      <w:r>
-        <w:rPr/>
-        <w:t xml:space="preserve"> Handlers call module functions (compile, evaluate, plan, negotiate), then send typed operations to the executor. Every operation carries an idempotency key derived from the session, turn and step. No handler can skip the verifier or build an operation from model output (Invariant 1).</w:t>
-      </w:r>
-    </w:p>
-    <w:p>
-      <w:r>
-        <w:rPr>
-          <w:b/>
-        </w:rPr>
-        <w:t>State management.</w:t>
+        <w:t>Out of scope</w:t>
+      </w:r>
+      <w:r>
+        <w:rPr/>
+        <w:t>: the nearest capability and the list of what the agent can do.</w:t>
       </w:r>
     </w:p>
     <w:p>
@@ -5104,33 +5142,31 @@
         <w:rPr>
           <w:i/>
         </w:rPr>
-        <w:t>Session state</w:t>
-      </w:r>
-      <w:r>
-        <w:rPr/>
-        <w:t xml:space="preserve"> (</w:t>
-      </w:r>
-      <w:r>
-        <w:rPr>
-          <w:rFonts w:ascii="Courier New" w:hAnsi="Courier New"/>
-          <w:sz w:val="18"/>
-        </w:rPr>
-        <w:t>nl/sessions.py</w:t>
-      </w:r>
-      <w:r>
-        <w:rPr/>
-        <w:t xml:space="preserve">) holds only typed references: the last offer and verdict ids, a pending plan awaiting confirmation or correction, a pending clarification, and the operations each </w:t>
-      </w:r>
-      <w:r>
-        <w:rPr>
-          <w:rFonts w:ascii="Courier New" w:hAnsi="Courier New"/>
-          <w:sz w:val="18"/>
-        </w:rPr>
-        <w:t>request_id</w:t>
-      </w:r>
-      <w:r>
-        <w:rPr/>
-        <w:t xml:space="preserve"> produced. A retried request is replayed, not re-planned. Sessions expire after 30 minutes.</w:t>
+        <w:t>Proactive re-plan.</w:t>
+      </w:r>
+      <w:r>
+        <w:rPr/>
+        <w:t xml:space="preserve"> After the clock or the bank feed moves the books, the opener names what needs the owner (a late receipt, a reserve breach ahead, a drawn line that can be repaid), proposes a cure and its cost, and waits. The alert's cure is found on current books by a greedy search and priced as the executor will charge it. It runs only on the owner's click or a direct "go ahead", it is submitted as the AGENT, and the executor decides the tier: above the rate ceiling it is queued and a second step (approve) is needed. No cure is offered when the mandate forbids new borrowing. The repay proposal is never made while a reserve breach is open.</w:t>
+      </w:r>
+    </w:p>
+    <w:p>
+      <w:r>
+        <w:rPr>
+          <w:b/>
+        </w:rPr>
+        <w:t>Tool use.</w:t>
+      </w:r>
+      <w:r>
+        <w:rPr/>
+        <w:t xml:space="preserve"> Handlers call module functions (compile, evaluate, plan, negotiate), then send typed operations to the executor. Every operation carries an idempotency key derived from the session, turn and step. No handler can skip the verifier or build an operation from model output (Invariant 1).</w:t>
+      </w:r>
+    </w:p>
+    <w:p>
+      <w:r>
+        <w:rPr>
+          <w:b/>
+        </w:rPr>
+        <w:t>State management.</w:t>
       </w:r>
     </w:p>
     <w:p>
@@ -5145,22 +5181,33 @@
         <w:rPr>
           <w:i/>
         </w:rPr>
-        <w:t>Financial state</w:t>
-      </w:r>
-      <w:r>
-        <w:rPr/>
-        <w:t xml:space="preserve"> is a frozen </w:t>
+        <w:t>Session state</w:t>
+      </w:r>
+      <w:r>
+        <w:rPr/>
+        <w:t xml:space="preserve"> (</w:t>
       </w:r>
       <w:r>
         <w:rPr>
           <w:rFonts w:ascii="Courier New" w:hAnsi="Courier New"/>
           <w:sz w:val="18"/>
         </w:rPr>
-        <w:t>FinancialState</w:t>
-      </w:r>
-      <w:r>
-        <w:rPr/>
-        <w:t xml:space="preserve"> plus the operations log. Contracts are immutable; a state change builds a new model.</w:t>
+        <w:t>nl/sessions.py</w:t>
+      </w:r>
+      <w:r>
+        <w:rPr/>
+        <w:t xml:space="preserve">) holds only typed references: the last offer and verdict ids, a pending plan awaiting confirmation or correction, a pending clarification, and the operations each </w:t>
+      </w:r>
+      <w:r>
+        <w:rPr>
+          <w:rFonts w:ascii="Courier New" w:hAnsi="Courier New"/>
+          <w:sz w:val="18"/>
+        </w:rPr>
+        <w:t>request_id</w:t>
+      </w:r>
+      <w:r>
+        <w:rPr/>
+        <w:t xml:space="preserve"> produced. A retried request is replayed, not re-planned. Sessions expire after 30 minutes.</w:t>
       </w:r>
     </w:p>
     <w:p>
@@ -5175,44 +5222,22 @@
         <w:rPr>
           <w:i/>
         </w:rPr>
-        <w:t>Time</w:t>
-      </w:r>
-      <w:r>
-        <w:rPr/>
-        <w:t xml:space="preserve"> is an integer simulated day. </w:t>
+        <w:t>Financial state</w:t>
+      </w:r>
+      <w:r>
+        <w:rPr/>
+        <w:t xml:space="preserve"> is a frozen </w:t>
       </w:r>
       <w:r>
         <w:rPr>
           <w:rFonts w:ascii="Courier New" w:hAnsi="Courier New"/>
           <w:sz w:val="18"/>
         </w:rPr>
-        <w:t>Runtime.advance_to</w:t>
-      </w:r>
-      <w:r>
-        <w:rPr/>
-        <w:t xml:space="preserve"> moves it: it posts the day's scheduled flows, turns recurring invoices into receivables, expires lapsed commitments and logs </w:t>
-      </w:r>
-      <w:r>
-        <w:rPr>
-          <w:rFonts w:ascii="Courier New" w:hAnsi="Courier New"/>
-          <w:sz w:val="18"/>
-        </w:rPr>
-        <w:t>ADVANCE_CLOCK</w:t>
-      </w:r>
-      <w:r>
-        <w:rPr/>
-        <w:t xml:space="preserve">. Days stay absolute and the books close every day before </w:t>
-      </w:r>
-      <w:r>
-        <w:rPr>
-          <w:rFonts w:ascii="Courier New" w:hAnsi="Courier New"/>
-          <w:sz w:val="18"/>
-        </w:rPr>
-        <w:t>as_of_day</w:t>
-      </w:r>
-      <w:r>
-        <w:rPr/>
-        <w:t>. The executor refuses backdated or future-dated operations.</w:t>
+        <w:t>FinancialState</w:t>
+      </w:r>
+      <w:r>
+        <w:rPr/>
+        <w:t xml:space="preserve"> plus the operations log. Contracts are immutable; a state change builds a new model.</w:t>
       </w:r>
     </w:p>
     <w:p>
@@ -5227,22 +5252,44 @@
         <w:rPr>
           <w:i/>
         </w:rPr>
-        <w:t>Current books</w:t>
-      </w:r>
-      <w:r>
-        <w:rPr/>
-        <w:t xml:space="preserve"> (ADR-0006). The store holds the position today; commitments hold the agreed changes not yet realised; </w:t>
+        <w:t>Time</w:t>
+      </w:r>
+      <w:r>
+        <w:rPr/>
+        <w:t xml:space="preserve"> is an integer simulated day. </w:t>
       </w:r>
       <w:r>
         <w:rPr>
           <w:rFonts w:ascii="Courier New" w:hAnsi="Courier New"/>
           <w:sz w:val="18"/>
         </w:rPr>
-        <w:t>books.current_books</w:t>
-      </w:r>
-      <w:r>
-        <w:rPr/>
-        <w:t xml:space="preserve"> joins them, and every projection runs on that. An early payment the buyer did not make by its day drops out of the books and is reported as LAPSED.</w:t>
+        <w:t>Runtime.advance_to</w:t>
+      </w:r>
+      <w:r>
+        <w:rPr/>
+        <w:t xml:space="preserve"> moves it: it posts the day's scheduled flows, turns recurring invoices into receivables, expires lapsed commitments and logs </w:t>
+      </w:r>
+      <w:r>
+        <w:rPr>
+          <w:rFonts w:ascii="Courier New" w:hAnsi="Courier New"/>
+          <w:sz w:val="18"/>
+        </w:rPr>
+        <w:t>ADVANCE_CLOCK</w:t>
+      </w:r>
+      <w:r>
+        <w:rPr/>
+        <w:t xml:space="preserve">. Days stay absolute and the books close every day before </w:t>
+      </w:r>
+      <w:r>
+        <w:rPr>
+          <w:rFonts w:ascii="Courier New" w:hAnsi="Courier New"/>
+          <w:sz w:val="18"/>
+        </w:rPr>
+        <w:t>as_of_day</w:t>
+      </w:r>
+      <w:r>
+        <w:rPr/>
+        <w:t>. The executor refuses backdated or future-dated operations.</w:t>
       </w:r>
     </w:p>
     <w:p>
@@ -5257,22 +5304,22 @@
         <w:rPr>
           <w:i/>
         </w:rPr>
-        <w:t>Settlement.</w:t>
-      </w:r>
-      <w:r>
-        <w:rPr/>
-        <w:t xml:space="preserve"> </w:t>
+        <w:t>Current books</w:t>
+      </w:r>
+      <w:r>
+        <w:rPr/>
+        <w:t xml:space="preserve"> (ADR-0006). The store holds the position today; commitments hold the agreed changes not yet realised; </w:t>
       </w:r>
       <w:r>
         <w:rPr>
           <w:rFonts w:ascii="Courier New" w:hAnsi="Courier New"/>
           <w:sz w:val="18"/>
         </w:rPr>
-        <w:t>Receivable.settled_fen</w:t>
-      </w:r>
-      <w:r>
-        <w:rPr/>
-        <w:t xml:space="preserve"> records partial payment. A receipt equal to the agreed early-payment net settles the covered face and fulfils the commitment; any other receipt settles what it pays and leaves the residual open on its original day. A financed invoice repays its whole advance, interest and fee on its first receipt. An overdue financed invoice repays its advance in the projection (recourse).</w:t>
+        <w:t>books.current_books</w:t>
+      </w:r>
+      <w:r>
+        <w:rPr/>
+        <w:t xml:space="preserve"> joins them, and every projection runs on that. An early payment the buyer did not make by its day drops out of the books and is reported as LAPSED.</w:t>
       </w:r>
     </w:p>
     <w:p>
@@ -5287,33 +5334,22 @@
         <w:rPr>
           <w:i/>
         </w:rPr>
-        <w:t>Re-verification at commitment.</w:t>
-      </w:r>
-      <w:r>
-        <w:rPr/>
-        <w:t xml:space="preserve"> A verdict is not standing authority. At accept and at approval the executor checks, on the state and mandate of that moment: the named receivables are open with enough face, no other live commitment holds the same invoice, the concession caps still hold, and, if the state version has changed, that the obligations still verify on current books. Otherwise the operation is refused (</w:t>
+        <w:t>Settlement.</w:t>
+      </w:r>
+      <w:r>
+        <w:rPr/>
+        <w:t xml:space="preserve"> </w:t>
       </w:r>
       <w:r>
         <w:rPr>
           <w:rFonts w:ascii="Courier New" w:hAnsi="Courier New"/>
           <w:sz w:val="18"/>
         </w:rPr>
-        <w:t>STALE_VERDICT</w:t>
-      </w:r>
-      <w:r>
-        <w:rPr/>
-        <w:t xml:space="preserve"> or </w:t>
-      </w:r>
-      <w:r>
-        <w:rPr>
-          <w:rFonts w:ascii="Courier New" w:hAnsi="Courier New"/>
-          <w:sz w:val="18"/>
-        </w:rPr>
-        <w:t>CONFLICTING_COMMITMENT</w:t>
-      </w:r>
-      <w:r>
-        <w:rPr/>
-        <w:t>).</w:t>
+        <w:t>Receivable.settled_fen</w:t>
+      </w:r>
+      <w:r>
+        <w:rPr/>
+        <w:t xml:space="preserve"> records partial payment against the contractual face. A receipt equal to the agreed early-payment net, on or before the promised day, settles the covered face and fulfils the commitment (a later receipt is a plain receipt); any other receipt settles what it pays and leaves the residual open on its contractual day. A receipt on a financed invoice pays the lender first, from the receipt only: the advance, then its interest and fee; owner cash never falls on a receipt, and an unpaid remainder of charges stays as a fixed amount the owner or agent repays. An overdue financed invoice, or one fully settled with its advance still open, repays its advance in the projection (recourse).</w:t>
       </w:r>
     </w:p>
     <w:p>
@@ -5328,65 +5364,11 @@
         <w:rPr>
           <w:i/>
         </w:rPr>
-        <w:t>Commitments</w:t>
-      </w:r>
-      <w:r>
-        <w:rPr/>
-        <w:t xml:space="preserve"> follow a lifecycle state machine with a nonce, an expiry and a terms hash.</w:t>
-      </w:r>
-    </w:p>
-    <w:p>
-      <w:pPr>
-        <w:pStyle w:val="ListBullet"/>
-        <w:spacing w:after="100"/>
-      </w:pPr>
-      <w:r>
-        <w:t>Core algorithms and evaluation approach</w:t>
-      </w:r>
-    </w:p>
-    <w:p>
-      <w:r>
-        <w:rPr>
-          <w:b/>
-        </w:rPr>
-        <w:t>1. Trajectory recursion (</w:t>
-      </w:r>
-      <w:r>
-        <w:rPr>
-          <w:rFonts w:ascii="Courier New" w:hAnsi="Courier New"/>
-          <w:b/>
-          <w:sz w:val="18"/>
-        </w:rPr>
-        <w:t>financial/</w:t>
-      </w:r>
-      <w:r>
-        <w:rPr>
-          <w:b/>
-        </w:rPr>
-        <w:t>).</w:t>
-      </w:r>
-      <w:r>
-        <w:rPr/>
-        <w:t xml:space="preserve"> For each day </w:t>
-      </w:r>
-      <w:r>
-        <w:rPr>
-          <w:i/>
-        </w:rPr>
-        <w:t>t</w:t>
-      </w:r>
-      <w:r>
-        <w:rPr/>
-        <w:t xml:space="preserve"> of the horizon:</w:t>
-      </w:r>
-    </w:p>
-    <w:p>
-      <w:r>
-        <w:rPr>
-          <w:rFonts w:ascii="Courier New" w:hAnsi="Courier New"/>
-          <w:sz w:val="18"/>
-        </w:rPr>
-        <w:t>closing(t) = opening(t) + Σ inflows(t) − Σ scheduled outflows(t) − Σ interest, fees and repayments(t)</w:t>
+        <w:t>Funding lots</w:t>
+      </w:r>
+      <w:r>
+        <w:rPr/>
+        <w:t xml:space="preserve"> (ADR-0010). A draw or advance takes facility room and creates a dated lot at once; its cash lands after the facility's lead time (net of the upfront fee) and interest runs from the landing day. A funding-in-transit alert names the landing day.</w:t>
       </w:r>
     </w:p>
     <w:p>
@@ -5398,19 +5380,36 @@
         <w:ind w:left="792" w:hanging="288"/>
       </w:pPr>
       <w:r>
-        <w:rPr/>
-        <w:t xml:space="preserve">Within a day, inflows come first (receipts, early receipts, draws, advances), then scheduled outflows, then interest, fees and repayments. </w:t>
+        <w:rPr>
+          <w:i/>
+        </w:rPr>
+        <w:t>Re-verification at commitment.</w:t>
+      </w:r>
+      <w:r>
+        <w:rPr/>
+        <w:t xml:space="preserve"> A verdict is not standing authority. At accept and at approval the executor checks, on the state and mandate of that moment: the named receivables are open with enough face, no other live commitment holds the same invoice, the concession caps still hold, and, if the state version has changed, that the obligations still verify on current books. Otherwise the operation is refused (</w:t>
       </w:r>
       <w:r>
         <w:rPr>
           <w:rFonts w:ascii="Courier New" w:hAnsi="Courier New"/>
           <w:sz w:val="18"/>
         </w:rPr>
-        <w:t>closing(t)</w:t>
-      </w:r>
-      <w:r>
-        <w:rPr/>
-        <w:t xml:space="preserve"> is tested against the floor.</w:t>
+        <w:t>STALE_VERDICT</w:t>
+      </w:r>
+      <w:r>
+        <w:rPr/>
+        <w:t xml:space="preserve"> or </w:t>
+      </w:r>
+      <w:r>
+        <w:rPr>
+          <w:rFonts w:ascii="Courier New" w:hAnsi="Courier New"/>
+          <w:sz w:val="18"/>
+        </w:rPr>
+        <w:t>CONFLICTING_COMMITMENT</w:t>
+      </w:r>
+      <w:r>
+        <w:rPr/>
+        <w:t>).</w:t>
       </w:r>
     </w:p>
     <w:p>
@@ -5423,13 +5422,67 @@
       </w:pPr>
       <w:r>
         <w:rPr>
+          <w:i/>
+        </w:rPr>
+        <w:t>Commitments</w:t>
+      </w:r>
+      <w:r>
+        <w:rPr/>
+        <w:t xml:space="preserve"> follow a lifecycle state machine with a nonce, an expiry and a terms hash.</w:t>
+      </w:r>
+    </w:p>
+    <w:p>
+      <w:pPr>
+        <w:pStyle w:val="ListBullet"/>
+        <w:spacing w:after="100"/>
+      </w:pPr>
+      <w:r>
+        <w:t>Core algorithms and evaluation approach</w:t>
+      </w:r>
+    </w:p>
+    <w:p>
+      <w:r>
+        <w:rPr>
           <w:b/>
         </w:rPr>
-        <w:t>Conservative mode decides:</w:t>
-      </w:r>
-      <w:r>
-        <w:rPr/>
-        <w:t xml:space="preserve"> unconfirmed inflows are ignored, only COMMITTED facilities can be drawn (PENDING and NOT_APPLIED count as zero), and contingent concessions count at their maximum. Expected mode is shown beside it and never used for a hard constraint.</w:t>
+        <w:t>1. Trajectory recursion (</w:t>
+      </w:r>
+      <w:r>
+        <w:rPr>
+          <w:rFonts w:ascii="Courier New" w:hAnsi="Courier New"/>
+          <w:b/>
+          <w:sz w:val="18"/>
+        </w:rPr>
+        <w:t>financial/</w:t>
+      </w:r>
+      <w:r>
+        <w:rPr>
+          <w:b/>
+        </w:rPr>
+        <w:t>).</w:t>
+      </w:r>
+      <w:r>
+        <w:rPr/>
+        <w:t xml:space="preserve"> For each day </w:t>
+      </w:r>
+      <w:r>
+        <w:rPr>
+          <w:i/>
+        </w:rPr>
+        <w:t>t</w:t>
+      </w:r>
+      <w:r>
+        <w:rPr/>
+        <w:t xml:space="preserve"> of the horizon:</w:t>
+      </w:r>
+    </w:p>
+    <w:p>
+      <w:r>
+        <w:rPr>
+          <w:rFonts w:ascii="Courier New" w:hAnsi="Courier New"/>
+          <w:sz w:val="18"/>
+        </w:rPr>
+        <w:t>closing(t) = opening(t) + Σ inflows(t) − Σ scheduled outflows(t) − Σ interest, fees and repayments(t)</w:t>
       </w:r>
     </w:p>
     <w:p>
@@ -5442,7 +5495,18 @@
       </w:pPr>
       <w:r>
         <w:rPr/>
-        <w:t>Forward concessions go to a separate forward-concession ledger, valued over the concession horizon at the marginal cost of funds.</w:t>
+        <w:t xml:space="preserve">Within a day, inflows come first (receipts, early receipts, draws, advances), then scheduled outflows, then interest, fees and repayments. </w:t>
+      </w:r>
+      <w:r>
+        <w:rPr>
+          <w:rFonts w:ascii="Courier New" w:hAnsi="Courier New"/>
+          <w:sz w:val="18"/>
+        </w:rPr>
+        <w:t>closing(t)</w:t>
+      </w:r>
+      <w:r>
+        <w:rPr/>
+        <w:t xml:space="preserve"> is tested against the floor.</w:t>
       </w:r>
     </w:p>
     <w:p>
@@ -5454,18 +5518,14 @@
         <w:ind w:left="792" w:hanging="288"/>
       </w:pPr>
       <w:r>
-        <w:rPr/>
-        <w:t xml:space="preserve">Month </w:t>
-      </w:r>
-      <w:r>
-        <w:rPr>
-          <w:i/>
-        </w:rPr>
-        <w:t>m</w:t>
-      </w:r>
-      <w:r>
-        <w:rPr/>
-        <w:t xml:space="preserve"> covers days 30(m−1)+1 to 30m and carries EBITDA, debt service and total debt for the covenants. The horizon always runs past the last repayment.</w:t>
+        <w:rPr>
+          <w:b/>
+        </w:rPr>
+        <w:t>Conservative mode decides:</w:t>
+      </w:r>
+      <w:r>
+        <w:rPr/>
+        <w:t xml:space="preserve"> unconfirmed inflows are ignored, only COMMITTED facilities can be drawn (PENDING and NOT_APPLIED count as zero), and contingent concessions count at their maximum. Expected mode is shown beside it and never used for a hard constraint.</w:t>
       </w:r>
     </w:p>
     <w:p>
@@ -5478,85 +5538,7 @@
       </w:pPr>
       <w:r>
         <w:rPr/>
-        <w:t>Everything is integer fen. Interest is Actual/365 simple; invoice financing bills whole 30-day periods; each posting is rounded once, half-up (ADR-0002).</w:t>
-      </w:r>
-    </w:p>
-    <w:p>
-      <w:r>
-        <w:rPr>
-          <w:i/>
-        </w:rPr>
-        <w:t>Golden check.</w:t>
-      </w:r>
-      <w:r>
-        <w:rPr/>
-        <w:t xml:space="preserve"> With the full EX01 package accepted and no new funding, cash is </w:t>
-      </w:r>
-      <w:r>
-        <w:rPr>
-          <w:b/>
-        </w:rPr>
-        <w:t>¥354,960</w:t>
-      </w:r>
-      <w:r>
-        <w:rPr/>
-        <w:t xml:space="preserve"> after day 20 and </w:t>
-      </w:r>
-      <w:r>
-        <w:rPr>
-          <w:b/>
-        </w:rPr>
-        <w:t>¥254,960</w:t>
-      </w:r>
-      <w:r>
-        <w:rPr/>
-        <w:t xml:space="preserve"> on day 47: a </w:t>
-      </w:r>
-      <w:r>
-        <w:rPr>
-          <w:b/>
-        </w:rPr>
-        <w:t>¥45,040</w:t>
-      </w:r>
-      <w:r>
-        <w:rPr/>
-        <w:t xml:space="preserve"> shortfall against the ¥300,000 floor. The committed marginal source cures it for </w:t>
-      </w:r>
-      <w:r>
-        <w:rPr>
-          <w:b/>
-        </w:rPr>
-        <w:t>¥802.70</w:t>
-      </w:r>
-      <w:r>
-        <w:rPr/>
-        <w:t>.</w:t>
-      </w:r>
-    </w:p>
-    <w:p>
-      <w:r>
-        <w:rPr>
-          <w:b/>
-        </w:rPr>
-        <w:t>2. Funding router (</w:t>
-      </w:r>
-      <w:r>
-        <w:rPr>
-          <w:rFonts w:ascii="Courier New" w:hAnsi="Courier New"/>
-          <w:b/>
-          <w:sz w:val="18"/>
-        </w:rPr>
-        <w:t>funding/search.py</w:t>
-      </w:r>
-      <w:r>
-        <w:rPr>
-          <w:b/>
-        </w:rPr>
-        <w:t>).</w:t>
-      </w:r>
-      <w:r>
-        <w:rPr/>
-        <w:t xml:space="preserve"> Each candidate is a list of funding actions run through the same engine. Its cost is whatever that trajectory posts (interest, fees and discounts, net of what the offer alone posts), so the router never computes cash itself.</w:t>
+        <w:t>Forward concessions go to a separate forward-concession ledger, valued over the concession horizon at the marginal cost of funds.</w:t>
       </w:r>
     </w:p>
     <w:p>
@@ -5568,14 +5550,18 @@
         <w:ind w:left="792" w:hanging="288"/>
       </w:pPr>
       <w:r>
-        <w:rPr>
-          <w:b/>
-        </w:rPr>
-        <w:t>Admissible</w:t>
-      </w:r>
-      <w:r>
-        <w:rPr/>
-        <w:t xml:space="preserve"> only if closing cash stays at or above the floor every day, no covenant is violated, every source's all-in rate is within the mandate's maximum APR, and new borrowing is allowed.</w:t>
+        <w:rPr/>
+        <w:t xml:space="preserve">Month </w:t>
+      </w:r>
+      <w:r>
+        <w:rPr>
+          <w:i/>
+        </w:rPr>
+        <w:t>m</w:t>
+      </w:r>
+      <w:r>
+        <w:rPr/>
+        <w:t xml:space="preserve"> covers days 30(m−1)+1 to 30m and carries EBITDA, debt service and total debt for the covenants. The horizon always runs past the last repayment.</w:t>
       </w:r>
     </w:p>
     <w:p>
@@ -5587,24 +5573,86 @@
         <w:ind w:left="792" w:hanging="288"/>
       </w:pPr>
       <w:r>
+        <w:rPr/>
+        <w:t>Everything is integer fen. Interest is Actual/365 simple; invoice financing bills whole 30-day periods; each posting is rounded once, half-up (ADR-0002).</w:t>
+      </w:r>
+    </w:p>
+    <w:p>
+      <w:r>
+        <w:rPr>
+          <w:i/>
+        </w:rPr>
+        <w:t>Golden check.</w:t>
+      </w:r>
+      <w:r>
+        <w:rPr/>
+        <w:t xml:space="preserve"> With the full EX01 package accepted and no new funding, cash is </w:t>
+      </w:r>
+      <w:r>
         <w:rPr>
           <w:b/>
         </w:rPr>
-        <w:t>Timing.</w:t>
-      </w:r>
-      <w:r>
-        <w:rPr/>
-        <w:t xml:space="preserve"> Every source is requested on day 0 and lands after its lead time (ADR-0003). The search is over amounts, not dates, on a </w:t>
+        <w:t>¥354,960</w:t>
+      </w:r>
+      <w:r>
+        <w:rPr/>
+        <w:t xml:space="preserve"> after day 20 and </w:t>
       </w:r>
       <w:r>
         <w:rPr>
           <w:b/>
         </w:rPr>
-        <w:t>¥10,000 grid</w:t>
-      </w:r>
-      <w:r>
-        <w:rPr/>
-        <w:t>: single-source fills, then pairs (a grid over the first source, the second filling the residual), then triples.</w:t>
+        <w:t>¥254,960</w:t>
+      </w:r>
+      <w:r>
+        <w:rPr/>
+        <w:t xml:space="preserve"> on day 47: a </w:t>
+      </w:r>
+      <w:r>
+        <w:rPr>
+          <w:b/>
+        </w:rPr>
+        <w:t>¥45,040</w:t>
+      </w:r>
+      <w:r>
+        <w:rPr/>
+        <w:t xml:space="preserve"> shortfall against the ¥300,000 floor. The committed marginal source cures it for </w:t>
+      </w:r>
+      <w:r>
+        <w:rPr>
+          <w:b/>
+        </w:rPr>
+        <w:t>¥802.70</w:t>
+      </w:r>
+      <w:r>
+        <w:rPr/>
+        <w:t>.</w:t>
+      </w:r>
+    </w:p>
+    <w:p>
+      <w:r>
+        <w:rPr>
+          <w:b/>
+        </w:rPr>
+        <w:t>2. Funding router (</w:t>
+      </w:r>
+      <w:r>
+        <w:rPr>
+          <w:rFonts w:ascii="Courier New" w:hAnsi="Courier New"/>
+          <w:b/>
+          <w:sz w:val="18"/>
+        </w:rPr>
+        <w:t>funding/search.py</w:t>
+      </w:r>
+      <w:r>
+        <w:rPr>
+          <w:b/>
+        </w:rPr>
+        <w:t>).</w:t>
+      </w:r>
+      <w:r>
+        <w:rPr/>
+        <w:t xml:space="preserve"> "Cheapest" means cheapest within the bounded search below (at most three actions on a ¥10,000 grid), checked against a brute force; it is not a proof of a global optimum. Each candidate is a list of funding actions run through the same engine. Its cost is whatever that trajectory posts (interest, fees and discounts, net of what the offer alone posts), so the router never computes cash itself.</w:t>
       </w:r>
     </w:p>
     <w:p>
@@ -5619,11 +5667,55 @@
         <w:rPr>
           <w:b/>
         </w:rPr>
-        <w:t>Repayment on any receipt day.</w:t>
-      </w:r>
-      <w:r>
-        <w:rPr/>
-        <w:t xml:space="preserve"> A bullet line may be repaid on any receipt day after the gap opens on which cash stays at or above the floor, not only on the day the unfunded baseline recovers (ADR-0003 addendum; evaluation finding EV-06).</w:t>
+        <w:t>Admissible</w:t>
+      </w:r>
+      <w:r>
+        <w:rPr/>
+        <w:t xml:space="preserve"> only if closing cash stays at or above the floor every day, no covenant is violated, and new borrowing is allowed. A leg whose effective annual cost (one function, </w:t>
+      </w:r>
+      <w:r>
+        <w:rPr>
+          <w:rFonts w:ascii="Courier New" w:hAnsi="Courier New"/>
+          <w:sz w:val="18"/>
+        </w:rPr>
+        <w:t>funding/rates.py</w:t>
+      </w:r>
+      <w:r>
+        <w:rPr/>
+        <w:t xml:space="preserve">, shared with the executor) is above the mandate's </w:t>
+      </w:r>
+      <w:r>
+        <w:rPr>
+          <w:rFonts w:ascii="Courier New" w:hAnsi="Courier New"/>
+          <w:sz w:val="18"/>
+        </w:rPr>
+        <w:t>max_apr_bp</w:t>
+      </w:r>
+      <w:r>
+        <w:rPr/>
+        <w:t xml:space="preserve"> does not make a plan inadmissible: the plan is flagged </w:t>
+      </w:r>
+      <w:r>
+        <w:rPr>
+          <w:rFonts w:ascii="Courier New" w:hAnsi="Courier New"/>
+          <w:sz w:val="18"/>
+        </w:rPr>
+        <w:t>needs_owner_approval</w:t>
+      </w:r>
+      <w:r>
+        <w:rPr/>
+        <w:t xml:space="preserve">, and a plan that needs no one ranks before one that does. A plan that uses an invoice not yet issued is flagged </w:t>
+      </w:r>
+      <w:r>
+        <w:rPr>
+          <w:rFonts w:ascii="Courier New" w:hAnsi="Courier New"/>
+          <w:sz w:val="18"/>
+        </w:rPr>
+        <w:t>executable_now</w:t>
+      </w:r>
+      <w:r>
+        <w:rPr/>
+        <w:t xml:space="preserve"> false.</w:t>
       </w:r>
     </w:p>
     <w:p>
@@ -5638,22 +5730,21 @@
         <w:rPr>
           <w:b/>
         </w:rPr>
-        <w:t>¥1,000 minimum action</w:t>
-      </w:r>
-      <w:r>
-        <w:rPr/>
-        <w:t xml:space="preserve"> (</w:t>
-      </w:r>
-      <w:r>
-        <w:rPr>
-          <w:rFonts w:ascii="Courier New" w:hAnsi="Courier New"/>
-          <w:sz w:val="18"/>
-        </w:rPr>
-        <w:t>MIN_ACTION_FEN</w:t>
-      </w:r>
-      <w:r>
-        <w:rPr/>
-        <w:t>). No draw, advance, early payment or bill discount is smaller; a smaller residual is rounded up, and a source with less than ¥1,000 available is not used. This removed plans such as a 1-fen early payment for a 1-fen shortfall (EV-11).</w:t>
+        <w:t>Timing.</w:t>
+      </w:r>
+      <w:r>
+        <w:rPr/>
+        <w:t xml:space="preserve"> Every source is requested on day 0 and lands after its lead time (ADR-0003). The search is over amounts, not dates, on a </w:t>
+      </w:r>
+      <w:r>
+        <w:rPr>
+          <w:b/>
+        </w:rPr>
+        <w:t>¥10,000 grid</w:t>
+      </w:r>
+      <w:r>
+        <w:rPr/>
+        <w:t>: single-source fills, then pairs (a grid over the first source, the second filling the residual), then triples.</w:t>
       </w:r>
     </w:p>
     <w:p>
@@ -5668,33 +5759,11 @@
         <w:rPr>
           <w:b/>
         </w:rPr>
-        <w:t>Cash-path fast check.</w:t>
-      </w:r>
-      <w:r>
-        <w:rPr/>
-        <w:t xml:space="preserve"> The search steers on </w:t>
-      </w:r>
-      <w:r>
-        <w:rPr>
-          <w:rFonts w:ascii="Courier New" w:hAnsi="Courier New"/>
-          <w:sz w:val="18"/>
-        </w:rPr>
-        <w:t>financial.project_cash</w:t>
-      </w:r>
-      <w:r>
-        <w:rPr/>
-        <w:t xml:space="preserve">, which books exactly the postings the full projection books and returns the same closing cash, peak debt and posted costs without building the display trajectory. A probe that breaches the floor, exceeds the APR cap or borrows against the mandate is discarded at once. Any probe that could become the best plan is re-run through the full projection and </w:t>
-      </w:r>
-      <w:r>
-        <w:rPr>
-          <w:rFonts w:ascii="Courier New" w:hAnsi="Courier New"/>
-          <w:sz w:val="18"/>
-        </w:rPr>
-        <w:t>covenants.evaluate</w:t>
-      </w:r>
-      <w:r>
-        <w:rPr/>
-        <w:t xml:space="preserve"> before it is accepted, so the chosen plan is the one a full evaluation of every candidate would choose.</w:t>
+        <w:t>Repayment on any receipt day.</w:t>
+      </w:r>
+      <w:r>
+        <w:rPr/>
+        <w:t xml:space="preserve"> A bullet line may be repaid on any receipt day after the gap opens on which cash stays at or above the floor, not only on the day the unfunded baseline recovers (ADR-0003 addendum; evaluation finding EV-06).</w:t>
       </w:r>
     </w:p>
     <w:p>
@@ -5709,11 +5778,22 @@
         <w:rPr>
           <w:b/>
         </w:rPr>
-        <w:t>Display-only expected search</w:t>
-      </w:r>
-      <w:r>
-        <w:rPr/>
-        <w:t xml:space="preserve"> is capped at 2,000 candidates, and its label says so. The committed search, which decides, is never capped.</w:t>
+        <w:t>¥1,000 minimum action</w:t>
+      </w:r>
+      <w:r>
+        <w:rPr/>
+        <w:t xml:space="preserve"> (</w:t>
+      </w:r>
+      <w:r>
+        <w:rPr>
+          <w:rFonts w:ascii="Courier New" w:hAnsi="Courier New"/>
+          <w:sz w:val="18"/>
+        </w:rPr>
+        <w:t>MIN_ACTION_FEN</w:t>
+      </w:r>
+      <w:r>
+        <w:rPr/>
+        <w:t>). No draw, advance, early payment or bill discount is smaller; a smaller residual is rounded up, and a source with less than ¥1,000 available is not used. This removed plans such as a 1-fen early payment for a 1-fen shortfall (EV-11).</w:t>
       </w:r>
     </w:p>
     <w:p>
@@ -5728,71 +5808,33 @@
         <w:rPr>
           <w:b/>
         </w:rPr>
-        <w:t>Golden result.</w:t>
-      </w:r>
-      <w:r>
-        <w:rPr/>
-        <w:t xml:space="preserve"> On the golden gap of </w:t>
-      </w:r>
-      <w:r>
-        <w:rPr>
-          <w:b/>
-        </w:rPr>
-        <w:t>¥360,000</w:t>
-      </w:r>
-      <w:r>
-        <w:rPr/>
-        <w:t xml:space="preserve"> before day 32, it selects the credit line (¥150,000, interest </w:t>
-      </w:r>
-      <w:r>
-        <w:rPr>
-          <w:b/>
-        </w:rPr>
-        <w:t>¥841.64</w:t>
-      </w:r>
-      <w:r>
-        <w:rPr/>
-        <w:t xml:space="preserve">) plus invoice financing (¥210,000, </w:t>
-      </w:r>
-      <w:r>
-        <w:rPr>
-          <w:b/>
-        </w:rPr>
-        <w:t>¥1,871.30</w:t>
-      </w:r>
-      <w:r>
-        <w:rPr/>
-        <w:t xml:space="preserve">): </w:t>
-      </w:r>
-      <w:r>
-        <w:rPr>
-          <w:b/>
-        </w:rPr>
-        <w:t>¥2,712.94</w:t>
-      </w:r>
-      <w:r>
-        <w:rPr/>
-        <w:t xml:space="preserve"> in total. Taking the buyer's 1.2% discount would cost </w:t>
-      </w:r>
-      <w:r>
-        <w:rPr>
-          <w:b/>
-        </w:rPr>
-        <w:t>¥5,040.00</w:t>
-      </w:r>
-      <w:r>
-        <w:rPr/>
-        <w:t xml:space="preserve">, and the v1 optimum (line plus partial early pay) </w:t>
-      </w:r>
-      <w:r>
-        <w:rPr>
-          <w:b/>
-        </w:rPr>
-        <w:t>¥3,392.25</w:t>
-      </w:r>
-      <w:r>
-        <w:rPr/>
-        <w:t>. The guaranteed loan is inadmissible because it is not committed and lands on day 21, after payroll on day 12.</w:t>
+        <w:t>Cash-path fast check.</w:t>
+      </w:r>
+      <w:r>
+        <w:rPr/>
+        <w:t xml:space="preserve"> The search steers on </w:t>
+      </w:r>
+      <w:r>
+        <w:rPr>
+          <w:rFonts w:ascii="Courier New" w:hAnsi="Courier New"/>
+          <w:sz w:val="18"/>
+        </w:rPr>
+        <w:t>financial.project_cash</w:t>
+      </w:r>
+      <w:r>
+        <w:rPr/>
+        <w:t xml:space="preserve">, which books exactly the postings the full projection books and returns the same closing cash, peak debt and posted costs without building the display trajectory. A probe that breaches the floor, exceeds the APR cap or borrows against the mandate is discarded at once. Any probe that could become the best plan is re-run through the full projection and </w:t>
+      </w:r>
+      <w:r>
+        <w:rPr>
+          <w:rFonts w:ascii="Courier New" w:hAnsi="Courier New"/>
+          <w:sz w:val="18"/>
+        </w:rPr>
+        <w:t>covenants.evaluate</w:t>
+      </w:r>
+      <w:r>
+        <w:rPr/>
+        <w:t xml:space="preserve"> before it is accepted, so the chosen plan is the one a full evaluation of every candidate would choose.</w:t>
       </w:r>
     </w:p>
     <w:p>
@@ -5807,32 +5849,11 @@
         <w:rPr>
           <w:b/>
         </w:rPr>
-        <w:t>Optimality.</w:t>
-      </w:r>
-      <w:r>
-        <w:rPr/>
-        <w:t xml:space="preserve"> Against an exhaustive brute force over every usable committed lever (up to three, ¥5,000 grid for pairs, ¥10,000 for triples, the last lever filled to the fen) on 26 scenarios (10 designed and 16 seeded random), the router is within ¥1 of the brute-force optimum on </w:t>
-      </w:r>
-      <w:r>
-        <w:rPr>
-          <w:b/>
-        </w:rPr>
-        <w:t>26/26</w:t>
-      </w:r>
-      <w:r>
-        <w:rPr/>
-        <w:t xml:space="preserve"> (</w:t>
-      </w:r>
-      <w:r>
-        <w:rPr>
-          <w:rFonts w:ascii="Courier New" w:hAnsi="Courier New"/>
-          <w:sz w:val="18"/>
-        </w:rPr>
-        <w:t>latest_report.md</w:t>
-      </w:r>
-      <w:r>
-        <w:rPr/>
-        <w:t>, section 3).</w:t>
+        <w:t>Display-only expected search</w:t>
+      </w:r>
+      <w:r>
+        <w:rPr/>
+        <w:t xml:space="preserve"> is capped at 2,000 candidates, and its label says so. The committed search, which decides, is never capped.</w:t>
       </w:r>
     </w:p>
     <w:p>
@@ -5847,31 +5868,71 @@
         <w:rPr>
           <w:b/>
         </w:rPr>
-        <w:t>Marginal cost of funds:</w:t>
-      </w:r>
-      <w:r>
-        <w:rPr/>
-        <w:t xml:space="preserve"> the all-in annual rate of the cheapest COMMITTED, owner-approved source able to carry a </w:t>
-      </w:r>
-      <w:r>
-        <w:rPr>
-          <w:i/>
-        </w:rPr>
-        <w:t>permanent</w:t>
-      </w:r>
-      <w:r>
-        <w:rPr/>
-        <w:t xml:space="preserve"> need. Clean-down excludes the line, so it is invoice financing at </w:t>
+        <w:t>Golden result.</w:t>
+      </w:r>
+      <w:r>
+        <w:rPr/>
+        <w:t xml:space="preserve"> On the golden gap of </w:t>
       </w:r>
       <w:r>
         <w:rPr>
           <w:b/>
         </w:rPr>
-        <w:t>10.8417%</w:t>
-      </w:r>
-      <w:r>
-        <w:rPr/>
-        <w:t>.</w:t>
+        <w:t>¥360,000</w:t>
+      </w:r>
+      <w:r>
+        <w:rPr/>
+        <w:t xml:space="preserve"> before day 32, it selects the credit line (¥150,000, interest </w:t>
+      </w:r>
+      <w:r>
+        <w:rPr>
+          <w:b/>
+        </w:rPr>
+        <w:t>¥841.64</w:t>
+      </w:r>
+      <w:r>
+        <w:rPr/>
+        <w:t xml:space="preserve">) plus invoice financing (¥210,000, </w:t>
+      </w:r>
+      <w:r>
+        <w:rPr>
+          <w:b/>
+        </w:rPr>
+        <w:t>¥1,871.30</w:t>
+      </w:r>
+      <w:r>
+        <w:rPr/>
+        <w:t xml:space="preserve">): </w:t>
+      </w:r>
+      <w:r>
+        <w:rPr>
+          <w:b/>
+        </w:rPr>
+        <w:t>¥2,712.94</w:t>
+      </w:r>
+      <w:r>
+        <w:rPr/>
+        <w:t xml:space="preserve"> in total. Taking the buyer's 1.2% discount would cost </w:t>
+      </w:r>
+      <w:r>
+        <w:rPr>
+          <w:b/>
+        </w:rPr>
+        <w:t>¥5,040.00</w:t>
+      </w:r>
+      <w:r>
+        <w:rPr/>
+        <w:t xml:space="preserve">, and the v1 optimum (line plus partial early pay) </w:t>
+      </w:r>
+      <w:r>
+        <w:rPr>
+          <w:b/>
+        </w:rPr>
+        <w:t>¥3,392.25</w:t>
+      </w:r>
+      <w:r>
+        <w:rPr/>
+        <w:t>. The guaranteed loan is inadmissible because it is not committed and lands on day 21, after payroll on day 12.</w:t>
       </w:r>
     </w:p>
     <w:p>
@@ -5886,41 +5947,32 @@
         <w:rPr>
           <w:b/>
         </w:rPr>
-        <w:t>Break-even early-pay discount:</w:t>
-      </w:r>
-      <w:r>
-        <w:rPr/>
-        <w:t xml:space="preserve"> a discount </w:t>
-      </w:r>
-      <w:r>
-        <w:rPr>
-          <w:i/>
-        </w:rPr>
-        <w:t>d</w:t>
-      </w:r>
-      <w:r>
-        <w:rPr/>
-        <w:t xml:space="preserve"> is cheaper than the marginal source only if d/(1−d) &lt; c, where c is that source's cost share for 30 days. So d = c/(1+c): </w:t>
+        <w:t>Optimality.</w:t>
+      </w:r>
+      <w:r>
+        <w:rPr/>
+        <w:t xml:space="preserve"> Against an exhaustive brute force over every usable committed lever (up to three, ¥5,000 grid for pairs, ¥10,000 for triples, the last lever filled to the fen) on 26 scenarios (10 designed and 16 seeded random), the router is within ¥1 of the brute-force optimum on </w:t>
       </w:r>
       <w:r>
         <w:rPr>
           <w:b/>
         </w:rPr>
-        <w:t>0.8832%</w:t>
-      </w:r>
-      <w:r>
-        <w:rPr/>
-        <w:t xml:space="preserve"> exactly, shown as 0.88%. For an early payment </w:t>
-      </w:r>
-      <w:r>
-        <w:rPr>
-          <w:i/>
-        </w:rPr>
-        <w:t>n</w:t>
-      </w:r>
-      <w:r>
-        <w:rPr/>
-        <w:t xml:space="preserve"> days before the due day the cost share is taken for those days (invoice financing is billed in whole 30-day periods, other sources at rate × n/365), so a 90-day-early discount has a higher limit (2.60% on the golden books, ADR-0007).</w:t>
+        <w:t>26/26</w:t>
+      </w:r>
+      <w:r>
+        <w:rPr/>
+        <w:t xml:space="preserve"> (</w:t>
+      </w:r>
+      <w:r>
+        <w:rPr>
+          <w:rFonts w:ascii="Courier New" w:hAnsi="Courier New"/>
+          <w:sz w:val="18"/>
+        </w:rPr>
+        <w:t>latest_report.md</w:t>
+      </w:r>
+      <w:r>
+        <w:rPr/>
+        <w:t>, section 3).</w:t>
       </w:r>
     </w:p>
     <w:p>
@@ -5935,69 +5987,31 @@
         <w:rPr>
           <w:b/>
         </w:rPr>
-        <w:t>The early-payment rule (ADR-0007).</w:t>
-      </w:r>
-      <w:r>
-        <w:rPr/>
-        <w:t xml:space="preserve"> An early-payment discount is acceptable only if it passes three tests in order. (1) It is below the break-even for its actual days early. (2) The cash is needed: if nothing needs funding without the offer and taking it raises total cost, it fails (</w:t>
-      </w:r>
-      <w:r>
-        <w:rPr>
-          <w:rFonts w:ascii="Courier New" w:hAnsi="Courier New"/>
-          <w:sz w:val="18"/>
-        </w:rPr>
-        <w:t>EARLY_PAY_NOT_NEEDED</w:t>
-      </w:r>
-      <w:r>
-        <w:rPr/>
-        <w:t>). (3) It costs less than the router's plan without it (</w:t>
-      </w:r>
-      <w:r>
-        <w:rPr>
-          <w:rFonts w:ascii="Courier New" w:hAnsi="Courier New"/>
-          <w:sz w:val="18"/>
-        </w:rPr>
-        <w:t>EARLY_PAY_DEARER_THAN_PLAN</w:t>
-      </w:r>
-      <w:r>
-        <w:rPr/>
-        <w:t xml:space="preserve">; the two total costs are shown). The router always prices the buyer's early-payment facility at its standing rate, never at an offer's own rate. On the golden books, a whole-invoice early payment 30 days early at 0.65% to 0.88% is now </w:t>
+        <w:t>Marginal cost of funds:</w:t>
+      </w:r>
+      <w:r>
+        <w:rPr/>
+        <w:t xml:space="preserve"> the all-in annual rate of the cheapest COMMITTED, owner-approved source able to carry a </w:t>
+      </w:r>
+      <w:r>
+        <w:rPr>
+          <w:i/>
+        </w:rPr>
+        <w:t>permanent</w:t>
+      </w:r>
+      <w:r>
+        <w:rPr/>
+        <w:t xml:space="preserve"> need. Clean-down excludes the line, so it is invoice financing at </w:t>
       </w:r>
       <w:r>
         <w:rPr>
           <w:b/>
         </w:rPr>
-        <w:t>countered</w:t>
-      </w:r>
-      <w:r>
-        <w:rPr/>
-        <w:t>, not accepted: at 0.65% it costs ¥2,730.00 against the plan's ¥2,712.94, while 0.64% costs ¥2,688.00 and is accepted. The 0.8832% break-even is still the first screen and the figure shown to the owner. A known conservative convention: an invoice under an early-payment commitment cannot also be financed, which can refuse a cheap early payment a few days before the due day but never accepts one wrongly.</w:t>
-      </w:r>
-    </w:p>
-    <w:p>
-      <w:r>
-        <w:rPr>
-          <w:b/>
-        </w:rPr>
-        <w:t>3. Covenant tests (</w:t>
-      </w:r>
-      <w:r>
-        <w:rPr>
-          <w:rFonts w:ascii="Courier New" w:hAnsi="Courier New"/>
-          <w:b/>
-          <w:sz w:val="18"/>
-        </w:rPr>
-        <w:t>covenants/</w:t>
-      </w:r>
-      <w:r>
-        <w:rPr>
-          <w:b/>
-        </w:rPr>
-        <w:t>).</w:t>
-      </w:r>
-      <w:r>
-        <w:rPr/>
-        <w:t xml:space="preserve"> Evaluated exactly, per facility definition, every projected month:</w:t>
+        <w:t>10.8417%</w:t>
+      </w:r>
+      <w:r>
+        <w:rPr/>
+        <w:t>.</w:t>
       </w:r>
     </w:p>
     <w:p>
@@ -6010,45 +6024,43 @@
       </w:pPr>
       <w:r>
         <w:rPr>
-          <w:rFonts w:ascii="Courier New" w:hAnsi="Courier New"/>
-          <w:sz w:val="18"/>
-        </w:rPr>
-        <w:t>DSCR = monthly EBITDA / monthly debt service</w:t>
-      </w:r>
-      <w:r>
-        <w:rPr/>
-        <w:t xml:space="preserve">. Debt service is existing service plus interest and fees on facilities that count, plus scheduled amortisation. A bullet term loan is serviced on a level basis (ADR-0008): its principal, interest and fees are spread evenly over the months of its term, so it cannot look safe until the month it is repaid. A revolving credit line is never spread, and cash is untouched. Hand-calculated case: the ¥500,000 12-month government-guaranteed loan at 5% adds ¥43,721.46 a month, so DSCR is </w:t>
-      </w:r>
-      <w:r>
-        <w:rPr>
           <w:b/>
         </w:rPr>
-        <w:t>1.014×</w:t>
-      </w:r>
-      <w:r>
-        <w:rPr/>
-        <w:t xml:space="preserve"> in every month of its term and fails the 1.25× covenant (</w:t>
-      </w:r>
-      <w:r>
-        <w:rPr>
-          <w:rFonts w:ascii="Courier New" w:hAnsi="Courier New"/>
-          <w:sz w:val="18"/>
-        </w:rPr>
-        <w:t>DSCR_BREACH</w:t>
-      </w:r>
-      <w:r>
-        <w:rPr/>
-        <w:t xml:space="preserve">); before ADR-0008 it showed 2.00×. A ¥360,000 request on the same facility, as in the borrower file, shows </w:t>
+        <w:t>Break-even early-pay discount:</w:t>
+      </w:r>
+      <w:r>
+        <w:rPr/>
+        <w:t xml:space="preserve"> a discount </w:t>
+      </w:r>
+      <w:r>
+        <w:rPr>
+          <w:i/>
+        </w:rPr>
+        <w:t>d</w:t>
+      </w:r>
+      <w:r>
+        <w:rPr/>
+        <w:t xml:space="preserve"> is cheaper than the marginal source only if d/(1−d) &lt; c, where c is that source's cost share for 30 days. So d = c/(1+c): </w:t>
       </w:r>
       <w:r>
         <w:rPr>
           <w:b/>
         </w:rPr>
-        <w:t>1.18×</w:t>
-      </w:r>
-      <w:r>
-        <w:rPr/>
-        <w:t xml:space="preserve"> in month 1, 0.07× below the covenant, and the file reports that shortfall.</w:t>
+        <w:t>0.8832%</w:t>
+      </w:r>
+      <w:r>
+        <w:rPr/>
+        <w:t xml:space="preserve"> exactly, shown as 0.88%. For an early payment </w:t>
+      </w:r>
+      <w:r>
+        <w:rPr>
+          <w:i/>
+        </w:rPr>
+        <w:t>n</w:t>
+      </w:r>
+      <w:r>
+        <w:rPr/>
+        <w:t xml:space="preserve"> days before the due day the cost share is taken for those days (invoice financing is billed in whole 30-day periods, other sources at rate × n/365), so a 90-day-early discount has a higher limit (2.60% on the golden books, ADR-0007).</w:t>
       </w:r>
     </w:p>
     <w:p>
@@ -6061,14 +6073,71 @@
       </w:pPr>
       <w:r>
         <w:rPr>
+          <w:b/>
+        </w:rPr>
+        <w:t>The early-payment rule (ADR-0007).</w:t>
+      </w:r>
+      <w:r>
+        <w:rPr/>
+        <w:t xml:space="preserve"> An early-payment discount is acceptable only if it passes three tests in order. (1) It is below the break-even for its actual days early. (2) The cash is needed: if nothing needs funding without the offer and taking it raises total cost, it fails (</w:t>
+      </w:r>
+      <w:r>
+        <w:rPr>
           <w:rFonts w:ascii="Courier New" w:hAnsi="Courier New"/>
           <w:sz w:val="18"/>
         </w:rPr>
-        <w:t>Leverage = total debt / (12 × monthly EBITDA)</w:t>
-      </w:r>
-      <w:r>
-        <w:rPr/>
-        <w:t>.</w:t>
+        <w:t>EARLY_PAY_NOT_NEEDED</w:t>
+      </w:r>
+      <w:r>
+        <w:rPr/>
+        <w:t>). (3) It costs less than the router's plan without it (</w:t>
+      </w:r>
+      <w:r>
+        <w:rPr>
+          <w:rFonts w:ascii="Courier New" w:hAnsi="Courier New"/>
+          <w:sz w:val="18"/>
+        </w:rPr>
+        <w:t>EARLY_PAY_DEARER_THAN_PLAN</w:t>
+      </w:r>
+      <w:r>
+        <w:rPr/>
+        <w:t xml:space="preserve">; the two total costs are shown). The router always prices the buyer's early-payment facility at its standing rate, never at an offer's own rate. On the golden books, a whole-invoice early payment 30 days early at 0.65% to 0.88% is now </w:t>
+      </w:r>
+      <w:r>
+        <w:rPr>
+          <w:b/>
+        </w:rPr>
+        <w:t>countered</w:t>
+      </w:r>
+      <w:r>
+        <w:rPr/>
+        <w:t>, not accepted: at 0.65% it costs ¥2,730.00 against the plan's ¥2,712.94, while 0.64% costs ¥2,688.00 and is accepted. The 0.8832% break-even is still the first screen and the figure shown to the owner. An invoice under an early-payment agreement is never financed, in the engine or the executor (ADR-0007 implementation note): that can refuse a cheap early payment a few days before the due day but never accepts one wrongly.</w:t>
+      </w:r>
+    </w:p>
+    <w:p>
+      <w:r>
+        <w:rPr>
+          <w:b/>
+        </w:rPr>
+        <w:t>3. Covenant tests (</w:t>
+      </w:r>
+      <w:r>
+        <w:rPr>
+          <w:rFonts w:ascii="Courier New" w:hAnsi="Courier New"/>
+          <w:b/>
+          <w:sz w:val="18"/>
+        </w:rPr>
+        <w:t>covenants/</w:t>
+      </w:r>
+      <w:r>
+        <w:rPr>
+          <w:b/>
+        </w:rPr>
+        <w:t>).</w:t>
+      </w:r>
+      <w:r>
+        <w:rPr/>
+        <w:t xml:space="preserve"> Evaluated exactly, per facility definition, every projected month:</w:t>
       </w:r>
     </w:p>
     <w:p>
@@ -6081,13 +6150,55 @@
       </w:pPr>
       <w:r>
         <w:rPr>
+          <w:rFonts w:ascii="Courier New" w:hAnsi="Courier New"/>
+          <w:sz w:val="18"/>
+        </w:rPr>
+        <w:t>DSCR = monthly EBITDA / monthly debt service</w:t>
+      </w:r>
+      <w:r>
+        <w:rPr/>
+        <w:t xml:space="preserve">, where EBITDA is the owner's figure. Debt service is existing service plus interest and fees on facilities that count, plus scheduled amortisation. A bullet term loan is serviced on a level basis (ADR-0008): its principal, interest and fees are spread evenly over the months of its term, so it cannot look safe until the month it is repaid. This level basis is a </w:t>
+      </w:r>
+      <w:r>
+        <w:rPr>
           <w:b/>
         </w:rPr>
-        <w:t>Clean-down:</w:t>
-      </w:r>
-      <w:r>
-        <w:rPr/>
-        <w:t xml:space="preserve"> the longest run of consecutive zero-balance days on a credit line must reach the facility's clean-down length.</w:t>
+        <w:t>reserve-coverage reading</w:t>
+      </w:r>
+      <w:r>
+        <w:rPr/>
+        <w:t xml:space="preserve">, not a lender's contractual DSCR definition, and it is labelled so. A revolving credit line is never spread, and cash is untouched. Hand-calculated case: the ¥500,000 12-month government-guaranteed loan at 5% adds ¥43,721.46 a month, so DSCR is </w:t>
+      </w:r>
+      <w:r>
+        <w:rPr>
+          <w:b/>
+        </w:rPr>
+        <w:t>1.014×</w:t>
+      </w:r>
+      <w:r>
+        <w:rPr/>
+        <w:t xml:space="preserve"> in every month of its term and fails the 1.25× covenant (</w:t>
+      </w:r>
+      <w:r>
+        <w:rPr>
+          <w:rFonts w:ascii="Courier New" w:hAnsi="Courier New"/>
+          <w:sz w:val="18"/>
+        </w:rPr>
+        <w:t>DSCR_BREACH</w:t>
+      </w:r>
+      <w:r>
+        <w:rPr/>
+        <w:t xml:space="preserve">); before ADR-0008 it showed 2.00×. A ¥360,000 request on the same facility, as in the borrower file, shows </w:t>
+      </w:r>
+      <w:r>
+        <w:rPr>
+          <w:b/>
+        </w:rPr>
+        <w:t>1.18×</w:t>
+      </w:r>
+      <w:r>
+        <w:rPr/>
+        <w:t xml:space="preserve"> in month 1, 0.07× below the covenant, and the file reports that shortfall.</w:t>
       </w:r>
     </w:p>
     <w:p>
@@ -6099,6 +6210,45 @@
         <w:ind w:left="792" w:hanging="288"/>
       </w:pPr>
       <w:r>
+        <w:rPr>
+          <w:rFonts w:ascii="Courier New" w:hAnsi="Courier New"/>
+          <w:sz w:val="18"/>
+        </w:rPr>
+        <w:t>Leverage = total debt / (12 × monthly EBITDA)</w:t>
+      </w:r>
+      <w:r>
+        <w:rPr/>
+        <w:t>.</w:t>
+      </w:r>
+    </w:p>
+    <w:p>
+      <w:pPr>
+        <w:pStyle w:val="ListBullet2"/>
+        <w:tabs>
+          <w:tab w:pos="792" w:val="left"/>
+        </w:tabs>
+        <w:ind w:left="792" w:hanging="288"/>
+      </w:pPr>
+      <w:r>
+        <w:rPr>
+          <w:b/>
+        </w:rPr>
+        <w:t>Clean-down:</w:t>
+      </w:r>
+      <w:r>
+        <w:rPr/>
+        <w:t xml:space="preserve"> the longest run of consecutive zero-balance days on a credit line must reach the facility's clean-down length.</w:t>
+      </w:r>
+    </w:p>
+    <w:p>
+      <w:pPr>
+        <w:pStyle w:val="ListBullet2"/>
+        <w:tabs>
+          <w:tab w:pos="792" w:val="left"/>
+        </w:tabs>
+        <w:ind w:left="792" w:hanging="288"/>
+      </w:pPr>
+      <w:r>
         <w:rPr/>
         <w:t xml:space="preserve">Golden values: DSCR </w:t>
       </w:r>
@@ -6584,17 +6734,17 @@
       </w:r>
       <w:r>
         <w:rPr/>
-        <w:t xml:space="preserve"> The EX01 package compiles to three spans: an immediate discount of ¥5,040.00 (1.2%), a recurring terms extension (¥207,123.29 of extra receivables) and a contingent rebate of up to ¥4,000. The forward-concession ledger is </w:t>
+        <w:t xml:space="preserve"> The EX01 package compiles to three spans: an immediate discount of ¥5,040.00 (1.2%), a recurring terms extension (¥210,000.00 of extra receivables, ¥1,897.29 a month of debt service) and a contingent rebate of up to ¥4,000. The forward-concession ledger is </w:t>
       </w:r>
       <w:r>
         <w:rPr>
           <w:b/>
         </w:rPr>
-        <w:t>¥26,455.62</w:t>
-      </w:r>
-      <w:r>
-        <w:rPr/>
-        <w:t xml:space="preserve"> against the </w:t>
+        <w:t>¥28,326.92</w:t>
+      </w:r>
+      <w:r>
+        <w:rPr/>
+        <w:t xml:space="preserve"> (the rebate plus the extension's funding cost, ¥24,326.92, on the 13 invoices dated inside the 365-day window) against the </w:t>
       </w:r>
       <w:r>
         <w:rPr>
@@ -6624,7 +6774,7 @@
       </w:r>
       <w:r>
         <w:rPr/>
-        <w:t xml:space="preserve"> (the package costs ¥5,529.64 against a plan without the early payment at ¥2,870.95; read from the API on 1 Oct 2026). Covenants hold: DSCR 1.92×, leverage 1.72×.</w:t>
+        <w:t xml:space="preserve"> (the package costs ¥5,529.64 against a plan without the early payment at ¥2,870.95; read from the API on 3 Oct 2026). Covenants hold: DSCR 1.92×, leverage 1.72×.</w:t>
       </w:r>
     </w:p>
     <w:p>
@@ -6857,7 +7007,7 @@
       </w:r>
       <w:r>
         <w:rPr/>
-        <w:t xml:space="preserve"> For the synthetic ¥600,000 machine: NPV </w:t>
+        <w:t xml:space="preserve"> A screen, not an investment appraisal: the uplift, price and life are the owner's estimates, and no residual value, tax or discounting of financing flows is modelled. For the synthetic ¥600,000 machine: NPV </w:t>
       </w:r>
       <w:r>
         <w:rPr>
@@ -6877,7 +7027,7 @@
       </w:r>
       <w:r>
         <w:rPr/>
-        <w:t>. The 18-month loan (</w:t>
+        <w:t>. Each structure is ranked on total financing charges (interest plus fees, not discounted), counts the facilities already drawn, and is tested day by day for liquidity and month by month for DSCR and leverage; it is evaluated only at its facility's actual term, so the 18-month loan (</w:t>
       </w:r>
       <w:r>
         <w:rPr>
@@ -6887,17 +7037,17 @@
       </w:r>
       <w:r>
         <w:rPr/>
-        <w:t xml:space="preserve"> a month) fails DSCR. The </w:t>
+        <w:t xml:space="preserve"> a month) is a labelled illustration, which fails DSCR. The </w:t>
       </w:r>
       <w:r>
         <w:rPr>
           <w:b/>
         </w:rPr>
-        <w:t>36-month loan (¥18,144.62 a month, interest ¥53,206.14) is selected</w:t>
-      </w:r>
-      <w:r>
-        <w:rPr/>
-        <w:t xml:space="preserve">. The 48-month lease costs </w:t>
+        <w:t>36-month loan (¥18,144.62 a month, charges ¥53,206.14) is selected</w:t>
+      </w:r>
+      <w:r>
+        <w:rPr/>
+        <w:t xml:space="preserve">, the cheapest among the structures that pass. The 48-month lease costs </w:t>
       </w:r>
       <w:r>
         <w:rPr>
@@ -6907,7 +7057,7 @@
       </w:r>
       <w:r>
         <w:rPr/>
-        <w:t xml:space="preserve"> more in interest. Leverage is </w:t>
+        <w:t xml:space="preserve"> more in charges. On untouched books leverage is </w:t>
       </w:r>
       <w:r>
         <w:rPr>
@@ -6927,7 +7077,7 @@
       </w:r>
       <w:r>
         <w:rPr/>
-        <w:t xml:space="preserve"> with the extension also funded. The loan is Tier 2, so the application and borrower file are queued for the owner.</w:t>
+        <w:t xml:space="preserve"> with the extension also funded. No financing is recommended when the project is not worth doing on the owner's estimate. The loan is Tier 2, so the application and borrower file are queued for the owner.</w:t>
       </w:r>
     </w:p>
     <w:p>
@@ -6964,7 +7114,7 @@
       </w:r>
       <w:r>
         <w:rPr/>
-        <w:t xml:space="preserve">, 248 s on our machine). Report: </w:t>
+        <w:t xml:space="preserve">, about 5 minutes on our Windows machine: 309 s on 3 Oct, of which the funding brute force is 261 s). Report: </w:t>
       </w:r>
       <w:r>
         <w:rPr>
@@ -8112,7 +8262,7 @@
       </w:r>
       <w:r>
         <w:rPr/>
-        <w:t xml:space="preserve">; spec v2 §14 gates). [TEAM: rerun </w:t>
+        <w:t xml:space="preserve">; spec v2 §14 gates), run on 3 Oct 2026 with </w:t>
       </w:r>
       <w:r>
         <w:rPr>
@@ -8123,18 +8273,7 @@
       </w:r>
       <w:r>
         <w:rPr/>
-        <w:t xml:space="preserve"> at the submitted commit and update this table. Rows E2, E3, E5, E9, E10 and the latency paragraph below are from the run of 1 Oct 2026 at </w:t>
-      </w:r>
-      <w:r>
-        <w:rPr>
-          <w:rFonts w:ascii="Courier New" w:hAnsi="Courier New"/>
-          <w:sz w:val="18"/>
-        </w:rPr>
-        <w:t>3dea6ca</w:t>
-      </w:r>
-      <w:r>
-        <w:rPr/>
-        <w:t>, before that day's changes to the early-payment rule and the DSCR rule; row E7 is updated to the 1 Oct figures.]</w:t>
+        <w:t xml:space="preserve"> at the commit named in the report. The 10 failures the report lists are the same 10 held-out misses as before the audit fixes (5 offers, 5 owner utterances), none of them a target.</w:t>
       </w:r>
     </w:p>
     <w:tbl>
@@ -8257,7 +8396,7 @@
                 <w:b/>
                 <w:sz w:val="18"/>
               </w:rPr>
-              <w:t>55/55</w:t>
+              <w:t>59/59</w:t>
             </w:r>
           </w:p>
         </w:tc>
@@ -8450,13 +8589,13 @@
                 <w:b/>
                 <w:sz w:val="18"/>
               </w:rPr>
-              <w:t>0/182</w:t>
-            </w:r>
-            <w:r>
-              <w:rPr>
-                <w:sz w:val="18"/>
-              </w:rPr>
-              <w:t xml:space="preserve"> (122 through the API, 60 through chat)</w:t>
+              <w:t>0/255</w:t>
+            </w:r>
+            <w:r>
+              <w:rPr>
+                <w:sz w:val="18"/>
+              </w:rPr>
+              <w:t xml:space="preserve"> (122 through the API, 133 through chat)</w:t>
             </w:r>
           </w:p>
         </w:tc>
@@ -8517,13 +8656,13 @@
                 <w:b/>
                 <w:sz w:val="18"/>
               </w:rPr>
-              <w:t>13/26</w:t>
-            </w:r>
-            <w:r>
-              <w:rPr>
-                <w:sz w:val="18"/>
-              </w:rPr>
-              <w:t xml:space="preserve"> scenarios; total saving ¥4,136.44 over the 22 where both are admissible (median ¥40.29); committed plans relying on an uncommitted facility: </w:t>
+              <w:t>14/26</w:t>
+            </w:r>
+            <w:r>
+              <w:rPr>
+                <w:sz w:val="18"/>
+              </w:rPr>
+              <w:t xml:space="preserve"> scenarios; total saving ¥3,725.48 over the 21 where both are admissible (median ¥0.00); committed plans relying on an uncommitted facility: </w:t>
             </w:r>
             <w:r>
               <w:rPr>
@@ -8544,6 +8683,12 @@
                 <w:sz w:val="18"/>
               </w:rPr>
               <w:t>26/26</w:t>
+            </w:r>
+            <w:r>
+              <w:rPr>
+                <w:sz w:val="18"/>
+              </w:rPr>
+              <w:t xml:space="preserve"> against a brute force that ranks plans as the router does (runnable first, then no owner approval needed, then cost)</w:t>
             </w:r>
           </w:p>
         </w:tc>
@@ -8736,7 +8881,7 @@
         <w:rPr>
           <w:b/>
         </w:rPr>
-        <w:t>39 ms</w:t>
+        <w:t>83 ms</w:t>
       </w:r>
       <w:r>
         <w:rPr/>
@@ -8746,7 +8891,7 @@
         <w:rPr>
           <w:b/>
         </w:rPr>
-        <w:t>128 ms</w:t>
+        <w:t>262 ms</w:t>
       </w:r>
       <w:r>
         <w:rPr/>
@@ -8767,7 +8912,7 @@
         <w:rPr>
           <w:b/>
         </w:rPr>
-        <w:t>0.2 s</w:t>
+        <w:t>0.6 s</w:t>
       </w:r>
       <w:r>
         <w:rPr/>
@@ -8788,7 +8933,7 @@
         <w:rPr>
           <w:b/>
         </w:rPr>
-        <w:t>5 ms</w:t>
+        <w:t>8 ms</w:t>
       </w:r>
       <w:r>
         <w:rPr/>
@@ -8798,17 +8943,17 @@
         <w:rPr>
           <w:b/>
         </w:rPr>
-        <w:t>114 ms</w:t>
-      </w:r>
-      <w:r>
-        <w:rPr/>
-        <w:t xml:space="preserve"> over 69 turns; the golden Scene 1 end to end (compile → evaluate → negotiate → execute) p50 </w:t>
+        <w:t>812 ms</w:t>
+      </w:r>
+      <w:r>
+        <w:rPr/>
+        <w:t xml:space="preserve"> over 85 turns; the golden Scene 1 end to end (compile → evaluate → negotiate → execute) p50 </w:t>
       </w:r>
       <w:r>
         <w:rPr>
           <w:b/>
         </w:rPr>
-        <w:t>202 ms</w:t>
+        <w:t>721 ms</w:t>
       </w:r>
       <w:r>
         <w:rPr/>
@@ -8818,7 +8963,7 @@
         <w:rPr>
           <w:b/>
         </w:rPr>
-        <w:t>215 ms</w:t>
+        <w:t>836 ms</w:t>
       </w:r>
       <w:r>
         <w:rPr/>
@@ -9161,7 +9306,7 @@
               <w:rPr>
                 <w:sz w:val="18"/>
               </w:rPr>
-              <w:t>None</w:t>
+              <w:t>Buyer channel key</w:t>
             </w:r>
           </w:p>
         </w:tc>
@@ -9172,9 +9317,23 @@
           <w:p>
             <w:r>
               <w:rPr>
-                <w:sz w:val="18"/>
-              </w:rPr>
-              <w:t>—</w:t>
+                <w:rFonts w:ascii="Courier New" w:hAnsi="Courier New"/>
+                <w:sz w:val="18"/>
+              </w:rPr>
+              <w:t>X-Counterparty-Key</w:t>
+            </w:r>
+            <w:r>
+              <w:rPr>
+                <w:sz w:val="18"/>
+              </w:rPr>
+              <w:t xml:space="preserve"> / </w:t>
+            </w:r>
+            <w:r>
+              <w:rPr>
+                <w:rFonts w:ascii="Courier New" w:hAnsi="Courier New"/>
+                <w:sz w:val="18"/>
+              </w:rPr>
+              <w:t>COUNTERPARTY_KEYS</w:t>
             </w:r>
           </w:p>
         </w:tc>
@@ -9187,6 +9346,60 @@
               <w:rPr>
                 <w:sz w:val="18"/>
               </w:rPr>
+              <w:t xml:space="preserve">That a </w:t>
+            </w:r>
+            <w:r>
+              <w:rPr>
+                <w:rFonts w:ascii="Courier New" w:hAnsi="Courier New"/>
+                <w:sz w:val="18"/>
+              </w:rPr>
+              <w:t>/nl</w:t>
+            </w:r>
+            <w:r>
+              <w:rPr>
+                <w:sz w:val="18"/>
+              </w:rPr>
+              <w:t xml:space="preserve"> sender is that registered buyer; it never confers authority to execute</w:t>
+            </w:r>
+          </w:p>
+        </w:tc>
+      </w:tr>
+      <w:tr>
+        <w:tc>
+          <w:tcPr>
+            <w:tcW w:type="dxa" w:w="3293"/>
+          </w:tcPr>
+          <w:p>
+            <w:r>
+              <w:rPr>
+                <w:sz w:val="18"/>
+              </w:rPr>
+              <w:t>None</w:t>
+            </w:r>
+          </w:p>
+        </w:tc>
+        <w:tc>
+          <w:tcPr>
+            <w:tcW w:type="dxa" w:w="3293"/>
+          </w:tcPr>
+          <w:p>
+            <w:r>
+              <w:rPr>
+                <w:sz w:val="18"/>
+              </w:rPr>
+              <w:t>—</w:t>
+            </w:r>
+          </w:p>
+        </w:tc>
+        <w:tc>
+          <w:tcPr>
+            <w:tcW w:type="dxa" w:w="3293"/>
+          </w:tcPr>
+          <w:p>
+            <w:r>
+              <w:rPr>
+                <w:sz w:val="18"/>
+              </w:rPr>
               <w:t xml:space="preserve">A counterparty can submit documents or talk on </w:t>
             </w:r>
             <w:r>
@@ -9200,7 +9413,7 @@
               <w:rPr>
                 <w:sz w:val="18"/>
               </w:rPr>
-              <w:t xml:space="preserve"> as COUNTERPARTY, which compiles and verifies but never executes, and answers with a reply and a session id only</w:t>
+              <w:t xml:space="preserve"> as COUNTERPARTY, which compiles and verifies but never executes, and answers with a reply and a session id only. Without a valid buyer key the message is a proposal only: nothing live is stored</w:t>
             </w:r>
           </w:p>
         </w:tc>
@@ -9478,7 +9691,20 @@
               <w:rPr>
                 <w:sz w:val="18"/>
               </w:rPr>
-              <w:t xml:space="preserve"> when it is a pure early-pay discount on a named invoice, strictly below the exact break-even and passing the other two early-payment tests (cash needed, cheaper than the plan), with the ADR-0005 coverage proof and a stated whole-invoice amount. Counter or reject within the mandate; record a commitment of that same early-pay kind; draw on or repay a COMMITTED, owner-approved facility within its limit; submit an eligible invoice to the onboarded financing facility; record a receipt from the bank feed or the owner</w:t>
+              <w:t xml:space="preserve"> when it is a pure early-pay discount on a named invoice, strictly below the exact break-even and passing the other two early-payment tests (cash needed, cheaper than the plan), with the ADR-0005 coverage proof and a stated whole-invoice amount. Counter or reject within the mandate; record a commitment of that same early-pay kind; draw on or repay a COMMITTED, owner-approved facility within its limit, or submit an eligible invoice to the onboarded financing facility, when it passes admission and its effective annual cost is at or below </w:t>
+            </w:r>
+            <w:r>
+              <w:rPr>
+                <w:rFonts w:ascii="Courier New" w:hAnsi="Courier New"/>
+                <w:sz w:val="18"/>
+              </w:rPr>
+              <w:t>max_apr_bp</w:t>
+            </w:r>
+            <w:r>
+              <w:rPr>
+                <w:sz w:val="18"/>
+              </w:rPr>
+              <w:t>; record a receipt from the bank feed or the owner</w:t>
             </w:r>
           </w:p>
         </w:tc>
@@ -9527,7 +9753,20 @@
               <w:rPr>
                 <w:sz w:val="18"/>
               </w:rPr>
-              <w:t xml:space="preserve"> (rebates, terms changes in either direction, price adjustments, volume or operational concessions, and early-pay offers without the coverage proof); apply for a facility; generate the borrower file; any single commitment above ¥100,000; draw on any facility that is not COMMITTED and owner-approved; a receipt reported by the agent or a counterparty; an owner-originated AddFacility</w:t>
+              <w:t xml:space="preserve"> (rebates, terms changes in either direction, price adjustments, volume or operational concessions, and early-pay offers without the coverage proof); apply for a facility; generate the borrower file; any single commitment above ¥100,000; draw on any facility that is not COMMITTED and owner-approved; a draw or advance whose effective annual cost is above </w:t>
+            </w:r>
+            <w:r>
+              <w:rPr>
+                <w:rFonts w:ascii="Courier New" w:hAnsi="Courier New"/>
+                <w:sz w:val="18"/>
+              </w:rPr>
+              <w:t>max_apr_bp</w:t>
+            </w:r>
+            <w:r>
+              <w:rPr>
+                <w:sz w:val="18"/>
+              </w:rPr>
+              <w:t>; a receipt reported by the agent or a counterparty; an owner-originated AddFacility</w:t>
             </w:r>
           </w:p>
         </w:tc>
@@ -9540,7 +9779,7 @@
               <w:rPr>
                 <w:sz w:val="18"/>
               </w:rPr>
-              <w:t>PENDING_APPROVAL, queued with a reason</w:t>
+              <w:t>PENDING_APPROVAL, queued with the operation's own description as the reason</w:t>
             </w:r>
           </w:p>
         </w:tc>
@@ -9746,7 +9985,7 @@
       </w:r>
       <w:r>
         <w:rPr/>
-        <w:t>counterparty circuit breaker (three refusals in seven days; only the owner can reset it);</w:t>
+        <w:t>counterparty circuit breaker (three refused offer operations in seven days; only the owner can reset it; it gates and counts only offer operations, so it cannot block a bank receipt);</w:t>
       </w:r>
     </w:p>
     <w:p>
@@ -9804,7 +10043,24 @@
       </w:r>
       <w:r>
         <w:rPr/>
-        <w:t>per-kind preconditions.</w:t>
+        <w:t>per-kind preconditions, and for draws, advances and repayments admission (outstanding face, landing before the due day, DSCR, leverage, reserve, the borrowing switch), judged on today's books with the planner's own engine; the owner cannot waive a hard rule by approving.</w:t>
+      </w:r>
+    </w:p>
+    <w:p>
+      <w:r>
+        <w:rPr/>
+        <w:t xml:space="preserve">An idempotency key with an executed or pending entry returns </w:t>
+      </w:r>
+      <w:r>
+        <w:rPr>
+          <w:rFonts w:ascii="Courier New" w:hAnsi="Courier New"/>
+          <w:sz w:val="18"/>
+        </w:rPr>
+        <w:t>DUPLICATE</w:t>
+      </w:r>
+      <w:r>
+        <w:rPr/>
+        <w:t>; a refusal does not use the key up; a key reused for another operation is refused. A bank or owner receipt is still booked after the mandate expires or is revoked (it records a fact); a bad signature still stops it.</w:t>
       </w:r>
     </w:p>
     <w:p>
@@ -10110,7 +10366,7 @@
       </w:r>
       <w:r>
         <w:rPr/>
-        <w:t xml:space="preserve"> as the owner, as a buyer and as a holder of the agent key. A buyer's chat response carries the reply and the session id and nothing else: no verdict, plan, operation or protected value. Text pasted or quoted into the owner's chat never becomes an instruction or an approval id. A chat session is bound to the credential that opened it, so a different credential cannot continue it. An approval, decline or "go ahead" counts only as a short direct instruction (at most 80 characters, no counterparty name, no forwarding marks). The security scoreboard is computed from the run data, not asserted. Found by this suite and fixed the same day: text pasted without quote marks ("Attachment:", "&gt; …", "Forwarded message") could approve a queued item, and an agent-key holder could say "go ahead" inside the owner's session.</w:t>
+        <w:t xml:space="preserve"> as the owner, as a buyer and as a holder of the agent key. A buyer's chat response carries the reply and the session id and nothing else: no verdict, plan, operation or protected value. Text pasted or quoted into the owner's chat never becomes an instruction or an approval id. A chat session is bound to the credential that opened it, so a different credential cannot continue it. Free text executes only as a closed affirmative command (negation, questions, conditions, future times, foreign currencies and unreadable amounts execute nothing); an approval id is decided only by an exact decision; "go ahead" runs the exact operations that were shown. A buyer is who its channel key says. The security scoreboard is computed from the run data, not asserted. Found by this suite and fixed the same day: text pasted without quote marks ("Attachment:", "&gt; …", "Forwarded message") could approve a queued item, and an agent-key holder could say "go ahead" inside the owner's session.</w:t>
       </w:r>
     </w:p>
     <w:p>
@@ -10405,17 +10661,17 @@
         <w:rPr>
           <w:b/>
         </w:rPr>
-        <w:t>182 attacks: 122 through the API and 60 through chat</w:t>
-      </w:r>
-      <w:r>
-        <w:rPr/>
-        <w:t xml:space="preserve"> (20 as the owner, 32 as a buyer, 8 as a holder of the agent key without the owner token). </w:t>
+        <w:t>255 attacks: 122 through the API and 133 through chat</w:t>
+      </w:r>
+      <w:r>
+        <w:rPr/>
+        <w:t xml:space="preserve"> (43 as the owner, 64 as a buyer, 26 as a holder of the agent key without the owner token). </w:t>
       </w:r>
       <w:r>
         <w:rPr>
           <w:b/>
         </w:rPr>
-        <w:t>0 of the 182 caused harm</w:t>
+        <w:t>0 of the 255 caused harm</w:t>
       </w:r>
       <w:r>
         <w:rPr/>
@@ -10430,7 +10686,7 @@
       </w:r>
       <w:r>
         <w:rPr/>
-        <w:t xml:space="preserve">, 1 Oct 2026). Each attack runs on a fresh runtime through the real FastAPI routes, </w:t>
+        <w:t xml:space="preserve">, 3 Oct 2026). Each attack runs on a fresh runtime through the real FastAPI routes, </w:t>
       </w:r>
       <w:r>
         <w:rPr>
@@ -10441,40 +10697,129 @@
       </w:r>
       <w:r>
         <w:rPr/>
-        <w:t xml:space="preserve">. The table below is the 122 API attacks as in </w:t>
+        <w:t>. The buyer attacks run twice, with no channel key (</w:t>
       </w:r>
       <w:r>
         <w:rPr>
           <w:rFonts w:ascii="Courier New" w:hAnsi="Courier New"/>
           <w:sz w:val="18"/>
         </w:rPr>
-        <w:t>services/api/evals/security/latest_report.md</w:t>
-      </w:r>
-      <w:r>
-        <w:rPr/>
-        <w:t xml:space="preserve">, with the deployment's credentials and </w:t>
+        <w:t>NL-CX01</w:t>
+      </w:r>
+      <w:r>
+        <w:rPr/>
+        <w:t>) and with the buyer's own key (</w:t>
       </w:r>
       <w:r>
         <w:rPr>
           <w:rFonts w:ascii="Courier New" w:hAnsi="Courier New"/>
           <w:sz w:val="18"/>
         </w:rPr>
-        <w:t>DEMO_MODE=0</w:t>
-      </w:r>
-      <w:r>
-        <w:rPr/>
-        <w:t xml:space="preserve">. Of the 60 chat attacks, 54 were detected (an event or a refusal code) and 6 changed nothing but raised neither: the agent key asking to reset the circuit breaker or to revoke a commitment, the agent key saying "go ahead" inside the owner's session, the owner token reusing a counterparty's session id, and a bare "yes" in a fresh owner or agent session with an approval pending. [TEAM: </w:t>
+        <w:t>NL-CX01K</w:t>
+      </w:r>
+      <w:r>
+        <w:rPr/>
+        <w:t xml:space="preserve">), and the 41 consent attacks </w:t>
       </w:r>
       <w:r>
         <w:rPr>
           <w:rFonts w:ascii="Courier New" w:hAnsi="Courier New"/>
           <w:sz w:val="18"/>
         </w:rPr>
-        <w:t>latest_report.md</w:t>
-      </w:r>
-      <w:r>
-        <w:rPr/>
-        <w:t xml:space="preserve"> is regenerated for the 122 API attacks only; refresh the evidence at the submitted commit.]</w:t>
+        <w:t>NL-CS01</w:t>
+      </w:r>
+      <w:r>
+        <w:rPr/>
+        <w:t xml:space="preserve"> to </w:t>
+      </w:r>
+      <w:r>
+        <w:rPr>
+          <w:rFonts w:ascii="Courier New" w:hAnsi="Courier New"/>
+          <w:sz w:val="18"/>
+        </w:rPr>
+        <w:t>NL-CS41</w:t>
+      </w:r>
+      <w:r>
+        <w:rPr/>
+        <w:t xml:space="preserve"> send negated, questioning, conditional, future-dated, foreign-currency, unreadable-amount and "do not approve" texts in English and Chinese with the owner token and with the agent key. The table below is the 122 API attacks as in </w:t>
+      </w:r>
+      <w:r>
+        <w:rPr>
+          <w:rFonts w:ascii="Courier New" w:hAnsi="Courier New"/>
+          <w:sz w:val="18"/>
+        </w:rPr>
+        <w:t>services/api/evals/security/latest_report.md</w:t>
+      </w:r>
+      <w:r>
+        <w:rPr/>
+        <w:t xml:space="preserve"> (which also lists every chat attack), with the deployment's credentials and </w:t>
+      </w:r>
+      <w:r>
+        <w:rPr>
+          <w:rFonts w:ascii="Courier New" w:hAnsi="Courier New"/>
+          <w:sz w:val="18"/>
+        </w:rPr>
+        <w:t>DEMO_MODE=0</w:t>
+      </w:r>
+      <w:r>
+        <w:rPr/>
+        <w:t>. Of the 133 chat attacks, 86 were detected (an event or a refusal code) and 47 changed nothing but raised neither, 39 of them consent attacks, whose correct result is that nothing runs and no code is raised; the other 8 are the agent key asking to reset the circuit breaker or to revoke a commitment, the agent key saying "go ahead" inside the owner's session, the owner token reusing a counterparty's session id, a bare "yes" in a fresh owner or agent session with an approval pending, and two replayed request ids.</w:t>
+      </w:r>
+    </w:p>
+    <w:p>
+      <w:r>
+        <w:rPr>
+          <w:b/>
+        </w:rPr>
+        <w:t>An independent audit and three red-team rounds</w:t>
+      </w:r>
+      <w:r>
+        <w:rPr/>
+        <w:t xml:space="preserve"> (1 to 3 Oct 2026; reports under </w:t>
+      </w:r>
+      <w:r>
+        <w:rPr>
+          <w:rFonts w:ascii="Courier New" w:hAnsi="Courier New"/>
+          <w:sz w:val="18"/>
+        </w:rPr>
+        <w:t>docs/research/</w:t>
+      </w:r>
+      <w:r>
+        <w:rPr/>
+        <w:t xml:space="preserve">: the principal audit and its evidence folder, </w:t>
+      </w:r>
+      <w:r>
+        <w:rPr>
+          <w:rFonts w:ascii="Courier New" w:hAnsi="Courier New"/>
+          <w:sz w:val="18"/>
+        </w:rPr>
+        <w:t>redteam-2026-10-03</w:t>
+      </w:r>
+      <w:r>
+        <w:rPr/>
+        <w:t xml:space="preserve">, </w:t>
+      </w:r>
+      <w:r>
+        <w:rPr>
+          <w:rFonts w:ascii="Courier New" w:hAnsi="Courier New"/>
+          <w:sz w:val="18"/>
+        </w:rPr>
+        <w:t>redteam-2026-10-03b</w:t>
+      </w:r>
+      <w:r>
+        <w:rPr/>
+        <w:t xml:space="preserve">, </w:t>
+      </w:r>
+      <w:r>
+        <w:rPr>
+          <w:rFonts w:ascii="Courier New" w:hAnsi="Courier New"/>
+          <w:sz w:val="18"/>
+        </w:rPr>
+        <w:t>redteam-2026-10-03c</w:t>
+      </w:r>
+      <w:r>
+        <w:rPr/>
+        <w:t>) found 13 and 13 issues, listed with their regression tests in the Security Self-Assessment (section 02). All 26 were fixed; the audit's NO-GO conclusion on autonomy dated from before those fixes, and the system remains a simulation.</w:t>
       </w:r>
     </w:p>
     <w:tbl>
@@ -10848,13 +11193,13 @@
                 <w:b/>
                 <w:sz w:val="18"/>
               </w:rPr>
-              <w:t>70.5%</w:t>
-            </w:r>
-            <w:r>
-              <w:rPr>
-                <w:sz w:val="18"/>
-              </w:rPr>
-              <w:t xml:space="preserve"> (86 of 122)</w:t>
+              <w:t>72.1%</w:t>
+            </w:r>
+            <w:r>
+              <w:rPr>
+                <w:sz w:val="18"/>
+              </w:rPr>
+              <w:t xml:space="preserve"> (88 of 122)</w:t>
             </w:r>
           </w:p>
         </w:tc>
@@ -10918,7 +11263,7 @@
       </w:r>
       <w:r>
         <w:rPr/>
-        <w:t xml:space="preserve"> (S5) A buyer who probes the chat can find the accept/counter threshold to 1 bp in 12 messages, with no throttle, and each accepted probe queues its own owner approval; it is now at 0.64% / 0.65% on the golden books. (S9) The agent key can read cash, floor and headroom through the chat status reply, although the read routes are owner-only; the newer read intents already need the owner token. (S10) "Go ahead" re-plans at confirm time and is not bound to the plan that was shown. None caused harm in the suite; all are listed as known limitations.</w:t>
+        <w:t xml:space="preserve"> (S5) A buyer with its channel key who probes the chat can find the accept/counter threshold to 1 bp in 12 messages, with no throttle, and each accepted probe queues its own owner approval; it is at 0.64% / 0.65% on the golden books (NL-OP01K, NL-OP02K). (S9) The agent key can read protected labels through chat status replies, although the read routes are owner-only; the newer read intents already need the owner token (NL-AC05, NL-CS10, NL-CS16, NL-CS31). None caused harm in the suite; both are listed as known limitations. The third item of 1 Oct, "go ahead" re-planning at confirm time (S10), was fixed on 3 Oct.</w:t>
       </w:r>
     </w:p>
     <w:p>
@@ -10931,7 +11276,7 @@
       </w:pPr>
       <w:r>
         <w:rPr/>
-        <w:t>The full risk register, including the open risks (single-operator key custody, the Tier-1 blast radius, no channel authentication, and the three compiler risks of section 03), is in the Security Self-Assessment.</w:t>
+        <w:t>The full risk register, including the open risks (single-operator key custody, the Tier-1 blast radius, the open operational rows R-15, and the three compiler risks of section 03), is in the Security Self-Assessment.</w:t>
       </w:r>
     </w:p>
     <w:p>
@@ -11098,7 +11443,7 @@
           <w:rFonts w:ascii="Courier New" w:hAnsi="Courier New" w:eastAsia="Courier New"/>
           <w:sz w:val="14"/>
         </w:rPr>
-        <w:t>uv run --project services/api python scripts/evaluate.py                # the full offline evaluation (about 4–5 min)</w:t>
+        <w:t>uv run --project services/api python scripts/evaluate.py                # the full offline evaluation (about 5 min)</w:t>
         <w:br/>
       </w:r>
       <w:r>
@@ -11367,11 +11712,11 @@
         <w:rPr>
           <w:b/>
         </w:rPr>
-        <w:t>4,070</w:t>
-      </w:r>
-      <w:r>
-        <w:rPr/>
-        <w:t xml:space="preserve"> API tests (1 Oct 2026):</w:t>
+        <w:t>4,751</w:t>
+      </w:r>
+      <w:r>
+        <w:rPr/>
+        <w:t xml:space="preserve"> API tests (3 Oct 2026):</w:t>
       </w:r>
     </w:p>
     <w:tbl>
@@ -11487,7 +11832,7 @@
               <w:rPr>
                 <w:sz w:val="18"/>
               </w:rPr>
-              <w:t>persistence</w:t>
+              <w:t>financial engine</w:t>
             </w:r>
           </w:p>
         </w:tc>
@@ -11500,7 +11845,7 @@
               <w:rPr>
                 <w:sz w:val="18"/>
               </w:rPr>
-              <w:t>80</w:t>
+              <w:t>187</w:t>
             </w:r>
           </w:p>
         </w:tc>
@@ -11528,7 +11873,7 @@
               <w:rPr>
                 <w:sz w:val="18"/>
               </w:rPr>
-              <w:t>822</w:t>
+              <w:t>834</w:t>
             </w:r>
           </w:p>
         </w:tc>
@@ -11541,7 +11886,7 @@
               <w:rPr>
                 <w:sz w:val="18"/>
               </w:rPr>
-              <w:t>financial engine</w:t>
+              <w:t>commitments</w:t>
             </w:r>
           </w:p>
         </w:tc>
@@ -11554,7 +11899,7 @@
               <w:rPr>
                 <w:sz w:val="18"/>
               </w:rPr>
-              <w:t>78</w:t>
+              <w:t>90</w:t>
             </w:r>
           </w:p>
         </w:tc>
@@ -11569,7 +11914,7 @@
               <w:rPr>
                 <w:sz w:val="18"/>
               </w:rPr>
-              <w:t>compiler</w:t>
+              <w:t>nl harness</w:t>
             </w:r>
           </w:p>
         </w:tc>
@@ -11582,7 +11927,7 @@
               <w:rPr>
                 <w:sz w:val="18"/>
               </w:rPr>
-              <w:t>559</w:t>
+              <w:t>746</w:t>
             </w:r>
           </w:p>
         </w:tc>
@@ -11595,7 +11940,7 @@
               <w:rPr>
                 <w:sz w:val="18"/>
               </w:rPr>
-              <w:t>mandate</w:t>
+              <w:t>counterparties</w:t>
             </w:r>
           </w:p>
         </w:tc>
@@ -11608,7 +11953,7 @@
               <w:rPr>
                 <w:sz w:val="18"/>
               </w:rPr>
-              <w:t>73</w:t>
+              <w:t>89</w:t>
             </w:r>
           </w:p>
         </w:tc>
@@ -11623,7 +11968,7 @@
               <w:rPr>
                 <w:sz w:val="18"/>
               </w:rPr>
-              <w:t>nl harness</w:t>
+              <w:t>compiler</w:t>
             </w:r>
           </w:p>
         </w:tc>
@@ -11636,7 +11981,7 @@
               <w:rPr>
                 <w:sz w:val="18"/>
               </w:rPr>
-              <w:t>367</w:t>
+              <w:t>566</w:t>
             </w:r>
           </w:p>
         </w:tc>
@@ -11649,7 +11994,7 @@
               <w:rPr>
                 <w:sz w:val="18"/>
               </w:rPr>
-              <w:t>alerts</w:t>
+              <w:t>persistence</w:t>
             </w:r>
           </w:p>
         </w:tc>
@@ -11662,7 +12007,7 @@
               <w:rPr>
                 <w:sz w:val="18"/>
               </w:rPr>
-              <w:t>55</w:t>
+              <w:t>80</w:t>
             </w:r>
           </w:p>
         </w:tc>
@@ -11690,7 +12035,7 @@
               <w:rPr>
                 <w:sz w:val="18"/>
               </w:rPr>
-              <w:t>281</w:t>
+              <w:t>321</w:t>
             </w:r>
           </w:p>
         </w:tc>
@@ -11703,7 +12048,7 @@
               <w:rPr>
                 <w:sz w:val="18"/>
               </w:rPr>
-              <w:t>what-if</w:t>
+              <w:t>books</w:t>
             </w:r>
           </w:p>
         </w:tc>
@@ -11716,7 +12061,7 @@
               <w:rPr>
                 <w:sz w:val="18"/>
               </w:rPr>
-              <w:t>44</w:t>
+              <w:t>77</w:t>
             </w:r>
           </w:p>
         </w:tc>
@@ -11744,7 +12089,7 @@
               <w:rPr>
                 <w:sz w:val="18"/>
               </w:rPr>
-              <w:t>204</w:t>
+              <w:t>236</w:t>
             </w:r>
           </w:p>
         </w:tc>
@@ -11757,7 +12102,7 @@
               <w:rPr>
                 <w:sz w:val="18"/>
               </w:rPr>
-              <w:t>books</w:t>
+              <w:t>mandate</w:t>
             </w:r>
           </w:p>
         </w:tc>
@@ -11770,7 +12115,7 @@
               <w:rPr>
                 <w:sz w:val="18"/>
               </w:rPr>
-              <w:t>35</w:t>
+              <w:t>73</w:t>
             </w:r>
           </w:p>
         </w:tc>
@@ -11798,7 +12143,7 @@
               <w:rPr>
                 <w:sz w:val="18"/>
               </w:rPr>
-              <w:t>190</w:t>
+              <w:t>203</w:t>
             </w:r>
           </w:p>
         </w:tc>
@@ -11811,7 +12156,7 @@
               <w:rPr>
                 <w:sz w:val="18"/>
               </w:rPr>
-              <w:t>api</w:t>
+              <w:t>alerts</w:t>
             </w:r>
           </w:p>
         </w:tc>
@@ -11824,7 +12169,7 @@
               <w:rPr>
                 <w:sz w:val="18"/>
               </w:rPr>
-              <w:t>35</w:t>
+              <w:t>63</w:t>
             </w:r>
           </w:p>
         </w:tc>
@@ -11839,7 +12184,7 @@
               <w:rPr>
                 <w:sz w:val="18"/>
               </w:rPr>
-              <w:t>commitments</w:t>
+              <w:t>capex</w:t>
             </w:r>
           </w:p>
         </w:tc>
@@ -11852,7 +12197,7 @@
               <w:rPr>
                 <w:sz w:val="18"/>
               </w:rPr>
-              <w:t>90</w:t>
+              <w:t>47</w:t>
             </w:r>
           </w:p>
         </w:tc>
@@ -11865,7 +12210,7 @@
               <w:rPr>
                 <w:sz w:val="18"/>
               </w:rPr>
-              <w:t>covenants</w:t>
+              <w:t>what-if</w:t>
             </w:r>
           </w:p>
         </w:tc>
@@ -11878,7 +12223,7 @@
               <w:rPr>
                 <w:sz w:val="18"/>
               </w:rPr>
-              <w:t>32</w:t>
+              <w:t>44</w:t>
             </w:r>
           </w:p>
         </w:tc>
@@ -11893,7 +12238,7 @@
               <w:rPr>
                 <w:sz w:val="18"/>
               </w:rPr>
-              <w:t>counterparties</w:t>
+              <w:t>api</w:t>
             </w:r>
           </w:p>
         </w:tc>
@@ -11906,7 +12251,7 @@
               <w:rPr>
                 <w:sz w:val="18"/>
               </w:rPr>
-              <w:t>89</w:t>
+              <w:t>42</w:t>
             </w:r>
           </w:p>
         </w:tc>
@@ -11919,7 +12264,7 @@
               <w:rPr>
                 <w:sz w:val="18"/>
               </w:rPr>
-              <w:t>capex</w:t>
+              <w:t>covenants</w:t>
             </w:r>
           </w:p>
         </w:tc>
@@ -11932,7 +12277,7 @@
               <w:rPr>
                 <w:sz w:val="18"/>
               </w:rPr>
-              <w:t>22</w:t>
+              <w:t>32</w:t>
             </w:r>
           </w:p>
         </w:tc>
@@ -11960,7 +12305,7 @@
               <w:rPr>
                 <w:sz w:val="18"/>
               </w:rPr>
-              <w:t>19</w:t>
+              <w:t>26</w:t>
             </w:r>
           </w:p>
         </w:tc>
@@ -12071,17 +12416,17 @@
       </w:r>
       <w:r>
         <w:rPr/>
-        <w:t xml:space="preserve">, Windows, 1 Oct 2026): </w:t>
+        <w:t xml:space="preserve">, Windows, 3 Oct 2026): </w:t>
       </w:r>
       <w:r>
         <w:rPr>
           <w:b/>
         </w:rPr>
-        <w:t>4,044 passed, 26 skipped, 0 failed</w:t>
-      </w:r>
-      <w:r>
-        <w:rPr/>
-        <w:t>, in 339 s. The 26 skips are 7 router latency benchmarks (</w:t>
+        <w:t>4,731 passed, 20 skipped, 0 failed</w:t>
+      </w:r>
+      <w:r>
+        <w:rPr/>
+        <w:t>, run as two chunks that together cover every test directory (4 min 9 s and 5 min 20 s, in parallel). The 20 skips are 7 router latency benchmarks (</w:t>
       </w:r>
       <w:r>
         <w:rPr>
@@ -12092,7 +12437,7 @@
       </w:r>
       <w:r>
         <w:rPr/>
-        <w:t xml:space="preserve">; their targets were set on another machine), 18 exhaustive router differential cases that run only with </w:t>
+        <w:t xml:space="preserve">; their targets were set on another machine), 12 exhaustive router differential cases that run only with </w:t>
       </w:r>
       <w:r>
         <w:rPr>
@@ -12103,7 +12448,7 @@
       </w:r>
       <w:r>
         <w:rPr/>
-        <w:t>, and the SQL variant of a corrupted-row test, which the attack catalogue covers (FR-12c). The run uses the recorded-output cache and an in-memory store; live-model mode was not tested.</w:t>
+        <w:t>, and the SQL variant of a corrupted-row test, which the attack catalogue covers (FR-12c). The run uses the recorded-output cache and an in-memory store; live-model mode was not tested, so the 3 Oct rewrites have not been run against live Claude (uncertainty debt U-001).</w:t>
       </w:r>
     </w:p>
     <w:p>
@@ -12126,35 +12471,45 @@
       </w:r>
       <w:r>
         <w:rPr/>
-        <w:t xml:space="preserve">, 1 Oct 2026): the mock-mode Playwright run passes </w:t>
-      </w:r>
-      <w:r>
-        <w:rPr>
-          <w:b/>
-        </w:rPr>
-        <w:t>29 tests</w:t>
-      </w:r>
-      <w:r>
-        <w:rPr/>
-        <w:t xml:space="preserve">. It covers the demo walk with the golden numbers, the owner home, the chat panel, owner sign-in, the Tier-2 approval queue, and the adapter contract. [TEAM: rerun </w:t>
+        <w:t xml:space="preserve">, as recorded in </w:t>
       </w:r>
       <w:r>
         <w:rPr>
           <w:rFonts w:ascii="Courier New" w:hAnsi="Courier New"/>
           <w:sz w:val="18"/>
         </w:rPr>
-        <w:t>pnpm lint</w:t>
-      </w:r>
-      <w:r>
-        <w:rPr/>
-        <w:t xml:space="preserve">, </w:t>
+        <w:t>docs/CONTINUOUS_OPTIMIZATION.md</w:t>
+      </w:r>
+      <w:r>
+        <w:rPr/>
+        <w:t xml:space="preserve"> on 3 Oct 2026): the mock-mode Playwright run passes </w:t>
+      </w:r>
+      <w:r>
+        <w:rPr>
+          <w:b/>
+        </w:rPr>
+        <w:t>31 tests</w:t>
+      </w:r>
+      <w:r>
+        <w:rPr/>
+        <w:t xml:space="preserve"> and the live project </w:t>
+      </w:r>
+      <w:r>
+        <w:rPr>
+          <w:b/>
+        </w:rPr>
+        <w:t>29</w:t>
+      </w:r>
+      <w:r>
+        <w:rPr/>
+        <w:t xml:space="preserve">. They cover the demo walk with the golden numbers (including the two-step day-34 cure and the day-37 landing), the owner home, the chat panel, owner sign-in, the Tier-2 approval queue, and the adapter contract. [TEAM: rerun </w:t>
       </w:r>
       <w:r>
         <w:rPr>
           <w:rFonts w:ascii="Courier New" w:hAnsi="Courier New"/>
           <w:sz w:val="18"/>
         </w:rPr>
-        <w:t>pnpm typecheck</w:t>
+        <w:t>pnpm lint</w:t>
       </w:r>
       <w:r>
         <w:rPr/>
@@ -12165,7 +12520,7 @@
           <w:rFonts w:ascii="Courier New" w:hAnsi="Courier New"/>
           <w:sz w:val="18"/>
         </w:rPr>
-        <w:t>pnpm build</w:t>
+        <w:t>pnpm typecheck</w:t>
       </w:r>
       <w:r>
         <w:rPr/>
@@ -12176,11 +12531,22 @@
           <w:rFonts w:ascii="Courier New" w:hAnsi="Courier New"/>
           <w:sz w:val="18"/>
         </w:rPr>
+        <w:t>pnpm build</w:t>
+      </w:r>
+      <w:r>
+        <w:rPr/>
+        <w:t xml:space="preserve">, </w:t>
+      </w:r>
+      <w:r>
+        <w:rPr>
+          <w:rFonts w:ascii="Courier New" w:hAnsi="Courier New"/>
+          <w:sz w:val="18"/>
+        </w:rPr>
         <w:t>pnpm test:unit</w:t>
       </w:r>
       <w:r>
         <w:rPr/>
-        <w:t xml:space="preserve"> and the live e2e project at the submitted commit; the earlier counts (unit 4/4, 46 Playwright tests with 1 skipped) predate this run and the live project's known stale expectations are being fixed.]</w:t>
+        <w:t xml:space="preserve"> and both Playwright projects at the submitted commit; they were not re-run for this document.]</w:t>
       </w:r>
     </w:p>
     <w:p>
@@ -12213,7 +12579,7 @@
       </w:r>
       <w:r>
         <w:rPr/>
-        <w:t xml:space="preserve"> tasks (79 </w:t>
+        <w:t xml:space="preserve"> tasks (85 </w:t>
       </w:r>
       <w:r>
         <w:rPr>
@@ -12224,7 +12590,7 @@
       </w:r>
       <w:r>
         <w:rPr/>
-        <w:t xml:space="preserve"> turns, 1 Oct 2026); all 46 evidence chains verify with </w:t>
+        <w:t xml:space="preserve"> turns, 3 Oct 2026); all 46 evidence chains verify with </w:t>
       </w:r>
       <w:r>
         <w:rPr>
@@ -12235,7 +12601,7 @@
       </w:r>
       <w:r>
         <w:rPr/>
-        <w:t>. The nine added tasks cover the financing comparison (en and zh), reconciliation, covenant ratios (en and zh), a capex case, the borrower file, the nearest-capability fallback, and the agent key being told to ask the owner. Details are in the Execution Evidence document.</w:t>
+        <w:t>. The nine tasks added on 1 Oct cover the financing comparison (en and zh), reconciliation, covenant ratios (en and zh), a capex case, the borrower file, the nearest-capability fallback, and the agent key being told to ask the owner. Details are in the Execution Evidence document.</w:t>
       </w:r>
     </w:p>
     <w:p>
@@ -12349,7 +12715,7 @@
       </w:r>
       <w:r>
         <w:rPr/>
-        <w:t xml:space="preserve"> (Security Self-Assessment, section 04): single-operator key custody (R-2), the Tier-1 blast radius of a compromised agent (R-3), no channel authentication (R-4), the trusted in-process actor (R-5), and the medium items found through chat (threshold probing S5, the agent key reading status and alerts through chat S9, "go ahead" not bound to the plan shown S10). The hash-chain head is not anchored outside the system (audit S8). The Postgres append-only triggers have not run against a live Postgres in CI (F-11), and </w:t>
+        <w:t xml:space="preserve"> (Security Self-Assessment, section 04): single-operator key custody (R-2), the Tier-1 blast radius of a compromised agent (R-3), the trusted in-process actor (R-5), and the medium items found through chat (threshold probing S5 by a buyer with its key, the agent key reading status and alerts through chat S9). Channel authentication (R-4) and the plan binding of "go ahead" (R-12) were fixed on 3 Oct; the open operational rows (a multi-leg plan is not one transaction, a bank event is identified by its key only, no cap on unauthenticated intake, one worker only) are R-15. The hash chain is internally checkable only: its head is not anchored outside the system (audit S8), and head hashes differ from run to run. The Postgres append-only triggers have not run against a live Postgres in CI (F-11), and </w:t>
       </w:r>
       <w:r>
         <w:rPr>
@@ -12398,7 +12764,7 @@
       </w:r>
       <w:r>
         <w:rPr/>
-        <w:t xml:space="preserve"> We test the defined covenants "under this definition", not bank-grade compliance.</w:t>
+        <w:t xml:space="preserve"> We test the defined covenants "under this definition", not bank-grade compliance; the system makes no claim of covenant compliance with any bank.</w:t>
       </w:r>
     </w:p>
     <w:p>
@@ -12413,11 +12779,11 @@
         <w:rPr>
           <w:b/>
         </w:rPr>
-        <w:t>Not yet available:</w:t>
-      </w:r>
-      <w:r>
-        <w:rPr/>
-        <w:t xml:space="preserve"> the after-signing extension (statutory due dates, late interest, receivable confirmation) is feature-flagged off. The simulated clock, the bank feed and every receipt are simulated; no real payment is made or recorded.</w:t>
+        <w:t>What the checks cover.</w:t>
+      </w:r>
+      <w:r>
+        <w:rPr/>
+        <w:t xml:space="preserve"> The projection screens the obligations that were entered. EBITDA is the owner's figure and recurring invoices are treated as confirmed sales collected on their due day, with one buyer as all of the receivables. "Cheapest" means cheapest within the bounded search.</w:t>
       </w:r>
     </w:p>
     <w:p>
@@ -12432,11 +12798,11 @@
         <w:rPr>
           <w:b/>
         </w:rPr>
-        <w:t>Covenants on bullet loans.</w:t>
-      </w:r>
-      <w:r>
-        <w:rPr/>
-        <w:t xml:space="preserve"> A bullet term loan is serviced on a level basis for DSCR (ADR-0008). The ¥500,000 12-month guaranteed loan therefore shows 1.014× and fails the 1.25× covenant. A bullet balance already drawn when a projection starts is treated as arriving today and spread over a full term, and a loan repaid early keeps its total interest spread over the whole term; both overstate service and are left as conservative.</w:t>
+        <w:t>Not yet available:</w:t>
+      </w:r>
+      <w:r>
+        <w:rPr/>
+        <w:t xml:space="preserve"> the after-signing extension (statutory due dates, late interest, receivable confirmation) is feature-flagged off. The simulated clock, the bank feed and every receipt are simulated; no real payment is made or recorded.</w:t>
       </w:r>
     </w:p>
     <w:p>
@@ -12451,22 +12817,11 @@
         <w:rPr>
           <w:b/>
         </w:rPr>
-        <w:t>Early-payment rule.</w:t>
-      </w:r>
-      <w:r>
-        <w:rPr/>
-        <w:t xml:space="preserve"> An invoice under an early-payment commitment cannot also be financed (conservative: it can refuse a cheap early payment a few days before the due day, never accept one wrongly). The alert cure search is greedy and can miss a cure that needs more than one invoice. An over-cap Tier-2 offer is queued as pending and is refused only when the owner approves it. Reconciliation reuses </w:t>
-      </w:r>
-      <w:r>
-        <w:rPr>
-          <w:rFonts w:ascii="Courier New" w:hAnsi="Courier New"/>
-          <w:sz w:val="18"/>
-        </w:rPr>
-        <w:t>SHORT_PAYMENT</w:t>
-      </w:r>
-      <w:r>
-        <w:rPr/>
-        <w:t xml:space="preserve"> for a partial payment.</w:t>
+        <w:t>Covenants on bullet loans.</w:t>
+      </w:r>
+      <w:r>
+        <w:rPr/>
+        <w:t xml:space="preserve"> A bullet term loan is serviced on a level basis for DSCR (ADR-0008), a reserve-coverage reading and not a lender's definition. The ¥500,000 12-month guaranteed loan therefore shows 1.014× and fails the 1.25× threshold. A bullet balance already drawn when a projection starts is treated as arriving today and spread over a full term, and a loan repaid early keeps its total interest spread over the whole term; both overstate service and are left as conservative.</w:t>
       </w:r>
     </w:p>
     <w:p>
@@ -12481,11 +12836,22 @@
         <w:rPr>
           <w:b/>
         </w:rPr>
-        <w:t>Cost of a cure is shown, not gated.</w:t>
-      </w:r>
-      <w:r>
-        <w:rPr/>
-        <w:t xml:space="preserve"> The day-34 advance of ¥200,000 costs ¥1,782.19, about 25.0% a year for 13 days, above the mandate's 15% yearly cap because invoice financing is billed in whole 30-day periods. The opener says so and leaves the decision to the owner; nothing is blocked. [TEAM: the owner decides whether the cap should gate invoice financing on its effective annual rate (tracker row D5).]</w:t>
+        <w:t>Early-payment rule.</w:t>
+      </w:r>
+      <w:r>
+        <w:rPr/>
+        <w:t xml:space="preserve"> An invoice under an early-payment agreement is never financed, in the engine or the executor (conservative: it can refuse a cheap early payment a few days before the due day, never accept one wrongly). The alert cure search is greedy and can miss a cure that needs more than one invoice. An over-cap Tier-2 offer is queued as pending and is refused only when the owner approves it. Reconciliation reuses </w:t>
+      </w:r>
+      <w:r>
+        <w:rPr>
+          <w:rFonts w:ascii="Courier New" w:hAnsi="Courier New"/>
+          <w:sz w:val="18"/>
+        </w:rPr>
+        <w:t>SHORT_PAYMENT</w:t>
+      </w:r>
+      <w:r>
+        <w:rPr/>
+        <w:t xml:space="preserve"> for a partial payment.</w:t>
       </w:r>
     </w:p>
     <w:p>
@@ -12500,22 +12866,11 @@
         <w:rPr>
           <w:b/>
         </w:rPr>
-        <w:t>Annualised cost.</w:t>
-      </w:r>
-      <w:r>
-        <w:rPr/>
-        <w:t xml:space="preserve"> The API returns the annualised cost of each discount on owner verdicts (</w:t>
-      </w:r>
-      <w:r>
-        <w:rPr>
-          <w:rFonts w:ascii="Courier New" w:hAnsi="Courier New"/>
-          <w:sz w:val="18"/>
-        </w:rPr>
-        <w:t>annualised</w:t>
-      </w:r>
-      <w:r>
-        <w:rPr/>
-        <w:t>), and the verdict page, each counter card and the chat show it next to the discount with the committed sources' yearly rates for comparison.</w:t>
+        <w:t>The rate ceiling sends an expensive cure to the owner.</w:t>
+      </w:r>
+      <w:r>
+        <w:rPr/>
+        <w:t xml:space="preserve"> The day-34 advance of ¥200,000 costs ¥1,782.19, 32.5% a year for the 10 days it is held, above the mandate's 15% yearly ceiling because invoice financing is billed in whole 30-day periods. The opener says so; "go ahead" queues the advance and it runs only when the owner approves it as a second step. The effective annual cost uses simple annualisation over the days held; a lender or regulator may define APR differently (U-009).</w:t>
       </w:r>
     </w:p>
     <w:p>
@@ -12530,11 +12885,41 @@
         <w:rPr>
           <w:b/>
         </w:rPr>
+        <w:t>Annualised cost.</w:t>
+      </w:r>
+      <w:r>
+        <w:rPr/>
+        <w:t xml:space="preserve"> The API returns the annualised cost of each discount on owner verdicts (</w:t>
+      </w:r>
+      <w:r>
+        <w:rPr>
+          <w:rFonts w:ascii="Courier New" w:hAnsi="Courier New"/>
+          <w:sz w:val="18"/>
+        </w:rPr>
+        <w:t>annualised</w:t>
+      </w:r>
+      <w:r>
+        <w:rPr/>
+        <w:t>), and the verdict page, each counter card and the chat show it next to the discount with the committed sources' yearly rates for comparison.</w:t>
+      </w:r>
+    </w:p>
+    <w:p>
+      <w:pPr>
+        <w:pStyle w:val="ListBullet2"/>
+        <w:tabs>
+          <w:tab w:pos="792" w:val="left"/>
+        </w:tabs>
+        <w:ind w:left="792" w:hanging="288"/>
+      </w:pPr>
+      <w:r>
+        <w:rPr>
+          <w:b/>
+        </w:rPr>
         <w:t>Live mode is opt-in and less tested.</w:t>
       </w:r>
       <w:r>
         <w:rPr/>
-        <w:t xml:space="preserve"> The demo, the evidence and the evaluation tables use cache mode (recorded model outputs, an in-memory store); the only live accuracy run is the DeepSeek held-out-3 row. Live-model mode was not exercised for the 1 Oct 2026 changes (the clock, the opener, the new chat intents).</w:t>
+        <w:t xml:space="preserve"> The demo, the evidence and the evaluation tables use cache mode (recorded model outputs, an in-memory store); the only live accuracy run is the DeepSeek held-out-3 row. Live-model mode was not exercised for the 1 Oct and 3 Oct 2026 changes (the clock, the opener, the new chat intents, the consent grammar, the buyer channel key).</w:t>
       </w:r>
     </w:p>
     <w:sectPr>

--- a/docs/deliverables/out/Technical_Document.docx
+++ b/docs/deliverables/out/Technical_Document.docx
@@ -561,7 +561,7 @@
       </w:r>
       <w:r>
         <w:rPr/>
-        <w:t>): it says what needs the owner, proposes a cure inside the mandate with its cost, effective annual rate and the day the cash lands, and runs it only when the owner replies with a direct "go ahead", as exactly the operations shown. A cure whose effective annual cost is above the mandate's ceiling is queued for the owner (Tier 2), and runs only when the owner approves it as a second step. When a drawn credit line can be repaid and cash stays above the floor, the agent proposes the repayment too. On the golden books the path is: the deal on Counter A, the agreed early payment of ¥210,098.85 on day 2, the clock to day 34 with ¥208,100.00 still unpaid, the opener (a ¥200,000.00 advance on invoice RI:BUYER-1:2, cost ¥1,782.19, 32.5% a year for the 10 days from landing to the due day, above the 15% ceiling), "go ahead" (queued as APR-000001, nothing runs), "approve APR-000001" (the advance runs; its cash lands on day 37), the late residual on day 36, the financed invoice paid on day 47 and its advance repaid from the receipt, the proposal to repay the ¥149,901.15 line draw, reconciliation, and a ledger of 14 hash-chained entries (</w:t>
+        <w:t>): it says what needs the owner, proposes a cure inside the mandate with its cost, effective annual rate and the day the cash lands, and runs it only when the owner replies with a direct "go ahead", as exactly the operations shown. A cure whose effective annual cost is above the mandate's ceiling is queued for the owner (Tier 2), and runs only when the owner approves it as a second step. When a drawn credit line can be repaid and cash stays above the floor, the agent proposes the repayment too. On the golden books the path is: the deal on Counter A, the agreed early payment of ¥255,013.80 on day 2, the clock to day 34 with ¥162,800.00 still unpaid, the opener (a ¥200,000.00 advance on invoice RI:BUYER-1:2, cost ¥1,782.19, 32.5% a year for the 10 days from landing to the due day, above the 15% ceiling), "go ahead" (queued as APR-000001, nothing runs), "approve APR-000001" (the advance runs; its cash lands on day 37), the late residual on day 36, the financed invoice paid on day 47 and its advance repaid from the receipt, the proposal to repay the ¥149,986.20 line draw, reconciliation, and a ledger of 14 hash-chained entries (</w:t>
       </w:r>
       <w:r>
         <w:rPr>
@@ -2461,7 +2461,7 @@
               <w:rPr>
                 <w:sz w:val="18"/>
               </w:rPr>
-              <w:t xml:space="preserve"> is the only way time moves: it posts the day's scheduled flows, lands funding, posts loan instalments and maturities, expires lapsed commitments and logs one </w:t>
+              <w:t xml:space="preserve"> is the only way time moves: it posts the day's scheduled flows, lands funding, posts loan instalments, the existing loan's payments (which leave cash) and maturities, expires lapsed commitments and logs one </w:t>
             </w:r>
             <w:r>
               <w:rPr>
@@ -2610,7 +2610,7 @@
               <w:rPr>
                 <w:sz w:val="18"/>
               </w:rPr>
-              <w:t>A deterministic buyer kernel with a hidden reservation, mock lenders, and a template verbaliser</w:t>
+              <w:t>A deterministic buyer kernel with a hidden reservation and a template verbaliser</w:t>
             </w:r>
           </w:p>
         </w:tc>
@@ -2850,7 +2850,7 @@
               <w:rPr>
                 <w:sz w:val="18"/>
               </w:rPr>
-              <w:t>Capex NPV and financing structures; a lender-ready borrower file built from verified state (HTML/DOCX, neutral styling); cash alerts, each with a typed cure, and receipt reconciliation including promised early payments; a read-only what-if sandbox. All of them read current books.</w:t>
+              <w:t>Capex NPV and financing structures; a lender-ready borrower file built from verified state (HTML/DOCX, neutral styling; a read-only owner action with its provenance and an evidence hash, never queued for approval); cash alerts, each with a typed cure, and receipt reconciliation including promised early payments; a read-only what-if sandbox. All of them read current books.</w:t>
             </w:r>
           </w:p>
         </w:tc>
@@ -4033,7 +4033,7 @@
       </w:pPr>
       <w:r>
         <w:rPr/>
-        <w:t>APPLY_FOR_FACILITY, ADD_FACILITY, GENERATE_BORROWER_FILE and REQUEST_OWNER_APPROVAL;</w:t>
+        <w:t>APPLY_FOR_FACILITY, ADD_FACILITY and REQUEST_OWNER_APPROVAL (preparing the borrower file is no longer an operation: it is a read-only owner action);</w:t>
       </w:r>
     </w:p>
     <w:p>
@@ -4091,7 +4091,7 @@
       </w:r>
       <w:r>
         <w:rPr/>
-        <w:t>: the supplier's state. Cash ¥400,000; payroll ¥340,000 on day 12; supplier payment ¥120,000 on day 20; Receivable A ¥420,000 due on day 32; the funding menu below.</w:t>
+        <w:t>: the supplier's state. Cash ¥400,000; payroll ¥340,000 on day 12; supplier payment ¥120,000 on day 20; the existing equipment loan's ¥45,000 payment on day 30 and every 30 days after (it leaves cash); Receivable A ¥420,000 due on day 32; the funding menu below.</w:t>
       </w:r>
     </w:p>
     <w:p>
@@ -4203,7 +4203,7 @@
       </w:r>
       <w:r>
         <w:rPr/>
-        <w:t>: buyer profiles with hidden reservations, and mock lenders.</w:t>
+        <w:t>: buyer profiles with hidden reservations.</w:t>
       </w:r>
     </w:p>
     <w:p>
@@ -4285,7 +4285,7 @@
       </w:r>
       <w:r>
         <w:rPr/>
-        <w:t xml:space="preserve">: 46 scripted </w:t>
+        <w:t xml:space="preserve">: 49 scripted </w:t>
       </w:r>
       <w:r>
         <w:rPr>
@@ -4946,7 +4946,7 @@
       </w:pPr>
       <w:r>
         <w:rPr/>
-        <w:t>A deterministic rules parser (zh + en lexicon) maps each request to one of 19 intents: EVALUATE_OFFER, NEGOTIATE, ACCELERATE_RECEIPT, FUND_GAP, REPAY_FACILITY, SHOW_STATUS, SHOW_ALERTS, COMPARE_FINANCING, RECONCILE, SHOW_RATIOS, CAPEX, BORROWER_FILE, EXPLAIN, WHAT_IF, APPROVE, REJECT, COUNTERPARTY_MESSAGE, OUT_OF_SCOPE and AMBIGUOUS. It fills typed slots; every id is checked against the registry. Chat therefore reaches the built modules: the financing comparison, alerts, reconciliation, covenant ratios, capex and the borrower file. COMPARE_FINANCING, RECONCILE, SHOW_RATIOS, CAPEX and BORROWER_FILE need the owner token; a caller with only the agent key is told the owner must sign in. A request that matches no intent gets the nearest capability and what the agent can do, not a flat refusal.</w:t>
+        <w:t>A deterministic rules parser (zh + en lexicon) maps each request to one of 20 intents: EVALUATE_OFFER, NEGOTIATE, ACCELERATE_RECEIPT, FUND_GAP, REPAY_FACILITY, SHOW_STATUS, SHOW_ALERTS, COMPARE_FINANCING, RECONCILE, SHOW_RATIOS, CAPEX, BORROWER_FILE, EXPLAIN, WHAT_IF, RECORD_FACT, APPROVE, REJECT, COUNTERPARTY_MESSAGE, OUT_OF_SCOPE and AMBIGUOUS. RECORD_FACT is read-only: when the owner states a new bill, invoice, delay or figure, chat says plainly that it cannot record it and that the forecast is unchanged. It fills typed slots; every id is checked against the registry. Chat therefore reaches the built modules: the financing comparison, alerts, reconciliation, covenant ratios, capex and the borrower file. COMPARE_FINANCING, RECONCILE, SHOW_RATIOS, CAPEX and BORROWER_FILE need the owner token; a caller with only the agent key is told the owner must sign in. A request that matches no intent gets the nearest capability and what the agent can do, not a flat refusal.</w:t>
       </w:r>
     </w:p>
     <w:p>
@@ -5602,7 +5602,7 @@
         <w:rPr>
           <w:b/>
         </w:rPr>
-        <w:t>¥254,960</w:t>
+        <w:t>¥209,960</w:t>
       </w:r>
       <w:r>
         <w:rPr/>
@@ -5612,17 +5612,17 @@
         <w:rPr>
           <w:b/>
         </w:rPr>
-        <w:t>¥45,040</w:t>
-      </w:r>
-      <w:r>
-        <w:rPr/>
-        <w:t xml:space="preserve"> shortfall against the ¥300,000 floor. The committed marginal source cures it for </w:t>
+        <w:t>¥90,040</w:t>
+      </w:r>
+      <w:r>
+        <w:rPr/>
+        <w:t xml:space="preserve"> shortfall against the ¥300,000 floor (the existing loan's ¥45,000 payments leave cash on days 30 and 60). The committed marginal source cures it for </w:t>
       </w:r>
       <w:r>
         <w:rPr>
           <w:b/>
         </w:rPr>
-        <w:t>¥802.70</w:t>
+        <w:t>¥2,406.67</w:t>
       </w:r>
       <w:r>
         <w:rPr/>
@@ -5704,7 +5704,7 @@
       </w:r>
       <w:r>
         <w:rPr/>
-        <w:t xml:space="preserve">, and a plan that needs no one ranks before one that does. A plan that uses an invoice not yet issued is flagged </w:t>
+        <w:t xml:space="preserve">, and a plan that needs no one ranks before one that does. A plan that uses an invoice not yet issued, or that is admissible only as a whole, is flagged </w:t>
       </w:r>
       <w:r>
         <w:rPr>
@@ -5715,7 +5715,18 @@
       </w:r>
       <w:r>
         <w:rPr/>
-        <w:t xml:space="preserve"> false.</w:t>
+        <w:t xml:space="preserve"> false ("cannot run today"). The router orders a plan's legs so that every prefix is admissible, judging each leg on the books the legs before it leave with the one rule admission applies (</w:t>
+      </w:r>
+      <w:r>
+        <w:rPr>
+          <w:rFonts w:ascii="Courier New" w:hAnsi="Courier New"/>
+          <w:sz w:val="18"/>
+        </w:rPr>
+        <w:t>funding/legs.py</w:t>
+      </w:r>
+      <w:r>
+        <w:rPr/>
+        <w:t>).</w:t>
       </w:r>
     </w:p>
     <w:p>
@@ -5878,11 +5889,11 @@
         <w:rPr>
           <w:b/>
         </w:rPr>
-        <w:t>¥360,000</w:t>
-      </w:r>
-      <w:r>
-        <w:rPr/>
-        <w:t xml:space="preserve"> before day 32, it selects the credit line (¥150,000, interest </w:t>
+        <w:t>¥405,000</w:t>
+      </w:r>
+      <w:r>
+        <w:rPr/>
+        <w:t xml:space="preserve"> before day 32 (the ¥300,000 floor plus ¥505,000 of outflows, including the existing loan's ¥45,000 payment, less ¥400,000 of cash), it selects the credit line (¥150,000, interest </w:t>
       </w:r>
       <w:r>
         <w:rPr>
@@ -5892,13 +5903,13 @@
       </w:r>
       <w:r>
         <w:rPr/>
-        <w:t xml:space="preserve">) plus invoice financing (¥210,000, </w:t>
+        <w:t xml:space="preserve">) plus invoice financing (¥255,000, </w:t>
       </w:r>
       <w:r>
         <w:rPr>
           <w:b/>
         </w:rPr>
-        <w:t>¥1,871.30</w:t>
+        <w:t>¥2,272.29</w:t>
       </w:r>
       <w:r>
         <w:rPr/>
@@ -5908,7 +5919,7 @@
         <w:rPr>
           <w:b/>
         </w:rPr>
-        <w:t>¥2,712.94</w:t>
+        <w:t>¥3,113.93</w:t>
       </w:r>
       <w:r>
         <w:rPr/>
@@ -5928,7 +5939,7 @@
         <w:rPr>
           <w:b/>
         </w:rPr>
-        <w:t>¥3,392.25</w:t>
+        <w:t>¥3,938.81</w:t>
       </w:r>
       <w:r>
         <w:rPr/>
@@ -6101,7 +6112,7 @@
       </w:r>
       <w:r>
         <w:rPr/>
-        <w:t xml:space="preserve">; the two total costs are shown). The router always prices the buyer's early-payment facility at its standing rate, never at an offer's own rate. On the golden books, a whole-invoice early payment 30 days early at 0.65% to 0.88% is now </w:t>
+        <w:t xml:space="preserve">; the two total costs are shown). The router always prices the buyer's early-payment facility at its standing rate, never at an offer's own rate. On the golden books, a whole-invoice early payment 30 days early at 0.75% to 0.88% is now </w:t>
       </w:r>
       <w:r>
         <w:rPr>
@@ -6111,7 +6122,7 @@
       </w:r>
       <w:r>
         <w:rPr/>
-        <w:t>, not accepted: at 0.65% it costs ¥2,730.00 against the plan's ¥2,712.94, while 0.64% costs ¥2,688.00 and is accepted. The 0.8832% break-even is still the first screen and the figure shown to the owner. An invoice under an early-payment agreement is never financed, in the engine or the executor (ADR-0007 implementation note): that can refuse a cheap early payment a few days before the due day but never accepts one wrongly.</w:t>
+        <w:t>, not accepted: at 0.75% it costs ¥3,150.00 against the plan's ¥3,113.93, while 0.74% costs ¥3,108.00 and is accepted. The 0.8832% break-even is still the first screen and the figure shown to the owner. An invoice under an early-payment agreement is never financed, in the engine or the executor (ADR-0007 implementation note): that can refuse a cheap early payment a few days before the due day but never accepts one wrongly.</w:t>
       </w:r>
     </w:p>
     <w:p>
@@ -6157,7 +6168,7 @@
       </w:r>
       <w:r>
         <w:rPr/>
-        <w:t xml:space="preserve">, where EBITDA is the owner's figure. Debt service is existing service plus interest and fees on facilities that count, plus scheduled amortisation. A bullet term loan is serviced on a level basis (ADR-0008): its principal, interest and fees are spread evenly over the months of its term, so it cannot look safe until the month it is repaid. This level basis is a </w:t>
+        <w:t xml:space="preserve">, where EBITDA is the owner's figure. Debt service is existing service (which also leaves cash on its payment days) plus interest and fees on facilities that count, plus scheduled amortisation. A bullet term loan is serviced on a level basis (ADR-0008): its principal, interest and fees are spread evenly over the months of its term, so it cannot look safe until the month it is repaid. This level basis is a </w:t>
       </w:r>
       <w:r>
         <w:rPr>
@@ -6465,7 +6476,7 @@
       </w:r>
       <w:r>
         <w:rPr/>
-        <w:t xml:space="preserve"> minimum cash on every day, the aggregate and per-buyer forward-concession caps (including existing commitments), the immediate-discount cap, maximum APR, covenants every month, and Tier-3 clauses. A reserve breach that the committed plan can cure is reported as curable with its cure cost. Only FIRM gains may offset concessions.</w:t>
+        <w:t xml:space="preserve"> minimum cash on every day, the aggregate and per-buyer forward-concession caps (including existing commitments), the immediate-discount cap, maximum APR, covenants every month, and Tier-3 clauses. A reserve breach that the committed plan can cure is reported as curable with its cure cost. Only FIRM gains may offset concessions. A buyer with an open invoice past its due day on current books needs the owner, with the invoice and the days named.</w:t>
       </w:r>
     </w:p>
     <w:p>
@@ -6576,7 +6587,7 @@
       </w:r>
       <w:r>
         <w:rPr/>
-        <w:t xml:space="preserve"> Tier 3 or an unknown counterparty gives REJECT; any hard violation gives REJECT with counters; a pricing fault gives COUNTER; a package that needs Tier 2 gives NEEDS_OWNER_APPROVAL.</w:t>
+        <w:t xml:space="preserve"> Tier 3 or an unknown counterparty gives REJECT; any hard violation gives REJECT with counters; a pricing fault gives COUNTER; a package that needs Tier 2, or comes from a buyer with a past-due invoice, gives NEEDS_OWNER_APPROVAL.</w:t>
       </w:r>
     </w:p>
     <w:p>
@@ -6760,7 +6771,7 @@
         <w:rPr>
           <w:b/>
         </w:rPr>
-        <w:t>REJECT: AGG_CONCESSION_EXCEEDED; RESERVE_BREACH@47 (curable at ¥802.70); DISCOUNT_ABOVE_BREAK_EVEN</w:t>
+        <w:t>REJECT: AGG_CONCESSION_EXCEEDED; RESERVE_BREACH@47 (curable at ¥2,406.67); DISCOUNT_ABOVE_BREAK_EVEN</w:t>
       </w:r>
       <w:r>
         <w:rPr/>
@@ -6774,7 +6785,7 @@
       </w:r>
       <w:r>
         <w:rPr/>
-        <w:t xml:space="preserve"> (the package costs ¥5,529.64 against a plan without the early payment at ¥2,870.95; read from the API on 3 Oct 2026). Covenants hold: DSCR 1.92×, leverage 1.72×.</w:t>
+        <w:t xml:space="preserve"> (the package costs ¥6,508.05 against a plan without the early payment at ¥3,550.64; read from the API on 3 Oct 2026). Covenants hold: DSCR 1.92×, leverage 1.72×.</w:t>
       </w:r>
     </w:p>
     <w:p>
@@ -6821,11 +6832,11 @@
         <w:rPr>
           <w:b/>
         </w:rPr>
-        <w:t>¥211,900</w:t>
-      </w:r>
-      <w:r>
-        <w:rPr/>
-        <w:t xml:space="preserve"> of face (the exact gross-up ¥211,800.30 rounded up to a whole ¥100, so it nets at least the gap) at the largest whole-5 bp rate below break-even, </w:t>
+        <w:t>¥257,200</w:t>
+      </w:r>
+      <w:r>
+        <w:rPr/>
+        <w:t xml:space="preserve"> of face (the exact gross-up ¥257,186.08 rounded up to a whole ¥100, so it nets at least the gap) at the largest whole-5 bp rate below break-even, </w:t>
       </w:r>
       <w:r>
         <w:rPr>
@@ -6841,17 +6852,17 @@
         <w:rPr>
           <w:b/>
         </w:rPr>
-        <w:t>¥1,801.15</w:t>
-      </w:r>
-      <w:r>
-        <w:rPr/>
-        <w:t xml:space="preserve"> plus the cost of funding the rest of the gap on the committed line (¥149,901.15, </w:t>
+        <w:t>¥2,186.20</w:t>
+      </w:r>
+      <w:r>
+        <w:rPr/>
+        <w:t xml:space="preserve"> plus the cost of funding the rest of the gap on the committed line (¥149,986.20, </w:t>
       </w:r>
       <w:r>
         <w:rPr>
           <w:b/>
         </w:rPr>
-        <w:t>¥841.09</w:t>
+        <w:t>¥841.57</w:t>
       </w:r>
       <w:r>
         <w:rPr/>
@@ -6861,11 +6872,11 @@
         <w:rPr>
           <w:b/>
         </w:rPr>
-        <w:t>¥2,642.24</w:t>
-      </w:r>
-      <w:r>
-        <w:rPr/>
-        <w:t>. The router must keep the cash floor on books that include the counter, otherwise no early-pay counter is offered. It is also offered only when its total cost is below the standing plan's (¥2,642.24 against ¥2,712.94, ADR-0007). It books no forward concession.</w:t>
+        <w:t>¥3,027.77</w:t>
+      </w:r>
+      <w:r>
+        <w:rPr/>
+        <w:t>. The router must keep the cash floor on books that include the counter, otherwise no early-pay counter is offered. It is also offered only when its total cost is below the standing plan's (¥3,027.77 against ¥3,113.93, ADR-0007). It books no forward concession.</w:t>
       </w:r>
     </w:p>
     <w:p>
@@ -6884,27 +6895,37 @@
       </w:r>
       <w:r>
         <w:rPr/>
-        <w:t xml:space="preserve"> accept the 60-day terms with the smallest whole-5 bp price adjustment whose per-invoice amount covers the per-invoice funding cost: </w:t>
+        <w:t xml:space="preserve"> accept longer terms with the smallest whole-5 bp price adjustment whose per-invoice amount covers the per-invoice funding cost. On EX01 it is </w:t>
       </w:r>
       <w:r>
         <w:rPr>
           <w:b/>
         </w:rPr>
-        <w:t>0.45%</w:t>
-      </w:r>
-      <w:r>
-        <w:rPr/>
-        <w:t xml:space="preserve">, </w:t>
+        <w:t>"55-day terms accepted with a 0.30% price adjustment on future invoices"</w:t>
+      </w:r>
+      <w:r>
+        <w:rPr/>
+        <w:t xml:space="preserve">: </w:t>
       </w:r>
       <w:r>
         <w:rPr>
           <w:b/>
         </w:rPr>
-        <w:t>¥1,890</w:t>
-      </w:r>
-      <w:r>
-        <w:rPr/>
-        <w:t xml:space="preserve"> per invoice against ¥1,871.30.</w:t>
+        <w:t>¥1,260.00</w:t>
+      </w:r>
+      <w:r>
+        <w:rPr/>
+        <w:t xml:space="preserve"> per invoice against ¥1,247.53 for the 10 extra days, a 12-month net of −¥162.05 (extension ¥16,217.95, price adjustment ¥16,380.00), so it costs the supplier nothing and needs the owner. It is 55 days and not the buyer's 60 because </w:t>
+      </w:r>
+      <w:r>
+        <w:rPr>
+          <w:b/>
+        </w:rPr>
+        <w:t>every counter must pass its own re-check</w:t>
+      </w:r>
+      <w:r>
+        <w:rPr/>
+        <w:t>: it is re-evaluated as an offer on the same books and offered only if the result is ACCEPT or NEEDS_OWNER_APPROVAL with no covenant or rate-ceiling breach and any reserve shortfall it causes curable by an admissible committed plan whose "cannot run today" legs finance only invoices issued by the first shortfall day. At 60 days the day-2 invoice would be paid on day 62, after the day-60 loan payment, with no committed cure; at 55 days (paid day 57) the shortfall of ¥85,000.00 on days 47 to 56 is curable. A counter that fails is dropped and the verdict's summary says in one sentence why.</w:t>
       </w:r>
     </w:p>
     <w:p>
@@ -6981,7 +7002,7 @@
       </w:r>
       <w:r>
         <w:rPr/>
-        <w:t xml:space="preserve"> rounds, giving NO DEAL; the router then funds the gap with the line plus invoice financing for ¥2,712.94.</w:t>
+        <w:t xml:space="preserve"> rounds, giving NO DEAL; the router then funds the gap with the line plus invoice financing for ¥3,113.93.</w:t>
       </w:r>
     </w:p>
     <w:p>
@@ -7043,41 +7064,42 @@
         <w:rPr>
           <w:b/>
         </w:rPr>
-        <w:t>36-month loan (¥18,144.62 a month, charges ¥53,206.14) is selected</w:t>
-      </w:r>
-      <w:r>
-        <w:rPr/>
-        <w:t xml:space="preserve">, the cheapest among the structures that pass. The 48-month lease costs </w:t>
+        <w:t>48-month lease (¥14,423.49 a month, charges ¥92,327.32) is selected</w:t>
+      </w:r>
+      <w:r>
+        <w:rPr/>
+        <w:t xml:space="preserve">, the cheapest among the structures that pass: the 36-month loan (¥18,144.62 a month, charges ¥53,206.14) holds DSCR but is rejected because its first instalment, on day 44, takes cash to ¥296,855.38, below the ¥300,000 reserve, now that the existing loan's payments leave cash; the lease's first payment leaves ¥300,576.51. On untouched books leverage is </w:t>
       </w:r>
       <w:r>
         <w:rPr>
           <w:b/>
         </w:rPr>
-        <w:t>¥39,121.18</w:t>
-      </w:r>
-      <w:r>
-        <w:rPr/>
-        <w:t xml:space="preserve"> more in charges. On untouched books leverage is </w:t>
+        <w:t>2.08×</w:t>
+      </w:r>
+      <w:r>
+        <w:rPr/>
+        <w:t xml:space="preserve">, or </w:t>
       </w:r>
       <w:r>
         <w:rPr>
           <w:b/>
         </w:rPr>
-        <w:t>2.08×</w:t>
-      </w:r>
-      <w:r>
-        <w:rPr/>
-        <w:t xml:space="preserve">, or </w:t>
-      </w:r>
-      <w:r>
-        <w:rPr>
-          <w:b/>
-        </w:rPr>
         <w:t>2.28×</w:t>
       </w:r>
       <w:r>
         <w:rPr/>
-        <w:t xml:space="preserve"> with the extension also funded. No financing is recommended when the project is not worth doing on the owner's estimate. The loan is Tier 2, so the application and borrower file are queued for the owner.</w:t>
+        <w:t xml:space="preserve"> with the extension also funded. No financing is recommended when the project is not worth doing on the owner's estimate. Evaluating writes nothing. Applying is a separate owner-only step, </w:t>
+      </w:r>
+      <w:r>
+        <w:rPr>
+          <w:rFonts w:ascii="Courier New" w:hAnsi="Courier New"/>
+          <w:sz w:val="18"/>
+        </w:rPr>
+        <w:t>POST /capex/apply</w:t>
+      </w:r>
+      <w:r>
+        <w:rPr/>
+        <w:t>, bound to the state version of the evaluation the owner saw (409 if the books moved), which queues one Tier-2 application in the approvals queue. The borrower file is a separate read-only owner action that queues nothing.</w:t>
       </w:r>
     </w:p>
     <w:p>
@@ -7114,7 +7136,7 @@
       </w:r>
       <w:r>
         <w:rPr/>
-        <w:t xml:space="preserve">, about 5 minutes on our Windows machine: 309 s on 3 Oct, of which the funding brute force is 261 s). Report: </w:t>
+        <w:t xml:space="preserve">, about 7.5 minutes on our Windows machine: 449 s on 3 Oct, of which the funding brute force is 364 s). Report: </w:t>
       </w:r>
       <w:r>
         <w:rPr>
@@ -7312,7 +7334,7 @@
               <w:rPr>
                 <w:sz w:val="18"/>
               </w:rPr>
-              <w:t>). The full run's 49/50 verdict agreement and 0/36 material errors on it are optimistic and are not an accuracy claim.</w:t>
+              <w:t>). The full run's 45/50 verdict agreement (it was 49/50 before the existing loan's payments became cash) and 0/36 material errors on it are optimistic and are not an accuracy claim.</w:t>
             </w:r>
           </w:p>
         </w:tc>
@@ -8273,7 +8295,7 @@
       </w:r>
       <w:r>
         <w:rPr/>
-        <w:t xml:space="preserve"> at the commit named in the report. The 10 failures the report lists are the same 10 held-out misses as before the audit fixes (5 offers, 5 owner utterances), none of them a target.</w:t>
+        <w:t xml:space="preserve"> at the commit named in the report. The 15 failures the report lists are item-level misses, none of them a target. Ten are the held-out misses of before (5 offers, 5 owner utterances); five are new: four 60-day-terms offers (H09a, H09b, H12a, H39) that the held-out labels expect to need the owner and that now return REJECT with RESERVE_BREACH on the cash-corrected books, and the near-miss pair H12, whose two sides now both reject. The labels were not changed.</w:t>
       </w:r>
     </w:p>
     <w:tbl>
@@ -8396,7 +8418,7 @@
                 <w:b/>
                 <w:sz w:val="18"/>
               </w:rPr>
-              <w:t>59/59</w:t>
+              <w:t>67/67</w:t>
             </w:r>
           </w:p>
         </w:tc>
@@ -8576,7 +8598,7 @@
                 <w:b/>
                 <w:sz w:val="18"/>
               </w:rPr>
-              <w:t>46/46</w:t>
+              <w:t>49/49</w:t>
             </w:r>
             <w:r>
               <w:rPr>
@@ -8662,7 +8684,7 @@
               <w:rPr>
                 <w:sz w:val="18"/>
               </w:rPr>
-              <w:t xml:space="preserve"> scenarios; total saving ¥3,725.48 over the 21 where both are admissible (median ¥0.00); committed plans relying on an uncommitted facility: </w:t>
+              <w:t xml:space="preserve"> scenarios; total saving ¥3,642.70 over the 21 where both are admissible (median ¥0.00); committed plans relying on an uncommitted facility: </w:t>
             </w:r>
             <w:r>
               <w:rPr>
@@ -8688,7 +8710,7 @@
               <w:rPr>
                 <w:sz w:val="18"/>
               </w:rPr>
-              <w:t xml:space="preserve"> against a brute force that ranks plans as the router does (runnable first, then no owner approval needed, then cost)</w:t>
+              <w:t xml:space="preserve"> against a brute force that ranks plans as the router does (runnable first, then no owner approval needed, then cost; the report marks the brute force incomplete on 2 of the 26)</w:t>
             </w:r>
           </w:p>
         </w:tc>
@@ -8749,7 +8771,7 @@
                 <w:b/>
                 <w:sz w:val="18"/>
               </w:rPr>
-              <w:t>25/25</w:t>
+              <w:t>27/27</w:t>
             </w:r>
             <w:r>
               <w:rPr>
@@ -8829,7 +8851,7 @@
               <w:rPr>
                 <w:sz w:val="18"/>
               </w:rPr>
-              <w:t>0/36 material errors, 0 silent errors, engine ≠ static cap on 18/33</w:t>
+              <w:t>0/36 material errors, 0 silent errors, engine ≠ static cap on 22/33</w:t>
             </w:r>
           </w:p>
         </w:tc>
@@ -8881,7 +8903,7 @@
         <w:rPr>
           <w:b/>
         </w:rPr>
-        <w:t>83 ms</w:t>
+        <w:t>139 ms</w:t>
       </w:r>
       <w:r>
         <w:rPr/>
@@ -8891,7 +8913,7 @@
         <w:rPr>
           <w:b/>
         </w:rPr>
-        <w:t>262 ms</w:t>
+        <w:t>378 ms</w:t>
       </w:r>
       <w:r>
         <w:rPr/>
@@ -8912,7 +8934,7 @@
         <w:rPr>
           <w:b/>
         </w:rPr>
-        <w:t>0.6 s</w:t>
+        <w:t>0.9 s</w:t>
       </w:r>
       <w:r>
         <w:rPr/>
@@ -8943,17 +8965,17 @@
         <w:rPr>
           <w:b/>
         </w:rPr>
-        <w:t>812 ms</w:t>
-      </w:r>
-      <w:r>
-        <w:rPr/>
-        <w:t xml:space="preserve"> over 85 turns; the golden Scene 1 end to end (compile → evaluate → negotiate → execute) p50 </w:t>
+        <w:t>1,740 ms</w:t>
+      </w:r>
+      <w:r>
+        <w:rPr/>
+        <w:t xml:space="preserve"> over 87 turns; the golden Scene 1 end to end (compile → evaluate → negotiate → execute) p50 </w:t>
       </w:r>
       <w:r>
         <w:rPr>
           <w:b/>
         </w:rPr>
-        <w:t>721 ms</w:t>
+        <w:t>1,676 ms</w:t>
       </w:r>
       <w:r>
         <w:rPr/>
@@ -8963,7 +8985,7 @@
         <w:rPr>
           <w:b/>
         </w:rPr>
-        <w:t>836 ms</w:t>
+        <w:t>1,722 ms</w:t>
       </w:r>
       <w:r>
         <w:rPr/>
@@ -9753,7 +9775,20 @@
               <w:rPr>
                 <w:sz w:val="18"/>
               </w:rPr>
-              <w:t xml:space="preserve"> (rebates, terms changes in either direction, price adjustments, volume or operational concessions, and early-pay offers without the coverage proof); apply for a facility; generate the borrower file; any single commitment above ¥100,000; draw on any facility that is not COMMITTED and owner-approved; a draw or advance whose effective annual cost is above </w:t>
+              <w:t xml:space="preserve"> (rebates, terms changes in either direction, price adjustments, volume or operational concessions, and early-pay offers without the coverage proof); apply for a facility (the capex application, queued by the owner's explicit </w:t>
+            </w:r>
+            <w:r>
+              <w:rPr>
+                <w:rFonts w:ascii="Courier New" w:hAnsi="Courier New"/>
+                <w:sz w:val="18"/>
+              </w:rPr>
+              <w:t>POST /capex/apply</w:t>
+            </w:r>
+            <w:r>
+              <w:rPr>
+                <w:sz w:val="18"/>
+              </w:rPr>
+              <w:t xml:space="preserve">); any single commitment above ¥100,000; draw on any facility that is not COMMITTED and owner-approved; a draw or advance whose effective annual cost is above </w:t>
             </w:r>
             <w:r>
               <w:rPr>
@@ -11158,13 +11193,13 @@
                 <w:b/>
                 <w:sz w:val="18"/>
               </w:rPr>
-              <w:t>97.5%</w:t>
-            </w:r>
-            <w:r>
-              <w:rPr>
-                <w:sz w:val="18"/>
-              </w:rPr>
-              <w:t xml:space="preserve"> (119 of 122)</w:t>
+              <w:t>98.4%</w:t>
+            </w:r>
+            <w:r>
+              <w:rPr>
+                <w:sz w:val="18"/>
+              </w:rPr>
+              <w:t xml:space="preserve"> (120 of 122)</w:t>
             </w:r>
           </w:p>
         </w:tc>
@@ -11220,7 +11255,7 @@
       </w:pPr>
       <w:r>
         <w:rPr/>
-        <w:t>Twelve findings (F-01 to F-12) were found by this suite and are fixed or mitigated; no attack is run as an expected failure. The three attacks that are "contained" rather than detected are Tier-2 requests by the agent, queued for the owner as designed.</w:t>
+        <w:t>Twelve findings (F-01 to F-12) were found by this suite and are fixed or mitigated; no attack is run as an expected failure. The two attacks that are "contained" rather than detected are Tier-2 requests by the agent, queued for the owner as designed.</w:t>
       </w:r>
     </w:p>
     <w:p>
@@ -11263,7 +11298,7 @@
       </w:r>
       <w:r>
         <w:rPr/>
-        <w:t xml:space="preserve"> (S5) A buyer with its channel key who probes the chat can find the accept/counter threshold to 1 bp in 12 messages, with no throttle, and each accepted probe queues its own owner approval; it is at 0.64% / 0.65% on the golden books (NL-OP01K, NL-OP02K). (S9) The agent key can read protected labels through chat status replies, although the read routes are owner-only; the newer read intents already need the owner token (NL-AC05, NL-CS10, NL-CS16, NL-CS31). None caused harm in the suite; both are listed as known limitations. The third item of 1 Oct, "go ahead" re-planning at confirm time (S10), was fixed on 3 Oct.</w:t>
+        <w:t xml:space="preserve"> (S5) A buyer with its channel key who probes the chat can find the accept/counter threshold to 1 bp in 12 messages, with no throttle, and each accepted probe queues its own owner approval; it is at 0.74% / 0.75% on the golden books (NL-OP01K, NL-OP02K). (S9) The agent key can read protected labels through chat status replies, although the read routes are owner-only; the newer read intents already need the owner token (NL-AC05, NL-CS10, NL-CS16, NL-CS31). None caused harm in the suite; both are listed as known limitations. The third item of 1 Oct, "go ahead" re-planning at confirm time (S10), was fixed on 3 Oct.</w:t>
       </w:r>
     </w:p>
     <w:p>
@@ -11435,7 +11470,7 @@
           <w:rFonts w:ascii="Courier New" w:hAnsi="Courier New" w:eastAsia="Courier New"/>
           <w:sz w:val="14"/>
         </w:rPr>
-        <w:t>python3 scripts/run_scenarios.py --inproc                               # the 46 scripted /nl tasks and their evidence</w:t>
+        <w:t>python3 scripts/run_scenarios.py --inproc                               # the 49 scripted /nl tasks and their evidence</w:t>
         <w:br/>
       </w:r>
       <w:r>
@@ -11712,7 +11747,7 @@
         <w:rPr>
           <w:b/>
         </w:rPr>
-        <w:t>4,751</w:t>
+        <w:t>4,839</w:t>
       </w:r>
       <w:r>
         <w:rPr/>
@@ -11845,7 +11880,7 @@
               <w:rPr>
                 <w:sz w:val="18"/>
               </w:rPr>
-              <w:t>187</w:t>
+              <w:t>195</w:t>
             </w:r>
           </w:p>
         </w:tc>
@@ -11927,7 +11962,7 @@
               <w:rPr>
                 <w:sz w:val="18"/>
               </w:rPr>
-              <w:t>746</w:t>
+              <w:t>767</w:t>
             </w:r>
           </w:p>
         </w:tc>
@@ -11953,7 +11988,7 @@
               <w:rPr>
                 <w:sz w:val="18"/>
               </w:rPr>
-              <w:t>89</w:t>
+              <w:t>76</w:t>
             </w:r>
           </w:p>
         </w:tc>
@@ -12035,7 +12070,7 @@
               <w:rPr>
                 <w:sz w:val="18"/>
               </w:rPr>
-              <w:t>321</w:t>
+              <w:t>325</w:t>
             </w:r>
           </w:p>
         </w:tc>
@@ -12061,7 +12096,7 @@
               <w:rPr>
                 <w:sz w:val="18"/>
               </w:rPr>
-              <w:t>77</w:t>
+              <w:t>83</w:t>
             </w:r>
           </w:p>
         </w:tc>
@@ -12115,7 +12150,7 @@
               <w:rPr>
                 <w:sz w:val="18"/>
               </w:rPr>
-              <w:t>73</w:t>
+              <w:t>72</w:t>
             </w:r>
           </w:p>
         </w:tc>
@@ -12143,7 +12178,7 @@
               <w:rPr>
                 <w:sz w:val="18"/>
               </w:rPr>
-              <w:t>203</w:t>
+              <w:t>246</w:t>
             </w:r>
           </w:p>
         </w:tc>
@@ -12169,7 +12204,7 @@
               <w:rPr>
                 <w:sz w:val="18"/>
               </w:rPr>
-              <w:t>63</w:t>
+              <w:t>75</w:t>
             </w:r>
           </w:p>
         </w:tc>
@@ -12197,7 +12232,7 @@
               <w:rPr>
                 <w:sz w:val="18"/>
               </w:rPr>
-              <w:t>47</w:t>
+              <w:t>51</w:t>
             </w:r>
           </w:p>
         </w:tc>
@@ -12223,7 +12258,7 @@
               <w:rPr>
                 <w:sz w:val="18"/>
               </w:rPr>
-              <w:t>44</w:t>
+              <w:t>45</w:t>
             </w:r>
           </w:p>
         </w:tc>
@@ -12305,7 +12340,7 @@
               <w:rPr>
                 <w:sz w:val="18"/>
               </w:rPr>
-              <w:t>26</w:t>
+              <w:t>29</w:t>
             </w:r>
           </w:p>
         </w:tc>
@@ -12422,11 +12457,11 @@
         <w:rPr>
           <w:b/>
         </w:rPr>
-        <w:t>4,731 passed, 20 skipped, 0 failed</w:t>
-      </w:r>
-      <w:r>
-        <w:rPr/>
-        <w:t>, run as two chunks that together cover every test directory (4 min 9 s and 5 min 20 s, in parallel). The 20 skips are 7 router latency benchmarks (</w:t>
+        <w:t>4,817 passed, 22 skipped, 0 failed</w:t>
+      </w:r>
+      <w:r>
+        <w:rPr/>
+        <w:t>, run as two sequential chunks that together cover every test directory (6 min 0 s and 11 min 12 s). The 22 skips are 7 router latency benchmarks (</w:t>
       </w:r>
       <w:r>
         <w:rPr>
@@ -12437,7 +12472,7 @@
       </w:r>
       <w:r>
         <w:rPr/>
-        <w:t xml:space="preserve">; their targets were set on another machine), 12 exhaustive router differential cases that run only with </w:t>
+        <w:t xml:space="preserve">; their targets were set on another machine), 14 exhaustive router differential cases that run only with </w:t>
       </w:r>
       <w:r>
         <w:rPr>
@@ -12488,7 +12523,7 @@
         <w:rPr>
           <w:b/>
         </w:rPr>
-        <w:t>31 tests</w:t>
+        <w:t>35 tests</w:t>
       </w:r>
       <w:r>
         <w:rPr/>
@@ -12498,7 +12533,7 @@
         <w:rPr>
           <w:b/>
         </w:rPr>
-        <w:t>29</w:t>
+        <w:t>30</w:t>
       </w:r>
       <w:r>
         <w:rPr/>
@@ -12575,11 +12610,11 @@
         <w:rPr>
           <w:b/>
         </w:rPr>
-        <w:t>46/46</w:t>
-      </w:r>
-      <w:r>
-        <w:rPr/>
-        <w:t xml:space="preserve"> tasks (85 </w:t>
+        <w:t>49/49</w:t>
+      </w:r>
+      <w:r>
+        <w:rPr/>
+        <w:t xml:space="preserve"> tasks (87 </w:t>
       </w:r>
       <w:r>
         <w:rPr>
@@ -12590,7 +12625,7 @@
       </w:r>
       <w:r>
         <w:rPr/>
-        <w:t xml:space="preserve"> turns, 3 Oct 2026); all 46 evidence chains verify with </w:t>
+        <w:t xml:space="preserve"> turns, 3 Oct 2026); all 49 evidence chains verify with </w:t>
       </w:r>
       <w:r>
         <w:rPr>
@@ -12601,7 +12636,7 @@
       </w:r>
       <w:r>
         <w:rPr/>
-        <w:t>. The nine tasks added on 1 Oct cover the financing comparison (en and zh), reconciliation, covenant ratios (en and zh), a capex case, the borrower file, the nearest-capability fallback, and the agent key being told to ask the owner. Details are in the Execution Evidence document.</w:t>
+        <w:t>. The nine tasks added on 1 Oct cover the financing comparison (en and zh), reconciliation, covenant ratios (en and zh), a capex case, the borrower file (now built at once, read-only), the nearest-capability fallback, and the agent key being told to ask the owner; three later tasks cover chat refusing to record a stated fact (en and zh) and reconciliation showing a bank reference. Details are in the Execution Evidence document.</w:t>
       </w:r>
     </w:p>
     <w:p>
@@ -12715,7 +12750,7 @@
       </w:r>
       <w:r>
         <w:rPr/>
-        <w:t xml:space="preserve"> (Security Self-Assessment, section 04): single-operator key custody (R-2), the Tier-1 blast radius of a compromised agent (R-3), the trusted in-process actor (R-5), and the medium items found through chat (threshold probing S5 by a buyer with its key, the agent key reading status and alerts through chat S9). Channel authentication (R-4) and the plan binding of "go ahead" (R-12) were fixed on 3 Oct; the open operational rows (a multi-leg plan is not one transaction, a bank event is identified by its key only, no cap on unauthenticated intake, one worker only) are R-15. The hash chain is internally checkable only: its head is not anchored outside the system (audit S8), and head hashes differ from run to run. The Postgres append-only triggers have not run against a live Postgres in CI (F-11), and </w:t>
+        <w:t xml:space="preserve"> (Security Self-Assessment, section 04): single-operator key custody (R-2), the Tier-1 blast radius of a compromised agent (R-3), the trusted in-process actor (R-5), and the medium items found through chat (threshold probing S5 by a buyer with its key, the agent key reading status and alerts through chat S9). Channel authentication (R-4) and the plan binding of "go ahead" (R-12) were fixed on 3 Oct; the open operational rows (a multi-leg plan is not one transaction, a bank event without a reference is identified by its key only, no cap on unauthenticated intake, one worker only) are R-15. The hash chain is internally checkable only: its head is not anchored outside the system (audit S8), and head hashes differ from run to run. The Postgres append-only triggers have not run against a live Postgres in CI (F-11), and </w:t>
       </w:r>
       <w:r>
         <w:rPr>
@@ -12798,11 +12833,11 @@
         <w:rPr>
           <w:b/>
         </w:rPr>
-        <w:t>Not yet available:</w:t>
-      </w:r>
-      <w:r>
-        <w:rPr/>
-        <w:t xml:space="preserve"> the after-signing extension (statutory due dates, late interest, receivable confirmation) is feature-flagged off. The simulated clock, the bank feed and every receipt are simulated; no real payment is made or recorded.</w:t>
+        <w:t>Not available:</w:t>
+      </w:r>
+      <w:r>
+        <w:rPr/>
+        <w:t xml:space="preserve"> the after-signing extension (statutory due dates, late interest, receivable confirmation) is not built; its empty module and flag were removed. The mandate cannot be renewed by the agent: an alert warns 14 days before it expires and renewal is an offline owner step. The simulated clock, the bank feed and every receipt are simulated; no real payment is made or recorded.</w:t>
       </w:r>
     </w:p>
     <w:p>

--- a/docs/deliverables/out/Technical_Document.docx
+++ b/docs/deliverables/out/Technical_Document.docx
@@ -6225,11 +6225,11 @@
           <w:rFonts w:ascii="Courier New" w:hAnsi="Courier New"/>
           <w:sz w:val="18"/>
         </w:rPr>
-        <w:t>Leverage = total debt / (12 × monthly EBITDA)</w:t>
-      </w:r>
-      <w:r>
-        <w:rPr/>
-        <w:t>.</w:t>
+        <w:t>Leverage = month-end debt / (12 × monthly EBITDA)</w:t>
+      </w:r>
+      <w:r>
+        <w:rPr/>
+        <w:t>, one definition on actual drawn debt (a committed line's undrawn room is not debt), computed by one function from a projection and read by the verifier, capex, the borrower file and chat.</w:t>
       </w:r>
     </w:p>
     <w:p>
@@ -6287,7 +6287,7 @@
         <w:rPr>
           <w:b/>
         </w:rPr>
-        <w:t>1.53×</w:t>
+        <w:t>1.35×</w:t>
       </w:r>
       <w:r>
         <w:rPr/>
@@ -6297,7 +6297,7 @@
         <w:rPr>
           <w:b/>
         </w:rPr>
-        <w:t>1.72×</w:t>
+        <w:t>1.47×</w:t>
       </w:r>
       <w:r>
         <w:rPr/>
@@ -6785,7 +6785,7 @@
       </w:r>
       <w:r>
         <w:rPr/>
-        <w:t xml:space="preserve"> (the package costs ¥6,508.05 against a plan without the early payment at ¥3,550.64; read from the API on 3 Oct 2026). Covenants hold: DSCR 1.92×, leverage 1.72×.</w:t>
+        <w:t xml:space="preserve"> (the package costs ¥6,508.05 against a plan without the early payment at ¥3,550.64; read from the API on 3 Oct 2026). Covenants hold: DSCR 1.92×, leverage 1.47×.</w:t>
       </w:r>
     </w:p>
     <w:p>
@@ -6846,7 +6846,7 @@
       </w:r>
       <w:r>
         <w:rPr/>
-        <w:t xml:space="preserve">. The supplier's cost is the discount of </w:t>
+        <w:t xml:space="preserve">, in the words "paid on or before day 2" (any portion of the face paid by that day earns the rate). The supplier's cost is the discount of </w:t>
       </w:r>
       <w:r>
         <w:rPr>
@@ -7074,7 +7074,7 @@
         <w:rPr>
           <w:b/>
         </w:rPr>
-        <w:t>2.08×</w:t>
+        <w:t>1.90×</w:t>
       </w:r>
       <w:r>
         <w:rPr/>
@@ -7084,7 +7084,7 @@
         <w:rPr>
           <w:b/>
         </w:rPr>
-        <w:t>2.28×</w:t>
+        <w:t>2.10×</w:t>
       </w:r>
       <w:r>
         <w:rPr/>
@@ -7136,7 +7136,7 @@
       </w:r>
       <w:r>
         <w:rPr/>
-        <w:t xml:space="preserve">, about 7.5 minutes on our Windows machine: 449 s on 3 Oct, of which the funding brute force is 364 s). Report: </w:t>
+        <w:t xml:space="preserve">, about 6 minutes on our Windows machine: 345 s on 3 Oct, of which the funding brute force is 310 s). Report: </w:t>
       </w:r>
       <w:r>
         <w:rPr>
@@ -8678,13 +8678,13 @@
                 <w:b/>
                 <w:sz w:val="18"/>
               </w:rPr>
-              <w:t>14/26</w:t>
-            </w:r>
-            <w:r>
-              <w:rPr>
-                <w:sz w:val="18"/>
-              </w:rPr>
-              <w:t xml:space="preserve"> scenarios; total saving ¥3,642.70 over the 21 where both are admissible (median ¥0.00); committed plans relying on an uncommitted facility: </w:t>
+              <w:t>9/26</w:t>
+            </w:r>
+            <w:r>
+              <w:rPr>
+                <w:sz w:val="18"/>
+              </w:rPr>
+              <w:t xml:space="preserve"> scenarios with a gap (target at least 5 of 20); the total saving against "line first" is ¥-3,491.40 over the 21 where both are admissible (median ¥0.00), which is not a like-for-like figure because the baseline still draws on the buyer's early payment, a leg the agent cannot run (backlog EO2); committed plans relying on an uncommitted facility: </w:t>
             </w:r>
             <w:r>
               <w:rPr>
@@ -8697,7 +8697,7 @@
               <w:rPr>
                 <w:sz w:val="18"/>
               </w:rPr>
-              <w:t xml:space="preserve">; optimality </w:t>
+              <w:t xml:space="preserve">; runnable optimality </w:t>
             </w:r>
             <w:r>
               <w:rPr>
@@ -8710,7 +8710,7 @@
               <w:rPr>
                 <w:sz w:val="18"/>
               </w:rPr>
-              <w:t xml:space="preserve"> against a brute force that ranks plans as the router does (runnable first, then no owner approval needed, then cost; the report marks the brute force incomplete on 2 of the 26)</w:t>
+              <w:t xml:space="preserve"> (the router's best runnable plan within ¥1 of a grid-bounded brute force over the levers the agent can pull today; the gate) and priced optimality 26/26 (informational), and the router's runs-today and needs-the-owner flags agree with the oracle's on 26/26. In six of the 26 worlds (F04, R01, R02, R10, R13, R14) the cheapest plan that closes the gap uses a buyer's early payment or a bill, which no operation runs, so the router flags it "cannot run today"; whether the agent should propose drawing the line and asking the buyer or the owner is an open product question (NR1). The brute force is grid-bounded, so a plan both missed is invisible (U-013)</w:t>
             </w:r>
           </w:p>
         </w:tc>
@@ -8903,7 +8903,7 @@
         <w:rPr>
           <w:b/>
         </w:rPr>
-        <w:t>139 ms</w:t>
+        <w:t>60 ms</w:t>
       </w:r>
       <w:r>
         <w:rPr/>
@@ -8913,7 +8913,7 @@
         <w:rPr>
           <w:b/>
         </w:rPr>
-        <w:t>378 ms</w:t>
+        <w:t>198 ms</w:t>
       </w:r>
       <w:r>
         <w:rPr/>
@@ -8934,11 +8934,11 @@
         <w:rPr>
           <w:b/>
         </w:rPr>
-        <w:t>0.9 s</w:t>
-      </w:r>
-      <w:r>
-        <w:rPr/>
-        <w:t xml:space="preserve"> (it was 14 s before EV-07 capped the display-only search); </w:t>
+        <w:t>0.5 s</w:t>
+      </w:r>
+      <w:r>
+        <w:rPr/>
+        <w:t xml:space="preserve"> (it was 14 s before EV-07 capped the display-only search, and the EX01 evaluation fell from 3.3 s to about 0.5 to 0.9 s with the shared router searches); </w:t>
       </w:r>
       <w:r>
         <w:rPr>
@@ -8955,7 +8955,7 @@
         <w:rPr>
           <w:b/>
         </w:rPr>
-        <w:t>8 ms</w:t>
+        <w:t>7 ms</w:t>
       </w:r>
       <w:r>
         <w:rPr/>
@@ -8965,7 +8965,7 @@
         <w:rPr>
           <w:b/>
         </w:rPr>
-        <w:t>1,740 ms</w:t>
+        <w:t>540 ms</w:t>
       </w:r>
       <w:r>
         <w:rPr/>
@@ -8975,7 +8975,7 @@
         <w:rPr>
           <w:b/>
         </w:rPr>
-        <w:t>1,676 ms</w:t>
+        <w:t>497 ms</w:t>
       </w:r>
       <w:r>
         <w:rPr/>
@@ -8985,7 +8985,7 @@
         <w:rPr>
           <w:b/>
         </w:rPr>
-        <w:t>1,722 ms</w:t>
+        <w:t>532 ms</w:t>
       </w:r>
       <w:r>
         <w:rPr/>
@@ -9008,11 +9008,108 @@
         <w:rPr>
           <w:b/>
         </w:rPr>
+        <w:t>Language-boundary certification.</w:t>
+      </w:r>
+      <w:r>
+        <w:rPr/>
+        <w:t xml:space="preserve"> A separate 231-item adversarial set (</w:t>
+      </w:r>
+      <w:r>
+        <w:rPr>
+          <w:rFonts w:ascii="Courier New" w:hAnsi="Courier New"/>
+          <w:sz w:val="18"/>
+        </w:rPr>
+        <w:t>fixtures/certification/language_boundary.yaml</w:t>
+      </w:r>
+      <w:r>
+        <w:rPr/>
+        <w:t xml:space="preserve">) is scored from stored state through the real </w:t>
+      </w:r>
+      <w:r>
+        <w:rPr>
+          <w:rFonts w:ascii="Courier New" w:hAnsi="Courier New"/>
+          <w:sz w:val="18"/>
+        </w:rPr>
+        <w:t>/nl</w:t>
+      </w:r>
+      <w:r>
+        <w:rPr/>
+        <w:t xml:space="preserve"> route by </w:t>
+      </w:r>
+      <w:r>
+        <w:rPr>
+          <w:rFonts w:ascii="Courier New" w:hAnsi="Courier New"/>
+          <w:sz w:val="18"/>
+        </w:rPr>
+        <w:t>scripts/certify_language_boundary.py</w:t>
+      </w:r>
+      <w:r>
+        <w:rPr/>
+        <w:t>. Cache run (</w:t>
+      </w:r>
+      <w:r>
+        <w:rPr>
+          <w:rFonts w:ascii="Courier New" w:hAnsi="Courier New"/>
+          <w:sz w:val="18"/>
+        </w:rPr>
+        <w:t>language_boundary_cache_20261003T075236Z</w:t>
+      </w:r>
+      <w:r>
+        <w:rPr/>
+        <w:t xml:space="preserve">): 63 correct-executable, 6 read-only, 63 clarification, 98 abstention, 1 wrong-harmless, </w:t>
+      </w:r>
+      <w:r>
+        <w:rPr>
+          <w:b/>
+        </w:rPr>
+        <w:t>WRONG_MATERIAL 0</w:t>
+      </w:r>
+      <w:r>
+        <w:rPr/>
+        <w:t>; fake run (</w:t>
+      </w:r>
+      <w:r>
+        <w:rPr>
+          <w:rFonts w:ascii="Courier New" w:hAnsi="Courier New"/>
+          <w:sz w:val="18"/>
+        </w:rPr>
+        <w:t>language_boundary_fake_20261003T075307Z</w:t>
+      </w:r>
+      <w:r>
+        <w:rPr/>
+        <w:t xml:space="preserve">, scripted models through the real adapters, malformed output included): 57, 7, 76, 88, 3, </w:t>
+      </w:r>
+      <w:r>
+        <w:rPr>
+          <w:b/>
+        </w:rPr>
+        <w:t>WRONG_MATERIAL 0</w:t>
+      </w:r>
+      <w:r>
+        <w:rPr/>
+        <w:t xml:space="preserve">. The first dry run had found one real WRONG_MATERIAL (a decimal-comma rate read as 500 bp); the boundary abstentions fixed it. It certifies the deterministic boundary and the adapters' handling of bad model output; </w:t>
+      </w:r>
+      <w:r>
+        <w:rPr>
+          <w:b/>
+        </w:rPr>
+        <w:t>no real model has been run through it (the live run is pending an API key)</w:t>
+      </w:r>
+      <w:r>
+        <w:rPr/>
+        <w:t>.</w:t>
+      </w:r>
+    </w:p>
+    <w:p>
+      <w:r>
+        <w:rPr>
+          <w:b/>
+        </w:rPr>
         <w:t>Not measured.</w:t>
       </w:r>
       <w:r>
         <w:rPr/>
-        <w:t xml:space="preserve"> Handling time against a form (it needs timed human operators); a live Claude accuracy run; blind explanation tests by non-builders (E8).</w:t>
+        <w:t xml:space="preserve"> Handling time against a form (it needs timed human operators); a live Claude accuracy run and the live language-boundary certification; the concurrency suite on PostgreSQL; blind explanation tests by non-builders (E8).</w:t>
       </w:r>
     </w:p>
     <w:p>
@@ -10101,7 +10198,7 @@
     <w:p>
       <w:r>
         <w:rPr/>
-        <w:t>Each executor entry point runs as one store unit of work, so state, commitment, nonce, approval, security event and log entry commit together or not at all.</w:t>
+        <w:t>Each executor entry point runs as one store unit of work, so state, commitment, nonce, approval, security event and log entry commit together or not at all. A unit that lost a race with another writer commits nothing and runs again on the books as they now are (at most 8 times, in the executor and in the clock); a conflict that survives answers HTTP 409.</w:t>
       </w:r>
     </w:p>
     <w:p>
@@ -10806,11 +10903,11 @@
         <w:rPr>
           <w:b/>
         </w:rPr>
-        <w:t>An independent audit and three red-team rounds</w:t>
-      </w:r>
-      <w:r>
-        <w:rPr/>
-        <w:t xml:space="preserve"> (1 to 3 Oct 2026; reports under </w:t>
+        <w:t>An independent audit and five red-team rounds</w:t>
+      </w:r>
+      <w:r>
+        <w:rPr/>
+        <w:t xml:space="preserve"> (1 to 3 Oct 2026; reports and probes under </w:t>
       </w:r>
       <w:r>
         <w:rPr>
@@ -10821,7 +10918,7 @@
       </w:r>
       <w:r>
         <w:rPr/>
-        <w:t xml:space="preserve">: the principal audit and its evidence folder, </w:t>
+        <w:t xml:space="preserve">: the principal audit and its evidence folder, and </w:t>
       </w:r>
       <w:r>
         <w:rPr>
@@ -10839,7 +10936,7 @@
           <w:rFonts w:ascii="Courier New" w:hAnsi="Courier New"/>
           <w:sz w:val="18"/>
         </w:rPr>
-        <w:t>redteam-2026-10-03b</w:t>
+        <w:t>-03b</w:t>
       </w:r>
       <w:r>
         <w:rPr/>
@@ -10850,11 +10947,88 @@
           <w:rFonts w:ascii="Courier New" w:hAnsi="Courier New"/>
           <w:sz w:val="18"/>
         </w:rPr>
-        <w:t>redteam-2026-10-03c</w:t>
-      </w:r>
-      <w:r>
-        <w:rPr/>
-        <w:t>) found 13 and 13 issues, listed with their regression tests in the Security Self-Assessment (section 02). All 26 were fixed; the audit's NO-GO conclusion on autonomy dated from before those fixes, and the system remains a simulation.</w:t>
+        <w:t>-03c</w:t>
+      </w:r>
+      <w:r>
+        <w:rPr/>
+        <w:t xml:space="preserve">, </w:t>
+      </w:r>
+      <w:r>
+        <w:rPr>
+          <w:rFonts w:ascii="Courier New" w:hAnsi="Courier New"/>
+          <w:sz w:val="18"/>
+        </w:rPr>
+        <w:t>-03d</w:t>
+      </w:r>
+      <w:r>
+        <w:rPr/>
+        <w:t xml:space="preserve">, </w:t>
+      </w:r>
+      <w:r>
+        <w:rPr>
+          <w:rFonts w:ascii="Courier New" w:hAnsi="Courier New"/>
+          <w:sz w:val="18"/>
+        </w:rPr>
+        <w:t>-03e</w:t>
+      </w:r>
+      <w:r>
+        <w:rPr/>
+        <w:t>) found 13 and 26 issues (3, 7, 3, 7 and 6 in the rounds), listed with their regression tests in the Security Self-Assessment (section 02). All 39 were fixed; the owner then stopped the red-team rounds, and none is planned. The audit's NO-GO conclusion on autonomy dated from before those fixes, and the system remains a simulation.</w:t>
+      </w:r>
+    </w:p>
+    <w:p>
+      <w:r>
+        <w:rPr>
+          <w:b/>
+        </w:rPr>
+        <w:t>Concurrency, proven on SQLite.</w:t>
+      </w:r>
+      <w:r>
+        <w:rPr/>
+        <w:t xml:space="preserve"> Two worker processes on one SQLite file could double-book on the old store (16 of 20 cases of the new suite failed). The store now enforces the invariants itself: compare-and-swap on the state version and on the log head, </w:t>
+      </w:r>
+      <w:r>
+        <w:rPr>
+          <w:rFonts w:ascii="Courier New" w:hAnsi="Courier New"/>
+          <w:sz w:val="18"/>
+        </w:rPr>
+        <w:t>BEGIN IMMEDIATE</w:t>
+      </w:r>
+      <w:r>
+        <w:rPr/>
+        <w:t xml:space="preserve"> on file SQLite, the executor and the clock rerun a unit that lost a race, and a conflict that survives answers HTTP 409. </w:t>
+      </w:r>
+      <w:r>
+        <w:rPr>
+          <w:rFonts w:ascii="Courier New" w:hAnsi="Courier New"/>
+          <w:sz w:val="18"/>
+        </w:rPr>
+        <w:t>tests/concurrency/</w:t>
+      </w:r>
+      <w:r>
+        <w:rPr/>
+        <w:t xml:space="preserve"> proves eight invariants with two spawned processes, then replays the committed actions serially and requires byte-identical books. </w:t>
+      </w:r>
+      <w:r>
+        <w:rPr>
+          <w:b/>
+        </w:rPr>
+        <w:t>PostgreSQL: harness ready, run pending a database URL</w:t>
+      </w:r>
+      <w:r>
+        <w:rPr/>
+        <w:t xml:space="preserve">; until then one worker. Details: </w:t>
+      </w:r>
+      <w:r>
+        <w:rPr>
+          <w:rFonts w:ascii="Courier New" w:hAnsi="Courier New"/>
+          <w:sz w:val="18"/>
+        </w:rPr>
+        <w:t>docs/research/concurrency-certification-2026-10-03.md</w:t>
+      </w:r>
+      <w:r>
+        <w:rPr/>
+        <w:t>.</w:t>
       </w:r>
     </w:p>
     <w:tbl>
@@ -11747,7 +11921,7 @@
         <w:rPr>
           <w:b/>
         </w:rPr>
-        <w:t>4,839</w:t>
+        <w:t>5,479</w:t>
       </w:r>
       <w:r>
         <w:rPr/>
@@ -11841,7 +12015,7 @@
               <w:rPr>
                 <w:sz w:val="18"/>
               </w:rPr>
-              <w:t>egress guard</w:t>
+              <w:t>funding router</w:t>
             </w:r>
           </w:p>
         </w:tc>
@@ -11854,7 +12028,7 @@
               <w:rPr>
                 <w:sz w:val="18"/>
               </w:rPr>
-              <w:t>961</w:t>
+              <w:t>1,149</w:t>
             </w:r>
           </w:p>
         </w:tc>
@@ -11867,7 +12041,7 @@
               <w:rPr>
                 <w:sz w:val="18"/>
               </w:rPr>
-              <w:t>financial engine</w:t>
+              <w:t>alerts</w:t>
             </w:r>
           </w:p>
         </w:tc>
@@ -11880,7 +12054,7 @@
               <w:rPr>
                 <w:sz w:val="18"/>
               </w:rPr>
-              <w:t>195</w:t>
+              <w:t>76</w:t>
             </w:r>
           </w:p>
         </w:tc>
@@ -11895,7 +12069,7 @@
               <w:rPr>
                 <w:sz w:val="18"/>
               </w:rPr>
-              <w:t>funding router</w:t>
+              <w:t>egress guard</w:t>
             </w:r>
           </w:p>
         </w:tc>
@@ -11908,7 +12082,7 @@
               <w:rPr>
                 <w:sz w:val="18"/>
               </w:rPr>
-              <w:t>834</w:t>
+              <w:t>961</w:t>
             </w:r>
           </w:p>
         </w:tc>
@@ -11921,7 +12095,7 @@
               <w:rPr>
                 <w:sz w:val="18"/>
               </w:rPr>
-              <w:t>commitments</w:t>
+              <w:t>mandate</w:t>
             </w:r>
           </w:p>
         </w:tc>
@@ -11934,7 +12108,7 @@
               <w:rPr>
                 <w:sz w:val="18"/>
               </w:rPr>
-              <w:t>90</w:t>
+              <w:t>72</w:t>
             </w:r>
           </w:p>
         </w:tc>
@@ -11962,7 +12136,7 @@
               <w:rPr>
                 <w:sz w:val="18"/>
               </w:rPr>
-              <w:t>767</w:t>
+              <w:t>862</w:t>
             </w:r>
           </w:p>
         </w:tc>
@@ -11975,7 +12149,7 @@
               <w:rPr>
                 <w:sz w:val="18"/>
               </w:rPr>
-              <w:t>counterparties</w:t>
+              <w:t>api</w:t>
             </w:r>
           </w:p>
         </w:tc>
@@ -11988,7 +12162,7 @@
               <w:rPr>
                 <w:sz w:val="18"/>
               </w:rPr>
-              <w:t>76</w:t>
+              <w:t>53</w:t>
             </w:r>
           </w:p>
         </w:tc>
@@ -12016,7 +12190,7 @@
               <w:rPr>
                 <w:sz w:val="18"/>
               </w:rPr>
-              <w:t>566</w:t>
+              <w:t>625</w:t>
             </w:r>
           </w:p>
         </w:tc>
@@ -12029,7 +12203,7 @@
               <w:rPr>
                 <w:sz w:val="18"/>
               </w:rPr>
-              <w:t>persistence</w:t>
+              <w:t>capex</w:t>
             </w:r>
           </w:p>
         </w:tc>
@@ -12042,7 +12216,7 @@
               <w:rPr>
                 <w:sz w:val="18"/>
               </w:rPr>
-              <w:t>80</w:t>
+              <w:t>51</w:t>
             </w:r>
           </w:p>
         </w:tc>
@@ -12070,7 +12244,7 @@
               <w:rPr>
                 <w:sz w:val="18"/>
               </w:rPr>
-              <w:t>325</w:t>
+              <w:t>373</w:t>
             </w:r>
           </w:p>
         </w:tc>
@@ -12083,7 +12257,7 @@
               <w:rPr>
                 <w:sz w:val="18"/>
               </w:rPr>
-              <w:t>books</w:t>
+              <w:t>what-if</w:t>
             </w:r>
           </w:p>
         </w:tc>
@@ -12096,7 +12270,7 @@
               <w:rPr>
                 <w:sz w:val="18"/>
               </w:rPr>
-              <w:t>83</w:t>
+              <w:t>45</w:t>
             </w:r>
           </w:p>
         </w:tc>
@@ -12111,7 +12285,7 @@
               <w:rPr>
                 <w:sz w:val="18"/>
               </w:rPr>
-              <w:t>security (attacks, fuzzers, metrics)</w:t>
+              <w:t>verifier</w:t>
             </w:r>
           </w:p>
         </w:tc>
@@ -12124,7 +12298,7 @@
               <w:rPr>
                 <w:sz w:val="18"/>
               </w:rPr>
-              <w:t>236</w:t>
+              <w:t>258</w:t>
             </w:r>
           </w:p>
         </w:tc>
@@ -12137,7 +12311,7 @@
               <w:rPr>
                 <w:sz w:val="18"/>
               </w:rPr>
-              <w:t>mandate</w:t>
+              <w:t>certification</w:t>
             </w:r>
           </w:p>
         </w:tc>
@@ -12150,7 +12324,7 @@
               <w:rPr>
                 <w:sz w:val="18"/>
               </w:rPr>
-              <w:t>72</w:t>
+              <w:t>41</w:t>
             </w:r>
           </w:p>
         </w:tc>
@@ -12165,7 +12339,7 @@
               <w:rPr>
                 <w:sz w:val="18"/>
               </w:rPr>
-              <w:t>verifier</w:t>
+              <w:t>security (attacks, fuzzers, metrics)</w:t>
             </w:r>
           </w:p>
         </w:tc>
@@ -12178,7 +12352,7 @@
               <w:rPr>
                 <w:sz w:val="18"/>
               </w:rPr>
-              <w:t>246</w:t>
+              <w:t>236</w:t>
             </w:r>
           </w:p>
         </w:tc>
@@ -12191,7 +12365,7 @@
               <w:rPr>
                 <w:sz w:val="18"/>
               </w:rPr>
-              <w:t>alerts</w:t>
+              <w:t>covenants</w:t>
             </w:r>
           </w:p>
         </w:tc>
@@ -12204,7 +12378,7 @@
               <w:rPr>
                 <w:sz w:val="18"/>
               </w:rPr>
-              <w:t>75</w:t>
+              <w:t>38</w:t>
             </w:r>
           </w:p>
         </w:tc>
@@ -12219,7 +12393,7 @@
               <w:rPr>
                 <w:sz w:val="18"/>
               </w:rPr>
-              <w:t>capex</w:t>
+              <w:t>financial engine</w:t>
             </w:r>
           </w:p>
         </w:tc>
@@ -12232,7 +12406,7 @@
               <w:rPr>
                 <w:sz w:val="18"/>
               </w:rPr>
-              <w:t>51</w:t>
+              <w:t>195</w:t>
             </w:r>
           </w:p>
         </w:tc>
@@ -12245,7 +12419,7 @@
               <w:rPr>
                 <w:sz w:val="18"/>
               </w:rPr>
-              <w:t>what-if</w:t>
+              <w:t>concurrency</w:t>
             </w:r>
           </w:p>
         </w:tc>
@@ -12258,7 +12432,7 @@
               <w:rPr>
                 <w:sz w:val="18"/>
               </w:rPr>
-              <w:t>45</w:t>
+              <w:t>30</w:t>
             </w:r>
           </w:p>
         </w:tc>
@@ -12273,7 +12447,7 @@
               <w:rPr>
                 <w:sz w:val="18"/>
               </w:rPr>
-              <w:t>api</w:t>
+              <w:t>persistence</w:t>
             </w:r>
           </w:p>
         </w:tc>
@@ -12286,7 +12460,7 @@
               <w:rPr>
                 <w:sz w:val="18"/>
               </w:rPr>
-              <w:t>42</w:t>
+              <w:t>92</w:t>
             </w:r>
           </w:p>
         </w:tc>
@@ -12299,7 +12473,7 @@
               <w:rPr>
                 <w:sz w:val="18"/>
               </w:rPr>
-              <w:t>covenants</w:t>
+              <w:t>borrower file</w:t>
             </w:r>
           </w:p>
         </w:tc>
@@ -12312,7 +12486,7 @@
               <w:rPr>
                 <w:sz w:val="18"/>
               </w:rPr>
-              <w:t>32</w:t>
+              <w:t>29</w:t>
             </w:r>
           </w:p>
         </w:tc>
@@ -12327,7 +12501,7 @@
               <w:rPr>
                 <w:sz w:val="18"/>
               </w:rPr>
-              <w:t>borrower file</w:t>
+              <w:t>commitments</w:t>
             </w:r>
           </w:p>
         </w:tc>
@@ -12340,7 +12514,7 @@
               <w:rPr>
                 <w:sz w:val="18"/>
               </w:rPr>
-              <w:t>29</w:t>
+              <w:t>90</w:t>
             </w:r>
           </w:p>
         </w:tc>
@@ -12366,7 +12540,7 @@
               <w:rPr>
                 <w:sz w:val="18"/>
               </w:rPr>
-              <w:t>18</w:t>
+              <w:t>24</w:t>
             </w:r>
           </w:p>
         </w:tc>
@@ -12381,7 +12555,7 @@
               <w:rPr>
                 <w:sz w:val="18"/>
               </w:rPr>
-              <w:t>money and fixtures</w:t>
+              <w:t>books</w:t>
             </w:r>
           </w:p>
         </w:tc>
@@ -12394,7 +12568,7 @@
               <w:rPr>
                 <w:sz w:val="18"/>
               </w:rPr>
-              <w:t>11</w:t>
+              <w:t>83</w:t>
             </w:r>
           </w:p>
         </w:tc>
@@ -12407,7 +12581,7 @@
               <w:rPr>
                 <w:sz w:val="18"/>
               </w:rPr>
-              <w:t>clock</w:t>
+              <w:t>money and fixtures</w:t>
             </w:r>
           </w:p>
         </w:tc>
@@ -12420,7 +12594,61 @@
               <w:rPr>
                 <w:sz w:val="18"/>
               </w:rPr>
-              <w:t>5</w:t>
+              <w:t>11</w:t>
+            </w:r>
+          </w:p>
+        </w:tc>
+      </w:tr>
+      <w:tr>
+        <w:tc>
+          <w:tcPr>
+            <w:tcW w:type="dxa" w:w="2469"/>
+          </w:tcPr>
+          <w:p>
+            <w:r>
+              <w:rPr>
+                <w:sz w:val="18"/>
+              </w:rPr>
+              <w:t>counterparties</w:t>
+            </w:r>
+          </w:p>
+        </w:tc>
+        <w:tc>
+          <w:tcPr>
+            <w:tcW w:type="dxa" w:w="2469"/>
+          </w:tcPr>
+          <w:p>
+            <w:r>
+              <w:rPr>
+                <w:sz w:val="18"/>
+              </w:rPr>
+              <w:t>76</w:t>
+            </w:r>
+          </w:p>
+        </w:tc>
+        <w:tc>
+          <w:tcPr>
+            <w:tcW w:type="dxa" w:w="2469"/>
+          </w:tcPr>
+          <w:p>
+            <w:r>
+              <w:rPr>
+                <w:sz w:val="18"/>
+              </w:rPr>
+              <w:t>clock</w:t>
+            </w:r>
+          </w:p>
+        </w:tc>
+        <w:tc>
+          <w:tcPr>
+            <w:tcW w:type="dxa" w:w="2469"/>
+          </w:tcPr>
+          <w:p>
+            <w:r>
+              <w:rPr>
+                <w:sz w:val="18"/>
+              </w:rPr>
+              <w:t>9</w:t>
             </w:r>
           </w:p>
         </w:tc>
@@ -12447,43 +12675,98 @@
           <w:rFonts w:ascii="Courier New" w:hAnsi="Courier New"/>
           <w:sz w:val="18"/>
         </w:rPr>
-        <w:t>SKIP_PERF_BENCH=1 uv run pytest</w:t>
-      </w:r>
-      <w:r>
-        <w:rPr/>
-        <w:t xml:space="preserve">, Windows, 3 Oct 2026): </w:t>
-      </w:r>
-      <w:r>
-        <w:rPr>
-          <w:b/>
-        </w:rPr>
-        <w:t>4,817 passed, 22 skipped, 0 failed</w:t>
-      </w:r>
-      <w:r>
-        <w:rPr/>
-        <w:t>, run as two sequential chunks that together cover every test directory (6 min 0 s and 11 min 12 s). The 22 skips are 7 router latency benchmarks (</w:t>
+        <w:t>SKIP_PERF_BENCH=1 uv run pytest -o addopts= -q -p no:cacheprovider</w:t>
+      </w:r>
+      <w:r>
+        <w:rPr/>
+        <w:t xml:space="preserve">, Windows, 3 Oct 2026, </w:t>
       </w:r>
       <w:r>
         <w:rPr>
           <w:rFonts w:ascii="Courier New" w:hAnsi="Courier New"/>
           <w:sz w:val="18"/>
         </w:rPr>
-        <w:t>SKIP_PERF_BENCH=1</w:t>
-      </w:r>
-      <w:r>
-        <w:rPr/>
-        <w:t xml:space="preserve">; their targets were set on another machine), 14 exhaustive router differential cases that run only with </w:t>
+        <w:t>dev</w:t>
+      </w:r>
+      <w:r>
+        <w:rPr/>
+        <w:t xml:space="preserve"> at </w:t>
       </w:r>
       <w:r>
         <w:rPr>
           <w:rFonts w:ascii="Courier New" w:hAnsi="Courier New"/>
           <w:sz w:val="18"/>
         </w:rPr>
+        <w:t>db097e0</w:t>
+      </w:r>
+      <w:r>
+        <w:rPr/>
+        <w:t xml:space="preserve">): </w:t>
+      </w:r>
+      <w:r>
+        <w:rPr>
+          <w:b/>
+        </w:rPr>
+        <w:t>5,446 passed, 33 skipped, 0 failed</w:t>
+      </w:r>
+      <w:r>
+        <w:rPr/>
+        <w:t xml:space="preserve">, run as two sequential chunks that together cover every test directory (chunk A 7 min 50 s, chunk B 6 min 3 s; chunk A is </w:t>
+      </w:r>
+      <w:r>
+        <w:rPr>
+          <w:rFonts w:ascii="Courier New" w:hAnsi="Courier New"/>
+          <w:sz w:val="18"/>
+        </w:rPr>
+        <w:t>tests/alerts tests/api tests/books tests/borrower_file tests/capex tests/clock tests/commitments tests/compiler tests/counterparties tests/covenants tests/egress tests/evals tests/financial tests/funding</w:t>
+      </w:r>
+      <w:r>
+        <w:rPr/>
+        <w:t xml:space="preserve">, chunk B is </w:t>
+      </w:r>
+      <w:r>
+        <w:rPr>
+          <w:rFonts w:ascii="Courier New" w:hAnsi="Courier New"/>
+          <w:sz w:val="18"/>
+        </w:rPr>
+        <w:t>tests/mandate tests/nl tests/operations tests/persistence tests/security tests/verifier tests/whatif tests/concurrency tests/certification tests/test_fixtures.py tests/test_money.py</w:t>
+      </w:r>
+      <w:r>
+        <w:rPr/>
+        <w:t>). The skips are 7 router latency benchmarks (</w:t>
+      </w:r>
+      <w:r>
+        <w:rPr>
+          <w:rFonts w:ascii="Courier New" w:hAnsi="Courier New"/>
+          <w:sz w:val="18"/>
+        </w:rPr>
+        <w:t>SKIP_PERF_BENCH=1</w:t>
+      </w:r>
+      <w:r>
+        <w:rPr/>
+        <w:t xml:space="preserve">; their targets were set on another machine), 15 exhaustive router differential cases that run only with </w:t>
+      </w:r>
+      <w:r>
+        <w:rPr>
+          <w:rFonts w:ascii="Courier New" w:hAnsi="Courier New"/>
+          <w:sz w:val="18"/>
+        </w:rPr>
         <w:t>ROUTER_DIFF_FULL=1</w:t>
       </w:r>
       <w:r>
         <w:rPr/>
-        <w:t>, and the SQL variant of a corrupted-row test, which the attack catalogue covers (FR-12c). The run uses the recorded-output cache and an in-memory store; live-model mode was not tested, so the 3 Oct rewrites have not been run against live Claude (uncertainty debt U-001).</w:t>
+        <w:t xml:space="preserve">, 10 PostgreSQL concurrency cases that need </w:t>
+      </w:r>
+      <w:r>
+        <w:rPr>
+          <w:rFonts w:ascii="Courier New" w:hAnsi="Courier New"/>
+          <w:sz w:val="18"/>
+        </w:rPr>
+        <w:t>TERMSLEDGER_TEST_DATABASE_URL</w:t>
+      </w:r>
+      <w:r>
+        <w:rPr/>
+        <w:t>, and the SQL variant of a corrupted-row test, which the attack catalogue covers (FR-12c). The run uses the recorded-output cache and an in-memory store, and the concurrency suite ran on SQLite only; live-model mode was not tested and PostgreSQL was not run (uncertainty debt U-001, U-002).</w:t>
       </w:r>
     </w:p>
     <w:p>
@@ -12506,7 +12789,7 @@
       </w:r>
       <w:r>
         <w:rPr/>
-        <w:t xml:space="preserve">, as recorded in </w:t>
+        <w:t xml:space="preserve">; the last counts recorded in </w:t>
       </w:r>
       <w:r>
         <w:rPr>
@@ -12517,7 +12800,7 @@
       </w:r>
       <w:r>
         <w:rPr/>
-        <w:t xml:space="preserve"> on 3 Oct 2026): the mock-mode Playwright run passes </w:t>
+        <w:t xml:space="preserve">, before the later figure changes, and the web refresh is in progress): the mock-mode Playwright run passed </w:t>
       </w:r>
       <w:r>
         <w:rPr>
@@ -12750,7 +13033,7 @@
       </w:r>
       <w:r>
         <w:rPr/>
-        <w:t xml:space="preserve"> (Security Self-Assessment, section 04): single-operator key custody (R-2), the Tier-1 blast radius of a compromised agent (R-3), the trusted in-process actor (R-5), and the medium items found through chat (threshold probing S5 by a buyer with its key, the agent key reading status and alerts through chat S9). Channel authentication (R-4) and the plan binding of "go ahead" (R-12) were fixed on 3 Oct; the open operational rows (a multi-leg plan is not one transaction, a bank event without a reference is identified by its key only, no cap on unauthenticated intake, one worker only) are R-15. The hash chain is internally checkable only: its head is not anchored outside the system (audit S8), and head hashes differ from run to run. The Postgres append-only triggers have not run against a live Postgres in CI (F-11), and </w:t>
+        <w:t xml:space="preserve"> (Security Self-Assessment, section 04): single-operator key custody (R-2), the Tier-1 blast radius of a compromised agent (R-3), the trusted in-process actor (R-5), and the medium items found through chat (threshold probing S5 by a buyer with its key, the agent key reading status and alerts through chat S9). Channel authentication (R-4) and the plan binding of "go ahead" (R-12) were fixed on 3 Oct; the open operational rows (a multi-leg plan is not one transaction, a bank event without a reference is identified by its key only, no cap on unauthenticated intake, concurrency proven on SQLite but not PostgreSQL so one worker only, the live-model certification not run) are R-15. The hash chain is internally checkable only: its head is not anchored outside the system (audit S8), and head hashes differ from run to run. The Postgres append-only triggers have not run against a live Postgres in CI (F-11), and </w:t>
       </w:r>
       <w:r>
         <w:rPr>
@@ -12954,7 +13237,26 @@
       </w:r>
       <w:r>
         <w:rPr/>
-        <w:t xml:space="preserve"> The demo, the evidence and the evaluation tables use cache mode (recorded model outputs, an in-memory store); the only live accuracy run is the DeepSeek held-out-3 row. Live-model mode was not exercised for the 1 Oct and 3 Oct 2026 changes (the clock, the opener, the new chat intents, the consent grammar, the buyer channel key).</w:t>
+        <w:t xml:space="preserve"> The demo, the evidence and the evaluation tables use cache mode (recorded model outputs, an in-memory store); the only live accuracy run is the DeepSeek held-out-3 row. Live-model mode was not exercised for the 1 Oct and 3 Oct 2026 changes (the clock, the opener, the new chat intents, the consent grammar, the buyer channel key). The language-boundary certification harness is built and passes on recorded and scripted models; the live run is pending a key.</w:t>
+      </w:r>
+    </w:p>
+    <w:p>
+      <w:pPr>
+        <w:pStyle w:val="ListBullet2"/>
+        <w:tabs>
+          <w:tab w:pos="792" w:val="left"/>
+        </w:tabs>
+        <w:ind w:left="792" w:hanging="288"/>
+      </w:pPr>
+      <w:r>
+        <w:rPr>
+          <w:b/>
+        </w:rPr>
+        <w:t>PostgreSQL is not exercised.</w:t>
+      </w:r>
+      <w:r>
+        <w:rPr/>
+        <w:t xml:space="preserve"> The concurrency invariants are proven on SQLite with two processes; the same suite runs on PostgreSQL once a database URL is supplied, and until then the deployment should run one worker.</w:t>
       </w:r>
     </w:p>
     <w:sectPr>

--- a/docs/deliverables/out/Technical_Document.docx
+++ b/docs/deliverables/out/Technical_Document.docx
@@ -2040,7 +2040,7 @@
               <w:rPr>
                 <w:sz w:val="18"/>
               </w:rPr>
-              <w:t>Turns buyer offers and lender term sheets into typed obligations or facility terms. Every obligation carries a span that must match the document exactly; otherwise the field is abstained. A zh + en rules grammar flags authority claims, data requests and unknown lenders. The coverage proof (</w:t>
+              <w:t>Turns buyer offers and lender term sheets or agreements into typed obligations or facility terms, and a signed buyer contract into a reading of 18 fields, each with its clause. Every obligation and term carries a span that must match the document exactly; otherwise the field is abstained or left blank. A zh + en rules grammar flags authority claims, data requests and unknown lenders. The coverage proof (</w:t>
             </w:r>
             <w:r>
               <w:rPr>
@@ -2555,6 +2555,32 @@
               <w:rPr>
                 <w:sz w:val="18"/>
               </w:rPr>
+              <w:t xml:space="preserve">, </w:t>
+            </w:r>
+            <w:r>
+              <w:rPr>
+                <w:rFonts w:ascii="Courier New" w:hAnsi="Courier New"/>
+                <w:sz w:val="18"/>
+              </w:rPr>
+              <w:t>0004_approval_decided_day</w:t>
+            </w:r>
+            <w:r>
+              <w:rPr>
+                <w:sz w:val="18"/>
+              </w:rPr>
+              <w:t xml:space="preserve">, </w:t>
+            </w:r>
+            <w:r>
+              <w:rPr>
+                <w:rFonts w:ascii="Courier New" w:hAnsi="Courier New"/>
+                <w:sz w:val="18"/>
+              </w:rPr>
+              <w:t>0005_contract_records</w:t>
+            </w:r>
+            <w:r>
+              <w:rPr>
+                <w:sz w:val="18"/>
+              </w:rPr>
               <w:t xml:space="preserve">) and </w:t>
             </w:r>
             <w:r>
@@ -2879,7 +2905,33 @@
                 <w:rFonts w:ascii="Courier New" w:hAnsi="Courier New"/>
                 <w:sz w:val="18"/>
               </w:rPr>
-              <w:t>api/</w:t>
+              <w:t>ingest/</w:t>
+            </w:r>
+            <w:r>
+              <w:rPr>
+                <w:sz w:val="18"/>
+              </w:rPr>
+              <w:t xml:space="preserve">, </w:t>
+            </w:r>
+            <w:r>
+              <w:rPr>
+                <w:rFonts w:ascii="Courier New" w:hAnsi="Courier New"/>
+                <w:sz w:val="18"/>
+              </w:rPr>
+              <w:t>contracts/</w:t>
+            </w:r>
+            <w:r>
+              <w:rPr>
+                <w:sz w:val="18"/>
+              </w:rPr>
+              <w:t xml:space="preserve">, </w:t>
+            </w:r>
+            <w:r>
+              <w:rPr>
+                <w:rFonts w:ascii="Courier New" w:hAnsi="Courier New"/>
+                <w:sz w:val="18"/>
+              </w:rPr>
+              <w:t>deals/</w:t>
             </w:r>
           </w:p>
         </w:tc>
@@ -2892,7 +2944,7 @@
               <w:rPr>
                 <w:sz w:val="18"/>
               </w:rPr>
-              <w:t>FastAPI routers, dependency wiring and authentication (owner token, agent key, bank-feed key)</w:t>
+              <w:t>Contract ingestion: text from a Word file or a PDF with a text layer (scans refused); a contract record per uploaded document (the reading, its flags, the hash of the text, PROPOSED until the owner confirms or rejects it); the deal card, which sets a confirmed contract beside the live books. A document never writes the books</w:t>
             </w:r>
           </w:p>
         </w:tc>
@@ -2905,7 +2957,7 @@
               <w:rPr>
                 <w:sz w:val="18"/>
               </w:rPr>
-              <w:t>Trust boundary</w:t>
+              <w:t>Trusted, deterministic; the reading inside is untrusted model output</w:t>
             </w:r>
           </w:p>
         </w:tc>
@@ -2921,7 +2973,7 @@
                 <w:rFonts w:ascii="Courier New" w:hAnsi="Courier New"/>
                 <w:sz w:val="18"/>
               </w:rPr>
-              <w:t>apps/web</w:t>
+              <w:t>api/</w:t>
             </w:r>
           </w:p>
         </w:tc>
@@ -2934,6 +2986,48 @@
               <w:rPr>
                 <w:sz w:val="18"/>
               </w:rPr>
+              <w:t>FastAPI routers, dependency wiring and authentication (owner token, agent key, bank-feed key)</w:t>
+            </w:r>
+          </w:p>
+        </w:tc>
+        <w:tc>
+          <w:tcPr>
+            <w:tcW w:type="dxa" w:w="3293"/>
+          </w:tcPr>
+          <w:p>
+            <w:r>
+              <w:rPr>
+                <w:sz w:val="18"/>
+              </w:rPr>
+              <w:t>Trust boundary</w:t>
+            </w:r>
+          </w:p>
+        </w:tc>
+      </w:tr>
+      <w:tr>
+        <w:tc>
+          <w:tcPr>
+            <w:tcW w:type="dxa" w:w="3293"/>
+          </w:tcPr>
+          <w:p>
+            <w:r>
+              <w:rPr>
+                <w:rFonts w:ascii="Courier New" w:hAnsi="Courier New"/>
+                <w:sz w:val="18"/>
+              </w:rPr>
+              <w:t>apps/web</w:t>
+            </w:r>
+          </w:p>
+        </w:tc>
+        <w:tc>
+          <w:tcPr>
+            <w:tcW w:type="dxa" w:w="3293"/>
+          </w:tcPr>
+          <w:p>
+            <w:r>
+              <w:rPr>
+                <w:sz w:val="18"/>
+              </w:rPr>
               <w:t xml:space="preserve">Next.js screens: the owner home at </w:t>
             </w:r>
             <w:r>
@@ -2947,7 +3041,7 @@
               <w:rPr>
                 <w:sz w:val="18"/>
               </w:rPr>
-              <w:t xml:space="preserve"> (the day and a demo clock control, the agent's opener with a Go ahead button, position, approvals waiting, alerts with "Let the agent fix this", recent agent actions), Mandate, Inbox, Trajectory, Funding, Verdict (with the autonomy-proof panel, also shown in chat), Capex, Ledger, Approvals (an approval card for each queued item: the operation, the reason and the terms), Security, Evidence, Alerts, Reconciliation and What-if; a </w:t>
+              <w:t xml:space="preserve"> (the day and a demo clock control, the agent's opener with a Go ahead button, position, the deal card and the documents the agent has read, approvals waiting, alerts with "Let the agent fix this", recent agent actions), Mandate, Inbox, Documents (upload, the review screen with every clause highlighted beside its term, confirm or reject), Trajectory, Funding, Verdict (with the autonomy-proof panel, also shown in chat), Capex, Ledger, Approvals (an approval card for each queued item: the operation, the reason and the terms), Security, Evidence, Alerts, Reconciliation and What-if; a </w:t>
             </w:r>
             <w:r>
               <w:rPr>
@@ -3152,7 +3246,7 @@
       </w:r>
       <w:r>
         <w:rPr/>
-        <w:t xml:space="preserve"> The model is used only to (a) compile offers and term sheets into a strict JSON schema and (b) optionally classify an </w:t>
+        <w:t xml:space="preserve"> The model is used only to (a) compile offers, term sheets and contracts into a strict JSON schema and (b) optionally classify an </w:t>
       </w:r>
       <w:r>
         <w:rPr>
@@ -3974,6 +4068,126 @@
           </w:p>
         </w:tc>
       </w:tr>
+      <w:tr>
+        <w:tc>
+          <w:tcPr>
+            <w:tcW w:type="dxa" w:w="4939"/>
+          </w:tcPr>
+          <w:p>
+            <w:r>
+              <w:rPr>
+                <w:sz w:val="18"/>
+              </w:rPr>
+              <w:t>Contracts (owner token)</w:t>
+            </w:r>
+          </w:p>
+        </w:tc>
+        <w:tc>
+          <w:tcPr>
+            <w:tcW w:type="dxa" w:w="4939"/>
+          </w:tcPr>
+          <w:p>
+            <w:r>
+              <w:rPr>
+                <w:rFonts w:ascii="Courier New" w:hAnsi="Courier New"/>
+                <w:sz w:val="18"/>
+              </w:rPr>
+              <w:t>POST /documents</w:t>
+            </w:r>
+            <w:r>
+              <w:rPr>
+                <w:sz w:val="18"/>
+              </w:rPr>
+              <w:t xml:space="preserve"> (a demo document, an upload or pasted text), </w:t>
+            </w:r>
+            <w:r>
+              <w:rPr>
+                <w:rFonts w:ascii="Courier New" w:hAnsi="Courier New"/>
+                <w:sz w:val="18"/>
+              </w:rPr>
+              <w:t>GET /documents</w:t>
+            </w:r>
+            <w:r>
+              <w:rPr>
+                <w:sz w:val="18"/>
+              </w:rPr>
+              <w:t xml:space="preserve">, </w:t>
+            </w:r>
+            <w:r>
+              <w:rPr>
+                <w:rFonts w:ascii="Courier New" w:hAnsi="Courier New"/>
+                <w:sz w:val="18"/>
+              </w:rPr>
+              <w:t>GET /documents/{id}</w:t>
+            </w:r>
+            <w:r>
+              <w:rPr>
+                <w:sz w:val="18"/>
+              </w:rPr>
+              <w:t xml:space="preserve">, </w:t>
+            </w:r>
+            <w:r>
+              <w:rPr>
+                <w:rFonts w:ascii="Courier New" w:hAnsi="Courier New"/>
+                <w:sz w:val="18"/>
+              </w:rPr>
+              <w:t>POST /documents/{id}/confirm</w:t>
+            </w:r>
+            <w:r>
+              <w:rPr>
+                <w:sz w:val="18"/>
+              </w:rPr>
+              <w:t xml:space="preserve">, </w:t>
+            </w:r>
+            <w:r>
+              <w:rPr>
+                <w:rFonts w:ascii="Courier New" w:hAnsi="Courier New"/>
+                <w:sz w:val="18"/>
+              </w:rPr>
+              <w:t>POST /documents/{id}/reject</w:t>
+            </w:r>
+            <w:r>
+              <w:rPr>
+                <w:sz w:val="18"/>
+              </w:rPr>
+              <w:t xml:space="preserve">, </w:t>
+            </w:r>
+            <w:r>
+              <w:rPr>
+                <w:rFonts w:ascii="Courier New" w:hAnsi="Courier New"/>
+                <w:sz w:val="18"/>
+              </w:rPr>
+              <w:t>GET /deals</w:t>
+            </w:r>
+            <w:r>
+              <w:rPr>
+                <w:sz w:val="18"/>
+              </w:rPr>
+              <w:t xml:space="preserve">, </w:t>
+            </w:r>
+            <w:r>
+              <w:rPr>
+                <w:rFonts w:ascii="Courier New" w:hAnsi="Courier New"/>
+                <w:sz w:val="18"/>
+              </w:rPr>
+              <w:t>GET /deals/{buyer}</w:t>
+            </w:r>
+            <w:r>
+              <w:rPr>
+                <w:sz w:val="18"/>
+              </w:rPr>
+              <w:t xml:space="preserve">, </w:t>
+            </w:r>
+            <w:r>
+              <w:rPr>
+                <w:rFonts w:ascii="Courier New" w:hAnsi="Courier New"/>
+                <w:sz w:val="18"/>
+              </w:rPr>
+              <w:t>GET /fixtures/contracts</w:t>
+            </w:r>
+          </w:p>
+        </w:tc>
+      </w:tr>
     </w:tbl>
     <w:p>
       <w:pPr>
@@ -4046,32 +4260,7 @@
       </w:pPr>
       <w:r>
         <w:rPr/>
-        <w:t>the Tier-3 kinds SIGN_PERSONAL_GUARANTEE, PLEDGE_COLLATERAL, ISSUE_EQUITY and CHANGE_MANDATE, which exist only to be refused.</w:t>
-      </w:r>
-    </w:p>
-    <w:p>
-      <w:r>
-        <w:rPr/>
-        <w:t>No operation has a payee or account field. A request for a transfer to a third party (</w:t>
-      </w:r>
-      <w:r>
-        <w:rPr>
-          <w:rFonts w:ascii="Courier New" w:hAnsi="Courier New"/>
-          <w:sz w:val="18"/>
-        </w:rPr>
-        <w:t>TRANSFER_FUNDS</w:t>
-      </w:r>
-      <w:r>
-        <w:rPr/>
-        <w:t>) is rejected as an unknown kind.</w:t>
-      </w:r>
-    </w:p>
-    <w:p>
-      <w:r>
-        <w:rPr>
-          <w:b/>
-        </w:rPr>
-        <w:t>Data sources (all synthetic).</w:t>
+        <w:t>the Tier-3 kinds SIGN_PERSONAL_GUARANTEE, PLEDGE_COLLATERAL, ISSUE_EQUITY and CHANGE_MANDATE, which exist only to be refused;</w:t>
       </w:r>
     </w:p>
     <w:p>
@@ -4083,15 +4272,33 @@
         <w:ind w:left="792" w:hanging="288"/>
       </w:pPr>
       <w:r>
+        <w:rPr/>
+        <w:t>CONFIRM_DOCUMENT and REJECT_DOCUMENT: the owner's decision on the agent's reading of a contract or lender agreement, bound to the hash of the text, logged on the chain, with no effect on the books.</w:t>
+      </w:r>
+    </w:p>
+    <w:p>
+      <w:r>
+        <w:rPr/>
+        <w:t>No operation has a payee or account field. A request for a transfer to a third party (</w:t>
+      </w:r>
+      <w:r>
         <w:rPr>
           <w:rFonts w:ascii="Courier New" w:hAnsi="Courier New"/>
           <w:sz w:val="18"/>
         </w:rPr>
-        <w:t>fixtures/scenarios/golden_sme.json</w:t>
-      </w:r>
-      <w:r>
-        <w:rPr/>
-        <w:t>: the supplier's state. Cash ¥400,000; payroll ¥340,000 on day 12; supplier payment ¥120,000 on day 20; the existing equipment loan's ¥45,000 payment on day 30 and every 30 days after (it leaves cash); Receivable A ¥420,000 due on day 32; the funding menu below.</w:t>
+        <w:t>TRANSFER_FUNDS</w:t>
+      </w:r>
+      <w:r>
+        <w:rPr/>
+        <w:t>) is rejected as an unknown kind.</w:t>
+      </w:r>
+    </w:p>
+    <w:p>
+      <w:r>
+        <w:rPr>
+          <w:b/>
+        </w:rPr>
+        <w:t>Data sources (all synthetic).</w:t>
       </w:r>
     </w:p>
     <w:p>
@@ -4107,21 +4314,11 @@
           <w:rFonts w:ascii="Courier New" w:hAnsi="Courier New"/>
           <w:sz w:val="18"/>
         </w:rPr>
-        <w:t>fixtures/scenarios/golden_sme.mandate.signed.json</w:t>
-      </w:r>
-      <w:r>
-        <w:rPr/>
-        <w:t xml:space="preserve">: mandate v1, signed with a </w:t>
-      </w:r>
-      <w:r>
-        <w:rPr>
-          <w:b/>
-        </w:rPr>
-        <w:t>published demo key</w:t>
-      </w:r>
-      <w:r>
-        <w:rPr/>
-        <w:t xml:space="preserve"> labelled DEMO ONLY. Floor ¥300,000; aggregate forward-concession cap ¥5,000; DSCR at least 1.25×; leverage at most 2.5×; Tier-2 threshold ¥100,000 per commitment.</w:t>
+        <w:t>fixtures/scenarios/golden_sme.json</w:t>
+      </w:r>
+      <w:r>
+        <w:rPr/>
+        <w:t>: the supplier's state. Cash ¥400,000; payroll ¥340,000 on day 12; supplier payment ¥120,000 on day 20; the existing equipment loan's ¥45,000 payment on day 30 and every 30 days after (it leaves cash); Receivable A ¥420,000 due on day 32; the funding menu below.</w:t>
       </w:r>
     </w:p>
     <w:p>
@@ -4137,11 +4334,21 @@
           <w:rFonts w:ascii="Courier New" w:hAnsi="Courier New"/>
           <w:sz w:val="18"/>
         </w:rPr>
-        <w:t>fixtures/offers/offers.yaml</w:t>
-      </w:r>
-      <w:r>
-        <w:rPr/>
-        <w:t>: the 12 worked examples of spec v2 §8, a reworded EX01, and the FastCapital security message.</w:t>
+        <w:t>fixtures/scenarios/golden_sme.mandate.signed.json</w:t>
+      </w:r>
+      <w:r>
+        <w:rPr/>
+        <w:t xml:space="preserve">: mandate v1, signed with a </w:t>
+      </w:r>
+      <w:r>
+        <w:rPr>
+          <w:b/>
+        </w:rPr>
+        <w:t>published demo key</w:t>
+      </w:r>
+      <w:r>
+        <w:rPr/>
+        <w:t xml:space="preserve"> labelled DEMO ONLY. Floor ¥300,000; aggregate forward-concession cap ¥5,000; DSCR at least 1.25×; leverage at most 2.5×; Tier-2 threshold ¥100,000 per commitment.</w:t>
       </w:r>
     </w:p>
     <w:p>
@@ -4157,33 +4364,11 @@
           <w:rFonts w:ascii="Courier New" w:hAnsi="Courier New"/>
           <w:sz w:val="18"/>
         </w:rPr>
-        <w:t>fixtures/heldout/</w:t>
-      </w:r>
-      <w:r>
-        <w:rPr/>
-        <w:t xml:space="preserve">, </w:t>
-      </w:r>
-      <w:r>
-        <w:rPr>
-          <w:rFonts w:ascii="Courier New" w:hAnsi="Courier New"/>
-          <w:sz w:val="18"/>
-        </w:rPr>
-        <w:t>fixtures/heldout2/</w:t>
-      </w:r>
-      <w:r>
-        <w:rPr/>
-        <w:t xml:space="preserve">, </w:t>
-      </w:r>
-      <w:r>
-        <w:rPr>
-          <w:rFonts w:ascii="Courier New" w:hAnsi="Courier New"/>
-          <w:sz w:val="18"/>
-        </w:rPr>
-        <w:t>fixtures/heldout3/</w:t>
-      </w:r>
-      <w:r>
-        <w:rPr/>
-        <w:t>: three held-out evaluation sets of buyer messages and owner utterances (section 03).</w:t>
+        <w:t>fixtures/offers/offers.yaml</w:t>
+      </w:r>
+      <w:r>
+        <w:rPr/>
+        <w:t>: the 12 worked examples of spec v2 §8, a reworded EX01, and the FastCapital security message.</w:t>
       </w:r>
     </w:p>
     <w:p>
@@ -4199,11 +4384,33 @@
           <w:rFonts w:ascii="Courier New" w:hAnsi="Courier New"/>
           <w:sz w:val="18"/>
         </w:rPr>
-        <w:t>fixtures/counterparties/</w:t>
-      </w:r>
-      <w:r>
-        <w:rPr/>
-        <w:t>: buyer profiles with hidden reservations.</w:t>
+        <w:t>fixtures/heldout/</w:t>
+      </w:r>
+      <w:r>
+        <w:rPr/>
+        <w:t xml:space="preserve">, </w:t>
+      </w:r>
+      <w:r>
+        <w:rPr>
+          <w:rFonts w:ascii="Courier New" w:hAnsi="Courier New"/>
+          <w:sz w:val="18"/>
+        </w:rPr>
+        <w:t>fixtures/heldout2/</w:t>
+      </w:r>
+      <w:r>
+        <w:rPr/>
+        <w:t xml:space="preserve">, </w:t>
+      </w:r>
+      <w:r>
+        <w:rPr>
+          <w:rFonts w:ascii="Courier New" w:hAnsi="Courier New"/>
+          <w:sz w:val="18"/>
+        </w:rPr>
+        <w:t>fixtures/heldout3/</w:t>
+      </w:r>
+      <w:r>
+        <w:rPr/>
+        <w:t>: three held-out evaluation sets of buyer messages and owner utterances (section 03).</w:t>
       </w:r>
     </w:p>
     <w:p>
@@ -4219,11 +4426,11 @@
           <w:rFonts w:ascii="Courier New" w:hAnsi="Courier New"/>
           <w:sz w:val="18"/>
         </w:rPr>
-        <w:t>fixtures/golden/</w:t>
-      </w:r>
-      <w:r>
-        <w:rPr/>
-        <w:t>: the independent oracle and its golden values.</w:t>
+        <w:t>fixtures/counterparties/</w:t>
+      </w:r>
+      <w:r>
+        <w:rPr/>
+        <w:t>: buyer profiles with hidden reservations.</w:t>
       </w:r>
     </w:p>
     <w:p>
@@ -4239,11 +4446,62 @@
           <w:rFonts w:ascii="Courier New" w:hAnsi="Courier New"/>
           <w:sz w:val="18"/>
         </w:rPr>
+        <w:t>fixtures/golden/</w:t>
+      </w:r>
+      <w:r>
+        <w:rPr/>
+        <w:t>: the independent oracle and its golden values.</w:t>
+      </w:r>
+    </w:p>
+    <w:p>
+      <w:pPr>
+        <w:pStyle w:val="ListBullet2"/>
+        <w:tabs>
+          <w:tab w:pos="792" w:val="left"/>
+        </w:tabs>
+        <w:ind w:left="792" w:hanging="288"/>
+      </w:pPr>
+      <w:r>
+        <w:rPr>
+          <w:rFonts w:ascii="Courier New" w:hAnsi="Courier New"/>
+          <w:sz w:val="18"/>
+        </w:rPr>
+        <w:t>fixtures/contracts/</w:t>
+      </w:r>
+      <w:r>
+        <w:rPr/>
+        <w:t xml:space="preserve">: three synthetic demo documents written to match the golden books (the supply agreement FHR-2026-07 with Foshan Home Retail, the credit line agreement and the invoice financing agreement), each as Markdown, Word and PDF. </w:t>
+      </w:r>
+      <w:r>
+        <w:rPr>
+          <w:rFonts w:ascii="Courier New" w:hAnsi="Courier New"/>
+          <w:sz w:val="18"/>
+        </w:rPr>
+        <w:t>fixtures/contracts_heldout/</w:t>
+      </w:r>
+      <w:r>
+        <w:rPr/>
+        <w:t xml:space="preserve"> holds the protocol and the empty label file of the held-out contract set, which is pending.</w:t>
+      </w:r>
+    </w:p>
+    <w:p>
+      <w:pPr>
+        <w:pStyle w:val="ListBullet2"/>
+        <w:tabs>
+          <w:tab w:pos="792" w:val="left"/>
+        </w:tabs>
+        <w:ind w:left="792" w:hanging="288"/>
+      </w:pPr>
+      <w:r>
+        <w:rPr>
+          <w:rFonts w:ascii="Courier New" w:hAnsi="Courier New"/>
+          <w:sz w:val="18"/>
+        </w:rPr>
         <w:t>services/api/evals/security/attacks.yaml</w:t>
       </w:r>
       <w:r>
         <w:rPr/>
-        <w:t xml:space="preserve">: 122 attacks through the API; the 133 chat attacks are run through </w:t>
+        <w:t xml:space="preserve">: 126 attacks through the API; the 133 chat attacks are run through </w:t>
       </w:r>
       <w:r>
         <w:rPr>
@@ -10008,6 +10266,18 @@
         <w:rPr>
           <w:b/>
         </w:rPr>
+        <w:t>Contract documents.</w:t>
+      </w:r>
+      <w:r>
+        <w:rPr/>
+        <w:t xml:space="preserve"> The agent's reading of an uploaded contract counts only once the owner confirms it, and confirming changes no books. CONFIRM_DOCUMENT and REJECT_DOCUMENT are owner-only (any other caller is refused and logged as privilege escalation), bound to the SHA-256 of the exact text the owner reviewed, made once, and refused for a document that carries text addressed to the agent.</w:t>
+      </w:r>
+    </w:p>
+    <w:p>
+      <w:r>
+        <w:rPr>
+          <w:b/>
+        </w:rPr>
         <w:t>Confirmation.</w:t>
       </w:r>
       <w:r>
@@ -10464,11 +10734,11 @@
         <w:rPr>
           <w:b/>
         </w:rPr>
-        <w:t>Misreading is treated as a security problem too.</w:t>
-      </w:r>
-      <w:r>
-        <w:rPr/>
-        <w:t xml:space="preserve"> A message the compiler cannot fully account for can no longer be accepted without the owner (ADR-0005), and the coverage proof fails closed on unread words.</w:t>
+        <w:t>Contracts are read the same way.</w:t>
+      </w:r>
+      <w:r>
+        <w:rPr/>
+        <w:t xml:space="preserve"> Every contract term must quote its clause verbatim; its amount, rate, period and date are parsed in code from the quoted words. A sentence addressed to the agent (an instruction, a request for its prompt) is a blocking flag: it is never read as a term, the document cannot be confirmed, and a security event is logged. Documents are read only for counterparties on the owner's registry with the matching role, and a confirmed lender agreement never becomes a facility.</w:t>
       </w:r>
     </w:p>
     <w:p>
@@ -10483,42 +10753,11 @@
         <w:rPr>
           <w:b/>
         </w:rPr>
-        <w:t>The chat endpoint is inside the boundary.</w:t>
-      </w:r>
-      <w:r>
-        <w:rPr/>
-        <w:t xml:space="preserve"> The attack suite also drives </w:t>
-      </w:r>
-      <w:r>
-        <w:rPr>
-          <w:rFonts w:ascii="Courier New" w:hAnsi="Courier New"/>
-          <w:sz w:val="18"/>
-        </w:rPr>
-        <w:t>/nl</w:t>
-      </w:r>
-      <w:r>
-        <w:rPr/>
-        <w:t xml:space="preserve"> as the owner, as a buyer and as a holder of the agent key. A buyer's chat response carries the reply and the session id and nothing else: no verdict, plan, operation or protected value. Text pasted or quoted into the owner's chat never becomes an instruction or an approval id. A chat session is bound to the credential that opened it, so a different credential cannot continue it. Free text executes only as a closed affirmative command (negation, questions, conditions, future times, foreign currencies and unreadable amounts execute nothing); an approval id is decided only by an exact decision; "go ahead" runs the exact operations that were shown. A buyer is who its channel key says. The security scoreboard is computed from the run data, not asserted. Found by this suite and fixed the same day: text pasted without quote marks ("Attachment:", "&gt; …", "Forwarded message") could approve a queued item, and an agent-key holder could say "go ahead" inside the owner's session.</w:t>
-      </w:r>
-    </w:p>
-    <w:p>
-      <w:r>
-        <w:rPr>
-          <w:b/>
-        </w:rPr>
-        <w:t>Privilege escalation.</w:t>
-      </w:r>
-      <w:r>
-        <w:rPr/>
-        <w:t xml:space="preserve"> Tiers are enforced by code, never by prompts. The executor trusts no caller-supplied tier, actor or approval. Self-approval, circuit resets by the agent, forged or edited mandates, reused or guessed nonces and backdated operations are all refused and logged.</w:t>
-      </w:r>
-    </w:p>
-    <w:p>
-      <w:r>
-        <w:rPr>
-          <w:b/>
-        </w:rPr>
-        <w:t>Privacy leakage.</w:t>
+        <w:t>Misreading is treated as a security problem too.</w:t>
+      </w:r>
+      <w:r>
+        <w:rPr/>
+        <w:t xml:space="preserve"> A message the compiler cannot fully account for can no longer be accepted without the owner (ADR-0005), and the coverage proof fails closed on unread words.</w:t>
       </w:r>
     </w:p>
     <w:p>
@@ -10530,8 +10769,45 @@
         <w:ind w:left="792" w:hanging="288"/>
       </w:pPr>
       <w:r>
-        <w:rPr/>
-        <w:t>The compiler never sees the mandate, state, funding menu or reservations.</w:t>
+        <w:rPr>
+          <w:b/>
+        </w:rPr>
+        <w:t>The chat endpoint is inside the boundary.</w:t>
+      </w:r>
+      <w:r>
+        <w:rPr/>
+        <w:t xml:space="preserve"> The attack suite also drives </w:t>
+      </w:r>
+      <w:r>
+        <w:rPr>
+          <w:rFonts w:ascii="Courier New" w:hAnsi="Courier New"/>
+          <w:sz w:val="18"/>
+        </w:rPr>
+        <w:t>/nl</w:t>
+      </w:r>
+      <w:r>
+        <w:rPr/>
+        <w:t xml:space="preserve"> as the owner, as a buyer and as a holder of the agent key. A buyer's chat response carries the reply and the session id and nothing else: no verdict, plan, operation or protected value. Text pasted or quoted into the owner's chat never becomes an instruction or an approval id. A chat session is bound to the credential that opened it, so a different credential cannot continue it. Free text executes only as a closed affirmative command (negation, questions, conditions, future times, foreign currencies and unreadable amounts execute nothing); an approval id is decided only by an exact decision; "go ahead" runs the exact operations that were shown. A buyer is who its channel key says. The security scoreboard is computed from the run data, not asserted. Found by this suite and fixed the same day: text pasted without quote marks ("Attachment:", "&gt; …", "Forwarded message") could approve a queued item, and an agent-key holder could say "go ahead" inside the owner's session.</w:t>
+      </w:r>
+    </w:p>
+    <w:p>
+      <w:r>
+        <w:rPr>
+          <w:b/>
+        </w:rPr>
+        <w:t>Privilege escalation.</w:t>
+      </w:r>
+      <w:r>
+        <w:rPr/>
+        <w:t xml:space="preserve"> Tiers are enforced by code, never by prompts. The executor trusts no caller-supplied tier, actor or approval. Self-approval, circuit resets by the agent, forged or edited mandates, reused or guessed nonces and backdated operations are all refused and logged.</w:t>
+      </w:r>
+    </w:p>
+    <w:p>
+      <w:r>
+        <w:rPr>
+          <w:b/>
+        </w:rPr>
+        <w:t>Privacy leakage.</w:t>
       </w:r>
     </w:p>
     <w:p>
@@ -10544,7 +10820,7 @@
       </w:pPr>
       <w:r>
         <w:rPr/>
-        <w:t>Outbound text is template-filled from an allow-list. Data requests get one fixed reply that discloses nothing.</w:t>
+        <w:t>The compiler never sees the mandate, state, funding menu or reservations.</w:t>
       </w:r>
     </w:p>
     <w:p>
@@ -10557,7 +10833,7 @@
       </w:pPr>
       <w:r>
         <w:rPr/>
-        <w:t>The deterministic egress guard scans every outbound text for protected values in their usual forms (¥, k, 万, Chinese and 大写 numerals, English number words, percentages, ratios, company names and role aliases) and for four planted canaries. It blocks the whole message on a hit.</w:t>
+        <w:t>Outbound text is template-filled from an allow-list. Data requests get one fixed reply that discloses nothing.</w:t>
       </w:r>
     </w:p>
     <w:p>
@@ -10570,73 +10846,7 @@
       </w:pPr>
       <w:r>
         <w:rPr/>
-        <w:t>Read routes (</w:t>
-      </w:r>
-      <w:r>
-        <w:rPr>
-          <w:rFonts w:ascii="Courier New" w:hAnsi="Courier New"/>
-          <w:sz w:val="18"/>
-        </w:rPr>
-        <w:t>/state</w:t>
-      </w:r>
-      <w:r>
-        <w:rPr/>
-        <w:t xml:space="preserve">, </w:t>
-      </w:r>
-      <w:r>
-        <w:rPr>
-          <w:rFonts w:ascii="Courier New" w:hAnsi="Courier New"/>
-          <w:sz w:val="18"/>
-        </w:rPr>
-        <w:t>/mandate</w:t>
-      </w:r>
-      <w:r>
-        <w:rPr/>
-        <w:t xml:space="preserve">, </w:t>
-      </w:r>
-      <w:r>
-        <w:rPr>
-          <w:rFonts w:ascii="Courier New" w:hAnsi="Courier New"/>
-          <w:sz w:val="18"/>
-        </w:rPr>
-        <w:t>/trajectory</w:t>
-      </w:r>
-      <w:r>
-        <w:rPr/>
-        <w:t xml:space="preserve">, </w:t>
-      </w:r>
-      <w:r>
-        <w:rPr>
-          <w:rFonts w:ascii="Courier New" w:hAnsi="Courier New"/>
-          <w:sz w:val="18"/>
-        </w:rPr>
-        <w:t>/ledger</w:t>
-      </w:r>
-      <w:r>
-        <w:rPr/>
-        <w:t xml:space="preserve">, </w:t>
-      </w:r>
-      <w:r>
-        <w:rPr>
-          <w:rFonts w:ascii="Courier New" w:hAnsi="Courier New"/>
-          <w:sz w:val="18"/>
-        </w:rPr>
-        <w:t>/audit</w:t>
-      </w:r>
-      <w:r>
-        <w:rPr/>
-        <w:t xml:space="preserve">, </w:t>
-      </w:r>
-      <w:r>
-        <w:rPr>
-          <w:rFonts w:ascii="Courier New" w:hAnsi="Courier New"/>
-          <w:sz w:val="18"/>
-        </w:rPr>
-        <w:t>/evidence</w:t>
-      </w:r>
-      <w:r>
-        <w:rPr/>
-        <w:t>) require the owner token.</w:t>
+        <w:t>The deterministic egress guard scans every outbound text for protected values in their usual forms (¥, k, 万, Chinese and 大写 numerals, English number words, percentages, ratios, company names and role aliases) and for four planted canaries. It blocks the whole message on a hit.</w:t>
       </w:r>
     </w:p>
     <w:p>
@@ -10649,19 +10859,73 @@
       </w:pPr>
       <w:r>
         <w:rPr/>
-        <w:t>Cache mode sends nothing off the machine. In live mode only the inbound documents and the schema leave it.</w:t>
-      </w:r>
-    </w:p>
-    <w:p>
-      <w:r>
-        <w:rPr>
-          <w:b/>
-        </w:rPr>
-        <w:t>Compliance, in brief</w:t>
-      </w:r>
-      <w:r>
-        <w:rPr/>
-        <w:t xml:space="preserve"> (the full statements are in the Security Self-Assessment, section 03).</w:t>
+        <w:t>Read routes (</w:t>
+      </w:r>
+      <w:r>
+        <w:rPr>
+          <w:rFonts w:ascii="Courier New" w:hAnsi="Courier New"/>
+          <w:sz w:val="18"/>
+        </w:rPr>
+        <w:t>/state</w:t>
+      </w:r>
+      <w:r>
+        <w:rPr/>
+        <w:t xml:space="preserve">, </w:t>
+      </w:r>
+      <w:r>
+        <w:rPr>
+          <w:rFonts w:ascii="Courier New" w:hAnsi="Courier New"/>
+          <w:sz w:val="18"/>
+        </w:rPr>
+        <w:t>/mandate</w:t>
+      </w:r>
+      <w:r>
+        <w:rPr/>
+        <w:t xml:space="preserve">, </w:t>
+      </w:r>
+      <w:r>
+        <w:rPr>
+          <w:rFonts w:ascii="Courier New" w:hAnsi="Courier New"/>
+          <w:sz w:val="18"/>
+        </w:rPr>
+        <w:t>/trajectory</w:t>
+      </w:r>
+      <w:r>
+        <w:rPr/>
+        <w:t xml:space="preserve">, </w:t>
+      </w:r>
+      <w:r>
+        <w:rPr>
+          <w:rFonts w:ascii="Courier New" w:hAnsi="Courier New"/>
+          <w:sz w:val="18"/>
+        </w:rPr>
+        <w:t>/ledger</w:t>
+      </w:r>
+      <w:r>
+        <w:rPr/>
+        <w:t xml:space="preserve">, </w:t>
+      </w:r>
+      <w:r>
+        <w:rPr>
+          <w:rFonts w:ascii="Courier New" w:hAnsi="Courier New"/>
+          <w:sz w:val="18"/>
+        </w:rPr>
+        <w:t>/audit</w:t>
+      </w:r>
+      <w:r>
+        <w:rPr/>
+        <w:t xml:space="preserve">, </w:t>
+      </w:r>
+      <w:r>
+        <w:rPr>
+          <w:rFonts w:ascii="Courier New" w:hAnsi="Courier New"/>
+          <w:sz w:val="18"/>
+        </w:rPr>
+        <w:t>/evidence</w:t>
+      </w:r>
+      <w:r>
+        <w:rPr/>
+        <w:t>, and the document and deal routes) require the owner token.</w:t>
       </w:r>
     </w:p>
     <w:p>
@@ -10673,14 +10937,8 @@
         <w:ind w:left="792" w:hanging="288"/>
       </w:pPr>
       <w:r>
-        <w:rPr>
-          <w:b/>
-        </w:rPr>
-        <w:t>Data flows.</w:t>
-      </w:r>
-      <w:r>
-        <w:rPr/>
-        <w:t xml:space="preserve"> In live mode (opt-in) a buyer's message and attached documents go to the configured model provider (DeepSeek or Anthropic) for extraction only. The model never receives the mandate, the floor, facility limits or other buyers' terms. In the default cache mode nothing leaves the machine. A real buyer document can contain personal information (for example an individual's name, phone number or bank account). Sending it to a provider outside mainland China would be a cross-border transfer of personal information under China's PIPL, and a deployer would need a legal basis and, where required, a security assessment or standard contract before any production use with real documents. That is an obligation on the deployer, not legal advice, and we do not claim compliance.</w:t>
+        <w:rPr/>
+        <w:t>A contract's terms (amounts, rates, payment terms, the agreement number, a lender agreement's limit and rates) are protected values owned by that counterparty, read or confirmed: another buyer asking for them is refused, and the egress guard blocks them in any outbound text.</w:t>
       </w:r>
     </w:p>
     <w:p>
@@ -10692,14 +10950,20 @@
         <w:ind w:left="792" w:hanging="288"/>
       </w:pPr>
       <w:r>
+        <w:rPr/>
+        <w:t>Cache mode sends nothing off the machine. In live mode only the inbound documents and the schema leave it.</w:t>
+      </w:r>
+    </w:p>
+    <w:p>
+      <w:r>
         <w:rPr>
           <w:b/>
         </w:rPr>
-        <w:t>Synthetic data only.</w:t>
-      </w:r>
-      <w:r>
-        <w:rPr/>
-        <w:t xml:space="preserve"> The demo, the tests and every evaluation use synthetic fixtures.</w:t>
+        <w:t>Compliance, in brief</w:t>
+      </w:r>
+      <w:r>
+        <w:rPr/>
+        <w:t xml:space="preserve"> (the full statements are in the Security Self-Assessment, section 03).</w:t>
       </w:r>
     </w:p>
     <w:p>
@@ -10714,11 +10978,11 @@
         <w:rPr>
           <w:b/>
         </w:rPr>
-        <w:t>AI-generated content.</w:t>
-      </w:r>
-      <w:r>
-        <w:rPr/>
-        <w:t xml:space="preserve"> Outbound text to a counterparty is template-filled from typed fields, not free model prose. The web UI does not yet label the agent's replies as AI-generated, for reference. That is a gap we list in the Security Self-Assessment.</w:t>
+        <w:t>Data flows.</w:t>
+      </w:r>
+      <w:r>
+        <w:rPr/>
+        <w:t xml:space="preserve"> In live mode (opt-in) a buyer's message and attached documents go to the configured model provider (DeepSeek or Anthropic) for extraction only. The model never receives the mandate, the floor, facility limits or other buyers' terms. In the default cache mode nothing leaves the machine. A real buyer document can contain personal information (for example an individual's name, phone number or bank account). Sending it to a provider outside mainland China would be a cross-border transfer of personal information under China's PIPL, and a deployer would need a legal basis and, where required, a security assessment or standard contract before any production use with real documents. That is an obligation on the deployer, not legal advice, and we do not claim compliance.</w:t>
       </w:r>
     </w:p>
     <w:p>
@@ -10733,11 +10997,11 @@
         <w:rPr>
           <w:b/>
         </w:rPr>
-        <w:t>Decision support, not advice.</w:t>
-      </w:r>
-      <w:r>
-        <w:rPr/>
-        <w:t xml:space="preserve"> The agent acts only inside an owner-signed mandate. Tier 2 needs the owner and Tier 3 is never executed. It is not a licensed lender, broker or adviser, and it executes no real payment: every facility and the bank feed are simulated.</w:t>
+        <w:t>Synthetic data only.</w:t>
+      </w:r>
+      <w:r>
+        <w:rPr/>
+        <w:t xml:space="preserve"> The demo, the tests and every evaluation use synthetic fixtures.</w:t>
       </w:r>
     </w:p>
     <w:p>
@@ -10752,11 +11016,11 @@
         <w:rPr>
           <w:b/>
         </w:rPr>
-        <w:t>Audit trail.</w:t>
-      </w:r>
-      <w:r>
-        <w:rPr/>
-        <w:t xml:space="preserve"> Every operation, refusals included, is in a hash-chained log. The chain head is not anchored outside the system, so a full rewrite of the log would verify as valid (audit finding S8, open).</w:t>
+        <w:t>AI-generated content.</w:t>
+      </w:r>
+      <w:r>
+        <w:rPr/>
+        <w:t xml:space="preserve"> Outbound text to a counterparty is template-filled from typed fields, not free model prose. The web UI labels what the model extracted "AI-generated, for reference": a contract's reading until the owner confirms it (then "Read by the agent, confirmed by you"), and a buyer offer's extracted terms in the Inbox. Chat replies are template text built from typed fields and carry no label.</w:t>
       </w:r>
     </w:p>
     <w:p>
@@ -10771,18 +11035,56 @@
         <w:rPr>
           <w:b/>
         </w:rPr>
-        <w:t>Licence.</w:t>
-      </w:r>
-      <w:r>
-        <w:rPr/>
-        <w:t xml:space="preserve"> [TEAM: licence to be chosen by the owner]</w:t>
+        <w:t>Decision support, not advice.</w:t>
+      </w:r>
+      <w:r>
+        <w:rPr/>
+        <w:t xml:space="preserve"> The agent acts only inside an owner-signed mandate. Tier 2 needs the owner and Tier 3 is never executed. It is not a licensed lender, broker or adviser, and it executes no real payment: every facility and the bank feed are simulated.</w:t>
       </w:r>
     </w:p>
     <w:p>
+      <w:pPr>
+        <w:pStyle w:val="ListBullet2"/>
+        <w:tabs>
+          <w:tab w:pos="792" w:val="left"/>
+        </w:tabs>
+        <w:ind w:left="792" w:hanging="288"/>
+      </w:pPr>
       <w:r>
         <w:rPr>
           <w:b/>
         </w:rPr>
+        <w:t>Audit trail.</w:t>
+      </w:r>
+      <w:r>
+        <w:rPr/>
+        <w:t xml:space="preserve"> Every operation, refusals included, is in a hash-chained log. The chain head is not anchored outside the system, so a full rewrite of the log would verify as valid (audit finding S8, open).</w:t>
+      </w:r>
+    </w:p>
+    <w:p>
+      <w:pPr>
+        <w:pStyle w:val="ListBullet2"/>
+        <w:tabs>
+          <w:tab w:pos="792" w:val="left"/>
+        </w:tabs>
+        <w:ind w:left="792" w:hanging="288"/>
+      </w:pPr>
+      <w:r>
+        <w:rPr>
+          <w:b/>
+        </w:rPr>
+        <w:t>Licence.</w:t>
+      </w:r>
+      <w:r>
+        <w:rPr/>
+        <w:t xml:space="preserve"> [TEAM: licence to be chosen by the owner]</w:t>
+      </w:r>
+    </w:p>
+    <w:p>
+      <w:r>
+        <w:rPr>
+          <w:b/>
+        </w:rPr>
         <w:t>Measured results.</w:t>
       </w:r>
       <w:r>
@@ -10793,7 +11095,7 @@
         <w:rPr>
           <w:b/>
         </w:rPr>
-        <w:t>255 attacks: 122 through the API and 133 through chat</w:t>
+        <w:t>259 attacks: 126 through the API and 133 through chat</w:t>
       </w:r>
       <w:r>
         <w:rPr/>
@@ -10803,7 +11105,7 @@
         <w:rPr>
           <w:b/>
         </w:rPr>
-        <w:t>0 of the 255 caused harm</w:t>
+        <w:t>0 of the 259 caused harm</w:t>
       </w:r>
       <w:r>
         <w:rPr/>
@@ -10818,7 +11120,7 @@
       </w:r>
       <w:r>
         <w:rPr/>
-        <w:t xml:space="preserve">, 3 Oct 2026). Each attack runs on a fresh runtime through the real FastAPI routes, </w:t>
+        <w:t xml:space="preserve">, 5 Oct 2026). The four added on 5 Oct target contract ingestion: an instruction to the agent inside a contract clause, a lender agreement from an unregistered sender, a buyer asking for another buyer's contract terms, and a non-owner confirming a document. Each attack runs on a fresh runtime through the real FastAPI routes, </w:t>
       </w:r>
       <w:r>
         <w:rPr>
@@ -10873,7 +11175,7 @@
       </w:r>
       <w:r>
         <w:rPr/>
-        <w:t xml:space="preserve"> send negated, questioning, conditional, future-dated, foreign-currency, unreadable-amount and "do not approve" texts in English and Chinese with the owner token and with the agent key. The table below is the 122 API attacks as in </w:t>
+        <w:t xml:space="preserve"> send negated, questioning, conditional, future-dated, foreign-currency, unreadable-amount and "do not approve" texts in English and Chinese with the owner token and with the agent key. The table below is the 126 API attacks as in </w:t>
       </w:r>
       <w:r>
         <w:rPr>
@@ -11338,7 +11640,7 @@
               <w:rPr>
                 <w:sz w:val="18"/>
               </w:rPr>
-              <w:t xml:space="preserve"> of 40 / 21 / 20 / 21 attempts</w:t>
+              <w:t xml:space="preserve"> of 42 / 22 / 21 / 21 attempts</w:t>
             </w:r>
           </w:p>
         </w:tc>
@@ -11373,7 +11675,7 @@
               <w:rPr>
                 <w:sz w:val="18"/>
               </w:rPr>
-              <w:t xml:space="preserve"> (120 of 122)</w:t>
+              <w:t xml:space="preserve"> (124 of 126)</w:t>
             </w:r>
           </w:p>
         </w:tc>
@@ -11402,13 +11704,13 @@
                 <w:b/>
                 <w:sz w:val="18"/>
               </w:rPr>
-              <w:t>72.1%</w:t>
-            </w:r>
-            <w:r>
-              <w:rPr>
-                <w:sz w:val="18"/>
-              </w:rPr>
-              <w:t xml:space="preserve"> (88 of 122)</w:t>
+              <w:t>73.0%</w:t>
+            </w:r>
+            <w:r>
+              <w:rPr>
+                <w:sz w:val="18"/>
+              </w:rPr>
+              <w:t xml:space="preserve"> (92 of 126)</w:t>
             </w:r>
           </w:p>
         </w:tc>
@@ -11921,11 +12223,11 @@
         <w:rPr>
           <w:b/>
         </w:rPr>
-        <w:t>5,479</w:t>
-      </w:r>
-      <w:r>
-        <w:rPr/>
-        <w:t xml:space="preserve"> API tests (3 Oct 2026):</w:t>
+        <w:t>5,697</w:t>
+      </w:r>
+      <w:r>
+        <w:rPr/>
+        <w:t xml:space="preserve"> API tests (5 Oct 2026, with contract ingestion):</w:t>
       </w:r>
     </w:p>
     <w:tbl>
@@ -12082,7 +12384,7 @@
               <w:rPr>
                 <w:sz w:val="18"/>
               </w:rPr>
-              <w:t>961</w:t>
+              <w:t>964</w:t>
             </w:r>
           </w:p>
         </w:tc>
@@ -12136,7 +12438,7 @@
               <w:rPr>
                 <w:sz w:val="18"/>
               </w:rPr>
-              <w:t>862</w:t>
+              <w:t>888</w:t>
             </w:r>
           </w:p>
         </w:tc>
@@ -12149,7 +12451,7 @@
               <w:rPr>
                 <w:sz w:val="18"/>
               </w:rPr>
-              <w:t>api</w:t>
+              <w:t>capex</w:t>
             </w:r>
           </w:p>
         </w:tc>
@@ -12162,7 +12464,7 @@
               <w:rPr>
                 <w:sz w:val="18"/>
               </w:rPr>
-              <w:t>53</w:t>
+              <w:t>51</w:t>
             </w:r>
           </w:p>
         </w:tc>
@@ -12190,7 +12492,7 @@
               <w:rPr>
                 <w:sz w:val="18"/>
               </w:rPr>
-              <w:t>625</w:t>
+              <w:t>684</w:t>
             </w:r>
           </w:p>
         </w:tc>
@@ -12203,7 +12505,7 @@
               <w:rPr>
                 <w:sz w:val="18"/>
               </w:rPr>
-              <w:t>capex</w:t>
+              <w:t>what-if</w:t>
             </w:r>
           </w:p>
         </w:tc>
@@ -12216,7 +12518,7 @@
               <w:rPr>
                 <w:sz w:val="18"/>
               </w:rPr>
-              <w:t>51</w:t>
+              <w:t>45</w:t>
             </w:r>
           </w:p>
         </w:tc>
@@ -12244,7 +12546,7 @@
               <w:rPr>
                 <w:sz w:val="18"/>
               </w:rPr>
-              <w:t>373</w:t>
+              <w:t>395</w:t>
             </w:r>
           </w:p>
         </w:tc>
@@ -12257,7 +12559,7 @@
               <w:rPr>
                 <w:sz w:val="18"/>
               </w:rPr>
-              <w:t>what-if</w:t>
+              <w:t>certification</w:t>
             </w:r>
           </w:p>
         </w:tc>
@@ -12270,7 +12572,7 @@
               <w:rPr>
                 <w:sz w:val="18"/>
               </w:rPr>
-              <w:t>45</w:t>
+              <w:t>41</w:t>
             </w:r>
           </w:p>
         </w:tc>
@@ -12311,7 +12613,7 @@
               <w:rPr>
                 <w:sz w:val="18"/>
               </w:rPr>
-              <w:t>certification</w:t>
+              <w:t>covenants</w:t>
             </w:r>
           </w:p>
         </w:tc>
@@ -12324,7 +12626,7 @@
               <w:rPr>
                 <w:sz w:val="18"/>
               </w:rPr>
-              <w:t>41</w:t>
+              <w:t>38</w:t>
             </w:r>
           </w:p>
         </w:tc>
@@ -12352,7 +12654,7 @@
               <w:rPr>
                 <w:sz w:val="18"/>
               </w:rPr>
-              <w:t>236</w:t>
+              <w:t>240</w:t>
             </w:r>
           </w:p>
         </w:tc>
@@ -12365,7 +12667,7 @@
               <w:rPr>
                 <w:sz w:val="18"/>
               </w:rPr>
-              <w:t>covenants</w:t>
+              <w:t>concurrency</w:t>
             </w:r>
           </w:p>
         </w:tc>
@@ -12378,7 +12680,7 @@
               <w:rPr>
                 <w:sz w:val="18"/>
               </w:rPr>
-              <w:t>38</w:t>
+              <w:t>30</w:t>
             </w:r>
           </w:p>
         </w:tc>
@@ -12419,7 +12721,7 @@
               <w:rPr>
                 <w:sz w:val="18"/>
               </w:rPr>
-              <w:t>concurrency</w:t>
+              <w:t>document text extraction</w:t>
             </w:r>
           </w:p>
         </w:tc>
@@ -12432,7 +12734,7 @@
               <w:rPr>
                 <w:sz w:val="18"/>
               </w:rPr>
-              <w:t>30</w:t>
+              <w:t>29</w:t>
             </w:r>
           </w:p>
         </w:tc>
@@ -12447,7 +12749,7 @@
               <w:rPr>
                 <w:sz w:val="18"/>
               </w:rPr>
-              <w:t>persistence</w:t>
+              <w:t>api</w:t>
             </w:r>
           </w:p>
         </w:tc>
@@ -12460,7 +12762,7 @@
               <w:rPr>
                 <w:sz w:val="18"/>
               </w:rPr>
-              <w:t>92</w:t>
+              <w:t>107</w:t>
             </w:r>
           </w:p>
         </w:tc>
@@ -12501,7 +12803,7 @@
               <w:rPr>
                 <w:sz w:val="18"/>
               </w:rPr>
-              <w:t>commitments</w:t>
+              <w:t>persistence</w:t>
             </w:r>
           </w:p>
         </w:tc>
@@ -12514,7 +12816,7 @@
               <w:rPr>
                 <w:sz w:val="18"/>
               </w:rPr>
-              <w:t>90</w:t>
+              <w:t>104</w:t>
             </w:r>
           </w:p>
         </w:tc>
@@ -12555,7 +12857,7 @@
               <w:rPr>
                 <w:sz w:val="18"/>
               </w:rPr>
-              <w:t>books</w:t>
+              <w:t>commitments</w:t>
             </w:r>
           </w:p>
         </w:tc>
@@ -12568,7 +12870,7 @@
               <w:rPr>
                 <w:sz w:val="18"/>
               </w:rPr>
-              <w:t>83</w:t>
+              <w:t>90</w:t>
             </w:r>
           </w:p>
         </w:tc>
@@ -12595,6 +12897,60 @@
                 <w:sz w:val="18"/>
               </w:rPr>
               <w:t>11</w:t>
+            </w:r>
+          </w:p>
+        </w:tc>
+      </w:tr>
+      <w:tr>
+        <w:tc>
+          <w:tcPr>
+            <w:tcW w:type="dxa" w:w="2469"/>
+          </w:tcPr>
+          <w:p>
+            <w:r>
+              <w:rPr>
+                <w:sz w:val="18"/>
+              </w:rPr>
+              <w:t>books</w:t>
+            </w:r>
+          </w:p>
+        </w:tc>
+        <w:tc>
+          <w:tcPr>
+            <w:tcW w:type="dxa" w:w="2469"/>
+          </w:tcPr>
+          <w:p>
+            <w:r>
+              <w:rPr>
+                <w:sz w:val="18"/>
+              </w:rPr>
+              <w:t>83</w:t>
+            </w:r>
+          </w:p>
+        </w:tc>
+        <w:tc>
+          <w:tcPr>
+            <w:tcW w:type="dxa" w:w="2469"/>
+          </w:tcPr>
+          <w:p>
+            <w:r>
+              <w:rPr>
+                <w:sz w:val="18"/>
+              </w:rPr>
+              <w:t>contract records (golden equality, held-out scorer)</w:t>
+            </w:r>
+          </w:p>
+        </w:tc>
+        <w:tc>
+          <w:tcPr>
+            <w:tcW w:type="dxa" w:w="2469"/>
+          </w:tcPr>
+          <w:p>
+            <w:r>
+              <w:rPr>
+                <w:sz w:val="18"/>
+              </w:rPr>
+              <w:t>9</w:t>
             </w:r>
           </w:p>
         </w:tc>
@@ -12679,18 +13035,28 @@
       </w:r>
       <w:r>
         <w:rPr/>
-        <w:t xml:space="preserve">, Windows, 3 Oct 2026, </w:t>
+        <w:t xml:space="preserve">, Windows): </w:t>
+      </w:r>
+      <w:r>
+        <w:rPr>
+          <w:b/>
+        </w:rPr>
+        <w:t>5,664 passed, 33 skipped, 0 failed</w:t>
+      </w:r>
+      <w:r>
+        <w:rPr/>
+        <w:t xml:space="preserve"> on 5 Oct 2026 with contract ingestion (branch </w:t>
       </w:r>
       <w:r>
         <w:rPr>
           <w:rFonts w:ascii="Courier New" w:hAnsi="Courier New"/>
           <w:sz w:val="18"/>
         </w:rPr>
-        <w:t>dev</w:t>
-      </w:r>
-      <w:r>
-        <w:rPr/>
-        <w:t xml:space="preserve"> at </w:t>
+        <w:t>feat/contract-ingestion</w:t>
+      </w:r>
+      <w:r>
+        <w:rPr/>
+        <w:t xml:space="preserve">, one run of about 21 minutes). The run before it, on 3 Oct 2026 at </w:t>
       </w:r>
       <w:r>
         <w:rPr>
@@ -12701,7 +13067,7 @@
       </w:r>
       <w:r>
         <w:rPr/>
-        <w:t xml:space="preserve">): </w:t>
+        <w:t xml:space="preserve">: </w:t>
       </w:r>
       <w:r>
         <w:rPr>
@@ -12789,45 +13155,25 @@
       </w:r>
       <w:r>
         <w:rPr/>
-        <w:t xml:space="preserve">; the last counts recorded in </w:t>
+        <w:t xml:space="preserve">, 5 Oct 2026, with contract ingestion): </w:t>
       </w:r>
       <w:r>
         <w:rPr>
           <w:rFonts w:ascii="Courier New" w:hAnsi="Courier New"/>
           <w:sz w:val="18"/>
         </w:rPr>
-        <w:t>docs/CONTINUOUS_OPTIMIZATION.md</w:t>
-      </w:r>
-      <w:r>
-        <w:rPr/>
-        <w:t xml:space="preserve">, before the later figure changes, and the web refresh is in progress): the mock-mode Playwright run passed </w:t>
-      </w:r>
-      <w:r>
-        <w:rPr>
-          <w:b/>
-        </w:rPr>
-        <w:t>35 tests</w:t>
-      </w:r>
-      <w:r>
-        <w:rPr/>
-        <w:t xml:space="preserve"> and the live project </w:t>
-      </w:r>
-      <w:r>
-        <w:rPr>
-          <w:b/>
-        </w:rPr>
-        <w:t>30</w:t>
-      </w:r>
-      <w:r>
-        <w:rPr/>
-        <w:t xml:space="preserve">. They cover the demo walk with the golden numbers (including the two-step day-34 cure and the day-37 landing), the owner home, the chat panel, owner sign-in, the Tier-2 approval queue, and the adapter contract. [TEAM: rerun </w:t>
+        <w:t>pnpm lint</w:t>
+      </w:r>
+      <w:r>
+        <w:rPr/>
+        <w:t xml:space="preserve">, </w:t>
       </w:r>
       <w:r>
         <w:rPr>
           <w:rFonts w:ascii="Courier New" w:hAnsi="Courier New"/>
           <w:sz w:val="18"/>
         </w:rPr>
-        <w:t>pnpm lint</w:t>
+        <w:t>pnpm typecheck</w:t>
       </w:r>
       <w:r>
         <w:rPr/>
@@ -12838,33 +13184,42 @@
           <w:rFonts w:ascii="Courier New" w:hAnsi="Courier New"/>
           <w:sz w:val="18"/>
         </w:rPr>
-        <w:t>pnpm typecheck</w:t>
-      </w:r>
-      <w:r>
-        <w:rPr/>
-        <w:t xml:space="preserve">, </w:t>
+        <w:t>pnpm build</w:t>
+      </w:r>
+      <w:r>
+        <w:rPr/>
+        <w:t xml:space="preserve"> and </w:t>
       </w:r>
       <w:r>
         <w:rPr>
           <w:rFonts w:ascii="Courier New" w:hAnsi="Courier New"/>
           <w:sz w:val="18"/>
         </w:rPr>
-        <w:t>pnpm build</w:t>
-      </w:r>
-      <w:r>
-        <w:rPr/>
-        <w:t xml:space="preserve">, </w:t>
-      </w:r>
-      <w:r>
-        <w:rPr>
-          <w:rFonts w:ascii="Courier New" w:hAnsi="Courier New"/>
-          <w:sz w:val="18"/>
-        </w:rPr>
         <w:t>pnpm test:unit</w:t>
       </w:r>
       <w:r>
         <w:rPr/>
-        <w:t xml:space="preserve"> and both Playwright projects at the submitted commit; they were not re-run for this document.]</w:t>
+        <w:t xml:space="preserve"> (16) pass; the mock-mode Playwright run passed </w:t>
+      </w:r>
+      <w:r>
+        <w:rPr>
+          <w:b/>
+        </w:rPr>
+        <w:t>44 tests</w:t>
+      </w:r>
+      <w:r>
+        <w:rPr/>
+        <w:t xml:space="preserve"> (1 skipped, a live-only test) and the live project </w:t>
+      </w:r>
+      <w:r>
+        <w:rPr>
+          <w:b/>
+        </w:rPr>
+        <w:t>39</w:t>
+      </w:r>
+      <w:r>
+        <w:rPr/>
+        <w:t xml:space="preserve"> (2 skipped, mock-only). They cover the demo walk with the golden numbers (including the two-step day-34 cure and the day-37 landing), the owner home with the deal and documents cards, the documents page (read, review, confirm, reject, upload, in English and Chinese), the chat panel, owner sign-in, the Tier-2 approval queue, phone layouts, and the adapter contract. [TEAM: rerun them at the submitted commit.]</w:t>
       </w:r>
     </w:p>
     <w:p>
@@ -13064,6 +13419,36 @@
       <w:r>
         <w:rPr/>
         <w:t xml:space="preserve"> Lenders and the buyer are mocks, facilities and rates are synthetic, and there are no real bank integrations or loan applications.</w:t>
+      </w:r>
+    </w:p>
+    <w:p>
+      <w:pPr>
+        <w:pStyle w:val="ListBullet2"/>
+        <w:tabs>
+          <w:tab w:pos="792" w:val="left"/>
+        </w:tabs>
+        <w:ind w:left="792" w:hanging="288"/>
+      </w:pPr>
+      <w:r>
+        <w:rPr>
+          <w:b/>
+        </w:rPr>
+        <w:t>Contract ingestion is shown, never booked.</w:t>
+      </w:r>
+      <w:r>
+        <w:rPr/>
+        <w:t xml:space="preserve"> A confirmed contract does not create a buyer's receivables or recurring invoices, and a lender agreement does not add or change a facility. Deliverables and payment documents are listed with their quotes, not tracked. Scanned PDFs are refused (no OCR). With no model key, the demo readings were recorded with the deterministic grammar, which was written against the three demo documents; the held-out contract set that would measure reading accuracy is pending, and its report quotes no figure (</w:t>
+      </w:r>
+      <w:r>
+        <w:rPr>
+          <w:rFonts w:ascii="Courier New" w:hAnsi="Courier New"/>
+          <w:sz w:val="18"/>
+        </w:rPr>
+        <w:t>services/api/evals/contracts_heldout_report.md</w:t>
+      </w:r>
+      <w:r>
+        <w:rPr/>
+        <w:t>). The demo contracts are English; a Chinese contract has not been tried.</w:t>
       </w:r>
     </w:p>
     <w:p>

--- a/docs/deliverables/out/Technical_Document.docx
+++ b/docs/deliverables/out/Technical_Document.docx
@@ -12789,18 +12789,29 @@
       </w:r>
       <w:r>
         <w:rPr/>
-        <w:t xml:space="preserve">; the last counts recorded in </w:t>
+        <w:t xml:space="preserve">; counts after the web refresh </w:t>
       </w:r>
       <w:r>
         <w:rPr>
           <w:rFonts w:ascii="Courier New" w:hAnsi="Courier New"/>
           <w:sz w:val="18"/>
         </w:rPr>
+        <w:t>2fc5aa9</w:t>
+      </w:r>
+      <w:r>
+        <w:rPr/>
+        <w:t xml:space="preserve"> on 3 Oct 2026, recorded in </w:t>
+      </w:r>
+      <w:r>
+        <w:rPr>
+          <w:rFonts w:ascii="Courier New" w:hAnsi="Courier New"/>
+          <w:sz w:val="18"/>
+        </w:rPr>
         <w:t>docs/CONTINUOUS_OPTIMIZATION.md</w:t>
       </w:r>
       <w:r>
         <w:rPr/>
-        <w:t xml:space="preserve">, before the later figure changes, and the web refresh is in progress): the mock-mode Playwright run passed </w:t>
+        <w:t xml:space="preserve">): the mock-mode Playwright run passed </w:t>
       </w:r>
       <w:r>
         <w:rPr>
@@ -12816,7 +12827,7 @@
         <w:rPr>
           <w:b/>
         </w:rPr>
-        <w:t>30</w:t>
+        <w:t>33</w:t>
       </w:r>
       <w:r>
         <w:rPr/>

--- a/docs/deliverables/out/Technical_Document.docx
+++ b/docs/deliverables/out/Technical_Document.docx
@@ -10270,7 +10270,7 @@
       </w:r>
       <w:r>
         <w:rPr/>
-        <w:t xml:space="preserve"> The agent's reading of an uploaded contract counts only once the owner confirms it, and confirming changes no books. CONFIRM_DOCUMENT and REJECT_DOCUMENT are owner-only (any other caller is refused and logged as privilege escalation), bound to the SHA-256 of the exact text the owner reviewed, made once, and refused for a document that carries text addressed to the agent.</w:t>
+        <w:t xml:space="preserve"> The agent's reading of an uploaded contract counts only once the owner confirms it, and confirming changes no books. The demo starts with the three demo documents already read and confirmed (the owner's first three logged operations), so the home page opens on the deal card. CONFIRM_DOCUMENT and REJECT_DOCUMENT are owner-only (any other caller is refused and logged as privilege escalation), bound to the SHA-256 of the exact text the owner reviewed, made once, and refused for a document that carries text addressed to the agent.</w:t>
       </w:r>
     </w:p>
     <w:p>
@@ -12223,11 +12223,11 @@
         <w:rPr>
           <w:b/>
         </w:rPr>
-        <w:t>5,697</w:t>
-      </w:r>
-      <w:r>
-        <w:rPr/>
-        <w:t xml:space="preserve"> API tests (5 Oct 2026, with contract ingestion):</w:t>
+        <w:t>5,702</w:t>
+      </w:r>
+      <w:r>
+        <w:rPr/>
+        <w:t xml:space="preserve"> API tests (8 Oct 2026, with contract ingestion):</w:t>
       </w:r>
     </w:p>
     <w:tbl>
@@ -12762,7 +12762,7 @@
               <w:rPr>
                 <w:sz w:val="18"/>
               </w:rPr>
-              <w:t>107</w:t>
+              <w:t>112</w:t>
             </w:r>
           </w:p>
         </w:tc>
@@ -13041,11 +13041,11 @@
         <w:rPr>
           <w:b/>
         </w:rPr>
-        <w:t>5,664 passed, 33 skipped, 0 failed</w:t>
-      </w:r>
-      <w:r>
-        <w:rPr/>
-        <w:t xml:space="preserve"> on 5 Oct 2026 with contract ingestion (branch </w:t>
+        <w:t>5,669 passed, 33 skipped, 0 failed</w:t>
+      </w:r>
+      <w:r>
+        <w:rPr/>
+        <w:t xml:space="preserve"> on 8 Oct 2026 with contract ingestion (branch </w:t>
       </w:r>
       <w:r>
         <w:rPr>
@@ -13056,7 +13056,7 @@
       </w:r>
       <w:r>
         <w:rPr/>
-        <w:t xml:space="preserve">, one run of about 21 minutes). The run before it, on 3 Oct 2026 at </w:t>
+        <w:t xml:space="preserve">; about 21 minutes in one run on a quiet machine). The run before it, on 3 Oct 2026 at </w:t>
       </w:r>
       <w:r>
         <w:rPr>
@@ -13155,7 +13155,7 @@
       </w:r>
       <w:r>
         <w:rPr/>
-        <w:t xml:space="preserve">, 5 Oct 2026, with contract ingestion): </w:t>
+        <w:t xml:space="preserve">, 8 Oct 2026, with contract ingestion): </w:t>
       </w:r>
       <w:r>
         <w:rPr>
@@ -13199,13 +13199,13 @@
       </w:r>
       <w:r>
         <w:rPr/>
-        <w:t xml:space="preserve"> (16) pass; the mock-mode Playwright run passed </w:t>
+        <w:t xml:space="preserve"> (17) pass; the mock-mode Playwright run passed </w:t>
       </w:r>
       <w:r>
         <w:rPr>
           <w:b/>
         </w:rPr>
-        <w:t>44 tests</w:t>
+        <w:t>45 tests</w:t>
       </w:r>
       <w:r>
         <w:rPr/>
@@ -13215,7 +13215,7 @@
         <w:rPr>
           <w:b/>
         </w:rPr>
-        <w:t>39</w:t>
+        <w:t>40</w:t>
       </w:r>
       <w:r>
         <w:rPr/>

--- a/docs/deliverables/out/Technical_Document.docx
+++ b/docs/deliverables/out/Technical_Document.docx
@@ -2040,7 +2040,7 @@
               <w:rPr>
                 <w:sz w:val="18"/>
               </w:rPr>
-              <w:t>Turns buyer offers and lender term sheets into typed obligations or facility terms. Every obligation carries a span that must match the document exactly; otherwise the field is abstained. A zh + en rules grammar flags authority claims, data requests and unknown lenders. The coverage proof (</w:t>
+              <w:t>Turns buyer offers and lender term sheets or agreements into typed obligations or facility terms, and a signed buyer contract into a reading of 18 fields, each with its clause. Every obligation and term carries a span that must match the document exactly; otherwise the field is abstained or left blank. A zh + en rules grammar flags authority claims, data requests and unknown lenders. The coverage proof (</w:t>
             </w:r>
             <w:r>
               <w:rPr>
@@ -2555,6 +2555,32 @@
               <w:rPr>
                 <w:sz w:val="18"/>
               </w:rPr>
+              <w:t xml:space="preserve">, </w:t>
+            </w:r>
+            <w:r>
+              <w:rPr>
+                <w:rFonts w:ascii="Courier New" w:hAnsi="Courier New"/>
+                <w:sz w:val="18"/>
+              </w:rPr>
+              <w:t>0004_approval_decided_day</w:t>
+            </w:r>
+            <w:r>
+              <w:rPr>
+                <w:sz w:val="18"/>
+              </w:rPr>
+              <w:t xml:space="preserve">, </w:t>
+            </w:r>
+            <w:r>
+              <w:rPr>
+                <w:rFonts w:ascii="Courier New" w:hAnsi="Courier New"/>
+                <w:sz w:val="18"/>
+              </w:rPr>
+              <w:t>0005_contract_records</w:t>
+            </w:r>
+            <w:r>
+              <w:rPr>
+                <w:sz w:val="18"/>
+              </w:rPr>
               <w:t xml:space="preserve">) and </w:t>
             </w:r>
             <w:r>
@@ -2879,7 +2905,33 @@
                 <w:rFonts w:ascii="Courier New" w:hAnsi="Courier New"/>
                 <w:sz w:val="18"/>
               </w:rPr>
-              <w:t>api/</w:t>
+              <w:t>ingest/</w:t>
+            </w:r>
+            <w:r>
+              <w:rPr>
+                <w:sz w:val="18"/>
+              </w:rPr>
+              <w:t xml:space="preserve">, </w:t>
+            </w:r>
+            <w:r>
+              <w:rPr>
+                <w:rFonts w:ascii="Courier New" w:hAnsi="Courier New"/>
+                <w:sz w:val="18"/>
+              </w:rPr>
+              <w:t>contracts/</w:t>
+            </w:r>
+            <w:r>
+              <w:rPr>
+                <w:sz w:val="18"/>
+              </w:rPr>
+              <w:t xml:space="preserve">, </w:t>
+            </w:r>
+            <w:r>
+              <w:rPr>
+                <w:rFonts w:ascii="Courier New" w:hAnsi="Courier New"/>
+                <w:sz w:val="18"/>
+              </w:rPr>
+              <w:t>deals/</w:t>
             </w:r>
           </w:p>
         </w:tc>
@@ -2892,7 +2944,7 @@
               <w:rPr>
                 <w:sz w:val="18"/>
               </w:rPr>
-              <w:t>FastAPI routers, dependency wiring and authentication (owner token, agent key, bank-feed key)</w:t>
+              <w:t>Contract ingestion: text from a Word file or a PDF with a text layer (scans refused); a contract record per uploaded document (the reading, its flags, the hash of the text, PROPOSED until the owner confirms or rejects it); the deal summary (on Deals once a deal is agreed), which sets a confirmed contract beside the live books. A document never writes the books</w:t>
             </w:r>
           </w:p>
         </w:tc>
@@ -2905,7 +2957,7 @@
               <w:rPr>
                 <w:sz w:val="18"/>
               </w:rPr>
-              <w:t>Trust boundary</w:t>
+              <w:t>Trusted, deterministic; the reading inside is untrusted model output</w:t>
             </w:r>
           </w:p>
         </w:tc>
@@ -2921,7 +2973,7 @@
                 <w:rFonts w:ascii="Courier New" w:hAnsi="Courier New"/>
                 <w:sz w:val="18"/>
               </w:rPr>
-              <w:t>apps/web</w:t>
+              <w:t>api/</w:t>
             </w:r>
           </w:p>
         </w:tc>
@@ -2934,6 +2986,48 @@
               <w:rPr>
                 <w:sz w:val="18"/>
               </w:rPr>
+              <w:t>FastAPI routers, dependency wiring and authentication (owner token, agent key, bank-feed key)</w:t>
+            </w:r>
+          </w:p>
+        </w:tc>
+        <w:tc>
+          <w:tcPr>
+            <w:tcW w:type="dxa" w:w="3293"/>
+          </w:tcPr>
+          <w:p>
+            <w:r>
+              <w:rPr>
+                <w:sz w:val="18"/>
+              </w:rPr>
+              <w:t>Trust boundary</w:t>
+            </w:r>
+          </w:p>
+        </w:tc>
+      </w:tr>
+      <w:tr>
+        <w:tc>
+          <w:tcPr>
+            <w:tcW w:type="dxa" w:w="3293"/>
+          </w:tcPr>
+          <w:p>
+            <w:r>
+              <w:rPr>
+                <w:rFonts w:ascii="Courier New" w:hAnsi="Courier New"/>
+                <w:sz w:val="18"/>
+              </w:rPr>
+              <w:t>apps/web</w:t>
+            </w:r>
+          </w:p>
+        </w:tc>
+        <w:tc>
+          <w:tcPr>
+            <w:tcW w:type="dxa" w:w="3293"/>
+          </w:tcPr>
+          <w:p>
+            <w:r>
+              <w:rPr>
+                <w:sz w:val="18"/>
+              </w:rPr>
               <w:t xml:space="preserve">Next.js screens: the owner home at </w:t>
             </w:r>
             <w:r>
@@ -2947,7 +3041,7 @@
               <w:rPr>
                 <w:sz w:val="18"/>
               </w:rPr>
-              <w:t xml:space="preserve"> (the day and a demo clock control, the agent's opener with a Go ahead button, position, approvals waiting, alerts with "Let the agent fix this", recent agent actions), Mandate, Inbox, Trajectory, Funding, Verdict (with the autonomy-proof panel, also shown in chat), Capex, Ledger, Approvals (an approval card for each queued item: the operation, the reason and the terms), Security, Evidence, Alerts, Reconciliation and What-if; a </w:t>
+              <w:t xml:space="preserve"> (the day and a demo clock control, the agent's opener with a Go ahead button, position, approvals waiting, alerts with "Let the agent fix this", recent agent actions), Deals (the buyer's message, the recommendation, the negotiation and, once both parties agree, the deal summary: the confirmed contract beside the books), Mandate, Inbox, Documents (upload, the review screen with every clause highlighted beside its term, confirm or reject), Trajectory, Funding, Verdict (with the autonomy-proof panel, also shown in chat), Capex, Ledger, Approvals (an approval card for each queued item: the operation, the reason and the terms), Security, Evidence, Alerts, Reconciliation and What-if; a </w:t>
             </w:r>
             <w:r>
               <w:rPr>
@@ -3152,7 +3246,7 @@
       </w:r>
       <w:r>
         <w:rPr/>
-        <w:t xml:space="preserve"> The model is used only to (a) compile offers and term sheets into a strict JSON schema and (b) optionally classify an </w:t>
+        <w:t xml:space="preserve"> The model is used only to (a) compile offers, term sheets and contracts into a strict JSON schema and (b) optionally classify an </w:t>
       </w:r>
       <w:r>
         <w:rPr>
@@ -3974,6 +4068,126 @@
           </w:p>
         </w:tc>
       </w:tr>
+      <w:tr>
+        <w:tc>
+          <w:tcPr>
+            <w:tcW w:type="dxa" w:w="4939"/>
+          </w:tcPr>
+          <w:p>
+            <w:r>
+              <w:rPr>
+                <w:sz w:val="18"/>
+              </w:rPr>
+              <w:t>Contracts (owner token)</w:t>
+            </w:r>
+          </w:p>
+        </w:tc>
+        <w:tc>
+          <w:tcPr>
+            <w:tcW w:type="dxa" w:w="4939"/>
+          </w:tcPr>
+          <w:p>
+            <w:r>
+              <w:rPr>
+                <w:rFonts w:ascii="Courier New" w:hAnsi="Courier New"/>
+                <w:sz w:val="18"/>
+              </w:rPr>
+              <w:t>POST /documents</w:t>
+            </w:r>
+            <w:r>
+              <w:rPr>
+                <w:sz w:val="18"/>
+              </w:rPr>
+              <w:t xml:space="preserve"> (a demo document, an upload or pasted text), </w:t>
+            </w:r>
+            <w:r>
+              <w:rPr>
+                <w:rFonts w:ascii="Courier New" w:hAnsi="Courier New"/>
+                <w:sz w:val="18"/>
+              </w:rPr>
+              <w:t>GET /documents</w:t>
+            </w:r>
+            <w:r>
+              <w:rPr>
+                <w:sz w:val="18"/>
+              </w:rPr>
+              <w:t xml:space="preserve">, </w:t>
+            </w:r>
+            <w:r>
+              <w:rPr>
+                <w:rFonts w:ascii="Courier New" w:hAnsi="Courier New"/>
+                <w:sz w:val="18"/>
+              </w:rPr>
+              <w:t>GET /documents/{id}</w:t>
+            </w:r>
+            <w:r>
+              <w:rPr>
+                <w:sz w:val="18"/>
+              </w:rPr>
+              <w:t xml:space="preserve">, </w:t>
+            </w:r>
+            <w:r>
+              <w:rPr>
+                <w:rFonts w:ascii="Courier New" w:hAnsi="Courier New"/>
+                <w:sz w:val="18"/>
+              </w:rPr>
+              <w:t>POST /documents/{id}/confirm</w:t>
+            </w:r>
+            <w:r>
+              <w:rPr>
+                <w:sz w:val="18"/>
+              </w:rPr>
+              <w:t xml:space="preserve">, </w:t>
+            </w:r>
+            <w:r>
+              <w:rPr>
+                <w:rFonts w:ascii="Courier New" w:hAnsi="Courier New"/>
+                <w:sz w:val="18"/>
+              </w:rPr>
+              <w:t>POST /documents/{id}/reject</w:t>
+            </w:r>
+            <w:r>
+              <w:rPr>
+                <w:sz w:val="18"/>
+              </w:rPr>
+              <w:t xml:space="preserve">, </w:t>
+            </w:r>
+            <w:r>
+              <w:rPr>
+                <w:rFonts w:ascii="Courier New" w:hAnsi="Courier New"/>
+                <w:sz w:val="18"/>
+              </w:rPr>
+              <w:t>GET /deals</w:t>
+            </w:r>
+            <w:r>
+              <w:rPr>
+                <w:sz w:val="18"/>
+              </w:rPr>
+              <w:t xml:space="preserve">, </w:t>
+            </w:r>
+            <w:r>
+              <w:rPr>
+                <w:rFonts w:ascii="Courier New" w:hAnsi="Courier New"/>
+                <w:sz w:val="18"/>
+              </w:rPr>
+              <w:t>GET /deals/{buyer}</w:t>
+            </w:r>
+            <w:r>
+              <w:rPr>
+                <w:sz w:val="18"/>
+              </w:rPr>
+              <w:t xml:space="preserve">, </w:t>
+            </w:r>
+            <w:r>
+              <w:rPr>
+                <w:rFonts w:ascii="Courier New" w:hAnsi="Courier New"/>
+                <w:sz w:val="18"/>
+              </w:rPr>
+              <w:t>GET /fixtures/contracts</w:t>
+            </w:r>
+          </w:p>
+        </w:tc>
+      </w:tr>
     </w:tbl>
     <w:p>
       <w:pPr>
@@ -4046,32 +4260,7 @@
       </w:pPr>
       <w:r>
         <w:rPr/>
-        <w:t>the Tier-3 kinds SIGN_PERSONAL_GUARANTEE, PLEDGE_COLLATERAL, ISSUE_EQUITY and CHANGE_MANDATE, which exist only to be refused.</w:t>
-      </w:r>
-    </w:p>
-    <w:p>
-      <w:r>
-        <w:rPr/>
-        <w:t>No operation has a payee or account field. A request for a transfer to a third party (</w:t>
-      </w:r>
-      <w:r>
-        <w:rPr>
-          <w:rFonts w:ascii="Courier New" w:hAnsi="Courier New"/>
-          <w:sz w:val="18"/>
-        </w:rPr>
-        <w:t>TRANSFER_FUNDS</w:t>
-      </w:r>
-      <w:r>
-        <w:rPr/>
-        <w:t>) is rejected as an unknown kind.</w:t>
-      </w:r>
-    </w:p>
-    <w:p>
-      <w:r>
-        <w:rPr>
-          <w:b/>
-        </w:rPr>
-        <w:t>Data sources (all synthetic).</w:t>
+        <w:t>the Tier-3 kinds SIGN_PERSONAL_GUARANTEE, PLEDGE_COLLATERAL, ISSUE_EQUITY and CHANGE_MANDATE, which exist only to be refused;</w:t>
       </w:r>
     </w:p>
     <w:p>
@@ -4083,15 +4272,33 @@
         <w:ind w:left="792" w:hanging="288"/>
       </w:pPr>
       <w:r>
+        <w:rPr/>
+        <w:t>CONFIRM_DOCUMENT and REJECT_DOCUMENT: the owner's decision on the agent's reading of a contract or lender agreement, bound to the hash of the text, logged on the chain, with no effect on the books.</w:t>
+      </w:r>
+    </w:p>
+    <w:p>
+      <w:r>
+        <w:rPr/>
+        <w:t>No operation has a payee or account field. A request for a transfer to a third party (</w:t>
+      </w:r>
+      <w:r>
         <w:rPr>
           <w:rFonts w:ascii="Courier New" w:hAnsi="Courier New"/>
           <w:sz w:val="18"/>
         </w:rPr>
-        <w:t>fixtures/scenarios/golden_sme.json</w:t>
-      </w:r>
-      <w:r>
-        <w:rPr/>
-        <w:t>: the supplier's state. Cash ¥400,000; payroll ¥340,000 on day 12; supplier payment ¥120,000 on day 20; the existing equipment loan's ¥45,000 payment on day 30 and every 30 days after (it leaves cash); Receivable A ¥420,000 due on day 32; the funding menu below.</w:t>
+        <w:t>TRANSFER_FUNDS</w:t>
+      </w:r>
+      <w:r>
+        <w:rPr/>
+        <w:t>) is rejected as an unknown kind.</w:t>
+      </w:r>
+    </w:p>
+    <w:p>
+      <w:r>
+        <w:rPr>
+          <w:b/>
+        </w:rPr>
+        <w:t>Data sources (all synthetic).</w:t>
       </w:r>
     </w:p>
     <w:p>
@@ -4107,21 +4314,11 @@
           <w:rFonts w:ascii="Courier New" w:hAnsi="Courier New"/>
           <w:sz w:val="18"/>
         </w:rPr>
-        <w:t>fixtures/scenarios/golden_sme.mandate.signed.json</w:t>
-      </w:r>
-      <w:r>
-        <w:rPr/>
-        <w:t xml:space="preserve">: mandate v1, signed with a </w:t>
-      </w:r>
-      <w:r>
-        <w:rPr>
-          <w:b/>
-        </w:rPr>
-        <w:t>published demo key</w:t>
-      </w:r>
-      <w:r>
-        <w:rPr/>
-        <w:t xml:space="preserve"> labelled DEMO ONLY. Floor ¥300,000; aggregate forward-concession cap ¥5,000; DSCR at least 1.25×; leverage at most 2.5×; Tier-2 threshold ¥100,000 per commitment.</w:t>
+        <w:t>fixtures/scenarios/golden_sme.json</w:t>
+      </w:r>
+      <w:r>
+        <w:rPr/>
+        <w:t>: the supplier's state. Cash ¥400,000; payroll ¥340,000 on day 12; supplier payment ¥120,000 on day 20; the existing equipment loan's ¥45,000 payment on day 30 and every 30 days after (it leaves cash); Receivable A ¥420,000 due on day 32; the funding menu below.</w:t>
       </w:r>
     </w:p>
     <w:p>
@@ -4137,11 +4334,21 @@
           <w:rFonts w:ascii="Courier New" w:hAnsi="Courier New"/>
           <w:sz w:val="18"/>
         </w:rPr>
-        <w:t>fixtures/offers/offers.yaml</w:t>
-      </w:r>
-      <w:r>
-        <w:rPr/>
-        <w:t>: the 12 worked examples of spec v2 §8, a reworded EX01, and the FastCapital security message.</w:t>
+        <w:t>fixtures/scenarios/golden_sme.mandate.signed.json</w:t>
+      </w:r>
+      <w:r>
+        <w:rPr/>
+        <w:t xml:space="preserve">: mandate v1, signed with a </w:t>
+      </w:r>
+      <w:r>
+        <w:rPr>
+          <w:b/>
+        </w:rPr>
+        <w:t>published demo key</w:t>
+      </w:r>
+      <w:r>
+        <w:rPr/>
+        <w:t xml:space="preserve"> labelled DEMO ONLY. Floor ¥300,000; aggregate forward-concession cap ¥5,000; DSCR at least 1.25×; leverage at most 2.5×; Tier-2 threshold ¥100,000 per commitment.</w:t>
       </w:r>
     </w:p>
     <w:p>
@@ -4157,33 +4364,11 @@
           <w:rFonts w:ascii="Courier New" w:hAnsi="Courier New"/>
           <w:sz w:val="18"/>
         </w:rPr>
-        <w:t>fixtures/heldout/</w:t>
-      </w:r>
-      <w:r>
-        <w:rPr/>
-        <w:t xml:space="preserve">, </w:t>
-      </w:r>
-      <w:r>
-        <w:rPr>
-          <w:rFonts w:ascii="Courier New" w:hAnsi="Courier New"/>
-          <w:sz w:val="18"/>
-        </w:rPr>
-        <w:t>fixtures/heldout2/</w:t>
-      </w:r>
-      <w:r>
-        <w:rPr/>
-        <w:t xml:space="preserve">, </w:t>
-      </w:r>
-      <w:r>
-        <w:rPr>
-          <w:rFonts w:ascii="Courier New" w:hAnsi="Courier New"/>
-          <w:sz w:val="18"/>
-        </w:rPr>
-        <w:t>fixtures/heldout3/</w:t>
-      </w:r>
-      <w:r>
-        <w:rPr/>
-        <w:t>: three held-out evaluation sets of buyer messages and owner utterances (section 03).</w:t>
+        <w:t>fixtures/offers/offers.yaml</w:t>
+      </w:r>
+      <w:r>
+        <w:rPr/>
+        <w:t>: the 12 worked examples of spec v2 §8, a reworded EX01, and the FastCapital security message.</w:t>
       </w:r>
     </w:p>
     <w:p>
@@ -4199,11 +4384,33 @@
           <w:rFonts w:ascii="Courier New" w:hAnsi="Courier New"/>
           <w:sz w:val="18"/>
         </w:rPr>
-        <w:t>fixtures/counterparties/</w:t>
-      </w:r>
-      <w:r>
-        <w:rPr/>
-        <w:t>: buyer profiles with hidden reservations.</w:t>
+        <w:t>fixtures/heldout/</w:t>
+      </w:r>
+      <w:r>
+        <w:rPr/>
+        <w:t xml:space="preserve">, </w:t>
+      </w:r>
+      <w:r>
+        <w:rPr>
+          <w:rFonts w:ascii="Courier New" w:hAnsi="Courier New"/>
+          <w:sz w:val="18"/>
+        </w:rPr>
+        <w:t>fixtures/heldout2/</w:t>
+      </w:r>
+      <w:r>
+        <w:rPr/>
+        <w:t xml:space="preserve">, </w:t>
+      </w:r>
+      <w:r>
+        <w:rPr>
+          <w:rFonts w:ascii="Courier New" w:hAnsi="Courier New"/>
+          <w:sz w:val="18"/>
+        </w:rPr>
+        <w:t>fixtures/heldout3/</w:t>
+      </w:r>
+      <w:r>
+        <w:rPr/>
+        <w:t>: three held-out evaluation sets of buyer messages and owner utterances (section 03).</w:t>
       </w:r>
     </w:p>
     <w:p>
@@ -4219,11 +4426,11 @@
           <w:rFonts w:ascii="Courier New" w:hAnsi="Courier New"/>
           <w:sz w:val="18"/>
         </w:rPr>
-        <w:t>fixtures/golden/</w:t>
-      </w:r>
-      <w:r>
-        <w:rPr/>
-        <w:t>: the independent oracle and its golden values.</w:t>
+        <w:t>fixtures/counterparties/</w:t>
+      </w:r>
+      <w:r>
+        <w:rPr/>
+        <w:t>: buyer profiles with hidden reservations.</w:t>
       </w:r>
     </w:p>
     <w:p>
@@ -4239,11 +4446,62 @@
           <w:rFonts w:ascii="Courier New" w:hAnsi="Courier New"/>
           <w:sz w:val="18"/>
         </w:rPr>
+        <w:t>fixtures/golden/</w:t>
+      </w:r>
+      <w:r>
+        <w:rPr/>
+        <w:t>: the independent oracle and its golden values.</w:t>
+      </w:r>
+    </w:p>
+    <w:p>
+      <w:pPr>
+        <w:pStyle w:val="ListBullet2"/>
+        <w:tabs>
+          <w:tab w:pos="792" w:val="left"/>
+        </w:tabs>
+        <w:ind w:left="792" w:hanging="288"/>
+      </w:pPr>
+      <w:r>
+        <w:rPr>
+          <w:rFonts w:ascii="Courier New" w:hAnsi="Courier New"/>
+          <w:sz w:val="18"/>
+        </w:rPr>
+        <w:t>fixtures/contracts/</w:t>
+      </w:r>
+      <w:r>
+        <w:rPr/>
+        <w:t xml:space="preserve">: three synthetic demo documents written to match the golden books (the supply agreement FHR-2026-07 with Foshan Home Retail, the credit line agreement and the invoice financing agreement), each as Markdown, Word and PDF. </w:t>
+      </w:r>
+      <w:r>
+        <w:rPr>
+          <w:rFonts w:ascii="Courier New" w:hAnsi="Courier New"/>
+          <w:sz w:val="18"/>
+        </w:rPr>
+        <w:t>fixtures/contracts_heldout/</w:t>
+      </w:r>
+      <w:r>
+        <w:rPr/>
+        <w:t xml:space="preserve"> holds the protocol and the empty label file of the held-out contract set, which is pending.</w:t>
+      </w:r>
+    </w:p>
+    <w:p>
+      <w:pPr>
+        <w:pStyle w:val="ListBullet2"/>
+        <w:tabs>
+          <w:tab w:pos="792" w:val="left"/>
+        </w:tabs>
+        <w:ind w:left="792" w:hanging="288"/>
+      </w:pPr>
+      <w:r>
+        <w:rPr>
+          <w:rFonts w:ascii="Courier New" w:hAnsi="Courier New"/>
+          <w:sz w:val="18"/>
+        </w:rPr>
         <w:t>services/api/evals/security/attacks.yaml</w:t>
       </w:r>
       <w:r>
         <w:rPr/>
-        <w:t xml:space="preserve">: 122 attacks through the API; the 133 chat attacks are run through </w:t>
+        <w:t xml:space="preserve">: 126 attacks through the API; the 133 chat attacks are run through </w:t>
       </w:r>
       <w:r>
         <w:rPr>
@@ -10008,6 +10266,18 @@
         <w:rPr>
           <w:b/>
         </w:rPr>
+        <w:t>Contract documents.</w:t>
+      </w:r>
+      <w:r>
+        <w:rPr/>
+        <w:t xml:space="preserve"> The agent's reading of an uploaded contract counts only once the owner confirms it, and confirming changes no books. The demo starts with the three demo documents already read and confirmed (the owner's first three logged operations), so the deal summary is ready as soon as a deal is agreed. CONFIRM_DOCUMENT and REJECT_DOCUMENT are owner-only (any other caller is refused and logged as privilege escalation), bound to the SHA-256 of the exact text the owner reviewed, made once, and refused for a document that carries text addressed to the agent.</w:t>
+      </w:r>
+    </w:p>
+    <w:p>
+      <w:r>
+        <w:rPr>
+          <w:b/>
+        </w:rPr>
         <w:t>Confirmation.</w:t>
       </w:r>
       <w:r>
@@ -10464,11 +10734,11 @@
         <w:rPr>
           <w:b/>
         </w:rPr>
-        <w:t>Misreading is treated as a security problem too.</w:t>
-      </w:r>
-      <w:r>
-        <w:rPr/>
-        <w:t xml:space="preserve"> A message the compiler cannot fully account for can no longer be accepted without the owner (ADR-0005), and the coverage proof fails closed on unread words.</w:t>
+        <w:t>Contracts are read the same way.</w:t>
+      </w:r>
+      <w:r>
+        <w:rPr/>
+        <w:t xml:space="preserve"> Every contract term must quote its clause verbatim; its amount, rate, period and date are parsed in code from the quoted words. A sentence addressed to the agent (an instruction, a request for its prompt) is a blocking flag: it is never read as a term, the document cannot be confirmed, and a security event is logged. Documents are read only for counterparties on the owner's registry with the matching role, and a confirmed lender agreement never becomes a facility.</w:t>
       </w:r>
     </w:p>
     <w:p>
@@ -10483,42 +10753,11 @@
         <w:rPr>
           <w:b/>
         </w:rPr>
-        <w:t>The chat endpoint is inside the boundary.</w:t>
-      </w:r>
-      <w:r>
-        <w:rPr/>
-        <w:t xml:space="preserve"> The attack suite also drives </w:t>
-      </w:r>
-      <w:r>
-        <w:rPr>
-          <w:rFonts w:ascii="Courier New" w:hAnsi="Courier New"/>
-          <w:sz w:val="18"/>
-        </w:rPr>
-        <w:t>/nl</w:t>
-      </w:r>
-      <w:r>
-        <w:rPr/>
-        <w:t xml:space="preserve"> as the owner, as a buyer and as a holder of the agent key. A buyer's chat response carries the reply and the session id and nothing else: no verdict, plan, operation or protected value. Text pasted or quoted into the owner's chat never becomes an instruction or an approval id. A chat session is bound to the credential that opened it, so a different credential cannot continue it. Free text executes only as a closed affirmative command (negation, questions, conditions, future times, foreign currencies and unreadable amounts execute nothing); an approval id is decided only by an exact decision; "go ahead" runs the exact operations that were shown. A buyer is who its channel key says. The security scoreboard is computed from the run data, not asserted. Found by this suite and fixed the same day: text pasted without quote marks ("Attachment:", "&gt; …", "Forwarded message") could approve a queued item, and an agent-key holder could say "go ahead" inside the owner's session.</w:t>
-      </w:r>
-    </w:p>
-    <w:p>
-      <w:r>
-        <w:rPr>
-          <w:b/>
-        </w:rPr>
-        <w:t>Privilege escalation.</w:t>
-      </w:r>
-      <w:r>
-        <w:rPr/>
-        <w:t xml:space="preserve"> Tiers are enforced by code, never by prompts. The executor trusts no caller-supplied tier, actor or approval. Self-approval, circuit resets by the agent, forged or edited mandates, reused or guessed nonces and backdated operations are all refused and logged.</w:t>
-      </w:r>
-    </w:p>
-    <w:p>
-      <w:r>
-        <w:rPr>
-          <w:b/>
-        </w:rPr>
-        <w:t>Privacy leakage.</w:t>
+        <w:t>Misreading is treated as a security problem too.</w:t>
+      </w:r>
+      <w:r>
+        <w:rPr/>
+        <w:t xml:space="preserve"> A message the compiler cannot fully account for can no longer be accepted without the owner (ADR-0005), and the coverage proof fails closed on unread words.</w:t>
       </w:r>
     </w:p>
     <w:p>
@@ -10530,8 +10769,45 @@
         <w:ind w:left="792" w:hanging="288"/>
       </w:pPr>
       <w:r>
-        <w:rPr/>
-        <w:t>The compiler never sees the mandate, state, funding menu or reservations.</w:t>
+        <w:rPr>
+          <w:b/>
+        </w:rPr>
+        <w:t>The chat endpoint is inside the boundary.</w:t>
+      </w:r>
+      <w:r>
+        <w:rPr/>
+        <w:t xml:space="preserve"> The attack suite also drives </w:t>
+      </w:r>
+      <w:r>
+        <w:rPr>
+          <w:rFonts w:ascii="Courier New" w:hAnsi="Courier New"/>
+          <w:sz w:val="18"/>
+        </w:rPr>
+        <w:t>/nl</w:t>
+      </w:r>
+      <w:r>
+        <w:rPr/>
+        <w:t xml:space="preserve"> as the owner, as a buyer and as a holder of the agent key. A buyer's chat response carries the reply and the session id and nothing else: no verdict, plan, operation or protected value. Text pasted or quoted into the owner's chat never becomes an instruction or an approval id. A chat session is bound to the credential that opened it, so a different credential cannot continue it. Free text executes only as a closed affirmative command (negation, questions, conditions, future times, foreign currencies and unreadable amounts execute nothing); an approval id is decided only by an exact decision; "go ahead" runs the exact operations that were shown. A buyer is who its channel key says. The security scoreboard is computed from the run data, not asserted. Found by this suite and fixed the same day: text pasted without quote marks ("Attachment:", "&gt; …", "Forwarded message") could approve a queued item, and an agent-key holder could say "go ahead" inside the owner's session.</w:t>
+      </w:r>
+    </w:p>
+    <w:p>
+      <w:r>
+        <w:rPr>
+          <w:b/>
+        </w:rPr>
+        <w:t>Privilege escalation.</w:t>
+      </w:r>
+      <w:r>
+        <w:rPr/>
+        <w:t xml:space="preserve"> Tiers are enforced by code, never by prompts. The executor trusts no caller-supplied tier, actor or approval. Self-approval, circuit resets by the agent, forged or edited mandates, reused or guessed nonces and backdated operations are all refused and logged.</w:t>
+      </w:r>
+    </w:p>
+    <w:p>
+      <w:r>
+        <w:rPr>
+          <w:b/>
+        </w:rPr>
+        <w:t>Privacy leakage.</w:t>
       </w:r>
     </w:p>
     <w:p>
@@ -10544,7 +10820,7 @@
       </w:pPr>
       <w:r>
         <w:rPr/>
-        <w:t>Outbound text is template-filled from an allow-list. Data requests get one fixed reply that discloses nothing.</w:t>
+        <w:t>The compiler never sees the mandate, state, funding menu or reservations.</w:t>
       </w:r>
     </w:p>
     <w:p>
@@ -10557,7 +10833,7 @@
       </w:pPr>
       <w:r>
         <w:rPr/>
-        <w:t>The deterministic egress guard scans every outbound text for protected values in their usual forms (¥, k, 万, Chinese and 大写 numerals, English number words, percentages, ratios, company names and role aliases) and for four planted canaries. It blocks the whole message on a hit.</w:t>
+        <w:t>Outbound text is template-filled from an allow-list. Data requests get one fixed reply that discloses nothing.</w:t>
       </w:r>
     </w:p>
     <w:p>
@@ -10570,73 +10846,7 @@
       </w:pPr>
       <w:r>
         <w:rPr/>
-        <w:t>Read routes (</w:t>
-      </w:r>
-      <w:r>
-        <w:rPr>
-          <w:rFonts w:ascii="Courier New" w:hAnsi="Courier New"/>
-          <w:sz w:val="18"/>
-        </w:rPr>
-        <w:t>/state</w:t>
-      </w:r>
-      <w:r>
-        <w:rPr/>
-        <w:t xml:space="preserve">, </w:t>
-      </w:r>
-      <w:r>
-        <w:rPr>
-          <w:rFonts w:ascii="Courier New" w:hAnsi="Courier New"/>
-          <w:sz w:val="18"/>
-        </w:rPr>
-        <w:t>/mandate</w:t>
-      </w:r>
-      <w:r>
-        <w:rPr/>
-        <w:t xml:space="preserve">, </w:t>
-      </w:r>
-      <w:r>
-        <w:rPr>
-          <w:rFonts w:ascii="Courier New" w:hAnsi="Courier New"/>
-          <w:sz w:val="18"/>
-        </w:rPr>
-        <w:t>/trajectory</w:t>
-      </w:r>
-      <w:r>
-        <w:rPr/>
-        <w:t xml:space="preserve">, </w:t>
-      </w:r>
-      <w:r>
-        <w:rPr>
-          <w:rFonts w:ascii="Courier New" w:hAnsi="Courier New"/>
-          <w:sz w:val="18"/>
-        </w:rPr>
-        <w:t>/ledger</w:t>
-      </w:r>
-      <w:r>
-        <w:rPr/>
-        <w:t xml:space="preserve">, </w:t>
-      </w:r>
-      <w:r>
-        <w:rPr>
-          <w:rFonts w:ascii="Courier New" w:hAnsi="Courier New"/>
-          <w:sz w:val="18"/>
-        </w:rPr>
-        <w:t>/audit</w:t>
-      </w:r>
-      <w:r>
-        <w:rPr/>
-        <w:t xml:space="preserve">, </w:t>
-      </w:r>
-      <w:r>
-        <w:rPr>
-          <w:rFonts w:ascii="Courier New" w:hAnsi="Courier New"/>
-          <w:sz w:val="18"/>
-        </w:rPr>
-        <w:t>/evidence</w:t>
-      </w:r>
-      <w:r>
-        <w:rPr/>
-        <w:t>) require the owner token.</w:t>
+        <w:t>The deterministic egress guard scans every outbound text for protected values in their usual forms (¥, k, 万, Chinese and 大写 numerals, English number words, percentages, ratios, company names and role aliases) and for four planted canaries. It blocks the whole message on a hit.</w:t>
       </w:r>
     </w:p>
     <w:p>
@@ -10649,19 +10859,73 @@
       </w:pPr>
       <w:r>
         <w:rPr/>
-        <w:t>Cache mode sends nothing off the machine. In live mode only the inbound documents and the schema leave it.</w:t>
-      </w:r>
-    </w:p>
-    <w:p>
-      <w:r>
-        <w:rPr>
-          <w:b/>
-        </w:rPr>
-        <w:t>Compliance, in brief</w:t>
-      </w:r>
-      <w:r>
-        <w:rPr/>
-        <w:t xml:space="preserve"> (the full statements are in the Security Self-Assessment, section 03).</w:t>
+        <w:t>Read routes (</w:t>
+      </w:r>
+      <w:r>
+        <w:rPr>
+          <w:rFonts w:ascii="Courier New" w:hAnsi="Courier New"/>
+          <w:sz w:val="18"/>
+        </w:rPr>
+        <w:t>/state</w:t>
+      </w:r>
+      <w:r>
+        <w:rPr/>
+        <w:t xml:space="preserve">, </w:t>
+      </w:r>
+      <w:r>
+        <w:rPr>
+          <w:rFonts w:ascii="Courier New" w:hAnsi="Courier New"/>
+          <w:sz w:val="18"/>
+        </w:rPr>
+        <w:t>/mandate</w:t>
+      </w:r>
+      <w:r>
+        <w:rPr/>
+        <w:t xml:space="preserve">, </w:t>
+      </w:r>
+      <w:r>
+        <w:rPr>
+          <w:rFonts w:ascii="Courier New" w:hAnsi="Courier New"/>
+          <w:sz w:val="18"/>
+        </w:rPr>
+        <w:t>/trajectory</w:t>
+      </w:r>
+      <w:r>
+        <w:rPr/>
+        <w:t xml:space="preserve">, </w:t>
+      </w:r>
+      <w:r>
+        <w:rPr>
+          <w:rFonts w:ascii="Courier New" w:hAnsi="Courier New"/>
+          <w:sz w:val="18"/>
+        </w:rPr>
+        <w:t>/ledger</w:t>
+      </w:r>
+      <w:r>
+        <w:rPr/>
+        <w:t xml:space="preserve">, </w:t>
+      </w:r>
+      <w:r>
+        <w:rPr>
+          <w:rFonts w:ascii="Courier New" w:hAnsi="Courier New"/>
+          <w:sz w:val="18"/>
+        </w:rPr>
+        <w:t>/audit</w:t>
+      </w:r>
+      <w:r>
+        <w:rPr/>
+        <w:t xml:space="preserve">, </w:t>
+      </w:r>
+      <w:r>
+        <w:rPr>
+          <w:rFonts w:ascii="Courier New" w:hAnsi="Courier New"/>
+          <w:sz w:val="18"/>
+        </w:rPr>
+        <w:t>/evidence</w:t>
+      </w:r>
+      <w:r>
+        <w:rPr/>
+        <w:t>, and the document and deal routes) require the owner token.</w:t>
       </w:r>
     </w:p>
     <w:p>
@@ -10673,14 +10937,8 @@
         <w:ind w:left="792" w:hanging="288"/>
       </w:pPr>
       <w:r>
-        <w:rPr>
-          <w:b/>
-        </w:rPr>
-        <w:t>Data flows.</w:t>
-      </w:r>
-      <w:r>
-        <w:rPr/>
-        <w:t xml:space="preserve"> In live mode (opt-in) a buyer's message and attached documents go to the configured model provider (DeepSeek or Anthropic) for extraction only. The model never receives the mandate, the floor, facility limits or other buyers' terms. In the default cache mode nothing leaves the machine. A real buyer document can contain personal information (for example an individual's name, phone number or bank account). Sending it to a provider outside mainland China would be a cross-border transfer of personal information under China's PIPL, and a deployer would need a legal basis and, where required, a security assessment or standard contract before any production use with real documents. That is an obligation on the deployer, not legal advice, and we do not claim compliance.</w:t>
+        <w:rPr/>
+        <w:t>A contract's terms (amounts, rates, payment terms, the agreement number, a lender agreement's limit and rates) are protected values owned by that counterparty, read or confirmed: another buyer asking for them is refused, and the egress guard blocks them in any outbound text.</w:t>
       </w:r>
     </w:p>
     <w:p>
@@ -10692,14 +10950,20 @@
         <w:ind w:left="792" w:hanging="288"/>
       </w:pPr>
       <w:r>
+        <w:rPr/>
+        <w:t>Cache mode sends nothing off the machine. In live mode only the inbound documents and the schema leave it.</w:t>
+      </w:r>
+    </w:p>
+    <w:p>
+      <w:r>
         <w:rPr>
           <w:b/>
         </w:rPr>
-        <w:t>Synthetic data only.</w:t>
-      </w:r>
-      <w:r>
-        <w:rPr/>
-        <w:t xml:space="preserve"> The demo, the tests and every evaluation use synthetic fixtures.</w:t>
+        <w:t>Compliance, in brief</w:t>
+      </w:r>
+      <w:r>
+        <w:rPr/>
+        <w:t xml:space="preserve"> (the full statements are in the Security Self-Assessment, section 03).</w:t>
       </w:r>
     </w:p>
     <w:p>
@@ -10714,11 +10978,11 @@
         <w:rPr>
           <w:b/>
         </w:rPr>
-        <w:t>AI-generated content.</w:t>
-      </w:r>
-      <w:r>
-        <w:rPr/>
-        <w:t xml:space="preserve"> Outbound text to a counterparty is template-filled from typed fields, not free model prose. The web UI does not yet label the agent's replies as AI-generated, for reference. That is a gap we list in the Security Self-Assessment.</w:t>
+        <w:t>Data flows.</w:t>
+      </w:r>
+      <w:r>
+        <w:rPr/>
+        <w:t xml:space="preserve"> In live mode (opt-in) a buyer's message and attached documents go to the configured model provider (DeepSeek or Anthropic) for extraction only. The model never receives the mandate, the floor, facility limits or other buyers' terms. In the default cache mode nothing leaves the machine. A real buyer document can contain personal information (for example an individual's name, phone number or bank account). Sending it to a provider outside mainland China would be a cross-border transfer of personal information under China's PIPL, and a deployer would need a legal basis and, where required, a security assessment or standard contract before any production use with real documents. That is an obligation on the deployer, not legal advice, and we do not claim compliance.</w:t>
       </w:r>
     </w:p>
     <w:p>
@@ -10733,11 +10997,11 @@
         <w:rPr>
           <w:b/>
         </w:rPr>
-        <w:t>Decision support, not advice.</w:t>
-      </w:r>
-      <w:r>
-        <w:rPr/>
-        <w:t xml:space="preserve"> The agent acts only inside an owner-signed mandate. Tier 2 needs the owner and Tier 3 is never executed. It is not a licensed lender, broker or adviser, and it executes no real payment: every facility and the bank feed are simulated.</w:t>
+        <w:t>Synthetic data only.</w:t>
+      </w:r>
+      <w:r>
+        <w:rPr/>
+        <w:t xml:space="preserve"> The demo, the tests and every evaluation use synthetic fixtures.</w:t>
       </w:r>
     </w:p>
     <w:p>
@@ -10752,11 +11016,11 @@
         <w:rPr>
           <w:b/>
         </w:rPr>
-        <w:t>Audit trail.</w:t>
-      </w:r>
-      <w:r>
-        <w:rPr/>
-        <w:t xml:space="preserve"> Every operation, refusals included, is in a hash-chained log. The chain head is not anchored outside the system, so a full rewrite of the log would verify as valid (audit finding S8, open).</w:t>
+        <w:t>AI-generated content.</w:t>
+      </w:r>
+      <w:r>
+        <w:rPr/>
+        <w:t xml:space="preserve"> Outbound text to a counterparty is template-filled from typed fields, not free model prose. The web UI labels what the model extracted "AI-generated, for reference": a contract's reading until the owner confirms it (then "Read by the agent, confirmed by you"), and a buyer offer's extracted terms in the Inbox. Chat replies are template text built from typed fields and carry no label.</w:t>
       </w:r>
     </w:p>
     <w:p>
@@ -10771,18 +11035,56 @@
         <w:rPr>
           <w:b/>
         </w:rPr>
-        <w:t>Licence.</w:t>
-      </w:r>
-      <w:r>
-        <w:rPr/>
-        <w:t xml:space="preserve"> [TEAM: licence to be chosen by the owner]</w:t>
+        <w:t>Decision support, not advice.</w:t>
+      </w:r>
+      <w:r>
+        <w:rPr/>
+        <w:t xml:space="preserve"> The agent acts only inside an owner-signed mandate. Tier 2 needs the owner and Tier 3 is never executed. It is not a licensed lender, broker or adviser, and it executes no real payment: every facility and the bank feed are simulated.</w:t>
       </w:r>
     </w:p>
     <w:p>
+      <w:pPr>
+        <w:pStyle w:val="ListBullet2"/>
+        <w:tabs>
+          <w:tab w:pos="792" w:val="left"/>
+        </w:tabs>
+        <w:ind w:left="792" w:hanging="288"/>
+      </w:pPr>
       <w:r>
         <w:rPr>
           <w:b/>
         </w:rPr>
+        <w:t>Audit trail.</w:t>
+      </w:r>
+      <w:r>
+        <w:rPr/>
+        <w:t xml:space="preserve"> Every operation, refusals included, is in a hash-chained log. The chain head is not anchored outside the system, so a full rewrite of the log would verify as valid (audit finding S8, open).</w:t>
+      </w:r>
+    </w:p>
+    <w:p>
+      <w:pPr>
+        <w:pStyle w:val="ListBullet2"/>
+        <w:tabs>
+          <w:tab w:pos="792" w:val="left"/>
+        </w:tabs>
+        <w:ind w:left="792" w:hanging="288"/>
+      </w:pPr>
+      <w:r>
+        <w:rPr>
+          <w:b/>
+        </w:rPr>
+        <w:t>Licence.</w:t>
+      </w:r>
+      <w:r>
+        <w:rPr/>
+        <w:t xml:space="preserve"> [TEAM: licence to be chosen by the owner]</w:t>
+      </w:r>
+    </w:p>
+    <w:p>
+      <w:r>
+        <w:rPr>
+          <w:b/>
+        </w:rPr>
         <w:t>Measured results.</w:t>
       </w:r>
       <w:r>
@@ -10793,7 +11095,7 @@
         <w:rPr>
           <w:b/>
         </w:rPr>
-        <w:t>255 attacks: 122 through the API and 133 through chat</w:t>
+        <w:t>259 attacks: 126 through the API and 133 through chat</w:t>
       </w:r>
       <w:r>
         <w:rPr/>
@@ -10803,7 +11105,7 @@
         <w:rPr>
           <w:b/>
         </w:rPr>
-        <w:t>0 of the 255 caused harm</w:t>
+        <w:t>0 of the 259 caused harm</w:t>
       </w:r>
       <w:r>
         <w:rPr/>
@@ -10818,7 +11120,7 @@
       </w:r>
       <w:r>
         <w:rPr/>
-        <w:t xml:space="preserve">, 3 Oct 2026). Each attack runs on a fresh runtime through the real FastAPI routes, </w:t>
+        <w:t xml:space="preserve">, 5 Oct 2026). The four added on 5 Oct target contract ingestion: an instruction to the agent inside a contract clause, a lender agreement from an unregistered sender, a buyer asking for another buyer's contract terms, and a non-owner confirming a document. Each attack runs on a fresh runtime through the real FastAPI routes, </w:t>
       </w:r>
       <w:r>
         <w:rPr>
@@ -10873,7 +11175,7 @@
       </w:r>
       <w:r>
         <w:rPr/>
-        <w:t xml:space="preserve"> send negated, questioning, conditional, future-dated, foreign-currency, unreadable-amount and "do not approve" texts in English and Chinese with the owner token and with the agent key. The table below is the 122 API attacks as in </w:t>
+        <w:t xml:space="preserve"> send negated, questioning, conditional, future-dated, foreign-currency, unreadable-amount and "do not approve" texts in English and Chinese with the owner token and with the agent key. The table below is the 126 API attacks as in </w:t>
       </w:r>
       <w:r>
         <w:rPr>
@@ -11338,7 +11640,7 @@
               <w:rPr>
                 <w:sz w:val="18"/>
               </w:rPr>
-              <w:t xml:space="preserve"> of 40 / 21 / 20 / 21 attempts</w:t>
+              <w:t xml:space="preserve"> of 42 / 22 / 21 / 21 attempts</w:t>
             </w:r>
           </w:p>
         </w:tc>
@@ -11373,7 +11675,7 @@
               <w:rPr>
                 <w:sz w:val="18"/>
               </w:rPr>
-              <w:t xml:space="preserve"> (120 of 122)</w:t>
+              <w:t xml:space="preserve"> (124 of 126)</w:t>
             </w:r>
           </w:p>
         </w:tc>
@@ -11402,13 +11704,13 @@
                 <w:b/>
                 <w:sz w:val="18"/>
               </w:rPr>
-              <w:t>72.1%</w:t>
-            </w:r>
-            <w:r>
-              <w:rPr>
-                <w:sz w:val="18"/>
-              </w:rPr>
-              <w:t xml:space="preserve"> (88 of 122)</w:t>
+              <w:t>73.0%</w:t>
+            </w:r>
+            <w:r>
+              <w:rPr>
+                <w:sz w:val="18"/>
+              </w:rPr>
+              <w:t xml:space="preserve"> (92 of 126)</w:t>
             </w:r>
           </w:p>
         </w:tc>
@@ -11921,11 +12223,11 @@
         <w:rPr>
           <w:b/>
         </w:rPr>
-        <w:t>5,479</w:t>
-      </w:r>
-      <w:r>
-        <w:rPr/>
-        <w:t xml:space="preserve"> API tests (3 Oct 2026):</w:t>
+        <w:t>5,702</w:t>
+      </w:r>
+      <w:r>
+        <w:rPr/>
+        <w:t xml:space="preserve"> API tests (8 Oct 2026, with contract ingestion):</w:t>
       </w:r>
     </w:p>
     <w:tbl>
@@ -12082,7 +12384,7 @@
               <w:rPr>
                 <w:sz w:val="18"/>
               </w:rPr>
-              <w:t>961</w:t>
+              <w:t>964</w:t>
             </w:r>
           </w:p>
         </w:tc>
@@ -12136,7 +12438,7 @@
               <w:rPr>
                 <w:sz w:val="18"/>
               </w:rPr>
-              <w:t>862</w:t>
+              <w:t>888</w:t>
             </w:r>
           </w:p>
         </w:tc>
@@ -12149,7 +12451,7 @@
               <w:rPr>
                 <w:sz w:val="18"/>
               </w:rPr>
-              <w:t>api</w:t>
+              <w:t>capex</w:t>
             </w:r>
           </w:p>
         </w:tc>
@@ -12162,7 +12464,7 @@
               <w:rPr>
                 <w:sz w:val="18"/>
               </w:rPr>
-              <w:t>53</w:t>
+              <w:t>51</w:t>
             </w:r>
           </w:p>
         </w:tc>
@@ -12190,7 +12492,7 @@
               <w:rPr>
                 <w:sz w:val="18"/>
               </w:rPr>
-              <w:t>625</w:t>
+              <w:t>684</w:t>
             </w:r>
           </w:p>
         </w:tc>
@@ -12203,7 +12505,7 @@
               <w:rPr>
                 <w:sz w:val="18"/>
               </w:rPr>
-              <w:t>capex</w:t>
+              <w:t>what-if</w:t>
             </w:r>
           </w:p>
         </w:tc>
@@ -12216,7 +12518,7 @@
               <w:rPr>
                 <w:sz w:val="18"/>
               </w:rPr>
-              <w:t>51</w:t>
+              <w:t>45</w:t>
             </w:r>
           </w:p>
         </w:tc>
@@ -12244,7 +12546,7 @@
               <w:rPr>
                 <w:sz w:val="18"/>
               </w:rPr>
-              <w:t>373</w:t>
+              <w:t>395</w:t>
             </w:r>
           </w:p>
         </w:tc>
@@ -12257,7 +12559,7 @@
               <w:rPr>
                 <w:sz w:val="18"/>
               </w:rPr>
-              <w:t>what-if</w:t>
+              <w:t>certification</w:t>
             </w:r>
           </w:p>
         </w:tc>
@@ -12270,7 +12572,7 @@
               <w:rPr>
                 <w:sz w:val="18"/>
               </w:rPr>
-              <w:t>45</w:t>
+              <w:t>41</w:t>
             </w:r>
           </w:p>
         </w:tc>
@@ -12311,7 +12613,7 @@
               <w:rPr>
                 <w:sz w:val="18"/>
               </w:rPr>
-              <w:t>certification</w:t>
+              <w:t>covenants</w:t>
             </w:r>
           </w:p>
         </w:tc>
@@ -12324,7 +12626,7 @@
               <w:rPr>
                 <w:sz w:val="18"/>
               </w:rPr>
-              <w:t>41</w:t>
+              <w:t>38</w:t>
             </w:r>
           </w:p>
         </w:tc>
@@ -12352,7 +12654,7 @@
               <w:rPr>
                 <w:sz w:val="18"/>
               </w:rPr>
-              <w:t>236</w:t>
+              <w:t>240</w:t>
             </w:r>
           </w:p>
         </w:tc>
@@ -12365,7 +12667,7 @@
               <w:rPr>
                 <w:sz w:val="18"/>
               </w:rPr>
-              <w:t>covenants</w:t>
+              <w:t>concurrency</w:t>
             </w:r>
           </w:p>
         </w:tc>
@@ -12378,7 +12680,7 @@
               <w:rPr>
                 <w:sz w:val="18"/>
               </w:rPr>
-              <w:t>38</w:t>
+              <w:t>30</w:t>
             </w:r>
           </w:p>
         </w:tc>
@@ -12419,7 +12721,7 @@
               <w:rPr>
                 <w:sz w:val="18"/>
               </w:rPr>
-              <w:t>concurrency</w:t>
+              <w:t>document text extraction</w:t>
             </w:r>
           </w:p>
         </w:tc>
@@ -12432,7 +12734,7 @@
               <w:rPr>
                 <w:sz w:val="18"/>
               </w:rPr>
-              <w:t>30</w:t>
+              <w:t>29</w:t>
             </w:r>
           </w:p>
         </w:tc>
@@ -12447,7 +12749,7 @@
               <w:rPr>
                 <w:sz w:val="18"/>
               </w:rPr>
-              <w:t>persistence</w:t>
+              <w:t>api</w:t>
             </w:r>
           </w:p>
         </w:tc>
@@ -12460,7 +12762,7 @@
               <w:rPr>
                 <w:sz w:val="18"/>
               </w:rPr>
-              <w:t>92</w:t>
+              <w:t>112</w:t>
             </w:r>
           </w:p>
         </w:tc>
@@ -12501,7 +12803,7 @@
               <w:rPr>
                 <w:sz w:val="18"/>
               </w:rPr>
-              <w:t>commitments</w:t>
+              <w:t>persistence</w:t>
             </w:r>
           </w:p>
         </w:tc>
@@ -12514,7 +12816,7 @@
               <w:rPr>
                 <w:sz w:val="18"/>
               </w:rPr>
-              <w:t>90</w:t>
+              <w:t>104</w:t>
             </w:r>
           </w:p>
         </w:tc>
@@ -12555,7 +12857,7 @@
               <w:rPr>
                 <w:sz w:val="18"/>
               </w:rPr>
-              <w:t>books</w:t>
+              <w:t>commitments</w:t>
             </w:r>
           </w:p>
         </w:tc>
@@ -12568,7 +12870,7 @@
               <w:rPr>
                 <w:sz w:val="18"/>
               </w:rPr>
-              <w:t>83</w:t>
+              <w:t>90</w:t>
             </w:r>
           </w:p>
         </w:tc>
@@ -12595,6 +12897,60 @@
                 <w:sz w:val="18"/>
               </w:rPr>
               <w:t>11</w:t>
+            </w:r>
+          </w:p>
+        </w:tc>
+      </w:tr>
+      <w:tr>
+        <w:tc>
+          <w:tcPr>
+            <w:tcW w:type="dxa" w:w="2469"/>
+          </w:tcPr>
+          <w:p>
+            <w:r>
+              <w:rPr>
+                <w:sz w:val="18"/>
+              </w:rPr>
+              <w:t>books</w:t>
+            </w:r>
+          </w:p>
+        </w:tc>
+        <w:tc>
+          <w:tcPr>
+            <w:tcW w:type="dxa" w:w="2469"/>
+          </w:tcPr>
+          <w:p>
+            <w:r>
+              <w:rPr>
+                <w:sz w:val="18"/>
+              </w:rPr>
+              <w:t>83</w:t>
+            </w:r>
+          </w:p>
+        </w:tc>
+        <w:tc>
+          <w:tcPr>
+            <w:tcW w:type="dxa" w:w="2469"/>
+          </w:tcPr>
+          <w:p>
+            <w:r>
+              <w:rPr>
+                <w:sz w:val="18"/>
+              </w:rPr>
+              <w:t>contract records (golden equality, held-out scorer)</w:t>
+            </w:r>
+          </w:p>
+        </w:tc>
+        <w:tc>
+          <w:tcPr>
+            <w:tcW w:type="dxa" w:w="2469"/>
+          </w:tcPr>
+          <w:p>
+            <w:r>
+              <w:rPr>
+                <w:sz w:val="18"/>
+              </w:rPr>
+              <w:t>9</w:t>
             </w:r>
           </w:p>
         </w:tc>
@@ -12679,89 +13035,110 @@
       </w:r>
       <w:r>
         <w:rPr/>
-        <w:t xml:space="preserve">, Windows, 3 Oct 2026, </w:t>
+        <w:t xml:space="preserve">, Windows): </w:t>
+      </w:r>
+      <w:r>
+        <w:rPr>
+          <w:b/>
+        </w:rPr>
+        <w:t>5,716 passed, 33 skipped, 0 failed</w:t>
+      </w:r>
+      <w:r>
+        <w:rPr/>
+        <w:t xml:space="preserve"> on 8 Oct 2026 after contract ingestion was merged into the redesigned UI (branch </w:t>
       </w:r>
       <w:r>
         <w:rPr>
           <w:rFonts w:ascii="Courier New" w:hAnsi="Courier New"/>
           <w:sz w:val="18"/>
         </w:rPr>
-        <w:t>dev</w:t>
-      </w:r>
-      <w:r>
-        <w:rPr/>
-        <w:t xml:space="preserve"> at </w:t>
+        <w:t>feat/upgrading-contracts</w:t>
+      </w:r>
+      <w:r>
+        <w:rPr/>
+        <w:t xml:space="preserve">). On </w:t>
       </w:r>
       <w:r>
         <w:rPr>
           <w:rFonts w:ascii="Courier New" w:hAnsi="Courier New"/>
           <w:sz w:val="18"/>
         </w:rPr>
-        <w:t>db097e0</w:t>
-      </w:r>
-      <w:r>
-        <w:rPr/>
-        <w:t xml:space="preserve">): </w:t>
-      </w:r>
-      <w:r>
-        <w:rPr>
-          <w:b/>
-        </w:rPr>
-        <w:t>5,446 passed, 33 skipped, 0 failed</w:t>
-      </w:r>
-      <w:r>
-        <w:rPr/>
-        <w:t xml:space="preserve">, run as two sequential chunks that together cover every test directory (chunk A 7 min 50 s, chunk B 6 min 3 s; chunk A is </w:t>
+        <w:t>feat/contract-ingestion</w:t>
+      </w:r>
+      <w:r>
+        <w:rPr/>
+        <w:t xml:space="preserve"> before the merge: 5,669 passed, 33 skipped, 0 failed. The run before it, on 3 Oct 2026 at </w:t>
       </w:r>
       <w:r>
         <w:rPr>
           <w:rFonts w:ascii="Courier New" w:hAnsi="Courier New"/>
           <w:sz w:val="18"/>
         </w:rPr>
-        <w:t>tests/alerts tests/api tests/books tests/borrower_file tests/capex tests/clock tests/commitments tests/compiler tests/counterparties tests/covenants tests/egress tests/evals tests/financial tests/funding</w:t>
-      </w:r>
-      <w:r>
-        <w:rPr/>
-        <w:t xml:space="preserve">, chunk B is </w:t>
+        <w:t>db097e0</w:t>
+      </w:r>
+      <w:r>
+        <w:rPr/>
+        <w:t xml:space="preserve">: </w:t>
+      </w:r>
+      <w:r>
+        <w:rPr>
+          <w:b/>
+        </w:rPr>
+        <w:t>5,446 passed, 33 skipped, 0 failed</w:t>
+      </w:r>
+      <w:r>
+        <w:rPr/>
+        <w:t xml:space="preserve">, run as two sequential chunks that together cover every test directory (chunk A 7 min 50 s, chunk B 6 min 3 s; chunk A is </w:t>
       </w:r>
       <w:r>
         <w:rPr>
           <w:rFonts w:ascii="Courier New" w:hAnsi="Courier New"/>
           <w:sz w:val="18"/>
         </w:rPr>
-        <w:t>tests/mandate tests/nl tests/operations tests/persistence tests/security tests/verifier tests/whatif tests/concurrency tests/certification tests/test_fixtures.py tests/test_money.py</w:t>
-      </w:r>
-      <w:r>
-        <w:rPr/>
-        <w:t>). The skips are 7 router latency benchmarks (</w:t>
+        <w:t>tests/alerts tests/api tests/books tests/borrower_file tests/capex tests/clock tests/commitments tests/compiler tests/counterparties tests/covenants tests/egress tests/evals tests/financial tests/funding</w:t>
+      </w:r>
+      <w:r>
+        <w:rPr/>
+        <w:t xml:space="preserve">, chunk B is </w:t>
       </w:r>
       <w:r>
         <w:rPr>
           <w:rFonts w:ascii="Courier New" w:hAnsi="Courier New"/>
           <w:sz w:val="18"/>
         </w:rPr>
-        <w:t>SKIP_PERF_BENCH=1</w:t>
-      </w:r>
-      <w:r>
-        <w:rPr/>
-        <w:t xml:space="preserve">; their targets were set on another machine), 15 exhaustive router differential cases that run only with </w:t>
+        <w:t>tests/mandate tests/nl tests/operations tests/persistence tests/security tests/verifier tests/whatif tests/concurrency tests/certification tests/test_fixtures.py tests/test_money.py</w:t>
+      </w:r>
+      <w:r>
+        <w:rPr/>
+        <w:t>). The skips are 7 router latency benchmarks (</w:t>
       </w:r>
       <w:r>
         <w:rPr>
           <w:rFonts w:ascii="Courier New" w:hAnsi="Courier New"/>
           <w:sz w:val="18"/>
         </w:rPr>
-        <w:t>ROUTER_DIFF_FULL=1</w:t>
-      </w:r>
-      <w:r>
-        <w:rPr/>
-        <w:t xml:space="preserve">, 10 PostgreSQL concurrency cases that need </w:t>
+        <w:t>SKIP_PERF_BENCH=1</w:t>
+      </w:r>
+      <w:r>
+        <w:rPr/>
+        <w:t xml:space="preserve">; their targets were set on another machine), 15 exhaustive router differential cases that run only with </w:t>
       </w:r>
       <w:r>
         <w:rPr>
           <w:rFonts w:ascii="Courier New" w:hAnsi="Courier New"/>
           <w:sz w:val="18"/>
         </w:rPr>
+        <w:t>ROUTER_DIFF_FULL=1</w:t>
+      </w:r>
+      <w:r>
+        <w:rPr/>
+        <w:t xml:space="preserve">, 10 PostgreSQL concurrency cases that need </w:t>
+      </w:r>
+      <w:r>
+        <w:rPr>
+          <w:rFonts w:ascii="Courier New" w:hAnsi="Courier New"/>
+          <w:sz w:val="18"/>
+        </w:rPr>
         <w:t>TERMSLEDGER_TEST_DATABASE_URL</w:t>
       </w:r>
       <w:r>
@@ -12789,93 +13166,82 @@
       </w:r>
       <w:r>
         <w:rPr/>
-        <w:t xml:space="preserve">; counts after the web refresh </w:t>
+        <w:t xml:space="preserve">, 8 Oct 2026, after contract ingestion was merged into the redesigned UI): </w:t>
       </w:r>
       <w:r>
         <w:rPr>
           <w:rFonts w:ascii="Courier New" w:hAnsi="Courier New"/>
           <w:sz w:val="18"/>
         </w:rPr>
-        <w:t>2fc5aa9</w:t>
-      </w:r>
-      <w:r>
-        <w:rPr/>
-        <w:t xml:space="preserve"> on 3 Oct 2026, recorded in </w:t>
+        <w:t>pnpm lint</w:t>
+      </w:r>
+      <w:r>
+        <w:rPr/>
+        <w:t xml:space="preserve">, </w:t>
       </w:r>
       <w:r>
         <w:rPr>
           <w:rFonts w:ascii="Courier New" w:hAnsi="Courier New"/>
           <w:sz w:val="18"/>
         </w:rPr>
-        <w:t>docs/CONTINUOUS_OPTIMIZATION.md</w:t>
-      </w:r>
-      <w:r>
-        <w:rPr/>
-        <w:t xml:space="preserve">): the mock-mode Playwright run passed </w:t>
-      </w:r>
-      <w:r>
-        <w:rPr>
-          <w:b/>
-        </w:rPr>
-        <w:t>35 tests</w:t>
-      </w:r>
-      <w:r>
-        <w:rPr/>
-        <w:t xml:space="preserve"> and the live project </w:t>
-      </w:r>
-      <w:r>
-        <w:rPr>
-          <w:b/>
-        </w:rPr>
-        <w:t>33</w:t>
-      </w:r>
-      <w:r>
-        <w:rPr/>
-        <w:t xml:space="preserve">. They cover the demo walk with the golden numbers (including the two-step day-34 cure and the day-37 landing), the owner home, the chat panel, owner sign-in, the Tier-2 approval queue, and the adapter contract. [TEAM: rerun </w:t>
+        <w:t>pnpm typecheck</w:t>
+      </w:r>
+      <w:r>
+        <w:rPr/>
+        <w:t xml:space="preserve">, </w:t>
       </w:r>
       <w:r>
         <w:rPr>
           <w:rFonts w:ascii="Courier New" w:hAnsi="Courier New"/>
           <w:sz w:val="18"/>
         </w:rPr>
-        <w:t>pnpm lint</w:t>
-      </w:r>
-      <w:r>
-        <w:rPr/>
-        <w:t xml:space="preserve">, </w:t>
+        <w:t>pnpm build</w:t>
+      </w:r>
+      <w:r>
+        <w:rPr/>
+        <w:t xml:space="preserve"> and </w:t>
       </w:r>
       <w:r>
         <w:rPr>
           <w:rFonts w:ascii="Courier New" w:hAnsi="Courier New"/>
           <w:sz w:val="18"/>
         </w:rPr>
-        <w:t>pnpm typecheck</w:t>
-      </w:r>
-      <w:r>
-        <w:rPr/>
-        <w:t xml:space="preserve">, </w:t>
+        <w:t>pnpm test:unit</w:t>
+      </w:r>
+      <w:r>
+        <w:rPr/>
+        <w:t xml:space="preserve"> (17) pass; the mock-mode Playwright run passed </w:t>
+      </w:r>
+      <w:r>
+        <w:rPr>
+          <w:b/>
+        </w:rPr>
+        <w:t>58 tests</w:t>
+      </w:r>
+      <w:r>
+        <w:rPr/>
+        <w:t xml:space="preserve"> (7 skipped: a live-only test, and the screenshot runs, which need </w:t>
       </w:r>
       <w:r>
         <w:rPr>
           <w:rFonts w:ascii="Courier New" w:hAnsi="Courier New"/>
           <w:sz w:val="18"/>
         </w:rPr>
-        <w:t>pnpm build</w:t>
-      </w:r>
-      <w:r>
-        <w:rPr/>
-        <w:t xml:space="preserve">, </w:t>
-      </w:r>
-      <w:r>
-        <w:rPr>
-          <w:rFonts w:ascii="Courier New" w:hAnsi="Courier New"/>
-          <w:sz w:val="18"/>
-        </w:rPr>
-        <w:t>pnpm test:unit</w:t>
-      </w:r>
-      <w:r>
-        <w:rPr/>
-        <w:t xml:space="preserve"> and both Playwright projects at the submitted commit; they were not re-run for this document.]</w:t>
+        <w:t>SHOTS_DIR</w:t>
+      </w:r>
+      <w:r>
+        <w:rPr/>
+        <w:t xml:space="preserve">) and the live project </w:t>
+      </w:r>
+      <w:r>
+        <w:rPr>
+          <w:b/>
+        </w:rPr>
+        <w:t>41</w:t>
+      </w:r>
+      <w:r>
+        <w:rPr/>
+        <w:t xml:space="preserve"> (2 skipped, mock-only). They cover the demo walk with the golden numbers (including the two-step day-34 cure and the day-37 landing), the owner home, Deals (the negotiation and, once the buyer agrees, the deal summary), the documents page (read, review, confirm, reject, upload, in English and Chinese), Activity, the chat panel, owner sign-in, the Tier-2 approval queue, phone layouts, and the adapter contract. [TEAM: rerun them at the submitted commit.]</w:t>
       </w:r>
     </w:p>
     <w:p>
@@ -13075,6 +13441,36 @@
       <w:r>
         <w:rPr/>
         <w:t xml:space="preserve"> Lenders and the buyer are mocks, facilities and rates are synthetic, and there are no real bank integrations or loan applications.</w:t>
+      </w:r>
+    </w:p>
+    <w:p>
+      <w:pPr>
+        <w:pStyle w:val="ListBullet2"/>
+        <w:tabs>
+          <w:tab w:pos="792" w:val="left"/>
+        </w:tabs>
+        <w:ind w:left="792" w:hanging="288"/>
+      </w:pPr>
+      <w:r>
+        <w:rPr>
+          <w:b/>
+        </w:rPr>
+        <w:t>Contract ingestion is shown, never booked.</w:t>
+      </w:r>
+      <w:r>
+        <w:rPr/>
+        <w:t xml:space="preserve"> A confirmed contract does not create a buyer's receivables or recurring invoices, and a lender agreement does not add or change a facility. Deliverables and payment documents are listed with their quotes, not tracked. Scanned PDFs are refused (no OCR). With no model key, the demo readings were recorded with the deterministic grammar, which was written against the three demo documents; the held-out contract set that would measure reading accuracy is pending, and its report quotes no figure (</w:t>
+      </w:r>
+      <w:r>
+        <w:rPr>
+          <w:rFonts w:ascii="Courier New" w:hAnsi="Courier New"/>
+          <w:sz w:val="18"/>
+        </w:rPr>
+        <w:t>services/api/evals/contracts_heldout_report.md</w:t>
+      </w:r>
+      <w:r>
+        <w:rPr/>
+        <w:t>). The demo contracts are English; a Chinese contract has not been tried.</w:t>
       </w:r>
     </w:p>
     <w:p>

--- a/docs/deliverables/out/Technical_Document.docx
+++ b/docs/deliverables/out/Technical_Document.docx
@@ -2575,7 +2575,33 @@
                 <w:rFonts w:ascii="Courier New" w:hAnsi="Courier New"/>
                 <w:sz w:val="18"/>
               </w:rPr>
-              <w:t>0005_contract_records</w:t>
+              <w:t>0005_pilot_journal</w:t>
+            </w:r>
+            <w:r>
+              <w:rPr>
+                <w:sz w:val="18"/>
+              </w:rPr>
+              <w:t xml:space="preserve">, </w:t>
+            </w:r>
+            <w:r>
+              <w:rPr>
+                <w:rFonts w:ascii="Courier New" w:hAnsi="Courier New"/>
+                <w:sz w:val="18"/>
+              </w:rPr>
+              <w:t>0006_decision_facts</w:t>
+            </w:r>
+            <w:r>
+              <w:rPr>
+                <w:sz w:val="18"/>
+              </w:rPr>
+              <w:t xml:space="preserve">, </w:t>
+            </w:r>
+            <w:r>
+              <w:rPr>
+                <w:rFonts w:ascii="Courier New" w:hAnsi="Courier New"/>
+                <w:sz w:val="18"/>
+              </w:rPr>
+              <w:t>0007_contract_records</w:t>
             </w:r>
             <w:r>
               <w:rPr>
@@ -5204,7 +5230,7 @@
       </w:pPr>
       <w:r>
         <w:rPr/>
-        <w:t>A deterministic rules parser (zh + en lexicon) maps each request to one of 20 intents: EVALUATE_OFFER, NEGOTIATE, ACCELERATE_RECEIPT, FUND_GAP, REPAY_FACILITY, SHOW_STATUS, SHOW_ALERTS, COMPARE_FINANCING, RECONCILE, SHOW_RATIOS, CAPEX, BORROWER_FILE, EXPLAIN, WHAT_IF, RECORD_FACT, APPROVE, REJECT, COUNTERPARTY_MESSAGE, OUT_OF_SCOPE and AMBIGUOUS. RECORD_FACT is read-only: when the owner states a new bill, invoice, delay or figure, chat says plainly that it cannot record it and that the forecast is unchanged. It fills typed slots; every id is checked against the registry. Chat therefore reaches the built modules: the financing comparison, alerts, reconciliation, covenant ratios, capex and the borrower file. COMPARE_FINANCING, RECONCILE, SHOW_RATIOS, CAPEX and BORROWER_FILE need the owner token; a caller with only the agent key is told the owner must sign in. A request that matches no intent gets the nearest capability and what the agent can do, not a flat refusal.</w:t>
+        <w:t>A deterministic rules parser (zh + en lexicon) maps each request to one of 21 intents: EVALUATE_OFFER, NEGOTIATE, ACCELERATE_RECEIPT, FUND_GAP, REPAY_FACILITY, SHOW_STATUS, SHOW_ALERTS, COMPARE_FINANCING, RECONCILE, SHOW_RATIOS, CAPEX, BORROWER_FILE, EXPLAIN, WHAT_IF, RECORD_FACT, CHANGES, APPROVE, REJECT, COUNTERPARTY_MESSAGE, OUT_OF_SCOPE and AMBIGUOUS. RECORD_FACT is read-only: when the owner states a new bill, invoice, delay or figure, chat says plainly that it cannot record it and that the forecast is unchanged. It fills typed slots; every id is checked against the registry. Chat therefore reaches the built modules: the financing comparison, alerts, reconciliation, covenant ratios, capex and the borrower file. COMPARE_FINANCING, RECONCILE, SHOW_RATIOS, CAPEX and BORROWER_FILE need the owner token; a caller with only the agent key is told the owner must sign in. A request that matches no intent gets the nearest capability and what the agent can do, not a flat refusal.</w:t>
       </w:r>
     </w:p>
     <w:p>
@@ -13041,104 +13067,115 @@
         <w:rPr>
           <w:b/>
         </w:rPr>
-        <w:t>5,716 passed, 33 skipped, 0 failed</w:t>
-      </w:r>
-      <w:r>
-        <w:rPr/>
-        <w:t xml:space="preserve"> on 8 Oct 2026 after contract ingestion was merged into the redesigned UI (branch </w:t>
+        <w:t>6,712 passed, 37 skipped, 0 failed</w:t>
+      </w:r>
+      <w:r>
+        <w:rPr/>
+        <w:t xml:space="preserve"> on 10 Oct 2026 on </w:t>
       </w:r>
       <w:r>
         <w:rPr>
           <w:rFonts w:ascii="Courier New" w:hAnsi="Courier New"/>
           <w:sz w:val="18"/>
         </w:rPr>
-        <w:t>feat/upgrading-contracts</w:t>
-      </w:r>
-      <w:r>
-        <w:rPr/>
-        <w:t xml:space="preserve">). On </w:t>
+        <w:t>dev</w:t>
+      </w:r>
+      <w:r>
+        <w:rPr/>
+        <w:t xml:space="preserve"> with feat/upgrading and contract ingestion merged (branch </w:t>
       </w:r>
       <w:r>
         <w:rPr>
           <w:rFonts w:ascii="Courier New" w:hAnsi="Courier New"/>
           <w:sz w:val="18"/>
         </w:rPr>
-        <w:t>feat/contract-ingestion</w:t>
-      </w:r>
-      <w:r>
-        <w:rPr/>
-        <w:t xml:space="preserve"> before the merge: 5,669 passed, 33 skipped, 0 failed. The run before it, on 3 Oct 2026 at </w:t>
+        <w:t>feat/strategy-mvp-contracts</w:t>
+      </w:r>
+      <w:r>
+        <w:rPr/>
+        <w:t xml:space="preserve">). After the merge into feat/upgrading alone (8 Oct): 5,716 passed, 33 skipped. On </w:t>
       </w:r>
       <w:r>
         <w:rPr>
           <w:rFonts w:ascii="Courier New" w:hAnsi="Courier New"/>
           <w:sz w:val="18"/>
         </w:rPr>
-        <w:t>db097e0</w:t>
-      </w:r>
-      <w:r>
-        <w:rPr/>
-        <w:t xml:space="preserve">: </w:t>
-      </w:r>
-      <w:r>
-        <w:rPr>
-          <w:b/>
-        </w:rPr>
-        <w:t>5,446 passed, 33 skipped, 0 failed</w:t>
-      </w:r>
-      <w:r>
-        <w:rPr/>
-        <w:t xml:space="preserve">, run as two sequential chunks that together cover every test directory (chunk A 7 min 50 s, chunk B 6 min 3 s; chunk A is </w:t>
+        <w:t>feat/contract-ingestion</w:t>
+      </w:r>
+      <w:r>
+        <w:rPr/>
+        <w:t xml:space="preserve"> before the merge: 5,669 passed, 33 skipped, 0 failed. The run before it, on 3 Oct 2026 at </w:t>
       </w:r>
       <w:r>
         <w:rPr>
           <w:rFonts w:ascii="Courier New" w:hAnsi="Courier New"/>
           <w:sz w:val="18"/>
         </w:rPr>
-        <w:t>tests/alerts tests/api tests/books tests/borrower_file tests/capex tests/clock tests/commitments tests/compiler tests/counterparties tests/covenants tests/egress tests/evals tests/financial tests/funding</w:t>
-      </w:r>
-      <w:r>
-        <w:rPr/>
-        <w:t xml:space="preserve">, chunk B is </w:t>
+        <w:t>db097e0</w:t>
+      </w:r>
+      <w:r>
+        <w:rPr/>
+        <w:t xml:space="preserve">: </w:t>
+      </w:r>
+      <w:r>
+        <w:rPr>
+          <w:b/>
+        </w:rPr>
+        <w:t>5,446 passed, 33 skipped, 0 failed</w:t>
+      </w:r>
+      <w:r>
+        <w:rPr/>
+        <w:t xml:space="preserve">, run as two sequential chunks that together cover every test directory (chunk A 7 min 50 s, chunk B 6 min 3 s; chunk A is </w:t>
       </w:r>
       <w:r>
         <w:rPr>
           <w:rFonts w:ascii="Courier New" w:hAnsi="Courier New"/>
           <w:sz w:val="18"/>
         </w:rPr>
-        <w:t>tests/mandate tests/nl tests/operations tests/persistence tests/security tests/verifier tests/whatif tests/concurrency tests/certification tests/test_fixtures.py tests/test_money.py</w:t>
-      </w:r>
-      <w:r>
-        <w:rPr/>
-        <w:t>). The skips are 7 router latency benchmarks (</w:t>
+        <w:t>tests/alerts tests/api tests/books tests/borrower_file tests/capex tests/clock tests/commitments tests/compiler tests/counterparties tests/covenants tests/egress tests/evals tests/financial tests/funding</w:t>
+      </w:r>
+      <w:r>
+        <w:rPr/>
+        <w:t xml:space="preserve">, chunk B is </w:t>
       </w:r>
       <w:r>
         <w:rPr>
           <w:rFonts w:ascii="Courier New" w:hAnsi="Courier New"/>
           <w:sz w:val="18"/>
         </w:rPr>
-        <w:t>SKIP_PERF_BENCH=1</w:t>
-      </w:r>
-      <w:r>
-        <w:rPr/>
-        <w:t xml:space="preserve">; their targets were set on another machine), 15 exhaustive router differential cases that run only with </w:t>
+        <w:t>tests/mandate tests/nl tests/operations tests/persistence tests/security tests/verifier tests/whatif tests/concurrency tests/certification tests/test_fixtures.py tests/test_money.py</w:t>
+      </w:r>
+      <w:r>
+        <w:rPr/>
+        <w:t>). The skips are 7 router latency benchmarks (</w:t>
       </w:r>
       <w:r>
         <w:rPr>
           <w:rFonts w:ascii="Courier New" w:hAnsi="Courier New"/>
           <w:sz w:val="18"/>
         </w:rPr>
-        <w:t>ROUTER_DIFF_FULL=1</w:t>
-      </w:r>
-      <w:r>
-        <w:rPr/>
-        <w:t xml:space="preserve">, 10 PostgreSQL concurrency cases that need </w:t>
+        <w:t>SKIP_PERF_BENCH=1</w:t>
+      </w:r>
+      <w:r>
+        <w:rPr/>
+        <w:t xml:space="preserve">; their targets were set on another machine), 15 exhaustive router differential cases that run only with </w:t>
       </w:r>
       <w:r>
         <w:rPr>
           <w:rFonts w:ascii="Courier New" w:hAnsi="Courier New"/>
           <w:sz w:val="18"/>
         </w:rPr>
+        <w:t>ROUTER_DIFF_FULL=1</w:t>
+      </w:r>
+      <w:r>
+        <w:rPr/>
+        <w:t xml:space="preserve">, 10 PostgreSQL concurrency cases that need </w:t>
+      </w:r>
+      <w:r>
+        <w:rPr>
+          <w:rFonts w:ascii="Courier New" w:hAnsi="Courier New"/>
+          <w:sz w:val="18"/>
+        </w:rPr>
         <w:t>TERMSLEDGER_TEST_DATABASE_URL</w:t>
       </w:r>
       <w:r>
@@ -13166,25 +13203,25 @@
       </w:r>
       <w:r>
         <w:rPr/>
-        <w:t xml:space="preserve">, 8 Oct 2026, after contract ingestion was merged into the redesigned UI): </w:t>
+        <w:t xml:space="preserve">, 10 Oct 2026, on </w:t>
       </w:r>
       <w:r>
         <w:rPr>
           <w:rFonts w:ascii="Courier New" w:hAnsi="Courier New"/>
           <w:sz w:val="18"/>
         </w:rPr>
-        <w:t>pnpm lint</w:t>
-      </w:r>
-      <w:r>
-        <w:rPr/>
-        <w:t xml:space="preserve">, </w:t>
+        <w:t>dev</w:t>
+      </w:r>
+      <w:r>
+        <w:rPr/>
+        <w:t xml:space="preserve"> with feat/upgrading and contract ingestion merged): </w:t>
       </w:r>
       <w:r>
         <w:rPr>
           <w:rFonts w:ascii="Courier New" w:hAnsi="Courier New"/>
           <w:sz w:val="18"/>
         </w:rPr>
-        <w:t>pnpm typecheck</w:t>
+        <w:t>pnpm lint</w:t>
       </w:r>
       <w:r>
         <w:rPr/>
@@ -13195,53 +13232,73 @@
           <w:rFonts w:ascii="Courier New" w:hAnsi="Courier New"/>
           <w:sz w:val="18"/>
         </w:rPr>
-        <w:t>pnpm build</w:t>
-      </w:r>
-      <w:r>
-        <w:rPr/>
-        <w:t xml:space="preserve"> and </w:t>
+        <w:t>pnpm typecheck</w:t>
+      </w:r>
+      <w:r>
+        <w:rPr/>
+        <w:t xml:space="preserve">, </w:t>
       </w:r>
       <w:r>
         <w:rPr>
           <w:rFonts w:ascii="Courier New" w:hAnsi="Courier New"/>
           <w:sz w:val="18"/>
         </w:rPr>
-        <w:t>pnpm test:unit</w:t>
-      </w:r>
-      <w:r>
-        <w:rPr/>
-        <w:t xml:space="preserve"> (17) pass; the mock-mode Playwright run passed </w:t>
-      </w:r>
-      <w:r>
-        <w:rPr>
-          <w:b/>
-        </w:rPr>
-        <w:t>58 tests</w:t>
-      </w:r>
-      <w:r>
-        <w:rPr/>
-        <w:t xml:space="preserve"> (7 skipped: a live-only test, and the screenshot runs, which need </w:t>
+        <w:t>pnpm build</w:t>
+      </w:r>
+      <w:r>
+        <w:rPr/>
+        <w:t xml:space="preserve"> and </w:t>
       </w:r>
       <w:r>
         <w:rPr>
           <w:rFonts w:ascii="Courier New" w:hAnsi="Courier New"/>
           <w:sz w:val="18"/>
         </w:rPr>
-        <w:t>SHOTS_DIR</w:t>
-      </w:r>
-      <w:r>
-        <w:rPr/>
-        <w:t xml:space="preserve">) and the live project </w:t>
+        <w:t>pnpm test:unit</w:t>
+      </w:r>
+      <w:r>
+        <w:rPr/>
+        <w:t xml:space="preserve"> (91) pass; the mock-mode Playwright run passed </w:t>
       </w:r>
       <w:r>
         <w:rPr>
           <w:b/>
         </w:rPr>
-        <w:t>41</w:t>
-      </w:r>
-      <w:r>
-        <w:rPr/>
-        <w:t xml:space="preserve"> (2 skipped, mock-only). They cover the demo walk with the golden numbers (including the two-step day-34 cure and the day-37 landing), the owner home, Deals (the negotiation and, once the buyer agrees, the deal summary), the documents page (read, review, confirm, reject, upload, in English and Chinese), Activity, the chat panel, owner sign-in, the Tier-2 approval queue, phone layouts, and the adapter contract. [TEAM: rerun them at the submitted commit.]</w:t>
+        <w:t>159 tests</w:t>
+      </w:r>
+      <w:r>
+        <w:rPr/>
+        <w:t xml:space="preserve"> (37 skipped: the strategy and screenshot runs that need their flags, and live-only tests), </w:t>
+      </w:r>
+      <w:r>
+        <w:rPr>
+          <w:b/>
+        </w:rPr>
+        <w:t>168</w:t>
+      </w:r>
+      <w:r>
+        <w:rPr/>
+        <w:t xml:space="preserve"> with the strategy flag, and the live project </w:t>
+      </w:r>
+      <w:r>
+        <w:rPr>
+          <w:b/>
+        </w:rPr>
+        <w:t>79</w:t>
+      </w:r>
+      <w:r>
+        <w:rPr/>
+        <w:t xml:space="preserve">, </w:t>
+      </w:r>
+      <w:r>
+        <w:rPr>
+          <w:b/>
+        </w:rPr>
+        <w:t>87</w:t>
+      </w:r>
+      <w:r>
+        <w:rPr/>
+        <w:t xml:space="preserve"> with the flag. They cover the demo walk with the golden numbers (including the two-step day-34 cure and the day-37 landing), the owner home, Deals (the negotiation and, once the buyer agrees, the deal summary), the documents page (read, review, confirm, reject, upload, in English and Chinese), Activity, the chat panel, owner sign-in, the Tier-2 approval queue, phone layouts, and the adapter contract. [TEAM: rerun them at the submitted commit.]</w:t>
       </w:r>
     </w:p>
     <w:p>

--- a/docs/deliverables/out/Technical_Document.docx
+++ b/docs/deliverables/out/Technical_Document.docx
@@ -275,7 +275,7 @@
       </w:r>
       <w:r>
         <w:rPr/>
-        <w:t xml:space="preserve"> (the scripted tasks). No real customer, bank or transaction data is used. The source is at [TEAM: public repository URL and the commit or tag submitted].</w:t>
+        <w:t xml:space="preserve"> (the scripted tasks). The test counts are the ones the repository README states for 12 Oct 2026, and each figure below names its source in a parenthesis. No real customer, bank or transaction data is used. The source is at [TEAM: public repository URL and the commit or tag submitted].</w:t>
       </w:r>
     </w:p>
     <w:p>
@@ -573,6 +573,285 @@
       <w:r>
         <w:rPr/>
         <w:t>, 3 Oct 2026).</w:t>
+      </w:r>
+    </w:p>
+    <w:p>
+      <w:r>
+        <w:rPr>
+          <w:b/>
+        </w:rPr>
+        <w:t>What the owner sees (the pages as of 12 Oct 2026).</w:t>
+      </w:r>
+      <w:r>
+        <w:rPr/>
+        <w:t xml:space="preserve"> Every Business page answers one question in its heading, in the server's own sentence, shows one picture where the data supports one, and has at most one raised surface, the action; everything else sits unboxed on hairlines (</w:t>
+      </w:r>
+      <w:r>
+        <w:rPr>
+          <w:rFonts w:ascii="Courier New" w:hAnsi="Courier New"/>
+          <w:sz w:val="18"/>
+        </w:rPr>
+        <w:t>apps/web/DESIGN.md</w:t>
+      </w:r>
+      <w:r>
+        <w:rPr/>
+        <w:t xml:space="preserve">, "Page pattern, A1"). Home says, for example, that the cash reserve becomes unsafe, draws cash against FLOW's plan on one chart, and offers one recommended step with its cost and whether it is within the signed limits (the Home screenshots under </w:t>
+      </w:r>
+      <w:r>
+        <w:rPr>
+          <w:rFonts w:ascii="Courier New" w:hAnsi="Courier New"/>
+          <w:sz w:val="18"/>
+        </w:rPr>
+        <w:t>docs/screenshots/ui-overhaul-2026-10-12/</w:t>
+      </w:r>
+      <w:r>
+        <w:rPr/>
+        <w:t xml:space="preserve">). The browser computes no money and no date words: every amount and every "when" is a display string written by the server in English and Chinese (INVARIANT 13, </w:t>
+      </w:r>
+      <w:r>
+        <w:rPr>
+          <w:rFonts w:ascii="Courier New" w:hAnsi="Courier New"/>
+          <w:sz w:val="18"/>
+        </w:rPr>
+        <w:t>docs/INVARIANTS.md</w:t>
+      </w:r>
+      <w:r>
+        <w:rPr/>
+        <w:t xml:space="preserve">; </w:t>
+      </w:r>
+      <w:r>
+        <w:rPr>
+          <w:rFonts w:ascii="Courier New" w:hAnsi="Courier New"/>
+          <w:sz w:val="18"/>
+        </w:rPr>
+        <w:t>app/api/display.py</w:t>
+      </w:r>
+      <w:r>
+        <w:rPr/>
+        <w:t xml:space="preserve"> and </w:t>
+      </w:r>
+      <w:r>
+        <w:rPr>
+          <w:rFonts w:ascii="Courier New" w:hAnsi="Courier New"/>
+          <w:sz w:val="18"/>
+        </w:rPr>
+        <w:t>app/api/presentation.py</w:t>
+      </w:r>
+      <w:r>
+        <w:rPr/>
+        <w:t>, handoff 08 section 4). The pages are Home, Deals, Cash and funding, Receivables and Activity, with Approvals, Documents, Limits and the decision record behind them (handoff 09 section 2).</w:t>
+      </w:r>
+    </w:p>
+    <w:p>
+      <w:r>
+        <w:rPr>
+          <w:b/>
+        </w:rPr>
+        <w:t>Decisions have a lifecycle, kept in a record (ADR-0011).</w:t>
+      </w:r>
+      <w:r>
+        <w:rPr/>
+        <w:t xml:space="preserve"> An independent flow audit (4 P0, 14 P1, 10 P2 findings) was reproduced finding by finding and all 28 now read FIXED; no engine module was edited and a test pins that no engine module imports the record (</w:t>
+      </w:r>
+      <w:r>
+        <w:rPr>
+          <w:rFonts w:ascii="Courier New" w:hAnsi="Courier New"/>
+          <w:sz w:val="18"/>
+        </w:rPr>
+        <w:t>docs/UX_REMEDIATION_REPORT.md</w:t>
+      </w:r>
+      <w:r>
+        <w:rPr/>
+        <w:t xml:space="preserve"> sections 1 and 5; </w:t>
+      </w:r>
+      <w:r>
+        <w:rPr>
+          <w:rFonts w:ascii="Courier New" w:hAnsi="Courier New"/>
+          <w:sz w:val="18"/>
+        </w:rPr>
+        <w:t>tests/decisions/test_isolation.py</w:t>
+      </w:r>
+      <w:r>
+        <w:rPr/>
+        <w:t>). The record derives each deal's and each cure's state (thirteen states) from the stores the engine already fills, plus three append-only facts that cannot be re-derived: when a verdict was made, which counter was sent, and the economics the owner was shown when an action was queued (migration 0006). A counter is sent bound to the verdict, the counter and the books version the owner saw; a mismatch is refused and creates nothing (</w:t>
+      </w:r>
+      <w:r>
+        <w:rPr>
+          <w:rFonts w:ascii="Courier New" w:hAnsi="Courier New"/>
+          <w:sz w:val="18"/>
+        </w:rPr>
+        <w:t>docs/UX_REMEDIATION_REPORT.md</w:t>
+      </w:r>
+      <w:r>
+        <w:rPr/>
+        <w:t xml:space="preserve"> sections 3 and 5, </w:t>
+      </w:r>
+      <w:r>
+        <w:rPr>
+          <w:rFonts w:ascii="Courier New" w:hAnsi="Courier New"/>
+          <w:sz w:val="18"/>
+        </w:rPr>
+        <w:t>docs/SYSTEM_WALKTHROUGH.md</w:t>
+      </w:r>
+      <w:r>
+        <w:rPr/>
+        <w:t xml:space="preserve"> section 12).</w:t>
+      </w:r>
+    </w:p>
+    <w:p>
+      <w:r>
+        <w:rPr>
+          <w:b/>
+        </w:rPr>
+        <w:t>Contracts the owner confirms (ADR-0012).</w:t>
+      </w:r>
+      <w:r>
+        <w:rPr/>
+        <w:t xml:space="preserve"> The owner uploads a signed buyer contract or a lender agreement; the agent reads it with every term beside its quoted clause, labelled "AI-generated, for reference". The owner confirms or rejects it. The decision is an owner-only operation on the hash chain, bound to the hash of the text shown, and it changes no books; a confirmed contract is a record that the Deals page sets beside the live books (</w:t>
+      </w:r>
+      <w:r>
+        <w:rPr>
+          <w:rFonts w:ascii="Courier New" w:hAnsi="Courier New"/>
+          <w:sz w:val="18"/>
+        </w:rPr>
+        <w:t>docs/adr/0012-contract-records.md</w:t>
+      </w:r>
+      <w:r>
+        <w:rPr/>
+        <w:t xml:space="preserve">; README, features table). A later confirmed buyer contract marks the earlier one superseded (handoff 09 section 2). </w:t>
+      </w:r>
+      <w:r>
+        <w:rPr>
+          <w:b/>
+        </w:rPr>
+        <w:t>What is not claimed:</w:t>
+      </w:r>
+      <w:r>
+        <w:rPr/>
+        <w:t xml:space="preserve"> no reading-accuracy figure for contracts. The demo documents were written to match the synthetic books and the reading grammar was written against them; the held-out contracts are not yet written, and the report says so (</w:t>
+      </w:r>
+      <w:r>
+        <w:rPr>
+          <w:rFonts w:ascii="Courier New" w:hAnsi="Courier New"/>
+          <w:sz w:val="18"/>
+        </w:rPr>
+        <w:t>services/api/evals/contracts_heldout_report.md</w:t>
+      </w:r>
+      <w:r>
+        <w:rPr/>
+        <w:t>; ADR-0012, Consequences).</w:t>
+      </w:r>
+    </w:p>
+    <w:p>
+      <w:r>
+        <w:rPr>
+          <w:b/>
+        </w:rPr>
+        <w:t>Strategy answers behind flags, read-only.</w:t>
+      </w:r>
+      <w:r>
+        <w:rPr/>
+        <w:t xml:space="preserve"> Three answers are computed on labelled copies of the books and change nothing: what the owner can offer a named buyer (the Safe Deal Envelope), what cash arriving earlier is worth (the cash price curve) and whom to chase first (collections marginal value). Each is behind a flag that defaults to off (</w:t>
+      </w:r>
+      <w:r>
+        <w:rPr>
+          <w:rFonts w:ascii="Courier New" w:hAnsi="Courier New"/>
+          <w:sz w:val="18"/>
+        </w:rPr>
+        <w:t>FEATURE_ENVELOPE</w:t>
+      </w:r>
+      <w:r>
+        <w:rPr/>
+        <w:t xml:space="preserve">, </w:t>
+      </w:r>
+      <w:r>
+        <w:rPr>
+          <w:rFonts w:ascii="Courier New" w:hAnsi="Courier New"/>
+          <w:sz w:val="18"/>
+        </w:rPr>
+        <w:t>FEATURE_PRICE_CURVE</w:t>
+      </w:r>
+      <w:r>
+        <w:rPr/>
+        <w:t xml:space="preserve">, </w:t>
+      </w:r>
+      <w:r>
+        <w:rPr>
+          <w:rFonts w:ascii="Courier New" w:hAnsi="Courier New"/>
+          <w:sz w:val="18"/>
+        </w:rPr>
+        <w:t>FEATURE_COLLECTIONS_WORTH</w:t>
+      </w:r>
+      <w:r>
+        <w:rPr/>
+        <w:t xml:space="preserve"> in </w:t>
+      </w:r>
+      <w:r>
+        <w:rPr>
+          <w:rFonts w:ascii="Courier New" w:hAnsi="Courier New"/>
+          <w:sz w:val="18"/>
+        </w:rPr>
+        <w:t>app/config.py</w:t>
+      </w:r>
+      <w:r>
+        <w:rPr/>
+        <w:t xml:space="preserve">), and the web shows them only with </w:t>
+      </w:r>
+      <w:r>
+        <w:rPr>
+          <w:rFonts w:ascii="Courier New" w:hAnsi="Courier New"/>
+          <w:sz w:val="18"/>
+        </w:rPr>
+        <w:t>NEXT_PUBLIC_STRATEGY_MVP=1</w:t>
+      </w:r>
+      <w:r>
+        <w:rPr/>
+        <w:t xml:space="preserve">; with the flags off the routes answer 403 </w:t>
+      </w:r>
+      <w:r>
+        <w:rPr>
+          <w:rFonts w:ascii="Courier New" w:hAnsi="Courier New"/>
+          <w:sz w:val="18"/>
+        </w:rPr>
+        <w:t>FEATURE_DISABLED</w:t>
+      </w:r>
+      <w:r>
+        <w:rPr/>
+        <w:t xml:space="preserve"> (</w:t>
+      </w:r>
+      <w:r>
+        <w:rPr>
+          <w:rFonts w:ascii="Courier New" w:hAnsi="Courier New"/>
+          <w:sz w:val="18"/>
+        </w:rPr>
+        <w:t>docs/STRATEGY_MVP_REPORT.md</w:t>
+      </w:r>
+      <w:r>
+        <w:rPr/>
+        <w:t xml:space="preserve"> section 1). Nothing executes from them: no operation, no tier, no mandate change.</w:t>
+      </w:r>
+    </w:p>
+    <w:p>
+      <w:r>
+        <w:rPr>
+          <w:b/>
+        </w:rPr>
+        <w:t>Nothing executes outside the signed mandate.</w:t>
+      </w:r>
+      <w:r>
+        <w:rPr/>
+        <w:t xml:space="preserve"> Every operation still passes the executor's gates; the contract decision, the decision record and the strategy answers add no way to move money (ADR-0012; </w:t>
+      </w:r>
+      <w:r>
+        <w:rPr>
+          <w:rFonts w:ascii="Courier New" w:hAnsi="Courier New"/>
+          <w:sz w:val="18"/>
+        </w:rPr>
+        <w:t>docs/STRATEGY_MVP_REPORT.md</w:t>
+      </w:r>
+      <w:r>
+        <w:rPr/>
+        <w:t xml:space="preserve"> section 1).</w:t>
       </w:r>
     </w:p>
     <w:p>
@@ -1191,9 +1470,44 @@
       </w:r>
     </w:p>
     <w:p>
-      <w:r>
-        <w:rPr/>
-        <w:t>We do not claim "first", "best loan", "proof", "atomic", "financial advice", "bank-grade", "safe by construction", "cannot be fooled" or compliance with any bank's covenants. The checks screen the obligations that were entered, not the whole business; a plan is the cheapest within the bounded search; the bullet-loan DSCR is a reserve-coverage reading; the hash chain is internally checkable only. TermsLedger is decision support under the owner's own limits; the owner decides and signs, and the agent never applies for, signs or guarantees a loan.</w:t>
+      <w:pPr>
+        <w:ind w:left="720" w:hanging="288"/>
+      </w:pPr>
+      <w:r>
+        <w:t xml:space="preserve">7. </w:t>
+      </w:r>
+      <w:r>
+        <w:rPr/>
+        <w:t>A document the agent read never changes the books: the owner's confirmation is a hash-bound record on the chain, and the deal summary only reads it (ADR-0012).</w:t>
+      </w:r>
+    </w:p>
+    <w:p>
+      <w:pPr>
+        <w:ind w:left="720" w:hanging="288"/>
+      </w:pPr>
+      <w:r>
+        <w:t xml:space="preserve">8. </w:t>
+      </w:r>
+      <w:r>
+        <w:rPr/>
+        <w:t>The strategy answers are read-only and flagged off by default; they compute on labelled copies and execute nothing (</w:t>
+      </w:r>
+      <w:r>
+        <w:rPr>
+          <w:rFonts w:ascii="Courier New" w:hAnsi="Courier New"/>
+          <w:sz w:val="18"/>
+        </w:rPr>
+        <w:t>docs/STRATEGY_MVP_REPORT.md</w:t>
+      </w:r>
+      <w:r>
+        <w:rPr/>
+        <w:t xml:space="preserve"> section 1).</w:t>
+      </w:r>
+    </w:p>
+    <w:p>
+      <w:r>
+        <w:rPr/>
+        <w:t>We do not claim "first", "best loan", "proof", "atomic", "financial advice", "bank-grade", "safe by construction", "cannot be fooled" or compliance with any bank's covenants, and we make no reading-accuracy claim for contracts (the held-out set is pending). The checks screen the obligations that were entered, not the whole business; a plan is the cheapest within the bounded search; the bullet-loan DSCR is a reserve-coverage reading; the hash chain is internally checkable only. TermsLedger is decision support under the owner's own limits; the owner decides and signs, and the agent never applies for, signs or guarantees a loan.</w:t>
       </w:r>
     </w:p>
     <w:p>
@@ -1539,7 +1853,23 @@
           <w:rFonts w:ascii="Courier New" w:hAnsi="Courier New" w:eastAsia="Courier New"/>
           <w:sz w:val="14"/>
         </w:rPr>
-        <w:t xml:space="preserve">  apps/web (Next.js): screens, chat panel, owner sign-in; never computes money</w:t>
+        <w:t xml:space="preserve">  uploaded contract --&gt; ingest/ --&gt; contracts/ record --&gt; owner confirms (executor, log only, no books)</w:t>
+        <w:br/>
+      </w:r>
+      <w:r>
+        <w:rPr>
+          <w:rFonts w:ascii="Courier New" w:hAnsi="Courier New" w:eastAsia="Courier New"/>
+          <w:sz w:val="14"/>
+        </w:rPr>
+        <w:t xml:space="preserve">  decisions/ record (ADR-0011) and strategy/ (flagged, read-only) read the stores; the engine imports neither</w:t>
+        <w:br/>
+      </w:r>
+      <w:r>
+        <w:rPr>
+          <w:rFonts w:ascii="Courier New" w:hAnsi="Courier New" w:eastAsia="Courier New"/>
+          <w:sz w:val="14"/>
+        </w:rPr>
+        <w:t xml:space="preserve">  apps/web (Next.js): five pages, chat panel, owner sign-in; never computes money</w:t>
       </w:r>
     </w:p>
     <w:p>
@@ -1979,7 +2309,7 @@
             <w:r>
               <w:rPr>
                 <w:b/>
-                <w:sz w:val="18"/>
+                <w:sz w:val="16"/>
               </w:rPr>
               <w:t>Component</w:t>
             </w:r>
@@ -1994,7 +2324,7 @@
             <w:r>
               <w:rPr>
                 <w:b/>
-                <w:sz w:val="18"/>
+                <w:sz w:val="16"/>
               </w:rPr>
               <w:t>Responsibility</w:t>
             </w:r>
@@ -2009,7 +2339,7 @@
             <w:r>
               <w:rPr>
                 <w:b/>
-                <w:sz w:val="18"/>
+                <w:sz w:val="16"/>
               </w:rPr>
               <w:t>Trust</w:t>
             </w:r>
@@ -2025,7 +2355,7 @@
             <w:r>
               <w:rPr>
                 <w:rFonts w:ascii="Courier New" w:hAnsi="Courier New"/>
-                <w:sz w:val="18"/>
+                <w:sz w:val="16"/>
               </w:rPr>
               <w:t>compiler/</w:t>
             </w:r>
@@ -2038,33 +2368,33 @@
           <w:p>
             <w:r>
               <w:rPr>
-                <w:sz w:val="18"/>
+                <w:sz w:val="16"/>
               </w:rPr>
               <w:t>Turns buyer offers and lender term sheets or agreements into typed obligations or facility terms, and a signed buyer contract into a reading of 18 fields, each with its clause. Every obligation and term carries a span that must match the document exactly; otherwise the field is abstained or left blank. A zh + en rules grammar flags authority claims, data requests and unknown lenders. The coverage proof (</w:t>
             </w:r>
             <w:r>
               <w:rPr>
                 <w:rFonts w:ascii="Courier New" w:hAnsi="Courier New"/>
-                <w:sz w:val="18"/>
+                <w:sz w:val="16"/>
               </w:rPr>
               <w:t>coverage.py</w:t>
             </w:r>
             <w:r>
               <w:rPr>
-                <w:sz w:val="18"/>
+                <w:sz w:val="16"/>
               </w:rPr>
               <w:t xml:space="preserve">) sets </w:t>
             </w:r>
             <w:r>
               <w:rPr>
                 <w:rFonts w:ascii="Courier New" w:hAnsi="Courier New"/>
-                <w:sz w:val="18"/>
+                <w:sz w:val="16"/>
               </w:rPr>
               <w:t>autonomy_eligible</w:t>
             </w:r>
             <w:r>
               <w:rPr>
-                <w:sz w:val="18"/>
+                <w:sz w:val="16"/>
               </w:rPr>
               <w:t>.</w:t>
             </w:r>
@@ -2077,7 +2407,7 @@
           <w:p>
             <w:r>
               <w:rPr>
-                <w:sz w:val="18"/>
+                <w:sz w:val="16"/>
               </w:rPr>
               <w:t>Untrusted output; schema-validated</w:t>
             </w:r>
@@ -2093,7 +2423,7 @@
             <w:r>
               <w:rPr>
                 <w:rFonts w:ascii="Courier New" w:hAnsi="Courier New"/>
-                <w:sz w:val="18"/>
+                <w:sz w:val="16"/>
               </w:rPr>
               <w:t>financial/</w:t>
             </w:r>
@@ -2106,7 +2436,7 @@
           <w:p>
             <w:r>
               <w:rPr>
-                <w:sz w:val="18"/>
+                <w:sz w:val="16"/>
               </w:rPr>
               <w:t>The daily cash recursion, debt ledger and forward-concession valuation, in integer fen, in conservative and expected modes</w:t>
             </w:r>
@@ -2119,7 +2449,7 @@
           <w:p>
             <w:r>
               <w:rPr>
-                <w:sz w:val="18"/>
+                <w:sz w:val="16"/>
               </w:rPr>
               <w:t>Trusted, deterministic</w:t>
             </w:r>
@@ -2135,7 +2465,7 @@
             <w:r>
               <w:rPr>
                 <w:rFonts w:ascii="Courier New" w:hAnsi="Courier New"/>
-                <w:sz w:val="18"/>
+                <w:sz w:val="16"/>
               </w:rPr>
               <w:t>covenants/</w:t>
             </w:r>
@@ -2148,7 +2478,7 @@
           <w:p>
             <w:r>
               <w:rPr>
-                <w:sz w:val="18"/>
+                <w:sz w:val="16"/>
               </w:rPr>
               <w:t>DSCR, leverage and clean-down per facility definition, evaluated monthly on the projected state</w:t>
             </w:r>
@@ -2161,7 +2491,7 @@
           <w:p>
             <w:r>
               <w:rPr>
-                <w:sz w:val="18"/>
+                <w:sz w:val="16"/>
               </w:rPr>
               <w:t>Trusted, deterministic</w:t>
             </w:r>
@@ -2177,7 +2507,7 @@
             <w:r>
               <w:rPr>
                 <w:rFonts w:ascii="Courier New" w:hAnsi="Courier New"/>
-                <w:sz w:val="18"/>
+                <w:sz w:val="16"/>
               </w:rPr>
               <w:t>funding/</w:t>
             </w:r>
@@ -2190,7 +2520,7 @@
           <w:p>
             <w:r>
               <w:rPr>
-                <w:sz w:val="18"/>
+                <w:sz w:val="16"/>
               </w:rPr>
               <w:t>The Debt Desk router: grid search for the cheapest admissible mix; marginal cost of funds; break-even early-pay discount; the terms extension priced as a loan</w:t>
             </w:r>
@@ -2203,7 +2533,7 @@
           <w:p>
             <w:r>
               <w:rPr>
-                <w:sz w:val="18"/>
+                <w:sz w:val="16"/>
               </w:rPr>
               <w:t>Trusted, deterministic</w:t>
             </w:r>
@@ -2219,7 +2549,7 @@
             <w:r>
               <w:rPr>
                 <w:rFonts w:ascii="Courier New" w:hAnsi="Courier New"/>
-                <w:sz w:val="18"/>
+                <w:sz w:val="16"/>
               </w:rPr>
               <w:t>mandate/</w:t>
             </w:r>
@@ -2232,7 +2562,7 @@
           <w:p>
             <w:r>
               <w:rPr>
-                <w:sz w:val="18"/>
+                <w:sz w:val="16"/>
               </w:rPr>
               <w:t>Canonical serialisation, Ed25519 signing and verification with a pinned owner key, validity (expiry, revocation, version), tier computation, mandate predicates</w:t>
             </w:r>
@@ -2245,7 +2575,7 @@
           <w:p>
             <w:r>
               <w:rPr>
-                <w:sz w:val="18"/>
+                <w:sz w:val="16"/>
               </w:rPr>
               <w:t>Trusted; signed by the owner</w:t>
             </w:r>
@@ -2261,7 +2591,7 @@
             <w:r>
               <w:rPr>
                 <w:rFonts w:ascii="Courier New" w:hAnsi="Courier New"/>
-                <w:sz w:val="18"/>
+                <w:sz w:val="16"/>
               </w:rPr>
               <w:t>verifier/</w:t>
             </w:r>
@@ -2274,7 +2604,7 @@
           <w:p>
             <w:r>
               <w:rPr>
-                <w:sz w:val="18"/>
+                <w:sz w:val="16"/>
               </w:rPr>
               <w:t>The verdict algorithm, reason codes, formulas and counters priced from the marginal cost of funds. It imports no text-bearing field (enforced by an AST test).</w:t>
             </w:r>
@@ -2287,7 +2617,7 @@
           <w:p>
             <w:r>
               <w:rPr>
-                <w:sz w:val="18"/>
+                <w:sz w:val="16"/>
               </w:rPr>
               <w:t>Trusted, deterministic</w:t>
             </w:r>
@@ -2303,7 +2633,7 @@
             <w:r>
               <w:rPr>
                 <w:rFonts w:ascii="Courier New" w:hAnsi="Courier New"/>
-                <w:sz w:val="18"/>
+                <w:sz w:val="16"/>
               </w:rPr>
               <w:t>operations/</w:t>
             </w:r>
@@ -2316,33 +2646,33 @@
           <w:p>
             <w:r>
               <w:rPr>
-                <w:sz w:val="18"/>
+                <w:sz w:val="16"/>
               </w:rPr>
               <w:t xml:space="preserve">The executor: the </w:t>
             </w:r>
             <w:r>
               <w:rPr>
                 <w:b/>
-                <w:sz w:val="18"/>
+                <w:sz w:val="16"/>
               </w:rPr>
               <w:t>only</w:t>
             </w:r>
             <w:r>
               <w:rPr>
-                <w:sz w:val="18"/>
+                <w:sz w:val="16"/>
               </w:rPr>
               <w:t xml:space="preserve"> writer of commitments and operations. It computes the tier itself and runs every draw, advance and repayment through admission (</w:t>
             </w:r>
             <w:r>
               <w:rPr>
                 <w:rFonts w:ascii="Courier New" w:hAnsi="Courier New"/>
-                <w:sz w:val="18"/>
+                <w:sz w:val="16"/>
               </w:rPr>
               <w:t>funding/admission.py</w:t>
             </w:r>
             <w:r>
               <w:rPr>
-                <w:sz w:val="18"/>
+                <w:sz w:val="16"/>
               </w:rPr>
               <w:t>: the planner's engine and predicates on today's books), whoever asks.</w:t>
             </w:r>
@@ -2355,7 +2685,7 @@
           <w:p>
             <w:r>
               <w:rPr>
-                <w:sz w:val="18"/>
+                <w:sz w:val="16"/>
               </w:rPr>
               <w:t>Trusted</w:t>
             </w:r>
@@ -2371,7 +2701,7 @@
             <w:r>
               <w:rPr>
                 <w:rFonts w:ascii="Courier New" w:hAnsi="Courier New"/>
-                <w:sz w:val="18"/>
+                <w:sz w:val="16"/>
               </w:rPr>
               <w:t>commitments/</w:t>
             </w:r>
@@ -2384,7 +2714,7 @@
           <w:p>
             <w:r>
               <w:rPr>
-                <w:sz w:val="18"/>
+                <w:sz w:val="16"/>
               </w:rPr>
               <w:t>Commitment lifecycle (PROPOSED → ACCEPTED → ACTIVE → FULFILLED, or EXPIRED / REVOKED), terms hash, nonce, expiry</w:t>
             </w:r>
@@ -2397,7 +2727,7 @@
           <w:p>
             <w:r>
               <w:rPr>
-                <w:sz w:val="18"/>
+                <w:sz w:val="16"/>
               </w:rPr>
               <w:t>Trusted</w:t>
             </w:r>
@@ -2413,20 +2743,20 @@
             <w:r>
               <w:rPr>
                 <w:rFonts w:ascii="Courier New" w:hAnsi="Courier New"/>
-                <w:sz w:val="18"/>
+                <w:sz w:val="16"/>
               </w:rPr>
               <w:t>books/</w:t>
             </w:r>
             <w:r>
               <w:rPr>
-                <w:sz w:val="18"/>
+                <w:sz w:val="16"/>
               </w:rPr>
               <w:t xml:space="preserve">, </w:t>
             </w:r>
             <w:r>
               <w:rPr>
                 <w:rFonts w:ascii="Courier New" w:hAnsi="Courier New"/>
-                <w:sz w:val="18"/>
+                <w:sz w:val="16"/>
               </w:rPr>
               <w:t>clock/</w:t>
             </w:r>
@@ -2440,39 +2770,39 @@
             <w:r>
               <w:rPr>
                 <w:rFonts w:ascii="Courier New" w:hAnsi="Courier New"/>
-                <w:sz w:val="18"/>
+                <w:sz w:val="16"/>
               </w:rPr>
               <w:t>books.current_books</w:t>
             </w:r>
             <w:r>
               <w:rPr>
-                <w:sz w:val="18"/>
+                <w:sz w:val="16"/>
               </w:rPr>
               <w:t xml:space="preserve"> is the one set of current books: the state today plus the live obligations of accepted commitments. Every projection in every module runs on it (ADR-0006). Accepted terms and prices are written onto the invoices once, with a scope fixed at acceptance (ADR-0009), and every draw or advance is a dated funding lot whose cash lands after the lead time (ADR-0010). </w:t>
             </w:r>
             <w:r>
               <w:rPr>
                 <w:rFonts w:ascii="Courier New" w:hAnsi="Courier New"/>
-                <w:sz w:val="18"/>
+                <w:sz w:val="16"/>
               </w:rPr>
               <w:t>Runtime.advance_to</w:t>
             </w:r>
             <w:r>
               <w:rPr>
-                <w:sz w:val="18"/>
+                <w:sz w:val="16"/>
               </w:rPr>
               <w:t xml:space="preserve"> is the only way time moves: it posts the day's scheduled flows, lands funding, posts loan instalments, the existing loan's payments (which leave cash) and maturities, expires lapsed commitments and logs one </w:t>
             </w:r>
             <w:r>
               <w:rPr>
                 <w:rFonts w:ascii="Courier New" w:hAnsi="Courier New"/>
-                <w:sz w:val="18"/>
+                <w:sz w:val="16"/>
               </w:rPr>
               <w:t>ADVANCE_CLOCK</w:t>
             </w:r>
             <w:r>
               <w:rPr>
-                <w:sz w:val="18"/>
+                <w:sz w:val="16"/>
               </w:rPr>
               <w:t xml:space="preserve"> entry on the chain. It never records a receipt and never repays a credit line.</w:t>
             </w:r>
@@ -2485,7 +2815,7 @@
           <w:p>
             <w:r>
               <w:rPr>
-                <w:sz w:val="18"/>
+                <w:sz w:val="16"/>
               </w:rPr>
               <w:t>Trusted, deterministic</w:t>
             </w:r>
@@ -2501,7 +2831,7 @@
             <w:r>
               <w:rPr>
                 <w:rFonts w:ascii="Courier New" w:hAnsi="Courier New"/>
-                <w:sz w:val="18"/>
+                <w:sz w:val="16"/>
               </w:rPr>
               <w:t>persistence/</w:t>
             </w:r>
@@ -2514,111 +2844,111 @@
           <w:p>
             <w:r>
               <w:rPr>
-                <w:sz w:val="18"/>
+                <w:sz w:val="16"/>
               </w:rPr>
               <w:t>SQLAlchemy tables, Alembic migrations (</w:t>
             </w:r>
             <w:r>
               <w:rPr>
                 <w:rFonts w:ascii="Courier New" w:hAnsi="Courier New"/>
-                <w:sz w:val="18"/>
+                <w:sz w:val="16"/>
               </w:rPr>
               <w:t>0001_initial</w:t>
             </w:r>
             <w:r>
               <w:rPr>
-                <w:sz w:val="18"/>
+                <w:sz w:val="16"/>
               </w:rPr>
               <w:t xml:space="preserve">, </w:t>
             </w:r>
             <w:r>
               <w:rPr>
                 <w:rFonts w:ascii="Courier New" w:hAnsi="Courier New"/>
-                <w:sz w:val="18"/>
+                <w:sz w:val="16"/>
               </w:rPr>
               <w:t>0002_enable_rls</w:t>
             </w:r>
             <w:r>
               <w:rPr>
-                <w:sz w:val="18"/>
+                <w:sz w:val="16"/>
               </w:rPr>
               <w:t xml:space="preserve">, </w:t>
             </w:r>
             <w:r>
               <w:rPr>
                 <w:rFonts w:ascii="Courier New" w:hAnsi="Courier New"/>
-                <w:sz w:val="18"/>
+                <w:sz w:val="16"/>
               </w:rPr>
               <w:t>0003_append_only_triggers</w:t>
             </w:r>
             <w:r>
               <w:rPr>
-                <w:sz w:val="18"/>
+                <w:sz w:val="16"/>
               </w:rPr>
               <w:t xml:space="preserve">, </w:t>
             </w:r>
             <w:r>
               <w:rPr>
                 <w:rFonts w:ascii="Courier New" w:hAnsi="Courier New"/>
-                <w:sz w:val="18"/>
+                <w:sz w:val="16"/>
               </w:rPr>
               <w:t>0004_approval_decided_day</w:t>
             </w:r>
             <w:r>
               <w:rPr>
-                <w:sz w:val="18"/>
+                <w:sz w:val="16"/>
               </w:rPr>
               <w:t xml:space="preserve">, </w:t>
             </w:r>
             <w:r>
               <w:rPr>
                 <w:rFonts w:ascii="Courier New" w:hAnsi="Courier New"/>
-                <w:sz w:val="18"/>
+                <w:sz w:val="16"/>
               </w:rPr>
               <w:t>0005_pilot_journal</w:t>
             </w:r>
             <w:r>
               <w:rPr>
-                <w:sz w:val="18"/>
+                <w:sz w:val="16"/>
               </w:rPr>
               <w:t xml:space="preserve">, </w:t>
             </w:r>
             <w:r>
               <w:rPr>
                 <w:rFonts w:ascii="Courier New" w:hAnsi="Courier New"/>
-                <w:sz w:val="18"/>
+                <w:sz w:val="16"/>
               </w:rPr>
               <w:t>0006_decision_facts</w:t>
             </w:r>
             <w:r>
               <w:rPr>
-                <w:sz w:val="18"/>
+                <w:sz w:val="16"/>
               </w:rPr>
               <w:t xml:space="preserve">, </w:t>
             </w:r>
             <w:r>
               <w:rPr>
                 <w:rFonts w:ascii="Courier New" w:hAnsi="Courier New"/>
-                <w:sz w:val="18"/>
+                <w:sz w:val="16"/>
               </w:rPr>
               <w:t>0007_contract_records</w:t>
             </w:r>
             <w:r>
               <w:rPr>
-                <w:sz w:val="18"/>
+                <w:sz w:val="16"/>
               </w:rPr>
               <w:t xml:space="preserve">) and </w:t>
             </w:r>
             <w:r>
               <w:rPr>
                 <w:rFonts w:ascii="Courier New" w:hAnsi="Courier New"/>
-                <w:sz w:val="18"/>
+                <w:sz w:val="16"/>
               </w:rPr>
               <w:t>LedgerStore</w:t>
             </w:r>
             <w:r>
               <w:rPr>
-                <w:sz w:val="18"/>
+                <w:sz w:val="16"/>
               </w:rPr>
               <w:t xml:space="preserve"> (SQL and in-memory). The operations log is append-only and hash-chained.</w:t>
             </w:r>
@@ -2631,7 +2961,7 @@
           <w:p>
             <w:r>
               <w:rPr>
-                <w:sz w:val="18"/>
+                <w:sz w:val="16"/>
               </w:rPr>
               <w:t>Trusted</w:t>
             </w:r>
@@ -2647,7 +2977,7 @@
             <w:r>
               <w:rPr>
                 <w:rFonts w:ascii="Courier New" w:hAnsi="Courier New"/>
-                <w:sz w:val="18"/>
+                <w:sz w:val="16"/>
               </w:rPr>
               <w:t>counterparties/</w:t>
             </w:r>
@@ -2660,7 +2990,7 @@
           <w:p>
             <w:r>
               <w:rPr>
-                <w:sz w:val="18"/>
+                <w:sz w:val="16"/>
               </w:rPr>
               <w:t>A deterministic buyer kernel with a hidden reservation and a template verbaliser</w:t>
             </w:r>
@@ -2673,7 +3003,7 @@
           <w:p>
             <w:r>
               <w:rPr>
-                <w:sz w:val="18"/>
+                <w:sz w:val="16"/>
               </w:rPr>
               <w:t>Separate fixtures; can refuse</w:t>
             </w:r>
@@ -2689,7 +3019,7 @@
             <w:r>
               <w:rPr>
                 <w:rFonts w:ascii="Courier New" w:hAnsi="Courier New"/>
-                <w:sz w:val="18"/>
+                <w:sz w:val="16"/>
               </w:rPr>
               <w:t>egress/</w:t>
             </w:r>
@@ -2702,7 +3032,7 @@
           <w:p>
             <w:r>
               <w:rPr>
-                <w:sz w:val="18"/>
+                <w:sz w:val="16"/>
               </w:rPr>
               <w:t>Scans every outbound text for protected values and planted canaries, and blocks the whole message on a hit</w:t>
             </w:r>
@@ -2715,7 +3045,7 @@
           <w:p>
             <w:r>
               <w:rPr>
-                <w:sz w:val="18"/>
+                <w:sz w:val="16"/>
               </w:rPr>
               <w:t>Trusted, last step</w:t>
             </w:r>
@@ -2731,7 +3061,7 @@
             <w:r>
               <w:rPr>
                 <w:rFonts w:ascii="Courier New" w:hAnsi="Courier New"/>
-                <w:sz w:val="18"/>
+                <w:sz w:val="16"/>
               </w:rPr>
               <w:t>nl/</w:t>
             </w:r>
@@ -2745,39 +3075,39 @@
             <w:r>
               <w:rPr>
                 <w:rFonts w:ascii="Courier New" w:hAnsi="Courier New"/>
-                <w:sz w:val="18"/>
+                <w:sz w:val="16"/>
               </w:rPr>
               <w:t>/nl</w:t>
             </w:r>
             <w:r>
               <w:rPr>
-                <w:sz w:val="18"/>
+                <w:sz w:val="16"/>
               </w:rPr>
               <w:t xml:space="preserve"> harness: natural-language request → intent and typed slots → verifier → typed operations; multi-turn sessions with clarification, correction and a nearest-capability fallback. A counterparty's response carries the reply and the session id only, and the counterparty is whoever its </w:t>
             </w:r>
             <w:r>
               <w:rPr>
                 <w:rFonts w:ascii="Courier New" w:hAnsi="Courier New"/>
-                <w:sz w:val="18"/>
+                <w:sz w:val="16"/>
               </w:rPr>
               <w:t>X-Counterparty-Key</w:t>
             </w:r>
             <w:r>
               <w:rPr>
-                <w:sz w:val="18"/>
+                <w:sz w:val="16"/>
               </w:rPr>
               <w:t xml:space="preserve"> names (no key: a proposal only). A session is bound to the credential that opened it. Free text executes only as a closed affirmative command (</w:t>
             </w:r>
             <w:r>
               <w:rPr>
                 <w:rFonts w:ascii="Courier New" w:hAnsi="Courier New"/>
-                <w:sz w:val="18"/>
+                <w:sz w:val="16"/>
               </w:rPr>
               <w:t>consent.py</w:t>
             </w:r>
             <w:r>
               <w:rPr>
-                <w:sz w:val="18"/>
+                <w:sz w:val="16"/>
               </w:rPr>
               <w:t>); plans are proposed first and "go ahead" runs the exact operations shown.</w:t>
             </w:r>
@@ -2790,7 +3120,7 @@
           <w:p>
             <w:r>
               <w:rPr>
-                <w:sz w:val="18"/>
+                <w:sz w:val="16"/>
               </w:rPr>
               <w:t>Trusted orchestration; never skips the verifier</w:t>
             </w:r>
@@ -2806,7 +3136,7 @@
             <w:r>
               <w:rPr>
                 <w:rFonts w:ascii="Courier New" w:hAnsi="Courier New"/>
-                <w:sz w:val="18"/>
+                <w:sz w:val="16"/>
               </w:rPr>
               <w:t>security/</w:t>
             </w:r>
@@ -2819,7 +3149,7 @@
           <w:p>
             <w:r>
               <w:rPr>
-                <w:sz w:val="18"/>
+                <w:sz w:val="16"/>
               </w:rPr>
               <w:t>Attack catalogue runner, security-event helpers, refusal templates</w:t>
             </w:r>
@@ -2832,7 +3162,7 @@
           <w:p>
             <w:r>
               <w:rPr>
-                <w:sz w:val="18"/>
+                <w:sz w:val="16"/>
               </w:rPr>
               <w:t>Test and audit</w:t>
             </w:r>
@@ -2848,46 +3178,46 @@
             <w:r>
               <w:rPr>
                 <w:rFonts w:ascii="Courier New" w:hAnsi="Courier New"/>
-                <w:sz w:val="18"/>
+                <w:sz w:val="16"/>
               </w:rPr>
               <w:t>capex/</w:t>
             </w:r>
             <w:r>
               <w:rPr>
-                <w:sz w:val="18"/>
+                <w:sz w:val="16"/>
               </w:rPr>
               <w:t xml:space="preserve">, </w:t>
             </w:r>
             <w:r>
               <w:rPr>
                 <w:rFonts w:ascii="Courier New" w:hAnsi="Courier New"/>
-                <w:sz w:val="18"/>
+                <w:sz w:val="16"/>
               </w:rPr>
               <w:t>borrower_file/</w:t>
             </w:r>
             <w:r>
               <w:rPr>
-                <w:sz w:val="18"/>
+                <w:sz w:val="16"/>
               </w:rPr>
               <w:t xml:space="preserve">, </w:t>
             </w:r>
             <w:r>
               <w:rPr>
                 <w:rFonts w:ascii="Courier New" w:hAnsi="Courier New"/>
-                <w:sz w:val="18"/>
+                <w:sz w:val="16"/>
               </w:rPr>
               <w:t>alerts/</w:t>
             </w:r>
             <w:r>
               <w:rPr>
-                <w:sz w:val="18"/>
+                <w:sz w:val="16"/>
               </w:rPr>
               <w:t xml:space="preserve">, </w:t>
             </w:r>
             <w:r>
               <w:rPr>
                 <w:rFonts w:ascii="Courier New" w:hAnsi="Courier New"/>
-                <w:sz w:val="18"/>
+                <w:sz w:val="16"/>
               </w:rPr>
               <w:t>whatif/</w:t>
             </w:r>
@@ -2900,7 +3230,7 @@
           <w:p>
             <w:r>
               <w:rPr>
-                <w:sz w:val="18"/>
+                <w:sz w:val="16"/>
               </w:rPr>
               <w:t>Capex NPV and financing structures; a lender-ready borrower file built from verified state (HTML/DOCX, neutral styling; a read-only owner action with its provenance and an evidence hash, never queued for approval); cash alerts, each with a typed cure, and receipt reconciliation including promised early payments; a read-only what-if sandbox. All of them read current books.</w:t>
             </w:r>
@@ -2913,7 +3243,7 @@
           <w:p>
             <w:r>
               <w:rPr>
-                <w:sz w:val="18"/>
+                <w:sz w:val="16"/>
               </w:rPr>
               <w:t>Trusted, deterministic</w:t>
             </w:r>
@@ -2929,33 +3259,33 @@
             <w:r>
               <w:rPr>
                 <w:rFonts w:ascii="Courier New" w:hAnsi="Courier New"/>
-                <w:sz w:val="18"/>
+                <w:sz w:val="16"/>
               </w:rPr>
               <w:t>ingest/</w:t>
             </w:r>
             <w:r>
               <w:rPr>
-                <w:sz w:val="18"/>
+                <w:sz w:val="16"/>
               </w:rPr>
               <w:t xml:space="preserve">, </w:t>
             </w:r>
             <w:r>
               <w:rPr>
                 <w:rFonts w:ascii="Courier New" w:hAnsi="Courier New"/>
-                <w:sz w:val="18"/>
+                <w:sz w:val="16"/>
               </w:rPr>
               <w:t>contracts/</w:t>
             </w:r>
             <w:r>
               <w:rPr>
-                <w:sz w:val="18"/>
+                <w:sz w:val="16"/>
               </w:rPr>
               <w:t xml:space="preserve">, </w:t>
             </w:r>
             <w:r>
               <w:rPr>
                 <w:rFonts w:ascii="Courier New" w:hAnsi="Courier New"/>
-                <w:sz w:val="18"/>
+                <w:sz w:val="16"/>
               </w:rPr>
               <w:t>deals/</w:t>
             </w:r>
@@ -2968,7 +3298,7 @@
           <w:p>
             <w:r>
               <w:rPr>
-                <w:sz w:val="18"/>
+                <w:sz w:val="16"/>
               </w:rPr>
               <w:t>Contract ingestion: text from a Word file or a PDF with a text layer (scans refused); a contract record per uploaded document (the reading, its flags, the hash of the text, PROPOSED until the owner confirms or rejects it); the deal summary (on Deals once a deal is agreed), which sets a confirmed contract beside the live books. A document never writes the books</w:t>
             </w:r>
@@ -2981,7 +3311,7 @@
           <w:p>
             <w:r>
               <w:rPr>
-                <w:sz w:val="18"/>
+                <w:sz w:val="16"/>
               </w:rPr>
               <w:t>Trusted, deterministic; the reading inside is untrusted model output</w:t>
             </w:r>
@@ -2997,9 +3327,9 @@
             <w:r>
               <w:rPr>
                 <w:rFonts w:ascii="Courier New" w:hAnsi="Courier New"/>
-                <w:sz w:val="18"/>
-              </w:rPr>
-              <w:t>api/</w:t>
+                <w:sz w:val="16"/>
+              </w:rPr>
+              <w:t>decisions/</w:t>
             </w:r>
           </w:p>
         </w:tc>
@@ -3010,9 +3340,74 @@
           <w:p>
             <w:r>
               <w:rPr>
-                <w:sz w:val="18"/>
-              </w:rPr>
-              <w:t>FastAPI routers, dependency wiring and authentication (owner token, agent key, bank-feed key)</w:t>
+                <w:sz w:val="16"/>
+              </w:rPr>
+              <w:t xml:space="preserve">The durable decision record (ADR-0011): three strict fact models (EVALUATED, SENT, QUOTED), deterministic decision ids, the pure </w:t>
+            </w:r>
+            <w:r>
+              <w:rPr>
+                <w:rFonts w:ascii="Courier New" w:hAnsi="Courier New"/>
+                <w:sz w:val="16"/>
+              </w:rPr>
+              <w:t>derive()</w:t>
+            </w:r>
+            <w:r>
+              <w:rPr>
+                <w:sz w:val="16"/>
+              </w:rPr>
+              <w:t xml:space="preserve"> and </w:t>
+            </w:r>
+            <w:r>
+              <w:rPr>
+                <w:rFonts w:ascii="Courier New" w:hAnsi="Courier New"/>
+                <w:sz w:val="16"/>
+              </w:rPr>
+              <w:t>waiting_for()</w:t>
+            </w:r>
+            <w:r>
+              <w:rPr>
+                <w:sz w:val="16"/>
+              </w:rPr>
+              <w:t xml:space="preserve">. Pure, no I/O, no money; imports only </w:t>
+            </w:r>
+            <w:r>
+              <w:rPr>
+                <w:rFonts w:ascii="Courier New" w:hAnsi="Courier New"/>
+                <w:sz w:val="16"/>
+              </w:rPr>
+              <w:t>domain</w:t>
+            </w:r>
+            <w:r>
+              <w:rPr>
+                <w:sz w:val="16"/>
+              </w:rPr>
+              <w:t xml:space="preserve"> and </w:t>
+            </w:r>
+            <w:r>
+              <w:rPr>
+                <w:rFonts w:ascii="Courier New" w:hAnsi="Courier New"/>
+                <w:sz w:val="16"/>
+              </w:rPr>
+              <w:t>persistence.records</w:t>
+            </w:r>
+            <w:r>
+              <w:rPr>
+                <w:sz w:val="16"/>
+              </w:rPr>
+              <w:t>; no engine module imports it (</w:t>
+            </w:r>
+            <w:r>
+              <w:rPr>
+                <w:rFonts w:ascii="Courier New" w:hAnsi="Courier New"/>
+                <w:sz w:val="16"/>
+              </w:rPr>
+              <w:t>tests/decisions/test_isolation.py</w:t>
+            </w:r>
+            <w:r>
+              <w:rPr>
+                <w:sz w:val="16"/>
+              </w:rPr>
+              <w:t>)</w:t>
             </w:r>
           </w:p>
         </w:tc>
@@ -3023,9 +3418,9 @@
           <w:p>
             <w:r>
               <w:rPr>
-                <w:sz w:val="18"/>
-              </w:rPr>
-              <w:t>Trust boundary</w:t>
+                <w:sz w:val="16"/>
+              </w:rPr>
+              <w:t>Trusted, deterministic</w:t>
             </w:r>
           </w:p>
         </w:tc>
@@ -3039,7 +3434,276 @@
             <w:r>
               <w:rPr>
                 <w:rFonts w:ascii="Courier New" w:hAnsi="Courier New"/>
-                <w:sz w:val="18"/>
+                <w:sz w:val="16"/>
+              </w:rPr>
+              <w:t>strategy/</w:t>
+            </w:r>
+          </w:p>
+        </w:tc>
+        <w:tc>
+          <w:tcPr>
+            <w:tcW w:type="dxa" w:w="3293"/>
+          </w:tcPr>
+          <w:p>
+            <w:r>
+              <w:rPr>
+                <w:sz w:val="16"/>
+              </w:rPr>
+              <w:t xml:space="preserve">The three flagged, read-only answers (envelope, cash price curve, collections worth): sweeps, deltas and rankings on labelled copies of the books through the kernel's own </w:t>
+            </w:r>
+            <w:r>
+              <w:rPr>
+                <w:rFonts w:ascii="Courier New" w:hAnsi="Courier New"/>
+                <w:sz w:val="16"/>
+              </w:rPr>
+              <w:t>evaluate</w:t>
+            </w:r>
+            <w:r>
+              <w:rPr>
+                <w:sz w:val="16"/>
+              </w:rPr>
+              <w:t xml:space="preserve">, </w:t>
+            </w:r>
+            <w:r>
+              <w:rPr>
+                <w:rFonts w:ascii="Courier New" w:hAnsi="Courier New"/>
+                <w:sz w:val="16"/>
+              </w:rPr>
+              <w:t>plan</w:t>
+            </w:r>
+            <w:r>
+              <w:rPr>
+                <w:sz w:val="16"/>
+              </w:rPr>
+              <w:t xml:space="preserve">, </w:t>
+            </w:r>
+            <w:r>
+              <w:rPr>
+                <w:rFonts w:ascii="Courier New" w:hAnsi="Courier New"/>
+                <w:sz w:val="16"/>
+              </w:rPr>
+              <w:t>project</w:t>
+            </w:r>
+            <w:r>
+              <w:rPr>
+                <w:sz w:val="16"/>
+              </w:rPr>
+              <w:t xml:space="preserve"> and </w:t>
+            </w:r>
+            <w:r>
+              <w:rPr>
+                <w:rFonts w:ascii="Courier New" w:hAnsi="Courier New"/>
+                <w:sz w:val="16"/>
+              </w:rPr>
+              <w:t>alerts</w:t>
+            </w:r>
+            <w:r>
+              <w:rPr>
+                <w:sz w:val="16"/>
+              </w:rPr>
+              <w:t>; one answer cache. It writes nothing</w:t>
+            </w:r>
+          </w:p>
+        </w:tc>
+        <w:tc>
+          <w:tcPr>
+            <w:tcW w:type="dxa" w:w="3293"/>
+          </w:tcPr>
+          <w:p>
+            <w:r>
+              <w:rPr>
+                <w:sz w:val="16"/>
+              </w:rPr>
+              <w:t>Trusted, deterministic; flags default off</w:t>
+            </w:r>
+          </w:p>
+        </w:tc>
+      </w:tr>
+      <w:tr>
+        <w:tc>
+          <w:tcPr>
+            <w:tcW w:type="dxa" w:w="3293"/>
+          </w:tcPr>
+          <w:p>
+            <w:r>
+              <w:rPr>
+                <w:rFonts w:ascii="Courier New" w:hAnsi="Courier New"/>
+                <w:sz w:val="16"/>
+              </w:rPr>
+              <w:t>pilot/</w:t>
+            </w:r>
+          </w:p>
+        </w:tc>
+        <w:tc>
+          <w:tcPr>
+            <w:tcW w:type="dxa" w:w="3293"/>
+          </w:tcPr>
+          <w:p>
+            <w:r>
+              <w:rPr>
+                <w:sz w:val="16"/>
+              </w:rPr>
+              <w:t xml:space="preserve">The shadow pilot's journal (migration 0005); </w:t>
+            </w:r>
+            <w:r>
+              <w:rPr>
+                <w:rFonts w:ascii="Courier New" w:hAnsi="Courier New"/>
+                <w:sz w:val="16"/>
+              </w:rPr>
+              <w:t>tests/pilot/test_isolation.py</w:t>
+            </w:r>
+            <w:r>
+              <w:rPr>
+                <w:sz w:val="16"/>
+              </w:rPr>
+              <w:t xml:space="preserve"> pins that the engine does not import it</w:t>
+            </w:r>
+          </w:p>
+        </w:tc>
+        <w:tc>
+          <w:tcPr>
+            <w:tcW w:type="dxa" w:w="3293"/>
+          </w:tcPr>
+          <w:p>
+            <w:r>
+              <w:rPr>
+                <w:sz w:val="16"/>
+              </w:rPr>
+              <w:t>Trusted</w:t>
+            </w:r>
+          </w:p>
+        </w:tc>
+      </w:tr>
+      <w:tr>
+        <w:tc>
+          <w:tcPr>
+            <w:tcW w:type="dxa" w:w="3293"/>
+          </w:tcPr>
+          <w:p>
+            <w:r>
+              <w:rPr>
+                <w:rFonts w:ascii="Courier New" w:hAnsi="Courier New"/>
+                <w:sz w:val="16"/>
+              </w:rPr>
+              <w:t>api/</w:t>
+            </w:r>
+          </w:p>
+        </w:tc>
+        <w:tc>
+          <w:tcPr>
+            <w:tcW w:type="dxa" w:w="3293"/>
+          </w:tcPr>
+          <w:p>
+            <w:r>
+              <w:rPr>
+                <w:sz w:val="16"/>
+              </w:rPr>
+              <w:t>FastAPI routers, dependency wiring and authentication (owner token, agent key, bank-feed key). Since map #65 it also writes every sentence the pages show, in both languages (</w:t>
+            </w:r>
+            <w:r>
+              <w:rPr>
+                <w:rFonts w:ascii="Courier New" w:hAnsi="Courier New"/>
+                <w:sz w:val="16"/>
+              </w:rPr>
+              <w:t>presentation.py</w:t>
+            </w:r>
+            <w:r>
+              <w:rPr>
+                <w:sz w:val="16"/>
+              </w:rPr>
+              <w:t xml:space="preserve">, </w:t>
+            </w:r>
+            <w:r>
+              <w:rPr>
+                <w:rFonts w:ascii="Courier New" w:hAnsi="Courier New"/>
+                <w:sz w:val="16"/>
+              </w:rPr>
+              <w:t>engine_zh.py</w:t>
+            </w:r>
+            <w:r>
+              <w:rPr>
+                <w:sz w:val="16"/>
+              </w:rPr>
+              <w:t xml:space="preserve">, </w:t>
+            </w:r>
+            <w:r>
+              <w:rPr>
+                <w:rFonts w:ascii="Courier New" w:hAnsi="Courier New"/>
+                <w:sz w:val="16"/>
+              </w:rPr>
+              <w:t>causality.py</w:t>
+            </w:r>
+            <w:r>
+              <w:rPr>
+                <w:sz w:val="16"/>
+              </w:rPr>
+              <w:t xml:space="preserve">, </w:t>
+            </w:r>
+            <w:r>
+              <w:rPr>
+                <w:rFonts w:ascii="Courier New" w:hAnsi="Courier New"/>
+                <w:sz w:val="16"/>
+              </w:rPr>
+              <w:t>workspace.py</w:t>
+            </w:r>
+            <w:r>
+              <w:rPr>
+                <w:sz w:val="16"/>
+              </w:rPr>
+              <w:t xml:space="preserve">, </w:t>
+            </w:r>
+            <w:r>
+              <w:rPr>
+                <w:rFonts w:ascii="Courier New" w:hAnsi="Courier New"/>
+                <w:sz w:val="16"/>
+              </w:rPr>
+              <w:t>quotes.py</w:t>
+            </w:r>
+            <w:r>
+              <w:rPr>
+                <w:sz w:val="16"/>
+              </w:rPr>
+              <w:t xml:space="preserve">, </w:t>
+            </w:r>
+            <w:r>
+              <w:rPr>
+                <w:rFonts w:ascii="Courier New" w:hAnsi="Courier New"/>
+                <w:sz w:val="16"/>
+              </w:rPr>
+              <w:t>receipt_facts.py</w:t>
+            </w:r>
+            <w:r>
+              <w:rPr>
+                <w:sz w:val="16"/>
+              </w:rPr>
+              <w:t>), and holds the routes of the decision record, the chase handoff and the Demo's one synthetic bank receipt</w:t>
+            </w:r>
+          </w:p>
+        </w:tc>
+        <w:tc>
+          <w:tcPr>
+            <w:tcW w:type="dxa" w:w="3293"/>
+          </w:tcPr>
+          <w:p>
+            <w:r>
+              <w:rPr>
+                <w:sz w:val="16"/>
+              </w:rPr>
+              <w:t>Trust boundary</w:t>
+            </w:r>
+          </w:p>
+        </w:tc>
+      </w:tr>
+      <w:tr>
+        <w:tc>
+          <w:tcPr>
+            <w:tcW w:type="dxa" w:w="3293"/>
+          </w:tcPr>
+          <w:p>
+            <w:r>
+              <w:rPr>
+                <w:rFonts w:ascii="Courier New" w:hAnsi="Courier New"/>
+                <w:sz w:val="16"/>
               </w:rPr>
               <w:t>apps/web</w:t>
             </w:r>
@@ -3052,48 +3716,22 @@
           <w:p>
             <w:r>
               <w:rPr>
-                <w:sz w:val="18"/>
-              </w:rPr>
-              <w:t xml:space="preserve">Next.js screens: the owner home at </w:t>
+                <w:sz w:val="16"/>
+              </w:rPr>
+              <w:t xml:space="preserve">Next.js. The Business pages: Home (the answer, one cash picture, the plan bar, the owner's deals), Deals (the verdict as the heading, each ask with its cost, three paths on one chart with a day cursor, the reply in the bar, and once a deal is agreed the confirmed contract beside the books), Cash and funding, Receivables, Activity, and Approvals, Documents (upload, the review screen with every clause beside its term, confirm or reject), Limits, the decision record, What-if and Equipment behind them. The Demo mode keeps the engine's own screens (Mandate, Inbox, Trajectory, Funding, Verdict, Ledger, Security, Evidence). A slide-over chat panel on every page, an Owner sign-in dialog that keeps the token in </w:t>
             </w:r>
             <w:r>
               <w:rPr>
                 <w:rFonts w:ascii="Courier New" w:hAnsi="Courier New"/>
-                <w:sz w:val="18"/>
-              </w:rPr>
-              <w:t>/</w:t>
-            </w:r>
-            <w:r>
-              <w:rPr>
-                <w:sz w:val="18"/>
-              </w:rPr>
-              <w:t xml:space="preserve"> (the day and a demo clock control, the agent's opener with a Go ahead button, position, approvals waiting, alerts with "Let the agent fix this", recent agent actions), Deals (the buyer's message, the recommendation, the negotiation and, once both parties agree, the deal summary: the confirmed contract beside the books), Mandate, Inbox, Documents (upload, the review screen with every clause highlighted beside its term, confirm or reject), Trajectory, Funding, Verdict (with the autonomy-proof panel, also shown in chat), Capex, Ledger, Approvals (an approval card for each queued item: the operation, the reason and the terms), Security, Evidence, Alerts, Reconciliation and What-if; a </w:t>
-            </w:r>
-            <w:r>
-              <w:rPr>
-                <w:rFonts w:ascii="Courier New" w:hAnsi="Courier New"/>
-                <w:sz w:val="18"/>
-              </w:rPr>
-              <w:t>/chat</w:t>
-            </w:r>
-            <w:r>
-              <w:rPr>
-                <w:sz w:val="18"/>
-              </w:rPr>
-              <w:t xml:space="preserve"> page and a slide-over chat panel on every page (owner and buyer roles); an Owner sign-in dialog that keeps the token in </w:t>
-            </w:r>
-            <w:r>
-              <w:rPr>
-                <w:rFonts w:ascii="Courier New" w:hAnsi="Courier New"/>
-                <w:sz w:val="18"/>
+                <w:sz w:val="16"/>
               </w:rPr>
               <w:t>sessionStorage</w:t>
             </w:r>
             <w:r>
               <w:rPr>
-                <w:sz w:val="18"/>
-              </w:rPr>
-              <w:t xml:space="preserve"> only; English and Chinese labels; a 15-step demo stepper</w:t>
+                <w:sz w:val="16"/>
+              </w:rPr>
+              <w:t xml:space="preserve"> only, English and Chinese, and the six-scene guided Demo. Plain SVG pictures drawn from the server's series; every figure and sentence is the server's</w:t>
             </w:r>
           </w:p>
         </w:tc>
@@ -3104,7 +3742,7 @@
           <w:p>
             <w:r>
               <w:rPr>
-                <w:sz w:val="18"/>
+                <w:sz w:val="16"/>
               </w:rPr>
               <w:t>Displays server-formatted values only</w:t>
             </w:r>
@@ -3251,7 +3889,116 @@
       </w:r>
       <w:r>
         <w:rPr/>
-        <w:t xml:space="preserve"> only, so a cache-mode replay reproduces the same head hash (ADR-0004). Autonomy requires positive proof (ADR-0005).</w:t>
+        <w:t xml:space="preserve"> only, so a cache-mode replay reproduces the same head hash (ADR-0004). Autonomy requires positive proof (ADR-0005). A decision's lifecycle is derived from stored reality, never from a clicked button, and three facts that cannot be re-derived are kept in an append-only table that is not on the hash chain (ADR-0011). A confirmed contract is a record the deal summary reads, never the books (ADR-0012). </w:t>
+      </w:r>
+      <w:r>
+        <w:rPr>
+          <w:b/>
+        </w:rPr>
+        <w:t>The engine stability set</w:t>
+      </w:r>
+      <w:r>
+        <w:rPr/>
+        <w:t xml:space="preserve"> (</w:t>
+      </w:r>
+      <w:r>
+        <w:rPr>
+          <w:rFonts w:ascii="Courier New" w:hAnsi="Courier New"/>
+          <w:sz w:val="18"/>
+        </w:rPr>
+        <w:t>app/financial</w:t>
+      </w:r>
+      <w:r>
+        <w:rPr/>
+        <w:t xml:space="preserve">, </w:t>
+      </w:r>
+      <w:r>
+        <w:rPr>
+          <w:rFonts w:ascii="Courier New" w:hAnsi="Courier New"/>
+          <w:sz w:val="18"/>
+        </w:rPr>
+        <w:t>verifier</w:t>
+      </w:r>
+      <w:r>
+        <w:rPr/>
+        <w:t xml:space="preserve">, </w:t>
+      </w:r>
+      <w:r>
+        <w:rPr>
+          <w:rFonts w:ascii="Courier New" w:hAnsi="Courier New"/>
+          <w:sz w:val="18"/>
+        </w:rPr>
+        <w:t>funding</w:t>
+      </w:r>
+      <w:r>
+        <w:rPr/>
+        <w:t xml:space="preserve">, </w:t>
+      </w:r>
+      <w:r>
+        <w:rPr>
+          <w:rFonts w:ascii="Courier New" w:hAnsi="Courier New"/>
+          <w:sz w:val="18"/>
+        </w:rPr>
+        <w:t>alerts</w:t>
+      </w:r>
+      <w:r>
+        <w:rPr/>
+        <w:t xml:space="preserve">, </w:t>
+      </w:r>
+      <w:r>
+        <w:rPr>
+          <w:rFonts w:ascii="Courier New" w:hAnsi="Courier New"/>
+          <w:sz w:val="18"/>
+        </w:rPr>
+        <w:t>operations</w:t>
+      </w:r>
+      <w:r>
+        <w:rPr/>
+        <w:t xml:space="preserve">, </w:t>
+      </w:r>
+      <w:r>
+        <w:rPr>
+          <w:rFonts w:ascii="Courier New" w:hAnsi="Courier New"/>
+          <w:sz w:val="18"/>
+        </w:rPr>
+        <w:t>clock</w:t>
+      </w:r>
+      <w:r>
+        <w:rPr/>
+        <w:t xml:space="preserve">, </w:t>
+      </w:r>
+      <w:r>
+        <w:rPr>
+          <w:rFonts w:ascii="Courier New" w:hAnsi="Courier New"/>
+          <w:sz w:val="18"/>
+        </w:rPr>
+        <w:t>books</w:t>
+      </w:r>
+      <w:r>
+        <w:rPr/>
+        <w:t xml:space="preserve">, </w:t>
+      </w:r>
+      <w:r>
+        <w:rPr>
+          <w:rFonts w:ascii="Courier New" w:hAnsi="Courier New"/>
+          <w:sz w:val="18"/>
+        </w:rPr>
+        <w:t>mandate</w:t>
+      </w:r>
+      <w:r>
+        <w:rPr/>
+        <w:t xml:space="preserve"> and </w:t>
+      </w:r>
+      <w:r>
+        <w:rPr>
+          <w:rFonts w:ascii="Courier New" w:hAnsi="Courier New"/>
+          <w:sz w:val="18"/>
+        </w:rPr>
+        <w:t>domain/models.py</w:t>
+      </w:r>
+      <w:r>
+        <w:rPr/>
+        <w:t>) changes only when a reproduction proves cause or the owner grants an explicit exception; the one exception so far is ADR-0012's additive types and executor operations (handoff 08 section 4). The UI never computes money (INVARIANT 13).</w:t>
       </w:r>
     </w:p>
     <w:p>
@@ -3610,8 +4357,9 @@
         <w:tblLook w:firstColumn="1" w:firstRow="1" w:lastColumn="0" w:lastRow="0" w:noHBand="0" w:noVBand="1" w:val="04A0"/>
       </w:tblPr>
       <w:tblGrid>
-        <w:gridCol w:w="4939"/>
-        <w:gridCol w:w="4939"/>
+        <w:gridCol w:w="3293"/>
+        <w:gridCol w:w="3293"/>
+        <w:gridCol w:w="3293"/>
       </w:tblGrid>
       <w:tr>
         <w:trPr>
@@ -3619,7 +4367,7 @@
         </w:trPr>
         <w:tc>
           <w:tcPr>
-            <w:tcW w:type="dxa" w:w="4939"/>
+            <w:tcW w:type="dxa" w:w="3293"/>
             <w:shd w:val="clear" w:color="auto" w:fill="E8EEFB"/>
           </w:tcPr>
           <w:p>
@@ -3634,7 +4382,7 @@
         </w:tc>
         <w:tc>
           <w:tcPr>
-            <w:tcW w:type="dxa" w:w="4939"/>
+            <w:tcW w:type="dxa" w:w="3293"/>
             <w:shd w:val="clear" w:color="auto" w:fill="E8EEFB"/>
           </w:tcPr>
           <w:p>
@@ -3646,12 +4394,19 @@
               <w:t>Route</w:t>
             </w:r>
           </w:p>
+        </w:tc>
+        <w:tc>
+          <w:tcPr>
+            <w:tcW w:type="dxa" w:w="3293"/>
+            <w:shd w:val="clear" w:color="auto" w:fill="E8EEFB"/>
+          </w:tcPr>
+          <w:p/>
         </w:tc>
       </w:tr>
       <w:tr>
         <w:tc>
           <w:tcPr>
-            <w:tcW w:type="dxa" w:w="4939"/>
+            <w:tcW w:type="dxa" w:w="3293"/>
           </w:tcPr>
           <w:p>
             <w:r>
@@ -3664,7 +4419,7 @@
         </w:tc>
         <w:tc>
           <w:tcPr>
-            <w:tcW w:type="dxa" w:w="4939"/>
+            <w:tcW w:type="dxa" w:w="3293"/>
           </w:tcPr>
           <w:p>
             <w:r>
@@ -3707,12 +4462,18 @@
               <w:t xml:space="preserve"> (owner)</w:t>
             </w:r>
           </w:p>
+        </w:tc>
+        <w:tc>
+          <w:tcPr>
+            <w:tcW w:type="dxa" w:w="3293"/>
+          </w:tcPr>
+          <w:p/>
         </w:tc>
       </w:tr>
       <w:tr>
         <w:tc>
           <w:tcPr>
-            <w:tcW w:type="dxa" w:w="4939"/>
+            <w:tcW w:type="dxa" w:w="3293"/>
           </w:tcPr>
           <w:p>
             <w:r>
@@ -3725,7 +4486,7 @@
         </w:tc>
         <w:tc>
           <w:tcPr>
-            <w:tcW w:type="dxa" w:w="4939"/>
+            <w:tcW w:type="dxa" w:w="3293"/>
           </w:tcPr>
           <w:p>
             <w:r>
@@ -3775,12 +4536,18 @@
               <w:t>GET /reconciliation</w:t>
             </w:r>
           </w:p>
+        </w:tc>
+        <w:tc>
+          <w:tcPr>
+            <w:tcW w:type="dxa" w:w="3293"/>
+          </w:tcPr>
+          <w:p/>
         </w:tc>
       </w:tr>
       <w:tr>
         <w:tc>
           <w:tcPr>
-            <w:tcW w:type="dxa" w:w="4939"/>
+            <w:tcW w:type="dxa" w:w="3293"/>
           </w:tcPr>
           <w:p>
             <w:r>
@@ -3793,7 +4560,7 @@
         </w:tc>
         <w:tc>
           <w:tcPr>
-            <w:tcW w:type="dxa" w:w="4939"/>
+            <w:tcW w:type="dxa" w:w="3293"/>
           </w:tcPr>
           <w:p>
             <w:r>
@@ -3830,12 +4597,18 @@
               <w:t>POST /negotiate/{offer_id}</w:t>
             </w:r>
           </w:p>
+        </w:tc>
+        <w:tc>
+          <w:tcPr>
+            <w:tcW w:type="dxa" w:w="3293"/>
+          </w:tcPr>
+          <w:p/>
         </w:tc>
       </w:tr>
       <w:tr>
         <w:tc>
           <w:tcPr>
-            <w:tcW w:type="dxa" w:w="4939"/>
+            <w:tcW w:type="dxa" w:w="3293"/>
           </w:tcPr>
           <w:p>
             <w:r>
@@ -3848,7 +4621,7 @@
         </w:tc>
         <w:tc>
           <w:tcPr>
-            <w:tcW w:type="dxa" w:w="4939"/>
+            <w:tcW w:type="dxa" w:w="3293"/>
           </w:tcPr>
           <w:p>
             <w:r>
@@ -3898,12 +4671,18 @@
               <w:t>POST /borrower-file</w:t>
             </w:r>
           </w:p>
+        </w:tc>
+        <w:tc>
+          <w:tcPr>
+            <w:tcW w:type="dxa" w:w="3293"/>
+          </w:tcPr>
+          <w:p/>
         </w:tc>
       </w:tr>
       <w:tr>
         <w:tc>
           <w:tcPr>
-            <w:tcW w:type="dxa" w:w="4939"/>
+            <w:tcW w:type="dxa" w:w="3293"/>
           </w:tcPr>
           <w:p>
             <w:r>
@@ -3916,7 +4695,7 @@
         </w:tc>
         <w:tc>
           <w:tcPr>
-            <w:tcW w:type="dxa" w:w="4939"/>
+            <w:tcW w:type="dxa" w:w="3293"/>
           </w:tcPr>
           <w:p>
             <w:r>
@@ -3985,12 +4764,18 @@
               <w:t xml:space="preserve"> (owner)</w:t>
             </w:r>
           </w:p>
+        </w:tc>
+        <w:tc>
+          <w:tcPr>
+            <w:tcW w:type="dxa" w:w="3293"/>
+          </w:tcPr>
+          <w:p/>
         </w:tc>
       </w:tr>
       <w:tr>
         <w:tc>
           <w:tcPr>
-            <w:tcW w:type="dxa" w:w="4939"/>
+            <w:tcW w:type="dxa" w:w="3293"/>
           </w:tcPr>
           <w:p>
             <w:r>
@@ -4003,7 +4788,7 @@
         </w:tc>
         <w:tc>
           <w:tcPr>
-            <w:tcW w:type="dxa" w:w="4939"/>
+            <w:tcW w:type="dxa" w:w="3293"/>
           </w:tcPr>
           <w:p>
             <w:r>
@@ -4092,25 +4877,304 @@
               <w:t>POST /demo/reset</w:t>
             </w:r>
           </w:p>
+        </w:tc>
+        <w:tc>
+          <w:tcPr>
+            <w:tcW w:type="dxa" w:w="3293"/>
+          </w:tcPr>
+          <w:p/>
         </w:tc>
       </w:tr>
       <w:tr>
         <w:tc>
           <w:tcPr>
-            <w:tcW w:type="dxa" w:w="4939"/>
+            <w:tcW w:type="dxa" w:w="3293"/>
           </w:tcPr>
           <w:p>
             <w:r>
               <w:rPr>
                 <w:sz w:val="18"/>
               </w:rPr>
+              <w:t>The pages' reads (owner token)</w:t>
+            </w:r>
+          </w:p>
+        </w:tc>
+        <w:tc>
+          <w:tcPr>
+            <w:tcW w:type="dxa" w:w="3293"/>
+          </w:tcPr>
+          <w:p>
+            <w:r>
+              <w:rPr>
+                <w:rFonts w:ascii="Courier New" w:hAnsi="Courier New"/>
+                <w:sz w:val="18"/>
+              </w:rPr>
+              <w:t>GET /home</w:t>
+            </w:r>
+            <w:r>
+              <w:rPr>
+                <w:sz w:val="18"/>
+              </w:rPr>
+              <w:t xml:space="preserve"> (its receivables block carries the page's headline), </w:t>
+            </w:r>
+            <w:r>
+              <w:rPr>
+                <w:rFonts w:ascii="Courier New" w:hAnsi="Courier New"/>
+                <w:sz w:val="18"/>
+              </w:rPr>
+              <w:t>GET /nav/counts</w:t>
+            </w:r>
+            <w:r>
+              <w:rPr>
+                <w:sz w:val="18"/>
+              </w:rPr>
+              <w:t xml:space="preserve">, </w:t>
+            </w:r>
+            <w:r>
+              <w:rPr>
+                <w:rFonts w:ascii="Courier New" w:hAnsi="Courier New"/>
+                <w:sz w:val="18"/>
+              </w:rPr>
+              <w:t>GET /receivables/{id}/chase</w:t>
+            </w:r>
+            <w:r>
+              <w:rPr>
+                <w:sz w:val="18"/>
+              </w:rPr>
+              <w:t xml:space="preserve">, </w:t>
+            </w:r>
+            <w:r>
+              <w:rPr>
+                <w:rFonts w:ascii="Courier New" w:hAnsi="Courier New"/>
+                <w:sz w:val="18"/>
+              </w:rPr>
+              <w:t>GET /offers/{id}</w:t>
+            </w:r>
+            <w:r>
+              <w:rPr>
+                <w:sz w:val="18"/>
+              </w:rPr>
+              <w:t xml:space="preserve">, </w:t>
+            </w:r>
+            <w:r>
+              <w:rPr>
+                <w:rFonts w:ascii="Courier New" w:hAnsi="Courier New"/>
+                <w:sz w:val="18"/>
+              </w:rPr>
+              <w:t>GET /offers/{id}/picture</w:t>
+            </w:r>
+            <w:r>
+              <w:rPr>
+                <w:sz w:val="18"/>
+              </w:rPr>
+              <w:t xml:space="preserve"> (the offer as asked and each reply, as cash lines), </w:t>
+            </w:r>
+            <w:r>
+              <w:rPr>
+                <w:rFonts w:ascii="Courier New" w:hAnsi="Courier New"/>
+                <w:sz w:val="18"/>
+              </w:rPr>
+              <w:t>POST /router/plan</w:t>
+            </w:r>
+            <w:r>
+              <w:rPr>
+                <w:sz w:val="18"/>
+              </w:rPr>
+              <w:t xml:space="preserve"> (rows carry the cash line if that plan ran); every one answers `?lang=en</w:t>
+            </w:r>
+          </w:p>
+        </w:tc>
+        <w:tc>
+          <w:tcPr>
+            <w:tcW w:type="dxa" w:w="3293"/>
+          </w:tcPr>
+          <w:p>
+            <w:r>
+              <w:rPr>
+                <w:sz w:val="18"/>
+              </w:rPr>
+              <w:t>zh</w:t>
+            </w:r>
+            <w:r>
+              <w:rPr>
+                <w:rFonts w:ascii="Courier New" w:hAnsi="Courier New"/>
+                <w:sz w:val="18"/>
+              </w:rPr>
+              <w:t xml:space="preserve"> with the same figures (</w:t>
+            </w:r>
+            <w:r>
+              <w:rPr>
+                <w:sz w:val="18"/>
+              </w:rPr>
+              <w:t>docs/ARCHITECTURE.md`, API section; handoff 09 section 2)</w:t>
+            </w:r>
+          </w:p>
+        </w:tc>
+      </w:tr>
+      <w:tr>
+        <w:tc>
+          <w:tcPr>
+            <w:tcW w:type="dxa" w:w="3293"/>
+          </w:tcPr>
+          <w:p>
+            <w:r>
+              <w:rPr>
+                <w:sz w:val="18"/>
+              </w:rPr>
+              <w:t>Decision record (owner token)</w:t>
+            </w:r>
+          </w:p>
+        </w:tc>
+        <w:tc>
+          <w:tcPr>
+            <w:tcW w:type="dxa" w:w="3293"/>
+          </w:tcPr>
+          <w:p>
+            <w:r>
+              <w:rPr>
+                <w:rFonts w:ascii="Courier New" w:hAnsi="Courier New"/>
+                <w:sz w:val="18"/>
+              </w:rPr>
+              <w:t>GET /decisions</w:t>
+            </w:r>
+            <w:r>
+              <w:rPr>
+                <w:sz w:val="18"/>
+              </w:rPr>
+              <w:t xml:space="preserve">, </w:t>
+            </w:r>
+            <w:r>
+              <w:rPr>
+                <w:rFonts w:ascii="Courier New" w:hAnsi="Courier New"/>
+                <w:sz w:val="18"/>
+              </w:rPr>
+              <w:t>GET /decisions/{id}</w:t>
+            </w:r>
+            <w:r>
+              <w:rPr>
+                <w:sz w:val="18"/>
+              </w:rPr>
+              <w:t xml:space="preserve"> (ADR-0011)</w:t>
+            </w:r>
+          </w:p>
+        </w:tc>
+        <w:tc>
+          <w:tcPr>
+            <w:tcW w:type="dxa" w:w="3293"/>
+          </w:tcPr>
+          <w:p/>
+        </w:tc>
+      </w:tr>
+      <w:tr>
+        <w:tc>
+          <w:tcPr>
+            <w:tcW w:type="dxa" w:w="3293"/>
+          </w:tcPr>
+          <w:p>
+            <w:r>
+              <w:rPr>
+                <w:sz w:val="18"/>
+              </w:rPr>
+              <w:t>Strategy reads (flags default off)</w:t>
+            </w:r>
+          </w:p>
+        </w:tc>
+        <w:tc>
+          <w:tcPr>
+            <w:tcW w:type="dxa" w:w="3293"/>
+          </w:tcPr>
+          <w:p>
+            <w:r>
+              <w:rPr>
+                <w:rFonts w:ascii="Courier New" w:hAnsi="Courier New"/>
+                <w:sz w:val="18"/>
+              </w:rPr>
+              <w:t>GET /buyers/{id}/envelope</w:t>
+            </w:r>
+            <w:r>
+              <w:rPr>
+                <w:sz w:val="18"/>
+              </w:rPr>
+              <w:t xml:space="preserve">, </w:t>
+            </w:r>
+            <w:r>
+              <w:rPr>
+                <w:rFonts w:ascii="Courier New" w:hAnsi="Courier New"/>
+                <w:sz w:val="18"/>
+              </w:rPr>
+              <w:t>GET /cash/price-curve</w:t>
+            </w:r>
+            <w:r>
+              <w:rPr>
+                <w:sz w:val="18"/>
+              </w:rPr>
+              <w:t xml:space="preserve">, </w:t>
+            </w:r>
+            <w:r>
+              <w:rPr>
+                <w:rFonts w:ascii="Courier New" w:hAnsi="Courier New"/>
+                <w:sz w:val="18"/>
+              </w:rPr>
+              <w:t>GET /receivables/worth</w:t>
+            </w:r>
+            <w:r>
+              <w:rPr>
+                <w:sz w:val="18"/>
+              </w:rPr>
+              <w:t xml:space="preserve"> (403 </w:t>
+            </w:r>
+            <w:r>
+              <w:rPr>
+                <w:rFonts w:ascii="Courier New" w:hAnsi="Courier New"/>
+                <w:sz w:val="18"/>
+              </w:rPr>
+              <w:t>FEATURE_DISABLED</w:t>
+            </w:r>
+            <w:r>
+              <w:rPr>
+                <w:sz w:val="18"/>
+              </w:rPr>
+              <w:t xml:space="preserve"> when off; </w:t>
+            </w:r>
+            <w:r>
+              <w:rPr>
+                <w:rFonts w:ascii="Courier New" w:hAnsi="Courier New"/>
+                <w:sz w:val="18"/>
+              </w:rPr>
+              <w:t>docs/STRATEGY_MVP_REPORT.md</w:t>
+            </w:r>
+            <w:r>
+              <w:rPr>
+                <w:sz w:val="18"/>
+              </w:rPr>
+              <w:t xml:space="preserve"> section 1)</w:t>
+            </w:r>
+          </w:p>
+        </w:tc>
+        <w:tc>
+          <w:tcPr>
+            <w:tcW w:type="dxa" w:w="3293"/>
+          </w:tcPr>
+          <w:p/>
+        </w:tc>
+      </w:tr>
+      <w:tr>
+        <w:tc>
+          <w:tcPr>
+            <w:tcW w:type="dxa" w:w="3293"/>
+          </w:tcPr>
+          <w:p>
+            <w:r>
+              <w:rPr>
+                <w:sz w:val="18"/>
+              </w:rPr>
               <w:t>Contracts (owner token)</w:t>
             </w:r>
           </w:p>
         </w:tc>
         <w:tc>
           <w:tcPr>
-            <w:tcW w:type="dxa" w:w="4939"/>
+            <w:tcW w:type="dxa" w:w="3293"/>
           </w:tcPr>
           <w:p>
             <w:r>
@@ -4212,6 +5276,12 @@
               <w:t>GET /fixtures/contracts</w:t>
             </w:r>
           </w:p>
+        </w:tc>
+        <w:tc>
+          <w:tcPr>
+            <w:tcW w:type="dxa" w:w="3293"/>
+          </w:tcPr>
+          <w:p/>
         </w:tc>
       </w:tr>
     </w:tbl>
@@ -4508,6 +5578,48 @@
       <w:r>
         <w:rPr/>
         <w:t xml:space="preserve"> holds the protocol and the empty label file of the held-out contract set, which is pending.</w:t>
+      </w:r>
+    </w:p>
+    <w:p>
+      <w:pPr>
+        <w:pStyle w:val="ListBullet2"/>
+        <w:tabs>
+          <w:tab w:pos="792" w:val="left"/>
+        </w:tabs>
+        <w:ind w:left="792" w:hanging="288"/>
+      </w:pPr>
+      <w:r>
+        <w:rPr>
+          <w:rFonts w:ascii="Courier New" w:hAnsi="Courier New"/>
+          <w:sz w:val="18"/>
+        </w:rPr>
+        <w:t>fixtures/scenarios/public_sme.json</w:t>
+      </w:r>
+      <w:r>
+        <w:rPr/>
+        <w:t xml:space="preserve"> and </w:t>
+      </w:r>
+      <w:r>
+        <w:rPr>
+          <w:rFonts w:ascii="Courier New" w:hAnsi="Courier New"/>
+          <w:sz w:val="18"/>
+        </w:rPr>
+        <w:t>fixtures/strategy/</w:t>
+      </w:r>
+      <w:r>
+        <w:rPr/>
+        <w:t>: a second set of books built from a public filing, with terms calibrated from surveys because the filing states none, and the strategy layer's spikes and recorded oracle (</w:t>
+      </w:r>
+      <w:r>
+        <w:rPr>
+          <w:rFonts w:ascii="Courier New" w:hAnsi="Courier New"/>
+          <w:sz w:val="18"/>
+        </w:rPr>
+        <w:t>docs/STRATEGY_MVP_REPORT.md</w:t>
+      </w:r>
+      <w:r>
+        <w:rPr/>
+        <w:t xml:space="preserve"> sections 1 and 8).</w:t>
       </w:r>
     </w:p>
     <w:p>
@@ -5178,7 +6290,7 @@
       </w:r>
       <w:r>
         <w:rPr/>
-        <w:t xml:space="preserve"> Python 3.12, FastAPI, Pydantic v2 (strict), SQLAlchemy 2 + Alembic, PyNaCl (Ed25519), structlog, python-docx, pypdf, openpyxl; Next.js 16, React 19, Tailwind 4, Recharts; pytest, hypothesis and Playwright for tests.</w:t>
+        <w:t xml:space="preserve"> Python 3.12, FastAPI, Pydantic v2 (strict), SQLAlchemy 2 + Alembic, PyNaCl (Ed25519), structlog, python-docx, pypdf, openpyxl; Next.js 16, React 19, Tailwind 4; Plus Jakarta Sans Variable bundled with the app, so no font host is called (handoff 09 section 2); Recharts only for the Demo and What-if charts, the cash pictures being plain SVG; pytest, hypothesis and Playwright for tests.</w:t>
       </w:r>
     </w:p>
     <w:p>
@@ -5717,56 +6829,98 @@
     </w:p>
     <w:p>
       <w:pPr>
-        <w:pStyle w:val="ListBullet"/>
-        <w:spacing w:after="100"/>
+        <w:pStyle w:val="ListBullet2"/>
+        <w:tabs>
+          <w:tab w:pos="792" w:val="left"/>
+        </w:tabs>
+        <w:ind w:left="792" w:hanging="288"/>
       </w:pPr>
       <w:r>
-        <w:t>Core algorithms and evaluation approach</w:t>
-      </w:r>
-    </w:p>
-    <w:p>
-      <w:r>
-        <w:rPr>
-          <w:b/>
-        </w:rPr>
-        <w:t>1. Trajectory recursion (</w:t>
-      </w:r>
-      <w:r>
-        <w:rPr>
-          <w:rFonts w:ascii="Courier New" w:hAnsi="Courier New"/>
-          <w:b/>
-          <w:sz w:val="18"/>
-        </w:rPr>
-        <w:t>financial/</w:t>
-      </w:r>
-      <w:r>
-        <w:rPr>
-          <w:b/>
-        </w:rPr>
-        <w:t>).</w:t>
-      </w:r>
-      <w:r>
-        <w:rPr/>
-        <w:t xml:space="preserve"> For each day </w:t>
-      </w:r>
-      <w:r>
         <w:rPr>
           <w:i/>
         </w:rPr>
-        <w:t>t</w:t>
-      </w:r>
-      <w:r>
-        <w:rPr/>
-        <w:t xml:space="preserve"> of the horizon:</w:t>
-      </w:r>
-    </w:p>
-    <w:p>
+        <w:t>Decision record</w:t>
+      </w:r>
+      <w:r>
+        <w:rPr/>
+        <w:t xml:space="preserve"> (ADR-0011). The state of a deal or a cure is read from the canonical stores and three stored facts, with deterministic decision ids (</w:t>
+      </w:r>
       <w:r>
         <w:rPr>
           <w:rFonts w:ascii="Courier New" w:hAnsi="Courier New"/>
           <w:sz w:val="18"/>
         </w:rPr>
-        <w:t>closing(t) = opening(t) + Σ inflows(t) − Σ scheduled outflows(t) − Σ interest, fees and repayments(t)</w:t>
+        <w:t>deal:{offer_id}</w:t>
+      </w:r>
+      <w:r>
+        <w:rPr/>
+        <w:t xml:space="preserve">, </w:t>
+      </w:r>
+      <w:r>
+        <w:rPr>
+          <w:rFonts w:ascii="Courier New" w:hAnsi="Courier New"/>
+          <w:sz w:val="18"/>
+        </w:rPr>
+        <w:t>alert:{id}:v{state_version}</w:t>
+      </w:r>
+      <w:r>
+        <w:rPr/>
+        <w:t xml:space="preserve">, </w:t>
+      </w:r>
+      <w:r>
+        <w:rPr>
+          <w:rFonts w:ascii="Courier New" w:hAnsi="Courier New"/>
+          <w:sz w:val="18"/>
+        </w:rPr>
+        <w:t>approval:{id}</w:t>
+      </w:r>
+      <w:r>
+        <w:rPr/>
+        <w:t>); a failed fact write never fails the route, and the read says "not recorded" instead of recomputing history (</w:t>
+      </w:r>
+      <w:r>
+        <w:rPr>
+          <w:rFonts w:ascii="Courier New" w:hAnsi="Courier New"/>
+          <w:sz w:val="18"/>
+        </w:rPr>
+        <w:t>docs/UX_REMEDIATION_REPORT.md</w:t>
+      </w:r>
+      <w:r>
+        <w:rPr/>
+        <w:t xml:space="preserve"> section 5). The bound send refuses a changed counter with 409 </w:t>
+      </w:r>
+      <w:r>
+        <w:rPr>
+          <w:rFonts w:ascii="Courier New" w:hAnsi="Courier New"/>
+          <w:sz w:val="18"/>
+        </w:rPr>
+        <w:t>COUNTER_CHANGED</w:t>
+      </w:r>
+      <w:r>
+        <w:rPr/>
+        <w:t xml:space="preserve"> and a repeat with 409 </w:t>
+      </w:r>
+      <w:r>
+        <w:rPr>
+          <w:rFonts w:ascii="Courier New" w:hAnsi="Courier New"/>
+          <w:sz w:val="18"/>
+        </w:rPr>
+        <w:t>ALREADY_SENT</w:t>
+      </w:r>
+      <w:r>
+        <w:rPr/>
+        <w:t xml:space="preserve"> (</w:t>
+      </w:r>
+      <w:r>
+        <w:rPr>
+          <w:rFonts w:ascii="Courier New" w:hAnsi="Courier New"/>
+          <w:sz w:val="18"/>
+        </w:rPr>
+        <w:t>docs/SYSTEM_WALKTHROUGH.md</w:t>
+      </w:r>
+      <w:r>
+        <w:rPr/>
+        <w:t xml:space="preserve"> section 12).</w:t>
       </w:r>
     </w:p>
     <w:p>
@@ -5778,19 +6932,112 @@
         <w:ind w:left="792" w:hanging="288"/>
       </w:pPr>
       <w:r>
-        <w:rPr/>
-        <w:t xml:space="preserve">Within a day, inflows come first (receipts, early receipts, draws, advances), then scheduled outflows, then interest, fees and repayments. </w:t>
+        <w:rPr>
+          <w:i/>
+        </w:rPr>
+        <w:t>Contract records</w:t>
+      </w:r>
+      <w:r>
+        <w:rPr/>
+        <w:t xml:space="preserve"> (ADR-0012). A </w:t>
       </w:r>
       <w:r>
         <w:rPr>
           <w:rFonts w:ascii="Courier New" w:hAnsi="Courier New"/>
           <w:sz w:val="18"/>
         </w:rPr>
-        <w:t>closing(t)</w:t>
-      </w:r>
-      <w:r>
-        <w:rPr/>
-        <w:t xml:space="preserve"> is tested against the floor.</w:t>
+        <w:t>ContractRecord</w:t>
+      </w:r>
+      <w:r>
+        <w:rPr/>
+        <w:t xml:space="preserve"> holds the text, the reading with each term's quoted clause, the flags, the sha256 of the text and the owner's decision, in its own table (migration 0007), cleared with the ledger and not part of the state hash. A repeated decision answers with the first one and appends no log row; a different decision is 409 </w:t>
+      </w:r>
+      <w:r>
+        <w:rPr>
+          <w:rFonts w:ascii="Courier New" w:hAnsi="Courier New"/>
+          <w:sz w:val="18"/>
+        </w:rPr>
+        <w:t>ALREADY_DECIDED</w:t>
+      </w:r>
+      <w:r>
+        <w:rPr/>
+        <w:t xml:space="preserve">, a stale hash 409 </w:t>
+      </w:r>
+      <w:r>
+        <w:rPr>
+          <w:rFonts w:ascii="Courier New" w:hAnsi="Courier New"/>
+          <w:sz w:val="18"/>
+        </w:rPr>
+        <w:t>TERMS_CHANGED</w:t>
+      </w:r>
+      <w:r>
+        <w:rPr/>
+        <w:t>; extraction is capped (20 MB unzipped, 60 PDF pages, 40 reading chunks) and runs outside the runtime lock (</w:t>
+      </w:r>
+      <w:r>
+        <w:rPr>
+          <w:rFonts w:ascii="Courier New" w:hAnsi="Courier New"/>
+          <w:sz w:val="18"/>
+        </w:rPr>
+        <w:t>docs/SYSTEM_WALKTHROUGH.md</w:t>
+      </w:r>
+      <w:r>
+        <w:rPr/>
+        <w:t xml:space="preserve"> section 14).</w:t>
+      </w:r>
+    </w:p>
+    <w:p>
+      <w:pPr>
+        <w:pStyle w:val="ListBullet"/>
+        <w:spacing w:after="100"/>
+      </w:pPr>
+      <w:r>
+        <w:t>Core algorithms and evaluation approach</w:t>
+      </w:r>
+    </w:p>
+    <w:p>
+      <w:r>
+        <w:rPr>
+          <w:b/>
+        </w:rPr>
+        <w:t>1. Trajectory recursion (</w:t>
+      </w:r>
+      <w:r>
+        <w:rPr>
+          <w:rFonts w:ascii="Courier New" w:hAnsi="Courier New"/>
+          <w:b/>
+          <w:sz w:val="18"/>
+        </w:rPr>
+        <w:t>financial/</w:t>
+      </w:r>
+      <w:r>
+        <w:rPr>
+          <w:b/>
+        </w:rPr>
+        <w:t>).</w:t>
+      </w:r>
+      <w:r>
+        <w:rPr/>
+        <w:t xml:space="preserve"> For each day </w:t>
+      </w:r>
+      <w:r>
+        <w:rPr>
+          <w:i/>
+        </w:rPr>
+        <w:t>t</w:t>
+      </w:r>
+      <w:r>
+        <w:rPr/>
+        <w:t xml:space="preserve"> of the horizon:</w:t>
+      </w:r>
+    </w:p>
+    <w:p>
+      <w:r>
+        <w:rPr>
+          <w:rFonts w:ascii="Courier New" w:hAnsi="Courier New"/>
+          <w:sz w:val="18"/>
+        </w:rPr>
+        <w:t>closing(t) = opening(t) + Σ inflows(t) − Σ scheduled outflows(t) − Σ interest, fees and repayments(t)</w:t>
       </w:r>
     </w:p>
     <w:p>
@@ -5802,14 +7049,19 @@
         <w:ind w:left="792" w:hanging="288"/>
       </w:pPr>
       <w:r>
-        <w:rPr>
-          <w:b/>
-        </w:rPr>
-        <w:t>Conservative mode decides:</w:t>
-      </w:r>
-      <w:r>
-        <w:rPr/>
-        <w:t xml:space="preserve"> unconfirmed inflows are ignored, only COMMITTED facilities can be drawn (PENDING and NOT_APPLIED count as zero), and contingent concessions count at their maximum. Expected mode is shown beside it and never used for a hard constraint.</w:t>
+        <w:rPr/>
+        <w:t xml:space="preserve">Within a day, inflows come first (receipts, early receipts, draws, advances), then scheduled outflows, then interest, fees and repayments. </w:t>
+      </w:r>
+      <w:r>
+        <w:rPr>
+          <w:rFonts w:ascii="Courier New" w:hAnsi="Courier New"/>
+          <w:sz w:val="18"/>
+        </w:rPr>
+        <w:t>closing(t)</w:t>
+      </w:r>
+      <w:r>
+        <w:rPr/>
+        <w:t xml:space="preserve"> is tested against the floor.</w:t>
       </w:r>
     </w:p>
     <w:p>
@@ -5821,8 +7073,14 @@
         <w:ind w:left="792" w:hanging="288"/>
       </w:pPr>
       <w:r>
-        <w:rPr/>
-        <w:t>Forward concessions go to a separate forward-concession ledger, valued over the concession horizon at the marginal cost of funds.</w:t>
+        <w:rPr>
+          <w:b/>
+        </w:rPr>
+        <w:t>Conservative mode decides:</w:t>
+      </w:r>
+      <w:r>
+        <w:rPr/>
+        <w:t xml:space="preserve"> unconfirmed inflows are ignored, only COMMITTED facilities can be drawn (PENDING and NOT_APPLIED count as zero), and contingent concessions count at their maximum. Expected mode is shown beside it and never used for a hard constraint.</w:t>
       </w:r>
     </w:p>
     <w:p>
@@ -5835,17 +7093,7 @@
       </w:pPr>
       <w:r>
         <w:rPr/>
-        <w:t xml:space="preserve">Month </w:t>
-      </w:r>
-      <w:r>
-        <w:rPr>
-          <w:i/>
-        </w:rPr>
-        <w:t>m</w:t>
-      </w:r>
-      <w:r>
-        <w:rPr/>
-        <w:t xml:space="preserve"> covers days 30(m−1)+1 to 30m and carries EBITDA, debt service and total debt for the covenants. The horizon always runs past the last repayment.</w:t>
+        <w:t>Forward concessions go to a separate forward-concession ledger, valued over the concession horizon at the marginal cost of funds.</w:t>
       </w:r>
     </w:p>
     <w:p>
@@ -5858,85 +7106,17 @@
       </w:pPr>
       <w:r>
         <w:rPr/>
-        <w:t>Everything is integer fen. Interest is Actual/365 simple; invoice financing bills whole 30-day periods; each posting is rounded once, half-up (ADR-0002).</w:t>
-      </w:r>
-    </w:p>
-    <w:p>
+        <w:t xml:space="preserve">Month </w:t>
+      </w:r>
       <w:r>
         <w:rPr>
           <w:i/>
         </w:rPr>
-        <w:t>Golden check.</w:t>
-      </w:r>
-      <w:r>
-        <w:rPr/>
-        <w:t xml:space="preserve"> With the full EX01 package accepted and no new funding, cash is </w:t>
-      </w:r>
-      <w:r>
-        <w:rPr>
-          <w:b/>
-        </w:rPr>
-        <w:t>¥354,960</w:t>
-      </w:r>
-      <w:r>
-        <w:rPr/>
-        <w:t xml:space="preserve"> after day 20 and </w:t>
-      </w:r>
-      <w:r>
-        <w:rPr>
-          <w:b/>
-        </w:rPr>
-        <w:t>¥209,960</w:t>
-      </w:r>
-      <w:r>
-        <w:rPr/>
-        <w:t xml:space="preserve"> on day 47: a </w:t>
-      </w:r>
-      <w:r>
-        <w:rPr>
-          <w:b/>
-        </w:rPr>
-        <w:t>¥90,040</w:t>
-      </w:r>
-      <w:r>
-        <w:rPr/>
-        <w:t xml:space="preserve"> shortfall against the ¥300,000 floor (the existing loan's ¥45,000 payments leave cash on days 30 and 60). The committed marginal source cures it for </w:t>
-      </w:r>
-      <w:r>
-        <w:rPr>
-          <w:b/>
-        </w:rPr>
-        <w:t>¥2,406.67</w:t>
-      </w:r>
-      <w:r>
-        <w:rPr/>
-        <w:t>.</w:t>
-      </w:r>
-    </w:p>
-    <w:p>
-      <w:r>
-        <w:rPr>
-          <w:b/>
-        </w:rPr>
-        <w:t>2. Funding router (</w:t>
-      </w:r>
-      <w:r>
-        <w:rPr>
-          <w:rFonts w:ascii="Courier New" w:hAnsi="Courier New"/>
-          <w:b/>
-          <w:sz w:val="18"/>
-        </w:rPr>
-        <w:t>funding/search.py</w:t>
-      </w:r>
-      <w:r>
-        <w:rPr>
-          <w:b/>
-        </w:rPr>
-        <w:t>).</w:t>
-      </w:r>
-      <w:r>
-        <w:rPr/>
-        <w:t xml:space="preserve"> "Cheapest" means cheapest within the bounded search below (at most three actions on a ¥10,000 grid), checked against a brute force; it is not a proof of a global optimum. Each candidate is a list of funding actions run through the same engine. Its cost is whatever that trajectory posts (interest, fees and discounts, net of what the offer alone posts), so the router never computes cash itself.</w:t>
+        <w:t>m</w:t>
+      </w:r>
+      <w:r>
+        <w:rPr/>
+        <w:t xml:space="preserve"> covers days 30(m−1)+1 to 30m and carries EBITDA, debt service and total debt for the covenants. The horizon always runs past the last repayment.</w:t>
       </w:r>
     </w:p>
     <w:p>
@@ -5948,69 +7128,86 @@
         <w:ind w:left="792" w:hanging="288"/>
       </w:pPr>
       <w:r>
+        <w:rPr/>
+        <w:t>Everything is integer fen. Interest is Actual/365 simple; invoice financing bills whole 30-day periods; each posting is rounded once, half-up (ADR-0002).</w:t>
+      </w:r>
+    </w:p>
+    <w:p>
+      <w:r>
+        <w:rPr>
+          <w:i/>
+        </w:rPr>
+        <w:t>Golden check.</w:t>
+      </w:r>
+      <w:r>
+        <w:rPr/>
+        <w:t xml:space="preserve"> With the full EX01 package accepted and no new funding, cash is </w:t>
+      </w:r>
+      <w:r>
         <w:rPr>
           <w:b/>
         </w:rPr>
-        <w:t>Admissible</w:t>
-      </w:r>
-      <w:r>
-        <w:rPr/>
-        <w:t xml:space="preserve"> only if closing cash stays at or above the floor every day, no covenant is violated, and new borrowing is allowed. A leg whose effective annual cost (one function, </w:t>
+        <w:t>¥354,960</w:t>
+      </w:r>
+      <w:r>
+        <w:rPr/>
+        <w:t xml:space="preserve"> after day 20 and </w:t>
+      </w:r>
+      <w:r>
+        <w:rPr>
+          <w:b/>
+        </w:rPr>
+        <w:t>¥209,960</w:t>
+      </w:r>
+      <w:r>
+        <w:rPr/>
+        <w:t xml:space="preserve"> on day 47: a </w:t>
+      </w:r>
+      <w:r>
+        <w:rPr>
+          <w:b/>
+        </w:rPr>
+        <w:t>¥90,040</w:t>
+      </w:r>
+      <w:r>
+        <w:rPr/>
+        <w:t xml:space="preserve"> shortfall against the ¥300,000 floor (the existing loan's ¥45,000 payments leave cash on days 30 and 60). The committed marginal source cures it for </w:t>
+      </w:r>
+      <w:r>
+        <w:rPr>
+          <w:b/>
+        </w:rPr>
+        <w:t>¥2,406.67</w:t>
+      </w:r>
+      <w:r>
+        <w:rPr/>
+        <w:t>.</w:t>
+      </w:r>
+    </w:p>
+    <w:p>
+      <w:r>
+        <w:rPr>
+          <w:b/>
+        </w:rPr>
+        <w:t>2. Funding router (</w:t>
       </w:r>
       <w:r>
         <w:rPr>
           <w:rFonts w:ascii="Courier New" w:hAnsi="Courier New"/>
+          <w:b/>
           <w:sz w:val="18"/>
         </w:rPr>
-        <w:t>funding/rates.py</w:t>
-      </w:r>
-      <w:r>
-        <w:rPr/>
-        <w:t xml:space="preserve">, shared with the executor) is above the mandate's </w:t>
-      </w:r>
-      <w:r>
-        <w:rPr>
-          <w:rFonts w:ascii="Courier New" w:hAnsi="Courier New"/>
-          <w:sz w:val="18"/>
-        </w:rPr>
-        <w:t>max_apr_bp</w:t>
-      </w:r>
-      <w:r>
-        <w:rPr/>
-        <w:t xml:space="preserve"> does not make a plan inadmissible: the plan is flagged </w:t>
-      </w:r>
-      <w:r>
-        <w:rPr>
-          <w:rFonts w:ascii="Courier New" w:hAnsi="Courier New"/>
-          <w:sz w:val="18"/>
-        </w:rPr>
-        <w:t>needs_owner_approval</w:t>
-      </w:r>
-      <w:r>
-        <w:rPr/>
-        <w:t xml:space="preserve">, and a plan that needs no one ranks before one that does. A plan that uses an invoice not yet issued, or that is admissible only as a whole, is flagged </w:t>
-      </w:r>
-      <w:r>
-        <w:rPr>
-          <w:rFonts w:ascii="Courier New" w:hAnsi="Courier New"/>
-          <w:sz w:val="18"/>
-        </w:rPr>
-        <w:t>executable_now</w:t>
-      </w:r>
-      <w:r>
-        <w:rPr/>
-        <w:t xml:space="preserve"> false ("cannot run today"). The router orders a plan's legs so that every prefix is admissible, judging each leg on the books the legs before it leave with the one rule admission applies (</w:t>
-      </w:r>
-      <w:r>
-        <w:rPr>
-          <w:rFonts w:ascii="Courier New" w:hAnsi="Courier New"/>
-          <w:sz w:val="18"/>
-        </w:rPr>
-        <w:t>funding/legs.py</w:t>
-      </w:r>
-      <w:r>
-        <w:rPr/>
+        <w:t>funding/search.py</w:t>
+      </w:r>
+      <w:r>
+        <w:rPr>
+          <w:b/>
+        </w:rPr>
         <w:t>).</w:t>
+      </w:r>
+      <w:r>
+        <w:rPr/>
+        <w:t xml:space="preserve"> "Cheapest" means cheapest within the bounded search below (at most three actions on a ¥10,000 grid), checked against a brute force; it is not a proof of a global optimum. Each candidate is a list of funding actions run through the same engine. Its cost is whatever that trajectory posts (interest, fees and discounts, net of what the offer alone posts), so the router never computes cash itself.</w:t>
       </w:r>
     </w:p>
     <w:p>
@@ -6025,21 +7222,66 @@
         <w:rPr>
           <w:b/>
         </w:rPr>
-        <w:t>Timing.</w:t>
-      </w:r>
-      <w:r>
-        <w:rPr/>
-        <w:t xml:space="preserve"> Every source is requested on day 0 and lands after its lead time (ADR-0003). The search is over amounts, not dates, on a </w:t>
-      </w:r>
-      <w:r>
-        <w:rPr>
-          <w:b/>
-        </w:rPr>
-        <w:t>¥10,000 grid</w:t>
-      </w:r>
-      <w:r>
-        <w:rPr/>
-        <w:t>: single-source fills, then pairs (a grid over the first source, the second filling the residual), then triples.</w:t>
+        <w:t>Admissible</w:t>
+      </w:r>
+      <w:r>
+        <w:rPr/>
+        <w:t xml:space="preserve"> only if closing cash stays at or above the floor every day, no covenant is violated, and new borrowing is allowed. A leg whose effective annual cost (one function, </w:t>
+      </w:r>
+      <w:r>
+        <w:rPr>
+          <w:rFonts w:ascii="Courier New" w:hAnsi="Courier New"/>
+          <w:sz w:val="18"/>
+        </w:rPr>
+        <w:t>funding/rates.py</w:t>
+      </w:r>
+      <w:r>
+        <w:rPr/>
+        <w:t xml:space="preserve">, shared with the executor) is above the mandate's </w:t>
+      </w:r>
+      <w:r>
+        <w:rPr>
+          <w:rFonts w:ascii="Courier New" w:hAnsi="Courier New"/>
+          <w:sz w:val="18"/>
+        </w:rPr>
+        <w:t>max_apr_bp</w:t>
+      </w:r>
+      <w:r>
+        <w:rPr/>
+        <w:t xml:space="preserve"> does not make a plan inadmissible: the plan is flagged </w:t>
+      </w:r>
+      <w:r>
+        <w:rPr>
+          <w:rFonts w:ascii="Courier New" w:hAnsi="Courier New"/>
+          <w:sz w:val="18"/>
+        </w:rPr>
+        <w:t>needs_owner_approval</w:t>
+      </w:r>
+      <w:r>
+        <w:rPr/>
+        <w:t xml:space="preserve">, and a plan that needs no one ranks before one that does. A plan that uses an invoice not yet issued, or that is admissible only as a whole, is flagged </w:t>
+      </w:r>
+      <w:r>
+        <w:rPr>
+          <w:rFonts w:ascii="Courier New" w:hAnsi="Courier New"/>
+          <w:sz w:val="18"/>
+        </w:rPr>
+        <w:t>executable_now</w:t>
+      </w:r>
+      <w:r>
+        <w:rPr/>
+        <w:t xml:space="preserve"> false ("cannot run today"). The router orders a plan's legs so that every prefix is admissible, judging each leg on the books the legs before it leave with the one rule admission applies (</w:t>
+      </w:r>
+      <w:r>
+        <w:rPr>
+          <w:rFonts w:ascii="Courier New" w:hAnsi="Courier New"/>
+          <w:sz w:val="18"/>
+        </w:rPr>
+        <w:t>funding/legs.py</w:t>
+      </w:r>
+      <w:r>
+        <w:rPr/>
+        <w:t>).</w:t>
       </w:r>
     </w:p>
     <w:p>
@@ -6054,11 +7296,21 @@
         <w:rPr>
           <w:b/>
         </w:rPr>
-        <w:t>Repayment on any receipt day.</w:t>
-      </w:r>
-      <w:r>
-        <w:rPr/>
-        <w:t xml:space="preserve"> A bullet line may be repaid on any receipt day after the gap opens on which cash stays at or above the floor, not only on the day the unfunded baseline recovers (ADR-0003 addendum; evaluation finding EV-06).</w:t>
+        <w:t>Timing.</w:t>
+      </w:r>
+      <w:r>
+        <w:rPr/>
+        <w:t xml:space="preserve"> Every source is requested on day 0 and lands after its lead time (ADR-0003). The search is over amounts, not dates, on a </w:t>
+      </w:r>
+      <w:r>
+        <w:rPr>
+          <w:b/>
+        </w:rPr>
+        <w:t>¥10,000 grid</w:t>
+      </w:r>
+      <w:r>
+        <w:rPr/>
+        <w:t>: single-source fills, then pairs (a grid over the first source, the second filling the residual), then triples.</w:t>
       </w:r>
     </w:p>
     <w:p>
@@ -6073,22 +7325,11 @@
         <w:rPr>
           <w:b/>
         </w:rPr>
-        <w:t>¥1,000 minimum action</w:t>
-      </w:r>
-      <w:r>
-        <w:rPr/>
-        <w:t xml:space="preserve"> (</w:t>
-      </w:r>
-      <w:r>
-        <w:rPr>
-          <w:rFonts w:ascii="Courier New" w:hAnsi="Courier New"/>
-          <w:sz w:val="18"/>
-        </w:rPr>
-        <w:t>MIN_ACTION_FEN</w:t>
-      </w:r>
-      <w:r>
-        <w:rPr/>
-        <w:t>). No draw, advance, early payment or bill discount is smaller; a smaller residual is rounded up, and a source with less than ¥1,000 available is not used. This removed plans such as a 1-fen early payment for a 1-fen shortfall (EV-11).</w:t>
+        <w:t>Repayment on any receipt day.</w:t>
+      </w:r>
+      <w:r>
+        <w:rPr/>
+        <w:t xml:space="preserve"> A bullet line may be repaid on any receipt day after the gap opens on which cash stays at or above the floor, not only on the day the unfunded baseline recovers (ADR-0003 addendum; evaluation finding EV-06).</w:t>
       </w:r>
     </w:p>
     <w:p>
@@ -6103,33 +7344,22 @@
         <w:rPr>
           <w:b/>
         </w:rPr>
-        <w:t>Cash-path fast check.</w:t>
-      </w:r>
-      <w:r>
-        <w:rPr/>
-        <w:t xml:space="preserve"> The search steers on </w:t>
+        <w:t>¥1,000 minimum action</w:t>
+      </w:r>
+      <w:r>
+        <w:rPr/>
+        <w:t xml:space="preserve"> (</w:t>
       </w:r>
       <w:r>
         <w:rPr>
           <w:rFonts w:ascii="Courier New" w:hAnsi="Courier New"/>
           <w:sz w:val="18"/>
         </w:rPr>
-        <w:t>financial.project_cash</w:t>
-      </w:r>
-      <w:r>
-        <w:rPr/>
-        <w:t xml:space="preserve">, which books exactly the postings the full projection books and returns the same closing cash, peak debt and posted costs without building the display trajectory. A probe that breaches the floor, exceeds the APR cap or borrows against the mandate is discarded at once. Any probe that could become the best plan is re-run through the full projection and </w:t>
-      </w:r>
-      <w:r>
-        <w:rPr>
-          <w:rFonts w:ascii="Courier New" w:hAnsi="Courier New"/>
-          <w:sz w:val="18"/>
-        </w:rPr>
-        <w:t>covenants.evaluate</w:t>
-      </w:r>
-      <w:r>
-        <w:rPr/>
-        <w:t xml:space="preserve"> before it is accepted, so the chosen plan is the one a full evaluation of every candidate would choose.</w:t>
+        <w:t>MIN_ACTION_FEN</w:t>
+      </w:r>
+      <w:r>
+        <w:rPr/>
+        <w:t>). No draw, advance, early payment or bill discount is smaller; a smaller residual is rounded up, and a source with less than ¥1,000 available is not used. This removed plans such as a 1-fen early payment for a 1-fen shortfall (EV-11).</w:t>
       </w:r>
     </w:p>
     <w:p>
@@ -6144,11 +7374,33 @@
         <w:rPr>
           <w:b/>
         </w:rPr>
-        <w:t>Display-only expected search</w:t>
-      </w:r>
-      <w:r>
-        <w:rPr/>
-        <w:t xml:space="preserve"> is capped at 2,000 candidates, and its label says so. The committed search, which decides, is never capped.</w:t>
+        <w:t>Cash-path fast check.</w:t>
+      </w:r>
+      <w:r>
+        <w:rPr/>
+        <w:t xml:space="preserve"> The search steers on </w:t>
+      </w:r>
+      <w:r>
+        <w:rPr>
+          <w:rFonts w:ascii="Courier New" w:hAnsi="Courier New"/>
+          <w:sz w:val="18"/>
+        </w:rPr>
+        <w:t>financial.project_cash</w:t>
+      </w:r>
+      <w:r>
+        <w:rPr/>
+        <w:t xml:space="preserve">, which books exactly the postings the full projection books and returns the same closing cash, peak debt and posted costs without building the display trajectory. A probe that breaches the floor, exceeds the APR cap or borrows against the mandate is discarded at once. Any probe that could become the best plan is re-run through the full projection and </w:t>
+      </w:r>
+      <w:r>
+        <w:rPr>
+          <w:rFonts w:ascii="Courier New" w:hAnsi="Courier New"/>
+          <w:sz w:val="18"/>
+        </w:rPr>
+        <w:t>covenants.evaluate</w:t>
+      </w:r>
+      <w:r>
+        <w:rPr/>
+        <w:t xml:space="preserve"> before it is accepted, so the chosen plan is the one a full evaluation of every candidate would choose.</w:t>
       </w:r>
     </w:p>
     <w:p>
@@ -6163,71 +7415,11 @@
         <w:rPr>
           <w:b/>
         </w:rPr>
-        <w:t>Golden result.</w:t>
-      </w:r>
-      <w:r>
-        <w:rPr/>
-        <w:t xml:space="preserve"> On the golden gap of </w:t>
-      </w:r>
-      <w:r>
-        <w:rPr>
-          <w:b/>
-        </w:rPr>
-        <w:t>¥405,000</w:t>
-      </w:r>
-      <w:r>
-        <w:rPr/>
-        <w:t xml:space="preserve"> before day 32 (the ¥300,000 floor plus ¥505,000 of outflows, including the existing loan's ¥45,000 payment, less ¥400,000 of cash), it selects the credit line (¥150,000, interest </w:t>
-      </w:r>
-      <w:r>
-        <w:rPr>
-          <w:b/>
-        </w:rPr>
-        <w:t>¥841.64</w:t>
-      </w:r>
-      <w:r>
-        <w:rPr/>
-        <w:t xml:space="preserve">) plus invoice financing (¥255,000, </w:t>
-      </w:r>
-      <w:r>
-        <w:rPr>
-          <w:b/>
-        </w:rPr>
-        <w:t>¥2,272.29</w:t>
-      </w:r>
-      <w:r>
-        <w:rPr/>
-        <w:t xml:space="preserve">): </w:t>
-      </w:r>
-      <w:r>
-        <w:rPr>
-          <w:b/>
-        </w:rPr>
-        <w:t>¥3,113.93</w:t>
-      </w:r>
-      <w:r>
-        <w:rPr/>
-        <w:t xml:space="preserve"> in total. Taking the buyer's 1.2% discount would cost </w:t>
-      </w:r>
-      <w:r>
-        <w:rPr>
-          <w:b/>
-        </w:rPr>
-        <w:t>¥5,040.00</w:t>
-      </w:r>
-      <w:r>
-        <w:rPr/>
-        <w:t xml:space="preserve">, and the v1 optimum (line plus partial early pay) </w:t>
-      </w:r>
-      <w:r>
-        <w:rPr>
-          <w:b/>
-        </w:rPr>
-        <w:t>¥3,938.81</w:t>
-      </w:r>
-      <w:r>
-        <w:rPr/>
-        <w:t>. The guaranteed loan is inadmissible because it is not committed and lands on day 21, after payroll on day 12.</w:t>
+        <w:t>Display-only expected search</w:t>
+      </w:r>
+      <w:r>
+        <w:rPr/>
+        <w:t xml:space="preserve"> is capped at 2,000 candidates, and its label says so. The committed search, which decides, is never capped.</w:t>
       </w:r>
     </w:p>
     <w:p>
@@ -6242,32 +7434,71 @@
         <w:rPr>
           <w:b/>
         </w:rPr>
-        <w:t>Optimality.</w:t>
-      </w:r>
-      <w:r>
-        <w:rPr/>
-        <w:t xml:space="preserve"> Against an exhaustive brute force over every usable committed lever (up to three, ¥5,000 grid for pairs, ¥10,000 for triples, the last lever filled to the fen) on 26 scenarios (10 designed and 16 seeded random), the router is within ¥1 of the brute-force optimum on </w:t>
+        <w:t>Golden result.</w:t>
+      </w:r>
+      <w:r>
+        <w:rPr/>
+        <w:t xml:space="preserve"> On the golden gap of </w:t>
       </w:r>
       <w:r>
         <w:rPr>
           <w:b/>
         </w:rPr>
-        <w:t>26/26</w:t>
-      </w:r>
-      <w:r>
-        <w:rPr/>
-        <w:t xml:space="preserve"> (</w:t>
-      </w:r>
-      <w:r>
-        <w:rPr>
-          <w:rFonts w:ascii="Courier New" w:hAnsi="Courier New"/>
-          <w:sz w:val="18"/>
-        </w:rPr>
-        <w:t>latest_report.md</w:t>
-      </w:r>
-      <w:r>
-        <w:rPr/>
-        <w:t>, section 3).</w:t>
+        <w:t>¥405,000</w:t>
+      </w:r>
+      <w:r>
+        <w:rPr/>
+        <w:t xml:space="preserve"> before day 32 (the ¥300,000 floor plus ¥505,000 of outflows, including the existing loan's ¥45,000 payment, less ¥400,000 of cash), it selects the credit line (¥150,000, interest </w:t>
+      </w:r>
+      <w:r>
+        <w:rPr>
+          <w:b/>
+        </w:rPr>
+        <w:t>¥841.64</w:t>
+      </w:r>
+      <w:r>
+        <w:rPr/>
+        <w:t xml:space="preserve">) plus invoice financing (¥255,000, </w:t>
+      </w:r>
+      <w:r>
+        <w:rPr>
+          <w:b/>
+        </w:rPr>
+        <w:t>¥2,272.29</w:t>
+      </w:r>
+      <w:r>
+        <w:rPr/>
+        <w:t xml:space="preserve">): </w:t>
+      </w:r>
+      <w:r>
+        <w:rPr>
+          <w:b/>
+        </w:rPr>
+        <w:t>¥3,113.93</w:t>
+      </w:r>
+      <w:r>
+        <w:rPr/>
+        <w:t xml:space="preserve"> in total. Taking the buyer's 1.2% discount would cost </w:t>
+      </w:r>
+      <w:r>
+        <w:rPr>
+          <w:b/>
+        </w:rPr>
+        <w:t>¥5,040.00</w:t>
+      </w:r>
+      <w:r>
+        <w:rPr/>
+        <w:t xml:space="preserve">, and the v1 optimum (line plus partial early pay) </w:t>
+      </w:r>
+      <w:r>
+        <w:rPr>
+          <w:b/>
+        </w:rPr>
+        <w:t>¥3,938.81</w:t>
+      </w:r>
+      <w:r>
+        <w:rPr/>
+        <w:t>. The guaranteed loan is inadmissible because it is not committed and lands on day 21, after payroll on day 12.</w:t>
       </w:r>
     </w:p>
     <w:p>
@@ -6282,31 +7513,32 @@
         <w:rPr>
           <w:b/>
         </w:rPr>
-        <w:t>Marginal cost of funds:</w:t>
-      </w:r>
-      <w:r>
-        <w:rPr/>
-        <w:t xml:space="preserve"> the all-in annual rate of the cheapest COMMITTED, owner-approved source able to carry a </w:t>
-      </w:r>
-      <w:r>
-        <w:rPr>
-          <w:i/>
-        </w:rPr>
-        <w:t>permanent</w:t>
-      </w:r>
-      <w:r>
-        <w:rPr/>
-        <w:t xml:space="preserve"> need. Clean-down excludes the line, so it is invoice financing at </w:t>
+        <w:t>Optimality.</w:t>
+      </w:r>
+      <w:r>
+        <w:rPr/>
+        <w:t xml:space="preserve"> Against an exhaustive brute force over every usable committed lever (up to three, ¥5,000 grid for pairs, ¥10,000 for triples, the last lever filled to the fen) on 26 scenarios (10 designed and 16 seeded random), the router is within ¥1 of the brute-force optimum on </w:t>
       </w:r>
       <w:r>
         <w:rPr>
           <w:b/>
         </w:rPr>
-        <w:t>10.8417%</w:t>
-      </w:r>
-      <w:r>
-        <w:rPr/>
-        <w:t>.</w:t>
+        <w:t>26/26</w:t>
+      </w:r>
+      <w:r>
+        <w:rPr/>
+        <w:t xml:space="preserve"> (</w:t>
+      </w:r>
+      <w:r>
+        <w:rPr>
+          <w:rFonts w:ascii="Courier New" w:hAnsi="Courier New"/>
+          <w:sz w:val="18"/>
+        </w:rPr>
+        <w:t>latest_report.md</w:t>
+      </w:r>
+      <w:r>
+        <w:rPr/>
+        <w:t>, section 3).</w:t>
       </w:r>
     </w:p>
     <w:p>
@@ -6321,41 +7553,31 @@
         <w:rPr>
           <w:b/>
         </w:rPr>
-        <w:t>Break-even early-pay discount:</w:t>
-      </w:r>
-      <w:r>
-        <w:rPr/>
-        <w:t xml:space="preserve"> a discount </w:t>
+        <w:t>Marginal cost of funds:</w:t>
+      </w:r>
+      <w:r>
+        <w:rPr/>
+        <w:t xml:space="preserve"> the all-in annual rate of the cheapest COMMITTED, owner-approved source able to carry a </w:t>
       </w:r>
       <w:r>
         <w:rPr>
           <w:i/>
         </w:rPr>
-        <w:t>d</w:t>
-      </w:r>
-      <w:r>
-        <w:rPr/>
-        <w:t xml:space="preserve"> is cheaper than the marginal source only if d/(1−d) &lt; c, where c is that source's cost share for 30 days. So d = c/(1+c): </w:t>
+        <w:t>permanent</w:t>
+      </w:r>
+      <w:r>
+        <w:rPr/>
+        <w:t xml:space="preserve"> need. Clean-down excludes the line, so it is invoice financing at </w:t>
       </w:r>
       <w:r>
         <w:rPr>
           <w:b/>
         </w:rPr>
-        <w:t>0.8832%</w:t>
-      </w:r>
-      <w:r>
-        <w:rPr/>
-        <w:t xml:space="preserve"> exactly, shown as 0.88%. For an early payment </w:t>
-      </w:r>
-      <w:r>
-        <w:rPr>
-          <w:i/>
-        </w:rPr>
-        <w:t>n</w:t>
-      </w:r>
-      <w:r>
-        <w:rPr/>
-        <w:t xml:space="preserve"> days before the due day the cost share is taken for those days (invoice financing is billed in whole 30-day periods, other sources at rate × n/365), so a 90-day-early discount has a higher limit (2.60% on the golden books, ADR-0007).</w:t>
+        <w:t>10.8417%</w:t>
+      </w:r>
+      <w:r>
+        <w:rPr/>
+        <w:t>.</w:t>
       </w:r>
     </w:p>
     <w:p>
@@ -6370,69 +7592,41 @@
         <w:rPr>
           <w:b/>
         </w:rPr>
-        <w:t>The early-payment rule (ADR-0007).</w:t>
-      </w:r>
-      <w:r>
-        <w:rPr/>
-        <w:t xml:space="preserve"> An early-payment discount is acceptable only if it passes three tests in order. (1) It is below the break-even for its actual days early. (2) The cash is needed: if nothing needs funding without the offer and taking it raises total cost, it fails (</w:t>
-      </w:r>
-      <w:r>
-        <w:rPr>
-          <w:rFonts w:ascii="Courier New" w:hAnsi="Courier New"/>
-          <w:sz w:val="18"/>
-        </w:rPr>
-        <w:t>EARLY_PAY_NOT_NEEDED</w:t>
-      </w:r>
-      <w:r>
-        <w:rPr/>
-        <w:t>). (3) It costs less than the router's plan without it (</w:t>
-      </w:r>
-      <w:r>
-        <w:rPr>
-          <w:rFonts w:ascii="Courier New" w:hAnsi="Courier New"/>
-          <w:sz w:val="18"/>
-        </w:rPr>
-        <w:t>EARLY_PAY_DEARER_THAN_PLAN</w:t>
-      </w:r>
-      <w:r>
-        <w:rPr/>
-        <w:t xml:space="preserve">; the two total costs are shown). The router always prices the buyer's early-payment facility at its standing rate, never at an offer's own rate. On the golden books, a whole-invoice early payment 30 days early at 0.75% to 0.88% is now </w:t>
+        <w:t>Break-even early-pay discount:</w:t>
+      </w:r>
+      <w:r>
+        <w:rPr/>
+        <w:t xml:space="preserve"> a discount </w:t>
+      </w:r>
+      <w:r>
+        <w:rPr>
+          <w:i/>
+        </w:rPr>
+        <w:t>d</w:t>
+      </w:r>
+      <w:r>
+        <w:rPr/>
+        <w:t xml:space="preserve"> is cheaper than the marginal source only if d/(1−d) &lt; c, where c is that source's cost share for 30 days. So d = c/(1+c): </w:t>
       </w:r>
       <w:r>
         <w:rPr>
           <w:b/>
         </w:rPr>
-        <w:t>countered</w:t>
-      </w:r>
-      <w:r>
-        <w:rPr/>
-        <w:t>, not accepted: at 0.75% it costs ¥3,150.00 against the plan's ¥3,113.93, while 0.74% costs ¥3,108.00 and is accepted. The 0.8832% break-even is still the first screen and the figure shown to the owner. An invoice under an early-payment agreement is never financed, in the engine or the executor (ADR-0007 implementation note): that can refuse a cheap early payment a few days before the due day but never accepts one wrongly.</w:t>
-      </w:r>
-    </w:p>
-    <w:p>
-      <w:r>
-        <w:rPr>
-          <w:b/>
-        </w:rPr>
-        <w:t>3. Covenant tests (</w:t>
-      </w:r>
-      <w:r>
-        <w:rPr>
-          <w:rFonts w:ascii="Courier New" w:hAnsi="Courier New"/>
-          <w:b/>
-          <w:sz w:val="18"/>
-        </w:rPr>
-        <w:t>covenants/</w:t>
-      </w:r>
-      <w:r>
-        <w:rPr>
-          <w:b/>
-        </w:rPr>
-        <w:t>).</w:t>
-      </w:r>
-      <w:r>
-        <w:rPr/>
-        <w:t xml:space="preserve"> Evaluated exactly, per facility definition, every projected month:</w:t>
+        <w:t>0.8832%</w:t>
+      </w:r>
+      <w:r>
+        <w:rPr/>
+        <w:t xml:space="preserve"> exactly, shown as 0.88%. For an early payment </w:t>
+      </w:r>
+      <w:r>
+        <w:rPr>
+          <w:i/>
+        </w:rPr>
+        <w:t>n</w:t>
+      </w:r>
+      <w:r>
+        <w:rPr/>
+        <w:t xml:space="preserve"> days before the due day the cost share is taken for those days (invoice financing is billed in whole 30-day periods, other sources at rate × n/365), so a 90-day-early discount has a higher limit (2.60% on the golden books, ADR-0007).</w:t>
       </w:r>
     </w:p>
     <w:p>
@@ -6445,55 +7639,71 @@
       </w:pPr>
       <w:r>
         <w:rPr>
+          <w:b/>
+        </w:rPr>
+        <w:t>The early-payment rule (ADR-0007).</w:t>
+      </w:r>
+      <w:r>
+        <w:rPr/>
+        <w:t xml:space="preserve"> An early-payment discount is acceptable only if it passes three tests in order. (1) It is below the break-even for its actual days early. (2) The cash is needed: if nothing needs funding without the offer and taking it raises total cost, it fails (</w:t>
+      </w:r>
+      <w:r>
+        <w:rPr>
           <w:rFonts w:ascii="Courier New" w:hAnsi="Courier New"/>
           <w:sz w:val="18"/>
         </w:rPr>
-        <w:t>DSCR = monthly EBITDA / monthly debt service</w:t>
-      </w:r>
-      <w:r>
-        <w:rPr/>
-        <w:t xml:space="preserve">, where EBITDA is the owner's figure. Debt service is existing service (which also leaves cash on its payment days) plus interest and fees on facilities that count, plus scheduled amortisation. A bullet term loan is serviced on a level basis (ADR-0008): its principal, interest and fees are spread evenly over the months of its term, so it cannot look safe until the month it is repaid. This level basis is a </w:t>
-      </w:r>
-      <w:r>
-        <w:rPr>
-          <w:b/>
-        </w:rPr>
-        <w:t>reserve-coverage reading</w:t>
-      </w:r>
-      <w:r>
-        <w:rPr/>
-        <w:t xml:space="preserve">, not a lender's contractual DSCR definition, and it is labelled so. A revolving credit line is never spread, and cash is untouched. Hand-calculated case: the ¥500,000 12-month government-guaranteed loan at 5% adds ¥43,721.46 a month, so DSCR is </w:t>
-      </w:r>
-      <w:r>
-        <w:rPr>
-          <w:b/>
-        </w:rPr>
-        <w:t>1.014×</w:t>
-      </w:r>
-      <w:r>
-        <w:rPr/>
-        <w:t xml:space="preserve"> in every month of its term and fails the 1.25× covenant (</w:t>
+        <w:t>EARLY_PAY_NOT_NEEDED</w:t>
+      </w:r>
+      <w:r>
+        <w:rPr/>
+        <w:t>). (3) It costs less than the router's plan without it (</w:t>
       </w:r>
       <w:r>
         <w:rPr>
           <w:rFonts w:ascii="Courier New" w:hAnsi="Courier New"/>
           <w:sz w:val="18"/>
         </w:rPr>
-        <w:t>DSCR_BREACH</w:t>
-      </w:r>
-      <w:r>
-        <w:rPr/>
-        <w:t xml:space="preserve">); before ADR-0008 it showed 2.00×. A ¥360,000 request on the same facility, as in the borrower file, shows </w:t>
+        <w:t>EARLY_PAY_DEARER_THAN_PLAN</w:t>
+      </w:r>
+      <w:r>
+        <w:rPr/>
+        <w:t xml:space="preserve">; the two total costs are shown). The router always prices the buyer's early-payment facility at its standing rate, never at an offer's own rate. On the golden books, a whole-invoice early payment 30 days early at 0.75% to 0.88% is now </w:t>
       </w:r>
       <w:r>
         <w:rPr>
           <w:b/>
         </w:rPr>
-        <w:t>1.18×</w:t>
-      </w:r>
-      <w:r>
-        <w:rPr/>
-        <w:t xml:space="preserve"> in month 1, 0.07× below the covenant, and the file reports that shortfall.</w:t>
+        <w:t>countered</w:t>
+      </w:r>
+      <w:r>
+        <w:rPr/>
+        <w:t>, not accepted: at 0.75% it costs ¥3,150.00 against the plan's ¥3,113.93, while 0.74% costs ¥3,108.00 and is accepted. The 0.8832% break-even is still the first screen and the figure shown to the owner. An invoice under an early-payment agreement is never financed, in the engine or the executor (ADR-0007 implementation note): that can refuse a cheap early payment a few days before the due day but never accepts one wrongly.</w:t>
+      </w:r>
+    </w:p>
+    <w:p>
+      <w:r>
+        <w:rPr>
+          <w:b/>
+        </w:rPr>
+        <w:t>3. Covenant tests (</w:t>
+      </w:r>
+      <w:r>
+        <w:rPr>
+          <w:rFonts w:ascii="Courier New" w:hAnsi="Courier New"/>
+          <w:b/>
+          <w:sz w:val="18"/>
+        </w:rPr>
+        <w:t>covenants/</w:t>
+      </w:r>
+      <w:r>
+        <w:rPr>
+          <w:b/>
+        </w:rPr>
+        <w:t>).</w:t>
+      </w:r>
+      <w:r>
+        <w:rPr/>
+        <w:t xml:space="preserve"> Evaluated exactly, per facility definition, every projected month:</w:t>
       </w:r>
     </w:p>
     <w:p>
@@ -6509,11 +7719,52 @@
           <w:rFonts w:ascii="Courier New" w:hAnsi="Courier New"/>
           <w:sz w:val="18"/>
         </w:rPr>
-        <w:t>Leverage = month-end debt / (12 × monthly EBITDA)</w:t>
-      </w:r>
-      <w:r>
-        <w:rPr/>
-        <w:t>, one definition on actual drawn debt (a committed line's undrawn room is not debt), computed by one function from a projection and read by the verifier, capex, the borrower file and chat.</w:t>
+        <w:t>DSCR = monthly EBITDA / monthly debt service</w:t>
+      </w:r>
+      <w:r>
+        <w:rPr/>
+        <w:t xml:space="preserve">, where EBITDA is the owner's figure. Debt service is existing service (which also leaves cash on its payment days) plus interest and fees on facilities that count, plus scheduled amortisation. A bullet term loan is serviced on a level basis (ADR-0008): its principal, interest and fees are spread evenly over the months of its term, so it cannot look safe until the month it is repaid. This level basis is a </w:t>
+      </w:r>
+      <w:r>
+        <w:rPr>
+          <w:b/>
+        </w:rPr>
+        <w:t>reserve-coverage reading</w:t>
+      </w:r>
+      <w:r>
+        <w:rPr/>
+        <w:t xml:space="preserve">, not a lender's contractual DSCR definition, and it is labelled so. A revolving credit line is never spread, and cash is untouched. Hand-calculated case: the ¥500,000 12-month government-guaranteed loan at 5% adds ¥43,721.46 a month, so DSCR is </w:t>
+      </w:r>
+      <w:r>
+        <w:rPr>
+          <w:b/>
+        </w:rPr>
+        <w:t>1.014×</w:t>
+      </w:r>
+      <w:r>
+        <w:rPr/>
+        <w:t xml:space="preserve"> in every month of its term and fails the 1.25× covenant (</w:t>
+      </w:r>
+      <w:r>
+        <w:rPr>
+          <w:rFonts w:ascii="Courier New" w:hAnsi="Courier New"/>
+          <w:sz w:val="18"/>
+        </w:rPr>
+        <w:t>DSCR_BREACH</w:t>
+      </w:r>
+      <w:r>
+        <w:rPr/>
+        <w:t xml:space="preserve">); before ADR-0008 it showed 2.00×. A ¥360,000 request on the same facility, as in the borrower file, shows </w:t>
+      </w:r>
+      <w:r>
+        <w:rPr>
+          <w:b/>
+        </w:rPr>
+        <w:t>1.18×</w:t>
+      </w:r>
+      <w:r>
+        <w:rPr/>
+        <w:t xml:space="preserve"> in month 1, 0.07× below the covenant, and the file reports that shortfall.</w:t>
       </w:r>
     </w:p>
     <w:p>
@@ -6526,13 +7777,14 @@
       </w:pPr>
       <w:r>
         <w:rPr>
-          <w:b/>
-        </w:rPr>
-        <w:t>Clean-down:</w:t>
-      </w:r>
-      <w:r>
-        <w:rPr/>
-        <w:t xml:space="preserve"> the longest run of consecutive zero-balance days on a credit line must reach the facility's clean-down length.</w:t>
+          <w:rFonts w:ascii="Courier New" w:hAnsi="Courier New"/>
+          <w:sz w:val="18"/>
+        </w:rPr>
+        <w:t>Leverage = month-end debt / (12 × monthly EBITDA)</w:t>
+      </w:r>
+      <w:r>
+        <w:rPr/>
+        <w:t>, one definition on actual drawn debt (a committed line's undrawn room is not debt), computed by one function from a projection and read by the verifier, capex, the borrower file and chat.</w:t>
       </w:r>
     </w:p>
     <w:p>
@@ -6544,6 +7796,25 @@
         <w:ind w:left="792" w:hanging="288"/>
       </w:pPr>
       <w:r>
+        <w:rPr>
+          <w:b/>
+        </w:rPr>
+        <w:t>Clean-down:</w:t>
+      </w:r>
+      <w:r>
+        <w:rPr/>
+        <w:t xml:space="preserve"> the longest run of consecutive zero-balance days on a credit line must reach the facility's clean-down length.</w:t>
+      </w:r>
+    </w:p>
+    <w:p>
+      <w:pPr>
+        <w:pStyle w:val="ListBullet2"/>
+        <w:tabs>
+          <w:tab w:pos="792" w:val="left"/>
+        </w:tabs>
+        <w:ind w:left="792" w:hanging="288"/>
+      </w:pPr>
+      <w:r>
         <w:rPr/>
         <w:t xml:space="preserve">Golden values: DSCR </w:t>
       </w:r>
@@ -7384,6 +8655,65 @@
       <w:r>
         <w:rPr/>
         <w:t>, bound to the state version of the evaluation the owner saw (409 if the books moved), which queues one Tier-2 application in the approvals queue. The borrower file is a separate read-only owner action that queues nothing.</w:t>
+      </w:r>
+    </w:p>
+    <w:p>
+      <w:r>
+        <w:rPr>
+          <w:b/>
+        </w:rPr>
+        <w:t>8. The strategy layer (</w:t>
+      </w:r>
+      <w:r>
+        <w:rPr>
+          <w:rFonts w:ascii="Courier New" w:hAnsi="Courier New"/>
+          <w:b/>
+          <w:sz w:val="18"/>
+        </w:rPr>
+        <w:t>strategy/</w:t>
+      </w:r>
+      <w:r>
+        <w:rPr>
+          <w:b/>
+        </w:rPr>
+        <w:t>, flags off by default, read-only).</w:t>
+      </w:r>
+      <w:r>
+        <w:rPr/>
+        <w:t xml:space="preserve"> Three answers, each computed on a labelled copy of the books with the kernel's own functions (</w:t>
+      </w:r>
+      <w:r>
+        <w:rPr>
+          <w:rFonts w:ascii="Courier New" w:hAnsi="Courier New"/>
+          <w:sz w:val="18"/>
+        </w:rPr>
+        <w:t>docs/STRATEGY_MVP_REPORT.md</w:t>
+      </w:r>
+      <w:r>
+        <w:rPr/>
+        <w:t xml:space="preserve"> section 1). On the golden day-0 books (section 2 of that report): the envelope reads "You can live with: up to 55-day terms if the price rises 0.30%, or early payment at up to 0.85% on ¥257,200.00; a rebate up to 1.25%; not 60 days without an early payment", with the money line "Cost to you ¥0.00 with the price rise, or ¥3,027.77 with the early payment; without a deal your current funding plan costs ¥3,113.93"; the cash price curve reads "Cash in the next 30 days saves you ¥89.11 of funding cost per ¥10,000 (0.89%); after that, earlier cash saves nothing"; and collections ranks the open invoices by what chasing each is worth. Its backtest passed with 0 failures (186 s): the 49 scenarios replayed turn by turn (87 turns), a clock sweep to days 10, 20, 34, 47 and 60 (245 states), 409 differential checks to the fen against the recorded oracle, and the envelope over 180 listed offers (127 checked): 89 of 89 verifier counters inside the envelope, 29 of 29 probes agreeing with the verdict, 6 of 6 lever maxima confirmed, and 17 of 17 comparisons of bisection against an exhaustive 273-cell scan (</w:t>
+      </w:r>
+      <w:r>
+        <w:rPr>
+          <w:rFonts w:ascii="Courier New" w:hAnsi="Courier New"/>
+          <w:sz w:val="18"/>
+        </w:rPr>
+        <w:t>docs/research/strategy/06-backtest-2026-10-08.md</w:t>
+      </w:r>
+      <w:r>
+        <w:rPr/>
+        <w:t>). What is not claimed: the answers are decision support on labelled copies; the shadow pilot that would compare them with what an owner actually did is planned, not run (</w:t>
+      </w:r>
+      <w:r>
+        <w:rPr>
+          <w:rFonts w:ascii="Courier New" w:hAnsi="Courier New"/>
+          <w:sz w:val="18"/>
+        </w:rPr>
+        <w:t>docs/STRATEGY_MVP_REPORT.md</w:t>
+      </w:r>
+      <w:r>
+        <w:rPr/>
+        <w:t xml:space="preserve"> section 7); the Chinese sentences await a native reader (section 8 of that report).</w:t>
       </w:r>
     </w:p>
     <w:p>
@@ -8895,13 +10225,26 @@
                 <w:b/>
                 <w:sz w:val="18"/>
               </w:rPr>
-              <w:t>0/255</w:t>
-            </w:r>
-            <w:r>
-              <w:rPr>
-                <w:sz w:val="18"/>
-              </w:rPr>
-              <w:t xml:space="preserve"> (122 through the API, 133 through chat)</w:t>
+              <w:t>0/126</w:t>
+            </w:r>
+            <w:r>
+              <w:rPr>
+                <w:sz w:val="18"/>
+              </w:rPr>
+              <w:t xml:space="preserve"> through the API in </w:t>
+            </w:r>
+            <w:r>
+              <w:rPr>
+                <w:rFonts w:ascii="Courier New" w:hAnsi="Courier New"/>
+                <w:sz w:val="18"/>
+              </w:rPr>
+              <w:t>latest_report.md</w:t>
+            </w:r>
+            <w:r>
+              <w:rPr>
+                <w:sz w:val="18"/>
+              </w:rPr>
+              <w:t xml:space="preserve"> (the 133 chat attacks are in the security report: 259 attacks in all, 0 with harm)</w:t>
             </w:r>
           </w:p>
         </w:tc>
@@ -9393,7 +10736,7 @@
       </w:r>
       <w:r>
         <w:rPr/>
-        <w:t xml:space="preserve"> Handling time against a form (it needs timed human operators); a live Claude accuracy run and the live language-boundary certification; the concurrency suite on PostgreSQL; blind explanation tests by non-builders (E8).</w:t>
+        <w:t xml:space="preserve"> The accuracy of reading contracts (the held-out set is pending); the strategy answers against what a real owner did (the pilot is planned); handling time against a form (it needs timed human operators); a live Claude accuracy run and the live language-boundary certification; the concurrency suite on PostgreSQL; blind explanation tests by non-builders (E8).</w:t>
       </w:r>
     </w:p>
     <w:p>
@@ -10779,6 +12122,69 @@
         <w:rPr>
           <w:b/>
         </w:rPr>
+        <w:t>The record and the strategy layer sit outside the engine.</w:t>
+      </w:r>
+      <w:r>
+        <w:rPr/>
+        <w:t xml:space="preserve"> </w:t>
+      </w:r>
+      <w:r>
+        <w:rPr>
+          <w:rFonts w:ascii="Courier New" w:hAnsi="Courier New"/>
+          <w:sz w:val="18"/>
+        </w:rPr>
+        <w:t>tests/decisions/test_isolation.py</w:t>
+      </w:r>
+      <w:r>
+        <w:rPr/>
+        <w:t xml:space="preserve"> and </w:t>
+      </w:r>
+      <w:r>
+        <w:rPr>
+          <w:rFonts w:ascii="Courier New" w:hAnsi="Courier New"/>
+          <w:sz w:val="18"/>
+        </w:rPr>
+        <w:t>tests/pilot/test_isolation.py</w:t>
+      </w:r>
+      <w:r>
+        <w:rPr/>
+        <w:t xml:space="preserve"> pin that the engine imports neither the decision record nor the journal (handoff 08 section 4); the strategy layer's diff against </w:t>
+      </w:r>
+      <w:r>
+        <w:rPr>
+          <w:rFonts w:ascii="Courier New" w:hAnsi="Courier New"/>
+          <w:sz w:val="18"/>
+        </w:rPr>
+        <w:t>dev</w:t>
+      </w:r>
+      <w:r>
+        <w:rPr/>
+        <w:t xml:space="preserve"> outside its own files was three default-off flags, a router mount and a what-if builder generalisation whose default path is byte-identical over 540 parameter combinations (</w:t>
+      </w:r>
+      <w:r>
+        <w:rPr>
+          <w:rFonts w:ascii="Courier New" w:hAnsi="Courier New"/>
+          <w:sz w:val="18"/>
+        </w:rPr>
+        <w:t>docs/STRATEGY_MVP_REPORT.md</w:t>
+      </w:r>
+      <w:r>
+        <w:rPr/>
+        <w:t xml:space="preserve"> section 1).</w:t>
+      </w:r>
+    </w:p>
+    <w:p>
+      <w:pPr>
+        <w:pStyle w:val="ListBullet2"/>
+        <w:tabs>
+          <w:tab w:pos="792" w:val="left"/>
+        </w:tabs>
+        <w:ind w:left="792" w:hanging="288"/>
+      </w:pPr>
+      <w:r>
+        <w:rPr>
+          <w:b/>
+        </w:rPr>
         <w:t>Misreading is treated as a security problem too.</w:t>
       </w:r>
       <w:r>
@@ -12249,11 +13655,22 @@
         <w:rPr>
           <w:b/>
         </w:rPr>
-        <w:t>5,702</w:t>
-      </w:r>
-      <w:r>
-        <w:rPr/>
-        <w:t xml:space="preserve"> API tests (8 Oct 2026, with contract ingestion):</w:t>
+        <w:t>6,932</w:t>
+      </w:r>
+      <w:r>
+        <w:rPr/>
+        <w:t xml:space="preserve"> API tests (12 Oct 2026, on </w:t>
+      </w:r>
+      <w:r>
+        <w:rPr>
+          <w:rFonts w:ascii="Courier New" w:hAnsi="Courier New"/>
+          <w:sz w:val="18"/>
+        </w:rPr>
+        <w:t>dev</w:t>
+      </w:r>
+      <w:r>
+        <w:rPr/>
+        <w:t xml:space="preserve"> at 86123a3c), by test directory:</w:t>
       </w:r>
     </w:p>
     <w:tbl>
@@ -12356,7 +13773,7 @@
               <w:rPr>
                 <w:sz w:val="18"/>
               </w:rPr>
-              <w:t>1,149</w:t>
+              <w:t>1,151</w:t>
             </w:r>
           </w:p>
         </w:tc>
@@ -12369,7 +13786,7 @@
               <w:rPr>
                 <w:sz w:val="18"/>
               </w:rPr>
-              <w:t>alerts</w:t>
+              <w:t>commitments</w:t>
             </w:r>
           </w:p>
         </w:tc>
@@ -12382,7 +13799,7 @@
               <w:rPr>
                 <w:sz w:val="18"/>
               </w:rPr>
-              <w:t>76</w:t>
+              <w:t>90</w:t>
             </w:r>
           </w:p>
         </w:tc>
@@ -12397,7 +13814,7 @@
               <w:rPr>
                 <w:sz w:val="18"/>
               </w:rPr>
-              <w:t>egress guard</w:t>
+              <w:t>nl harness</w:t>
             </w:r>
           </w:p>
         </w:tc>
@@ -12410,7 +13827,7 @@
               <w:rPr>
                 <w:sz w:val="18"/>
               </w:rPr>
-              <w:t>964</w:t>
+              <w:t>1,088</w:t>
             </w:r>
           </w:p>
         </w:tc>
@@ -12423,7 +13840,7 @@
               <w:rPr>
                 <w:sz w:val="18"/>
               </w:rPr>
-              <w:t>mandate</w:t>
+              <w:t>books</w:t>
             </w:r>
           </w:p>
         </w:tc>
@@ -12436,7 +13853,7 @@
               <w:rPr>
                 <w:sz w:val="18"/>
               </w:rPr>
-              <w:t>72</w:t>
+              <w:t>83</w:t>
             </w:r>
           </w:p>
         </w:tc>
@@ -12451,7 +13868,7 @@
               <w:rPr>
                 <w:sz w:val="18"/>
               </w:rPr>
-              <w:t>nl harness</w:t>
+              <w:t>egress guard</w:t>
             </w:r>
           </w:p>
         </w:tc>
@@ -12464,7 +13881,7 @@
               <w:rPr>
                 <w:sz w:val="18"/>
               </w:rPr>
-              <w:t>888</w:t>
+              <w:t>971</w:t>
             </w:r>
           </w:p>
         </w:tc>
@@ -12477,7 +13894,7 @@
               <w:rPr>
                 <w:sz w:val="18"/>
               </w:rPr>
-              <w:t>capex</w:t>
+              <w:t>counterparties</w:t>
             </w:r>
           </w:p>
         </w:tc>
@@ -12490,7 +13907,7 @@
               <w:rPr>
                 <w:sz w:val="18"/>
               </w:rPr>
-              <w:t>51</w:t>
+              <w:t>76</w:t>
             </w:r>
           </w:p>
         </w:tc>
@@ -12531,7 +13948,7 @@
               <w:rPr>
                 <w:sz w:val="18"/>
               </w:rPr>
-              <w:t>what-if</w:t>
+              <w:t>alerts</w:t>
             </w:r>
           </w:p>
         </w:tc>
@@ -12544,7 +13961,7 @@
               <w:rPr>
                 <w:sz w:val="18"/>
               </w:rPr>
-              <w:t>45</w:t>
+              <w:t>76</w:t>
             </w:r>
           </w:p>
         </w:tc>
@@ -12559,7 +13976,7 @@
               <w:rPr>
                 <w:sz w:val="18"/>
               </w:rPr>
-              <w:t>operations (executor)</w:t>
+              <w:t>api</w:t>
             </w:r>
           </w:p>
         </w:tc>
@@ -12572,7 +13989,7 @@
               <w:rPr>
                 <w:sz w:val="18"/>
               </w:rPr>
-              <w:t>395</w:t>
+              <w:t>505</w:t>
             </w:r>
           </w:p>
         </w:tc>
@@ -12585,7 +14002,7 @@
               <w:rPr>
                 <w:sz w:val="18"/>
               </w:rPr>
-              <w:t>certification</w:t>
+              <w:t>mandate</w:t>
             </w:r>
           </w:p>
         </w:tc>
@@ -12598,7 +14015,7 @@
               <w:rPr>
                 <w:sz w:val="18"/>
               </w:rPr>
-              <w:t>41</w:t>
+              <w:t>72</w:t>
             </w:r>
           </w:p>
         </w:tc>
@@ -12613,7 +14030,7 @@
               <w:rPr>
                 <w:sz w:val="18"/>
               </w:rPr>
-              <w:t>verifier</w:t>
+              <w:t>operations (executor)</w:t>
             </w:r>
           </w:p>
         </w:tc>
@@ -12626,7 +14043,7 @@
               <w:rPr>
                 <w:sz w:val="18"/>
               </w:rPr>
-              <w:t>258</w:t>
+              <w:t>401</w:t>
             </w:r>
           </w:p>
         </w:tc>
@@ -12639,7 +14056,7 @@
               <w:rPr>
                 <w:sz w:val="18"/>
               </w:rPr>
-              <w:t>covenants</w:t>
+              <w:t>what-if</w:t>
             </w:r>
           </w:p>
         </w:tc>
@@ -12652,7 +14069,7 @@
               <w:rPr>
                 <w:sz w:val="18"/>
               </w:rPr>
-              <w:t>38</w:t>
+              <w:t>51</w:t>
             </w:r>
           </w:p>
         </w:tc>
@@ -12667,7 +14084,7 @@
               <w:rPr>
                 <w:sz w:val="18"/>
               </w:rPr>
-              <w:t>security (attacks, fuzzers, metrics)</w:t>
+              <w:t>verifier</w:t>
             </w:r>
           </w:p>
         </w:tc>
@@ -12680,7 +14097,7 @@
               <w:rPr>
                 <w:sz w:val="18"/>
               </w:rPr>
-              <w:t>240</w:t>
+              <w:t>258</w:t>
             </w:r>
           </w:p>
         </w:tc>
@@ -12693,7 +14110,7 @@
               <w:rPr>
                 <w:sz w:val="18"/>
               </w:rPr>
-              <w:t>concurrency</w:t>
+              <w:t>capex</w:t>
             </w:r>
           </w:p>
         </w:tc>
@@ -12706,7 +14123,7 @@
               <w:rPr>
                 <w:sz w:val="18"/>
               </w:rPr>
-              <w:t>30</w:t>
+              <w:t>51</w:t>
             </w:r>
           </w:p>
         </w:tc>
@@ -12721,7 +14138,7 @@
               <w:rPr>
                 <w:sz w:val="18"/>
               </w:rPr>
-              <w:t>financial engine</w:t>
+              <w:t>security (attacks, fuzzers, metrics)</w:t>
             </w:r>
           </w:p>
         </w:tc>
@@ -12734,7 +14151,7 @@
               <w:rPr>
                 <w:sz w:val="18"/>
               </w:rPr>
-              <w:t>195</w:t>
+              <w:t>248</w:t>
             </w:r>
           </w:p>
         </w:tc>
@@ -12747,7 +14164,7 @@
               <w:rPr>
                 <w:sz w:val="18"/>
               </w:rPr>
-              <w:t>document text extraction</w:t>
+              <w:t>deals</w:t>
             </w:r>
           </w:p>
         </w:tc>
@@ -12760,7 +14177,7 @@
               <w:rPr>
                 <w:sz w:val="18"/>
               </w:rPr>
-              <w:t>29</w:t>
+              <w:t>42</w:t>
             </w:r>
           </w:p>
         </w:tc>
@@ -12775,7 +14192,7 @@
               <w:rPr>
                 <w:sz w:val="18"/>
               </w:rPr>
-              <w:t>api</w:t>
+              <w:t>strategy</w:t>
             </w:r>
           </w:p>
         </w:tc>
@@ -12788,7 +14205,7 @@
               <w:rPr>
                 <w:sz w:val="18"/>
               </w:rPr>
-              <w:t>112</w:t>
+              <w:t>229</w:t>
             </w:r>
           </w:p>
         </w:tc>
@@ -12801,7 +14218,7 @@
               <w:rPr>
                 <w:sz w:val="18"/>
               </w:rPr>
-              <w:t>borrower file</w:t>
+              <w:t>certification</w:t>
             </w:r>
           </w:p>
         </w:tc>
@@ -12814,7 +14231,7 @@
               <w:rPr>
                 <w:sz w:val="18"/>
               </w:rPr>
-              <w:t>29</w:t>
+              <w:t>41</w:t>
             </w:r>
           </w:p>
         </w:tc>
@@ -12829,7 +14246,7 @@
               <w:rPr>
                 <w:sz w:val="18"/>
               </w:rPr>
-              <w:t>persistence</w:t>
+              <w:t>financial engine</w:t>
             </w:r>
           </w:p>
         </w:tc>
@@ -12842,7 +14259,7 @@
               <w:rPr>
                 <w:sz w:val="18"/>
               </w:rPr>
-              <w:t>104</w:t>
+              <w:t>195</w:t>
             </w:r>
           </w:p>
         </w:tc>
@@ -12855,7 +14272,7 @@
               <w:rPr>
                 <w:sz w:val="18"/>
               </w:rPr>
-              <w:t>evaluation harness</w:t>
+              <w:t>covenants</w:t>
             </w:r>
           </w:p>
         </w:tc>
@@ -12868,7 +14285,7 @@
               <w:rPr>
                 <w:sz w:val="18"/>
               </w:rPr>
-              <w:t>24</w:t>
+              <w:t>38</w:t>
             </w:r>
           </w:p>
         </w:tc>
@@ -12883,7 +14300,7 @@
               <w:rPr>
                 <w:sz w:val="18"/>
               </w:rPr>
-              <w:t>commitments</w:t>
+              <w:t>pilot journal</w:t>
             </w:r>
           </w:p>
         </w:tc>
@@ -12896,7 +14313,7 @@
               <w:rPr>
                 <w:sz w:val="18"/>
               </w:rPr>
-              <w:t>90</w:t>
+              <w:t>167</w:t>
             </w:r>
           </w:p>
         </w:tc>
@@ -12909,7 +14326,7 @@
               <w:rPr>
                 <w:sz w:val="18"/>
               </w:rPr>
-              <w:t>money and fixtures</w:t>
+              <w:t>document text extraction</w:t>
             </w:r>
           </w:p>
         </w:tc>
@@ -12922,7 +14339,7 @@
               <w:rPr>
                 <w:sz w:val="18"/>
               </w:rPr>
-              <w:t>11</w:t>
+              <w:t>33</w:t>
             </w:r>
           </w:p>
         </w:tc>
@@ -12937,7 +14354,7 @@
               <w:rPr>
                 <w:sz w:val="18"/>
               </w:rPr>
-              <w:t>books</w:t>
+              <w:t>decisions</w:t>
             </w:r>
           </w:p>
         </w:tc>
@@ -12950,7 +14367,7 @@
               <w:rPr>
                 <w:sz w:val="18"/>
               </w:rPr>
-              <w:t>83</w:t>
+              <w:t>138</w:t>
             </w:r>
           </w:p>
         </w:tc>
@@ -12963,7 +14380,7 @@
               <w:rPr>
                 <w:sz w:val="18"/>
               </w:rPr>
-              <w:t>contract records (golden equality, held-out scorer)</w:t>
+              <w:t>concurrency</w:t>
             </w:r>
           </w:p>
         </w:tc>
@@ -12976,7 +14393,7 @@
               <w:rPr>
                 <w:sz w:val="18"/>
               </w:rPr>
-              <w:t>9</w:t>
+              <w:t>30</w:t>
             </w:r>
           </w:p>
         </w:tc>
@@ -12991,7 +14408,7 @@
               <w:rPr>
                 <w:sz w:val="18"/>
               </w:rPr>
-              <w:t>counterparties</w:t>
+              <w:t>persistence</w:t>
             </w:r>
           </w:p>
         </w:tc>
@@ -13004,7 +14421,115 @@
               <w:rPr>
                 <w:sz w:val="18"/>
               </w:rPr>
-              <w:t>76</w:t>
+              <w:t>132</w:t>
+            </w:r>
+          </w:p>
+        </w:tc>
+        <w:tc>
+          <w:tcPr>
+            <w:tcW w:type="dxa" w:w="2469"/>
+          </w:tcPr>
+          <w:p>
+            <w:r>
+              <w:rPr>
+                <w:sz w:val="18"/>
+              </w:rPr>
+              <w:t>borrower file</w:t>
+            </w:r>
+          </w:p>
+        </w:tc>
+        <w:tc>
+          <w:tcPr>
+            <w:tcW w:type="dxa" w:w="2469"/>
+          </w:tcPr>
+          <w:p>
+            <w:r>
+              <w:rPr>
+                <w:sz w:val="18"/>
+              </w:rPr>
+              <w:t>29</w:t>
+            </w:r>
+          </w:p>
+        </w:tc>
+      </w:tr>
+      <w:tr>
+        <w:tc>
+          <w:tcPr>
+            <w:tcW w:type="dxa" w:w="2469"/>
+          </w:tcPr>
+          <w:p>
+            <w:r>
+              <w:rPr>
+                <w:sz w:val="18"/>
+              </w:rPr>
+              <w:t>evaluation harness</w:t>
+            </w:r>
+          </w:p>
+        </w:tc>
+        <w:tc>
+          <w:tcPr>
+            <w:tcW w:type="dxa" w:w="2469"/>
+          </w:tcPr>
+          <w:p>
+            <w:r>
+              <w:rPr>
+                <w:sz w:val="18"/>
+              </w:rPr>
+              <w:t>24</w:t>
+            </w:r>
+          </w:p>
+        </w:tc>
+        <w:tc>
+          <w:tcPr>
+            <w:tcW w:type="dxa" w:w="2469"/>
+          </w:tcPr>
+          <w:p>
+            <w:r>
+              <w:rPr>
+                <w:sz w:val="18"/>
+              </w:rPr>
+              <w:t>contract records and held-out scorer</w:t>
+            </w:r>
+          </w:p>
+        </w:tc>
+        <w:tc>
+          <w:tcPr>
+            <w:tcW w:type="dxa" w:w="2469"/>
+          </w:tcPr>
+          <w:p>
+            <w:r>
+              <w:rPr>
+                <w:sz w:val="18"/>
+              </w:rPr>
+              <w:t>9</w:t>
+            </w:r>
+          </w:p>
+        </w:tc>
+      </w:tr>
+      <w:tr>
+        <w:tc>
+          <w:tcPr>
+            <w:tcW w:type="dxa" w:w="2469"/>
+          </w:tcPr>
+          <w:p>
+            <w:r>
+              <w:rPr>
+                <w:sz w:val="18"/>
+              </w:rPr>
+              <w:t>money and fixtures</w:t>
+            </w:r>
+          </w:p>
+        </w:tc>
+        <w:tc>
+          <w:tcPr>
+            <w:tcW w:type="dxa" w:w="2469"/>
+          </w:tcPr>
+          <w:p>
+            <w:r>
+              <w:rPr>
+                <w:sz w:val="18"/>
+              </w:rPr>
+              <w:t>11</w:t>
             </w:r>
           </w:p>
         </w:tc>
@@ -13061,17 +14586,17 @@
       </w:r>
       <w:r>
         <w:rPr/>
-        <w:t xml:space="preserve">, Windows): </w:t>
+        <w:t xml:space="preserve">): </w:t>
       </w:r>
       <w:r>
         <w:rPr>
           <w:b/>
         </w:rPr>
-        <w:t>6,712 passed, 37 skipped, 0 failed</w:t>
-      </w:r>
-      <w:r>
-        <w:rPr/>
-        <w:t xml:space="preserve"> on 10 Oct 2026 on </w:t>
+        <w:t>6,895 passed, 37 skipped, 0 failed</w:t>
+      </w:r>
+      <w:r>
+        <w:rPr/>
+        <w:t xml:space="preserve"> on 12 Oct 2026 on </w:t>
       </w:r>
       <w:r>
         <w:rPr>
@@ -13082,223 +14607,245 @@
       </w:r>
       <w:r>
         <w:rPr/>
-        <w:t xml:space="preserve"> with feat/upgrading and contract ingestion merged (branch </w:t>
+        <w:t xml:space="preserve"> after the UI overhaul and the Deals page (Windows, about 25 minutes; README, "Test"). The same suite on macOS before the overhaul: 6,813 passed, 37 skipped (README; handoff 08 section 1). Earlier records, for the history: 5,446 passed, 33 skipped at </w:t>
       </w:r>
       <w:r>
         <w:rPr>
           <w:rFonts w:ascii="Courier New" w:hAnsi="Courier New"/>
           <w:sz w:val="18"/>
         </w:rPr>
-        <w:t>feat/strategy-mvp-contracts</w:t>
-      </w:r>
-      <w:r>
-        <w:rPr/>
-        <w:t xml:space="preserve">). After the merge into feat/upgrading alone (8 Oct): 5,716 passed, 33 skipped. On </w:t>
+        <w:t>db097e0</w:t>
+      </w:r>
+      <w:r>
+        <w:rPr/>
+        <w:t xml:space="preserve"> on 3 Oct 2026. The 37 skips are the performance benchmarks hidden by </w:t>
       </w:r>
       <w:r>
         <w:rPr>
           <w:rFonts w:ascii="Courier New" w:hAnsi="Courier New"/>
           <w:sz w:val="18"/>
         </w:rPr>
-        <w:t>feat/contract-ingestion</w:t>
-      </w:r>
-      <w:r>
-        <w:rPr/>
-        <w:t xml:space="preserve"> before the merge: 5,669 passed, 33 skipped, 0 failed. The run before it, on 3 Oct 2026 at </w:t>
+        <w:t>SKIP_PERF_BENCH=1</w:t>
+      </w:r>
+      <w:r>
+        <w:rPr/>
+        <w:t xml:space="preserve">, the exhaustive router differential cases that run only with </w:t>
       </w:r>
       <w:r>
         <w:rPr>
           <w:rFonts w:ascii="Courier New" w:hAnsi="Courier New"/>
           <w:sz w:val="18"/>
         </w:rPr>
-        <w:t>db097e0</w:t>
-      </w:r>
-      <w:r>
-        <w:rPr/>
-        <w:t xml:space="preserve">: </w:t>
-      </w:r>
-      <w:r>
-        <w:rPr>
-          <w:b/>
-        </w:rPr>
-        <w:t>5,446 passed, 33 skipped, 0 failed</w:t>
-      </w:r>
-      <w:r>
-        <w:rPr/>
-        <w:t xml:space="preserve">, run as two sequential chunks that together cover every test directory (chunk A 7 min 50 s, chunk B 6 min 3 s; chunk A is </w:t>
+        <w:t>ROUTER_DIFF_FULL=1</w:t>
+      </w:r>
+      <w:r>
+        <w:rPr/>
+        <w:t xml:space="preserve">, and the PostgreSQL concurrency cases that need </w:t>
       </w:r>
       <w:r>
         <w:rPr>
           <w:rFonts w:ascii="Courier New" w:hAnsi="Courier New"/>
           <w:sz w:val="18"/>
         </w:rPr>
-        <w:t>tests/alerts tests/api tests/books tests/borrower_file tests/capex tests/clock tests/commitments tests/compiler tests/counterparties tests/covenants tests/egress tests/evals tests/financial tests/funding</w:t>
-      </w:r>
-      <w:r>
-        <w:rPr/>
-        <w:t xml:space="preserve">, chunk B is </w:t>
+        <w:t>TERMSLEDGER_TEST_DATABASE_URL</w:t>
+      </w:r>
+      <w:r>
+        <w:rPr/>
+        <w:t xml:space="preserve"> (handoff 09 section 3 names the last group; the exact split of the 37 was not re-counted for this document). The run uses the recorded-output cache and an in-memory store, and the concurrency suite ran on SQLite only; live-model mode was not tested and PostgreSQL was not run (uncertainty debt U-001, U-002). The other gate rows on the same tree (handoff 09 section 3): </w:t>
       </w:r>
       <w:r>
         <w:rPr>
           <w:rFonts w:ascii="Courier New" w:hAnsi="Courier New"/>
           <w:sz w:val="18"/>
         </w:rPr>
-        <w:t>tests/mandate tests/nl tests/operations tests/persistence tests/security tests/verifier tests/whatif tests/concurrency tests/certification tests/test_fixtures.py tests/test_money.py</w:t>
-      </w:r>
-      <w:r>
-        <w:rPr/>
-        <w:t>). The skips are 7 router latency benchmarks (</w:t>
+        <w:t>scripts/run_scenarios.py --inproc</w:t>
+      </w:r>
+      <w:r>
+        <w:rPr/>
+        <w:t xml:space="preserve"> 49/49 with 87 turns; </w:t>
       </w:r>
       <w:r>
         <w:rPr>
           <w:rFonts w:ascii="Courier New" w:hAnsi="Courier New"/>
           <w:sz w:val="18"/>
         </w:rPr>
-        <w:t>SKIP_PERF_BENCH=1</w:t>
-      </w:r>
-      <w:r>
-        <w:rPr/>
-        <w:t xml:space="preserve">; their targets were set on another machine), 15 exhaustive router differential cases that run only with </w:t>
+        <w:t>scripts/demo_run.py</w:t>
+      </w:r>
+      <w:r>
+        <w:rPr/>
+        <w:t xml:space="preserve"> exit 0; </w:t>
       </w:r>
       <w:r>
         <w:rPr>
           <w:rFonts w:ascii="Courier New" w:hAnsi="Courier New"/>
           <w:sz w:val="18"/>
         </w:rPr>
-        <w:t>ROUTER_DIFF_FULL=1</w:t>
-      </w:r>
-      <w:r>
-        <w:rPr/>
-        <w:t xml:space="preserve">, 10 PostgreSQL concurrency cases that need </w:t>
+        <w:t>python -m app.security.attacks --report</w:t>
+      </w:r>
+      <w:r>
+        <w:rPr/>
+        <w:t xml:space="preserve"> 259 attacks (126 through the API, 43 + 64 + 26 through chat), 0 with harm.</w:t>
+      </w:r>
+    </w:p>
+    <w:p>
+      <w:r>
+        <w:rPr>
+          <w:b/>
+        </w:rPr>
+        <w:t>Web app</w:t>
+      </w:r>
+      <w:r>
+        <w:rPr/>
+        <w:t xml:space="preserve"> (</w:t>
       </w:r>
       <w:r>
         <w:rPr>
           <w:rFonts w:ascii="Courier New" w:hAnsi="Courier New"/>
           <w:sz w:val="18"/>
         </w:rPr>
-        <w:t>TERMSLEDGER_TEST_DATABASE_URL</w:t>
-      </w:r>
-      <w:r>
-        <w:rPr/>
-        <w:t>, and the SQL variant of a corrupted-row test, which the attack catalogue covers (FR-12c). The run uses the recorded-output cache and an in-memory store, and the concurrency suite ran on SQLite only; live-model mode was not tested and PostgreSQL was not run (uncertainty debt U-001, U-002).</w:t>
-      </w:r>
-    </w:p>
-    <w:p>
-      <w:r>
-        <w:rPr>
-          <w:b/>
-        </w:rPr>
-        <w:t>Web app</w:t>
-      </w:r>
-      <w:r>
-        <w:rPr/>
-        <w:t xml:space="preserve"> (</w:t>
+        <w:t>apps/web</w:t>
+      </w:r>
+      <w:r>
+        <w:rPr/>
+        <w:t xml:space="preserve">, 12 Oct 2026, on </w:t>
       </w:r>
       <w:r>
         <w:rPr>
           <w:rFonts w:ascii="Courier New" w:hAnsi="Courier New"/>
           <w:sz w:val="18"/>
         </w:rPr>
-        <w:t>apps/web</w:t>
-      </w:r>
-      <w:r>
-        <w:rPr/>
-        <w:t xml:space="preserve">, 10 Oct 2026, on </w:t>
+        <w:t>dev</w:t>
+      </w:r>
+      <w:r>
+        <w:rPr/>
+        <w:t xml:space="preserve"> after the UI overhaul and the Deals page; README, "Test"): </w:t>
       </w:r>
       <w:r>
         <w:rPr>
           <w:rFonts w:ascii="Courier New" w:hAnsi="Courier New"/>
           <w:sz w:val="18"/>
         </w:rPr>
-        <w:t>dev</w:t>
-      </w:r>
-      <w:r>
-        <w:rPr/>
-        <w:t xml:space="preserve"> with feat/upgrading and contract ingestion merged): </w:t>
+        <w:t>pnpm lint</w:t>
+      </w:r>
+      <w:r>
+        <w:rPr/>
+        <w:t xml:space="preserve">, </w:t>
       </w:r>
       <w:r>
         <w:rPr>
           <w:rFonts w:ascii="Courier New" w:hAnsi="Courier New"/>
           <w:sz w:val="18"/>
         </w:rPr>
-        <w:t>pnpm lint</w:t>
-      </w:r>
-      <w:r>
-        <w:rPr/>
-        <w:t xml:space="preserve">, </w:t>
+        <w:t>pnpm typecheck</w:t>
+      </w:r>
+      <w:r>
+        <w:rPr/>
+        <w:t xml:space="preserve"> and </w:t>
       </w:r>
       <w:r>
         <w:rPr>
           <w:rFonts w:ascii="Courier New" w:hAnsi="Courier New"/>
           <w:sz w:val="18"/>
         </w:rPr>
-        <w:t>pnpm typecheck</w:t>
-      </w:r>
-      <w:r>
-        <w:rPr/>
-        <w:t xml:space="preserve">, </w:t>
+        <w:t>pnpm build</w:t>
+      </w:r>
+      <w:r>
+        <w:rPr/>
+        <w:t xml:space="preserve"> pass and </w:t>
       </w:r>
       <w:r>
         <w:rPr>
           <w:rFonts w:ascii="Courier New" w:hAnsi="Courier New"/>
           <w:sz w:val="18"/>
         </w:rPr>
-        <w:t>pnpm build</w:t>
-      </w:r>
-      <w:r>
-        <w:rPr/>
-        <w:t xml:space="preserve"> and </w:t>
+        <w:t>pnpm test:unit</w:t>
+      </w:r>
+      <w:r>
+        <w:rPr/>
+        <w:t xml:space="preserve"> runs </w:t>
+      </w:r>
+      <w:r>
+        <w:rPr>
+          <w:b/>
+        </w:rPr>
+        <w:t>91</w:t>
+      </w:r>
+      <w:r>
+        <w:rPr/>
+        <w:t xml:space="preserve"> tests. The mock-mode Playwright run passed </w:t>
+      </w:r>
+      <w:r>
+        <w:rPr>
+          <w:b/>
+        </w:rPr>
+        <w:t>211 tests</w:t>
+      </w:r>
+      <w:r>
+        <w:rPr/>
+        <w:t xml:space="preserve"> (41 skipped), </w:t>
+      </w:r>
+      <w:r>
+        <w:rPr>
+          <w:b/>
+        </w:rPr>
+        <w:t>221</w:t>
+      </w:r>
+      <w:r>
+        <w:rPr/>
+        <w:t xml:space="preserve"> (31 skipped) with </w:t>
       </w:r>
       <w:r>
         <w:rPr>
           <w:rFonts w:ascii="Courier New" w:hAnsi="Courier New"/>
           <w:sz w:val="18"/>
         </w:rPr>
-        <w:t>pnpm test:unit</w:t>
-      </w:r>
-      <w:r>
-        <w:rPr/>
-        <w:t xml:space="preserve"> (91) pass; the mock-mode Playwright run passed </w:t>
+        <w:t>E2E_STRATEGY=1</w:t>
+      </w:r>
+      <w:r>
+        <w:rPr/>
+        <w:t xml:space="preserve">; the live project, which starts its own API and web build, passed </w:t>
       </w:r>
       <w:r>
         <w:rPr>
           <w:b/>
         </w:rPr>
-        <w:t>159 tests</w:t>
-      </w:r>
-      <w:r>
-        <w:rPr/>
-        <w:t xml:space="preserve"> (37 skipped: the strategy and screenshot runs that need their flags, and live-only tests), </w:t>
+        <w:t>96</w:t>
+      </w:r>
+      <w:r>
+        <w:rPr/>
+        <w:t xml:space="preserve"> (14 skipped), </w:t>
       </w:r>
       <w:r>
         <w:rPr>
           <w:b/>
         </w:rPr>
-        <w:t>168</w:t>
-      </w:r>
-      <w:r>
-        <w:rPr/>
-        <w:t xml:space="preserve"> with the strategy flag, and the live project </w:t>
-      </w:r>
-      <w:r>
-        <w:rPr>
-          <w:b/>
-        </w:rPr>
-        <w:t>79</w:t>
-      </w:r>
-      <w:r>
-        <w:rPr/>
-        <w:t xml:space="preserve">, </w:t>
-      </w:r>
-      <w:r>
-        <w:rPr>
-          <w:b/>
-        </w:rPr>
-        <w:t>87</w:t>
-      </w:r>
-      <w:r>
-        <w:rPr/>
-        <w:t xml:space="preserve"> with the flag. They cover the demo walk with the golden numbers (including the two-step day-34 cure and the day-37 landing), the owner home, Deals (the negotiation and, once the buyer agrees, the deal summary), the documents page (read, review, confirm, reject, upload, in English and Chinese), Activity, the chat panel, owner sign-in, the Tier-2 approval queue, phone layouts, and the adapter contract. [TEAM: rerun them at the submitted commit.]</w:t>
+        <w:t>104</w:t>
+      </w:r>
+      <w:r>
+        <w:rPr/>
+        <w:t xml:space="preserve"> (6 skipped) with the flag. Zero retries were the bar (handoff 09 section 3). They cover the demo walk with the golden numbers, the owner home, Deals, the documents page (read, review, confirm, reject, upload, in English and Chinese), Activity, the chat panel, owner sign-in, the approval queue, phone layouts, axe on every page and the adapter contract. The UX remediation's own gate (10 Oct) had run 6,398 API tests and a cold clone with every page answering 200 (</w:t>
+      </w:r>
+      <w:r>
+        <w:rPr>
+          <w:rFonts w:ascii="Courier New" w:hAnsi="Courier New"/>
+          <w:sz w:val="18"/>
+        </w:rPr>
+        <w:t>docs/UX_REMEDIATION_REPORT.md</w:t>
+      </w:r>
+      <w:r>
+        <w:rPr/>
+        <w:t xml:space="preserve"> section 12). No screen-reader session, zoom or real-device pass was run and no WCAG conformance is claimed (</w:t>
+      </w:r>
+      <w:r>
+        <w:rPr>
+          <w:rFonts w:ascii="Courier New" w:hAnsi="Courier New"/>
+          <w:sz w:val="18"/>
+        </w:rPr>
+        <w:t>docs/SYSTEM_WALKTHROUGH.md</w:t>
+      </w:r>
+      <w:r>
+        <w:rPr/>
+        <w:t xml:space="preserve"> section 12). [TEAM: rerun them at the submitted commit.]</w:t>
       </w:r>
     </w:p>
     <w:p>
@@ -13395,11 +14942,22 @@
         <w:rPr>
           <w:b/>
         </w:rPr>
-        <w:t>Time-bound offers cannot be accepted autonomously.</w:t>
-      </w:r>
-      <w:r>
-        <w:rPr/>
-        <w:t xml:space="preserve"> Settlement dates and windows are not read into terms, so any stated one fails the coverage proof and the offer waits for the owner.</w:t>
+        <w:t>Contract reading is shown, not measured.</w:t>
+      </w:r>
+      <w:r>
+        <w:rPr/>
+        <w:t xml:space="preserve"> The reading was recorded with the deterministic grammar (no model key), written against the three demo documents; the contracts are English; scanned PDFs are refused. No accuracy figure is quoted until contracts written by someone who has not seen the schema exist (ADR-0012, Consequences; </w:t>
+      </w:r>
+      <w:r>
+        <w:rPr>
+          <w:rFonts w:ascii="Courier New" w:hAnsi="Courier New"/>
+          <w:sz w:val="18"/>
+        </w:rPr>
+        <w:t>docs/handover/08_session_handoff_2026-10-12.md</w:t>
+      </w:r>
+      <w:r>
+        <w:rPr/>
+        <w:t xml:space="preserve"> section 2).</w:t>
       </w:r>
     </w:p>
     <w:p>
@@ -13414,11 +14972,22 @@
         <w:rPr>
           <w:b/>
         </w:rPr>
-        <w:t>Extra requests are detected by cues</w:t>
-      </w:r>
-      <w:r>
-        <w:rPr/>
-        <w:t xml:space="preserve"> (request verbs, questions and conditions, en + zh). A request with no cue and no figure could pass the proof; it is bounded to a pure early-pay discount below break-even.</w:t>
+        <w:t>The strategy answers are flagged and unvalidated against real use.</w:t>
+      </w:r>
+      <w:r>
+        <w:rPr/>
+        <w:t xml:space="preserve"> First envelope read is 6 to 11 s cold on the golden books (</w:t>
+      </w:r>
+      <w:r>
+        <w:rPr>
+          <w:rFonts w:ascii="Courier New" w:hAnsi="Courier New"/>
+          <w:sz w:val="18"/>
+        </w:rPr>
+        <w:t>docs/STRATEGY_MVP_REPORT.md</w:t>
+      </w:r>
+      <w:r>
+        <w:rPr/>
+        <w:t xml:space="preserve"> section 8).</w:t>
       </w:r>
     </w:p>
     <w:p>
@@ -13433,22 +15002,11 @@
         <w:rPr>
           <w:b/>
         </w:rPr>
-        <w:t>Held-out 1 is no longer held out</w:t>
-      </w:r>
-      <w:r>
-        <w:rPr/>
-        <w:t xml:space="preserve">; its near-perfect scores in </w:t>
-      </w:r>
-      <w:r>
-        <w:rPr>
-          <w:rFonts w:ascii="Courier New" w:hAnsi="Courier New"/>
-          <w:sz w:val="18"/>
-        </w:rPr>
-        <w:t>latest_report.md</w:t>
-      </w:r>
-      <w:r>
-        <w:rPr/>
-        <w:t xml:space="preserve"> are not accuracy claims. The report's findings table (EV-01 to EV-12) is the historical list from the first evaluation run; the summary table above it is the current run.</w:t>
+        <w:t>Time-bound offers cannot be accepted autonomously.</w:t>
+      </w:r>
+      <w:r>
+        <w:rPr/>
+        <w:t xml:space="preserve"> Settlement dates and windows are not read into terms, so any stated one fails the coverage proof and the offer waits for the owner.</w:t>
       </w:r>
     </w:p>
     <w:p>
@@ -13463,22 +15021,131 @@
         <w:rPr>
           <w:b/>
         </w:rPr>
-        <w:t>Open security risks</w:t>
-      </w:r>
-      <w:r>
-        <w:rPr/>
-        <w:t xml:space="preserve"> (Security Self-Assessment, section 04): single-operator key custody (R-2), the Tier-1 blast radius of a compromised agent (R-3), the trusted in-process actor (R-5), and the medium items found through chat (threshold probing S5 by a buyer with its key, the agent key reading status and alerts through chat S9). Channel authentication (R-4) and the plan binding of "go ahead" (R-12) were fixed on 3 Oct; the open operational rows (a multi-leg plan is not one transaction, a bank event without a reference is identified by its key only, no cap on unauthenticated intake, concurrency proven on SQLite but not PostgreSQL so one worker only, the live-model certification not run) are R-15. The hash chain is internally checkable only: its head is not anchored outside the system (audit S8), and head hashes differ from run to run. The Postgres append-only triggers have not run against a live Postgres in CI (F-11), and </w:t>
+        <w:t>Extra requests are detected by cues</w:t>
+      </w:r>
+      <w:r>
+        <w:rPr/>
+        <w:t xml:space="preserve"> (request verbs, questions and conditions, en + zh). A request with no cue and no figure could pass the proof; it is bounded to a pure early-pay discount below break-even.</w:t>
+      </w:r>
+    </w:p>
+    <w:p>
+      <w:pPr>
+        <w:pStyle w:val="ListBullet2"/>
+        <w:tabs>
+          <w:tab w:pos="792" w:val="left"/>
+        </w:tabs>
+        <w:ind w:left="792" w:hanging="288"/>
+      </w:pPr>
+      <w:r>
+        <w:rPr>
+          <w:b/>
+        </w:rPr>
+        <w:t>Held-out 1 is no longer held out</w:t>
+      </w:r>
+      <w:r>
+        <w:rPr/>
+        <w:t xml:space="preserve">; its near-perfect scores in </w:t>
       </w:r>
       <w:r>
         <w:rPr>
           <w:rFonts w:ascii="Courier New" w:hAnsi="Courier New"/>
           <w:sz w:val="18"/>
         </w:rPr>
+        <w:t>latest_report.md</w:t>
+      </w:r>
+      <w:r>
+        <w:rPr/>
+        <w:t xml:space="preserve"> are not accuracy claims. The report's findings table (EV-01 to EV-12) is the historical list from the first evaluation run; the summary table above it is the current run.</w:t>
+      </w:r>
+    </w:p>
+    <w:p>
+      <w:pPr>
+        <w:pStyle w:val="ListBullet2"/>
+        <w:tabs>
+          <w:tab w:pos="792" w:val="left"/>
+        </w:tabs>
+        <w:ind w:left="792" w:hanging="288"/>
+      </w:pPr>
+      <w:r>
+        <w:rPr>
+          <w:b/>
+        </w:rPr>
+        <w:t>Open security risks</w:t>
+      </w:r>
+      <w:r>
+        <w:rPr/>
+        <w:t xml:space="preserve"> (Security Self-Assessment, section 04): single-operator key custody (R-2), the Tier-1 blast radius of a compromised agent (R-3), the trusted in-process actor (R-5), and the medium items found through chat (threshold probing S5 by a buyer with its key, the agent key reading status and alerts through chat S9). Channel authentication (R-4) and the plan binding of "go ahead" (R-12) were fixed on 3 Oct; the open operational rows (a multi-leg plan is not one transaction, a bank event without a reference is identified by its key only, no cap on unauthenticated intake, concurrency proven on SQLite but not PostgreSQL so one worker only, the live-model certification not run) are R-15. The hash chain is internally checkable only: its head is not anchored outside the system (audit S8), and head hashes differ from run to run. The Postgres append-only triggers have not run against a live Postgres in CI (F-11), and </w:t>
+      </w:r>
+      <w:r>
+        <w:rPr>
+          <w:rFonts w:ascii="Courier New" w:hAnsi="Courier New"/>
+          <w:sz w:val="18"/>
+        </w:rPr>
         <w:t>/demo/reset</w:t>
       </w:r>
       <w:r>
         <w:rPr/>
         <w:t xml:space="preserve"> is owner-only but still exists outside demo mode (F-05).</w:t>
+      </w:r>
+    </w:p>
+    <w:p>
+      <w:pPr>
+        <w:pStyle w:val="ListBullet2"/>
+        <w:tabs>
+          <w:tab w:pos="792" w:val="left"/>
+        </w:tabs>
+        <w:ind w:left="792" w:hanging="288"/>
+      </w:pPr>
+      <w:r>
+        <w:rPr>
+          <w:b/>
+        </w:rPr>
+        <w:t>Two accepted limits of the overhaul</w:t>
+      </w:r>
+      <w:r>
+        <w:rPr/>
+        <w:t xml:space="preserve"> (handoff 09 section 4). The outbound guard matches a protected contract date or "N months" as plain text, so a reply to another counterparty that happens to contain the same date is blocked: it fails closed (U-014). An offer that has arrived but has not been evaluated is known to the Deals read only from the session's documents, so it is not listed after a restart (U-015); in the Demo an offer is evaluated at once.</w:t>
+      </w:r>
+    </w:p>
+    <w:p>
+      <w:pPr>
+        <w:pStyle w:val="ListBullet2"/>
+        <w:tabs>
+          <w:tab w:pos="792" w:val="left"/>
+        </w:tabs>
+        <w:ind w:left="792" w:hanging="288"/>
+      </w:pPr>
+      <w:r>
+        <w:rPr>
+          <w:b/>
+        </w:rPr>
+        <w:t>A benchmark that fails on one machine.</w:t>
+      </w:r>
+      <w:r>
+        <w:rPr/>
+        <w:t xml:space="preserve"> The EX01 evaluation benchmark (</w:t>
+      </w:r>
+      <w:r>
+        <w:rPr>
+          <w:rFonts w:ascii="Courier New" w:hAnsi="Courier New"/>
+          <w:sz w:val="18"/>
+        </w:rPr>
+        <w:t>tests/funding/test_benchmark.py</w:t>
+      </w:r>
+      <w:r>
+        <w:rPr/>
+        <w:t xml:space="preserve">, 350 ms) ran at about 400 ms on the Windows machine before the overhaul and after it; </w:t>
+      </w:r>
+      <w:r>
+        <w:rPr>
+          <w:rFonts w:ascii="Courier New" w:hAnsi="Courier New"/>
+          <w:sz w:val="18"/>
+        </w:rPr>
+        <w:t>SKIP_PERF_BENCH=1</w:t>
+      </w:r>
+      <w:r>
+        <w:rPr/>
+        <w:t xml:space="preserve"> hides it (handoff 09 section 3).</w:t>
       </w:r>
     </w:p>
     <w:p>

--- a/docs/deliverables/out/Technical_Document.docx
+++ b/docs/deliverables/out/Technical_Document.docx
@@ -3096,7 +3096,7 @@
               <w:rPr>
                 <w:sz w:val="16"/>
               </w:rPr>
-              <w:t xml:space="preserve"> names (no key: a proposal only). A session is bound to the credential that opened it. Free text executes only as a closed affirmative command (</w:t>
+              <w:t xml:space="preserve"> names (no key: a proposal only). A session is bound to the kind of caller that opened it (binding it to the individual credential is open, SEC-21). Free text executes only as a closed affirmative command (</w:t>
             </w:r>
             <w:r>
               <w:rPr>
@@ -6361,7 +6361,7 @@
       </w:r>
       <w:r>
         <w:rPr/>
-        <w:t xml:space="preserve"> A financial instruction executes only when the whole message is one closed affirmative command with exactly one RMB amount; negation, a question, a condition, a future time, a foreign currency, an unreadable amount, a rider and quoted or pasted text execute nothing (English and Chinese). An approval id is decided only by an exact decision sentence; a pending plan is confirmed only by a short affirmative. Quoted or pasted text never becomes an instruction or an approval id, and a chat session is bound to the credential that opened it.</w:t>
+        <w:t xml:space="preserve"> A financial instruction executes only when the whole message is one closed affirmative command with exactly one RMB amount; negation, a question, a condition, a future time, a foreign currency, an unreadable amount, a rider and quoted or pasted text execute nothing (English and Chinese). An approval id is decided only by an exact decision sentence; a pending plan is confirmed only by a short affirmative. Quoted or pasted text never becomes an instruction or an approval id, and a chat session is bound to the kind of caller that opened it (owner, agent or counterparty).</w:t>
       </w:r>
     </w:p>
     <w:p>
@@ -10901,7 +10901,7 @@
               <w:rPr>
                 <w:sz w:val="18"/>
               </w:rPr>
-              <w:t xml:space="preserve">Owner authority: read views, Tier-2 decisions, revocation, circuit reset, </w:t>
+              <w:t xml:space="preserve">Owner authority: read views, Tier-2 decisions, accepting or declining a buyer's request, revocation, circuit reset, </w:t>
             </w:r>
             <w:r>
               <w:rPr>
@@ -10914,7 +10914,7 @@
               <w:rPr>
                 <w:sz w:val="18"/>
               </w:rPr>
-              <w:t>, demo reset</w:t>
+              <w:t>, capex purchases, the simulated clock; demo reset and books setup in demo mode only</w:t>
             </w:r>
           </w:p>
         </w:tc>
@@ -11037,7 +11037,7 @@
               <w:rPr>
                 <w:sz w:val="18"/>
               </w:rPr>
-              <w:t xml:space="preserve"> (Tier 1); the same receipt from the agent or a counterparty is Tier 2. It can also advance the simulated clock</w:t>
+              <w:t xml:space="preserve"> (Tier 1); the same receipt from the agent or a counterparty is Tier 2. Since 15 Oct it no longer moves the simulated clock (SEC-09)</w:t>
             </w:r>
           </w:p>
         </w:tc>
@@ -11092,7 +11092,7 @@
               <w:rPr>
                 <w:sz w:val="18"/>
               </w:rPr>
-              <w:t xml:space="preserve">That a </w:t>
+              <w:t xml:space="preserve">That a sender on </w:t>
             </w:r>
             <w:r>
               <w:rPr>
@@ -11105,7 +11105,33 @@
               <w:rPr>
                 <w:sz w:val="18"/>
               </w:rPr>
-              <w:t xml:space="preserve"> sender is that registered buyer; it never confers authority to execute</w:t>
+              <w:t xml:space="preserve"> or </w:t>
+            </w:r>
+            <w:r>
+              <w:rPr>
+                <w:rFonts w:ascii="Courier New" w:hAnsi="Courier New"/>
+                <w:sz w:val="18"/>
+              </w:rPr>
+              <w:t>POST /offers</w:t>
+            </w:r>
+            <w:r>
+              <w:rPr>
+                <w:sz w:val="18"/>
+              </w:rPr>
+              <w:t xml:space="preserve"> is that registered buyer (another buyer's id in the body is 403); 5 offers or messages per simulated day, then 429 </w:t>
+            </w:r>
+            <w:r>
+              <w:rPr>
+                <w:rFonts w:ascii="Courier New" w:hAnsi="Courier New"/>
+                <w:sz w:val="18"/>
+              </w:rPr>
+              <w:t>BUYER_BUDGET_EXHAUSTED</w:t>
+            </w:r>
+            <w:r>
+              <w:rPr>
+                <w:sz w:val="18"/>
+              </w:rPr>
+              <w:t xml:space="preserve"> (R-10)</w:t>
             </w:r>
           </w:p>
         </w:tc>
@@ -11159,7 +11185,7 @@
               <w:rPr>
                 <w:sz w:val="18"/>
               </w:rPr>
-              <w:t xml:space="preserve"> as COUNTERPARTY, which compiles and verifies but never executes, and answers with a reply and a session id only. Without a valid buyer key the message is a proposal only: nothing live is stored</w:t>
+              <w:t xml:space="preserve"> as COUNTERPARTY, which compiles and verifies but never executes, and answers with a reply and a session id only. Without a valid buyer key the message is a proposal only: nothing live is stored. Intake is bounded: at most 5 documents of 4,000 characters, a buyer channel only, a stored document id never reused for other words, and 200 unauthenticated submissions per simulated day</w:t>
             </w:r>
           </w:p>
         </w:tc>
@@ -11211,26 +11237,32 @@
         <w:t>DEMO_MODE</w:t>
       </w:r>
       <w:r>
-        <w:rPr/>
-        <w:t xml:space="preserve"> defaults to on for local runs, so the published demo values (</w:t>
+        <w:rPr>
+          <w:b/>
+        </w:rPr>
+        <w:t xml:space="preserve"> is off unless set</w:t>
+      </w:r>
+      <w:r>
+        <w:rPr/>
+        <w:t xml:space="preserve"> (since 16 Oct, SEC-07). Local runs, the tests, the browser suites and CI set </w:t>
       </w:r>
       <w:r>
         <w:rPr>
           <w:rFonts w:ascii="Courier New" w:hAnsi="Courier New"/>
           <w:sz w:val="18"/>
         </w:rPr>
-        <w:t>demo-owner-token</w:t>
-      </w:r>
-      <w:r>
-        <w:rPr/>
-        <w:t xml:space="preserve">, </w:t>
+        <w:t>DEMO_MODE=1</w:t>
+      </w:r>
+      <w:r>
+        <w:rPr/>
+        <w:t>, so the published demo values (</w:t>
       </w:r>
       <w:r>
         <w:rPr>
           <w:rFonts w:ascii="Courier New" w:hAnsi="Courier New"/>
           <w:sz w:val="18"/>
         </w:rPr>
-        <w:t>demo-agent-key</w:t>
+        <w:t>demo-owner-token</w:t>
       </w:r>
       <w:r>
         <w:rPr/>
@@ -11241,45 +11273,118 @@
           <w:rFonts w:ascii="Courier New" w:hAnsi="Courier New"/>
           <w:sz w:val="18"/>
         </w:rPr>
-        <w:t>demo-bank-feed-key</w:t>
-      </w:r>
-      <w:r>
-        <w:rPr/>
-        <w:t xml:space="preserve">) work. The Compose deployment sets </w:t>
-      </w:r>
-      <w:r>
-        <w:rPr>
-          <w:rFonts w:ascii="Courier New" w:hAnsi="Courier New"/>
-          <w:b/>
-          <w:sz w:val="18"/>
-        </w:rPr>
-        <w:t>DEMO_MODE=0</w:t>
-      </w:r>
-      <w:r>
-        <w:rPr/>
-        <w:t xml:space="preserve">: a credential whose variable is unset then matches nothing, and the owner and agent routes fail closed (HTTP 503) until </w:t>
+        <w:t>demo-agent-key</w:t>
+      </w:r>
+      <w:r>
+        <w:rPr/>
+        <w:t xml:space="preserve">, </w:t>
       </w:r>
       <w:r>
         <w:rPr>
           <w:rFonts w:ascii="Courier New" w:hAnsi="Courier New"/>
           <w:sz w:val="18"/>
         </w:rPr>
-        <w:t>OWNER_TOKEN</w:t>
-      </w:r>
-      <w:r>
-        <w:rPr/>
-        <w:t xml:space="preserve"> and </w:t>
+        <w:t>demo-bank-feed-key</w:t>
+      </w:r>
+      <w:r>
+        <w:rPr/>
+        <w:t xml:space="preserve">) work there. Without it a credential whose variable is unset matches nothing, the owner and agent routes fail closed (HTTP 503) until </w:t>
       </w:r>
       <w:r>
         <w:rPr>
           <w:rFonts w:ascii="Courier New" w:hAnsi="Courier New"/>
           <w:sz w:val="18"/>
         </w:rPr>
+        <w:t>OWNER_TOKEN</w:t>
+      </w:r>
+      <w:r>
+        <w:rPr/>
+        <w:t xml:space="preserve"> and </w:t>
+      </w:r>
+      <w:r>
+        <w:rPr>
+          <w:rFonts w:ascii="Courier New" w:hAnsi="Courier New"/>
+          <w:sz w:val="18"/>
+        </w:rPr>
         <w:t>AGENT_KEY</w:t>
       </w:r>
       <w:r>
         <w:rPr/>
-        <w:t xml:space="preserve"> are set.</w:t>
+        <w:t xml:space="preserve"> are set, no demo books are seeded, the demo signing key is never trusted, and </w:t>
+      </w:r>
+      <w:r>
+        <w:rPr>
+          <w:rFonts w:ascii="Courier New" w:hAnsi="Courier New"/>
+          <w:sz w:val="18"/>
+        </w:rPr>
+        <w:t>/docs</w:t>
+      </w:r>
+      <w:r>
+        <w:rPr/>
+        <w:t xml:space="preserve"> and </w:t>
+      </w:r>
+      <w:r>
+        <w:rPr>
+          <w:rFonts w:ascii="Courier New" w:hAnsi="Courier New"/>
+          <w:sz w:val="18"/>
+        </w:rPr>
+        <w:t>/openapi.json</w:t>
+      </w:r>
+      <w:r>
+        <w:rPr/>
+        <w:t xml:space="preserve"> are not served. The Compose deployment sets </w:t>
+      </w:r>
+      <w:r>
+        <w:rPr>
+          <w:rFonts w:ascii="Courier New" w:hAnsi="Courier New"/>
+          <w:sz w:val="18"/>
+        </w:rPr>
+        <w:t>DEMO_MODE=0</w:t>
+      </w:r>
+      <w:r>
+        <w:rPr/>
+        <w:t xml:space="preserve"> explicitly.</w:t>
+      </w:r>
+    </w:p>
+    <w:p>
+      <w:pPr>
+        <w:pStyle w:val="ListBullet2"/>
+        <w:tabs>
+          <w:tab w:pos="792" w:val="left"/>
+        </w:tabs>
+        <w:ind w:left="792" w:hanging="288"/>
+      </w:pPr>
+      <w:r>
+        <w:rPr>
+          <w:b/>
+        </w:rPr>
+        <w:t>The agent's chat sees only its own amounts</w:t>
+      </w:r>
+      <w:r>
+        <w:rPr/>
+        <w:t xml:space="preserve"> (R-11, the owner's decision of 16 Oct). An agent-key turn on </w:t>
+      </w:r>
+      <w:r>
+        <w:rPr>
+          <w:rFonts w:ascii="Courier New" w:hAnsi="Courier New"/>
+          <w:sz w:val="18"/>
+        </w:rPr>
+        <w:t>/nl</w:t>
+      </w:r>
+      <w:r>
+        <w:rPr/>
+        <w:t xml:space="preserve"> is answered from an allow-list (</w:t>
+      </w:r>
+      <w:r>
+        <w:rPr>
+          <w:rFonts w:ascii="Courier New" w:hAnsi="Courier New"/>
+          <w:sz w:val="18"/>
+        </w:rPr>
+        <w:t>app/api/agent_view.py</w:t>
+      </w:r>
+      <w:r>
+        <w:rPr/>
+        <w:t>): the intent, the operation steps, the outcome, what ran or was queued, refusal reasons in words, and the amounts of its own operations; a pure read answers "This needs the owner's sign-in." Every text in it passes the egress guard.</w:t>
       </w:r>
     </w:p>
     <w:p>
@@ -11512,7 +11617,33 @@
               <w:rPr>
                 <w:sz w:val="18"/>
               </w:rPr>
-              <w:t xml:space="preserve">); any single commitment above ¥100,000; draw on any facility that is not COMMITTED and owner-approved; a draw or advance whose effective annual cost is above </w:t>
+              <w:t>); commit to an equipment purchase (</w:t>
+            </w:r>
+            <w:r>
+              <w:rPr>
+                <w:rFonts w:ascii="Courier New" w:hAnsi="Courier New"/>
+                <w:sz w:val="18"/>
+              </w:rPr>
+              <w:t>CommitPurchase</w:t>
+            </w:r>
+            <w:r>
+              <w:rPr>
+                <w:sz w:val="18"/>
+              </w:rPr>
+              <w:t xml:space="preserve">, capex buy side: always Tier 2 and </w:t>
+            </w:r>
+            <w:r>
+              <w:rPr>
+                <w:b/>
+                <w:sz w:val="18"/>
+              </w:rPr>
+              <w:t>owner only</w:t>
+            </w:r>
+            <w:r>
+              <w:rPr>
+                <w:sz w:val="18"/>
+              </w:rPr>
+              <w:t xml:space="preserve">, bound to the confirmed contract's hash and the schedule shown, every payment money out, one contract one purchase); any single commitment above ¥100,000; draw on any facility that is not COMMITTED and owner-approved; a draw or advance whose effective annual cost is above </w:t>
             </w:r>
             <w:r>
               <w:rPr>
@@ -11756,7 +11887,7 @@
       </w:r>
       <w:r>
         <w:rPr/>
-        <w:t>counterparty circuit breaker (three refused offer operations in seven days; only the owner can reset it; it gates and counts only offer operations, so it cannot block a bank receipt);</w:t>
+        <w:t>counterparty circuit breaker (three refused offer operations in seven days; only the owner can reset it; it gates and counts only offer operations, so it cannot block a bank receipt; the owner answering a buyer's request passes it, and the owner's own refusals never count, so the agent cannot trip it to take the owner's decision away, SEC-05);</w:t>
       </w:r>
     </w:p>
     <w:p>
@@ -11768,7 +11899,7 @@
       </w:r>
       <w:r>
         <w:rPr/>
-        <w:t>for acceptances, the commitment must exist and be unrevoked, the nonce must be single-use and match, the commitment must not be expired, the terms hash and mandate version must match, and a verifier verdict must back the terms. The verdict is then re-verified at that moment (ADR-0006): the named receivables are still open, no other live commitment holds the same invoice, the concession caps still hold, and, if the state has changed since the verdict, the obligations still verify on current books (</w:t>
+        <w:t>for acceptances, the commitment must exist and be unrevoked, the nonce must be single-use and match, the commitment must not be expired, the terms hash and mandate version must match, and a verifier verdict must back the terms. The verdict is then re-verified at that moment (ADR-0006): the named receivables are still open, no other live commitment holds the same invoice or answers the same buyer request (SEC-02), the concession caps still hold, and, if the state has changed since the verdict, the obligations still verify on current books (</w:t>
       </w:r>
       <w:r>
         <w:rPr>
@@ -11882,7 +12013,7 @@
       </w:r>
       <w:r>
         <w:rPr/>
-        <w:t xml:space="preserve"> recomputes the chain with the standard library alone.</w:t>
+        <w:t xml:space="preserve"> recomputes the chain with the standard library alone. The chain covers the operations log only: approvals and security events sit outside it, and its head is not anchored outside the system (R-13, SEC-08 in the Security Self-Assessment).</w:t>
       </w:r>
     </w:p>
     <w:p>
@@ -12219,7 +12350,7 @@
       </w:r>
       <w:r>
         <w:rPr/>
-        <w:t xml:space="preserve"> as the owner, as a buyer and as a holder of the agent key. A buyer's chat response carries the reply and the session id and nothing else: no verdict, plan, operation or protected value. Text pasted or quoted into the owner's chat never becomes an instruction or an approval id. A chat session is bound to the credential that opened it, so a different credential cannot continue it. Free text executes only as a closed affirmative command (negation, questions, conditions, future times, foreign currencies and unreadable amounts execute nothing); an approval id is decided only by an exact decision; "go ahead" runs the exact operations that were shown. A buyer is who its channel key says. The security scoreboard is computed from the run data, not asserted. Found by this suite and fixed the same day: text pasted without quote marks ("Attachment:", "&gt; …", "Forwarded message") could approve a queued item, and an agent-key holder could say "go ahead" inside the owner's session.</w:t>
+        <w:t xml:space="preserve"> as the owner, as a buyer and as a holder of the agent key. A buyer's chat response carries the reply and the session id and nothing else: no verdict, plan, operation or protected value. Text pasted or quoted into the owner's chat never becomes an instruction or an approval id. A chat session is bound to the kind of caller that opened it (owner, agent or counterparty), and an agent turn reads only a session the agent opened; binding it to the individual credential is still open (SEC-21). Free text executes only as a closed affirmative command (negation, questions, conditions, future times, foreign currencies and unreadable amounts execute nothing); an approval id is decided only by an exact decision; "go ahead" runs the exact operations that were shown. A buyer is who its channel key says. The security scoreboard is computed from the run data, not asserted. Found by this suite and fixed the same day: text pasted without quote marks ("Attachment:", "&gt; …", "Forwarded message") could approve a queued item, and an agent-key holder could say "go ahead" inside the owner's session.</w:t>
       </w:r>
     </w:p>
     <w:p>
@@ -12357,7 +12488,18 @@
       </w:r>
       <w:r>
         <w:rPr/>
-        <w:t>, and the document and deal routes) require the owner token.</w:t>
+        <w:t xml:space="preserve">, the document, deal, purchase and setup routes, and every Home, Cash, Customers and Activity read) require the owner token; the Security Lead verified this by calling all 94 routes as every caller, with </w:t>
+      </w:r>
+      <w:r>
+        <w:rPr>
+          <w:rFonts w:ascii="Courier New" w:hAnsi="Courier New"/>
+          <w:sz w:val="18"/>
+        </w:rPr>
+        <w:t>DEMO_MODE</w:t>
+      </w:r>
+      <w:r>
+        <w:rPr/>
+        <w:t xml:space="preserve"> on, off and unset.</w:t>
       </w:r>
     </w:p>
     <w:p>
@@ -12370,7 +12512,7 @@
       </w:pPr>
       <w:r>
         <w:rPr/>
-        <w:t>A contract's terms (amounts, rates, payment terms, the agreement number, a lender agreement's limit and rates) are protected values owned by that counterparty, read or confirmed: another buyer asking for them is refused, and the egress guard blocks them in any outbound text.</w:t>
+        <w:t>The agent key's chat replies carry only the amounts of its own operations (R-11); a keyed buyer has a daily budget of 5 offers or messages (R-10).</w:t>
       </w:r>
     </w:p>
     <w:p>
@@ -12383,19 +12525,7 @@
       </w:pPr>
       <w:r>
         <w:rPr/>
-        <w:t>Cache mode sends nothing off the machine. In live mode only the inbound documents and the schema leave it.</w:t>
-      </w:r>
-    </w:p>
-    <w:p>
-      <w:r>
-        <w:rPr>
-          <w:b/>
-        </w:rPr>
-        <w:t>Compliance, in brief</w:t>
-      </w:r>
-      <w:r>
-        <w:rPr/>
-        <w:t xml:space="preserve"> (the full statements are in the Security Self-Assessment, section 03).</w:t>
+        <w:t>A contract's terms (amounts, rates, payment terms, the agreement number, a lender agreement's limit and rates) are protected values owned by that counterparty, read or confirmed: another buyer asking for them is refused, and the egress guard blocks them in any outbound text.</w:t>
       </w:r>
     </w:p>
     <w:p>
@@ -12407,14 +12537,20 @@
         <w:ind w:left="792" w:hanging="288"/>
       </w:pPr>
       <w:r>
+        <w:rPr/>
+        <w:t>Cache mode sends nothing off the machine. In live mode only the inbound documents and the schema leave it.</w:t>
+      </w:r>
+    </w:p>
+    <w:p>
+      <w:r>
         <w:rPr>
           <w:b/>
         </w:rPr>
-        <w:t>Data flows.</w:t>
-      </w:r>
-      <w:r>
-        <w:rPr/>
-        <w:t xml:space="preserve"> In live mode (opt-in) a buyer's message and attached documents go to the configured model provider (DeepSeek or Anthropic) for extraction only. The model never receives the mandate, the floor, facility limits or other buyers' terms. In the default cache mode nothing leaves the machine. A real buyer document can contain personal information (for example an individual's name, phone number or bank account). Sending it to a provider outside mainland China would be a cross-border transfer of personal information under China's PIPL, and a deployer would need a legal basis and, where required, a security assessment or standard contract before any production use with real documents. That is an obligation on the deployer, not legal advice, and we do not claim compliance.</w:t>
+        <w:t>Compliance, in brief</w:t>
+      </w:r>
+      <w:r>
+        <w:rPr/>
+        <w:t xml:space="preserve"> (the full statements are in the Security Self-Assessment, section 03).</w:t>
       </w:r>
     </w:p>
     <w:p>
@@ -12429,11 +12565,11 @@
         <w:rPr>
           <w:b/>
         </w:rPr>
-        <w:t>Synthetic data only.</w:t>
-      </w:r>
-      <w:r>
-        <w:rPr/>
-        <w:t xml:space="preserve"> The demo, the tests and every evaluation use synthetic fixtures.</w:t>
+        <w:t>Data flows.</w:t>
+      </w:r>
+      <w:r>
+        <w:rPr/>
+        <w:t xml:space="preserve"> In live mode (opt-in) a buyer's message and attached documents go to the configured model provider (DeepSeek or Anthropic) for extraction only. The model never receives the mandate, the floor, facility limits or other buyers' terms. In the default cache mode nothing leaves the machine. A real buyer document can contain personal information (for example an individual's name, phone number or bank account). Sending it to a provider outside mainland China would be a cross-border transfer of personal information under China's PIPL, and a deployer would need a legal basis and, where required, a security assessment or standard contract before any production use with real documents. That is an obligation on the deployer, not legal advice, and we do not claim compliance.</w:t>
       </w:r>
     </w:p>
     <w:p>
@@ -12448,11 +12584,11 @@
         <w:rPr>
           <w:b/>
         </w:rPr>
-        <w:t>AI-generated content.</w:t>
-      </w:r>
-      <w:r>
-        <w:rPr/>
-        <w:t xml:space="preserve"> Outbound text to a counterparty is template-filled from typed fields, not free model prose. The web UI labels what the model extracted "AI-generated, for reference": a contract's reading until the owner confirms it (then "Read by the agent, confirmed by you"), and a buyer offer's extracted terms in the Inbox. Chat replies are template text built from typed fields and carry no label.</w:t>
+        <w:t>Synthetic data only.</w:t>
+      </w:r>
+      <w:r>
+        <w:rPr/>
+        <w:t xml:space="preserve"> The demo, the tests and every evaluation use synthetic fixtures.</w:t>
       </w:r>
     </w:p>
     <w:p>
@@ -12467,11 +12603,11 @@
         <w:rPr>
           <w:b/>
         </w:rPr>
-        <w:t>Decision support, not advice.</w:t>
-      </w:r>
-      <w:r>
-        <w:rPr/>
-        <w:t xml:space="preserve"> The agent acts only inside an owner-signed mandate. Tier 2 needs the owner and Tier 3 is never executed. It is not a licensed lender, broker or adviser, and it executes no real payment: every facility and the bank feed are simulated.</w:t>
+        <w:t>AI-generated content.</w:t>
+      </w:r>
+      <w:r>
+        <w:rPr/>
+        <w:t xml:space="preserve"> Outbound text to a counterparty is template-filled from typed fields, not free model prose. The web UI labels what the model extracted "AI-generated, for reference": a contract's reading until the owner confirms it (then "Read by the agent, confirmed by you"), and a buyer offer's extracted terms in the Inbox. Chat replies are template text built from typed fields and carry no label.</w:t>
       </w:r>
     </w:p>
     <w:p>
@@ -12486,11 +12622,11 @@
         <w:rPr>
           <w:b/>
         </w:rPr>
-        <w:t>Audit trail.</w:t>
-      </w:r>
-      <w:r>
-        <w:rPr/>
-        <w:t xml:space="preserve"> Every operation, refusals included, is in a hash-chained log. The chain head is not anchored outside the system, so a full rewrite of the log would verify as valid (audit finding S8, open).</w:t>
+        <w:t>Decision support, not advice.</w:t>
+      </w:r>
+      <w:r>
+        <w:rPr/>
+        <w:t xml:space="preserve"> The agent acts only inside an owner-signed mandate. Tier 2 needs the owner and Tier 3 is never executed. It is not a licensed lender, broker or adviser, and it executes no real payment: every facility and the bank feed are simulated.</w:t>
       </w:r>
     </w:p>
     <w:p>
@@ -12505,14 +12641,33 @@
         <w:rPr>
           <w:b/>
         </w:rPr>
-        <w:t>Licence.</w:t>
-      </w:r>
-      <w:r>
-        <w:rPr/>
-        <w:t xml:space="preserve"> [TEAM: licence to be chosen by the owner]</w:t>
+        <w:t>Audit trail.</w:t>
+      </w:r>
+      <w:r>
+        <w:rPr/>
+        <w:t xml:space="preserve"> Every operation, refusals included, is in a hash-chained log. The chain head is not anchored outside the system, so a full rewrite of the log would verify as valid (audit finding S8, open), and approvals and security events are not in the chain (SEC-08).</w:t>
       </w:r>
     </w:p>
     <w:p>
+      <w:pPr>
+        <w:pStyle w:val="ListBullet2"/>
+        <w:tabs>
+          <w:tab w:pos="792" w:val="left"/>
+        </w:tabs>
+        <w:ind w:left="792" w:hanging="288"/>
+      </w:pPr>
+      <w:r>
+        <w:rPr>
+          <w:b/>
+        </w:rPr>
+        <w:t>Licence.</w:t>
+      </w:r>
+      <w:r>
+        <w:rPr/>
+        <w:t xml:space="preserve"> [TEAM: licence to be chosen by the owner]</w:t>
+      </w:r>
+    </w:p>
+    <w:p>
       <w:r>
         <w:rPr>
           <w:b/>
@@ -12548,83 +12703,127 @@
           <w:rFonts w:ascii="Courier New" w:hAnsi="Courier New"/>
           <w:sz w:val="18"/>
         </w:rPr>
-        <w:t>python -m app.security.attacks --report</w:t>
-      </w:r>
-      <w:r>
-        <w:rPr/>
-        <w:t xml:space="preserve">, 5 Oct 2026). The four added on 5 Oct target contract ingestion: an instruction to the agent inside a contract clause, a lender agreement from an unregistered sender, a buyer asking for another buyer's contract terms, and a non-owner confirming a document. Each attack runs on a fresh runtime through the real FastAPI routes, </w:t>
+        <w:t>DEMO_MODE=1 python -m app.security.attacks --report</w:t>
+      </w:r>
+      <w:r>
+        <w:rPr/>
+        <w:t xml:space="preserve">; first run 5 Oct 2026, re-run by the independent Security Lead on </w:t>
       </w:r>
       <w:r>
         <w:rPr>
           <w:rFonts w:ascii="Courier New" w:hAnsi="Courier New"/>
           <w:sz w:val="18"/>
         </w:rPr>
-        <w:t>LLM_MODE=cache</w:t>
-      </w:r>
-      <w:r>
-        <w:rPr/>
-        <w:t>. The buyer attacks run twice, with no channel key (</w:t>
+        <w:t>dev</w:t>
+      </w:r>
+      <w:r>
+        <w:rPr/>
+        <w:t xml:space="preserve"> at </w:t>
       </w:r>
       <w:r>
         <w:rPr>
           <w:rFonts w:ascii="Courier New" w:hAnsi="Courier New"/>
           <w:sz w:val="18"/>
         </w:rPr>
-        <w:t>NL-CX01</w:t>
-      </w:r>
-      <w:r>
-        <w:rPr/>
-        <w:t>) and with the buyer's own key (</w:t>
+        <w:t>a6de32a2</w:t>
+      </w:r>
+      <w:r>
+        <w:rPr/>
+        <w:t xml:space="preserve">, </w:t>
       </w:r>
       <w:r>
         <w:rPr>
           <w:rFonts w:ascii="Courier New" w:hAnsi="Courier New"/>
           <w:sz w:val="18"/>
         </w:rPr>
-        <w:t>NL-CX01K</w:t>
-      </w:r>
-      <w:r>
-        <w:rPr/>
-        <w:t xml:space="preserve">), and the 41 consent attacks </w:t>
+        <w:t>b6d1e519</w:t>
+      </w:r>
+      <w:r>
+        <w:rPr/>
+        <w:t xml:space="preserve"> and </w:t>
       </w:r>
       <w:r>
         <w:rPr>
           <w:rFonts w:ascii="Courier New" w:hAnsi="Courier New"/>
           <w:sz w:val="18"/>
         </w:rPr>
-        <w:t>NL-CS01</w:t>
-      </w:r>
-      <w:r>
-        <w:rPr/>
-        <w:t xml:space="preserve"> to </w:t>
+        <w:t>0f92d433</w:t>
+      </w:r>
+      <w:r>
+        <w:rPr/>
+        <w:t xml:space="preserve"> on 16 Oct 2026, each with the same result). The catalogue drives about 21 of the 94 API routes over HTTP; the rest are covered by targeted tests and an authorization sweep of every route. The four added on 5 Oct target contract ingestion: an instruction to the agent inside a contract clause, a lender agreement from an unregistered sender, a buyer asking for another buyer's contract terms, and a non-owner confirming a document. Each attack runs on a fresh runtime through the real FastAPI routes, </w:t>
       </w:r>
       <w:r>
         <w:rPr>
           <w:rFonts w:ascii="Courier New" w:hAnsi="Courier New"/>
           <w:sz w:val="18"/>
         </w:rPr>
-        <w:t>NL-CS41</w:t>
-      </w:r>
-      <w:r>
-        <w:rPr/>
-        <w:t xml:space="preserve"> send negated, questioning, conditional, future-dated, foreign-currency, unreadable-amount and "do not approve" texts in English and Chinese with the owner token and with the agent key. The table below is the 126 API attacks as in </w:t>
+        <w:t>LLM_MODE=cache</w:t>
+      </w:r>
+      <w:r>
+        <w:rPr/>
+        <w:t>. The buyer attacks run twice, with no channel key (</w:t>
       </w:r>
       <w:r>
         <w:rPr>
           <w:rFonts w:ascii="Courier New" w:hAnsi="Courier New"/>
           <w:sz w:val="18"/>
         </w:rPr>
-        <w:t>services/api/evals/security/latest_report.md</w:t>
-      </w:r>
-      <w:r>
-        <w:rPr/>
-        <w:t xml:space="preserve"> (which also lists every chat attack), with the deployment's credentials and </w:t>
+        <w:t>NL-CX01</w:t>
+      </w:r>
+      <w:r>
+        <w:rPr/>
+        <w:t>) and with the buyer's own key (</w:t>
       </w:r>
       <w:r>
         <w:rPr>
           <w:rFonts w:ascii="Courier New" w:hAnsi="Courier New"/>
           <w:sz w:val="18"/>
         </w:rPr>
+        <w:t>NL-CX01K</w:t>
+      </w:r>
+      <w:r>
+        <w:rPr/>
+        <w:t xml:space="preserve">), and the 41 consent attacks </w:t>
+      </w:r>
+      <w:r>
+        <w:rPr>
+          <w:rFonts w:ascii="Courier New" w:hAnsi="Courier New"/>
+          <w:sz w:val="18"/>
+        </w:rPr>
+        <w:t>NL-CS01</w:t>
+      </w:r>
+      <w:r>
+        <w:rPr/>
+        <w:t xml:space="preserve"> to </w:t>
+      </w:r>
+      <w:r>
+        <w:rPr>
+          <w:rFonts w:ascii="Courier New" w:hAnsi="Courier New"/>
+          <w:sz w:val="18"/>
+        </w:rPr>
+        <w:t>NL-CS41</w:t>
+      </w:r>
+      <w:r>
+        <w:rPr/>
+        <w:t xml:space="preserve"> send negated, questioning, conditional, future-dated, foreign-currency, unreadable-amount and "do not approve" texts in English and Chinese with the owner token and with the agent key. The table below is the 126 API attacks as in </w:t>
+      </w:r>
+      <w:r>
+        <w:rPr>
+          <w:rFonts w:ascii="Courier New" w:hAnsi="Courier New"/>
+          <w:sz w:val="18"/>
+        </w:rPr>
+        <w:t>services/api/evals/security/latest_report.md</w:t>
+      </w:r>
+      <w:r>
+        <w:rPr/>
+        <w:t xml:space="preserve"> (which also lists every chat attack), with the deployment's credentials and </w:t>
+      </w:r>
+      <w:r>
+        <w:rPr>
+          <w:rFonts w:ascii="Courier New" w:hAnsi="Courier New"/>
+          <w:sz w:val="18"/>
+        </w:rPr>
         <w:t>DEMO_MODE=0</w:t>
       </w:r>
       <w:r>
@@ -12707,7 +12906,85 @@
       </w:r>
       <w:r>
         <w:rPr/>
-        <w:t>) found 13 and 26 issues (3, 7, 3, 7 and 6 in the rounds), listed with their regression tests in the Security Self-Assessment (section 02). All 39 were fixed; the owner then stopped the red-team rounds, and none is planned. The audit's NO-GO conclusion on autonomy dated from before those fixes, and the system remains a simulation.</w:t>
+        <w:t>) found 13 and 26 issues (3, 7, 3, 7 and 6 in the rounds), listed with their regression tests in the Security Self-Assessment (section 02). All 39 were fixed; the owner then stopped the red-team rounds. The audit's NO-GO conclusion on autonomy dated from before those fixes, and the system remains a simulation.</w:t>
+      </w:r>
+    </w:p>
+    <w:p>
+      <w:r>
+        <w:rPr>
+          <w:b/>
+        </w:rPr>
+        <w:t>An independent Security Lead</w:t>
+      </w:r>
+      <w:r>
+        <w:rPr/>
+        <w:t xml:space="preserve"> (14 to 16 Oct 2026, separate session and worktree) audited the code as it then stood, reproduced each finding before recording it, had the clear-cut ones fixed with a regression test that fails before and passes after, and certified the exact commits that landed (</w:t>
+      </w:r>
+      <w:r>
+        <w:rPr>
+          <w:rFonts w:ascii="Courier New" w:hAnsi="Courier New"/>
+          <w:sz w:val="18"/>
+        </w:rPr>
+        <w:t>0ba8e4c1</w:t>
+      </w:r>
+      <w:r>
+        <w:rPr/>
+        <w:t xml:space="preserve">, </w:t>
+      </w:r>
+      <w:r>
+        <w:rPr>
+          <w:rFonts w:ascii="Courier New" w:hAnsi="Courier New"/>
+          <w:sz w:val="18"/>
+        </w:rPr>
+        <w:t>081541d1</w:t>
+      </w:r>
+      <w:r>
+        <w:rPr/>
+        <w:t xml:space="preserve">, </w:t>
+      </w:r>
+      <w:r>
+        <w:rPr>
+          <w:rFonts w:ascii="Courier New" w:hAnsi="Courier New"/>
+          <w:sz w:val="18"/>
+        </w:rPr>
+        <w:t>b6d1e519</w:t>
+      </w:r>
+      <w:r>
+        <w:rPr/>
+        <w:t xml:space="preserve">, </w:t>
+      </w:r>
+      <w:r>
+        <w:rPr>
+          <w:rFonts w:ascii="Courier New" w:hAnsi="Courier New"/>
+          <w:sz w:val="18"/>
+        </w:rPr>
+        <w:t>0f92d433</w:t>
+      </w:r>
+      <w:r>
+        <w:rPr/>
+        <w:t xml:space="preserve">; </w:t>
+      </w:r>
+      <w:r>
+        <w:rPr>
+          <w:rFonts w:ascii="Courier New" w:hAnsi="Courier New"/>
+          <w:sz w:val="18"/>
+        </w:rPr>
+        <w:t>docs/security/CERTIFICATIONS.md</w:t>
+      </w:r>
+      <w:r>
+        <w:rPr/>
+        <w:t xml:space="preserve">). Its most serious findings, all fixed: an anonymous caller could replace the stored text of a buyer's offer the owner reads, and one unbounded anonymous message could stall the API for a minute; one buyer request could carry two agreements and book its concession twice; the agent key could take the owner's accept or decline away; the bank-feed key could move the clock; and on the capex branch a vendor contract with a retention or discount above 100% booked cash coming in. It also verified the owner's decisions of 16 Oct on R-10, R-11 and </w:t>
+      </w:r>
+      <w:r>
+        <w:rPr>
+          <w:rFonts w:ascii="Courier New" w:hAnsi="Courier New"/>
+          <w:sz w:val="18"/>
+        </w:rPr>
+        <w:t>DEMO_MODE</w:t>
+      </w:r>
+      <w:r>
+        <w:rPr/>
+        <w:t>. Its open items (no runnable production configuration, audit integrity outside the log, one process only, no rate limiting, no full CSP) keep production at NO-GO; the full register is in the Security Self-Assessment.</w:t>
       </w:r>
     </w:p>
     <w:p>
@@ -13202,11 +13479,11 @@
         <w:rPr>
           <w:b/>
         </w:rPr>
-        <w:t>Open medium items from the chat attacks.</w:t>
-      </w:r>
-      <w:r>
-        <w:rPr/>
-        <w:t xml:space="preserve"> (S5) A buyer with its channel key who probes the chat can find the accept/counter threshold to 1 bp in 12 messages, with no throttle, and each accepted probe queues its own owner approval; it is at 0.74% / 0.75% on the golden books (NL-OP01K, NL-OP02K). (S9) The agent key can read protected labels through chat status replies, although the read routes are owner-only; the newer read intents already need the owner token (NL-AC05, NL-CS10, NL-CS16, NL-CS31). None caused harm in the suite; both are listed as known limitations. The third item of 1 Oct, "go ahead" re-planning at confirm time (S10), was fixed on 3 Oct.</w:t>
+        <w:t>The medium items from the chat attacks, after the owner's decisions of 16 Oct.</w:t>
+      </w:r>
+      <w:r>
+        <w:rPr/>
+        <w:t xml:space="preserve"> (S5, R-10) A keyed buyer used to find the accept/counter threshold to 1 bp in 12 messages; it now gets 5 messages a day, but one message can still reveal the counter cap and, through the counter's size, the funding gap (mitigated, open). (S9, R-11) The agent key no longer reads protected values through chat: it gets an allow-list with only its own operations' amounts (fixed, verified by the Security Lead). The third item of 1 Oct, "go ahead" re-planning at confirm time (S10), was fixed on 3 Oct.</w:t>
       </w:r>
     </w:p>
     <w:p>
@@ -13604,7 +13881,39 @@
       </w:r>
       <w:r>
         <w:rPr/>
-        <w:t xml:space="preserve">. It binds the API to </w:t>
+        <w:t xml:space="preserve">. </w:t>
+      </w:r>
+      <w:r>
+        <w:rPr>
+          <w:b/>
+        </w:rPr>
+        <w:t>As committed it does not yet start a working API</w:t>
+      </w:r>
+      <w:r>
+        <w:rPr/>
+        <w:t xml:space="preserve"> (SEC-06): it passes no </w:t>
+      </w:r>
+      <w:r>
+        <w:rPr>
+          <w:rFonts w:ascii="Courier New" w:hAnsi="Courier New"/>
+          <w:sz w:val="18"/>
+        </w:rPr>
+        <w:t>OWNER_PUBLIC_KEY_HEX</w:t>
+      </w:r>
+      <w:r>
+        <w:rPr/>
+        <w:t xml:space="preserve">, nothing provisions the books and the signed mandate into an empty database, and the web image is built against </w:t>
+      </w:r>
+      <w:r>
+        <w:rPr>
+          <w:rFonts w:ascii="Courier New" w:hAnsi="Courier New"/>
+          <w:sz w:val="18"/>
+        </w:rPr>
+        <w:t>http://localhost:8000</w:t>
+      </w:r>
+      <w:r>
+        <w:rPr/>
+        <w:t xml:space="preserve">. These are listed as production blockers in the Security Self-Assessment. It binds the API to </w:t>
       </w:r>
       <w:r>
         <w:rPr>
@@ -15074,7 +15383,7 @@
       </w:r>
       <w:r>
         <w:rPr/>
-        <w:t xml:space="preserve"> (Security Self-Assessment, section 04): single-operator key custody (R-2), the Tier-1 blast radius of a compromised agent (R-3), the trusted in-process actor (R-5), and the medium items found through chat (threshold probing S5 by a buyer with its key, the agent key reading status and alerts through chat S9). Channel authentication (R-4) and the plan binding of "go ahead" (R-12) were fixed on 3 Oct; the open operational rows (a multi-leg plan is not one transaction, a bank event without a reference is identified by its key only, no cap on unauthenticated intake, concurrency proven on SQLite but not PostgreSQL so one worker only, the live-model certification not run) are R-15. The hash chain is internally checkable only: its head is not anchored outside the system (audit S8), and head hashes differ from run to run. The Postgres append-only triggers have not run against a live Postgres in CI (F-11), and </w:t>
+        <w:t xml:space="preserve"> (Security Self-Assessment, section 04): single-operator key custody (R-2), the Tier-1 blast radius of a compromised agent (R-3), the trusted in-process actor (R-5), and the medium items found through chat (threshold probing S5 by a buyer with its key, the agent key reading status and alerts through chat S9). Channel authentication (R-4) and the plan binding of "go ahead" (R-12) were fixed on 3 Oct; the open operational rows (a multi-leg plan is not one transaction, a bank event without a reference is identified by its key only, unauthenticated intake capped per simulated day and bounded in size but not rate-limited, concurrency proven on SQLite but not PostgreSQL so one worker only, the live-model certification not run) are R-15. The hash chain is internally checkable only: its head is not anchored outside the system (audit S8), and head hashes differ from run to run. The Postgres append-only triggers have not run against a live Postgres in CI (F-11), and </w:t>
       </w:r>
       <w:r>
         <w:rPr>
@@ -15085,7 +15394,7 @@
       </w:r>
       <w:r>
         <w:rPr/>
-        <w:t xml:space="preserve"> is owner-only but still exists outside demo mode (F-05).</w:t>
+        <w:t xml:space="preserve"> is owner-only and refused on a persistent store outside demo mode, but still erases the log in demo mode (F-05). The independent Security Lead audit of 14 to 16 Oct adds production blockers (no runnable production configuration, audit integrity outside the log, one process only, no rate limiting) and certifies the local demo only.</w:t>
       </w:r>
     </w:p>
     <w:p>

--- a/docs/deliverables/out/Technical_Document.docx
+++ b/docs/deliverables/out/Technical_Document.docx
@@ -10736,7 +10736,7 @@
       </w:r>
       <w:r>
         <w:rPr/>
-        <w:t xml:space="preserve"> The accuracy of reading contracts (the held-out set is pending); the strategy answers against what a real owner did (the pilot is planned); handling time against a form (it needs timed human operators); a live Claude accuracy run and the live language-boundary certification; the concurrency suite on PostgreSQL; blind explanation tests by non-builders (E8).</w:t>
+        <w:t xml:space="preserve"> The accuracy of reading contracts (the held-out set is pending); the strategy answers against what a real owner did (the pilot is planned); handling time against a form (it needs timed human operators); a live Claude accuracy run and the live language-boundary certification; PostgreSQL in CI or on a migrated Supabase database; blind explanation tests by non-builders (E8).</w:t>
       </w:r>
     </w:p>
     <w:p>
@@ -13024,11 +13024,22 @@
         <w:rPr>
           <w:b/>
         </w:rPr>
-        <w:t>PostgreSQL: harness ready, run pending a database URL</w:t>
-      </w:r>
-      <w:r>
-        <w:rPr/>
-        <w:t xml:space="preserve">; until then one worker. Details: </w:t>
+        <w:t>PostgreSQL 17, first run 16 Oct (the independent Security Lead, a local throwaway database):</w:t>
+      </w:r>
+      <w:r>
+        <w:rPr/>
+        <w:t xml:space="preserve"> the same invariants hold once a startup race is fixed (PG-1: every store re-ran its table and trigger DDL on opening, so two processes opening at once raced on the catalog and one failed to start; fixed on branch </w:t>
+      </w:r>
+      <w:r>
+        <w:rPr>
+          <w:rFonts w:ascii="Courier New" w:hAnsi="Courier New"/>
+          <w:sz w:val="18"/>
+        </w:rPr>
+        <w:t>sec/pg-guard-install-lock</w:t>
+      </w:r>
+      <w:r>
+        <w:rPr/>
+        <w:t xml:space="preserve">, then 6 of 6 clean runs). Until that fix is merged, one worker. Details: </w:t>
       </w:r>
       <w:r>
         <w:rPr>
@@ -15383,7 +15394,7 @@
       </w:r>
       <w:r>
         <w:rPr/>
-        <w:t xml:space="preserve"> (Security Self-Assessment, section 04): single-operator key custody (R-2), the Tier-1 blast radius of a compromised agent (R-3), the trusted in-process actor (R-5), and the medium items found through chat (threshold probing S5 by a buyer with its key, the agent key reading status and alerts through chat S9). Channel authentication (R-4) and the plan binding of "go ahead" (R-12) were fixed on 3 Oct; the open operational rows (a multi-leg plan is not one transaction, a bank event without a reference is identified by its key only, unauthenticated intake capped per simulated day and bounded in size but not rate-limited, concurrency proven on SQLite but not PostgreSQL so one worker only, the live-model certification not run) are R-15. The hash chain is internally checkable only: its head is not anchored outside the system (audit S8), and head hashes differ from run to run. The Postgres append-only triggers have not run against a live Postgres in CI (F-11), and </w:t>
+        <w:t xml:space="preserve"> (Security Self-Assessment, section 04): single-operator key custody (R-2), the Tier-1 blast radius of a compromised agent (R-3), the trusted in-process actor (R-5), and the medium items found through chat (threshold probing S5 by a buyer with its key, the agent key reading status and alerts through chat S9). Channel authentication (R-4) and the plan binding of "go ahead" (R-12) were fixed on 3 Oct; the open operational rows (a multi-leg plan is not one transaction, a bank event without a reference is identified by its key only, unauthenticated intake capped per simulated day and bounded in size but not rate-limited, concurrency proven on SQLite and on a local PostgreSQL 17 once the PG-1 startup fix is merged, so one worker until then, the live-model certification not run) are R-15. The hash chain is internally checkable only: its head is not anchored outside the system (audit S8), and head hashes differ from run to run. The Postgres append-only triggers were verified on a local PostgreSQL 17 on 16 Oct but not in CI, and any session can lift them with the reset setting (F-11, SEC-08), and </w:t>
       </w:r>
       <w:r>
         <w:rPr>
@@ -15692,11 +15703,11 @@
         <w:rPr>
           <w:b/>
         </w:rPr>
-        <w:t>PostgreSQL is not exercised.</w:t>
-      </w:r>
-      <w:r>
-        <w:rPr/>
-        <w:t xml:space="preserve"> The concurrency invariants are proven on SQLite with two processes; the same suite runs on PostgreSQL once a database URL is supplied, and until then the deployment should run one worker.</w:t>
+        <w:t>PostgreSQL is exercised locally, not in CI.</w:t>
+      </w:r>
+      <w:r>
+        <w:rPr/>
+        <w:t xml:space="preserve"> On 16 Oct the concurrency suite ran on a local PostgreSQL 17: the invariants hold once the PG-1 startup race is fixed (branch pending merge). A migrated Supabase database, connection pooling and several replicas were not tested, so the deployment should run one worker.</w:t>
       </w:r>
     </w:p>
     <w:sectPr>

--- a/docs/deliverables/out/Technical_Document.docx
+++ b/docs/deliverables/out/Technical_Document.docx
@@ -4325,6 +4325,84 @@
       <w:r>
         <w:rPr/>
         <w:t>The model sees only the documents and the output schema. Mandate values, facility limits, reservation values and other buyers' terms never enter a prompt; a test checks the compiler package's imports to keep it that way. Only a document hash and timing are logged per call, never the text.</w:t>
+      </w:r>
+    </w:p>
+    <w:p>
+      <w:r>
+        <w:rPr>
+          <w:b/>
+        </w:rPr>
+        <w:t>What is redacted before the model.</w:t>
+      </w:r>
+      <w:r>
+        <w:rPr/>
+        <w:t xml:space="preserve"> In live mode the product's model calls to Claude or DeepSeek (offers, term sheets, contract chunks and the </w:t>
+      </w:r>
+      <w:r>
+        <w:rPr>
+          <w:rFonts w:ascii="Courier New" w:hAnsi="Courier New"/>
+          <w:sz w:val="18"/>
+        </w:rPr>
+        <w:t>/nl</w:t>
+      </w:r>
+      <w:r>
+        <w:rPr/>
+        <w:t xml:space="preserve"> classifier) first pass through </w:t>
+      </w:r>
+      <w:r>
+        <w:rPr>
+          <w:rFonts w:ascii="Courier New" w:hAnsi="Courier New"/>
+          <w:sz w:val="18"/>
+        </w:rPr>
+        <w:t>app/compiler/redaction.py</w:t>
+      </w:r>
+      <w:r>
+        <w:rPr/>
+        <w:t xml:space="preserve">, which replaces the common formats of identifiers FLOW never reads with stable placeholders such as </w:t>
+      </w:r>
+      <w:r>
+        <w:rPr>
+          <w:rFonts w:ascii="Courier New" w:hAnsi="Courier New"/>
+          <w:sz w:val="18"/>
+        </w:rPr>
+        <w:t>⟦ACCOUNT_1⟧</w:t>
+      </w:r>
+      <w:r>
+        <w:rPr/>
+        <w:t xml:space="preserve">: bank account and card numbers, phone numbers, email addresses, the unified social credit code, mainland ID and passport numbers, and addresses that follow a label (住所, 地址, Address:). Amounts, dates, rates, contract and invoice numbers and the clauses are sent, because FLOW reads them. The redaction keeps an offset map: the model quotes the redacted text, and each quote is mapped back to the original document's own words before grounding, so every stored span and offset refers to the original; recorded readings, the rules grammar, the coverage proof and the cross-check use the original text and never leave the machine. </w:t>
+      </w:r>
+      <w:r>
+        <w:rPr>
+          <w:rFonts w:ascii="Courier New" w:hAnsi="Courier New"/>
+          <w:sz w:val="18"/>
+        </w:rPr>
+        <w:t>LLM_REDACT</w:t>
+      </w:r>
+      <w:r>
+        <w:rPr/>
+        <w:t xml:space="preserve"> (on by default) controls it, and only counts per kind are logged (</w:t>
+      </w:r>
+      <w:r>
+        <w:rPr>
+          <w:rFonts w:ascii="Courier New" w:hAnsi="Courier New"/>
+          <w:sz w:val="18"/>
+        </w:rPr>
+        <w:t>model.redaction</w:t>
+      </w:r>
+      <w:r>
+        <w:rPr/>
+        <w:t xml:space="preserve">). Detection is by pattern and not complete: person and company names, file names, chat ids and unusual formats still reach the provider, and a labelled address or a labelled short number can hide nearby words from the model (the local readers still see them; a contract reading has no cross-check). Details and limits: Security Self-Assessment, section 03. Tests: </w:t>
+      </w:r>
+      <w:r>
+        <w:rPr>
+          <w:rFonts w:ascii="Courier New" w:hAnsi="Courier New"/>
+          <w:sz w:val="18"/>
+        </w:rPr>
+        <w:t>tests/compiler/test_redaction.py</w:t>
+      </w:r>
+      <w:r>
+        <w:rPr/>
+        <w:t>.</w:t>
       </w:r>
     </w:p>
     <w:p>

--- a/docs/deliverables/out/Technical_Document.docx
+++ b/docs/deliverables/out/Technical_Document.docx
@@ -4325,6 +4325,84 @@
       <w:r>
         <w:rPr/>
         <w:t>The model sees only the documents and the output schema. Mandate values, facility limits, reservation values and other buyers' terms never enter a prompt; a test checks the compiler package's imports to keep it that way. Only a document hash and timing are logged per call, never the text.</w:t>
+      </w:r>
+    </w:p>
+    <w:p>
+      <w:r>
+        <w:rPr>
+          <w:b/>
+        </w:rPr>
+        <w:t>What is redacted before the model.</w:t>
+      </w:r>
+      <w:r>
+        <w:rPr/>
+        <w:t xml:space="preserve"> In live mode, before any text goes to Claude or DeepSeek (offers, term sheets, contract chunks and the </w:t>
+      </w:r>
+      <w:r>
+        <w:rPr>
+          <w:rFonts w:ascii="Courier New" w:hAnsi="Courier New"/>
+          <w:sz w:val="18"/>
+        </w:rPr>
+        <w:t>/nl</w:t>
+      </w:r>
+      <w:r>
+        <w:rPr/>
+        <w:t xml:space="preserve"> classifier), </w:t>
+      </w:r>
+      <w:r>
+        <w:rPr>
+          <w:rFonts w:ascii="Courier New" w:hAnsi="Courier New"/>
+          <w:sz w:val="18"/>
+        </w:rPr>
+        <w:t>app/compiler/redaction.py</w:t>
+      </w:r>
+      <w:r>
+        <w:rPr/>
+        <w:t xml:space="preserve"> replaces the identifiers FLOW never reads with stable placeholders such as </w:t>
+      </w:r>
+      <w:r>
+        <w:rPr>
+          <w:rFonts w:ascii="Courier New" w:hAnsi="Courier New"/>
+          <w:sz w:val="18"/>
+        </w:rPr>
+        <w:t>⟦ACCOUNT_1⟧</w:t>
+      </w:r>
+      <w:r>
+        <w:rPr/>
+        <w:t xml:space="preserve">: bank account and card numbers, phone numbers, email addresses, the 18-character unified social credit code, national ID and passport numbers, and street addresses where a label says so (住所, 地址, Address:). Party names, amounts, dates, rates, percentages, contract and invoice numbers and the clauses are sent unchanged, because FLOW reads them. The redaction keeps an offset map: the model quotes the redacted text, and each quote is mapped back to the original document's own words before grounding, so every stored span and offset refers to the original. Recorded readings are looked up, and the rules grammar and the cross-check read, by the original text; none of them leaves the machine. </w:t>
+      </w:r>
+      <w:r>
+        <w:rPr>
+          <w:rFonts w:ascii="Courier New" w:hAnsi="Courier New"/>
+          <w:sz w:val="18"/>
+        </w:rPr>
+        <w:t>LLM_REDACT</w:t>
+      </w:r>
+      <w:r>
+        <w:rPr/>
+        <w:t xml:space="preserve"> (on by default) controls it, and only counts per kind are logged (</w:t>
+      </w:r>
+      <w:r>
+        <w:rPr>
+          <w:rFonts w:ascii="Courier New" w:hAnsi="Courier New"/>
+          <w:sz w:val="18"/>
+        </w:rPr>
+        <w:t>model.redaction</w:t>
+      </w:r>
+      <w:r>
+        <w:rPr/>
+        <w:t xml:space="preserve">). Tests: </w:t>
+      </w:r>
+      <w:r>
+        <w:rPr>
+          <w:rFonts w:ascii="Courier New" w:hAnsi="Courier New"/>
+          <w:sz w:val="18"/>
+        </w:rPr>
+        <w:t>tests/compiler/test_redaction.py</w:t>
+      </w:r>
+      <w:r>
+        <w:rPr/>
+        <w:t>.</w:t>
       </w:r>
     </w:p>
     <w:p>
@@ -12013,7 +12091,29 @@
       </w:r>
       <w:r>
         <w:rPr/>
-        <w:t xml:space="preserve"> recomputes the chain with the standard library alone. The chain covers the operations log only: approvals and security events sit outside it, and its head is not anchored outside the system (R-13, SEC-08 in the Security Self-Assessment).</w:t>
+        <w:t xml:space="preserve"> recomputes the chain with the standard library alone. Since 17 Oct the database also decides each approval once and keeps security events append-only, on SQLite and PostgreSQL, and no session setting lifts that guard (migration </w:t>
+      </w:r>
+      <w:r>
+        <w:rPr>
+          <w:rFonts w:ascii="Courier New" w:hAnsi="Courier New"/>
+          <w:sz w:val="18"/>
+        </w:rPr>
+        <w:t>0009_audit_guards</w:t>
+      </w:r>
+      <w:r>
+        <w:rPr/>
+        <w:t xml:space="preserve">, SEC-08); the executor also refuses a decision the log already holds, even if the approval row is put back to pending (owner-approved, merged after </w:t>
+      </w:r>
+      <w:r>
+        <w:rPr>
+          <w:rFonts w:ascii="Courier New" w:hAnsi="Courier New"/>
+          <w:sz w:val="18"/>
+        </w:rPr>
+        <w:t>719c9dcf</w:t>
+      </w:r>
+      <w:r>
+        <w:rPr/>
+        <w:t>). The chain covers the operations log only, and its head is not anchored outside the system (R-13 in the Security Self-Assessment).</w:t>
       </w:r>
     </w:p>
     <w:p>
@@ -12350,7 +12450,7 @@
       </w:r>
       <w:r>
         <w:rPr/>
-        <w:t xml:space="preserve"> as the owner, as a buyer and as a holder of the agent key. A buyer's chat response carries the reply and the session id and nothing else: no verdict, plan, operation or protected value. Text pasted or quoted into the owner's chat never becomes an instruction or an approval id. A chat session is bound to the kind of caller that opened it (owner, agent or counterparty), and an agent turn reads only a session the agent opened; binding it to the individual credential is still open (SEC-21). Free text executes only as a closed affirmative command (negation, questions, conditions, future times, foreign currencies and unreadable amounts execute nothing); an approval id is decided only by an exact decision; "go ahead" runs the exact operations that were shown. A buyer is who its channel key says. The security scoreboard is computed from the run data, not asserted. Found by this suite and fixed the same day: text pasted without quote marks ("Attachment:", "&gt; …", "Forwarded message") could approve a queued item, and an agent-key holder could say "go ahead" inside the owner's session.</w:t>
+        <w:t xml:space="preserve"> as the owner, as a buyer and as a holder of the agent key. A buyer's chat response carries the reply and the session id and nothing else: no verdict, plan, operation or protected value. Text pasted or quoted into the owner's chat never becomes an instruction or an approval id. A chat session continues only for the caller that opened it (the owner, the agent, one keyed buyer or an anonymous sender), and the owner's sessions are evicted last (SEC-21). Once the owner has sent a buyer a counter themself, no chat path accepts, declines, counters or negotiates on that request; the buyer's answer is recorded on the deal (OUT-1). Free text executes only as a closed affirmative command (negation, questions, conditions, future times, foreign currencies and unreadable amounts execute nothing); an approval id is decided only by an exact decision; "go ahead" runs the exact operations that were shown. A buyer is who its channel key says. The security scoreboard is computed from the run data, not asserted. Found by this suite and fixed the same day: text pasted without quote marks ("Attachment:", "&gt; …", "Forwarded message") could approve a queued item, and an agent-key holder could say "go ahead" inside the owner's session.</w:t>
       </w:r>
     </w:p>
     <w:p>
@@ -12409,7 +12509,7 @@
       </w:pPr>
       <w:r>
         <w:rPr/>
-        <w:t>The deterministic egress guard scans every outbound text for protected values in their usual forms (¥, k, 万, Chinese and 大写 numerals, English number words, percentages, ratios, company names and role aliases) and for four planted canaries. It blocks the whole message on a hit.</w:t>
+        <w:t>The deterministic egress guard scans every outbound text for protected values in their usual forms (¥, k, 万, Chinese and 大写 numerals, English number words, percentages, ratios, company names and role aliases) and for four planted canaries. It blocks the whole message on a hit. It also reads less common spellings (30,0000; 3,00,000; 0.3m; 3e5; 30w; 千; ‰; points; a ratio written as a percentage; SEC-22). Derived values (the break-even rate, the counter cap, the shortfall) are not in the protected set, by the owner's decision of 17 Oct: the counter cap sits close to FLOW's own counter-offer, so the guard would block it.</w:t>
       </w:r>
     </w:p>
     <w:p>
@@ -12537,20 +12637,36 @@
         <w:ind w:left="792" w:hanging="288"/>
       </w:pPr>
       <w:r>
-        <w:rPr/>
-        <w:t>Cache mode sends nothing off the machine. In live mode only the inbound documents and the schema leave it.</w:t>
-      </w:r>
-    </w:p>
-    <w:p>
-      <w:r>
         <w:rPr>
           <w:b/>
         </w:rPr>
-        <w:t>Compliance, in brief</w:t>
-      </w:r>
-      <w:r>
-        <w:rPr/>
-        <w:t xml:space="preserve"> (the full statements are in the Security Self-Assessment, section 03).</w:t>
+        <w:t>Web and API hardening.</w:t>
+      </w:r>
+      <w:r>
+        <w:rPr/>
+        <w:t xml:space="preserve"> Every page carries a Content-Security-Policy with a fresh nonce per request, so injected markup cannot run script (verified in a browser on a production build), with no framing, no MIME sniffing and no referrer; the API limits requests per caller and answers a burst with 429 </w:t>
+      </w:r>
+      <w:r>
+        <w:rPr>
+          <w:rFonts w:ascii="Courier New" w:hAnsi="Courier New"/>
+          <w:sz w:val="18"/>
+        </w:rPr>
+        <w:t>RATE_LIMITED</w:t>
+      </w:r>
+      <w:r>
+        <w:rPr/>
+        <w:t xml:space="preserve"> and </w:t>
+      </w:r>
+      <w:r>
+        <w:rPr>
+          <w:rFonts w:ascii="Courier New" w:hAnsi="Courier New"/>
+          <w:sz w:val="18"/>
+        </w:rPr>
+        <w:t>Retry-After</w:t>
+      </w:r>
+      <w:r>
+        <w:rPr/>
+        <w:t xml:space="preserve"> (SEC-12, SEC-20). Behind a proxy every caller shares the proxy's address, so a shared deployment still needs the proxy's own per-client limit.</w:t>
       </w:r>
     </w:p>
     <w:p>
@@ -12562,14 +12678,20 @@
         <w:ind w:left="792" w:hanging="288"/>
       </w:pPr>
       <w:r>
+        <w:rPr/>
+        <w:t>Cache mode sends nothing off the machine. In live mode only the inbound documents and the schema leave it.</w:t>
+      </w:r>
+    </w:p>
+    <w:p>
+      <w:r>
         <w:rPr>
           <w:b/>
         </w:rPr>
-        <w:t>Data flows.</w:t>
-      </w:r>
-      <w:r>
-        <w:rPr/>
-        <w:t xml:space="preserve"> In live mode (opt-in) a buyer's message and attached documents go to the configured model provider (DeepSeek or Anthropic) for extraction only. The model never receives the mandate, the floor, facility limits or other buyers' terms. In the default cache mode nothing leaves the machine. A real buyer document can contain personal information (for example an individual's name, phone number or bank account). Sending it to a provider outside mainland China would be a cross-border transfer of personal information under China's PIPL, and a deployer would need a legal basis and, where required, a security assessment or standard contract before any production use with real documents. That is an obligation on the deployer, not legal advice, and we do not claim compliance.</w:t>
+        <w:t>Compliance, in brief</w:t>
+      </w:r>
+      <w:r>
+        <w:rPr/>
+        <w:t xml:space="preserve"> (the full statements are in the Security Self-Assessment, section 03).</w:t>
       </w:r>
     </w:p>
     <w:p>
@@ -12584,11 +12706,11 @@
         <w:rPr>
           <w:b/>
         </w:rPr>
-        <w:t>Synthetic data only.</w:t>
-      </w:r>
-      <w:r>
-        <w:rPr/>
-        <w:t xml:space="preserve"> The demo, the tests and every evaluation use synthetic fixtures.</w:t>
+        <w:t>Data flows.</w:t>
+      </w:r>
+      <w:r>
+        <w:rPr/>
+        <w:t xml:space="preserve"> In live mode (opt-in) a buyer's message and attached documents go to the configured model provider (DeepSeek or Anthropic) for extraction only. The model never receives the mandate, the floor, facility limits or other buyers' terms. In the default cache mode nothing leaves the machine. A real buyer document can contain personal information (for example an individual's name, phone number or bank account). Sending it to a provider outside mainland China would be a cross-border transfer of personal information under China's PIPL, and a deployer would need a legal basis and, where required, a security assessment or standard contract before any production use with real documents. That is an obligation on the deployer, not legal advice, and we do not claim compliance.</w:t>
       </w:r>
     </w:p>
     <w:p>
@@ -12603,11 +12725,11 @@
         <w:rPr>
           <w:b/>
         </w:rPr>
-        <w:t>AI-generated content.</w:t>
-      </w:r>
-      <w:r>
-        <w:rPr/>
-        <w:t xml:space="preserve"> Outbound text to a counterparty is template-filled from typed fields, not free model prose. The web UI labels what the model extracted "AI-generated, for reference": a contract's reading until the owner confirms it (then "Read by the agent, confirmed by you"), and a buyer offer's extracted terms in the Inbox. Chat replies are template text built from typed fields and carry no label.</w:t>
+        <w:t>Synthetic data only.</w:t>
+      </w:r>
+      <w:r>
+        <w:rPr/>
+        <w:t xml:space="preserve"> The demo, the tests and every evaluation use synthetic fixtures.</w:t>
       </w:r>
     </w:p>
     <w:p>
@@ -12622,11 +12744,11 @@
         <w:rPr>
           <w:b/>
         </w:rPr>
-        <w:t>Decision support, not advice.</w:t>
-      </w:r>
-      <w:r>
-        <w:rPr/>
-        <w:t xml:space="preserve"> The agent acts only inside an owner-signed mandate. Tier 2 needs the owner and Tier 3 is never executed. It is not a licensed lender, broker or adviser, and it executes no real payment: every facility and the bank feed are simulated.</w:t>
+        <w:t>AI-generated content.</w:t>
+      </w:r>
+      <w:r>
+        <w:rPr/>
+        <w:t xml:space="preserve"> Outbound text to a counterparty is template-filled from typed fields, not free model prose. The web UI labels what the model extracted "AI-generated, for reference": a contract's reading until the owner confirms it (then "Read by the agent, confirmed by you"), and a buyer offer's extracted terms in the Inbox. Chat replies are template text built from typed fields and carry no label.</w:t>
       </w:r>
     </w:p>
     <w:p>
@@ -12641,11 +12763,11 @@
         <w:rPr>
           <w:b/>
         </w:rPr>
-        <w:t>Audit trail.</w:t>
-      </w:r>
-      <w:r>
-        <w:rPr/>
-        <w:t xml:space="preserve"> Every operation, refusals included, is in a hash-chained log. The chain head is not anchored outside the system, so a full rewrite of the log would verify as valid (audit finding S8, open), and approvals and security events are not in the chain (SEC-08).</w:t>
+        <w:t>Decision support, not advice.</w:t>
+      </w:r>
+      <w:r>
+        <w:rPr/>
+        <w:t xml:space="preserve"> The agent acts only inside an owner-signed mandate. Tier 2 needs the owner and Tier 3 is never executed. It is not a licensed lender, broker or adviser, and it executes no real payment: every facility and the bank feed are simulated.</w:t>
       </w:r>
     </w:p>
     <w:p>
@@ -12660,14 +12782,33 @@
         <w:rPr>
           <w:b/>
         </w:rPr>
-        <w:t>Licence.</w:t>
-      </w:r>
-      <w:r>
-        <w:rPr/>
-        <w:t xml:space="preserve"> [TEAM: licence to be chosen by the owner]</w:t>
+        <w:t>Audit trail.</w:t>
+      </w:r>
+      <w:r>
+        <w:rPr/>
+        <w:t xml:space="preserve"> Every operation, refusals included, is in a hash-chained log. The chain head is not anchored outside the system, so a full rewrite of the log would verify as valid (audit finding S8, open). Approvals and security events are not in the chain, but the database guards them: an approval is decided once and security events are append-only (SEC-08).</w:t>
       </w:r>
     </w:p>
     <w:p>
+      <w:pPr>
+        <w:pStyle w:val="ListBullet2"/>
+        <w:tabs>
+          <w:tab w:pos="792" w:val="left"/>
+        </w:tabs>
+        <w:ind w:left="792" w:hanging="288"/>
+      </w:pPr>
+      <w:r>
+        <w:rPr>
+          <w:b/>
+        </w:rPr>
+        <w:t>Licence.</w:t>
+      </w:r>
+      <w:r>
+        <w:rPr/>
+        <w:t xml:space="preserve"> [TEAM: licence to be chosen by the owner]</w:t>
+      </w:r>
+    </w:p>
+    <w:p>
       <w:r>
         <w:rPr>
           <w:b/>
@@ -12751,79 +12892,90 @@
       </w:r>
       <w:r>
         <w:rPr/>
-        <w:t xml:space="preserve"> on 16 Oct 2026, each with the same result). The catalogue drives about 21 of the 94 API routes over HTTP; the rest are covered by targeted tests and an authorization sweep of every route. The four added on 5 Oct target contract ingestion: an instruction to the agent inside a contract clause, a lender agreement from an unregistered sender, a buyer asking for another buyer's contract terms, and a non-owner confirming a document. Each attack runs on a fresh runtime through the real FastAPI routes, </w:t>
+        <w:t xml:space="preserve"> on 16 Oct 2026 and at </w:t>
       </w:r>
       <w:r>
         <w:rPr>
           <w:rFonts w:ascii="Courier New" w:hAnsi="Courier New"/>
           <w:sz w:val="18"/>
         </w:rPr>
-        <w:t>LLM_MODE=cache</w:t>
-      </w:r>
-      <w:r>
-        <w:rPr/>
-        <w:t>. The buyer attacks run twice, with no channel key (</w:t>
+        <w:t>719c9dcf</w:t>
+      </w:r>
+      <w:r>
+        <w:rPr/>
+        <w:t xml:space="preserve"> on 17 Oct, each with the same result). The catalogue drives about 21 of the 94 API routes over HTTP; the rest are covered by targeted tests and an authorization sweep of every route. The four added on 5 Oct target contract ingestion: an instruction to the agent inside a contract clause, a lender agreement from an unregistered sender, a buyer asking for another buyer's contract terms, and a non-owner confirming a document. Each attack runs on a fresh runtime through the real FastAPI routes, </w:t>
       </w:r>
       <w:r>
         <w:rPr>
           <w:rFonts w:ascii="Courier New" w:hAnsi="Courier New"/>
           <w:sz w:val="18"/>
         </w:rPr>
-        <w:t>NL-CX01</w:t>
-      </w:r>
-      <w:r>
-        <w:rPr/>
-        <w:t>) and with the buyer's own key (</w:t>
+        <w:t>LLM_MODE=cache</w:t>
+      </w:r>
+      <w:r>
+        <w:rPr/>
+        <w:t>. The buyer attacks run twice, with no channel key (</w:t>
       </w:r>
       <w:r>
         <w:rPr>
           <w:rFonts w:ascii="Courier New" w:hAnsi="Courier New"/>
           <w:sz w:val="18"/>
         </w:rPr>
-        <w:t>NL-CX01K</w:t>
-      </w:r>
-      <w:r>
-        <w:rPr/>
-        <w:t xml:space="preserve">), and the 41 consent attacks </w:t>
+        <w:t>NL-CX01</w:t>
+      </w:r>
+      <w:r>
+        <w:rPr/>
+        <w:t>) and with the buyer's own key (</w:t>
       </w:r>
       <w:r>
         <w:rPr>
           <w:rFonts w:ascii="Courier New" w:hAnsi="Courier New"/>
           <w:sz w:val="18"/>
         </w:rPr>
-        <w:t>NL-CS01</w:t>
-      </w:r>
-      <w:r>
-        <w:rPr/>
-        <w:t xml:space="preserve"> to </w:t>
+        <w:t>NL-CX01K</w:t>
+      </w:r>
+      <w:r>
+        <w:rPr/>
+        <w:t xml:space="preserve">), and the 41 consent attacks </w:t>
       </w:r>
       <w:r>
         <w:rPr>
           <w:rFonts w:ascii="Courier New" w:hAnsi="Courier New"/>
           <w:sz w:val="18"/>
         </w:rPr>
-        <w:t>NL-CS41</w:t>
-      </w:r>
-      <w:r>
-        <w:rPr/>
-        <w:t xml:space="preserve"> send negated, questioning, conditional, future-dated, foreign-currency, unreadable-amount and "do not approve" texts in English and Chinese with the owner token and with the agent key. The table below is the 126 API attacks as in </w:t>
+        <w:t>NL-CS01</w:t>
+      </w:r>
+      <w:r>
+        <w:rPr/>
+        <w:t xml:space="preserve"> to </w:t>
       </w:r>
       <w:r>
         <w:rPr>
           <w:rFonts w:ascii="Courier New" w:hAnsi="Courier New"/>
           <w:sz w:val="18"/>
         </w:rPr>
-        <w:t>services/api/evals/security/latest_report.md</w:t>
-      </w:r>
-      <w:r>
-        <w:rPr/>
-        <w:t xml:space="preserve"> (which also lists every chat attack), with the deployment's credentials and </w:t>
+        <w:t>NL-CS41</w:t>
+      </w:r>
+      <w:r>
+        <w:rPr/>
+        <w:t xml:space="preserve"> send negated, questioning, conditional, future-dated, foreign-currency, unreadable-amount and "do not approve" texts in English and Chinese with the owner token and with the agent key. The table below is the 126 API attacks as in </w:t>
       </w:r>
       <w:r>
         <w:rPr>
           <w:rFonts w:ascii="Courier New" w:hAnsi="Courier New"/>
           <w:sz w:val="18"/>
         </w:rPr>
+        <w:t>services/api/evals/security/latest_report.md</w:t>
+      </w:r>
+      <w:r>
+        <w:rPr/>
+        <w:t xml:space="preserve"> (which also lists every chat attack), with the deployment's credentials and </w:t>
+      </w:r>
+      <w:r>
+        <w:rPr>
+          <w:rFonts w:ascii="Courier New" w:hAnsi="Courier New"/>
+          <w:sz w:val="18"/>
+        </w:rPr>
         <w:t>DEMO_MODE=0</w:t>
       </w:r>
       <w:r>
@@ -12918,7 +13070,7 @@
       </w:r>
       <w:r>
         <w:rPr/>
-        <w:t xml:space="preserve"> (14 to 16 Oct 2026, separate session and worktree) audited the code as it then stood, reproduced each finding before recording it, had the clear-cut ones fixed with a regression test that fails before and passes after, and certified the exact commits that landed (</w:t>
+        <w:t xml:space="preserve"> (14 to 17 Oct 2026, separate session and worktree) audited the code as it then stood, reproduced each finding before recording it, had the clear-cut ones fixed with a regression test that fails before and passes after, and certified the exact commits that landed (</w:t>
       </w:r>
       <w:r>
         <w:rPr>
@@ -12962,29 +13114,40 @@
       </w:r>
       <w:r>
         <w:rPr/>
-        <w:t xml:space="preserve">; </w:t>
+        <w:t xml:space="preserve">, </w:t>
       </w:r>
       <w:r>
         <w:rPr>
           <w:rFonts w:ascii="Courier New" w:hAnsi="Courier New"/>
           <w:sz w:val="18"/>
         </w:rPr>
-        <w:t>docs/security/CERTIFICATIONS.md</w:t>
-      </w:r>
-      <w:r>
-        <w:rPr/>
-        <w:t xml:space="preserve">). Its most serious findings, all fixed: an anonymous caller could replace the stored text of a buyer's offer the owner reads, and one unbounded anonymous message could stall the API for a minute; one buyer request could carry two agreements and book its concession twice; the agent key could take the owner's accept or decline away; the bank-feed key could move the clock; and on the capex branch a vendor contract with a retention or discount above 100% booked cash coming in. It also verified the owner's decisions of 16 Oct on R-10, R-11 and </w:t>
+        <w:t>719c9dcf</w:t>
+      </w:r>
+      <w:r>
+        <w:rPr/>
+        <w:t xml:space="preserve">; </w:t>
       </w:r>
       <w:r>
         <w:rPr>
           <w:rFonts w:ascii="Courier New" w:hAnsi="Courier New"/>
           <w:sz w:val="18"/>
         </w:rPr>
+        <w:t>docs/security/CERTIFICATIONS.md</w:t>
+      </w:r>
+      <w:r>
+        <w:rPr/>
+        <w:t xml:space="preserve">). Its most serious findings, all fixed: an anonymous caller could replace the stored text of a buyer's offer the owner reads, and one unbounded anonymous message could stall the API for a minute; one buyer request could carry two agreements and book its concession twice; the agent key could take the owner's accept or decline away; the bank-feed key could move the clock; and on the capex branch a vendor contract with a retention or discount above 100% booked cash coming in. It also verified the owner's decisions of 16 Oct on R-10, R-11 and </w:t>
+      </w:r>
+      <w:r>
+        <w:rPr>
+          <w:rFonts w:ascii="Courier New" w:hAnsi="Courier New"/>
+          <w:sz w:val="18"/>
+        </w:rPr>
         <w:t>DEMO_MODE</w:t>
       </w:r>
       <w:r>
         <w:rPr/>
-        <w:t>. Its open items (no runnable production configuration, audit integrity outside the log, one process only, no rate limiting, no full CSP) keep production at NO-GO; the full register is in the Security Self-Assessment.</w:t>
+        <w:t>. On 17 Oct it built and certified the next round: the database guard on approvals and security events, a full CSP, per-caller rate limits, chat sessions bound to their caller and more number forms in the egress guard, with the team's fix for a chat path that could book an agreement on a request the owner had answered outside FLOW (OUT-1). Its open items (no runnable production configuration, the chain head not anchored, one process only) keep production at NO-GO; the full register is in the Security Self-Assessment.</w:t>
       </w:r>
     </w:p>
     <w:p>
@@ -15394,7 +15557,7 @@
       </w:r>
       <w:r>
         <w:rPr/>
-        <w:t xml:space="preserve"> (Security Self-Assessment, section 04): single-operator key custody (R-2), the Tier-1 blast radius of a compromised agent (R-3), the trusted in-process actor (R-5), and the medium items found through chat (threshold probing S5 by a buyer with its key, the agent key reading status and alerts through chat S9). Channel authentication (R-4) and the plan binding of "go ahead" (R-12) were fixed on 3 Oct; the open operational rows (a multi-leg plan is not one transaction, a bank event without a reference is identified by its key only, unauthenticated intake capped per simulated day and bounded in size but not rate-limited, concurrency proven on SQLite and on a local PostgreSQL 17 once the PG-1 startup fix is merged, so one worker until then, the live-model certification not run) are R-15. The hash chain is internally checkable only: its head is not anchored outside the system (audit S8), and head hashes differ from run to run. The Postgres append-only triggers were verified on a local PostgreSQL 17 on 16 Oct but not in CI, and any session can lift them with the reset setting (F-11, SEC-08), and </w:t>
+        <w:t xml:space="preserve"> (Security Self-Assessment, section 04): single-operator key custody (R-2), the Tier-1 blast radius of a compromised agent (R-3), the trusted in-process actor (R-5), and the medium items found through chat (threshold probing S5 by a buyer with its key, the agent key reading status and alerts through chat S9). Channel authentication (R-4) and the plan binding of "go ahead" (R-12) were fixed on 3 Oct; the open operational rows (a multi-leg plan is not one transaction, a bank event without a reference is identified by its key only, unauthenticated intake capped per simulated day and bounded in size, and every caller rate-limited per minute, concurrency proven on SQLite and on a local PostgreSQL 17 with the PG-1 startup fix (merged), the live-model certification not run) are R-15. The hash chain is internally checkable only: its head is not anchored outside the system (audit S8), and head hashes differ from run to run. The PostgreSQL guards were verified on a local PostgreSQL 17 on 16 and 17 Oct but not in CI; since 17 Oct no session setting lifts them (F-11, SEC-08), and </w:t>
       </w:r>
       <w:r>
         <w:rPr>
@@ -15405,7 +15568,18 @@
       </w:r>
       <w:r>
         <w:rPr/>
-        <w:t xml:space="preserve"> is owner-only and refused on a persistent store outside demo mode, but still erases the log in demo mode (F-05). The independent Security Lead audit of 14 to 16 Oct adds production blockers (no runnable production configuration, audit integrity outside the log, one process only, no rate limiting) and certifies the local demo only.</w:t>
+        <w:t xml:space="preserve"> is owner-only and refused on a persistent store outside demo mode, but still erases the log in demo mode (F-05). The independent Security Lead audit of 14 to 16 Oct adds production blockers (no runnable production configuration, the chain head not anchored, one process only) and certifies the local demo only (latest: </w:t>
+      </w:r>
+      <w:r>
+        <w:rPr>
+          <w:rFonts w:ascii="Courier New" w:hAnsi="Courier New"/>
+          <w:sz w:val="18"/>
+        </w:rPr>
+        <w:t>719c9dcf</w:t>
+      </w:r>
+      <w:r>
+        <w:rPr/>
+        <w:t>, 17 Oct).</w:t>
       </w:r>
     </w:p>
     <w:p>

--- a/docs/deliverables/out/Technical_Document.docx
+++ b/docs/deliverables/out/Technical_Document.docx
@@ -4336,7 +4336,7 @@
       </w:r>
       <w:r>
         <w:rPr/>
-        <w:t xml:space="preserve"> In live mode, before any text goes to Claude or DeepSeek (offers, term sheets, contract chunks and the </w:t>
+        <w:t xml:space="preserve"> In live mode the product's model calls to Claude or DeepSeek (offers, term sheets, contract chunks and the </w:t>
       </w:r>
       <w:r>
         <w:rPr>
@@ -4347,7 +4347,7 @@
       </w:r>
       <w:r>
         <w:rPr/>
-        <w:t xml:space="preserve"> classifier), </w:t>
+        <w:t xml:space="preserve"> classifier) first pass through </w:t>
       </w:r>
       <w:r>
         <w:rPr>
@@ -4358,7 +4358,7 @@
       </w:r>
       <w:r>
         <w:rPr/>
-        <w:t xml:space="preserve"> replaces the identifiers FLOW never reads with stable placeholders such as </w:t>
+        <w:t xml:space="preserve">, which replaces the common formats of identifiers FLOW never reads with stable placeholders such as </w:t>
       </w:r>
       <w:r>
         <w:rPr>
@@ -4369,7 +4369,7 @@
       </w:r>
       <w:r>
         <w:rPr/>
-        <w:t xml:space="preserve">: bank account and card numbers, phone numbers, email addresses, the 18-character unified social credit code, national ID and passport numbers, and street addresses where a label says so (住所, 地址, Address:). Party names, amounts, dates, rates, percentages, contract and invoice numbers and the clauses are sent unchanged, because FLOW reads them. The redaction keeps an offset map: the model quotes the redacted text, and each quote is mapped back to the original document's own words before grounding, so every stored span and offset refers to the original. Recorded readings are looked up, and the rules grammar and the cross-check read, by the original text; none of them leaves the machine. </w:t>
+        <w:t xml:space="preserve">: bank account and card numbers, phone numbers, email addresses, the unified social credit code, mainland ID and passport numbers, and addresses that follow a label (住所, 地址, Address:). Amounts, dates, rates, contract and invoice numbers and the clauses are sent, because FLOW reads them. The redaction keeps an offset map: the model quotes the redacted text, and each quote is mapped back to the original document's own words before grounding, so every stored span refers to the original; recorded readings, the rules grammar, the coverage proof and the cross-check use the original text and never leave the machine. </w:t>
       </w:r>
       <w:r>
         <w:rPr>
@@ -4391,7 +4391,7 @@
       </w:r>
       <w:r>
         <w:rPr/>
-        <w:t xml:space="preserve">). Tests: </w:t>
+        <w:t xml:space="preserve">). Redaction is a privacy control, not the security boundary, and it is not yet complete: each product path wraps its backend, so a path that builds a backend directly sends text unredacted (the live language-boundary script does, PRIV-1); person and company names, file names and chat ids still reach the provider; and a labelled address or a labelled short number can hide nearby words from the model. Details and limits: Security Self-Assessment, section 03. Tests: </w:t>
       </w:r>
       <w:r>
         <w:rPr>

--- a/docs/deliverables/out/Technical_Document.docx
+++ b/docs/deliverables/out/Technical_Document.docx
@@ -4391,7 +4391,7 @@
       </w:r>
       <w:r>
         <w:rPr/>
-        <w:t xml:space="preserve">). Redaction is a privacy control, not the security boundary, and it is not yet complete: each product path wraps its backend, so a path that builds a backend directly sends text unredacted (the live language-boundary script does, PRIV-1); person and company names, file names and chat ids still reach the provider; and a labelled address or a labelled short number can hide nearby words from the model. Details and limits: Security Self-Assessment, section 03. Tests: </w:t>
+        <w:t xml:space="preserve">). Redaction is a privacy control, not the security boundary. Every provider backend redacts its own input by default, however it is built (PRIV-1 fix, merging); a labelled address ends at its sentence and a labelled short number is not taken for an identifier (PRIV-2, PRIV-3). It is pattern-based and cannot be complete: person and company names, file names and chat ids still reach the provider. Details and limits: Security Self-Assessment, section 03. Tests: </w:t>
       </w:r>
       <w:r>
         <w:rPr>

--- a/docs/deliverables/out/Technical_Document.docx
+++ b/docs/deliverables/out/Technical_Document.docx
@@ -16131,31 +16131,31 @@
       </w:rPr>
     </w:lvl>
   </w:abstractNum>
-  <w:num w:numId="1" w16cid:durableId="22102518">
+  <w:num w:numId="1" w16cid:durableId="726496284">
     <w:abstractNumId w:val="8"/>
   </w:num>
-  <w:num w:numId="2" w16cid:durableId="2015833939">
+  <w:num w:numId="2" w16cid:durableId="1165509764">
     <w:abstractNumId w:val="6"/>
   </w:num>
-  <w:num w:numId="3" w16cid:durableId="1673878175">
+  <w:num w:numId="3" w16cid:durableId="570769842">
     <w:abstractNumId w:val="5"/>
   </w:num>
-  <w:num w:numId="4" w16cid:durableId="1451433388">
+  <w:num w:numId="4" w16cid:durableId="1639800082">
     <w:abstractNumId w:val="4"/>
   </w:num>
-  <w:num w:numId="5" w16cid:durableId="12268503">
+  <w:num w:numId="5" w16cid:durableId="909192320">
     <w:abstractNumId w:val="7"/>
   </w:num>
-  <w:num w:numId="6" w16cid:durableId="1210148592">
+  <w:num w:numId="6" w16cid:durableId="989866266">
     <w:abstractNumId w:val="3"/>
   </w:num>
-  <w:num w:numId="7" w16cid:durableId="1837304683">
+  <w:num w:numId="7" w16cid:durableId="729764793">
     <w:abstractNumId w:val="2"/>
   </w:num>
-  <w:num w:numId="8" w16cid:durableId="1929607757">
+  <w:num w:numId="8" w16cid:durableId="1686052822">
     <w:abstractNumId w:val="1"/>
   </w:num>
-  <w:num w:numId="9" w16cid:durableId="190841056">
+  <w:num w:numId="9" w16cid:durableId="1747219214">
     <w:abstractNumId w:val="0"/>
   </w:num>
 </w:numbering>
@@ -27576,7 +27576,7 @@
     <w:uiPriority w:val="39"/>
     <w:semiHidden/>
     <w:unhideWhenUsed/>
-    <w:rsid w:val="006C2E98"/>
+    <w:rsid w:val="007B190A"/>
     <w:pPr>
       <w:spacing w:after="0"/>
     </w:pPr>
@@ -27592,7 +27592,7 @@
     <w:uiPriority w:val="39"/>
     <w:semiHidden/>
     <w:unhideWhenUsed/>
-    <w:rsid w:val="006C2E98"/>
+    <w:rsid w:val="007B190A"/>
     <w:pPr>
       <w:spacing w:after="0"/>
       <w:ind w:left="210"/>
@@ -27609,7 +27609,7 @@
     <w:uiPriority w:val="39"/>
     <w:semiHidden/>
     <w:unhideWhenUsed/>
-    <w:rsid w:val="006C2E98"/>
+    <w:rsid w:val="007B190A"/>
     <w:pPr>
       <w:spacing w:after="0"/>
       <w:ind w:left="420"/>

--- a/docs/deliverables/out/Technical_Document.docx
+++ b/docs/deliverables/out/Technical_Document.docx
@@ -924,9 +924,9 @@
         <w:tblLook w:val="04A0" w:firstRow="1" w:lastRow="0" w:firstColumn="1" w:lastColumn="0" w:noHBand="0" w:noVBand="1"/>
       </w:tblPr>
       <w:tblGrid>
-        <w:gridCol w:w="1833"/>
-        <w:gridCol w:w="3967"/>
-        <w:gridCol w:w="3560"/>
+        <w:gridCol w:w="1850"/>
+        <w:gridCol w:w="3954"/>
+        <w:gridCol w:w="3555"/>
       </w:tblGrid>
       <w:tr>
         <w:trPr>
@@ -935,10 +935,13 @@
         </w:trPr>
         <w:tc>
           <w:tcPr>
-            <w:tcW w:w="1833" w:type="dxa"/>
+            <w:tcW w:w="1850" w:type="dxa"/>
             <w:shd w:val="clear" w:color="auto" w:fill="E8EEFB"/>
           </w:tcPr>
           <w:p>
+            <w:pPr>
+              <w:keepNext/>
+            </w:pPr>
             <w:r>
               <w:rPr>
                 <w:b/>
@@ -950,10 +953,13 @@
         </w:tc>
         <w:tc>
           <w:tcPr>
-            <w:tcW w:w="3967" w:type="dxa"/>
+            <w:tcW w:w="3954" w:type="dxa"/>
             <w:shd w:val="clear" w:color="auto" w:fill="E8EEFB"/>
           </w:tcPr>
           <w:p>
+            <w:pPr>
+              <w:keepNext/>
+            </w:pPr>
             <w:r>
               <w:rPr>
                 <w:b/>
@@ -965,10 +971,13 @@
         </w:tc>
         <w:tc>
           <w:tcPr>
-            <w:tcW w:w="3560" w:type="dxa"/>
+            <w:tcW w:w="3555" w:type="dxa"/>
             <w:shd w:val="clear" w:color="auto" w:fill="E8EEFB"/>
           </w:tcPr>
           <w:p>
+            <w:pPr>
+              <w:keepNext/>
+            </w:pPr>
             <w:r>
               <w:rPr>
                 <w:b/>
@@ -985,7 +994,7 @@
         </w:trPr>
         <w:tc>
           <w:tcPr>
-            <w:tcW w:w="1833" w:type="dxa"/>
+            <w:tcW w:w="1850" w:type="dxa"/>
           </w:tcPr>
           <w:p>
             <w:r>
@@ -998,7 +1007,7 @@
         </w:tc>
         <w:tc>
           <w:tcPr>
-            <w:tcW w:w="3967" w:type="dxa"/>
+            <w:tcW w:w="3954" w:type="dxa"/>
           </w:tcPr>
           <w:p>
             <w:r>
@@ -1011,7 +1020,7 @@
         </w:tc>
         <w:tc>
           <w:tcPr>
-            <w:tcW w:w="3560" w:type="dxa"/>
+            <w:tcW w:w="3555" w:type="dxa"/>
           </w:tcPr>
           <w:p>
             <w:r>
@@ -1029,7 +1038,7 @@
         </w:trPr>
         <w:tc>
           <w:tcPr>
-            <w:tcW w:w="1833" w:type="dxa"/>
+            <w:tcW w:w="1850" w:type="dxa"/>
           </w:tcPr>
           <w:p>
             <w:r>
@@ -1054,7 +1063,7 @@
         </w:tc>
         <w:tc>
           <w:tcPr>
-            <w:tcW w:w="3967" w:type="dxa"/>
+            <w:tcW w:w="3954" w:type="dxa"/>
           </w:tcPr>
           <w:p>
             <w:r>
@@ -1067,7 +1076,7 @@
         </w:tc>
         <w:tc>
           <w:tcPr>
-            <w:tcW w:w="3560" w:type="dxa"/>
+            <w:tcW w:w="3555" w:type="dxa"/>
           </w:tcPr>
           <w:p>
             <w:r>
@@ -1085,7 +1094,7 @@
         </w:trPr>
         <w:tc>
           <w:tcPr>
-            <w:tcW w:w="1833" w:type="dxa"/>
+            <w:tcW w:w="1850" w:type="dxa"/>
           </w:tcPr>
           <w:p>
             <w:r>
@@ -1104,7 +1113,7 @@
         </w:tc>
         <w:tc>
           <w:tcPr>
-            <w:tcW w:w="3967" w:type="dxa"/>
+            <w:tcW w:w="3954" w:type="dxa"/>
           </w:tcPr>
           <w:p>
             <w:r>
@@ -1117,7 +1126,7 @@
         </w:tc>
         <w:tc>
           <w:tcPr>
-            <w:tcW w:w="3560" w:type="dxa"/>
+            <w:tcW w:w="3555" w:type="dxa"/>
           </w:tcPr>
           <w:p>
             <w:r>
@@ -1135,7 +1144,7 @@
         </w:trPr>
         <w:tc>
           <w:tcPr>
-            <w:tcW w:w="1833" w:type="dxa"/>
+            <w:tcW w:w="1850" w:type="dxa"/>
           </w:tcPr>
           <w:p>
             <w:r>
@@ -1148,7 +1157,7 @@
         </w:tc>
         <w:tc>
           <w:tcPr>
-            <w:tcW w:w="3967" w:type="dxa"/>
+            <w:tcW w:w="3954" w:type="dxa"/>
           </w:tcPr>
           <w:p>
             <w:r>
@@ -1161,7 +1170,7 @@
         </w:tc>
         <w:tc>
           <w:tcPr>
-            <w:tcW w:w="3560" w:type="dxa"/>
+            <w:tcW w:w="3555" w:type="dxa"/>
           </w:tcPr>
           <w:p>
             <w:r>
@@ -1179,7 +1188,7 @@
         </w:trPr>
         <w:tc>
           <w:tcPr>
-            <w:tcW w:w="1833" w:type="dxa"/>
+            <w:tcW w:w="1850" w:type="dxa"/>
           </w:tcPr>
           <w:p>
             <w:r>
@@ -1192,7 +1201,7 @@
         </w:tc>
         <w:tc>
           <w:tcPr>
-            <w:tcW w:w="3967" w:type="dxa"/>
+            <w:tcW w:w="3954" w:type="dxa"/>
           </w:tcPr>
           <w:p>
             <w:r>
@@ -1205,7 +1214,7 @@
         </w:tc>
         <w:tc>
           <w:tcPr>
-            <w:tcW w:w="3560" w:type="dxa"/>
+            <w:tcW w:w="3555" w:type="dxa"/>
           </w:tcPr>
           <w:p>
             <w:r>
@@ -1223,7 +1232,7 @@
         </w:trPr>
         <w:tc>
           <w:tcPr>
-            <w:tcW w:w="1833" w:type="dxa"/>
+            <w:tcW w:w="1850" w:type="dxa"/>
           </w:tcPr>
           <w:p>
             <w:r>
@@ -1236,7 +1245,7 @@
         </w:tc>
         <w:tc>
           <w:tcPr>
-            <w:tcW w:w="3967" w:type="dxa"/>
+            <w:tcW w:w="3954" w:type="dxa"/>
           </w:tcPr>
           <w:p>
             <w:r>
@@ -1249,7 +1258,7 @@
         </w:tc>
         <w:tc>
           <w:tcPr>
-            <w:tcW w:w="3560" w:type="dxa"/>
+            <w:tcW w:w="3555" w:type="dxa"/>
           </w:tcPr>
           <w:p>
             <w:r>
@@ -1267,7 +1276,7 @@
         </w:trPr>
         <w:tc>
           <w:tcPr>
-            <w:tcW w:w="1833" w:type="dxa"/>
+            <w:tcW w:w="1850" w:type="dxa"/>
           </w:tcPr>
           <w:p>
             <w:r>
@@ -1280,7 +1289,7 @@
         </w:tc>
         <w:tc>
           <w:tcPr>
-            <w:tcW w:w="3967" w:type="dxa"/>
+            <w:tcW w:w="3954" w:type="dxa"/>
           </w:tcPr>
           <w:p>
             <w:r>
@@ -1293,7 +1302,7 @@
         </w:tc>
         <w:tc>
           <w:tcPr>
-            <w:tcW w:w="3560" w:type="dxa"/>
+            <w:tcW w:w="3555" w:type="dxa"/>
           </w:tcPr>
           <w:p>
             <w:r>
@@ -1311,7 +1320,7 @@
         </w:trPr>
         <w:tc>
           <w:tcPr>
-            <w:tcW w:w="1833" w:type="dxa"/>
+            <w:tcW w:w="1850" w:type="dxa"/>
           </w:tcPr>
           <w:p>
             <w:r>
@@ -1324,7 +1333,7 @@
         </w:tc>
         <w:tc>
           <w:tcPr>
-            <w:tcW w:w="3967" w:type="dxa"/>
+            <w:tcW w:w="3954" w:type="dxa"/>
           </w:tcPr>
           <w:p>
             <w:r>
@@ -1337,7 +1346,7 @@
         </w:tc>
         <w:tc>
           <w:tcPr>
-            <w:tcW w:w="3560" w:type="dxa"/>
+            <w:tcW w:w="3555" w:type="dxa"/>
           </w:tcPr>
           <w:p>
             <w:r>
@@ -1879,9 +1888,9 @@
       </w:tblPr>
       <w:tblGrid>
         <w:gridCol w:w="1616"/>
-        <w:gridCol w:w="2634"/>
-        <w:gridCol w:w="2576"/>
-        <w:gridCol w:w="2534"/>
+        <w:gridCol w:w="2622"/>
+        <w:gridCol w:w="2580"/>
+        <w:gridCol w:w="2542"/>
       </w:tblGrid>
       <w:tr>
         <w:trPr>
@@ -1894,6 +1903,9 @@
             <w:shd w:val="clear" w:color="auto" w:fill="E8EEFB"/>
           </w:tcPr>
           <w:p>
+            <w:pPr>
+              <w:keepNext/>
+            </w:pPr>
             <w:r>
               <w:rPr>
                 <w:b/>
@@ -1905,10 +1917,13 @@
         </w:tc>
         <w:tc>
           <w:tcPr>
-            <w:tcW w:w="2634" w:type="dxa"/>
+            <w:tcW w:w="2622" w:type="dxa"/>
             <w:shd w:val="clear" w:color="auto" w:fill="E8EEFB"/>
           </w:tcPr>
           <w:p>
+            <w:pPr>
+              <w:keepNext/>
+            </w:pPr>
             <w:r>
               <w:rPr>
                 <w:b/>
@@ -1920,10 +1935,13 @@
         </w:tc>
         <w:tc>
           <w:tcPr>
-            <w:tcW w:w="2576" w:type="dxa"/>
+            <w:tcW w:w="2580" w:type="dxa"/>
             <w:shd w:val="clear" w:color="auto" w:fill="E8EEFB"/>
           </w:tcPr>
           <w:p>
+            <w:pPr>
+              <w:keepNext/>
+            </w:pPr>
             <w:r>
               <w:rPr>
                 <w:b/>
@@ -1935,10 +1953,13 @@
         </w:tc>
         <w:tc>
           <w:tcPr>
-            <w:tcW w:w="2534" w:type="dxa"/>
+            <w:tcW w:w="2542" w:type="dxa"/>
             <w:shd w:val="clear" w:color="auto" w:fill="E8EEFB"/>
           </w:tcPr>
           <w:p>
+            <w:pPr>
+              <w:keepNext/>
+            </w:pPr>
             <w:r>
               <w:rPr>
                 <w:b/>
@@ -1975,7 +1996,7 @@
         </w:tc>
         <w:tc>
           <w:tcPr>
-            <w:tcW w:w="2634" w:type="dxa"/>
+            <w:tcW w:w="2622" w:type="dxa"/>
           </w:tcPr>
           <w:p>
             <w:r>
@@ -1989,7 +2010,7 @@
         </w:tc>
         <w:tc>
           <w:tcPr>
-            <w:tcW w:w="2576" w:type="dxa"/>
+            <w:tcW w:w="2580" w:type="dxa"/>
           </w:tcPr>
           <w:p>
             <w:r>
@@ -2002,7 +2023,7 @@
         </w:tc>
         <w:tc>
           <w:tcPr>
-            <w:tcW w:w="2534" w:type="dxa"/>
+            <w:tcW w:w="2542" w:type="dxa"/>
           </w:tcPr>
           <w:p>
             <w:r>
@@ -2034,7 +2055,7 @@
         </w:tc>
         <w:tc>
           <w:tcPr>
-            <w:tcW w:w="2634" w:type="dxa"/>
+            <w:tcW w:w="2622" w:type="dxa"/>
           </w:tcPr>
           <w:p>
             <w:r>
@@ -2074,7 +2095,7 @@
         </w:tc>
         <w:tc>
           <w:tcPr>
-            <w:tcW w:w="2576" w:type="dxa"/>
+            <w:tcW w:w="2580" w:type="dxa"/>
           </w:tcPr>
           <w:p>
             <w:r>
@@ -2087,7 +2108,7 @@
         </w:tc>
         <w:tc>
           <w:tcPr>
-            <w:tcW w:w="2534" w:type="dxa"/>
+            <w:tcW w:w="2542" w:type="dxa"/>
           </w:tcPr>
           <w:p>
             <w:r>
@@ -2119,7 +2140,7 @@
         </w:tc>
         <w:tc>
           <w:tcPr>
-            <w:tcW w:w="2634" w:type="dxa"/>
+            <w:tcW w:w="2622" w:type="dxa"/>
           </w:tcPr>
           <w:p>
             <w:r>
@@ -2159,7 +2180,7 @@
         </w:tc>
         <w:tc>
           <w:tcPr>
-            <w:tcW w:w="2576" w:type="dxa"/>
+            <w:tcW w:w="2580" w:type="dxa"/>
           </w:tcPr>
           <w:p>
             <w:r>
@@ -2172,7 +2193,7 @@
         </w:tc>
         <w:tc>
           <w:tcPr>
-            <w:tcW w:w="2534" w:type="dxa"/>
+            <w:tcW w:w="2542" w:type="dxa"/>
           </w:tcPr>
           <w:p>
             <w:r>
@@ -2204,7 +2225,7 @@
         </w:tc>
         <w:tc>
           <w:tcPr>
-            <w:tcW w:w="2634" w:type="dxa"/>
+            <w:tcW w:w="2622" w:type="dxa"/>
           </w:tcPr>
           <w:p>
             <w:r>
@@ -2231,7 +2252,7 @@
         </w:tc>
         <w:tc>
           <w:tcPr>
-            <w:tcW w:w="2576" w:type="dxa"/>
+            <w:tcW w:w="2580" w:type="dxa"/>
           </w:tcPr>
           <w:p>
             <w:r>
@@ -2244,7 +2265,7 @@
         </w:tc>
         <w:tc>
           <w:tcPr>
-            <w:tcW w:w="2534" w:type="dxa"/>
+            <w:tcW w:w="2542" w:type="dxa"/>
           </w:tcPr>
           <w:p>
             <w:r>
@@ -2291,9 +2312,9 @@
         <w:tblLook w:val="04A0" w:firstRow="1" w:lastRow="0" w:firstColumn="1" w:lastColumn="0" w:noHBand="0" w:noVBand="1"/>
       </w:tblPr>
       <w:tblGrid>
-        <w:gridCol w:w="1699"/>
-        <w:gridCol w:w="4840"/>
-        <w:gridCol w:w="2821"/>
+        <w:gridCol w:w="1728"/>
+        <w:gridCol w:w="4798"/>
+        <w:gridCol w:w="2834"/>
       </w:tblGrid>
       <w:tr>
         <w:trPr>
@@ -2302,10 +2323,13 @@
         </w:trPr>
         <w:tc>
           <w:tcPr>
-            <w:tcW w:w="1699" w:type="dxa"/>
+            <w:tcW w:w="1728" w:type="dxa"/>
             <w:shd w:val="clear" w:color="auto" w:fill="E8EEFB"/>
           </w:tcPr>
           <w:p>
+            <w:pPr>
+              <w:keepNext/>
+            </w:pPr>
             <w:r>
               <w:rPr>
                 <w:b/>
@@ -2317,10 +2341,13 @@
         </w:tc>
         <w:tc>
           <w:tcPr>
-            <w:tcW w:w="4840" w:type="dxa"/>
+            <w:tcW w:w="4798" w:type="dxa"/>
             <w:shd w:val="clear" w:color="auto" w:fill="E8EEFB"/>
           </w:tcPr>
           <w:p>
+            <w:pPr>
+              <w:keepNext/>
+            </w:pPr>
             <w:r>
               <w:rPr>
                 <w:b/>
@@ -2332,10 +2359,13 @@
         </w:tc>
         <w:tc>
           <w:tcPr>
-            <w:tcW w:w="2821" w:type="dxa"/>
+            <w:tcW w:w="2834" w:type="dxa"/>
             <w:shd w:val="clear" w:color="auto" w:fill="E8EEFB"/>
           </w:tcPr>
           <w:p>
+            <w:pPr>
+              <w:keepNext/>
+            </w:pPr>
             <w:r>
               <w:rPr>
                 <w:b/>
@@ -2349,7 +2379,7 @@
       <w:tr>
         <w:tc>
           <w:tcPr>
-            <w:tcW w:w="1699" w:type="dxa"/>
+            <w:tcW w:w="1728" w:type="dxa"/>
           </w:tcPr>
           <w:p>
             <w:r>
@@ -2363,7 +2393,7 @@
         </w:tc>
         <w:tc>
           <w:tcPr>
-            <w:tcW w:w="4840" w:type="dxa"/>
+            <w:tcW w:w="4798" w:type="dxa"/>
           </w:tcPr>
           <w:p>
             <w:r>
@@ -2402,7 +2432,7 @@
         </w:tc>
         <w:tc>
           <w:tcPr>
-            <w:tcW w:w="2821" w:type="dxa"/>
+            <w:tcW w:w="2834" w:type="dxa"/>
           </w:tcPr>
           <w:p>
             <w:r>
@@ -2420,7 +2450,7 @@
         </w:trPr>
         <w:tc>
           <w:tcPr>
-            <w:tcW w:w="1699" w:type="dxa"/>
+            <w:tcW w:w="1728" w:type="dxa"/>
           </w:tcPr>
           <w:p>
             <w:r>
@@ -2434,7 +2464,7 @@
         </w:tc>
         <w:tc>
           <w:tcPr>
-            <w:tcW w:w="4840" w:type="dxa"/>
+            <w:tcW w:w="4798" w:type="dxa"/>
           </w:tcPr>
           <w:p>
             <w:r>
@@ -2447,7 +2477,7 @@
         </w:tc>
         <w:tc>
           <w:tcPr>
-            <w:tcW w:w="2821" w:type="dxa"/>
+            <w:tcW w:w="2834" w:type="dxa"/>
           </w:tcPr>
           <w:p>
             <w:r>
@@ -2465,7 +2495,7 @@
         </w:trPr>
         <w:tc>
           <w:tcPr>
-            <w:tcW w:w="1699" w:type="dxa"/>
+            <w:tcW w:w="1728" w:type="dxa"/>
           </w:tcPr>
           <w:p>
             <w:r>
@@ -2479,7 +2509,7 @@
         </w:tc>
         <w:tc>
           <w:tcPr>
-            <w:tcW w:w="4840" w:type="dxa"/>
+            <w:tcW w:w="4798" w:type="dxa"/>
           </w:tcPr>
           <w:p>
             <w:r>
@@ -2492,7 +2522,7 @@
         </w:tc>
         <w:tc>
           <w:tcPr>
-            <w:tcW w:w="2821" w:type="dxa"/>
+            <w:tcW w:w="2834" w:type="dxa"/>
           </w:tcPr>
           <w:p>
             <w:r>
@@ -2510,7 +2540,7 @@
         </w:trPr>
         <w:tc>
           <w:tcPr>
-            <w:tcW w:w="1699" w:type="dxa"/>
+            <w:tcW w:w="1728" w:type="dxa"/>
           </w:tcPr>
           <w:p>
             <w:r>
@@ -2524,7 +2554,7 @@
         </w:tc>
         <w:tc>
           <w:tcPr>
-            <w:tcW w:w="4840" w:type="dxa"/>
+            <w:tcW w:w="4798" w:type="dxa"/>
           </w:tcPr>
           <w:p>
             <w:r>
@@ -2537,7 +2567,7 @@
         </w:tc>
         <w:tc>
           <w:tcPr>
-            <w:tcW w:w="2821" w:type="dxa"/>
+            <w:tcW w:w="2834" w:type="dxa"/>
           </w:tcPr>
           <w:p>
             <w:r>
@@ -2555,7 +2585,7 @@
         </w:trPr>
         <w:tc>
           <w:tcPr>
-            <w:tcW w:w="1699" w:type="dxa"/>
+            <w:tcW w:w="1728" w:type="dxa"/>
           </w:tcPr>
           <w:p>
             <w:r>
@@ -2569,7 +2599,7 @@
         </w:tc>
         <w:tc>
           <w:tcPr>
-            <w:tcW w:w="4840" w:type="dxa"/>
+            <w:tcW w:w="4798" w:type="dxa"/>
           </w:tcPr>
           <w:p>
             <w:r>
@@ -2582,7 +2612,7 @@
         </w:tc>
         <w:tc>
           <w:tcPr>
-            <w:tcW w:w="2821" w:type="dxa"/>
+            <w:tcW w:w="2834" w:type="dxa"/>
           </w:tcPr>
           <w:p>
             <w:r>
@@ -2600,7 +2630,7 @@
         </w:trPr>
         <w:tc>
           <w:tcPr>
-            <w:tcW w:w="1699" w:type="dxa"/>
+            <w:tcW w:w="1728" w:type="dxa"/>
           </w:tcPr>
           <w:p>
             <w:r>
@@ -2614,7 +2644,7 @@
         </w:tc>
         <w:tc>
           <w:tcPr>
-            <w:tcW w:w="4840" w:type="dxa"/>
+            <w:tcW w:w="4798" w:type="dxa"/>
           </w:tcPr>
           <w:p>
             <w:r>
@@ -2627,7 +2657,7 @@
         </w:tc>
         <w:tc>
           <w:tcPr>
-            <w:tcW w:w="2821" w:type="dxa"/>
+            <w:tcW w:w="2834" w:type="dxa"/>
           </w:tcPr>
           <w:p>
             <w:r>
@@ -2645,7 +2675,7 @@
         </w:trPr>
         <w:tc>
           <w:tcPr>
-            <w:tcW w:w="1699" w:type="dxa"/>
+            <w:tcW w:w="1728" w:type="dxa"/>
           </w:tcPr>
           <w:p>
             <w:r>
@@ -2659,7 +2689,7 @@
         </w:tc>
         <w:tc>
           <w:tcPr>
-            <w:tcW w:w="4840" w:type="dxa"/>
+            <w:tcW w:w="4798" w:type="dxa"/>
           </w:tcPr>
           <w:p>
             <w:r>
@@ -2698,7 +2728,7 @@
         </w:tc>
         <w:tc>
           <w:tcPr>
-            <w:tcW w:w="2821" w:type="dxa"/>
+            <w:tcW w:w="2834" w:type="dxa"/>
           </w:tcPr>
           <w:p>
             <w:r>
@@ -2716,7 +2746,7 @@
         </w:trPr>
         <w:tc>
           <w:tcPr>
-            <w:tcW w:w="1699" w:type="dxa"/>
+            <w:tcW w:w="1728" w:type="dxa"/>
           </w:tcPr>
           <w:p>
             <w:r>
@@ -2730,7 +2760,7 @@
         </w:tc>
         <w:tc>
           <w:tcPr>
-            <w:tcW w:w="4840" w:type="dxa"/>
+            <w:tcW w:w="4798" w:type="dxa"/>
           </w:tcPr>
           <w:p>
             <w:r>
@@ -2743,7 +2773,7 @@
         </w:tc>
         <w:tc>
           <w:tcPr>
-            <w:tcW w:w="2821" w:type="dxa"/>
+            <w:tcW w:w="2834" w:type="dxa"/>
           </w:tcPr>
           <w:p>
             <w:r>
@@ -2758,7 +2788,7 @@
       <w:tr>
         <w:tc>
           <w:tcPr>
-            <w:tcW w:w="1699" w:type="dxa"/>
+            <w:tcW w:w="1728" w:type="dxa"/>
           </w:tcPr>
           <w:p>
             <w:r>
@@ -2785,7 +2815,7 @@
         </w:tc>
         <w:tc>
           <w:tcPr>
-            <w:tcW w:w="4840" w:type="dxa"/>
+            <w:tcW w:w="4798" w:type="dxa"/>
           </w:tcPr>
           <w:p>
             <w:r>
@@ -2831,7 +2861,7 @@
         </w:tc>
         <w:tc>
           <w:tcPr>
-            <w:tcW w:w="2821" w:type="dxa"/>
+            <w:tcW w:w="2834" w:type="dxa"/>
           </w:tcPr>
           <w:p>
             <w:r>
@@ -2849,7 +2879,7 @@
         </w:trPr>
         <w:tc>
           <w:tcPr>
-            <w:tcW w:w="1699" w:type="dxa"/>
+            <w:tcW w:w="1728" w:type="dxa"/>
           </w:tcPr>
           <w:p>
             <w:r>
@@ -2863,7 +2893,7 @@
         </w:tc>
         <w:tc>
           <w:tcPr>
-            <w:tcW w:w="4840" w:type="dxa"/>
+            <w:tcW w:w="4798" w:type="dxa"/>
           </w:tcPr>
           <w:p>
             <w:r>
@@ -2980,7 +3010,7 @@
         </w:tc>
         <w:tc>
           <w:tcPr>
-            <w:tcW w:w="2821" w:type="dxa"/>
+            <w:tcW w:w="2834" w:type="dxa"/>
           </w:tcPr>
           <w:p>
             <w:r>
@@ -2998,7 +3028,7 @@
         </w:trPr>
         <w:tc>
           <w:tcPr>
-            <w:tcW w:w="1699" w:type="dxa"/>
+            <w:tcW w:w="1728" w:type="dxa"/>
           </w:tcPr>
           <w:p>
             <w:r>
@@ -3012,7 +3042,7 @@
         </w:tc>
         <w:tc>
           <w:tcPr>
-            <w:tcW w:w="4840" w:type="dxa"/>
+            <w:tcW w:w="4798" w:type="dxa"/>
           </w:tcPr>
           <w:p>
             <w:r>
@@ -3025,7 +3055,7 @@
         </w:tc>
         <w:tc>
           <w:tcPr>
-            <w:tcW w:w="2821" w:type="dxa"/>
+            <w:tcW w:w="2834" w:type="dxa"/>
           </w:tcPr>
           <w:p>
             <w:r>
@@ -3043,7 +3073,7 @@
         </w:trPr>
         <w:tc>
           <w:tcPr>
-            <w:tcW w:w="1699" w:type="dxa"/>
+            <w:tcW w:w="1728" w:type="dxa"/>
           </w:tcPr>
           <w:p>
             <w:r>
@@ -3057,7 +3087,7 @@
         </w:tc>
         <w:tc>
           <w:tcPr>
-            <w:tcW w:w="4840" w:type="dxa"/>
+            <w:tcW w:w="4798" w:type="dxa"/>
           </w:tcPr>
           <w:p>
             <w:r>
@@ -3070,7 +3100,7 @@
         </w:tc>
         <w:tc>
           <w:tcPr>
-            <w:tcW w:w="2821" w:type="dxa"/>
+            <w:tcW w:w="2834" w:type="dxa"/>
           </w:tcPr>
           <w:p>
             <w:r>
@@ -3085,7 +3115,7 @@
       <w:tr>
         <w:tc>
           <w:tcPr>
-            <w:tcW w:w="1699" w:type="dxa"/>
+            <w:tcW w:w="1728" w:type="dxa"/>
           </w:tcPr>
           <w:p>
             <w:r>
@@ -3099,7 +3129,7 @@
         </w:tc>
         <w:tc>
           <w:tcPr>
-            <w:tcW w:w="4840" w:type="dxa"/>
+            <w:tcW w:w="4798" w:type="dxa"/>
           </w:tcPr>
           <w:p>
             <w:r>
@@ -3145,7 +3175,7 @@
         </w:tc>
         <w:tc>
           <w:tcPr>
-            <w:tcW w:w="2821" w:type="dxa"/>
+            <w:tcW w:w="2834" w:type="dxa"/>
           </w:tcPr>
           <w:p>
             <w:r>
@@ -3163,7 +3193,7 @@
         </w:trPr>
         <w:tc>
           <w:tcPr>
-            <w:tcW w:w="1699" w:type="dxa"/>
+            <w:tcW w:w="1728" w:type="dxa"/>
           </w:tcPr>
           <w:p>
             <w:r>
@@ -3177,7 +3207,7 @@
         </w:tc>
         <w:tc>
           <w:tcPr>
-            <w:tcW w:w="4840" w:type="dxa"/>
+            <w:tcW w:w="4798" w:type="dxa"/>
           </w:tcPr>
           <w:p>
             <w:r>
@@ -3190,7 +3220,7 @@
         </w:tc>
         <w:tc>
           <w:tcPr>
-            <w:tcW w:w="2821" w:type="dxa"/>
+            <w:tcW w:w="2834" w:type="dxa"/>
           </w:tcPr>
           <w:p>
             <w:r>
@@ -3205,7 +3235,7 @@
       <w:tr>
         <w:tc>
           <w:tcPr>
-            <w:tcW w:w="1699" w:type="dxa"/>
+            <w:tcW w:w="1728" w:type="dxa"/>
           </w:tcPr>
           <w:p>
             <w:r>
@@ -3258,7 +3288,7 @@
         </w:tc>
         <w:tc>
           <w:tcPr>
-            <w:tcW w:w="4840" w:type="dxa"/>
+            <w:tcW w:w="4798" w:type="dxa"/>
           </w:tcPr>
           <w:p>
             <w:r>
@@ -3271,7 +3301,7 @@
         </w:tc>
         <w:tc>
           <w:tcPr>
-            <w:tcW w:w="2821" w:type="dxa"/>
+            <w:tcW w:w="2834" w:type="dxa"/>
           </w:tcPr>
           <w:p>
             <w:r>
@@ -3286,7 +3316,7 @@
       <w:tr>
         <w:tc>
           <w:tcPr>
-            <w:tcW w:w="1699" w:type="dxa"/>
+            <w:tcW w:w="1728" w:type="dxa"/>
           </w:tcPr>
           <w:p>
             <w:r>
@@ -3326,7 +3356,7 @@
         </w:tc>
         <w:tc>
           <w:tcPr>
-            <w:tcW w:w="4840" w:type="dxa"/>
+            <w:tcW w:w="4798" w:type="dxa"/>
           </w:tcPr>
           <w:p>
             <w:r>
@@ -3339,7 +3369,7 @@
         </w:tc>
         <w:tc>
           <w:tcPr>
-            <w:tcW w:w="2821" w:type="dxa"/>
+            <w:tcW w:w="2834" w:type="dxa"/>
           </w:tcPr>
           <w:p>
             <w:r>
@@ -3357,7 +3387,7 @@
         </w:trPr>
         <w:tc>
           <w:tcPr>
-            <w:tcW w:w="1699" w:type="dxa"/>
+            <w:tcW w:w="1728" w:type="dxa"/>
           </w:tcPr>
           <w:p>
             <w:r>
@@ -3371,7 +3401,7 @@
         </w:tc>
         <w:tc>
           <w:tcPr>
-            <w:tcW w:w="4840" w:type="dxa"/>
+            <w:tcW w:w="4798" w:type="dxa"/>
           </w:tcPr>
           <w:p>
             <w:r>
@@ -3449,7 +3479,7 @@
         </w:tc>
         <w:tc>
           <w:tcPr>
-            <w:tcW w:w="2821" w:type="dxa"/>
+            <w:tcW w:w="2834" w:type="dxa"/>
           </w:tcPr>
           <w:p>
             <w:r>
@@ -3467,7 +3497,7 @@
         </w:trPr>
         <w:tc>
           <w:tcPr>
-            <w:tcW w:w="1699" w:type="dxa"/>
+            <w:tcW w:w="1728" w:type="dxa"/>
           </w:tcPr>
           <w:p>
             <w:r>
@@ -3481,7 +3511,7 @@
         </w:tc>
         <w:tc>
           <w:tcPr>
-            <w:tcW w:w="4840" w:type="dxa"/>
+            <w:tcW w:w="4798" w:type="dxa"/>
           </w:tcPr>
           <w:p>
             <w:r>
@@ -3546,7 +3576,7 @@
         </w:tc>
         <w:tc>
           <w:tcPr>
-            <w:tcW w:w="2821" w:type="dxa"/>
+            <w:tcW w:w="2834" w:type="dxa"/>
           </w:tcPr>
           <w:p>
             <w:r>
@@ -3564,7 +3594,7 @@
         </w:trPr>
         <w:tc>
           <w:tcPr>
-            <w:tcW w:w="1699" w:type="dxa"/>
+            <w:tcW w:w="1728" w:type="dxa"/>
           </w:tcPr>
           <w:p>
             <w:r>
@@ -3578,7 +3608,7 @@
         </w:tc>
         <w:tc>
           <w:tcPr>
-            <w:tcW w:w="4840" w:type="dxa"/>
+            <w:tcW w:w="4798" w:type="dxa"/>
           </w:tcPr>
           <w:p>
             <w:r>
@@ -3604,7 +3634,7 @@
         </w:tc>
         <w:tc>
           <w:tcPr>
-            <w:tcW w:w="2821" w:type="dxa"/>
+            <w:tcW w:w="2834" w:type="dxa"/>
           </w:tcPr>
           <w:p>
             <w:r>
@@ -3619,7 +3649,7 @@
       <w:tr>
         <w:tc>
           <w:tcPr>
-            <w:tcW w:w="1699" w:type="dxa"/>
+            <w:tcW w:w="1728" w:type="dxa"/>
           </w:tcPr>
           <w:p>
             <w:r>
@@ -3633,7 +3663,7 @@
         </w:tc>
         <w:tc>
           <w:tcPr>
-            <w:tcW w:w="4840" w:type="dxa"/>
+            <w:tcW w:w="4798" w:type="dxa"/>
           </w:tcPr>
           <w:p>
             <w:r>
@@ -3724,7 +3754,7 @@
         </w:tc>
         <w:tc>
           <w:tcPr>
-            <w:tcW w:w="2821" w:type="dxa"/>
+            <w:tcW w:w="2834" w:type="dxa"/>
           </w:tcPr>
           <w:p>
             <w:r>
@@ -3739,7 +3769,7 @@
       <w:tr>
         <w:tc>
           <w:tcPr>
-            <w:tcW w:w="1699" w:type="dxa"/>
+            <w:tcW w:w="1728" w:type="dxa"/>
           </w:tcPr>
           <w:p>
             <w:r>
@@ -3753,7 +3783,7 @@
         </w:tc>
         <w:tc>
           <w:tcPr>
-            <w:tcW w:w="4840" w:type="dxa"/>
+            <w:tcW w:w="4798" w:type="dxa"/>
           </w:tcPr>
           <w:p>
             <w:r>
@@ -3785,7 +3815,7 @@
         </w:tc>
         <w:tc>
           <w:tcPr>
-            <w:tcW w:w="2821" w:type="dxa"/>
+            <w:tcW w:w="2834" w:type="dxa"/>
           </w:tcPr>
           <w:p>
             <w:r>
@@ -4055,8 +4085,8 @@
       </w:tblPr>
       <w:tblGrid>
         <w:gridCol w:w="1400"/>
-        <w:gridCol w:w="4138"/>
-        <w:gridCol w:w="3821"/>
+        <w:gridCol w:w="4124"/>
+        <w:gridCol w:w="3836"/>
       </w:tblGrid>
       <w:tr>
         <w:trPr>
@@ -4069,6 +4099,9 @@
             <w:shd w:val="clear" w:color="auto" w:fill="E8EEFB"/>
           </w:tcPr>
           <w:p>
+            <w:pPr>
+              <w:keepNext/>
+            </w:pPr>
             <w:r>
               <w:rPr>
                 <w:b/>
@@ -4080,10 +4113,13 @@
         </w:tc>
         <w:tc>
           <w:tcPr>
-            <w:tcW w:w="4138" w:type="dxa"/>
+            <w:tcW w:w="4124" w:type="dxa"/>
             <w:shd w:val="clear" w:color="auto" w:fill="E8EEFB"/>
           </w:tcPr>
           <w:p>
+            <w:pPr>
+              <w:keepNext/>
+            </w:pPr>
             <w:r>
               <w:rPr>
                 <w:b/>
@@ -4095,10 +4131,13 @@
         </w:tc>
         <w:tc>
           <w:tcPr>
-            <w:tcW w:w="3821" w:type="dxa"/>
+            <w:tcW w:w="3836" w:type="dxa"/>
             <w:shd w:val="clear" w:color="auto" w:fill="E8EEFB"/>
           </w:tcPr>
           <w:p>
+            <w:pPr>
+              <w:keepNext/>
+            </w:pPr>
             <w:r>
               <w:rPr>
                 <w:b/>
@@ -4135,7 +4174,7 @@
         </w:tc>
         <w:tc>
           <w:tcPr>
-            <w:tcW w:w="4138" w:type="dxa"/>
+            <w:tcW w:w="4124" w:type="dxa"/>
           </w:tcPr>
           <w:p>
             <w:r>
@@ -4155,7 +4194,7 @@
         </w:tc>
         <w:tc>
           <w:tcPr>
-            <w:tcW w:w="3821" w:type="dxa"/>
+            <w:tcW w:w="3836" w:type="dxa"/>
           </w:tcPr>
           <w:p>
             <w:r>
@@ -4187,7 +4226,7 @@
         </w:tc>
         <w:tc>
           <w:tcPr>
-            <w:tcW w:w="4138" w:type="dxa"/>
+            <w:tcW w:w="4124" w:type="dxa"/>
           </w:tcPr>
           <w:p>
             <w:r>
@@ -4220,7 +4259,7 @@
         </w:tc>
         <w:tc>
           <w:tcPr>
-            <w:tcW w:w="3821" w:type="dxa"/>
+            <w:tcW w:w="3836" w:type="dxa"/>
           </w:tcPr>
           <w:p>
             <w:r>
@@ -4259,7 +4298,7 @@
         </w:tc>
         <w:tc>
           <w:tcPr>
-            <w:tcW w:w="4138" w:type="dxa"/>
+            <w:tcW w:w="4124" w:type="dxa"/>
           </w:tcPr>
           <w:p>
             <w:r>
@@ -4279,7 +4318,7 @@
         </w:tc>
         <w:tc>
           <w:tcPr>
-            <w:tcW w:w="3821" w:type="dxa"/>
+            <w:tcW w:w="3836" w:type="dxa"/>
           </w:tcPr>
           <w:p>
             <w:r>
@@ -4317,7 +4356,7 @@
         </w:tc>
         <w:tc>
           <w:tcPr>
-            <w:tcW w:w="4138" w:type="dxa"/>
+            <w:tcW w:w="4124" w:type="dxa"/>
           </w:tcPr>
           <w:p>
             <w:r>
@@ -4330,7 +4369,7 @@
         </w:tc>
         <w:tc>
           <w:tcPr>
-            <w:tcW w:w="3821" w:type="dxa"/>
+            <w:tcW w:w="3836" w:type="dxa"/>
           </w:tcPr>
           <w:p>
             <w:r>
@@ -4482,8 +4521,8 @@
         <w:tblLook w:val="04A0" w:firstRow="1" w:lastRow="0" w:firstColumn="1" w:lastColumn="0" w:noHBand="0" w:noVBand="1"/>
       </w:tblPr>
       <w:tblGrid>
-        <w:gridCol w:w="2806"/>
-        <w:gridCol w:w="4538"/>
+        <w:gridCol w:w="2827"/>
+        <w:gridCol w:w="4517"/>
         <w:gridCol w:w="2016"/>
       </w:tblGrid>
       <w:tr>
@@ -4493,10 +4532,13 @@
         </w:trPr>
         <w:tc>
           <w:tcPr>
-            <w:tcW w:w="2806" w:type="dxa"/>
+            <w:tcW w:w="2827" w:type="dxa"/>
             <w:shd w:val="clear" w:color="auto" w:fill="E8EEFB"/>
           </w:tcPr>
           <w:p>
+            <w:pPr>
+              <w:keepNext/>
+            </w:pPr>
             <w:r>
               <w:rPr>
                 <w:b/>
@@ -4508,10 +4550,13 @@
         </w:tc>
         <w:tc>
           <w:tcPr>
-            <w:tcW w:w="4538" w:type="dxa"/>
+            <w:tcW w:w="4517" w:type="dxa"/>
             <w:shd w:val="clear" w:color="auto" w:fill="E8EEFB"/>
           </w:tcPr>
           <w:p>
+            <w:pPr>
+              <w:keepNext/>
+            </w:pPr>
             <w:r>
               <w:rPr>
                 <w:b/>
@@ -4526,7 +4571,11 @@
             <w:tcW w:w="2016" w:type="dxa"/>
             <w:shd w:val="clear" w:color="auto" w:fill="E8EEFB"/>
           </w:tcPr>
-          <w:p/>
+          <w:p>
+            <w:pPr>
+              <w:keepNext/>
+            </w:pPr>
+          </w:p>
         </w:tc>
       </w:tr>
       <w:tr>
@@ -4535,7 +4584,7 @@
         </w:trPr>
         <w:tc>
           <w:tcPr>
-            <w:tcW w:w="2806" w:type="dxa"/>
+            <w:tcW w:w="2827" w:type="dxa"/>
           </w:tcPr>
           <w:p>
             <w:r>
@@ -4548,7 +4597,7 @@
         </w:tc>
         <w:tc>
           <w:tcPr>
-            <w:tcW w:w="4538" w:type="dxa"/>
+            <w:tcW w:w="4517" w:type="dxa"/>
           </w:tcPr>
           <w:p>
             <w:r>
@@ -4605,7 +4654,7 @@
         </w:trPr>
         <w:tc>
           <w:tcPr>
-            <w:tcW w:w="2806" w:type="dxa"/>
+            <w:tcW w:w="2827" w:type="dxa"/>
           </w:tcPr>
           <w:p>
             <w:r>
@@ -4618,7 +4667,7 @@
         </w:tc>
         <w:tc>
           <w:tcPr>
-            <w:tcW w:w="4538" w:type="dxa"/>
+            <w:tcW w:w="4517" w:type="dxa"/>
           </w:tcPr>
           <w:p>
             <w:r>
@@ -4682,7 +4731,7 @@
         </w:trPr>
         <w:tc>
           <w:tcPr>
-            <w:tcW w:w="2806" w:type="dxa"/>
+            <w:tcW w:w="2827" w:type="dxa"/>
           </w:tcPr>
           <w:p>
             <w:r>
@@ -4695,7 +4744,7 @@
         </w:tc>
         <w:tc>
           <w:tcPr>
-            <w:tcW w:w="4538" w:type="dxa"/>
+            <w:tcW w:w="4517" w:type="dxa"/>
           </w:tcPr>
           <w:p>
             <w:r>
@@ -4746,7 +4795,7 @@
         </w:trPr>
         <w:tc>
           <w:tcPr>
-            <w:tcW w:w="2806" w:type="dxa"/>
+            <w:tcW w:w="2827" w:type="dxa"/>
           </w:tcPr>
           <w:p>
             <w:r>
@@ -4759,7 +4808,7 @@
         </w:tc>
         <w:tc>
           <w:tcPr>
-            <w:tcW w:w="4538" w:type="dxa"/>
+            <w:tcW w:w="4517" w:type="dxa"/>
           </w:tcPr>
           <w:p>
             <w:r>
@@ -4823,7 +4872,7 @@
         </w:trPr>
         <w:tc>
           <w:tcPr>
-            <w:tcW w:w="2806" w:type="dxa"/>
+            <w:tcW w:w="2827" w:type="dxa"/>
           </w:tcPr>
           <w:p>
             <w:r>
@@ -4836,7 +4885,7 @@
         </w:tc>
         <w:tc>
           <w:tcPr>
-            <w:tcW w:w="4538" w:type="dxa"/>
+            <w:tcW w:w="4517" w:type="dxa"/>
           </w:tcPr>
           <w:p>
             <w:r>
@@ -4919,7 +4968,7 @@
         </w:trPr>
         <w:tc>
           <w:tcPr>
-            <w:tcW w:w="2806" w:type="dxa"/>
+            <w:tcW w:w="2827" w:type="dxa"/>
           </w:tcPr>
           <w:p>
             <w:r>
@@ -4932,7 +4981,7 @@
         </w:tc>
         <w:tc>
           <w:tcPr>
-            <w:tcW w:w="4538" w:type="dxa"/>
+            <w:tcW w:w="4517" w:type="dxa"/>
           </w:tcPr>
           <w:p>
             <w:r>
@@ -5032,7 +5081,7 @@
       <w:tr>
         <w:tc>
           <w:tcPr>
-            <w:tcW w:w="2806" w:type="dxa"/>
+            <w:tcW w:w="2827" w:type="dxa"/>
           </w:tcPr>
           <w:p>
             <w:r>
@@ -5045,7 +5094,7 @@
         </w:tc>
         <w:tc>
           <w:tcPr>
-            <w:tcW w:w="4538" w:type="dxa"/>
+            <w:tcW w:w="4517" w:type="dxa"/>
           </w:tcPr>
           <w:p>
             <w:r>
@@ -5161,7 +5210,7 @@
         </w:trPr>
         <w:tc>
           <w:tcPr>
-            <w:tcW w:w="2806" w:type="dxa"/>
+            <w:tcW w:w="2827" w:type="dxa"/>
           </w:tcPr>
           <w:p>
             <w:r>
@@ -5174,7 +5223,7 @@
         </w:tc>
         <w:tc>
           <w:tcPr>
-            <w:tcW w:w="4538" w:type="dxa"/>
+            <w:tcW w:w="4517" w:type="dxa"/>
           </w:tcPr>
           <w:p>
             <w:r>
@@ -5218,7 +5267,7 @@
         </w:trPr>
         <w:tc>
           <w:tcPr>
-            <w:tcW w:w="2806" w:type="dxa"/>
+            <w:tcW w:w="2827" w:type="dxa"/>
           </w:tcPr>
           <w:p>
             <w:r>
@@ -5231,7 +5280,7 @@
         </w:tc>
         <w:tc>
           <w:tcPr>
-            <w:tcW w:w="4538" w:type="dxa"/>
+            <w:tcW w:w="4517" w:type="dxa"/>
           </w:tcPr>
           <w:p>
             <w:r>
@@ -5314,7 +5363,7 @@
         </w:trPr>
         <w:tc>
           <w:tcPr>
-            <w:tcW w:w="2806" w:type="dxa"/>
+            <w:tcW w:w="2827" w:type="dxa"/>
           </w:tcPr>
           <w:p>
             <w:r>
@@ -5327,7 +5376,7 @@
         </w:tc>
         <w:tc>
           <w:tcPr>
-            <w:tcW w:w="4538" w:type="dxa"/>
+            <w:tcW w:w="4517" w:type="dxa"/>
           </w:tcPr>
           <w:p>
             <w:r>
@@ -5852,10 +5901,10 @@
         <w:tblLook w:val="04A0" w:firstRow="1" w:lastRow="0" w:firstColumn="1" w:lastColumn="0" w:noHBand="0" w:noVBand="1"/>
       </w:tblPr>
       <w:tblGrid>
-        <w:gridCol w:w="5217"/>
-        <w:gridCol w:w="1783"/>
-        <w:gridCol w:w="1491"/>
-        <w:gridCol w:w="870"/>
+        <w:gridCol w:w="5200"/>
+        <w:gridCol w:w="1807"/>
+        <w:gridCol w:w="1486"/>
+        <w:gridCol w:w="867"/>
       </w:tblGrid>
       <w:tr>
         <w:trPr>
@@ -5864,10 +5913,13 @@
         </w:trPr>
         <w:tc>
           <w:tcPr>
-            <w:tcW w:w="5217" w:type="dxa"/>
+            <w:tcW w:w="5200" w:type="dxa"/>
             <w:shd w:val="clear" w:color="auto" w:fill="E8EEFB"/>
           </w:tcPr>
           <w:p>
+            <w:pPr>
+              <w:keepNext/>
+            </w:pPr>
             <w:r>
               <w:rPr>
                 <w:b/>
@@ -5879,10 +5931,13 @@
         </w:tc>
         <w:tc>
           <w:tcPr>
-            <w:tcW w:w="1783" w:type="dxa"/>
+            <w:tcW w:w="1807" w:type="dxa"/>
             <w:shd w:val="clear" w:color="auto" w:fill="E8EEFB"/>
           </w:tcPr>
           <w:p>
+            <w:pPr>
+              <w:keepNext/>
+            </w:pPr>
             <w:r>
               <w:rPr>
                 <w:b/>
@@ -5894,10 +5949,13 @@
         </w:tc>
         <w:tc>
           <w:tcPr>
-            <w:tcW w:w="1491" w:type="dxa"/>
+            <w:tcW w:w="1486" w:type="dxa"/>
             <w:shd w:val="clear" w:color="auto" w:fill="E8EEFB"/>
           </w:tcPr>
           <w:p>
+            <w:pPr>
+              <w:keepNext/>
+            </w:pPr>
             <w:r>
               <w:rPr>
                 <w:b/>
@@ -5909,10 +5967,13 @@
         </w:tc>
         <w:tc>
           <w:tcPr>
-            <w:tcW w:w="870" w:type="dxa"/>
+            <w:tcW w:w="867" w:type="dxa"/>
             <w:shd w:val="clear" w:color="auto" w:fill="E8EEFB"/>
           </w:tcPr>
           <w:p>
+            <w:pPr>
+              <w:keepNext/>
+            </w:pPr>
             <w:r>
               <w:rPr>
                 <w:b/>
@@ -5929,7 +5990,7 @@
         </w:trPr>
         <w:tc>
           <w:tcPr>
-            <w:tcW w:w="5217" w:type="dxa"/>
+            <w:tcW w:w="5200" w:type="dxa"/>
           </w:tcPr>
           <w:p>
             <w:r>
@@ -5942,7 +6003,7 @@
         </w:tc>
         <w:tc>
           <w:tcPr>
-            <w:tcW w:w="1783" w:type="dxa"/>
+            <w:tcW w:w="1807" w:type="dxa"/>
           </w:tcPr>
           <w:p>
             <w:r>
@@ -5955,7 +6016,7 @@
         </w:tc>
         <w:tc>
           <w:tcPr>
-            <w:tcW w:w="1491" w:type="dxa"/>
+            <w:tcW w:w="1486" w:type="dxa"/>
           </w:tcPr>
           <w:p>
             <w:r>
@@ -5968,7 +6029,7 @@
         </w:tc>
         <w:tc>
           <w:tcPr>
-            <w:tcW w:w="870" w:type="dxa"/>
+            <w:tcW w:w="867" w:type="dxa"/>
           </w:tcPr>
           <w:p>
             <w:r>
@@ -5986,7 +6047,7 @@
         </w:trPr>
         <w:tc>
           <w:tcPr>
-            <w:tcW w:w="5217" w:type="dxa"/>
+            <w:tcW w:w="5200" w:type="dxa"/>
           </w:tcPr>
           <w:p>
             <w:r>
@@ -5999,7 +6060,7 @@
         </w:tc>
         <w:tc>
           <w:tcPr>
-            <w:tcW w:w="1783" w:type="dxa"/>
+            <w:tcW w:w="1807" w:type="dxa"/>
           </w:tcPr>
           <w:p>
             <w:r>
@@ -6012,7 +6073,7 @@
         </w:tc>
         <w:tc>
           <w:tcPr>
-            <w:tcW w:w="1491" w:type="dxa"/>
+            <w:tcW w:w="1486" w:type="dxa"/>
           </w:tcPr>
           <w:p>
             <w:r>
@@ -6025,7 +6086,7 @@
         </w:tc>
         <w:tc>
           <w:tcPr>
-            <w:tcW w:w="870" w:type="dxa"/>
+            <w:tcW w:w="867" w:type="dxa"/>
           </w:tcPr>
           <w:p>
             <w:r>
@@ -6043,7 +6104,7 @@
         </w:trPr>
         <w:tc>
           <w:tcPr>
-            <w:tcW w:w="5217" w:type="dxa"/>
+            <w:tcW w:w="5200" w:type="dxa"/>
           </w:tcPr>
           <w:p>
             <w:r>
@@ -6056,7 +6117,7 @@
         </w:tc>
         <w:tc>
           <w:tcPr>
-            <w:tcW w:w="1783" w:type="dxa"/>
+            <w:tcW w:w="1807" w:type="dxa"/>
           </w:tcPr>
           <w:p>
             <w:r>
@@ -6069,7 +6130,7 @@
         </w:tc>
         <w:tc>
           <w:tcPr>
-            <w:tcW w:w="1491" w:type="dxa"/>
+            <w:tcW w:w="1486" w:type="dxa"/>
           </w:tcPr>
           <w:p>
             <w:r>
@@ -6082,7 +6143,7 @@
         </w:tc>
         <w:tc>
           <w:tcPr>
-            <w:tcW w:w="870" w:type="dxa"/>
+            <w:tcW w:w="867" w:type="dxa"/>
           </w:tcPr>
           <w:p>
             <w:r>
@@ -6100,7 +6161,7 @@
         </w:trPr>
         <w:tc>
           <w:tcPr>
-            <w:tcW w:w="5217" w:type="dxa"/>
+            <w:tcW w:w="5200" w:type="dxa"/>
           </w:tcPr>
           <w:p>
             <w:r>
@@ -6125,7 +6186,7 @@
         </w:tc>
         <w:tc>
           <w:tcPr>
-            <w:tcW w:w="1783" w:type="dxa"/>
+            <w:tcW w:w="1807" w:type="dxa"/>
           </w:tcPr>
           <w:p>
             <w:r>
@@ -6138,7 +6199,7 @@
         </w:tc>
         <w:tc>
           <w:tcPr>
-            <w:tcW w:w="1491" w:type="dxa"/>
+            <w:tcW w:w="1486" w:type="dxa"/>
           </w:tcPr>
           <w:p>
             <w:r>
@@ -6151,7 +6212,7 @@
         </w:tc>
         <w:tc>
           <w:tcPr>
-            <w:tcW w:w="870" w:type="dxa"/>
+            <w:tcW w:w="867" w:type="dxa"/>
           </w:tcPr>
           <w:p>
             <w:r>
@@ -6169,7 +6230,7 @@
         </w:trPr>
         <w:tc>
           <w:tcPr>
-            <w:tcW w:w="5217" w:type="dxa"/>
+            <w:tcW w:w="5200" w:type="dxa"/>
           </w:tcPr>
           <w:p>
             <w:r>
@@ -6182,7 +6243,7 @@
         </w:tc>
         <w:tc>
           <w:tcPr>
-            <w:tcW w:w="1783" w:type="dxa"/>
+            <w:tcW w:w="1807" w:type="dxa"/>
           </w:tcPr>
           <w:p>
             <w:r>
@@ -6195,7 +6256,7 @@
         </w:tc>
         <w:tc>
           <w:tcPr>
-            <w:tcW w:w="1491" w:type="dxa"/>
+            <w:tcW w:w="1486" w:type="dxa"/>
           </w:tcPr>
           <w:p>
             <w:r>
@@ -6208,7 +6269,7 @@
         </w:tc>
         <w:tc>
           <w:tcPr>
-            <w:tcW w:w="870" w:type="dxa"/>
+            <w:tcW w:w="867" w:type="dxa"/>
           </w:tcPr>
           <w:p>
             <w:r>
@@ -6226,7 +6287,7 @@
         </w:trPr>
         <w:tc>
           <w:tcPr>
-            <w:tcW w:w="5217" w:type="dxa"/>
+            <w:tcW w:w="5200" w:type="dxa"/>
           </w:tcPr>
           <w:p>
             <w:r>
@@ -6239,7 +6300,7 @@
         </w:tc>
         <w:tc>
           <w:tcPr>
-            <w:tcW w:w="1783" w:type="dxa"/>
+            <w:tcW w:w="1807" w:type="dxa"/>
           </w:tcPr>
           <w:p>
             <w:r>
@@ -6252,7 +6313,7 @@
         </w:tc>
         <w:tc>
           <w:tcPr>
-            <w:tcW w:w="1491" w:type="dxa"/>
+            <w:tcW w:w="1486" w:type="dxa"/>
           </w:tcPr>
           <w:p>
             <w:r>
@@ -6265,7 +6326,7 @@
         </w:tc>
         <w:tc>
           <w:tcPr>
-            <w:tcW w:w="870" w:type="dxa"/>
+            <w:tcW w:w="867" w:type="dxa"/>
           </w:tcPr>
           <w:p>
             <w:r>
@@ -6283,7 +6344,7 @@
         </w:trPr>
         <w:tc>
           <w:tcPr>
-            <w:tcW w:w="5217" w:type="dxa"/>
+            <w:tcW w:w="5200" w:type="dxa"/>
           </w:tcPr>
           <w:p>
             <w:r>
@@ -6296,7 +6357,7 @@
         </w:tc>
         <w:tc>
           <w:tcPr>
-            <w:tcW w:w="1783" w:type="dxa"/>
+            <w:tcW w:w="1807" w:type="dxa"/>
           </w:tcPr>
           <w:p>
             <w:r>
@@ -6309,7 +6370,7 @@
         </w:tc>
         <w:tc>
           <w:tcPr>
-            <w:tcW w:w="1491" w:type="dxa"/>
+            <w:tcW w:w="1486" w:type="dxa"/>
           </w:tcPr>
           <w:p>
             <w:r>
@@ -6322,7 +6383,7 @@
         </w:tc>
         <w:tc>
           <w:tcPr>
-            <w:tcW w:w="870" w:type="dxa"/>
+            <w:tcW w:w="867" w:type="dxa"/>
           </w:tcPr>
           <w:p>
             <w:r>
@@ -6340,7 +6401,7 @@
         </w:trPr>
         <w:tc>
           <w:tcPr>
-            <w:tcW w:w="5217" w:type="dxa"/>
+            <w:tcW w:w="5200" w:type="dxa"/>
           </w:tcPr>
           <w:p>
             <w:r>
@@ -6353,7 +6414,7 @@
         </w:tc>
         <w:tc>
           <w:tcPr>
-            <w:tcW w:w="1783" w:type="dxa"/>
+            <w:tcW w:w="1807" w:type="dxa"/>
           </w:tcPr>
           <w:p>
             <w:r>
@@ -6366,7 +6427,7 @@
         </w:tc>
         <w:tc>
           <w:tcPr>
-            <w:tcW w:w="1491" w:type="dxa"/>
+            <w:tcW w:w="1486" w:type="dxa"/>
           </w:tcPr>
           <w:p>
             <w:r>
@@ -6379,7 +6440,7 @@
         </w:tc>
         <w:tc>
           <w:tcPr>
-            <w:tcW w:w="870" w:type="dxa"/>
+            <w:tcW w:w="867" w:type="dxa"/>
           </w:tcPr>
           <w:p>
             <w:r>
@@ -8781,10 +8842,10 @@
         <w:tblLook w:val="04A0" w:firstRow="1" w:lastRow="0" w:firstColumn="1" w:lastColumn="0" w:noHBand="0" w:noVBand="1"/>
       </w:tblPr>
       <w:tblGrid>
-        <w:gridCol w:w="2537"/>
-        <w:gridCol w:w="1683"/>
-        <w:gridCol w:w="2472"/>
-        <w:gridCol w:w="2668"/>
+        <w:gridCol w:w="2524"/>
+        <w:gridCol w:w="1700"/>
+        <w:gridCol w:w="2470"/>
+        <w:gridCol w:w="2666"/>
       </w:tblGrid>
       <w:tr>
         <w:trPr>
@@ -8793,10 +8854,13 @@
         </w:trPr>
         <w:tc>
           <w:tcPr>
-            <w:tcW w:w="2537" w:type="dxa"/>
+            <w:tcW w:w="2524" w:type="dxa"/>
             <w:shd w:val="clear" w:color="auto" w:fill="E8EEFB"/>
           </w:tcPr>
           <w:p>
+            <w:pPr>
+              <w:keepNext/>
+            </w:pPr>
             <w:r>
               <w:rPr>
                 <w:b/>
@@ -8808,10 +8872,13 @@
         </w:tc>
         <w:tc>
           <w:tcPr>
-            <w:tcW w:w="1683" w:type="dxa"/>
+            <w:tcW w:w="1700" w:type="dxa"/>
             <w:shd w:val="clear" w:color="auto" w:fill="E8EEFB"/>
           </w:tcPr>
           <w:p>
+            <w:pPr>
+              <w:keepNext/>
+            </w:pPr>
             <w:r>
               <w:rPr>
                 <w:b/>
@@ -8823,10 +8890,13 @@
         </w:tc>
         <w:tc>
           <w:tcPr>
-            <w:tcW w:w="2472" w:type="dxa"/>
+            <w:tcW w:w="2470" w:type="dxa"/>
             <w:shd w:val="clear" w:color="auto" w:fill="E8EEFB"/>
           </w:tcPr>
           <w:p>
+            <w:pPr>
+              <w:keepNext/>
+            </w:pPr>
             <w:r>
               <w:rPr>
                 <w:b/>
@@ -8838,10 +8908,13 @@
         </w:tc>
         <w:tc>
           <w:tcPr>
-            <w:tcW w:w="2668" w:type="dxa"/>
+            <w:tcW w:w="2666" w:type="dxa"/>
             <w:shd w:val="clear" w:color="auto" w:fill="E8EEFB"/>
           </w:tcPr>
           <w:p>
+            <w:pPr>
+              <w:keepNext/>
+            </w:pPr>
             <w:r>
               <w:rPr>
                 <w:b/>
@@ -8855,7 +8928,7 @@
       <w:tr>
         <w:tc>
           <w:tcPr>
-            <w:tcW w:w="2537" w:type="dxa"/>
+            <w:tcW w:w="2524" w:type="dxa"/>
           </w:tcPr>
           <w:p>
             <w:r>
@@ -8881,7 +8954,7 @@
         </w:tc>
         <w:tc>
           <w:tcPr>
-            <w:tcW w:w="1683" w:type="dxa"/>
+            <w:tcW w:w="1700" w:type="dxa"/>
           </w:tcPr>
           <w:p>
             <w:r>
@@ -8894,7 +8967,7 @@
         </w:tc>
         <w:tc>
           <w:tcPr>
-            <w:tcW w:w="2472" w:type="dxa"/>
+            <w:tcW w:w="2470" w:type="dxa"/>
           </w:tcPr>
           <w:p>
             <w:r>
@@ -8907,7 +8980,7 @@
         </w:tc>
         <w:tc>
           <w:tcPr>
-            <w:tcW w:w="2668" w:type="dxa"/>
+            <w:tcW w:w="2666" w:type="dxa"/>
           </w:tcPr>
           <w:p>
             <w:r>
@@ -8958,7 +9031,7 @@
         </w:trPr>
         <w:tc>
           <w:tcPr>
-            <w:tcW w:w="2537" w:type="dxa"/>
+            <w:tcW w:w="2524" w:type="dxa"/>
           </w:tcPr>
           <w:p>
             <w:r>
@@ -8984,7 +9057,7 @@
         </w:tc>
         <w:tc>
           <w:tcPr>
-            <w:tcW w:w="1683" w:type="dxa"/>
+            <w:tcW w:w="1700" w:type="dxa"/>
           </w:tcPr>
           <w:p>
             <w:r>
@@ -8997,7 +9070,7 @@
         </w:tc>
         <w:tc>
           <w:tcPr>
-            <w:tcW w:w="2472" w:type="dxa"/>
+            <w:tcW w:w="2470" w:type="dxa"/>
           </w:tcPr>
           <w:p>
             <w:r>
@@ -9010,7 +9083,7 @@
         </w:tc>
         <w:tc>
           <w:tcPr>
-            <w:tcW w:w="2668" w:type="dxa"/>
+            <w:tcW w:w="2666" w:type="dxa"/>
           </w:tcPr>
           <w:p>
             <w:r>
@@ -9028,7 +9101,7 @@
         </w:trPr>
         <w:tc>
           <w:tcPr>
-            <w:tcW w:w="2537" w:type="dxa"/>
+            <w:tcW w:w="2524" w:type="dxa"/>
           </w:tcPr>
           <w:p>
             <w:r>
@@ -9054,7 +9127,7 @@
         </w:tc>
         <w:tc>
           <w:tcPr>
-            <w:tcW w:w="1683" w:type="dxa"/>
+            <w:tcW w:w="1700" w:type="dxa"/>
           </w:tcPr>
           <w:p>
             <w:r>
@@ -9067,7 +9140,7 @@
         </w:tc>
         <w:tc>
           <w:tcPr>
-            <w:tcW w:w="2472" w:type="dxa"/>
+            <w:tcW w:w="2470" w:type="dxa"/>
           </w:tcPr>
           <w:p>
             <w:r>
@@ -9093,7 +9166,7 @@
         </w:tc>
         <w:tc>
           <w:tcPr>
-            <w:tcW w:w="2668" w:type="dxa"/>
+            <w:tcW w:w="2666" w:type="dxa"/>
           </w:tcPr>
           <w:p>
             <w:r>
@@ -9147,13 +9220,13 @@
         <w:tblLook w:val="04A0" w:firstRow="1" w:lastRow="0" w:firstColumn="1" w:lastColumn="0" w:noHBand="0" w:noVBand="1"/>
       </w:tblPr>
       <w:tblGrid>
-        <w:gridCol w:w="1339"/>
-        <w:gridCol w:w="1626"/>
-        <w:gridCol w:w="1797"/>
+        <w:gridCol w:w="1305"/>
+        <w:gridCol w:w="1593"/>
+        <w:gridCol w:w="1826"/>
         <w:gridCol w:w="1185"/>
-        <w:gridCol w:w="1094"/>
-        <w:gridCol w:w="1014"/>
-        <w:gridCol w:w="1305"/>
+        <w:gridCol w:w="1101"/>
+        <w:gridCol w:w="1043"/>
+        <w:gridCol w:w="1307"/>
       </w:tblGrid>
       <w:tr>
         <w:trPr>
@@ -9162,10 +9235,13 @@
         </w:trPr>
         <w:tc>
           <w:tcPr>
-            <w:tcW w:w="1339" w:type="dxa"/>
+            <w:tcW w:w="1305" w:type="dxa"/>
             <w:shd w:val="clear" w:color="auto" w:fill="E8EEFB"/>
           </w:tcPr>
           <w:p>
+            <w:pPr>
+              <w:keepNext/>
+            </w:pPr>
             <w:r>
               <w:rPr>
                 <w:b/>
@@ -9177,10 +9253,13 @@
         </w:tc>
         <w:tc>
           <w:tcPr>
-            <w:tcW w:w="1626" w:type="dxa"/>
+            <w:tcW w:w="1593" w:type="dxa"/>
             <w:shd w:val="clear" w:color="auto" w:fill="E8EEFB"/>
           </w:tcPr>
           <w:p>
+            <w:pPr>
+              <w:keepNext/>
+            </w:pPr>
             <w:r>
               <w:rPr>
                 <w:b/>
@@ -9192,10 +9271,13 @@
         </w:tc>
         <w:tc>
           <w:tcPr>
-            <w:tcW w:w="1797" w:type="dxa"/>
+            <w:tcW w:w="1826" w:type="dxa"/>
             <w:shd w:val="clear" w:color="auto" w:fill="E8EEFB"/>
           </w:tcPr>
           <w:p>
+            <w:pPr>
+              <w:keepNext/>
+            </w:pPr>
             <w:r>
               <w:rPr>
                 <w:b/>
@@ -9211,6 +9293,9 @@
             <w:shd w:val="clear" w:color="auto" w:fill="E8EEFB"/>
           </w:tcPr>
           <w:p>
+            <w:pPr>
+              <w:keepNext/>
+            </w:pPr>
             <w:r>
               <w:rPr>
                 <w:b/>
@@ -9222,10 +9307,13 @@
         </w:tc>
         <w:tc>
           <w:tcPr>
-            <w:tcW w:w="1094" w:type="dxa"/>
+            <w:tcW w:w="1101" w:type="dxa"/>
             <w:shd w:val="clear" w:color="auto" w:fill="E8EEFB"/>
           </w:tcPr>
           <w:p>
+            <w:pPr>
+              <w:keepNext/>
+            </w:pPr>
             <w:r>
               <w:rPr>
                 <w:b/>
@@ -9237,10 +9325,13 @@
         </w:tc>
         <w:tc>
           <w:tcPr>
-            <w:tcW w:w="1014" w:type="dxa"/>
+            <w:tcW w:w="1043" w:type="dxa"/>
             <w:shd w:val="clear" w:color="auto" w:fill="E8EEFB"/>
           </w:tcPr>
           <w:p>
+            <w:pPr>
+              <w:keepNext/>
+            </w:pPr>
             <w:r>
               <w:rPr>
                 <w:b/>
@@ -9252,10 +9343,13 @@
         </w:tc>
         <w:tc>
           <w:tcPr>
-            <w:tcW w:w="1305" w:type="dxa"/>
+            <w:tcW w:w="1307" w:type="dxa"/>
             <w:shd w:val="clear" w:color="auto" w:fill="E8EEFB"/>
           </w:tcPr>
           <w:p>
+            <w:pPr>
+              <w:keepNext/>
+            </w:pPr>
             <w:r>
               <w:rPr>
                 <w:b/>
@@ -9272,7 +9366,7 @@
         </w:trPr>
         <w:tc>
           <w:tcPr>
-            <w:tcW w:w="1339" w:type="dxa"/>
+            <w:tcW w:w="1305" w:type="dxa"/>
           </w:tcPr>
           <w:p>
             <w:r>
@@ -9285,7 +9379,7 @@
         </w:tc>
         <w:tc>
           <w:tcPr>
-            <w:tcW w:w="1626" w:type="dxa"/>
+            <w:tcW w:w="1593" w:type="dxa"/>
           </w:tcPr>
           <w:p>
             <w:r>
@@ -9299,7 +9393,7 @@
         </w:tc>
         <w:tc>
           <w:tcPr>
-            <w:tcW w:w="1797" w:type="dxa"/>
+            <w:tcW w:w="1826" w:type="dxa"/>
           </w:tcPr>
           <w:p>
             <w:r>
@@ -9325,7 +9419,7 @@
         </w:tc>
         <w:tc>
           <w:tcPr>
-            <w:tcW w:w="1094" w:type="dxa"/>
+            <w:tcW w:w="1101" w:type="dxa"/>
           </w:tcPr>
           <w:p>
             <w:r>
@@ -9338,7 +9432,7 @@
         </w:tc>
         <w:tc>
           <w:tcPr>
-            <w:tcW w:w="1014" w:type="dxa"/>
+            <w:tcW w:w="1043" w:type="dxa"/>
           </w:tcPr>
           <w:p>
             <w:r>
@@ -9351,7 +9445,7 @@
         </w:tc>
         <w:tc>
           <w:tcPr>
-            <w:tcW w:w="1305" w:type="dxa"/>
+            <w:tcW w:w="1307" w:type="dxa"/>
           </w:tcPr>
           <w:p>
             <w:r>
@@ -9370,7 +9464,7 @@
         </w:trPr>
         <w:tc>
           <w:tcPr>
-            <w:tcW w:w="1339" w:type="dxa"/>
+            <w:tcW w:w="1305" w:type="dxa"/>
           </w:tcPr>
           <w:p>
             <w:r>
@@ -9383,7 +9477,7 @@
         </w:tc>
         <w:tc>
           <w:tcPr>
-            <w:tcW w:w="1626" w:type="dxa"/>
+            <w:tcW w:w="1593" w:type="dxa"/>
           </w:tcPr>
           <w:p>
             <w:r>
@@ -9396,7 +9490,7 @@
         </w:tc>
         <w:tc>
           <w:tcPr>
-            <w:tcW w:w="1797" w:type="dxa"/>
+            <w:tcW w:w="1826" w:type="dxa"/>
           </w:tcPr>
           <w:p>
             <w:r>
@@ -9422,7 +9516,7 @@
         </w:tc>
         <w:tc>
           <w:tcPr>
-            <w:tcW w:w="1094" w:type="dxa"/>
+            <w:tcW w:w="1101" w:type="dxa"/>
           </w:tcPr>
           <w:p>
             <w:r>
@@ -9435,7 +9529,7 @@
         </w:tc>
         <w:tc>
           <w:tcPr>
-            <w:tcW w:w="1014" w:type="dxa"/>
+            <w:tcW w:w="1043" w:type="dxa"/>
           </w:tcPr>
           <w:p>
             <w:r>
@@ -9448,7 +9542,7 @@
         </w:tc>
         <w:tc>
           <w:tcPr>
-            <w:tcW w:w="1305" w:type="dxa"/>
+            <w:tcW w:w="1307" w:type="dxa"/>
           </w:tcPr>
           <w:p>
             <w:r>
@@ -9473,7 +9567,7 @@
         </w:trPr>
         <w:tc>
           <w:tcPr>
-            <w:tcW w:w="1339" w:type="dxa"/>
+            <w:tcW w:w="1305" w:type="dxa"/>
           </w:tcPr>
           <w:p>
             <w:r>
@@ -9486,7 +9580,7 @@
         </w:tc>
         <w:tc>
           <w:tcPr>
-            <w:tcW w:w="1626" w:type="dxa"/>
+            <w:tcW w:w="1593" w:type="dxa"/>
           </w:tcPr>
           <w:p>
             <w:r>
@@ -9499,7 +9593,7 @@
         </w:tc>
         <w:tc>
           <w:tcPr>
-            <w:tcW w:w="1797" w:type="dxa"/>
+            <w:tcW w:w="1826" w:type="dxa"/>
           </w:tcPr>
           <w:p>
             <w:r>
@@ -9541,7 +9635,7 @@
         </w:tc>
         <w:tc>
           <w:tcPr>
-            <w:tcW w:w="1094" w:type="dxa"/>
+            <w:tcW w:w="1101" w:type="dxa"/>
           </w:tcPr>
           <w:p>
             <w:r>
@@ -9554,7 +9648,7 @@
         </w:tc>
         <w:tc>
           <w:tcPr>
-            <w:tcW w:w="1014" w:type="dxa"/>
+            <w:tcW w:w="1043" w:type="dxa"/>
           </w:tcPr>
           <w:p>
             <w:r>
@@ -9567,7 +9661,7 @@
         </w:tc>
         <w:tc>
           <w:tcPr>
-            <w:tcW w:w="1305" w:type="dxa"/>
+            <w:tcW w:w="1307" w:type="dxa"/>
           </w:tcPr>
           <w:p>
             <w:r>
@@ -9592,7 +9686,7 @@
         </w:trPr>
         <w:tc>
           <w:tcPr>
-            <w:tcW w:w="1339" w:type="dxa"/>
+            <w:tcW w:w="1305" w:type="dxa"/>
           </w:tcPr>
           <w:p>
             <w:r>
@@ -9605,7 +9699,7 @@
         </w:tc>
         <w:tc>
           <w:tcPr>
-            <w:tcW w:w="1626" w:type="dxa"/>
+            <w:tcW w:w="1593" w:type="dxa"/>
           </w:tcPr>
           <w:p>
             <w:r>
@@ -9618,7 +9712,7 @@
         </w:tc>
         <w:tc>
           <w:tcPr>
-            <w:tcW w:w="1797" w:type="dxa"/>
+            <w:tcW w:w="1826" w:type="dxa"/>
           </w:tcPr>
           <w:p>
             <w:r>
@@ -9644,7 +9738,7 @@
         </w:tc>
         <w:tc>
           <w:tcPr>
-            <w:tcW w:w="1094" w:type="dxa"/>
+            <w:tcW w:w="1101" w:type="dxa"/>
           </w:tcPr>
           <w:p>
             <w:r>
@@ -9657,7 +9751,7 @@
         </w:tc>
         <w:tc>
           <w:tcPr>
-            <w:tcW w:w="1014" w:type="dxa"/>
+            <w:tcW w:w="1043" w:type="dxa"/>
           </w:tcPr>
           <w:p>
             <w:r>
@@ -9670,7 +9764,7 @@
         </w:tc>
         <w:tc>
           <w:tcPr>
-            <w:tcW w:w="1305" w:type="dxa"/>
+            <w:tcW w:w="1307" w:type="dxa"/>
           </w:tcPr>
           <w:p>
             <w:r>
@@ -9695,7 +9789,7 @@
         </w:trPr>
         <w:tc>
           <w:tcPr>
-            <w:tcW w:w="1339" w:type="dxa"/>
+            <w:tcW w:w="1305" w:type="dxa"/>
           </w:tcPr>
           <w:p>
             <w:r>
@@ -9708,7 +9802,7 @@
         </w:tc>
         <w:tc>
           <w:tcPr>
-            <w:tcW w:w="1626" w:type="dxa"/>
+            <w:tcW w:w="1593" w:type="dxa"/>
           </w:tcPr>
           <w:p>
             <w:r>
@@ -9721,7 +9815,7 @@
         </w:tc>
         <w:tc>
           <w:tcPr>
-            <w:tcW w:w="1797" w:type="dxa"/>
+            <w:tcW w:w="1826" w:type="dxa"/>
           </w:tcPr>
           <w:p>
             <w:r>
@@ -9747,7 +9841,7 @@
         </w:tc>
         <w:tc>
           <w:tcPr>
-            <w:tcW w:w="1094" w:type="dxa"/>
+            <w:tcW w:w="1101" w:type="dxa"/>
           </w:tcPr>
           <w:p>
             <w:r>
@@ -9760,7 +9854,7 @@
         </w:tc>
         <w:tc>
           <w:tcPr>
-            <w:tcW w:w="1014" w:type="dxa"/>
+            <w:tcW w:w="1043" w:type="dxa"/>
           </w:tcPr>
           <w:p>
             <w:r>
@@ -9773,7 +9867,7 @@
         </w:tc>
         <w:tc>
           <w:tcPr>
-            <w:tcW w:w="1305" w:type="dxa"/>
+            <w:tcW w:w="1307" w:type="dxa"/>
           </w:tcPr>
           <w:p>
             <w:r>
@@ -9930,10 +10024,10 @@
         <w:tblLook w:val="04A0" w:firstRow="1" w:lastRow="0" w:firstColumn="1" w:lastColumn="0" w:noHBand="0" w:noVBand="1"/>
       </w:tblPr>
       <w:tblGrid>
-        <w:gridCol w:w="1112"/>
-        <w:gridCol w:w="2388"/>
-        <w:gridCol w:w="4847"/>
-        <w:gridCol w:w="1014"/>
+        <w:gridCol w:w="1140"/>
+        <w:gridCol w:w="2396"/>
+        <w:gridCol w:w="4781"/>
+        <w:gridCol w:w="1043"/>
       </w:tblGrid>
       <w:tr>
         <w:trPr>
@@ -9942,10 +10036,13 @@
         </w:trPr>
         <w:tc>
           <w:tcPr>
-            <w:tcW w:w="1112" w:type="dxa"/>
+            <w:tcW w:w="1140" w:type="dxa"/>
             <w:shd w:val="clear" w:color="auto" w:fill="E8EEFB"/>
           </w:tcPr>
           <w:p>
+            <w:pPr>
+              <w:keepNext/>
+            </w:pPr>
             <w:r>
               <w:rPr>
                 <w:b/>
@@ -9957,10 +10054,13 @@
         </w:tc>
         <w:tc>
           <w:tcPr>
-            <w:tcW w:w="2388" w:type="dxa"/>
+            <w:tcW w:w="2396" w:type="dxa"/>
             <w:shd w:val="clear" w:color="auto" w:fill="E8EEFB"/>
           </w:tcPr>
           <w:p>
+            <w:pPr>
+              <w:keepNext/>
+            </w:pPr>
             <w:r>
               <w:rPr>
                 <w:b/>
@@ -9972,10 +10072,13 @@
         </w:tc>
         <w:tc>
           <w:tcPr>
-            <w:tcW w:w="4847" w:type="dxa"/>
+            <w:tcW w:w="4781" w:type="dxa"/>
             <w:shd w:val="clear" w:color="auto" w:fill="E8EEFB"/>
           </w:tcPr>
           <w:p>
+            <w:pPr>
+              <w:keepNext/>
+            </w:pPr>
             <w:r>
               <w:rPr>
                 <w:b/>
@@ -9987,10 +10090,13 @@
         </w:tc>
         <w:tc>
           <w:tcPr>
-            <w:tcW w:w="1014" w:type="dxa"/>
+            <w:tcW w:w="1043" w:type="dxa"/>
             <w:shd w:val="clear" w:color="auto" w:fill="E8EEFB"/>
           </w:tcPr>
           <w:p>
+            <w:pPr>
+              <w:keepNext/>
+            </w:pPr>
             <w:r>
               <w:rPr>
                 <w:b/>
@@ -10007,7 +10113,7 @@
         </w:trPr>
         <w:tc>
           <w:tcPr>
-            <w:tcW w:w="1112" w:type="dxa"/>
+            <w:tcW w:w="1140" w:type="dxa"/>
           </w:tcPr>
           <w:p>
             <w:r>
@@ -10020,7 +10126,7 @@
         </w:tc>
         <w:tc>
           <w:tcPr>
-            <w:tcW w:w="2388" w:type="dxa"/>
+            <w:tcW w:w="2396" w:type="dxa"/>
           </w:tcPr>
           <w:p>
             <w:r>
@@ -10033,7 +10139,7 @@
         </w:tc>
         <w:tc>
           <w:tcPr>
-            <w:tcW w:w="4847" w:type="dxa"/>
+            <w:tcW w:w="4781" w:type="dxa"/>
           </w:tcPr>
           <w:p>
             <w:r>
@@ -10053,7 +10159,7 @@
         </w:tc>
         <w:tc>
           <w:tcPr>
-            <w:tcW w:w="1014" w:type="dxa"/>
+            <w:tcW w:w="1043" w:type="dxa"/>
           </w:tcPr>
           <w:p>
             <w:r>
@@ -10071,7 +10177,7 @@
         </w:trPr>
         <w:tc>
           <w:tcPr>
-            <w:tcW w:w="1112" w:type="dxa"/>
+            <w:tcW w:w="1140" w:type="dxa"/>
           </w:tcPr>
           <w:p>
             <w:r>
@@ -10084,7 +10190,7 @@
         </w:tc>
         <w:tc>
           <w:tcPr>
-            <w:tcW w:w="2388" w:type="dxa"/>
+            <w:tcW w:w="2396" w:type="dxa"/>
           </w:tcPr>
           <w:p>
             <w:r>
@@ -10097,7 +10203,7 @@
         </w:tc>
         <w:tc>
           <w:tcPr>
-            <w:tcW w:w="4847" w:type="dxa"/>
+            <w:tcW w:w="4781" w:type="dxa"/>
           </w:tcPr>
           <w:p>
             <w:r>
@@ -10162,7 +10268,7 @@
         </w:tc>
         <w:tc>
           <w:tcPr>
-            <w:tcW w:w="1014" w:type="dxa"/>
+            <w:tcW w:w="1043" w:type="dxa"/>
           </w:tcPr>
           <w:p>
             <w:r>
@@ -10180,7 +10286,7 @@
         </w:trPr>
         <w:tc>
           <w:tcPr>
-            <w:tcW w:w="1112" w:type="dxa"/>
+            <w:tcW w:w="1140" w:type="dxa"/>
           </w:tcPr>
           <w:p>
             <w:r>
@@ -10193,7 +10299,7 @@
         </w:tc>
         <w:tc>
           <w:tcPr>
-            <w:tcW w:w="2388" w:type="dxa"/>
+            <w:tcW w:w="2396" w:type="dxa"/>
           </w:tcPr>
           <w:p>
             <w:r>
@@ -10206,7 +10312,7 @@
         </w:tc>
         <w:tc>
           <w:tcPr>
-            <w:tcW w:w="4847" w:type="dxa"/>
+            <w:tcW w:w="4781" w:type="dxa"/>
           </w:tcPr>
           <w:p>
             <w:r>
@@ -10271,7 +10377,7 @@
         </w:tc>
         <w:tc>
           <w:tcPr>
-            <w:tcW w:w="1014" w:type="dxa"/>
+            <w:tcW w:w="1043" w:type="dxa"/>
           </w:tcPr>
           <w:p>
             <w:r>
@@ -10286,7 +10392,7 @@
       <w:tr>
         <w:tc>
           <w:tcPr>
-            <w:tcW w:w="1112" w:type="dxa"/>
+            <w:tcW w:w="1140" w:type="dxa"/>
           </w:tcPr>
           <w:p>
             <w:r>
@@ -10299,7 +10405,7 @@
         </w:tc>
         <w:tc>
           <w:tcPr>
-            <w:tcW w:w="2388" w:type="dxa"/>
+            <w:tcW w:w="2396" w:type="dxa"/>
           </w:tcPr>
           <w:p>
             <w:r>
@@ -10312,7 +10418,7 @@
         </w:tc>
         <w:tc>
           <w:tcPr>
-            <w:tcW w:w="4847" w:type="dxa"/>
+            <w:tcW w:w="4781" w:type="dxa"/>
           </w:tcPr>
           <w:p>
             <w:r>
@@ -10370,7 +10476,7 @@
         </w:tc>
         <w:tc>
           <w:tcPr>
-            <w:tcW w:w="1014" w:type="dxa"/>
+            <w:tcW w:w="1043" w:type="dxa"/>
           </w:tcPr>
           <w:p>
             <w:r>
@@ -10388,7 +10494,7 @@
         </w:trPr>
         <w:tc>
           <w:tcPr>
-            <w:tcW w:w="1112" w:type="dxa"/>
+            <w:tcW w:w="1140" w:type="dxa"/>
           </w:tcPr>
           <w:p>
             <w:r>
@@ -10401,7 +10507,7 @@
         </w:tc>
         <w:tc>
           <w:tcPr>
-            <w:tcW w:w="2388" w:type="dxa"/>
+            <w:tcW w:w="2396" w:type="dxa"/>
           </w:tcPr>
           <w:p>
             <w:r>
@@ -10414,7 +10520,7 @@
         </w:tc>
         <w:tc>
           <w:tcPr>
-            <w:tcW w:w="4847" w:type="dxa"/>
+            <w:tcW w:w="4781" w:type="dxa"/>
           </w:tcPr>
           <w:p>
             <w:r>
@@ -10460,7 +10566,7 @@
         </w:tc>
         <w:tc>
           <w:tcPr>
-            <w:tcW w:w="1014" w:type="dxa"/>
+            <w:tcW w:w="1043" w:type="dxa"/>
           </w:tcPr>
           <w:p>
             <w:r>
@@ -10478,7 +10584,7 @@
         </w:trPr>
         <w:tc>
           <w:tcPr>
-            <w:tcW w:w="1112" w:type="dxa"/>
+            <w:tcW w:w="1140" w:type="dxa"/>
           </w:tcPr>
           <w:p>
             <w:r>
@@ -10491,7 +10597,7 @@
         </w:tc>
         <w:tc>
           <w:tcPr>
-            <w:tcW w:w="2388" w:type="dxa"/>
+            <w:tcW w:w="2396" w:type="dxa"/>
           </w:tcPr>
           <w:p>
             <w:r>
@@ -10504,7 +10610,7 @@
         </w:tc>
         <w:tc>
           <w:tcPr>
-            <w:tcW w:w="4847" w:type="dxa"/>
+            <w:tcW w:w="4781" w:type="dxa"/>
           </w:tcPr>
           <w:p>
             <w:r>
@@ -10517,7 +10623,7 @@
         </w:tc>
         <w:tc>
           <w:tcPr>
-            <w:tcW w:w="1014" w:type="dxa"/>
+            <w:tcW w:w="1043" w:type="dxa"/>
           </w:tcPr>
           <w:p>
             <w:r>
@@ -10808,8 +10914,8 @@
       </w:tblPr>
       <w:tblGrid>
         <w:gridCol w:w="1400"/>
-        <w:gridCol w:w="3195"/>
-        <w:gridCol w:w="4764"/>
+        <w:gridCol w:w="3211"/>
+        <w:gridCol w:w="4748"/>
       </w:tblGrid>
       <w:tr>
         <w:trPr>
@@ -10822,6 +10928,9 @@
             <w:shd w:val="clear" w:color="auto" w:fill="E8EEFB"/>
           </w:tcPr>
           <w:p>
+            <w:pPr>
+              <w:keepNext/>
+            </w:pPr>
             <w:r>
               <w:rPr>
                 <w:b/>
@@ -10833,10 +10942,13 @@
         </w:tc>
         <w:tc>
           <w:tcPr>
-            <w:tcW w:w="3195" w:type="dxa"/>
+            <w:tcW w:w="3211" w:type="dxa"/>
             <w:shd w:val="clear" w:color="auto" w:fill="E8EEFB"/>
           </w:tcPr>
           <w:p>
+            <w:pPr>
+              <w:keepNext/>
+            </w:pPr>
             <w:r>
               <w:rPr>
                 <w:b/>
@@ -10848,10 +10960,13 @@
         </w:tc>
         <w:tc>
           <w:tcPr>
-            <w:tcW w:w="4764" w:type="dxa"/>
+            <w:tcW w:w="4748" w:type="dxa"/>
             <w:shd w:val="clear" w:color="auto" w:fill="E8EEFB"/>
           </w:tcPr>
           <w:p>
+            <w:pPr>
+              <w:keepNext/>
+            </w:pPr>
             <w:r>
               <w:rPr>
                 <w:b/>
@@ -10881,7 +10996,7 @@
         </w:tc>
         <w:tc>
           <w:tcPr>
-            <w:tcW w:w="3195" w:type="dxa"/>
+            <w:tcW w:w="3211" w:type="dxa"/>
           </w:tcPr>
           <w:p>
             <w:r>
@@ -10908,7 +11023,7 @@
         </w:tc>
         <w:tc>
           <w:tcPr>
-            <w:tcW w:w="4764" w:type="dxa"/>
+            <w:tcW w:w="4748" w:type="dxa"/>
           </w:tcPr>
           <w:p>
             <w:r>
@@ -10952,7 +11067,7 @@
         </w:tc>
         <w:tc>
           <w:tcPr>
-            <w:tcW w:w="3195" w:type="dxa"/>
+            <w:tcW w:w="3211" w:type="dxa"/>
           </w:tcPr>
           <w:p>
             <w:r>
@@ -10979,7 +11094,7 @@
         </w:tc>
         <w:tc>
           <w:tcPr>
-            <w:tcW w:w="4764" w:type="dxa"/>
+            <w:tcW w:w="4748" w:type="dxa"/>
           </w:tcPr>
           <w:p>
             <w:r>
@@ -11010,7 +11125,7 @@
         </w:tc>
         <w:tc>
           <w:tcPr>
-            <w:tcW w:w="3195" w:type="dxa"/>
+            <w:tcW w:w="3211" w:type="dxa"/>
           </w:tcPr>
           <w:p>
             <w:r>
@@ -11037,7 +11152,7 @@
         </w:tc>
         <w:tc>
           <w:tcPr>
-            <w:tcW w:w="4764" w:type="dxa"/>
+            <w:tcW w:w="4748" w:type="dxa"/>
           </w:tcPr>
           <w:p>
             <w:r>
@@ -11081,7 +11196,7 @@
         </w:tc>
         <w:tc>
           <w:tcPr>
-            <w:tcW w:w="3195" w:type="dxa"/>
+            <w:tcW w:w="3211" w:type="dxa"/>
           </w:tcPr>
           <w:p>
             <w:r>
@@ -11108,7 +11223,7 @@
         </w:tc>
         <w:tc>
           <w:tcPr>
-            <w:tcW w:w="4764" w:type="dxa"/>
+            <w:tcW w:w="4748" w:type="dxa"/>
           </w:tcPr>
           <w:p>
             <w:r>
@@ -11175,7 +11290,7 @@
         </w:tc>
         <w:tc>
           <w:tcPr>
-            <w:tcW w:w="3195" w:type="dxa"/>
+            <w:tcW w:w="3211" w:type="dxa"/>
           </w:tcPr>
           <w:p>
             <w:r>
@@ -11188,7 +11303,7 @@
         </w:tc>
         <w:tc>
           <w:tcPr>
-            <w:tcW w:w="4764" w:type="dxa"/>
+            <w:tcW w:w="4748" w:type="dxa"/>
           </w:tcPr>
           <w:p>
             <w:r>
@@ -11455,9 +11570,9 @@
         <w:tblLook w:val="04A0" w:firstRow="1" w:lastRow="0" w:firstColumn="1" w:lastColumn="0" w:noHBand="0" w:noVBand="1"/>
       </w:tblPr>
       <w:tblGrid>
-        <w:gridCol w:w="2069"/>
-        <w:gridCol w:w="3655"/>
-        <w:gridCol w:w="3637"/>
+        <w:gridCol w:w="2081"/>
+        <w:gridCol w:w="3648"/>
+        <w:gridCol w:w="3632"/>
       </w:tblGrid>
       <w:tr>
         <w:trPr>
@@ -11466,10 +11581,13 @@
         </w:trPr>
         <w:tc>
           <w:tcPr>
-            <w:tcW w:w="2069" w:type="dxa"/>
+            <w:tcW w:w="2081" w:type="dxa"/>
             <w:shd w:val="clear" w:color="auto" w:fill="E8EEFB"/>
           </w:tcPr>
           <w:p>
+            <w:pPr>
+              <w:keepNext/>
+            </w:pPr>
             <w:r>
               <w:rPr>
                 <w:b/>
@@ -11481,10 +11599,13 @@
         </w:tc>
         <w:tc>
           <w:tcPr>
-            <w:tcW w:w="3655" w:type="dxa"/>
+            <w:tcW w:w="3648" w:type="dxa"/>
             <w:shd w:val="clear" w:color="auto" w:fill="E8EEFB"/>
           </w:tcPr>
           <w:p>
+            <w:pPr>
+              <w:keepNext/>
+            </w:pPr>
             <w:r>
               <w:rPr>
                 <w:b/>
@@ -11496,10 +11617,13 @@
         </w:tc>
         <w:tc>
           <w:tcPr>
-            <w:tcW w:w="3637" w:type="dxa"/>
+            <w:tcW w:w="3632" w:type="dxa"/>
             <w:shd w:val="clear" w:color="auto" w:fill="E8EEFB"/>
           </w:tcPr>
           <w:p>
+            <w:pPr>
+              <w:keepNext/>
+            </w:pPr>
             <w:r>
               <w:rPr>
                 <w:b/>
@@ -11513,7 +11637,7 @@
       <w:tr>
         <w:tc>
           <w:tcPr>
-            <w:tcW w:w="2069" w:type="dxa"/>
+            <w:tcW w:w="2081" w:type="dxa"/>
           </w:tcPr>
           <w:p>
             <w:r>
@@ -11527,7 +11651,7 @@
         </w:tc>
         <w:tc>
           <w:tcPr>
-            <w:tcW w:w="3655" w:type="dxa"/>
+            <w:tcW w:w="3648" w:type="dxa"/>
           </w:tcPr>
           <w:p>
             <w:r>
@@ -11572,7 +11696,7 @@
         </w:tc>
         <w:tc>
           <w:tcPr>
-            <w:tcW w:w="3637" w:type="dxa"/>
+            <w:tcW w:w="3632" w:type="dxa"/>
           </w:tcPr>
           <w:p>
             <w:r>
@@ -11587,7 +11711,7 @@
       <w:tr>
         <w:tc>
           <w:tcPr>
-            <w:tcW w:w="2069" w:type="dxa"/>
+            <w:tcW w:w="2081" w:type="dxa"/>
           </w:tcPr>
           <w:p>
             <w:r>
@@ -11601,7 +11725,7 @@
         </w:tc>
         <w:tc>
           <w:tcPr>
-            <w:tcW w:w="3655" w:type="dxa"/>
+            <w:tcW w:w="3648" w:type="dxa"/>
           </w:tcPr>
           <w:p>
             <w:r>
@@ -11673,7 +11797,7 @@
         </w:tc>
         <w:tc>
           <w:tcPr>
-            <w:tcW w:w="3637" w:type="dxa"/>
+            <w:tcW w:w="3632" w:type="dxa"/>
           </w:tcPr>
           <w:p>
             <w:r>
@@ -11691,7 +11815,7 @@
         </w:trPr>
         <w:tc>
           <w:tcPr>
-            <w:tcW w:w="2069" w:type="dxa"/>
+            <w:tcW w:w="2081" w:type="dxa"/>
           </w:tcPr>
           <w:p>
             <w:r>
@@ -11705,7 +11829,7 @@
         </w:tc>
         <w:tc>
           <w:tcPr>
-            <w:tcW w:w="3655" w:type="dxa"/>
+            <w:tcW w:w="3648" w:type="dxa"/>
           </w:tcPr>
           <w:p>
             <w:r>
@@ -11718,7 +11842,7 @@
         </w:tc>
         <w:tc>
           <w:tcPr>
-            <w:tcW w:w="3637" w:type="dxa"/>
+            <w:tcW w:w="3632" w:type="dxa"/>
           </w:tcPr>
           <w:p>
             <w:r>
@@ -13128,6 +13252,9 @@
             <w:shd w:val="clear" w:color="auto" w:fill="E8EEFB"/>
           </w:tcPr>
           <w:p>
+            <w:pPr>
+              <w:keepNext/>
+            </w:pPr>
             <w:r>
               <w:rPr>
                 <w:b/>
@@ -13143,6 +13270,9 @@
             <w:shd w:val="clear" w:color="auto" w:fill="E8EEFB"/>
           </w:tcPr>
           <w:p>
+            <w:pPr>
+              <w:keepNext/>
+            </w:pPr>
             <w:r>
               <w:rPr>
                 <w:b/>
@@ -14045,10 +14175,10 @@
         <w:tblLook w:val="04A0" w:firstRow="1" w:lastRow="0" w:firstColumn="1" w:lastColumn="0" w:noHBand="0" w:noVBand="1"/>
       </w:tblPr>
       <w:tblGrid>
-        <w:gridCol w:w="3960"/>
-        <w:gridCol w:w="1169"/>
+        <w:gridCol w:w="3920"/>
+        <w:gridCol w:w="1189"/>
         <w:gridCol w:w="3061"/>
-        <w:gridCol w:w="1169"/>
+        <w:gridCol w:w="1189"/>
       </w:tblGrid>
       <w:tr>
         <w:trPr>
@@ -14057,10 +14187,13 @@
         </w:trPr>
         <w:tc>
           <w:tcPr>
-            <w:tcW w:w="3960" w:type="dxa"/>
+            <w:tcW w:w="3920" w:type="dxa"/>
             <w:shd w:val="clear" w:color="auto" w:fill="E8EEFB"/>
           </w:tcPr>
           <w:p>
+            <w:pPr>
+              <w:keepNext/>
+            </w:pPr>
             <w:r>
               <w:rPr>
                 <w:b/>
@@ -14072,10 +14205,13 @@
         </w:tc>
         <w:tc>
           <w:tcPr>
-            <w:tcW w:w="1169" w:type="dxa"/>
+            <w:tcW w:w="1189" w:type="dxa"/>
             <w:shd w:val="clear" w:color="auto" w:fill="E8EEFB"/>
           </w:tcPr>
           <w:p>
+            <w:pPr>
+              <w:keepNext/>
+            </w:pPr>
             <w:r>
               <w:rPr>
                 <w:b/>
@@ -14091,6 +14227,9 @@
             <w:shd w:val="clear" w:color="auto" w:fill="E8EEFB"/>
           </w:tcPr>
           <w:p>
+            <w:pPr>
+              <w:keepNext/>
+            </w:pPr>
             <w:r>
               <w:rPr>
                 <w:b/>
@@ -14102,10 +14241,13 @@
         </w:tc>
         <w:tc>
           <w:tcPr>
-            <w:tcW w:w="1169" w:type="dxa"/>
+            <w:tcW w:w="1189" w:type="dxa"/>
             <w:shd w:val="clear" w:color="auto" w:fill="E8EEFB"/>
           </w:tcPr>
           <w:p>
+            <w:pPr>
+              <w:keepNext/>
+            </w:pPr>
             <w:r>
               <w:rPr>
                 <w:b/>
@@ -14122,7 +14264,7 @@
         </w:trPr>
         <w:tc>
           <w:tcPr>
-            <w:tcW w:w="3960" w:type="dxa"/>
+            <w:tcW w:w="3920" w:type="dxa"/>
           </w:tcPr>
           <w:p>
             <w:r>
@@ -14135,7 +14277,7 @@
         </w:tc>
         <w:tc>
           <w:tcPr>
-            <w:tcW w:w="1169" w:type="dxa"/>
+            <w:tcW w:w="1189" w:type="dxa"/>
           </w:tcPr>
           <w:p>
             <w:r>
@@ -14161,7 +14303,7 @@
         </w:tc>
         <w:tc>
           <w:tcPr>
-            <w:tcW w:w="1169" w:type="dxa"/>
+            <w:tcW w:w="1189" w:type="dxa"/>
           </w:tcPr>
           <w:p>
             <w:r>
@@ -14179,7 +14321,7 @@
         </w:trPr>
         <w:tc>
           <w:tcPr>
-            <w:tcW w:w="3960" w:type="dxa"/>
+            <w:tcW w:w="3920" w:type="dxa"/>
           </w:tcPr>
           <w:p>
             <w:r>
@@ -14192,7 +14334,7 @@
         </w:tc>
         <w:tc>
           <w:tcPr>
-            <w:tcW w:w="1169" w:type="dxa"/>
+            <w:tcW w:w="1189" w:type="dxa"/>
           </w:tcPr>
           <w:p>
             <w:r>
@@ -14218,7 +14360,7 @@
         </w:tc>
         <w:tc>
           <w:tcPr>
-            <w:tcW w:w="1169" w:type="dxa"/>
+            <w:tcW w:w="1189" w:type="dxa"/>
           </w:tcPr>
           <w:p>
             <w:r>
@@ -14236,7 +14378,7 @@
         </w:trPr>
         <w:tc>
           <w:tcPr>
-            <w:tcW w:w="3960" w:type="dxa"/>
+            <w:tcW w:w="3920" w:type="dxa"/>
           </w:tcPr>
           <w:p>
             <w:r>
@@ -14249,7 +14391,7 @@
         </w:tc>
         <w:tc>
           <w:tcPr>
-            <w:tcW w:w="1169" w:type="dxa"/>
+            <w:tcW w:w="1189" w:type="dxa"/>
           </w:tcPr>
           <w:p>
             <w:r>
@@ -14275,7 +14417,7 @@
         </w:tc>
         <w:tc>
           <w:tcPr>
-            <w:tcW w:w="1169" w:type="dxa"/>
+            <w:tcW w:w="1189" w:type="dxa"/>
           </w:tcPr>
           <w:p>
             <w:r>
@@ -14293,7 +14435,7 @@
         </w:trPr>
         <w:tc>
           <w:tcPr>
-            <w:tcW w:w="3960" w:type="dxa"/>
+            <w:tcW w:w="3920" w:type="dxa"/>
           </w:tcPr>
           <w:p>
             <w:r>
@@ -14306,7 +14448,7 @@
         </w:tc>
         <w:tc>
           <w:tcPr>
-            <w:tcW w:w="1169" w:type="dxa"/>
+            <w:tcW w:w="1189" w:type="dxa"/>
           </w:tcPr>
           <w:p>
             <w:r>
@@ -14332,7 +14474,7 @@
         </w:tc>
         <w:tc>
           <w:tcPr>
-            <w:tcW w:w="1169" w:type="dxa"/>
+            <w:tcW w:w="1189" w:type="dxa"/>
           </w:tcPr>
           <w:p>
             <w:r>
@@ -14350,7 +14492,7 @@
         </w:trPr>
         <w:tc>
           <w:tcPr>
-            <w:tcW w:w="3960" w:type="dxa"/>
+            <w:tcW w:w="3920" w:type="dxa"/>
           </w:tcPr>
           <w:p>
             <w:r>
@@ -14363,7 +14505,7 @@
         </w:tc>
         <w:tc>
           <w:tcPr>
-            <w:tcW w:w="1169" w:type="dxa"/>
+            <w:tcW w:w="1189" w:type="dxa"/>
           </w:tcPr>
           <w:p>
             <w:r>
@@ -14389,7 +14531,7 @@
         </w:tc>
         <w:tc>
           <w:tcPr>
-            <w:tcW w:w="1169" w:type="dxa"/>
+            <w:tcW w:w="1189" w:type="dxa"/>
           </w:tcPr>
           <w:p>
             <w:r>
@@ -14407,7 +14549,7 @@
         </w:trPr>
         <w:tc>
           <w:tcPr>
-            <w:tcW w:w="3960" w:type="dxa"/>
+            <w:tcW w:w="3920" w:type="dxa"/>
           </w:tcPr>
           <w:p>
             <w:r>
@@ -14420,7 +14562,7 @@
         </w:tc>
         <w:tc>
           <w:tcPr>
-            <w:tcW w:w="1169" w:type="dxa"/>
+            <w:tcW w:w="1189" w:type="dxa"/>
           </w:tcPr>
           <w:p>
             <w:r>
@@ -14446,7 +14588,7 @@
         </w:tc>
         <w:tc>
           <w:tcPr>
-            <w:tcW w:w="1169" w:type="dxa"/>
+            <w:tcW w:w="1189" w:type="dxa"/>
           </w:tcPr>
           <w:p>
             <w:r>
@@ -14464,7 +14606,7 @@
         </w:trPr>
         <w:tc>
           <w:tcPr>
-            <w:tcW w:w="3960" w:type="dxa"/>
+            <w:tcW w:w="3920" w:type="dxa"/>
           </w:tcPr>
           <w:p>
             <w:r>
@@ -14477,7 +14619,7 @@
         </w:tc>
         <w:tc>
           <w:tcPr>
-            <w:tcW w:w="1169" w:type="dxa"/>
+            <w:tcW w:w="1189" w:type="dxa"/>
           </w:tcPr>
           <w:p>
             <w:r>
@@ -14503,7 +14645,7 @@
         </w:tc>
         <w:tc>
           <w:tcPr>
-            <w:tcW w:w="1169" w:type="dxa"/>
+            <w:tcW w:w="1189" w:type="dxa"/>
           </w:tcPr>
           <w:p>
             <w:r>
@@ -14521,7 +14663,7 @@
         </w:trPr>
         <w:tc>
           <w:tcPr>
-            <w:tcW w:w="3960" w:type="dxa"/>
+            <w:tcW w:w="3920" w:type="dxa"/>
           </w:tcPr>
           <w:p>
             <w:r>
@@ -14534,7 +14676,7 @@
         </w:tc>
         <w:tc>
           <w:tcPr>
-            <w:tcW w:w="1169" w:type="dxa"/>
+            <w:tcW w:w="1189" w:type="dxa"/>
           </w:tcPr>
           <w:p>
             <w:r>
@@ -14560,7 +14702,7 @@
         </w:tc>
         <w:tc>
           <w:tcPr>
-            <w:tcW w:w="1169" w:type="dxa"/>
+            <w:tcW w:w="1189" w:type="dxa"/>
           </w:tcPr>
           <w:p>
             <w:r>
@@ -14578,7 +14720,7 @@
         </w:trPr>
         <w:tc>
           <w:tcPr>
-            <w:tcW w:w="3960" w:type="dxa"/>
+            <w:tcW w:w="3920" w:type="dxa"/>
           </w:tcPr>
           <w:p>
             <w:r>
@@ -14591,7 +14733,7 @@
         </w:tc>
         <w:tc>
           <w:tcPr>
-            <w:tcW w:w="1169" w:type="dxa"/>
+            <w:tcW w:w="1189" w:type="dxa"/>
           </w:tcPr>
           <w:p>
             <w:r>
@@ -14617,7 +14759,7 @@
         </w:tc>
         <w:tc>
           <w:tcPr>
-            <w:tcW w:w="1169" w:type="dxa"/>
+            <w:tcW w:w="1189" w:type="dxa"/>
           </w:tcPr>
           <w:p>
             <w:r>
@@ -14635,7 +14777,7 @@
         </w:trPr>
         <w:tc>
           <w:tcPr>
-            <w:tcW w:w="3960" w:type="dxa"/>
+            <w:tcW w:w="3920" w:type="dxa"/>
           </w:tcPr>
           <w:p>
             <w:r>
@@ -14648,7 +14790,7 @@
         </w:tc>
         <w:tc>
           <w:tcPr>
-            <w:tcW w:w="1169" w:type="dxa"/>
+            <w:tcW w:w="1189" w:type="dxa"/>
           </w:tcPr>
           <w:p>
             <w:r>
@@ -14674,7 +14816,7 @@
         </w:tc>
         <w:tc>
           <w:tcPr>
-            <w:tcW w:w="1169" w:type="dxa"/>
+            <w:tcW w:w="1189" w:type="dxa"/>
           </w:tcPr>
           <w:p>
             <w:r>
@@ -14692,7 +14834,7 @@
         </w:trPr>
         <w:tc>
           <w:tcPr>
-            <w:tcW w:w="3960" w:type="dxa"/>
+            <w:tcW w:w="3920" w:type="dxa"/>
           </w:tcPr>
           <w:p>
             <w:r>
@@ -14705,7 +14847,7 @@
         </w:tc>
         <w:tc>
           <w:tcPr>
-            <w:tcW w:w="1169" w:type="dxa"/>
+            <w:tcW w:w="1189" w:type="dxa"/>
           </w:tcPr>
           <w:p>
             <w:r>
@@ -14731,7 +14873,7 @@
         </w:tc>
         <w:tc>
           <w:tcPr>
-            <w:tcW w:w="1169" w:type="dxa"/>
+            <w:tcW w:w="1189" w:type="dxa"/>
           </w:tcPr>
           <w:p>
             <w:r>
@@ -14749,7 +14891,7 @@
         </w:trPr>
         <w:tc>
           <w:tcPr>
-            <w:tcW w:w="3960" w:type="dxa"/>
+            <w:tcW w:w="3920" w:type="dxa"/>
           </w:tcPr>
           <w:p>
             <w:r>
@@ -14762,7 +14904,7 @@
         </w:tc>
         <w:tc>
           <w:tcPr>
-            <w:tcW w:w="1169" w:type="dxa"/>
+            <w:tcW w:w="1189" w:type="dxa"/>
           </w:tcPr>
           <w:p>
             <w:r>
@@ -14788,7 +14930,7 @@
         </w:tc>
         <w:tc>
           <w:tcPr>
-            <w:tcW w:w="1169" w:type="dxa"/>
+            <w:tcW w:w="1189" w:type="dxa"/>
           </w:tcPr>
           <w:p>
             <w:r>
@@ -14806,7 +14948,7 @@
         </w:trPr>
         <w:tc>
           <w:tcPr>
-            <w:tcW w:w="3960" w:type="dxa"/>
+            <w:tcW w:w="3920" w:type="dxa"/>
           </w:tcPr>
           <w:p>
             <w:r>
@@ -14819,7 +14961,7 @@
         </w:tc>
         <w:tc>
           <w:tcPr>
-            <w:tcW w:w="1169" w:type="dxa"/>
+            <w:tcW w:w="1189" w:type="dxa"/>
           </w:tcPr>
           <w:p>
             <w:r>
@@ -14845,7 +14987,7 @@
         </w:tc>
         <w:tc>
           <w:tcPr>
-            <w:tcW w:w="1169" w:type="dxa"/>
+            <w:tcW w:w="1189" w:type="dxa"/>
           </w:tcPr>
           <w:p>
             <w:r>
@@ -14863,7 +15005,7 @@
         </w:trPr>
         <w:tc>
           <w:tcPr>
-            <w:tcW w:w="3960" w:type="dxa"/>
+            <w:tcW w:w="3920" w:type="dxa"/>
           </w:tcPr>
           <w:p>
             <w:r>
@@ -14876,7 +15018,7 @@
         </w:tc>
         <w:tc>
           <w:tcPr>
-            <w:tcW w:w="1169" w:type="dxa"/>
+            <w:tcW w:w="1189" w:type="dxa"/>
           </w:tcPr>
           <w:p>
             <w:r>
@@ -14902,7 +15044,7 @@
         </w:tc>
         <w:tc>
           <w:tcPr>
-            <w:tcW w:w="1169" w:type="dxa"/>
+            <w:tcW w:w="1189" w:type="dxa"/>
           </w:tcPr>
           <w:p>
             <w:r>
@@ -14920,7 +15062,7 @@
         </w:trPr>
         <w:tc>
           <w:tcPr>
-            <w:tcW w:w="3960" w:type="dxa"/>
+            <w:tcW w:w="3920" w:type="dxa"/>
           </w:tcPr>
           <w:p>
             <w:r>
@@ -14933,7 +15075,7 @@
         </w:tc>
         <w:tc>
           <w:tcPr>
-            <w:tcW w:w="1169" w:type="dxa"/>
+            <w:tcW w:w="1189" w:type="dxa"/>
           </w:tcPr>
           <w:p>
             <w:r>
@@ -14959,7 +15101,7 @@
         </w:tc>
         <w:tc>
           <w:tcPr>
-            <w:tcW w:w="1169" w:type="dxa"/>
+            <w:tcW w:w="1189" w:type="dxa"/>
           </w:tcPr>
           <w:p>
             <w:r>
@@ -16131,31 +16273,31 @@
       </w:rPr>
     </w:lvl>
   </w:abstractNum>
-  <w:num w:numId="1" w16cid:durableId="726496284">
+  <w:num w:numId="1" w16cid:durableId="676074986">
     <w:abstractNumId w:val="8"/>
   </w:num>
-  <w:num w:numId="2" w16cid:durableId="1165509764">
+  <w:num w:numId="2" w16cid:durableId="417603839">
     <w:abstractNumId w:val="6"/>
   </w:num>
-  <w:num w:numId="3" w16cid:durableId="570769842">
+  <w:num w:numId="3" w16cid:durableId="1885092444">
     <w:abstractNumId w:val="5"/>
   </w:num>
-  <w:num w:numId="4" w16cid:durableId="1639800082">
+  <w:num w:numId="4" w16cid:durableId="1222405895">
     <w:abstractNumId w:val="4"/>
   </w:num>
-  <w:num w:numId="5" w16cid:durableId="909192320">
+  <w:num w:numId="5" w16cid:durableId="2007904922">
     <w:abstractNumId w:val="7"/>
   </w:num>
-  <w:num w:numId="6" w16cid:durableId="989866266">
+  <w:num w:numId="6" w16cid:durableId="757412577">
     <w:abstractNumId w:val="3"/>
   </w:num>
-  <w:num w:numId="7" w16cid:durableId="729764793">
+  <w:num w:numId="7" w16cid:durableId="2061897019">
     <w:abstractNumId w:val="2"/>
   </w:num>
-  <w:num w:numId="8" w16cid:durableId="1686052822">
+  <w:num w:numId="8" w16cid:durableId="1724402813">
     <w:abstractNumId w:val="1"/>
   </w:num>
-  <w:num w:numId="9" w16cid:durableId="1747219214">
+  <w:num w:numId="9" w16cid:durableId="934361107">
     <w:abstractNumId w:val="0"/>
   </w:num>
 </w:numbering>
@@ -27576,7 +27718,7 @@
     <w:uiPriority w:val="39"/>
     <w:semiHidden/>
     <w:unhideWhenUsed/>
-    <w:rsid w:val="007B190A"/>
+    <w:rsid w:val="004A1715"/>
     <w:pPr>
       <w:spacing w:after="0"/>
     </w:pPr>
@@ -27592,7 +27734,7 @@
     <w:uiPriority w:val="39"/>
     <w:semiHidden/>
     <w:unhideWhenUsed/>
-    <w:rsid w:val="007B190A"/>
+    <w:rsid w:val="004A1715"/>
     <w:pPr>
       <w:spacing w:after="0"/>
       <w:ind w:left="210"/>
@@ -27609,7 +27751,7 @@
     <w:uiPriority w:val="39"/>
     <w:semiHidden/>
     <w:unhideWhenUsed/>
-    <w:rsid w:val="007B190A"/>
+    <w:rsid w:val="004A1715"/>
     <w:pPr>
       <w:spacing w:after="0"/>
       <w:ind w:left="420"/>

--- a/docs/deliverables/out/Technical_Document.docx
+++ b/docs/deliverables/out/Technical_Document.docx
@@ -11580,7 +11580,7 @@
         <w:rPr>
           <w:sz w:val="20"/>
         </w:rPr>
-        <w:t>A confirmed document never changes the books.</w:t>
+        <w:t>A confirmed document never changes the books. After confirming, FLOW says what was saved, under which customer, and that the forecast is unchanged.</w:t>
       </w:r>
     </w:p>
     <w:p>
@@ -12794,6 +12794,42 @@
           <w:rFonts w:ascii="Courier New" w:hAnsi="Courier New"/>
           <w:sz w:val="18"/>
         </w:rPr>
+        <w:t>pnpm demo:keep</w:t>
+      </w:r>
+      <w:r>
+        <w:rPr>
+          <w:sz w:val="20"/>
+        </w:rPr>
+        <w:t xml:space="preserve"> keeps the books in a local file, so uploads, confirmations and the day survive a restart; </w:t>
+      </w:r>
+      <w:r>
+        <w:rPr>
+          <w:rFonts w:ascii="Courier New" w:hAnsi="Courier New"/>
+          <w:sz w:val="18"/>
+        </w:rPr>
+        <w:t>pnpm demo:keep --fresh</w:t>
+      </w:r>
+      <w:r>
+        <w:rPr>
+          <w:sz w:val="20"/>
+        </w:rPr>
+        <w:t xml:space="preserve"> starts over.</w:t>
+      </w:r>
+    </w:p>
+    <w:p>
+      <w:pPr>
+        <w:pStyle w:val="ListBullet2"/>
+        <w:tabs>
+          <w:tab w:pos="792" w:val="left"/>
+        </w:tabs>
+        <w:spacing w:before="0" w:after="60" w:line="259" w:lineRule="auto"/>
+        <w:ind w:left="792" w:hanging="288"/>
+      </w:pPr>
+      <w:r>
+        <w:rPr>
+          <w:rFonts w:ascii="Courier New" w:hAnsi="Courier New"/>
+          <w:sz w:val="18"/>
+        </w:rPr>
         <w:t>pnpm demo:blank</w:t>
       </w:r>
       <w:r>
@@ -14552,13 +14588,39 @@
           <w:b/>
           <w:sz w:val="20"/>
         </w:rPr>
-        <w:t>The demo forgets on restart.</w:t>
-      </w:r>
-      <w:r>
-        <w:rPr>
-          <w:sz w:val="20"/>
-        </w:rPr>
-        <w:t xml:space="preserve"> The demo keeps the books in memory, so restarting it starts fresh.</w:t>
+        <w:t>The plain demo forgets on restart.</w:t>
+      </w:r>
+      <w:r>
+        <w:rPr>
+          <w:sz w:val="20"/>
+        </w:rPr>
+        <w:t xml:space="preserve"> </w:t>
+      </w:r>
+      <w:r>
+        <w:rPr>
+          <w:rFonts w:ascii="Courier New" w:hAnsi="Courier New"/>
+          <w:sz w:val="18"/>
+        </w:rPr>
+        <w:t>pnpm demo</w:t>
+      </w:r>
+      <w:r>
+        <w:rPr>
+          <w:sz w:val="20"/>
+        </w:rPr>
+        <w:t xml:space="preserve"> keeps the books in memory, so restarting it starts fresh. </w:t>
+      </w:r>
+      <w:r>
+        <w:rPr>
+          <w:rFonts w:ascii="Courier New" w:hAnsi="Courier New"/>
+          <w:sz w:val="18"/>
+        </w:rPr>
+        <w:t>pnpm demo:keep</w:t>
+      </w:r>
+      <w:r>
+        <w:rPr>
+          <w:sz w:val="20"/>
+        </w:rPr>
+        <w:t xml:space="preserve"> keeps them in a local SQLite file instead.</w:t>
       </w:r>
     </w:p>
     <w:p>

--- a/docs/deliverables/out/Technical_Document.docx
+++ b/docs/deliverables/out/Technical_Document.docx
@@ -14932,6 +14932,29 @@
           <w:sz w:val="20"/>
         </w:rPr>
         <w:t xml:space="preserve"> The demo replays recorded model readings. A new document gets the rules reading unless live mode is on.</w:t>
+      </w:r>
+    </w:p>
+    <w:p>
+      <w:pPr>
+        <w:pStyle w:val="ListBullet2"/>
+        <w:tabs>
+          <w:tab w:pos="792" w:val="left"/>
+        </w:tabs>
+        <w:spacing w:before="0" w:after="60" w:line="259" w:lineRule="auto"/>
+        <w:ind w:left="792" w:hanging="288"/>
+      </w:pPr>
+      <w:r>
+        <w:rPr>
+          <w:b/>
+          <w:sz w:val="20"/>
+        </w:rPr>
+        <w:t>The demo company is a fixed test set.</w:t>
+      </w:r>
+      <w:r>
+        <w:rPr>
+          <w:sz w:val="20"/>
+        </w:rPr>
+        <w:t xml:space="preserve"> Its books hold one payroll (¥340,000 on day 12), sized for the 60-day story, so its 120-day forecast has no later payrolls and is optimistic after day 30. No decision in the story depends on that period. Books opened through setup repeat payroll monthly (or quarterly or yearly) across the whole forecast.</w:t>
       </w:r>
     </w:p>
     <w:p>

--- a/docs/deliverables/out/Technical_Document.docx
+++ b/docs/deliverables/out/Technical_Document.docx
@@ -14932,29 +14932,6 @@
           <w:sz w:val="20"/>
         </w:rPr>
         <w:t xml:space="preserve"> The demo replays recorded model readings. A new document gets the rules reading unless live mode is on.</w:t>
-      </w:r>
-    </w:p>
-    <w:p>
-      <w:pPr>
-        <w:pStyle w:val="ListBullet2"/>
-        <w:tabs>
-          <w:tab w:pos="792" w:val="left"/>
-        </w:tabs>
-        <w:spacing w:before="0" w:after="60" w:line="259" w:lineRule="auto"/>
-        <w:ind w:left="792" w:hanging="288"/>
-      </w:pPr>
-      <w:r>
-        <w:rPr>
-          <w:b/>
-          <w:sz w:val="20"/>
-        </w:rPr>
-        <w:t>The demo company is a fixed test set.</w:t>
-      </w:r>
-      <w:r>
-        <w:rPr>
-          <w:sz w:val="20"/>
-        </w:rPr>
-        <w:t xml:space="preserve"> Its books hold one payroll (¥340,000 on day 12), sized for the 60-day story, so its 120-day forecast has no later payrolls and is optimistic after day 30. No decision in the story depends on that period. Books opened through setup repeat payroll monthly (or quarterly or yearly) across the whole forecast.</w:t>
       </w:r>
     </w:p>
     <w:p>

--- a/docs/deliverables/out/Technical_Document.docx
+++ b/docs/deliverables/out/Technical_Document.docx
@@ -16273,31 +16273,31 @@
       </w:rPr>
     </w:lvl>
   </w:abstractNum>
-  <w:num w:numId="1" w16cid:durableId="676074986">
+  <w:num w:numId="1" w16cid:durableId="1451246102">
     <w:abstractNumId w:val="8"/>
   </w:num>
-  <w:num w:numId="2" w16cid:durableId="417603839">
+  <w:num w:numId="2" w16cid:durableId="404422969">
     <w:abstractNumId w:val="6"/>
   </w:num>
-  <w:num w:numId="3" w16cid:durableId="1885092444">
+  <w:num w:numId="3" w16cid:durableId="854419092">
     <w:abstractNumId w:val="5"/>
   </w:num>
-  <w:num w:numId="4" w16cid:durableId="1222405895">
+  <w:num w:numId="4" w16cid:durableId="1477919949">
     <w:abstractNumId w:val="4"/>
   </w:num>
-  <w:num w:numId="5" w16cid:durableId="2007904922">
+  <w:num w:numId="5" w16cid:durableId="1386637226">
     <w:abstractNumId w:val="7"/>
   </w:num>
-  <w:num w:numId="6" w16cid:durableId="757412577">
+  <w:num w:numId="6" w16cid:durableId="901794656">
     <w:abstractNumId w:val="3"/>
   </w:num>
-  <w:num w:numId="7" w16cid:durableId="2061897019">
+  <w:num w:numId="7" w16cid:durableId="2024282602">
     <w:abstractNumId w:val="2"/>
   </w:num>
-  <w:num w:numId="8" w16cid:durableId="1724402813">
+  <w:num w:numId="8" w16cid:durableId="1389576243">
     <w:abstractNumId w:val="1"/>
   </w:num>
-  <w:num w:numId="9" w16cid:durableId="934361107">
+  <w:num w:numId="9" w16cid:durableId="1866475669">
     <w:abstractNumId w:val="0"/>
   </w:num>
 </w:numbering>
@@ -27718,7 +27718,7 @@
     <w:uiPriority w:val="39"/>
     <w:semiHidden/>
     <w:unhideWhenUsed/>
-    <w:rsid w:val="004A1715"/>
+    <w:rsid w:val="00622EE9"/>
     <w:pPr>
       <w:spacing w:after="0"/>
     </w:pPr>
@@ -27734,7 +27734,7 @@
     <w:uiPriority w:val="39"/>
     <w:semiHidden/>
     <w:unhideWhenUsed/>
-    <w:rsid w:val="004A1715"/>
+    <w:rsid w:val="00622EE9"/>
     <w:pPr>
       <w:spacing w:after="0"/>
       <w:ind w:left="210"/>
@@ -27751,7 +27751,7 @@
     <w:uiPriority w:val="39"/>
     <w:semiHidden/>
     <w:unhideWhenUsed/>
-    <w:rsid w:val="004A1715"/>
+    <w:rsid w:val="00622EE9"/>
     <w:pPr>
       <w:spacing w:after="0"/>
       <w:ind w:left="420"/>

--- a/docs/deliverables/out/Technical_Document.docx
+++ b/docs/deliverables/out/Technical_Document.docx
@@ -16273,31 +16273,31 @@
       </w:rPr>
     </w:lvl>
   </w:abstractNum>
-  <w:num w:numId="1" w16cid:durableId="1451246102">
+  <w:num w:numId="1" w16cid:durableId="676074986">
     <w:abstractNumId w:val="8"/>
   </w:num>
-  <w:num w:numId="2" w16cid:durableId="404422969">
+  <w:num w:numId="2" w16cid:durableId="417603839">
     <w:abstractNumId w:val="6"/>
   </w:num>
-  <w:num w:numId="3" w16cid:durableId="854419092">
+  <w:num w:numId="3" w16cid:durableId="1885092444">
     <w:abstractNumId w:val="5"/>
   </w:num>
-  <w:num w:numId="4" w16cid:durableId="1477919949">
+  <w:num w:numId="4" w16cid:durableId="1222405895">
     <w:abstractNumId w:val="4"/>
   </w:num>
-  <w:num w:numId="5" w16cid:durableId="1386637226">
+  <w:num w:numId="5" w16cid:durableId="2007904922">
     <w:abstractNumId w:val="7"/>
   </w:num>
-  <w:num w:numId="6" w16cid:durableId="901794656">
+  <w:num w:numId="6" w16cid:durableId="757412577">
     <w:abstractNumId w:val="3"/>
   </w:num>
-  <w:num w:numId="7" w16cid:durableId="2024282602">
+  <w:num w:numId="7" w16cid:durableId="2061897019">
     <w:abstractNumId w:val="2"/>
   </w:num>
-  <w:num w:numId="8" w16cid:durableId="1389576243">
+  <w:num w:numId="8" w16cid:durableId="1724402813">
     <w:abstractNumId w:val="1"/>
   </w:num>
-  <w:num w:numId="9" w16cid:durableId="1866475669">
+  <w:num w:numId="9" w16cid:durableId="934361107">
     <w:abstractNumId w:val="0"/>
   </w:num>
 </w:numbering>
@@ -27718,7 +27718,7 @@
     <w:uiPriority w:val="39"/>
     <w:semiHidden/>
     <w:unhideWhenUsed/>
-    <w:rsid w:val="00622EE9"/>
+    <w:rsid w:val="004A1715"/>
     <w:pPr>
       <w:spacing w:after="0"/>
     </w:pPr>
@@ -27734,7 +27734,7 @@
     <w:uiPriority w:val="39"/>
     <w:semiHidden/>
     <w:unhideWhenUsed/>
-    <w:rsid w:val="00622EE9"/>
+    <w:rsid w:val="004A1715"/>
     <w:pPr>
       <w:spacing w:after="0"/>
       <w:ind w:left="210"/>
@@ -27751,7 +27751,7 @@
     <w:uiPriority w:val="39"/>
     <w:semiHidden/>
     <w:unhideWhenUsed/>
-    <w:rsid w:val="00622EE9"/>
+    <w:rsid w:val="004A1715"/>
     <w:pPr>
       <w:spacing w:after="0"/>
       <w:ind w:left="420"/>

--- a/docs/deliverables/out/Technical_Document.docx
+++ b/docs/deliverables/out/Technical_Document.docx
@@ -242,7 +242,7 @@
         </w:trPr>
         <w:tc>
           <w:tcPr>
-            <w:tcW w:type="dxa" w:w="1336"/>
+            <w:tcW w:type="dxa" w:w="1508"/>
             <w:shd w:val="clear" w:color="auto" w:fill="E8EEFB"/>
           </w:tcPr>
           <w:p>
@@ -261,7 +261,7 @@
         </w:tc>
         <w:tc>
           <w:tcPr>
-            <w:tcW w:type="dxa" w:w="8024"/>
+            <w:tcW w:type="dxa" w:w="7852"/>
             <w:shd w:val="clear" w:color="auto" w:fill="E8EEFB"/>
           </w:tcPr>
           <w:p>
@@ -285,7 +285,7 @@
         </w:trPr>
         <w:tc>
           <w:tcPr>
-            <w:tcW w:type="dxa" w:w="1336"/>
+            <w:tcW w:type="dxa" w:w="1508"/>
           </w:tcPr>
           <w:p>
             <w:pPr>
@@ -301,7 +301,7 @@
         </w:tc>
         <w:tc>
           <w:tcPr>
-            <w:tcW w:type="dxa" w:w="8024"/>
+            <w:tcW w:type="dxa" w:w="7852"/>
           </w:tcPr>
           <w:p>
             <w:pPr>
@@ -322,7 +322,7 @@
         </w:trPr>
         <w:tc>
           <w:tcPr>
-            <w:tcW w:type="dxa" w:w="1336"/>
+            <w:tcW w:type="dxa" w:w="1508"/>
           </w:tcPr>
           <w:p>
             <w:pPr>
@@ -338,7 +338,7 @@
         </w:tc>
         <w:tc>
           <w:tcPr>
-            <w:tcW w:type="dxa" w:w="8024"/>
+            <w:tcW w:type="dxa" w:w="7852"/>
           </w:tcPr>
           <w:p>
             <w:pPr>
@@ -359,7 +359,7 @@
         </w:trPr>
         <w:tc>
           <w:tcPr>
-            <w:tcW w:type="dxa" w:w="1336"/>
+            <w:tcW w:type="dxa" w:w="1508"/>
           </w:tcPr>
           <w:p>
             <w:pPr>
@@ -375,7 +375,7 @@
         </w:tc>
         <w:tc>
           <w:tcPr>
-            <w:tcW w:type="dxa" w:w="8024"/>
+            <w:tcW w:type="dxa" w:w="7852"/>
           </w:tcPr>
           <w:p>
             <w:pPr>
@@ -396,7 +396,7 @@
         </w:trPr>
         <w:tc>
           <w:tcPr>
-            <w:tcW w:type="dxa" w:w="1336"/>
+            <w:tcW w:type="dxa" w:w="1508"/>
           </w:tcPr>
           <w:p>
             <w:pPr>
@@ -412,7 +412,7 @@
         </w:tc>
         <w:tc>
           <w:tcPr>
-            <w:tcW w:type="dxa" w:w="8024"/>
+            <w:tcW w:type="dxa" w:w="7852"/>
           </w:tcPr>
           <w:p>
             <w:pPr>
@@ -433,7 +433,7 @@
         </w:trPr>
         <w:tc>
           <w:tcPr>
-            <w:tcW w:type="dxa" w:w="1336"/>
+            <w:tcW w:type="dxa" w:w="1508"/>
           </w:tcPr>
           <w:p>
             <w:pPr>
@@ -449,7 +449,7 @@
         </w:tc>
         <w:tc>
           <w:tcPr>
-            <w:tcW w:type="dxa" w:w="8024"/>
+            <w:tcW w:type="dxa" w:w="7852"/>
           </w:tcPr>
           <w:p>
             <w:pPr>
@@ -470,7 +470,7 @@
         </w:trPr>
         <w:tc>
           <w:tcPr>
-            <w:tcW w:type="dxa" w:w="1336"/>
+            <w:tcW w:type="dxa" w:w="1508"/>
           </w:tcPr>
           <w:p>
             <w:pPr>
@@ -486,7 +486,7 @@
         </w:tc>
         <w:tc>
           <w:tcPr>
-            <w:tcW w:type="dxa" w:w="8024"/>
+            <w:tcW w:type="dxa" w:w="7852"/>
           </w:tcPr>
           <w:p>
             <w:pPr>
@@ -507,7 +507,7 @@
         </w:trPr>
         <w:tc>
           <w:tcPr>
-            <w:tcW w:type="dxa" w:w="1336"/>
+            <w:tcW w:type="dxa" w:w="1508"/>
           </w:tcPr>
           <w:p>
             <w:pPr>
@@ -523,7 +523,7 @@
         </w:tc>
         <w:tc>
           <w:tcPr>
-            <w:tcW w:type="dxa" w:w="8024"/>
+            <w:tcW w:type="dxa" w:w="7852"/>
           </w:tcPr>
           <w:p>
             <w:pPr>
@@ -544,33 +544,33 @@
         </w:trPr>
         <w:tc>
           <w:tcPr>
-            <w:tcW w:type="dxa" w:w="1336"/>
-          </w:tcPr>
-          <w:p>
-            <w:pPr>
-              <w:spacing w:before="20" w:after="20" w:line="240" w:lineRule="auto"/>
-            </w:pPr>
-            <w:r>
-              <w:rPr>
-                <w:sz w:val="18"/>
-              </w:rPr>
-              <w:t>Tests</w:t>
-            </w:r>
-          </w:p>
-        </w:tc>
-        <w:tc>
-          <w:tcPr>
-            <w:tcW w:type="dxa" w:w="8024"/>
-          </w:tcPr>
-          <w:p>
-            <w:pPr>
-              <w:spacing w:before="20" w:after="20" w:line="240" w:lineRule="auto"/>
-            </w:pPr>
-            <w:r>
-              <w:rPr>
-                <w:sz w:val="18"/>
-              </w:rPr>
-              <w:t>9,085 API tests (9,040 passed, 1 known machine-specific hash failure, the rest skipped by design), 169 web unit tests, 445 mock and 139 live browser tests</w:t>
+            <w:tcW w:type="dxa" w:w="1508"/>
+          </w:tcPr>
+          <w:p>
+            <w:pPr>
+              <w:spacing w:before="20" w:after="20" w:line="240" w:lineRule="auto"/>
+            </w:pPr>
+            <w:r>
+              <w:rPr>
+                <w:sz w:val="18"/>
+              </w:rPr>
+              <w:t>Owner questions</w:t>
+            </w:r>
+          </w:p>
+        </w:tc>
+        <w:tc>
+          <w:tcPr>
+            <w:tcW w:type="dxa" w:w="7852"/>
+          </w:tcPr>
+          <w:p>
+            <w:pPr>
+              <w:spacing w:before="20" w:after="20" w:line="240" w:lineRule="auto"/>
+            </w:pPr>
+            <w:r>
+              <w:rPr>
+                <w:sz w:val="18"/>
+              </w:rPr>
+              <w:t>Ask FLOW answers 288 of 503 owner, CEO and CFO questions (122 questions in English and Chinese, with rewordings) directly from the books, with 0 wrong answers. A question is answered, never acted on</w:t>
             </w:r>
           </w:p>
         </w:tc>
@@ -581,7 +581,44 @@
         </w:trPr>
         <w:tc>
           <w:tcPr>
-            <w:tcW w:type="dxa" w:w="1336"/>
+            <w:tcW w:type="dxa" w:w="1508"/>
+          </w:tcPr>
+          <w:p>
+            <w:pPr>
+              <w:spacing w:before="20" w:after="20" w:line="240" w:lineRule="auto"/>
+            </w:pPr>
+            <w:r>
+              <w:rPr>
+                <w:sz w:val="18"/>
+              </w:rPr>
+              <w:t>Tests</w:t>
+            </w:r>
+          </w:p>
+        </w:tc>
+        <w:tc>
+          <w:tcPr>
+            <w:tcW w:type="dxa" w:w="7852"/>
+          </w:tcPr>
+          <w:p>
+            <w:pPr>
+              <w:spacing w:before="20" w:after="20" w:line="240" w:lineRule="auto"/>
+            </w:pPr>
+            <w:r>
+              <w:rPr>
+                <w:sz w:val="18"/>
+              </w:rPr>
+              <w:t>9,085 API tests (9,040 passed, 1 known machine-specific hash failure, the rest skipped by design), 169 web unit tests, 445 mock and 139 live browser tests</w:t>
+            </w:r>
+          </w:p>
+        </w:tc>
+      </w:tr>
+      <w:tr>
+        <w:trPr>
+          <w:cantSplit w:val="true"/>
+        </w:trPr>
+        <w:tc>
+          <w:tcPr>
+            <w:tcW w:type="dxa" w:w="1508"/>
           </w:tcPr>
           <w:p>
             <w:pPr>
@@ -597,7 +634,7 @@
         </w:tc>
         <w:tc>
           <w:tcPr>
-            <w:tcW w:type="dxa" w:w="8024"/>
+            <w:tcW w:type="dxa" w:w="7852"/>
           </w:tcPr>
           <w:p>
             <w:pPr>
@@ -4606,13 +4643,36 @@
           <w:b/>
           <w:sz w:val="20"/>
         </w:rPr>
-        <w:t>A deterministic parser (Chinese and English) maps each chat request to one of 22 intents</w:t>
-      </w:r>
-      <w:r>
-        <w:rPr>
-          <w:sz w:val="20"/>
-        </w:rPr>
-        <w:t xml:space="preserve"> and fills typed slots. Examples: evaluate an offer, negotiate, speed up a receipt, fund a gap, show status, compare financing, explain, what-if, approve, reject, out of scope.</w:t>
+        <w:t>A deterministic parser (Chinese and English) maps each chat request to one of 23 intents</w:t>
+      </w:r>
+      <w:r>
+        <w:rPr>
+          <w:sz w:val="20"/>
+        </w:rPr>
+        <w:t xml:space="preserve"> and fills typed slots. Examples: evaluate an offer, negotiate, speed up a receipt, fund a gap, show status, compare financing, explain, what-if, approve, reject, answer from the books, out of scope.</w:t>
+      </w:r>
+    </w:p>
+    <w:p>
+      <w:pPr>
+        <w:pStyle w:val="ListBullet2"/>
+        <w:tabs>
+          <w:tab w:pos="792" w:val="left"/>
+        </w:tabs>
+        <w:spacing w:before="0" w:after="60" w:line="259" w:lineRule="auto"/>
+        <w:ind w:left="792" w:hanging="288"/>
+      </w:pPr>
+      <w:r>
+        <w:rPr>
+          <w:b/>
+          <w:sz w:val="20"/>
+        </w:rPr>
+        <w:t>A question is answered, never acted on.</w:t>
+      </w:r>
+      <w:r>
+        <w:rPr>
+          <w:sz w:val="20"/>
+        </w:rPr>
+        <w:t xml:space="preserve"> A question gate runs before every action rule. "Can we pay off our loans?" is answered from the books; it never proposes a repayment, compiles an offer, queues anything or writes to the log. Answers come from a read-only module of about 40 figures computed by the engine's own functions, so every number is the one the screens show, and each answer leads with the yes, the no or the figure.</w:t>
       </w:r>
     </w:p>
     <w:p>
@@ -9954,7 +10014,7 @@
         </w:trPr>
         <w:tc>
           <w:tcPr>
-            <w:tcW w:type="dxa" w:w="2832"/>
+            <w:tcW w:type="dxa" w:w="3133"/>
             <w:shd w:val="clear" w:color="auto" w:fill="E8EEFB"/>
           </w:tcPr>
           <w:p>
@@ -9973,7 +10033,7 @@
         </w:tc>
         <w:tc>
           <w:tcPr>
-            <w:tcW w:type="dxa" w:w="6528"/>
+            <w:tcW w:type="dxa" w:w="6227"/>
             <w:shd w:val="clear" w:color="auto" w:fill="E8EEFB"/>
           </w:tcPr>
           <w:p>
@@ -9997,7 +10057,7 @@
         </w:trPr>
         <w:tc>
           <w:tcPr>
-            <w:tcW w:type="dxa" w:w="2832"/>
+            <w:tcW w:type="dxa" w:w="3133"/>
           </w:tcPr>
           <w:p>
             <w:pPr>
@@ -10013,7 +10073,7 @@
         </w:tc>
         <w:tc>
           <w:tcPr>
-            <w:tcW w:type="dxa" w:w="6528"/>
+            <w:tcW w:type="dxa" w:w="6227"/>
           </w:tcPr>
           <w:p>
             <w:pPr>
@@ -10034,7 +10094,7 @@
         </w:trPr>
         <w:tc>
           <w:tcPr>
-            <w:tcW w:type="dxa" w:w="2832"/>
+            <w:tcW w:type="dxa" w:w="3133"/>
           </w:tcPr>
           <w:p>
             <w:pPr>
@@ -10050,7 +10110,7 @@
         </w:tc>
         <w:tc>
           <w:tcPr>
-            <w:tcW w:type="dxa" w:w="6528"/>
+            <w:tcW w:type="dxa" w:w="6227"/>
           </w:tcPr>
           <w:p>
             <w:pPr>
@@ -10068,7 +10128,7 @@
       <w:tr>
         <w:tc>
           <w:tcPr>
-            <w:tcW w:type="dxa" w:w="2832"/>
+            <w:tcW w:type="dxa" w:w="3133"/>
           </w:tcPr>
           <w:p>
             <w:pPr>
@@ -10084,7 +10144,7 @@
         </w:tc>
         <w:tc>
           <w:tcPr>
-            <w:tcW w:type="dxa" w:w="6528"/>
+            <w:tcW w:type="dxa" w:w="6227"/>
           </w:tcPr>
           <w:p>
             <w:pPr>
@@ -10105,7 +10165,7 @@
         </w:trPr>
         <w:tc>
           <w:tcPr>
-            <w:tcW w:type="dxa" w:w="2832"/>
+            <w:tcW w:type="dxa" w:w="3133"/>
           </w:tcPr>
           <w:p>
             <w:pPr>
@@ -10121,7 +10181,7 @@
         </w:tc>
         <w:tc>
           <w:tcPr>
-            <w:tcW w:type="dxa" w:w="6528"/>
+            <w:tcW w:type="dxa" w:w="6227"/>
           </w:tcPr>
           <w:p>
             <w:pPr>
@@ -10142,7 +10202,7 @@
         </w:trPr>
         <w:tc>
           <w:tcPr>
-            <w:tcW w:type="dxa" w:w="2832"/>
+            <w:tcW w:type="dxa" w:w="3133"/>
           </w:tcPr>
           <w:p>
             <w:pPr>
@@ -10158,7 +10218,7 @@
         </w:tc>
         <w:tc>
           <w:tcPr>
-            <w:tcW w:type="dxa" w:w="6528"/>
+            <w:tcW w:type="dxa" w:w="6227"/>
           </w:tcPr>
           <w:p>
             <w:pPr>
@@ -10179,7 +10239,7 @@
         </w:trPr>
         <w:tc>
           <w:tcPr>
-            <w:tcW w:type="dxa" w:w="2832"/>
+            <w:tcW w:type="dxa" w:w="3133"/>
           </w:tcPr>
           <w:p>
             <w:pPr>
@@ -10195,7 +10255,7 @@
         </w:tc>
         <w:tc>
           <w:tcPr>
-            <w:tcW w:type="dxa" w:w="6528"/>
+            <w:tcW w:type="dxa" w:w="6227"/>
           </w:tcPr>
           <w:p>
             <w:pPr>
@@ -10206,6 +10266,53 @@
                 <w:sz w:val="18"/>
               </w:rPr>
               <w:t>49/49 scripted chat tasks (87 turns); every evidence chain verifies, and a tampered copy is rejected</w:t>
+            </w:r>
+          </w:p>
+        </w:tc>
+      </w:tr>
+      <w:tr>
+        <w:tc>
+          <w:tcPr>
+            <w:tcW w:type="dxa" w:w="3133"/>
+          </w:tcPr>
+          <w:p>
+            <w:pPr>
+              <w:spacing w:before="20" w:after="20" w:line="240" w:lineRule="auto"/>
+            </w:pPr>
+            <w:r>
+              <w:rPr>
+                <w:sz w:val="18"/>
+              </w:rPr>
+              <w:t>Does it answer an owner's questions?</w:t>
+            </w:r>
+          </w:p>
+        </w:tc>
+        <w:tc>
+          <w:tcPr>
+            <w:tcW w:type="dxa" w:w="6227"/>
+          </w:tcPr>
+          <w:p>
+            <w:pPr>
+              <w:spacing w:before="20" w:after="20" w:line="240" w:lineRule="auto"/>
+            </w:pPr>
+            <w:r>
+              <w:rPr>
+                <w:sz w:val="18"/>
+              </w:rPr>
+              <w:t xml:space="preserve">A bank of 122 owner, CEO and CFO questions in English and Chinese, with rewordings (503 asks): 288 answered directly from the books (57%), 38 partly, 0 wrong, 177 declined honestly, naming the nearest thing FLOW can show. All 30 priority questions are answered in every wording. No question executes or queues anything (dev </w:t>
+            </w:r>
+            <w:r>
+              <w:rPr>
+                <w:rFonts w:ascii="Courier New" w:hAnsi="Courier New"/>
+                <w:sz w:val="18"/>
+              </w:rPr>
+              <w:t>3f0ed53e</w:t>
+            </w:r>
+            <w:r>
+              <w:rPr>
+                <w:sz w:val="18"/>
+              </w:rPr>
+              <w:t>, 17 Oct)</w:t>
             </w:r>
           </w:p>
         </w:tc>
@@ -10216,7 +10323,7 @@
         </w:trPr>
         <w:tc>
           <w:tcPr>
-            <w:tcW w:type="dxa" w:w="2832"/>
+            <w:tcW w:type="dxa" w:w="3133"/>
           </w:tcPr>
           <w:p>
             <w:pPr>
@@ -10232,7 +10339,7 @@
         </w:tc>
         <w:tc>
           <w:tcPr>
-            <w:tcW w:type="dxa" w:w="6528"/>
+            <w:tcW w:type="dxa" w:w="6227"/>
           </w:tcPr>
           <w:p>
             <w:pPr>
@@ -10253,7 +10360,7 @@
         </w:trPr>
         <w:tc>
           <w:tcPr>
-            <w:tcW w:type="dxa" w:w="2832"/>
+            <w:tcW w:type="dxa" w:w="3133"/>
           </w:tcPr>
           <w:p>
             <w:pPr>
@@ -10269,7 +10376,7 @@
         </w:tc>
         <w:tc>
           <w:tcPr>
-            <w:tcW w:type="dxa" w:w="6528"/>
+            <w:tcW w:type="dxa" w:w="6227"/>
           </w:tcPr>
           <w:p>
             <w:pPr>
@@ -13391,7 +13498,7 @@
         </w:trPr>
         <w:tc>
           <w:tcPr>
-            <w:tcW w:type="dxa" w:w="1703"/>
+            <w:tcW w:type="dxa" w:w="1692"/>
             <w:shd w:val="clear" w:color="auto" w:fill="E8EEFB"/>
           </w:tcPr>
           <w:p>
@@ -13410,7 +13517,7 @@
         </w:tc>
         <w:tc>
           <w:tcPr>
-            <w:tcW w:type="dxa" w:w="4021"/>
+            <w:tcW w:type="dxa" w:w="4084"/>
             <w:shd w:val="clear" w:color="auto" w:fill="E8EEFB"/>
           </w:tcPr>
           <w:p>
@@ -13429,7 +13536,7 @@
         </w:tc>
         <w:tc>
           <w:tcPr>
-            <w:tcW w:type="dxa" w:w="3635"/>
+            <w:tcW w:type="dxa" w:w="3585"/>
             <w:shd w:val="clear" w:color="auto" w:fill="E8EEFB"/>
           </w:tcPr>
           <w:p>
@@ -13453,7 +13560,7 @@
         </w:trPr>
         <w:tc>
           <w:tcPr>
-            <w:tcW w:type="dxa" w:w="1703"/>
+            <w:tcW w:type="dxa" w:w="1692"/>
           </w:tcPr>
           <w:p>
             <w:pPr>
@@ -13469,7 +13576,7 @@
         </w:tc>
         <w:tc>
           <w:tcPr>
-            <w:tcW w:type="dxa" w:w="4021"/>
+            <w:tcW w:type="dxa" w:w="4084"/>
           </w:tcPr>
           <w:p>
             <w:pPr>
@@ -13492,7 +13599,7 @@
         </w:tc>
         <w:tc>
           <w:tcPr>
-            <w:tcW w:type="dxa" w:w="3635"/>
+            <w:tcW w:type="dxa" w:w="3585"/>
           </w:tcPr>
           <w:p>
             <w:pPr>
@@ -13513,7 +13620,7 @@
         </w:trPr>
         <w:tc>
           <w:tcPr>
-            <w:tcW w:type="dxa" w:w="1703"/>
+            <w:tcW w:type="dxa" w:w="1692"/>
           </w:tcPr>
           <w:p>
             <w:pPr>
@@ -13529,7 +13636,7 @@
         </w:tc>
         <w:tc>
           <w:tcPr>
-            <w:tcW w:type="dxa" w:w="4021"/>
+            <w:tcW w:type="dxa" w:w="4084"/>
           </w:tcPr>
           <w:p>
             <w:pPr>
@@ -13578,7 +13685,7 @@
         </w:tc>
         <w:tc>
           <w:tcPr>
-            <w:tcW w:type="dxa" w:w="3635"/>
+            <w:tcW w:type="dxa" w:w="3585"/>
           </w:tcPr>
           <w:p>
             <w:pPr>
@@ -13599,7 +13706,7 @@
         </w:trPr>
         <w:tc>
           <w:tcPr>
-            <w:tcW w:type="dxa" w:w="1703"/>
+            <w:tcW w:type="dxa" w:w="1692"/>
           </w:tcPr>
           <w:p>
             <w:pPr>
@@ -13615,7 +13722,7 @@
         </w:tc>
         <w:tc>
           <w:tcPr>
-            <w:tcW w:type="dxa" w:w="4021"/>
+            <w:tcW w:type="dxa" w:w="4084"/>
           </w:tcPr>
           <w:p>
             <w:pPr>
@@ -13638,7 +13745,7 @@
         </w:tc>
         <w:tc>
           <w:tcPr>
-            <w:tcW w:type="dxa" w:w="3635"/>
+            <w:tcW w:type="dxa" w:w="3585"/>
           </w:tcPr>
           <w:p>
             <w:pPr>
@@ -13659,7 +13766,7 @@
         </w:trPr>
         <w:tc>
           <w:tcPr>
-            <w:tcW w:type="dxa" w:w="1703"/>
+            <w:tcW w:type="dxa" w:w="1692"/>
           </w:tcPr>
           <w:p>
             <w:pPr>
@@ -13675,7 +13782,7 @@
         </w:tc>
         <w:tc>
           <w:tcPr>
-            <w:tcW w:type="dxa" w:w="4021"/>
+            <w:tcW w:type="dxa" w:w="4084"/>
           </w:tcPr>
           <w:p>
             <w:pPr>
@@ -13698,7 +13805,7 @@
         </w:tc>
         <w:tc>
           <w:tcPr>
-            <w:tcW w:type="dxa" w:w="3635"/>
+            <w:tcW w:type="dxa" w:w="3585"/>
           </w:tcPr>
           <w:p>
             <w:pPr>
@@ -13719,7 +13826,7 @@
         </w:trPr>
         <w:tc>
           <w:tcPr>
-            <w:tcW w:type="dxa" w:w="1703"/>
+            <w:tcW w:type="dxa" w:w="1692"/>
           </w:tcPr>
           <w:p>
             <w:pPr>
@@ -13735,7 +13842,7 @@
         </w:tc>
         <w:tc>
           <w:tcPr>
-            <w:tcW w:type="dxa" w:w="4021"/>
+            <w:tcW w:type="dxa" w:w="4084"/>
           </w:tcPr>
           <w:p>
             <w:pPr>
@@ -13752,7 +13859,7 @@
         </w:tc>
         <w:tc>
           <w:tcPr>
-            <w:tcW w:type="dxa" w:w="3635"/>
+            <w:tcW w:type="dxa" w:w="3585"/>
           </w:tcPr>
           <w:p>
             <w:pPr>
@@ -13773,23 +13880,23 @@
         </w:trPr>
         <w:tc>
           <w:tcPr>
-            <w:tcW w:type="dxa" w:w="1703"/>
-          </w:tcPr>
-          <w:p>
-            <w:pPr>
-              <w:spacing w:before="20" w:after="20" w:line="240" w:lineRule="auto"/>
-            </w:pPr>
-            <w:r>
-              <w:rPr>
-                <w:sz w:val="18"/>
-              </w:rPr>
-              <w:t>Offline evaluation</w:t>
-            </w:r>
-          </w:p>
-        </w:tc>
-        <w:tc>
-          <w:tcPr>
-            <w:tcW w:type="dxa" w:w="4021"/>
+            <w:tcW w:type="dxa" w:w="1692"/>
+          </w:tcPr>
+          <w:p>
+            <w:pPr>
+              <w:spacing w:before="20" w:after="20" w:line="240" w:lineRule="auto"/>
+            </w:pPr>
+            <w:r>
+              <w:rPr>
+                <w:sz w:val="18"/>
+              </w:rPr>
+              <w:t>Owner questions</w:t>
+            </w:r>
+          </w:p>
+        </w:tc>
+        <w:tc>
+          <w:tcPr>
+            <w:tcW w:type="dxa" w:w="4084"/>
           </w:tcPr>
           <w:p>
             <w:pPr>
@@ -13800,29 +13907,36 @@
                 <w:rFonts w:ascii="Courier New" w:hAnsi="Courier New"/>
                 <w:sz w:val="18"/>
               </w:rPr>
-              <w:t>scripts/evaluate.py</w:t>
-            </w:r>
-            <w:r>
-              <w:rPr>
-                <w:sz w:val="18"/>
-              </w:rPr>
-              <w:t xml:space="preserve"> (7 min 41 s, including the funding brute force)</w:t>
-            </w:r>
-          </w:p>
-        </w:tc>
-        <w:tc>
-          <w:tcPr>
-            <w:tcW w:type="dxa" w:w="3635"/>
-          </w:tcPr>
-          <w:p>
-            <w:pPr>
-              <w:spacing w:before="20" w:after="20" w:line="240" w:lineRule="auto"/>
-            </w:pPr>
-            <w:r>
-              <w:rPr>
-                <w:sz w:val="18"/>
-              </w:rPr>
-              <w:t>every target met; figures in Tables 9 and 6</w:t>
+              <w:t>uv run python scripts/owner_questions_baseline.py</w:t>
+            </w:r>
+            <w:r>
+              <w:rPr>
+                <w:sz w:val="18"/>
+              </w:rPr>
+              <w:t xml:space="preserve"> (services/api), on dev </w:t>
+            </w:r>
+            <w:r>
+              <w:rPr>
+                <w:rFonts w:ascii="Courier New" w:hAnsi="Courier New"/>
+                <w:sz w:val="18"/>
+              </w:rPr>
+              <w:t>3f0ed53e</w:t>
+            </w:r>
+          </w:p>
+        </w:tc>
+        <w:tc>
+          <w:tcPr>
+            <w:tcW w:type="dxa" w:w="3585"/>
+          </w:tcPr>
+          <w:p>
+            <w:pPr>
+              <w:spacing w:before="20" w:after="20" w:line="240" w:lineRule="auto"/>
+            </w:pPr>
+            <w:r>
+              <w:rPr>
+                <w:sz w:val="18"/>
+              </w:rPr>
+              <w:t>288 answered, 38 partly, 0 wrong, 177 declined of 503</w:t>
             </w:r>
           </w:p>
         </w:tc>
@@ -13833,23 +13947,23 @@
         </w:trPr>
         <w:tc>
           <w:tcPr>
-            <w:tcW w:type="dxa" w:w="1703"/>
-          </w:tcPr>
-          <w:p>
-            <w:pPr>
-              <w:spacing w:before="20" w:after="20" w:line="240" w:lineRule="auto"/>
-            </w:pPr>
-            <w:r>
-              <w:rPr>
-                <w:sz w:val="18"/>
-              </w:rPr>
-              <w:t>Autonomy funnel</w:t>
-            </w:r>
-          </w:p>
-        </w:tc>
-        <w:tc>
-          <w:tcPr>
-            <w:tcW w:type="dxa" w:w="4021"/>
+            <w:tcW w:type="dxa" w:w="1692"/>
+          </w:tcPr>
+          <w:p>
+            <w:pPr>
+              <w:spacing w:before="20" w:after="20" w:line="240" w:lineRule="auto"/>
+            </w:pPr>
+            <w:r>
+              <w:rPr>
+                <w:sz w:val="18"/>
+              </w:rPr>
+              <w:t>Offline evaluation</w:t>
+            </w:r>
+          </w:p>
+        </w:tc>
+        <w:tc>
+          <w:tcPr>
+            <w:tcW w:type="dxa" w:w="4084"/>
           </w:tcPr>
           <w:p>
             <w:pPr>
@@ -13860,23 +13974,29 @@
                 <w:rFonts w:ascii="Courier New" w:hAnsi="Courier New"/>
                 <w:sz w:val="18"/>
               </w:rPr>
-              <w:t>scripts/analysis/autonomy_funnel.py fixtures/heldout3 fixtures/heldout2</w:t>
-            </w:r>
-          </w:p>
-        </w:tc>
-        <w:tc>
-          <w:tcPr>
-            <w:tcW w:type="dxa" w:w="3635"/>
-          </w:tcPr>
-          <w:p>
-            <w:pPr>
-              <w:spacing w:before="20" w:after="20" w:line="240" w:lineRule="auto"/>
-            </w:pPr>
-            <w:r>
-              <w:rPr>
-                <w:sz w:val="18"/>
-              </w:rPr>
-              <w:t>Table 7</w:t>
+              <w:t>scripts/evaluate.py</w:t>
+            </w:r>
+            <w:r>
+              <w:rPr>
+                <w:sz w:val="18"/>
+              </w:rPr>
+              <w:t xml:space="preserve"> (7 min 41 s, including the funding brute force)</w:t>
+            </w:r>
+          </w:p>
+        </w:tc>
+        <w:tc>
+          <w:tcPr>
+            <w:tcW w:type="dxa" w:w="3585"/>
+          </w:tcPr>
+          <w:p>
+            <w:pPr>
+              <w:spacing w:before="20" w:after="20" w:line="240" w:lineRule="auto"/>
+            </w:pPr>
+            <w:r>
+              <w:rPr>
+                <w:sz w:val="18"/>
+              </w:rPr>
+              <w:t>every target met; figures in Tables 9 and 6</w:t>
             </w:r>
           </w:p>
         </w:tc>
@@ -13887,23 +14007,23 @@
         </w:trPr>
         <w:tc>
           <w:tcPr>
-            <w:tcW w:type="dxa" w:w="1703"/>
-          </w:tcPr>
-          <w:p>
-            <w:pPr>
-              <w:spacing w:before="20" w:after="20" w:line="240" w:lineRule="auto"/>
-            </w:pPr>
-            <w:r>
-              <w:rPr>
-                <w:sz w:val="18"/>
-              </w:rPr>
-              <w:t>Contract reading</w:t>
-            </w:r>
-          </w:p>
-        </w:tc>
-        <w:tc>
-          <w:tcPr>
-            <w:tcW w:type="dxa" w:w="4021"/>
+            <w:tcW w:type="dxa" w:w="1692"/>
+          </w:tcPr>
+          <w:p>
+            <w:pPr>
+              <w:spacing w:before="20" w:after="20" w:line="240" w:lineRule="auto"/>
+            </w:pPr>
+            <w:r>
+              <w:rPr>
+                <w:sz w:val="18"/>
+              </w:rPr>
+              <w:t>Autonomy funnel</w:t>
+            </w:r>
+          </w:p>
+        </w:tc>
+        <w:tc>
+          <w:tcPr>
+            <w:tcW w:type="dxa" w:w="4084"/>
           </w:tcPr>
           <w:p>
             <w:pPr>
@@ -13914,29 +14034,23 @@
                 <w:rFonts w:ascii="Courier New" w:hAnsi="Courier New"/>
                 <w:sz w:val="18"/>
               </w:rPr>
-              <w:t>scripts/eval_contracts.py</w:t>
-            </w:r>
-            <w:r>
-              <w:rPr>
-                <w:sz w:val="18"/>
-              </w:rPr>
-              <w:t xml:space="preserve"> on the 70 synthetic contracts, recorded DeepSeek readings</w:t>
-            </w:r>
-          </w:p>
-        </w:tc>
-        <w:tc>
-          <w:tcPr>
-            <w:tcW w:type="dxa" w:w="3635"/>
-          </w:tcPr>
-          <w:p>
-            <w:pPr>
-              <w:spacing w:before="20" w:after="20" w:line="240" w:lineRule="auto"/>
-            </w:pPr>
-            <w:r>
-              <w:rPr>
-                <w:sz w:val="18"/>
-              </w:rPr>
-              <w:t>75% held-out, 86% after fixes, 98% tuned; measured in session, 17 Oct</w:t>
+              <w:t>scripts/analysis/autonomy_funnel.py fixtures/heldout3 fixtures/heldout2</w:t>
+            </w:r>
+          </w:p>
+        </w:tc>
+        <w:tc>
+          <w:tcPr>
+            <w:tcW w:type="dxa" w:w="3585"/>
+          </w:tcPr>
+          <w:p>
+            <w:pPr>
+              <w:spacing w:before="20" w:after="20" w:line="240" w:lineRule="auto"/>
+            </w:pPr>
+            <w:r>
+              <w:rPr>
+                <w:sz w:val="18"/>
+              </w:rPr>
+              <w:t>Table 7</w:t>
             </w:r>
           </w:p>
         </w:tc>
@@ -13947,7 +14061,67 @@
         </w:trPr>
         <w:tc>
           <w:tcPr>
-            <w:tcW w:type="dxa" w:w="1703"/>
+            <w:tcW w:type="dxa" w:w="1692"/>
+          </w:tcPr>
+          <w:p>
+            <w:pPr>
+              <w:spacing w:before="20" w:after="20" w:line="240" w:lineRule="auto"/>
+            </w:pPr>
+            <w:r>
+              <w:rPr>
+                <w:sz w:val="18"/>
+              </w:rPr>
+              <w:t>Contract reading</w:t>
+            </w:r>
+          </w:p>
+        </w:tc>
+        <w:tc>
+          <w:tcPr>
+            <w:tcW w:type="dxa" w:w="4084"/>
+          </w:tcPr>
+          <w:p>
+            <w:pPr>
+              <w:spacing w:before="20" w:after="20" w:line="240" w:lineRule="auto"/>
+            </w:pPr>
+            <w:r>
+              <w:rPr>
+                <w:rFonts w:ascii="Courier New" w:hAnsi="Courier New"/>
+                <w:sz w:val="18"/>
+              </w:rPr>
+              <w:t>scripts/eval_contracts.py</w:t>
+            </w:r>
+            <w:r>
+              <w:rPr>
+                <w:sz w:val="18"/>
+              </w:rPr>
+              <w:t xml:space="preserve"> on the 70 synthetic contracts, recorded DeepSeek readings</w:t>
+            </w:r>
+          </w:p>
+        </w:tc>
+        <w:tc>
+          <w:tcPr>
+            <w:tcW w:type="dxa" w:w="3585"/>
+          </w:tcPr>
+          <w:p>
+            <w:pPr>
+              <w:spacing w:before="20" w:after="20" w:line="240" w:lineRule="auto"/>
+            </w:pPr>
+            <w:r>
+              <w:rPr>
+                <w:sz w:val="18"/>
+              </w:rPr>
+              <w:t>75% held-out, 86% after fixes, 98% tuned; measured in session, 17 Oct</w:t>
+            </w:r>
+          </w:p>
+        </w:tc>
+      </w:tr>
+      <w:tr>
+        <w:trPr>
+          <w:cantSplit w:val="true"/>
+        </w:trPr>
+        <w:tc>
+          <w:tcPr>
+            <w:tcW w:type="dxa" w:w="1692"/>
           </w:tcPr>
           <w:p>
             <w:pPr>
@@ -13963,7 +14137,7 @@
         </w:tc>
         <w:tc>
           <w:tcPr>
-            <w:tcW w:type="dxa" w:w="4021"/>
+            <w:tcW w:type="dxa" w:w="4084"/>
           </w:tcPr>
           <w:p>
             <w:pPr>
@@ -13986,7 +14160,7 @@
         </w:tc>
         <w:tc>
           <w:tcPr>
-            <w:tcW w:type="dxa" w:w="3635"/>
+            <w:tcW w:type="dxa" w:w="3585"/>
           </w:tcPr>
           <w:p>
             <w:pPr>

--- a/docs/deliverables/out/Technical_Document.docx
+++ b/docs/deliverables/out/Technical_Document.docx
@@ -5233,7 +5233,7 @@
         <w:rPr>
           <w:sz w:val="20"/>
         </w:rPr>
-        <w:t xml:space="preserve"> hold a document's reading with each term's quoted clause and the owner's hash-bound decision (ADR-0012).</w:t>
+        <w:t xml:space="preserve"> hold a document's reading with each term's quoted clause and the owner's hash-bound decision (ADR-0012). From a confirmed customer contract, the owner can set up that customer's repeating invoice in the books, so the forecast counts it (ADR-0014).</w:t>
       </w:r>
     </w:p>
     <w:p>
@@ -11249,7 +11249,7 @@
         <w:rPr>
           <w:sz w:val="20"/>
         </w:rPr>
-        <w:t>an equipment purchase;</w:t>
+        <w:t>setting up a confirmed contract's repeating invoice in the books (ADR-0014);</w:t>
       </w:r>
     </w:p>
     <w:p>
@@ -11265,7 +11265,7 @@
         <w:rPr>
           <w:sz w:val="20"/>
         </w:rPr>
-        <w:t>a draw above the rate ceiling;</w:t>
+        <w:t>adding a customer to the books;</w:t>
       </w:r>
     </w:p>
     <w:p>
@@ -11281,6 +11281,38 @@
         <w:rPr>
           <w:sz w:val="20"/>
         </w:rPr>
+        <w:t>an equipment purchase;</w:t>
+      </w:r>
+    </w:p>
+    <w:p>
+      <w:pPr>
+        <w:pStyle w:val="ListBullet3"/>
+        <w:tabs>
+          <w:tab w:pos="1152" w:val="left"/>
+        </w:tabs>
+        <w:spacing w:before="0" w:after="60" w:line="259" w:lineRule="auto"/>
+        <w:ind w:left="1152" w:hanging="288"/>
+      </w:pPr>
+      <w:r>
+        <w:rPr>
+          <w:sz w:val="20"/>
+        </w:rPr>
+        <w:t>a draw above the rate ceiling;</w:t>
+      </w:r>
+    </w:p>
+    <w:p>
+      <w:pPr>
+        <w:pStyle w:val="ListBullet3"/>
+        <w:tabs>
+          <w:tab w:pos="1152" w:val="left"/>
+        </w:tabs>
+        <w:spacing w:before="0" w:after="60" w:line="259" w:lineRule="auto"/>
+        <w:ind w:left="1152" w:hanging="288"/>
+      </w:pPr>
+      <w:r>
+        <w:rPr>
+          <w:sz w:val="20"/>
+        </w:rPr>
         <w:t>a receipt reported by anyone other than the bank or the owner.</w:t>
       </w:r>
     </w:p>
@@ -11944,7 +11976,23 @@
         <w:rPr>
           <w:sz w:val="20"/>
         </w:rPr>
-        <w:t>A confirmed document never changes the books. After confirming, FLOW says what was saved, under which customer, and that the forecast is unchanged.</w:t>
+        <w:t>Confirming a document never changes the books. After confirming, FLOW says what was saved, under which customer, and that the forecast is unchanged.</w:t>
+      </w:r>
+    </w:p>
+    <w:p>
+      <w:pPr>
+        <w:pStyle w:val="ListBullet3"/>
+        <w:tabs>
+          <w:tab w:pos="1152" w:val="left"/>
+        </w:tabs>
+        <w:spacing w:before="0" w:after="60" w:line="259" w:lineRule="auto"/>
+        <w:ind w:left="1152" w:hanging="288"/>
+      </w:pPr>
+      <w:r>
+        <w:rPr>
+          <w:sz w:val="20"/>
+        </w:rPr>
+        <w:t>Only a separate owner step, "Set up in my books", can add a confirmed customer contract's repeating invoice (ADR-0014). It uses only terms quoted word for word and re-read by code, is bound to the document and the exact terms shown, is re-checked on today's books, is logged, and can be undone. The agent, buyers and the bank feed are refused.</w:t>
       </w:r>
     </w:p>
     <w:p>
@@ -15235,7 +15283,7 @@
         <w:rPr>
           <w:sz w:val="20"/>
         </w:rPr>
-        <w:t xml:space="preserve"> Contract reading is 75% on unseen text-layer contracts. Scans and photos are refused, since there is no OCR. Confirming a contract files its reading but does not change the books.</w:t>
+        <w:t xml:space="preserve"> Contract reading is 75% on unseen text-layer contracts. Scans and photos are refused, since there is no OCR. Setting up a contract's invoices covers one repeating invoice per contract; a contract that differs from a repeating invoice already in the books is refused rather than replacing it, and rebates and milestones are shown, not set up.</w:t>
       </w:r>
     </w:p>
     <w:p>
@@ -16419,6 +16467,19 @@
               </w:rPr>
               <w:t>POST /nl/opener</w:t>
             </w:r>
+            <w:r>
+              <w:rPr>
+                <w:sz w:val="18"/>
+              </w:rPr>
+              <w:t xml:space="preserve">; </w:t>
+            </w:r>
+            <w:r>
+              <w:rPr>
+                <w:rFonts w:ascii="Courier New" w:hAnsi="Courier New"/>
+                <w:sz w:val="18"/>
+              </w:rPr>
+              <w:t>POST /nl/session/reset</w:t>
+            </w:r>
           </w:p>
         </w:tc>
       </w:tr>
@@ -16848,6 +16909,71 @@
                 <w:sz w:val="18"/>
               </w:rPr>
               <w:t>/reject</w:t>
+            </w:r>
+            <w:r>
+              <w:rPr>
+                <w:sz w:val="18"/>
+              </w:rPr>
+              <w:t xml:space="preserve">, </w:t>
+            </w:r>
+            <w:r>
+              <w:rPr>
+                <w:rFonts w:ascii="Courier New" w:hAnsi="Courier New"/>
+                <w:sz w:val="18"/>
+              </w:rPr>
+              <w:t>/refile</w:t>
+            </w:r>
+            <w:r>
+              <w:rPr>
+                <w:sz w:val="18"/>
+              </w:rPr>
+              <w:t xml:space="preserve">; </w:t>
+            </w:r>
+            <w:r>
+              <w:rPr>
+                <w:rFonts w:ascii="Courier New" w:hAnsi="Courier New"/>
+                <w:sz w:val="18"/>
+              </w:rPr>
+              <w:t>GET</w:t>
+            </w:r>
+            <w:r>
+              <w:rPr>
+                <w:sz w:val="18"/>
+              </w:rPr>
+              <w:t>/</w:t>
+            </w:r>
+            <w:r>
+              <w:rPr>
+                <w:rFonts w:ascii="Courier New" w:hAnsi="Courier New"/>
+                <w:sz w:val="18"/>
+              </w:rPr>
+              <w:t>POST /documents/{id}/terms</w:t>
+            </w:r>
+            <w:r>
+              <w:rPr>
+                <w:sz w:val="18"/>
+              </w:rPr>
+              <w:t xml:space="preserve">, </w:t>
+            </w:r>
+            <w:r>
+              <w:rPr>
+                <w:rFonts w:ascii="Courier New" w:hAnsi="Courier New"/>
+                <w:sz w:val="18"/>
+              </w:rPr>
+              <w:t>POST /documents/{id}/terms/undo</w:t>
+            </w:r>
+            <w:r>
+              <w:rPr>
+                <w:sz w:val="18"/>
+              </w:rPr>
+              <w:t xml:space="preserve">; </w:t>
+            </w:r>
+            <w:r>
+              <w:rPr>
+                <w:rFonts w:ascii="Courier New" w:hAnsi="Courier New"/>
+                <w:sz w:val="18"/>
+              </w:rPr>
+              <w:t>POST /customers</w:t>
             </w:r>
             <w:r>
               <w:rPr>

--- a/docs/deliverables/out/Technical_Document.docx
+++ b/docs/deliverables/out/Technical_Document.docx
@@ -21445,7 +21445,72 @@
         <w:rPr>
           <w:sz w:val="20"/>
         </w:rPr>
-        <w:t xml:space="preserve"> The lead fills these in after the final recording. They are kept together here, as one list.</w:t>
+        <w:t xml:space="preserve"> Two recordings of build </w:t>
+      </w:r>
+      <w:r>
+        <w:rPr>
+          <w:rFonts w:ascii="Courier New" w:hAnsi="Courier New"/>
+          <w:sz w:val="18"/>
+        </w:rPr>
+        <w:t>ed5e0932</w:t>
+      </w:r>
+      <w:r>
+        <w:rPr>
+          <w:sz w:val="20"/>
+        </w:rPr>
+        <w:t xml:space="preserve"> (18 Oct 2026), made by </w:t>
+      </w:r>
+      <w:r>
+        <w:rPr>
+          <w:rFonts w:ascii="Courier New" w:hAnsi="Courier New"/>
+          <w:sz w:val="18"/>
+        </w:rPr>
+        <w:t>pnpm demo:video</w:t>
+      </w:r>
+      <w:r>
+        <w:rPr>
+          <w:sz w:val="20"/>
+        </w:rPr>
+        <w:t>: the submission video (</w:t>
+      </w:r>
+      <w:r>
+        <w:rPr>
+          <w:rFonts w:ascii="Courier New" w:hAnsi="Courier New"/>
+          <w:sz w:val="18"/>
+        </w:rPr>
+        <w:t>flow-demo-5min</w:t>
+      </w:r>
+      <w:r>
+        <w:rPr>
+          <w:sz w:val="20"/>
+        </w:rPr>
+        <w:t>, 4:22) and the full tour (</w:t>
+      </w:r>
+      <w:r>
+        <w:rPr>
+          <w:rFonts w:ascii="Courier New" w:hAnsi="Courier New"/>
+          <w:sz w:val="18"/>
+        </w:rPr>
+        <w:t>flow-full-tour</w:t>
+      </w:r>
+      <w:r>
+        <w:rPr>
+          <w:sz w:val="20"/>
+        </w:rPr>
+        <w:t xml:space="preserve">, 17:31). The chapter lists are in </w:t>
+      </w:r>
+      <w:r>
+        <w:rPr>
+          <w:rFonts w:ascii="Courier New" w:hAnsi="Courier New"/>
+          <w:sz w:val="18"/>
+        </w:rPr>
+        <w:t>docs/deliverables/video/README.md</w:t>
+      </w:r>
+      <w:r>
+        <w:rPr>
+          <w:sz w:val="20"/>
+        </w:rPr>
+        <w:t>.</w:t>
       </w:r>
     </w:p>
     <w:p>
@@ -21463,7 +21528,7 @@
         <w:rPr>
           <w:sz w:val="20"/>
         </w:rPr>
-        <w:t>Setting up the books: [VIDEO: mm:ss]</w:t>
+        <w:t>Setting up the books: full tour 0:16; submission video 0:12</w:t>
       </w:r>
     </w:p>
     <w:p>
@@ -21481,7 +21546,7 @@
         <w:rPr>
           <w:sz w:val="20"/>
         </w:rPr>
-        <w:t>The daily view: [VIDEO: mm:ss]</w:t>
+        <w:t>The daily view: full tour 2:48; submission video 0:40</w:t>
       </w:r>
     </w:p>
     <w:p>
@@ -21499,7 +21564,7 @@
         <w:rPr>
           <w:sz w:val="20"/>
         </w:rPr>
-        <w:t>Documents: [VIDEO: mm:ss]</w:t>
+        <w:t>Documents: full tour 4:06; submission video 3:06 (a contract becomes invoices)</w:t>
       </w:r>
     </w:p>
     <w:p>
@@ -21517,7 +21582,7 @@
         <w:rPr>
           <w:sz w:val="20"/>
         </w:rPr>
-        <w:t>Customers: [VIDEO: mm:ss]</w:t>
+        <w:t>Customers: full tour 6:12</w:t>
       </w:r>
     </w:p>
     <w:p>
@@ -21535,7 +21600,7 @@
         <w:rPr>
           <w:sz w:val="20"/>
         </w:rPr>
-        <w:t>Deals and negotiation: [VIDEO: mm:ss]</w:t>
+        <w:t>Deals and negotiation: full tour 6:45; submission video 1:07 (the buyer asks), 1:19 (FLOW decides), 1:40 (the counter is sent), 1:53 (the deal, followed)</w:t>
       </w:r>
     </w:p>
     <w:p>
@@ -21553,7 +21618,7 @@
         <w:rPr>
           <w:sz w:val="20"/>
         </w:rPr>
-        <w:t>Money and approvals: [VIDEO: mm:ss]</w:t>
+        <w:t>Money and approvals: full tour 9:34; submission video 2:35 (the owner decides)</w:t>
       </w:r>
     </w:p>
     <w:p>
@@ -21571,7 +21636,7 @@
         <w:rPr>
           <w:sz w:val="20"/>
         </w:rPr>
-        <w:t>Time passing: invoices, receipts, a late payment, the cure, reconciliation: [VIDEO: mm:ss]</w:t>
+        <w:t>Time passing: invoices, receipts, a late payment, the cure, reconciliation: full tour 10:19; submission video 2:04, 2:18, 2:52</w:t>
       </w:r>
     </w:p>
     <w:p>
@@ -21589,7 +21654,7 @@
         <w:rPr>
           <w:sz w:val="20"/>
         </w:rPr>
-        <w:t>Ask FLOW: [VIDEO: mm:ss]</w:t>
+        <w:t>Ask FLOW: full tour 11:52; submission video 3:30</w:t>
       </w:r>
     </w:p>
     <w:p>
@@ -21607,7 +21672,7 @@
         <w:rPr>
           <w:sz w:val="20"/>
         </w:rPr>
-        <w:t>What-if and strategy: [VIDEO: mm:ss]</w:t>
+        <w:t>What-if and strategy: full tour 13:12</w:t>
       </w:r>
     </w:p>
     <w:p>
@@ -21625,7 +21690,7 @@
         <w:rPr>
           <w:sz w:val="20"/>
         </w:rPr>
-        <w:t>Capex: [VIDEO: mm:ss]</w:t>
+        <w:t>Capex: full tour 13:54</w:t>
       </w:r>
     </w:p>
     <w:p>
@@ -21643,7 +21708,7 @@
         <w:rPr>
           <w:sz w:val="20"/>
         </w:rPr>
-        <w:t>Records, evidence and security: [VIDEO: mm:ss]</w:t>
+        <w:t>Records, evidence and security: full tour 15:16 (records and judging), 16:48 (security); submission video 3:58</w:t>
       </w:r>
     </w:p>
     <w:p>

--- a/docs/deliverables/out/Technical_Document.docx
+++ b/docs/deliverables/out/Technical_Document.docx
@@ -1330,7 +1330,7 @@
           <w:noProof/>
         </w:rPr>
         <w:drawing>
-          <wp:inline distT="0" distB="0" distL="0" distR="0" wp14:anchorId="2AECB76B" wp14:editId="56455983">
+          <wp:inline distT="0" distB="0" distL="0" distR="0" wp14:anchorId="3584EE41" wp14:editId="47B4F314">
             <wp:extent cx="3397360" cy="4389120"/>
             <wp:effectExtent l="0" t="0" r="0" b="0"/>
             <wp:docPr id="1" name="Picture 1"/>
@@ -1475,6 +1475,7 @@
           <w:b/>
           <w:sz w:val="20"/>
         </w:rPr>
+        <w:lastRenderedPageBreak/>
         <w:t>One deterministic pipeline.</w:t>
       </w:r>
       <w:r>
@@ -2195,7 +2196,14 @@
               <w:rPr>
                 <w:sz w:val="18"/>
               </w:rPr>
-              <w:t xml:space="preserve"> (</w:t>
+              <w:t xml:space="preserve"> </w:t>
+            </w:r>
+            <w:r>
+              <w:rPr>
+                <w:sz w:val="18"/>
+              </w:rPr>
+              <w:lastRenderedPageBreak/>
+              <w:t>(</w:t>
             </w:r>
             <w:r>
               <w:rPr>
@@ -2224,6 +2232,7 @@
               <w:rPr>
                 <w:sz w:val="18"/>
               </w:rPr>
+              <w:lastRenderedPageBreak/>
               <w:t>Opens any customer by name</w:t>
             </w:r>
           </w:p>
@@ -2240,7 +2249,14 @@
               <w:rPr>
                 <w:sz w:val="18"/>
               </w:rPr>
-              <w:t>What the customer is worth, what is outstanding, the financing linked to it and its share of what the business is owed; the receivable-to-cash flow; its deals and record; how it has paid; concentration and exposure, with a link that redraws Cash with that customer 30 days late; an inputs sheet for facts the books do not hold</w:t>
+              <w:t xml:space="preserve">What the customer is worth, what is outstanding, the financing linked to it and </w:t>
+            </w:r>
+            <w:r>
+              <w:rPr>
+                <w:sz w:val="18"/>
+              </w:rPr>
+              <w:lastRenderedPageBreak/>
+              <w:t>its share of what the business is owed; the receivable-to-cash flow; its deals and record; how it has paid; concentration and exposure, with a link that redraws Cash with that customer 30 days late; an inputs sheet for facts the books do not hold</w:t>
             </w:r>
           </w:p>
         </w:tc>
@@ -2259,6 +2275,7 @@
                 <w:b/>
                 <w:sz w:val="18"/>
               </w:rPr>
+              <w:lastRenderedPageBreak/>
               <w:t>Deals</w:t>
             </w:r>
             <w:r>
@@ -2945,7 +2962,7 @@
               <w:rPr>
                 <w:sz w:val="18"/>
               </w:rPr>
-              <w:t>Speaks first; answers from the books as cards with links to the page that shows the answer; proposes plans that run only on "go ahead"</w:t>
+              <w:t>Speaks first; answers from the books as cards with links to the page that shows the answer; proposes plans that run only on "go ahead"; the full page holds the conversation in one card</w:t>
             </w:r>
           </w:p>
         </w:tc>
@@ -3226,6 +3243,7 @@
         <w:rPr>
           <w:sz w:val="20"/>
         </w:rPr>
+        <w:lastRenderedPageBreak/>
         <w:t>We do not claim that FLOW is a lender, broker or adviser, that it complies with any bank's covenants, or that it reads contracts or messages perfectly. It does not. Section 03 says by how much.</w:t>
       </w:r>
     </w:p>
@@ -3305,7 +3323,7 @@
           <w:noProof/>
         </w:rPr>
         <w:drawing>
-          <wp:inline distT="0" distB="0" distL="0" distR="0" wp14:anchorId="3D87E808" wp14:editId="21DD54E6">
+          <wp:inline distT="0" distB="0" distL="0" distR="0" wp14:anchorId="03DE1A57" wp14:editId="7AA5276F">
             <wp:extent cx="4876800" cy="4389120"/>
             <wp:effectExtent l="0" t="0" r="0" b="0"/>
             <wp:docPr id="2" name="Picture 2"/>
@@ -3647,6 +3665,7 @@
                 <w:b/>
                 <w:sz w:val="18"/>
               </w:rPr>
+              <w:lastRenderedPageBreak/>
               <w:t>Negotiator</w:t>
             </w:r>
           </w:p>
@@ -4012,8 +4031,9 @@
         <w:rPr>
           <w:noProof/>
         </w:rPr>
+        <w:lastRenderedPageBreak/>
         <w:drawing>
-          <wp:inline distT="0" distB="0" distL="0" distR="0" wp14:anchorId="430EB4CD" wp14:editId="263AED9F">
+          <wp:inline distT="0" distB="0" distL="0" distR="0" wp14:anchorId="2CE6D77E" wp14:editId="2EE5D484">
             <wp:extent cx="3425654" cy="4389119"/>
             <wp:effectExtent l="0" t="0" r="0" b="0"/>
             <wp:docPr id="3" name="Picture 3"/>
@@ -4277,6 +4297,7 @@
           <w:b/>
           <w:sz w:val="20"/>
         </w:rPr>
+        <w:lastRenderedPageBreak/>
         <w:t>Compiling</w:t>
       </w:r>
       <w:r>
@@ -5005,6 +5026,7 @@
         <w:rPr>
           <w:sz w:val="20"/>
         </w:rPr>
+        <w:lastRenderedPageBreak/>
         <w:t>the chat harness (</w:t>
       </w:r>
       <w:r>
@@ -6096,6 +6118,7 @@
           <w:b/>
           <w:sz w:val="20"/>
         </w:rPr>
+        <w:lastRenderedPageBreak/>
         <w:t>Model provider.</w:t>
       </w:r>
       <w:r>
@@ -6340,25 +6363,79 @@
           <w:b/>
           <w:sz w:val="20"/>
         </w:rPr>
-        <w:t>Everyday wording.</w:t>
-      </w:r>
-      <w:r>
-        <w:rPr>
-          <w:sz w:val="20"/>
-        </w:rPr>
-        <w:t xml:space="preserve"> After the literal patterns, a scored matcher reads casual, misspelt or worried wording in both languages ("can my company survive this month?", </w:t>
-      </w:r>
-      <w:r>
-        <w:rPr>
-          <w:sz w:val="20"/>
-        </w:rPr>
-        <w:t>我们撑得过这个季度吗</w:t>
-      </w:r>
-      <w:r>
-        <w:rPr>
-          <w:sz w:val="20"/>
-        </w:rPr>
-        <w:t>) and answers only when one question clearly wins. A horizon longer than the 120-day forecast is answered on the forecast and says so. A question about the business that no rule reads still goes to the books, never to a flat refusal.</w:t>
+        <w:t>A terms question prices the terms asked for.</w:t>
+      </w:r>
+      <w:r>
+        <w:rPr>
+          <w:sz w:val="20"/>
+        </w:rPr>
+        <w:t xml:space="preserve"> "From 45 to 60 days", "60 days instead of 45" or </w:t>
+      </w:r>
+      <w:r>
+        <w:rPr>
+          <w:sz w:val="20"/>
+        </w:rPr>
+        <w:t>账期从</w:t>
+      </w:r>
+      <w:r>
+        <w:rPr>
+          <w:sz w:val="20"/>
+        </w:rPr>
+        <w:t>45</w:t>
+      </w:r>
+      <w:r>
+        <w:rPr>
+          <w:sz w:val="20"/>
+        </w:rPr>
+        <w:t>天改成</w:t>
+      </w:r>
+      <w:r>
+        <w:rPr>
+          <w:sz w:val="20"/>
+        </w:rPr>
+        <w:t>60</w:t>
+      </w:r>
+      <w:r>
+        <w:rPr>
+          <w:sz w:val="20"/>
+        </w:rPr>
+        <w:t>天</w:t>
+      </w:r>
+      <w:r>
+        <w:rPr>
+          <w:sz w:val="20"/>
+        </w:rPr>
+        <w:t xml:space="preserve"> is read for the terms asked for apart from the ones they replace (to, instead of, </w:t>
+      </w:r>
+      <w:r>
+        <w:rPr>
+          <w:sz w:val="20"/>
+        </w:rPr>
+        <w:t>改成</w:t>
+      </w:r>
+      <w:r>
+        <w:rPr>
+          <w:sz w:val="20"/>
+        </w:rPr>
+        <w:t xml:space="preserve">, </w:t>
+      </w:r>
+      <w:r>
+        <w:rPr>
+          <w:sz w:val="20"/>
+        </w:rPr>
+        <w:t>延长到</w:t>
+      </w:r>
+      <w:r>
+        <w:rPr>
+          <w:sz w:val="20"/>
+        </w:rPr>
+        <w:t>). Day counts the words do not tell apart are asked back, never guessed, and the days of an early-payment window ("2% off if they pay in 10 days") are not terms. Terms no longer than the buyer's current ones are never priced and never called acceptable: FLOW says what the buyer is on today and asks for the longer terms to test. The answer, the router's tool a</w:t>
+      </w:r>
+      <w:r>
+        <w:rPr>
+          <w:sz w:val="20"/>
+        </w:rPr>
+        <w:t>nd the what-if share one writer.</w:t>
       </w:r>
     </w:p>
     <w:p>
@@ -6375,58 +6452,19 @@
           <w:b/>
           <w:sz w:val="20"/>
         </w:rPr>
-        <w:t>The question router (ADR-0015).</w:t>
-      </w:r>
-      <w:r>
-        <w:rPr>
-          <w:sz w:val="20"/>
-        </w:rPr>
-        <w:t xml:space="preserve"> When the deterministic answers and the topic reads both miss, a model may choose up to three of 40 read-only tools and fill their typed slots; code answers. It sees only the redacted question, fenced as data, and the tool menu, never the books. Its output is validated strictly: a canary check, exact JSON with no extra or duplicate keys, known tools, every slot checked against its schema twice. One bad call rejects the whole response, and a rejection, timeout, provider error or cache miss falls back to the </w:t>
-      </w:r>
-      <w:r>
-        <w:rPr>
-          <w:sz w:val="20"/>
-        </w:rPr>
-        <w:t xml:space="preserve">honest "I cannot answer that yet" with the nearest read. It runs for the owner only, behind </w:t>
-      </w:r>
-      <w:r>
-        <w:rPr>
-          <w:rFonts w:ascii="Courier New" w:hAnsi="Courier New"/>
-          <w:sz w:val="18"/>
-        </w:rPr>
-        <w:t>FEATURE_ASK_ROUTER</w:t>
-      </w:r>
-      <w:r>
-        <w:rPr>
-          <w:sz w:val="20"/>
-        </w:rPr>
-        <w:t xml:space="preserve">, and only in live mode: the flag is on in </w:t>
-      </w:r>
-      <w:r>
-        <w:rPr>
-          <w:rFonts w:ascii="Courier New" w:hAnsi="Courier New"/>
-          <w:sz w:val="18"/>
-        </w:rPr>
-        <w:t>pnpm demo</w:t>
-      </w:r>
-      <w:r>
-        <w:rPr>
-          <w:sz w:val="20"/>
-        </w:rPr>
-        <w:t xml:space="preserve">, but no routes are recorded, so offline it changes nothing. Logs keep a hash of the question, never its text. The ADR is still </w:t>
-      </w:r>
-      <w:r>
-        <w:rPr>
-          <w:i/>
-          <w:sz w:val="20"/>
-        </w:rPr>
-        <w:t>proposed</w:t>
-      </w:r>
-      <w:r>
-        <w:rPr>
-          <w:sz w:val="20"/>
-        </w:rPr>
-        <w:t xml:space="preserve"> and the Security Lead's review is pending.</w:t>
+        <w:t>"Can I pay everyone?"</w:t>
+      </w:r>
+      <w:r>
+        <w:rPr>
+          <w:sz w:val="20"/>
+        </w:rPr>
+        <w:t xml:space="preserve"> "Can I pay everyone?" or "Can I pay all my bills this month?" adds every outflow in the window (this month, or the next 30 days when none is named): payroll, suppliers, loan payments and the rest. It checks them against the reserve and against zero on the conservative forecast Home draws, and says yes or no, the first day below the reserve, the day below zero and the lowest point. When cash falls short, the answer offers FLOW's plan with its cost and saves it as "fund the cash gap" does, so the owner's "go</w:t>
+      </w:r>
+      <w:r>
+        <w:rPr>
+          <w:sz w:val="20"/>
+        </w:rPr>
+        <w:t xml:space="preserve"> ahead" runs it, or queues it for approval, through the executor and the mandate checks. The answer itself runs nothing and adds no execution path, and it never replaces a different kind of plan that waits.</w:t>
       </w:r>
     </w:p>
     <w:p>
@@ -6443,7 +6481,32 @@
           <w:b/>
           <w:sz w:val="20"/>
         </w:rPr>
-        <w:t>Every id is checked against the registry.</w:t>
+        <w:t>Everyday wording.</w:t>
+      </w:r>
+      <w:r>
+        <w:rPr>
+          <w:sz w:val="20"/>
+        </w:rPr>
+        <w:t xml:space="preserve"> After the literal patterns, a scored matcher reads casual, misspelt or worried wording in both languages ("can my company survive this month?", </w:t>
+      </w:r>
+      <w:r>
+        <w:rPr>
+          <w:sz w:val="20"/>
+        </w:rPr>
+        <w:t>我们撑得过这个季度吗</w:t>
+      </w:r>
+      <w:r>
+        <w:rPr>
+          <w:sz w:val="20"/>
+        </w:rPr>
+        <w:t xml:space="preserve">) and </w:t>
+      </w:r>
+      <w:r>
+        <w:rPr>
+          <w:sz w:val="20"/>
+        </w:rPr>
+        <w:lastRenderedPageBreak/>
+        <w:t>answers only when one question clearly wins. A horizon longer than the 120-day forecast is answered on the forecast and says so. A question about the business that no rule reads still goes to the books, never to a flat refusal.</w:t>
       </w:r>
     </w:p>
     <w:p>
@@ -6460,13 +6523,71 @@
           <w:b/>
           <w:sz w:val="20"/>
         </w:rPr>
-        <w:t>An unmatched request gets the nearest capability</w:t>
-      </w:r>
-      <w:r>
-        <w:rPr>
-          <w:sz w:val="20"/>
-        </w:rPr>
-        <w:t>, not a flat refusal.</w:t>
+        <w:t>The question router (ADR-0015).</w:t>
+      </w:r>
+      <w:r>
+        <w:rPr>
+          <w:sz w:val="20"/>
+        </w:rPr>
+        <w:t xml:space="preserve"> When the deterministic answers and the topic reads both miss, a model may choose up to three of 40 read-only tools and fill their typed slots; code answers. It sees only the redacted question, fenced as data, and the tool menu, never the books. Its output is validated strictly: a canary check, exact JSON with no extra or duplicate keys, known tools, every slot checked against its schema twice. One bad call rejects the whole response, and a rejection, timeout, provider error or cache miss falls back to the </w:t>
+      </w:r>
+      <w:r>
+        <w:rPr>
+          <w:sz w:val="20"/>
+        </w:rPr>
+        <w:t xml:space="preserve">honest "I cannot answer that yet" with the nearest read. For a terms question, code reads the day count from the owner's own words, whatever number the model copied into the slot. It runs for the owner only, behind </w:t>
+      </w:r>
+      <w:r>
+        <w:rPr>
+          <w:rFonts w:ascii="Courier New" w:hAnsi="Courier New"/>
+          <w:sz w:val="18"/>
+        </w:rPr>
+        <w:t>FEATURE_ASK_ROUTER</w:t>
+      </w:r>
+      <w:r>
+        <w:rPr>
+          <w:sz w:val="20"/>
+        </w:rPr>
+        <w:t xml:space="preserve">, and only in live mode: the flag is on in </w:t>
+      </w:r>
+      <w:r>
+        <w:rPr>
+          <w:rFonts w:ascii="Courier New" w:hAnsi="Courier New"/>
+          <w:sz w:val="18"/>
+        </w:rPr>
+        <w:t>pnpm demo</w:t>
+      </w:r>
+      <w:r>
+        <w:rPr>
+          <w:sz w:val="20"/>
+        </w:rPr>
+        <w:t xml:space="preserve">, but no routes are recorded, so offline it changes nothing; </w:t>
+      </w:r>
+      <w:r>
+        <w:rPr>
+          <w:rFonts w:ascii="Courier New" w:hAnsi="Courier New"/>
+          <w:sz w:val="18"/>
+        </w:rPr>
+        <w:t>pnpm demo --live-llm</w:t>
+      </w:r>
+      <w:r>
+        <w:rPr>
+          <w:sz w:val="20"/>
+        </w:rPr>
+        <w:t xml:space="preserve"> runs it live (section 05). Logs keep a hash of the question, never its text. The ADR is still </w:t>
+      </w:r>
+      <w:r>
+        <w:rPr>
+          <w:i/>
+          <w:sz w:val="20"/>
+        </w:rPr>
+        <w:t>proposed</w:t>
+      </w:r>
+      <w:r>
+        <w:rPr>
+          <w:sz w:val="20"/>
+        </w:rPr>
+        <w:t xml:space="preserve"> and the Security Lead's review is pending.</w:t>
       </w:r>
     </w:p>
     <w:p>
@@ -6483,13 +6604,7 @@
           <w:b/>
           <w:sz w:val="20"/>
         </w:rPr>
-        <w:t>The model classifier is consulted only when the parser finds nothing.</w:t>
-      </w:r>
-      <w:r>
-        <w:rPr>
-          <w:sz w:val="20"/>
-        </w:rPr>
-        <w:t xml:space="preserve"> It may choose only from a closed list of intents. Approve, reject and buyer messages are not in that list.</w:t>
+        <w:t>Every id is checked against the registry.</w:t>
       </w:r>
     </w:p>
     <w:p>
@@ -6506,25 +6621,13 @@
           <w:b/>
           <w:sz w:val="20"/>
         </w:rPr>
-        <w:t>Who is asking comes from authentication, never from the text.</w:t>
-      </w:r>
-      <w:r>
-        <w:rPr>
-          <w:sz w:val="20"/>
-        </w:rPr>
-        <w:t xml:space="preserve"> A buyer's message is never parsed for intents. It is compiled and verified as an inbound offer and can execute nothing.</w:t>
-      </w:r>
-    </w:p>
-    <w:p>
-      <w:pPr>
-        <w:spacing w:after="60" w:line="259" w:lineRule="auto"/>
-      </w:pPr>
-      <w:r>
-        <w:rPr>
-          <w:b/>
-          <w:sz w:val="20"/>
-        </w:rPr>
-        <w:t>Consent: instructions that move money execute only when they are unambiguous.</w:t>
+        <w:t>An unmatched request gets the nearest capability</w:t>
+      </w:r>
+      <w:r>
+        <w:rPr>
+          <w:sz w:val="20"/>
+        </w:rPr>
+        <w:t>, not a flat refusal.</w:t>
       </w:r>
     </w:p>
     <w:p>
@@ -6538,9 +6641,16 @@
       </w:pPr>
       <w:r>
         <w:rPr>
-          <w:sz w:val="20"/>
-        </w:rPr>
-        <w:t>A financial instruction runs only when the whole message is one closed, affirmative command with exactly one RMB amount.</w:t>
+          <w:b/>
+          <w:sz w:val="20"/>
+        </w:rPr>
+        <w:t>The model classifier is consulted only when the parser finds nothing.</w:t>
+      </w:r>
+      <w:r>
+        <w:rPr>
+          <w:sz w:val="20"/>
+        </w:rPr>
+        <w:t xml:space="preserve"> It may choose only from a closed list of intents. Approve, reject and buyer messages are not in that list.</w:t>
       </w:r>
     </w:p>
     <w:p>
@@ -6554,9 +6664,28 @@
       </w:pPr>
       <w:r>
         <w:rPr>
-          <w:sz w:val="20"/>
-        </w:rPr>
-        <w:t>These execute nothing, in English and Chinese: a negation, a question, a condition, a future time, a foreign currency, an unreadable amount, an extra request, or quoted or pasted text.</w:t>
+          <w:b/>
+          <w:sz w:val="20"/>
+        </w:rPr>
+        <w:t>Who is asking comes from authentication, never from the text.</w:t>
+      </w:r>
+      <w:r>
+        <w:rPr>
+          <w:sz w:val="20"/>
+        </w:rPr>
+        <w:t xml:space="preserve"> A buyer's message is never parsed for intents. It is compiled and verified as an inbound offer and can execute nothing.</w:t>
+      </w:r>
+    </w:p>
+    <w:p>
+      <w:pPr>
+        <w:spacing w:after="60" w:line="259" w:lineRule="auto"/>
+      </w:pPr>
+      <w:r>
+        <w:rPr>
+          <w:b/>
+          <w:sz w:val="20"/>
+        </w:rPr>
+        <w:t>Consent: instructions that move money execute only when they are unambiguous.</w:t>
       </w:r>
     </w:p>
     <w:p>
@@ -6572,19 +6701,7 @@
         <w:rPr>
           <w:sz w:val="20"/>
         </w:rPr>
-        <w:t>An approval runs only on an exact decision sentence naming its id.</w:t>
-      </w:r>
-    </w:p>
-    <w:p>
-      <w:pPr>
-        <w:spacing w:after="60" w:line="259" w:lineRule="auto"/>
-      </w:pPr>
-      <w:r>
-        <w:rPr>
-          <w:b/>
-          <w:sz w:val="20"/>
-        </w:rPr>
-        <w:t>Propose, then confirm.</w:t>
+        <w:t>A financial instruction runs only when the whole message is one closed, affirmative command with exactly one RMB amount.</w:t>
       </w:r>
     </w:p>
     <w:p>
@@ -6600,7 +6717,7 @@
         <w:rPr>
           <w:sz w:val="20"/>
         </w:rPr>
-        <w:t>A plan is stored with the exact typed operations shown, the quoted cost and the books it was built on.</w:t>
+        <w:t>These execute nothing, in English and Chinese: a negation, a question, a condition, a future time, a foreign currency, an unreadable amount, an extra request, or quoted or pasted text.</w:t>
       </w:r>
     </w:p>
     <w:p>
@@ -6616,7 +6733,19 @@
         <w:rPr>
           <w:sz w:val="20"/>
         </w:rPr>
-        <w:t>"Go ahead" runs exactly those operations. If the books have moved to a different or dearer plan, FLOW shows the new proposal instead.</w:t>
+        <w:t>An approval runs only on an exact decision sentence naming its id.</w:t>
+      </w:r>
+    </w:p>
+    <w:p>
+      <w:pPr>
+        <w:spacing w:after="60" w:line="259" w:lineRule="auto"/>
+      </w:pPr>
+      <w:r>
+        <w:rPr>
+          <w:b/>
+          <w:sz w:val="20"/>
+        </w:rPr>
+        <w:t>Propose, then confirm.</w:t>
       </w:r>
     </w:p>
     <w:p>
@@ -6632,19 +6761,7 @@
         <w:rPr>
           <w:sz w:val="20"/>
         </w:rPr>
-        <w:t>A new day or a changed mandate cancels the plan.</w:t>
-      </w:r>
-    </w:p>
-    <w:p>
-      <w:pPr>
-        <w:spacing w:after="60" w:line="259" w:lineRule="auto"/>
-      </w:pPr>
-      <w:r>
-        <w:rPr>
-          <w:b/>
-          <w:sz w:val="20"/>
-        </w:rPr>
-        <w:t>Planning examples.</w:t>
+        <w:t>A plan is stored with the exact typed operations shown, the quoted cost and the books it was built on.</w:t>
       </w:r>
     </w:p>
     <w:p>
@@ -6658,16 +6775,9 @@
       </w:pPr>
       <w:r>
         <w:rPr>
-          <w:b/>
-          <w:sz w:val="20"/>
-        </w:rPr>
-        <w:t>A goal.</w:t>
-      </w:r>
-      <w:r>
-        <w:rPr>
-          <w:sz w:val="20"/>
-        </w:rPr>
-        <w:t xml:space="preserve"> "Get paid early on the Foshan invoice without giving anything away next quarter" becomes an early-payment counter at 0.85% with no future concession, with invoice financing as the fallback if the buyer refuses.</w:t>
+          <w:sz w:val="20"/>
+        </w:rPr>
+        <w:t>"Go ahead" runs exactly those operations. If the books have moved to a different or dearer plan, FLOW shows the new proposal instead.</w:t>
       </w:r>
     </w:p>
     <w:p>
@@ -6681,16 +6791,21 @@
       </w:pPr>
       <w:r>
         <w:rPr>
+          <w:sz w:val="20"/>
+        </w:rPr>
+        <w:t>A new day or a changed mandate cancels the plan.</w:t>
+      </w:r>
+    </w:p>
+    <w:p>
+      <w:pPr>
+        <w:spacing w:after="60" w:line="259" w:lineRule="auto"/>
+      </w:pPr>
+      <w:r>
+        <w:rPr>
           <w:b/>
           <w:sz w:val="20"/>
         </w:rPr>
-        <w:t>Several steps.</w:t>
-      </w:r>
-      <w:r>
-        <w:rPr>
-          <w:sz w:val="20"/>
-        </w:rPr>
-        <w:t xml:space="preserve"> Draw the line, finance an invoice, repay on receipt.</w:t>
+        <w:t>Planning examples.</w:t>
       </w:r>
     </w:p>
     <w:p>
@@ -6707,13 +6822,13 @@
           <w:b/>
           <w:sz w:val="20"/>
         </w:rPr>
-        <w:t>Clarification.</w:t>
-      </w:r>
-      <w:r>
-        <w:rPr>
-          <w:sz w:val="20"/>
-        </w:rPr>
-        <w:t xml:space="preserve"> "Fund it" with two open gaps asks which one.</w:t>
+        <w:t>A goal.</w:t>
+      </w:r>
+      <w:r>
+        <w:rPr>
+          <w:sz w:val="20"/>
+        </w:rPr>
+        <w:t xml:space="preserve"> "Get paid early on the Foshan invoice without giving anything away next quarter" becomes an early-payment counter at 0.85% with no future concession, with invoice financing as the fallback if the buyer refuses.</w:t>
       </w:r>
     </w:p>
     <w:p>
@@ -6730,43 +6845,13 @@
           <w:b/>
           <w:sz w:val="20"/>
         </w:rPr>
-        <w:t>Correction.</w:t>
-      </w:r>
-      <w:r>
-        <w:rPr>
-          <w:sz w:val="20"/>
-        </w:rPr>
-        <w:t xml:space="preserve"> "Make it 0.8%" amends the plan. "1%" is refused, because it is above the 0.88% break-even.</w:t>
-      </w:r>
-    </w:p>
-    <w:p>
-      <w:pPr>
-        <w:spacing w:after="60" w:line="259" w:lineRule="auto"/>
-      </w:pPr>
-      <w:r>
-        <w:rPr>
-          <w:b/>
-          <w:sz w:val="20"/>
-        </w:rPr>
-        <w:t>Acting first.</w:t>
-      </w:r>
-      <w:r>
-        <w:rPr>
-          <w:sz w:val="20"/>
-        </w:rPr>
-        <w:t xml:space="preserve"> After time moves or money lands, FLOW names what needs the owner and proposes a cure found on the current books, priced as the executor will charge it. It then waits; the executor decides the permission tier. FLOW proposes no cure when the mandate forbids new borrowing, and no repayment while a reserve breach is open.</w:t>
-      </w:r>
-    </w:p>
-    <w:p>
-      <w:pPr>
-        <w:spacing w:after="60" w:line="259" w:lineRule="auto"/>
-      </w:pPr>
-      <w:r>
-        <w:rPr>
-          <w:b/>
-          <w:sz w:val="20"/>
-        </w:rPr>
-        <w:t>Ask FLOW, as the owner uses it.</w:t>
+        <w:t>Several steps.</w:t>
+      </w:r>
+      <w:r>
+        <w:rPr>
+          <w:sz w:val="20"/>
+        </w:rPr>
+        <w:t xml:space="preserve"> Draw the line, finance an invoice, repay on receipt.</w:t>
       </w:r>
     </w:p>
     <w:p>
@@ -6783,39 +6868,13 @@
           <w:b/>
           <w:sz w:val="20"/>
         </w:rPr>
-        <w:t>Where.</w:t>
-      </w:r>
-      <w:r>
-        <w:rPr>
-          <w:sz w:val="20"/>
-        </w:rPr>
-        <w:t xml:space="preserve"> A field in the page header, a side panel on every page, and a full page (</w:t>
-      </w:r>
-      <w:r>
-        <w:rPr>
-          <w:rFonts w:ascii="Courier New" w:hAnsi="Courier New"/>
-          <w:sz w:val="18"/>
-        </w:rPr>
-        <w:t>/ask</w:t>
-      </w:r>
-      <w:r>
-        <w:rPr>
-          <w:sz w:val="20"/>
-        </w:rPr>
-        <w:t xml:space="preserve">) for the same conversation. Each page suggests questions it can answer. </w:t>
-      </w:r>
-      <w:r>
-        <w:rPr>
-          <w:i/>
-          <w:sz w:val="20"/>
-        </w:rPr>
-        <w:t>New conversation</w:t>
-      </w:r>
-      <w:r>
-        <w:rPr>
-          <w:sz w:val="20"/>
-        </w:rPr>
-        <w:t xml:space="preserve"> clears it here and on the server, so a later "go ahead" runs nothing.</w:t>
+        <w:t>Clarification.</w:t>
+      </w:r>
+      <w:r>
+        <w:rPr>
+          <w:sz w:val="20"/>
+        </w:rPr>
+        <w:t xml:space="preserve"> "Fund it" with two open gaps asks which one.</w:t>
       </w:r>
     </w:p>
     <w:p>
@@ -6832,13 +6891,43 @@
           <w:b/>
           <w:sz w:val="20"/>
         </w:rPr>
-        <w:t>FLOW speaks first.</w:t>
-      </w:r>
-      <w:r>
-        <w:rPr>
-          <w:sz w:val="20"/>
-        </w:rPr>
-        <w:t xml:space="preserve"> When the panel or page opens on an empty conversation, FLOW names what needs the owner and its priced cure, laid out like an answer, in the owner's words and with no internal ids (the opener).</w:t>
+        <w:t>Correction.</w:t>
+      </w:r>
+      <w:r>
+        <w:rPr>
+          <w:sz w:val="20"/>
+        </w:rPr>
+        <w:t xml:space="preserve"> "Make it 0.8%" amends the plan. "1%" is refused, because it is above the 0.88% break-even.</w:t>
+      </w:r>
+    </w:p>
+    <w:p>
+      <w:pPr>
+        <w:spacing w:after="60" w:line="259" w:lineRule="auto"/>
+      </w:pPr>
+      <w:r>
+        <w:rPr>
+          <w:b/>
+          <w:sz w:val="20"/>
+        </w:rPr>
+        <w:t>Acting first.</w:t>
+      </w:r>
+      <w:r>
+        <w:rPr>
+          <w:sz w:val="20"/>
+        </w:rPr>
+        <w:t xml:space="preserve"> After time moves or money lands, FLOW names what needs the owner and proposes a cure found on the current books, priced as the executor will charge it. It then waits; the executor decides the permission tier. FLOW proposes no cure when the mandate forbids new borrowing, and no repayment while a reserve breach is open.</w:t>
+      </w:r>
+    </w:p>
+    <w:p>
+      <w:pPr>
+        <w:spacing w:after="60" w:line="259" w:lineRule="auto"/>
+      </w:pPr>
+      <w:r>
+        <w:rPr>
+          <w:b/>
+          <w:sz w:val="20"/>
+        </w:rPr>
+        <w:t>Ask FLOW, as the owner uses it.</w:t>
       </w:r>
     </w:p>
     <w:p>
@@ -6855,19 +6944,39 @@
           <w:b/>
           <w:sz w:val="20"/>
         </w:rPr>
-        <w:t>Answer cards.</w:t>
-      </w:r>
-      <w:r>
-        <w:rPr>
-          <w:sz w:val="20"/>
-        </w:rPr>
-        <w:t xml:space="preserve"> An answer from the books leads with its sentence, shows up to three key figures, the rest of the reply, how FLOW worked it out, and up to three links to the page that shows it: the cash forecast, FLOW's plan, the funding, the covenant readings, who owes what, one customer, approvals, Deals, Capex, Activity or the limits. Links only open pages; a card never approves, sends or runs anything, and only the owner's own turns carry one. Every word and link is written on the server, and a browser test clicks each</w:t>
-      </w:r>
-      <w:r>
-        <w:rPr>
-          <w:sz w:val="20"/>
-        </w:rPr>
-        <w:t xml:space="preserve"> one.</w:t>
+        <w:t>Where.</w:t>
+      </w:r>
+      <w:r>
+        <w:rPr>
+          <w:sz w:val="20"/>
+        </w:rPr>
+        <w:t xml:space="preserve"> A field in the page header, a side panel on every page, and a full page (</w:t>
+      </w:r>
+      <w:r>
+        <w:rPr>
+          <w:rFonts w:ascii="Courier New" w:hAnsi="Courier New"/>
+          <w:sz w:val="18"/>
+        </w:rPr>
+        <w:t>/ask</w:t>
+      </w:r>
+      <w:r>
+        <w:rPr>
+          <w:sz w:val="20"/>
+        </w:rPr>
+        <w:t xml:space="preserve">) for the same conversation. The full page holds the conversation in one card: the thread scrolls inside it and the composer is pinned at its foot. Each page suggests questions it can answer. </w:t>
+      </w:r>
+      <w:r>
+        <w:rPr>
+          <w:i/>
+          <w:sz w:val="20"/>
+        </w:rPr>
+        <w:t>New conversation</w:t>
+      </w:r>
+      <w:r>
+        <w:rPr>
+          <w:sz w:val="20"/>
+        </w:rPr>
+        <w:t xml:space="preserve"> clears it here and on the server, so a later "go ahead" runs nothing.</w:t>
       </w:r>
     </w:p>
     <w:p>
@@ -6884,13 +6993,14 @@
           <w:b/>
           <w:sz w:val="20"/>
         </w:rPr>
-        <w:t>Language.</w:t>
-      </w:r>
-      <w:r>
-        <w:rPr>
-          <w:sz w:val="20"/>
-        </w:rPr>
-        <w:t xml:space="preserve"> The reply follows the question: a Chinese question is answered in Chinese, an English one in English, whatever the page's language.</w:t>
+        <w:lastRenderedPageBreak/>
+        <w:t>FLOW speaks first.</w:t>
+      </w:r>
+      <w:r>
+        <w:rPr>
+          <w:sz w:val="20"/>
+        </w:rPr>
+        <w:t xml:space="preserve"> When the panel or page opens on an empty conversation, FLOW names what needs the owner and its priced cure, laid out like an answer, in the owner's words and with no internal ids (the opener).</w:t>
       </w:r>
     </w:p>
     <w:p>
@@ -6907,69 +7017,19 @@
           <w:b/>
           <w:sz w:val="20"/>
         </w:rPr>
-        <w:t>Doing, not only answering.</w:t>
-      </w:r>
-      <w:r>
-        <w:rPr>
-          <w:sz w:val="20"/>
-        </w:rPr>
-        <w:t xml:space="preserve"> A plan shows its exact operations and cost with </w:t>
-      </w:r>
-      <w:r>
-        <w:rPr>
-          <w:i/>
-          <w:sz w:val="20"/>
-        </w:rPr>
-        <w:t>Yes, run it</w:t>
-      </w:r>
-      <w:r>
-        <w:rPr>
-          <w:sz w:val="20"/>
-        </w:rPr>
-        <w:t xml:space="preserve"> and </w:t>
-      </w:r>
-      <w:r>
-        <w:rPr>
-          <w:i/>
-          <w:sz w:val="20"/>
-        </w:rPr>
-        <w:t>Cancel</w:t>
-      </w:r>
-      <w:r>
-        <w:rPr>
-          <w:sz w:val="20"/>
-        </w:rPr>
-        <w:t>. "Approve APR-000002" approves that request; a bare "approve it" binds only to the request the conversation just showed. Chat never records a fact ("add a ¥80,000 bill" is refused), and an unmatched request gets the nearest thing FLOW can do.</w:t>
-      </w:r>
-    </w:p>
-    <w:p>
-      <w:pPr>
-        <w:spacing w:after="60" w:line="259" w:lineRule="auto"/>
-      </w:pPr>
-      <w:r>
-        <w:rPr>
-          <w:b/>
-          <w:sz w:val="20"/>
-        </w:rPr>
-        <w:t>Tool use.</w:t>
-      </w:r>
-      <w:r>
-        <w:rPr>
-          <w:sz w:val="20"/>
-        </w:rPr>
-        <w:t xml:space="preserve"> Handlers call module functions (compile, evaluate, plan, negotiate) and send typed operations to the executor. Each operation carries an idempotency key built from the session, turn and step. No handler can skip the verifier or build an operation from model output.</w:t>
-      </w:r>
-    </w:p>
-    <w:p>
-      <w:pPr>
-        <w:spacing w:after="60" w:line="259" w:lineRule="auto"/>
-      </w:pPr>
-      <w:r>
-        <w:rPr>
-          <w:b/>
-          <w:sz w:val="20"/>
-        </w:rPr>
-        <w:t>State.</w:t>
+        <w:t>Answer cards.</w:t>
+      </w:r>
+      <w:r>
+        <w:rPr>
+          <w:sz w:val="20"/>
+        </w:rPr>
+        <w:t xml:space="preserve"> An answer from the books leads with its sentence, shows up to three key figures, the rest of the reply, how FLOW worked it out, and up to three links to the page that shows it: the cash forecast, FLOW's plan, the funding, the covenant readings, who owes what, one customer, approvals, Deals, Capex, Activity or the limits. Links only open pages; a card never approves, sends or runs anything, and only the owner's own turns carry one. Every word and link is written on the server, and a browser test clicks each</w:t>
+      </w:r>
+      <w:r>
+        <w:rPr>
+          <w:sz w:val="20"/>
+        </w:rPr>
+        <w:t xml:space="preserve"> one.</w:t>
       </w:r>
     </w:p>
     <w:p>
@@ -6986,13 +7046,13 @@
           <w:b/>
           <w:sz w:val="20"/>
         </w:rPr>
-        <w:t>Sessions.</w:t>
-      </w:r>
-      <w:r>
-        <w:rPr>
-          <w:sz w:val="20"/>
-        </w:rPr>
-        <w:t xml:space="preserve"> A chat session holds only typed references: the last offer and verdict, a pending plan, a pending clarification. Since SEC-21, it continues only for the caller that opened it.</w:t>
+        <w:t>Language.</w:t>
+      </w:r>
+      <w:r>
+        <w:rPr>
+          <w:sz w:val="20"/>
+        </w:rPr>
+        <w:t xml:space="preserve"> The reply follows the question: a Chinese question is answered in Chinese, an English one in English, whatever the page's language.</w:t>
       </w:r>
     </w:p>
     <w:p>
@@ -7009,13 +7069,69 @@
           <w:b/>
           <w:sz w:val="20"/>
         </w:rPr>
-        <w:t>Books.</w:t>
-      </w:r>
-      <w:r>
-        <w:rPr>
-          <w:sz w:val="20"/>
-        </w:rPr>
-        <w:t xml:space="preserve"> The store holds today's position. Commitments hold agreed changes not yet realised, and every projection runs on the two combined (ADR-0006).</w:t>
+        <w:t>Doing, not only answering.</w:t>
+      </w:r>
+      <w:r>
+        <w:rPr>
+          <w:sz w:val="20"/>
+        </w:rPr>
+        <w:t xml:space="preserve"> A plan shows its exact operations and cost with </w:t>
+      </w:r>
+      <w:r>
+        <w:rPr>
+          <w:i/>
+          <w:sz w:val="20"/>
+        </w:rPr>
+        <w:t>Yes, run it</w:t>
+      </w:r>
+      <w:r>
+        <w:rPr>
+          <w:sz w:val="20"/>
+        </w:rPr>
+        <w:t xml:space="preserve"> and </w:t>
+      </w:r>
+      <w:r>
+        <w:rPr>
+          <w:i/>
+          <w:sz w:val="20"/>
+        </w:rPr>
+        <w:t>Cancel</w:t>
+      </w:r>
+      <w:r>
+        <w:rPr>
+          <w:sz w:val="20"/>
+        </w:rPr>
+        <w:t>. "Approve APR-000002" approves that request; a bare "approve it" binds only to the request the conversation just showed. Chat never records a fact ("add a ¥80,000 bill" is refused), and an unmatched request gets the nearest thing FLOW can do.</w:t>
+      </w:r>
+    </w:p>
+    <w:p>
+      <w:pPr>
+        <w:spacing w:after="60" w:line="259" w:lineRule="auto"/>
+      </w:pPr>
+      <w:r>
+        <w:rPr>
+          <w:b/>
+          <w:sz w:val="20"/>
+        </w:rPr>
+        <w:t>Tool use.</w:t>
+      </w:r>
+      <w:r>
+        <w:rPr>
+          <w:sz w:val="20"/>
+        </w:rPr>
+        <w:t xml:space="preserve"> Handlers call module functions (compile, evaluate, plan, negotiate) and send typed operations to the executor. Each operation carries an idempotency key built from the session, turn and step. No handler can skip the verifier or build an operation from model output.</w:t>
+      </w:r>
+    </w:p>
+    <w:p>
+      <w:pPr>
+        <w:spacing w:after="60" w:line="259" w:lineRule="auto"/>
+      </w:pPr>
+      <w:r>
+        <w:rPr>
+          <w:b/>
+          <w:sz w:val="20"/>
+        </w:rPr>
+        <w:t>State.</w:t>
       </w:r>
     </w:p>
     <w:p>
@@ -7032,13 +7148,26 @@
           <w:b/>
           <w:sz w:val="20"/>
         </w:rPr>
-        <w:t>Time.</w:t>
-      </w:r>
-      <w:r>
-        <w:rPr>
-          <w:sz w:val="20"/>
-        </w:rPr>
-        <w:t xml:space="preserve"> Time is a simulated day that moves only through the clock. Each move posts scheduled flows, issues recurring invoices and expires lapsed commitments.</w:t>
+        <w:t>Sessions.</w:t>
+      </w:r>
+      <w:r>
+        <w:rPr>
+          <w:sz w:val="20"/>
+        </w:rPr>
+        <w:t xml:space="preserve"> A chat session holds only typed references: the last offer and verdict, a pending plan, a pending clarification. Since SEC-21, it continues only for the caller that opened it. When a read-only answer asks which customer, the session keeps the tool and the slots already read, such as the terms asked for (</w:t>
+      </w:r>
+      <w:r>
+        <w:rPr>
+          <w:rFonts w:ascii="Courier New" w:hAnsi="Courier New"/>
+          <w:sz w:val="18"/>
+        </w:rPr>
+        <w:t>Session.pending_ask</w:t>
+      </w:r>
+      <w:r>
+        <w:rPr>
+          <w:sz w:val="20"/>
+        </w:rPr>
+        <w:t>). The owner's next turn, if it is a short reply naming one customer, finishes the question with those slots and no second model call; any other turn drops it. A what-if clarification likewise resumes the words that raised it, not the answer ("Foshan").</w:t>
       </w:r>
     </w:p>
     <w:p>
@@ -7055,6 +7184,52 @@
           <w:b/>
           <w:sz w:val="20"/>
         </w:rPr>
+        <w:t>Books.</w:t>
+      </w:r>
+      <w:r>
+        <w:rPr>
+          <w:sz w:val="20"/>
+        </w:rPr>
+        <w:t xml:space="preserve"> The store holds today's position. Commitments hold agreed changes not yet realised, and every projection runs on the two combined (ADR-0006).</w:t>
+      </w:r>
+    </w:p>
+    <w:p>
+      <w:pPr>
+        <w:pStyle w:val="ListBullet2"/>
+        <w:tabs>
+          <w:tab w:val="left" w:pos="792"/>
+        </w:tabs>
+        <w:spacing w:after="60" w:line="259" w:lineRule="auto"/>
+        <w:ind w:left="792" w:hanging="288"/>
+      </w:pPr>
+      <w:r>
+        <w:rPr>
+          <w:b/>
+          <w:sz w:val="20"/>
+        </w:rPr>
+        <w:t>Time.</w:t>
+      </w:r>
+      <w:r>
+        <w:rPr>
+          <w:sz w:val="20"/>
+        </w:rPr>
+        <w:t xml:space="preserve"> Time is a simulated day that moves only through the clock. Each move posts scheduled flows, issues recurring invoices and expires lapsed commitments.</w:t>
+      </w:r>
+    </w:p>
+    <w:p>
+      <w:pPr>
+        <w:pStyle w:val="ListBullet2"/>
+        <w:tabs>
+          <w:tab w:val="left" w:pos="792"/>
+        </w:tabs>
+        <w:spacing w:after="60" w:line="259" w:lineRule="auto"/>
+        <w:ind w:left="792" w:hanging="288"/>
+      </w:pPr>
+      <w:r>
+        <w:rPr>
+          <w:b/>
+          <w:sz w:val="20"/>
+        </w:rPr>
         <w:t>Settlement.</w:t>
       </w:r>
     </w:p>
@@ -7243,7 +7418,14 @@
         <w:rPr>
           <w:sz w:val="20"/>
         </w:rPr>
-        <w:t xml:space="preserve"> The file comes first; the owner then picks the company from the books' list or adds a new customer from it (Tier 2). The party check looks for the chosen company in the role the document's kind needs: the buyer of a customer contract, the vendor of a purchase contract, the lender of a lender agreement. It matches by company (case, punctuation and the legal-form suffix ignored), never by a first word or part of a name. It blocks </w:t>
+        <w:t xml:space="preserve"> The file comes first; the owner then picks the company from the books' list or adds a new customer from it (Tier 2). The party check looks for the chosen company in the role the document's kind needs: the buyer of a customer contract, the vendor of a purchase contract, the lender of a lender agreement. It matches by company (case, punctuation and the legal-form suffix ignored), never by a </w:t>
+      </w:r>
+      <w:r>
+        <w:rPr>
+          <w:sz w:val="20"/>
+        </w:rPr>
+        <w:lastRenderedPageBreak/>
+        <w:t xml:space="preserve">first word or part of a name. It blocks </w:t>
       </w:r>
       <w:r>
         <w:rPr>
@@ -7590,7 +7772,7 @@
           <w:noProof/>
         </w:rPr>
         <w:drawing>
-          <wp:inline distT="0" distB="0" distL="0" distR="0" wp14:anchorId="3DBABBBD" wp14:editId="3FC1065F">
+          <wp:inline distT="0" distB="0" distL="0" distR="0" wp14:anchorId="42169A54" wp14:editId="782B6234">
             <wp:extent cx="5486400" cy="4389120"/>
             <wp:effectExtent l="0" t="0" r="0" b="0"/>
             <wp:docPr id="4" name="Picture 4"/>
@@ -10099,7 +10281,7 @@
         <w:rPr>
           <w:sz w:val="20"/>
         </w:rPr>
-        <w:t>It ranks the feasible structures by total financing charges. On the synthetic ¥600,000 machine it selects the lease (¥92,327.32 of charges). The 36-month loan is cheaper (¥53,206.14) but leaves cash ¥3,144.62 below the reserve for three days.</w:t>
+        <w:t>It ranks the feasible structures by total financing charges. On the synthetic ¥600,000 machine it selects the lease (¥92,327.32 of charges). The 36-month loan is cheaper (¥53,206.14) but leaves cash ¥3,144.62 below the reserve for three days. A figure that does not apply, such as the payment of a structure the funding menu rules out, shows a dash, and the result column says why the structure is ruled out.</w:t>
       </w:r>
     </w:p>
     <w:p>
@@ -12163,7 +12345,7 @@
           <w:noProof/>
         </w:rPr>
         <w:drawing>
-          <wp:inline distT="0" distB="0" distL="0" distR="0" wp14:anchorId="6B1E33A4" wp14:editId="00AFFF36">
+          <wp:inline distT="0" distB="0" distL="0" distR="0" wp14:anchorId="33634EFD" wp14:editId="03DA218C">
             <wp:extent cx="5663380" cy="4389120"/>
             <wp:effectExtent l="0" t="0" r="0" b="0"/>
             <wp:docPr id="5" name="Picture 5"/>
@@ -12277,7 +12459,7 @@
           <w:noProof/>
         </w:rPr>
         <w:drawing>
-          <wp:inline distT="0" distB="0" distL="0" distR="0" wp14:anchorId="7ADE6BFE" wp14:editId="41E1E403">
+          <wp:inline distT="0" distB="0" distL="0" distR="0" wp14:anchorId="62459EF8" wp14:editId="23F08941">
             <wp:extent cx="5320145" cy="4389120"/>
             <wp:effectExtent l="0" t="0" r="0" b="0"/>
             <wp:docPr id="6" name="Picture 6"/>
@@ -13595,7 +13777,7 @@
           <w:noProof/>
         </w:rPr>
         <w:drawing>
-          <wp:inline distT="0" distB="0" distL="0" distR="0" wp14:anchorId="11F52C52" wp14:editId="05B2087B">
+          <wp:inline distT="0" distB="0" distL="0" distR="0" wp14:anchorId="5DCE5170" wp14:editId="4F1712D3">
             <wp:extent cx="3901440" cy="4389120"/>
             <wp:effectExtent l="0" t="0" r="0" b="0"/>
             <wp:docPr id="7" name="Picture 7"/>
@@ -15109,7 +15291,7 @@
           <w:noProof/>
         </w:rPr>
         <w:drawing>
-          <wp:inline distT="0" distB="0" distL="0" distR="0" wp14:anchorId="19FBFD20" wp14:editId="732A6F11">
+          <wp:inline distT="0" distB="0" distL="0" distR="0" wp14:anchorId="4339FA06" wp14:editId="22399C10">
             <wp:extent cx="5669280" cy="3897630"/>
             <wp:effectExtent l="0" t="0" r="0" b="0"/>
             <wp:docPr id="8" name="Picture 8"/>
@@ -15942,7 +16124,95 @@
         <w:rPr>
           <w:sz w:val="20"/>
         </w:rPr>
-        <w:t>is on too, but the router acts only in live mode.</w:t>
+        <w:t xml:space="preserve">is on too, but the router acts only in live mode. </w:t>
+      </w:r>
+      <w:r>
+        <w:rPr>
+          <w:rFonts w:ascii="Courier New" w:hAnsi="Courier New"/>
+          <w:sz w:val="18"/>
+        </w:rPr>
+        <w:t>pnpm demo</w:t>
+      </w:r>
+      <w:r>
+        <w:rPr>
+          <w:sz w:val="20"/>
+        </w:rPr>
+        <w:t xml:space="preserve"> stays offline, on the cached model outputs.</w:t>
+      </w:r>
+    </w:p>
+    <w:p>
+      <w:pPr>
+        <w:pStyle w:val="ListBullet2"/>
+        <w:tabs>
+          <w:tab w:val="left" w:pos="792"/>
+        </w:tabs>
+        <w:spacing w:after="60" w:line="259" w:lineRule="auto"/>
+        <w:ind w:left="792" w:hanging="288"/>
+      </w:pPr>
+      <w:r>
+        <w:rPr>
+          <w:rFonts w:ascii="Courier New" w:hAnsi="Courier New"/>
+          <w:sz w:val="18"/>
+        </w:rPr>
+        <w:t>pnpm demo --live-llm</w:t>
+      </w:r>
+      <w:r>
+        <w:rPr>
+          <w:sz w:val="20"/>
+        </w:rPr>
+        <w:t xml:space="preserve"> calls the model provider live for one run instead of the cached outputs: Ask FLOW's router answers the questions the built-in answers miss, and new documents and buyer messages are read by the model. It uses the owner's own key from the shell (</w:t>
+      </w:r>
+      <w:r>
+        <w:rPr>
+          <w:rFonts w:ascii="Courier New" w:hAnsi="Courier New"/>
+          <w:sz w:val="18"/>
+        </w:rPr>
+        <w:t>DEEPSEEK_API_KEY</w:t>
+      </w:r>
+      <w:r>
+        <w:rPr>
+          <w:sz w:val="20"/>
+        </w:rPr>
+        <w:t xml:space="preserve">, else </w:t>
+      </w:r>
+      <w:r>
+        <w:rPr>
+          <w:rFonts w:ascii="Courier New" w:hAnsi="Courier New"/>
+          <w:sz w:val="18"/>
+        </w:rPr>
+        <w:t>ANTHROPIC_API_KEY</w:t>
+      </w:r>
+      <w:r>
+        <w:rPr>
+          <w:sz w:val="20"/>
+        </w:rPr>
+        <w:t xml:space="preserve">), never </w:t>
+      </w:r>
+      <w:r>
+        <w:rPr>
+          <w:rFonts w:ascii="Courier New" w:hAnsi="Courier New"/>
+          <w:sz w:val="18"/>
+        </w:rPr>
+        <w:t>.env</w:t>
+      </w:r>
+      <w:r>
+        <w:rPr>
+          <w:sz w:val="20"/>
+        </w:rPr>
+        <w:t xml:space="preserve">, and does not start without one. Each call is paid, and text is redacted before it leaves. It does not combine with </w:t>
+      </w:r>
+      <w:r>
+        <w:rPr>
+          <w:rFonts w:ascii="Courier New" w:hAnsi="Courier New"/>
+          <w:sz w:val="18"/>
+        </w:rPr>
+        <w:t>--mock</w:t>
+      </w:r>
+      <w:r>
+        <w:rPr>
+          <w:sz w:val="20"/>
+        </w:rPr>
+        <w:t>.</w:t>
       </w:r>
     </w:p>
     <w:p>
@@ -18568,7 +18838,7 @@
           <w:noProof/>
         </w:rPr>
         <w:drawing>
-          <wp:inline distT="0" distB="0" distL="0" distR="0" wp14:anchorId="3DF3D317" wp14:editId="4DF5F332">
+          <wp:inline distT="0" distB="0" distL="0" distR="0" wp14:anchorId="1724CA29" wp14:editId="796C5125">
             <wp:extent cx="3260704" cy="4389119"/>
             <wp:effectExtent l="0" t="0" r="0" b="0"/>
             <wp:docPr id="9" name="Picture 9"/>
@@ -18685,7 +18955,20 @@
         <w:rPr>
           <w:sz w:val="20"/>
         </w:rPr>
-        <w:t xml:space="preserve"> The demo replays recorded model readings. A new document gets the rules reading unless live mode is on.</w:t>
+        <w:t xml:space="preserve"> The demo replays recorded model readings. A new document gets the rules reading unless live mode is on (</w:t>
+      </w:r>
+      <w:r>
+        <w:rPr>
+          <w:rFonts w:ascii="Courier New" w:hAnsi="Courier New"/>
+          <w:sz w:val="18"/>
+        </w:rPr>
+        <w:t>pnpm demo --live-llm</w:t>
+      </w:r>
+      <w:r>
+        <w:rPr>
+          <w:sz w:val="20"/>
+        </w:rPr>
+        <w:t>).</w:t>
       </w:r>
     </w:p>
     <w:p>
@@ -22518,7 +22801,7 @@
           <w:noProof/>
         </w:rPr>
         <w:drawing>
-          <wp:inline distT="0" distB="0" distL="0" distR="0" wp14:anchorId="6F7F96D5" wp14:editId="0CCA6923">
+          <wp:inline distT="0" distB="0" distL="0" distR="0" wp14:anchorId="4B71F8DE" wp14:editId="6E65435F">
             <wp:extent cx="5669280" cy="2872047"/>
             <wp:effectExtent l="0" t="0" r="0" b="0"/>
             <wp:docPr id="10" name="Picture 10"/>
@@ -22776,7 +23059,7 @@
           <w:noProof/>
         </w:rPr>
         <w:drawing>
-          <wp:inline distT="0" distB="0" distL="0" distR="0" wp14:anchorId="4C300BA7" wp14:editId="6A3BD863">
+          <wp:inline distT="0" distB="0" distL="0" distR="0" wp14:anchorId="3DD694D7" wp14:editId="6C18C35C">
             <wp:extent cx="5669280" cy="3705875"/>
             <wp:effectExtent l="0" t="0" r="0" b="0"/>
             <wp:docPr id="11" name="Picture 11"/>
@@ -23278,7 +23561,7 @@
           <w:noProof/>
         </w:rPr>
         <w:drawing>
-          <wp:inline distT="0" distB="0" distL="0" distR="0" wp14:anchorId="14E93C30" wp14:editId="52B6B855">
+          <wp:inline distT="0" distB="0" distL="0" distR="0" wp14:anchorId="0D0B96AA" wp14:editId="109F9D26">
             <wp:extent cx="5669280" cy="2311044"/>
             <wp:effectExtent l="0" t="0" r="0" b="0"/>
             <wp:docPr id="12" name="Picture 12"/>
@@ -23363,7 +23646,7 @@
         <w:rPr>
           <w:sz w:val="20"/>
         </w:rPr>
-        <w:t xml:space="preserve">). </w:t>
+        <w:t xml:space="preserve">), which holds the conversation in one card. </w:t>
       </w:r>
       <w:r>
         <w:rPr>
@@ -23401,7 +23684,49 @@
         <w:rPr>
           <w:sz w:val="20"/>
         </w:rPr>
-        <w:t xml:space="preserve"> runs exactly those, and a correction such as "make it 0.8%" amends a pending counter. A queued request is approved by "approve APR-000001", or by "approve it" right after it was shown. "Sign a personal guarantee" is refused for everyone, asked as a question too, and "add a ¥80,000 bill to the forecast" is refused because chat never records facts. </w:t>
+        <w:t xml:space="preserve"> runs exactly those, and a correction such as "make it 0.8%" amends a pending counter. "Can I pay everyone?" adds the ¥505,000 due in the next 30 days and answers no: cash falls below the reserve from day 12 and below zero from day 20. It offers FLOW's ¥3,113.93 plan, and "go ahead" runs it like the fund-the-gap plan. </w:t>
+      </w:r>
+      <w:r>
+        <w:rPr>
+          <w:sz w:val="20"/>
+        </w:rPr>
+        <w:t>账期从</w:t>
+      </w:r>
+      <w:r>
+        <w:rPr>
+          <w:sz w:val="20"/>
+        </w:rPr>
+        <w:t>45</w:t>
+      </w:r>
+      <w:r>
+        <w:rPr>
+          <w:sz w:val="20"/>
+        </w:rPr>
+        <w:t>天改成</w:t>
+      </w:r>
+      <w:r>
+        <w:rPr>
+          <w:sz w:val="20"/>
+        </w:rPr>
+        <w:t>60</w:t>
+      </w:r>
+      <w:r>
+        <w:rPr>
+          <w:sz w:val="20"/>
+        </w:rPr>
+        <w:t>天，我该接受吗？</w:t>
+      </w:r>
+      <w:r>
+        <w:rPr>
+          <w:sz w:val="20"/>
+        </w:rPr>
+        <w:t xml:space="preserve"> prices the 60 days asked for, not the 45 they replace: ¥24,326.92 of forward concessions for Foshan, above the ¥5,000 limit, so FLOW would counter. When the books do not poi</w:t>
+      </w:r>
+      <w:r>
+        <w:rPr>
+          <w:sz w:val="20"/>
+        </w:rPr>
+        <w:t xml:space="preserve">nt at one customer, FLOW asks which one, and the reply "Foshan" answers with the same terms. A queued request is approved by "approve APR-000001", or by "approve it" right after it was shown. "Sign a personal guarantee" is refused for everyone, asked as a question too, and "add a ¥80,000 bill to the forecast" is refused because chat never records facts. </w:t>
       </w:r>
       <w:r>
         <w:rPr>
@@ -23496,7 +23821,7 @@
           <w:noProof/>
         </w:rPr>
         <w:drawing>
-          <wp:inline distT="0" distB="0" distL="0" distR="0" wp14:anchorId="46CA65E0" wp14:editId="5DB329C6">
+          <wp:inline distT="0" distB="0" distL="0" distR="0" wp14:anchorId="565C86C8" wp14:editId="36AB878A">
             <wp:extent cx="5669280" cy="3794760"/>
             <wp:effectExtent l="0" t="0" r="0" b="0"/>
             <wp:docPr id="13" name="Picture 13"/>
@@ -24233,31 +24558,31 @@
       </w:rPr>
     </w:lvl>
   </w:abstractNum>
-  <w:num w:numId="1" w16cid:durableId="2015838151">
+  <w:num w:numId="1" w16cid:durableId="693770520">
     <w:abstractNumId w:val="8"/>
   </w:num>
-  <w:num w:numId="2" w16cid:durableId="1096513738">
+  <w:num w:numId="2" w16cid:durableId="1593660191">
     <w:abstractNumId w:val="6"/>
   </w:num>
-  <w:num w:numId="3" w16cid:durableId="139885659">
+  <w:num w:numId="3" w16cid:durableId="1857424346">
     <w:abstractNumId w:val="5"/>
   </w:num>
-  <w:num w:numId="4" w16cid:durableId="1760639663">
+  <w:num w:numId="4" w16cid:durableId="43876037">
     <w:abstractNumId w:val="4"/>
   </w:num>
-  <w:num w:numId="5" w16cid:durableId="809176010">
+  <w:num w:numId="5" w16cid:durableId="468397521">
     <w:abstractNumId w:val="7"/>
   </w:num>
-  <w:num w:numId="6" w16cid:durableId="1329552769">
+  <w:num w:numId="6" w16cid:durableId="1574194388">
     <w:abstractNumId w:val="3"/>
   </w:num>
-  <w:num w:numId="7" w16cid:durableId="1911235896">
+  <w:num w:numId="7" w16cid:durableId="2019306830">
     <w:abstractNumId w:val="2"/>
   </w:num>
-  <w:num w:numId="8" w16cid:durableId="1028483749">
+  <w:num w:numId="8" w16cid:durableId="1188837992">
     <w:abstractNumId w:val="1"/>
   </w:num>
-  <w:num w:numId="9" w16cid:durableId="1539970237">
+  <w:num w:numId="9" w16cid:durableId="1798571709">
     <w:abstractNumId w:val="0"/>
   </w:num>
 </w:numbering>
@@ -35678,7 +36003,7 @@
     <w:uiPriority w:val="39"/>
     <w:semiHidden/>
     <w:unhideWhenUsed/>
-    <w:rsid w:val="00EB02BF"/>
+    <w:rsid w:val="00CE2EBF"/>
     <w:pPr>
       <w:spacing w:after="0"/>
     </w:pPr>
@@ -35694,7 +36019,7 @@
     <w:uiPriority w:val="39"/>
     <w:semiHidden/>
     <w:unhideWhenUsed/>
-    <w:rsid w:val="00EB02BF"/>
+    <w:rsid w:val="00CE2EBF"/>
     <w:pPr>
       <w:spacing w:after="0"/>
       <w:ind w:left="210"/>
@@ -35711,7 +36036,7 @@
     <w:uiPriority w:val="39"/>
     <w:semiHidden/>
     <w:unhideWhenUsed/>
-    <w:rsid w:val="00EB02BF"/>
+    <w:rsid w:val="00CE2EBF"/>
     <w:pPr>
       <w:spacing w:after="0"/>
       <w:ind w:left="420"/>
